--- a/docs/Bakalarska_praca_Serafin.docx
+++ b/docs/Bakalarska_praca_Serafin.docx
@@ -303,21 +303,9 @@
     <w:p>
       <w:pPr>
         <w:pStyle w:val="Obsah1"/>
-        <w:tabs>
-          <w:tab w:val="left" w:pos="480"/>
-          <w:tab w:val="right" w:leader="dot" w:pos="8493"/>
-        </w:tabs>
-        <w:rPr>
-          <w:rFonts w:asciiTheme="minorHAnsi" w:eastAsiaTheme="minorEastAsia" w:hAnsiTheme="minorHAnsi" w:cstheme="minorBidi"/>
-          <w:noProof/>
-          <w:kern w:val="2"/>
-          <w:szCs w:val="24"/>
-          <w:lang w:eastAsia="cs-CZ"/>
-          <w14:ligatures w14:val="standardContextual"/>
-        </w:rPr>
-      </w:pPr>
-      <w:r>
-        <w:fldChar w:fldCharType="begin"/>
+      </w:pPr>
+      <w:r>
+        <w:fldChar w:fldCharType="begin" w:dirty="true"/>
       </w:r>
       <w:r>
         <w:instrText xml:space="preserve"> TOC \o "2-3" \h \z \t "Nadpis 1;1;Nadpis bez čísla;1" </w:instrText>
@@ -325,806 +313,27 @@
       <w:r>
         <w:fldChar w:fldCharType="separate"/>
       </w:r>
-      <w:hyperlink w:anchor="_Toc239761725" w:history="1">
-        <w:r>
-          <w:rPr>
-            <w:rStyle w:val="Hypertextovodkaz"/>
-            <w:noProof/>
-          </w:rPr>
-          <w:t>1</w:t>
-        </w:r>
-        <w:r>
-          <w:rPr>
-            <w:rFonts w:asciiTheme="minorHAnsi" w:eastAsiaTheme="minorEastAsia" w:hAnsiTheme="minorHAnsi" w:cstheme="minorBidi"/>
-            <w:noProof/>
-            <w:kern w:val="2"/>
-            <w:szCs w:val="24"/>
-            <w:lang w:eastAsia="cs-CZ"/>
-            <w14:ligatures w14:val="standardContextual"/>
-          </w:rPr>
-          <w:tab/>
-        </w:r>
-        <w:r>
-          <w:rPr>
-            <w:rStyle w:val="Hypertextovodkaz"/>
-            <w:noProof/>
-          </w:rPr>
-          <w:t>Úvod</w:t>
-        </w:r>
-        <w:r>
-          <w:rPr>
-            <w:noProof/>
-            <w:webHidden/>
-          </w:rPr>
-          <w:tab/>
-        </w:r>
-        <w:r>
-          <w:rPr>
-            <w:noProof/>
-            <w:webHidden/>
-          </w:rPr>
-          <w:fldChar w:fldCharType="begin"/>
-        </w:r>
-        <w:r>
-          <w:rPr>
-            <w:noProof/>
-            <w:webHidden/>
-          </w:rPr>
-          <w:instrText xml:space="preserve"> PAGEREF _Toc239761725 \h </w:instrText>
-        </w:r>
-        <w:r>
-          <w:rPr>
-            <w:noProof/>
-            <w:webHidden/>
-          </w:rPr>
-        </w:r>
-        <w:r>
-          <w:rPr>
-            <w:noProof/>
-            <w:webHidden/>
-          </w:rPr>
-          <w:fldChar w:fldCharType="separate"/>
-        </w:r>
-        <w:r>
-          <w:rPr>
-            <w:noProof/>
-            <w:webHidden/>
-          </w:rPr>
-          <w:t>3</w:t>
-        </w:r>
-        <w:r>
-          <w:rPr>
-            <w:noProof/>
-            <w:webHidden/>
-          </w:rPr>
-          <w:fldChar w:fldCharType="end"/>
-        </w:r>
-      </w:hyperlink>
+      <w:r>
+        <w:t xml:space="preserve">Obsah sa vygeneruje po kliknutí pravým tlačidlom → Aktualizovať pole.</w:t>
+      </w:r>
+      <w:r>
+        <w:fldChar w:fldCharType="end"/>
+      </w:r>
     </w:p>
     <w:p>
       <w:pPr>
         <w:pStyle w:val="Obsah1"/>
-        <w:tabs>
-          <w:tab w:val="left" w:pos="480"/>
-          <w:tab w:val="right" w:leader="dot" w:pos="8493"/>
-        </w:tabs>
-        <w:rPr>
-          <w:rFonts w:asciiTheme="minorHAnsi" w:eastAsiaTheme="minorEastAsia" w:hAnsiTheme="minorHAnsi" w:cstheme="minorBidi"/>
-          <w:noProof/>
-          <w:kern w:val="2"/>
-          <w:szCs w:val="24"/>
-          <w:lang w:eastAsia="cs-CZ"/>
-          <w14:ligatures w14:val="standardContextual"/>
-        </w:rPr>
-      </w:pPr>
-      <w:hyperlink w:anchor="_Toc239761726" w:history="1">
-        <w:r>
-          <w:rPr>
-            <w:rStyle w:val="Hypertextovodkaz"/>
-            <w:noProof/>
-          </w:rPr>
-          <w:t>2</w:t>
-        </w:r>
-        <w:r>
-          <w:rPr>
-            <w:rFonts w:asciiTheme="minorHAnsi" w:eastAsiaTheme="minorEastAsia" w:hAnsiTheme="minorHAnsi" w:cstheme="minorBidi"/>
-            <w:noProof/>
-            <w:kern w:val="2"/>
-            <w:szCs w:val="24"/>
-            <w:lang w:eastAsia="cs-CZ"/>
-            <w14:ligatures w14:val="standardContextual"/>
-          </w:rPr>
-          <w:tab/>
-        </w:r>
-        <w:r>
-          <w:rPr>
-            <w:rStyle w:val="Hypertextovodkaz"/>
-            <w:noProof/>
-          </w:rPr>
-          <w:t>[Rozvedení diplomového (bakalářského) úkolu po kapitolách]</w:t>
-        </w:r>
-        <w:r>
-          <w:rPr>
-            <w:noProof/>
-            <w:webHidden/>
-          </w:rPr>
-          <w:tab/>
-        </w:r>
-        <w:r>
-          <w:rPr>
-            <w:noProof/>
-            <w:webHidden/>
-          </w:rPr>
-          <w:fldChar w:fldCharType="begin"/>
-        </w:r>
-        <w:r>
-          <w:rPr>
-            <w:noProof/>
-            <w:webHidden/>
-          </w:rPr>
-          <w:instrText xml:space="preserve"> PAGEREF _Toc239761726 \h </w:instrText>
-        </w:r>
-        <w:r>
-          <w:rPr>
-            <w:noProof/>
-            <w:webHidden/>
-          </w:rPr>
-        </w:r>
-        <w:r>
-          <w:rPr>
-            <w:noProof/>
-            <w:webHidden/>
-          </w:rPr>
-          <w:fldChar w:fldCharType="separate"/>
-        </w:r>
-        <w:r>
-          <w:rPr>
-            <w:noProof/>
-            <w:webHidden/>
-          </w:rPr>
-          <w:t>4</w:t>
-        </w:r>
-        <w:r>
-          <w:rPr>
-            <w:noProof/>
-            <w:webHidden/>
-          </w:rPr>
-          <w:fldChar w:fldCharType="end"/>
-        </w:r>
-      </w:hyperlink>
-    </w:p>
-    <w:p>
-      <w:pPr>
-        <w:pStyle w:val="Obsah2"/>
-        <w:tabs>
-          <w:tab w:val="left" w:pos="960"/>
-          <w:tab w:val="right" w:leader="dot" w:pos="8493"/>
-        </w:tabs>
-        <w:rPr>
-          <w:rFonts w:asciiTheme="minorHAnsi" w:eastAsiaTheme="minorEastAsia" w:hAnsiTheme="minorHAnsi" w:cstheme="minorBidi"/>
-          <w:noProof/>
-          <w:kern w:val="2"/>
-          <w:szCs w:val="24"/>
-          <w:lang w:eastAsia="cs-CZ"/>
-          <w14:ligatures w14:val="standardContextual"/>
-        </w:rPr>
-      </w:pPr>
-      <w:hyperlink w:anchor="_Toc239761727" w:history="1">
-        <w:r>
-          <w:rPr>
-            <w:rStyle w:val="Hypertextovodkaz"/>
-            <w:noProof/>
-          </w:rPr>
-          <w:t>2.1</w:t>
-        </w:r>
-        <w:r>
-          <w:rPr>
-            <w:rFonts w:asciiTheme="minorHAnsi" w:eastAsiaTheme="minorEastAsia" w:hAnsiTheme="minorHAnsi" w:cstheme="minorBidi"/>
-            <w:noProof/>
-            <w:kern w:val="2"/>
-            <w:szCs w:val="24"/>
-            <w:lang w:eastAsia="cs-CZ"/>
-            <w14:ligatures w14:val="standardContextual"/>
-          </w:rPr>
-          <w:tab/>
-        </w:r>
-        <w:r>
-          <w:rPr>
-            <w:rStyle w:val="Hypertextovodkaz"/>
-            <w:noProof/>
-          </w:rPr>
-          <w:t>[Podkapitola rozvedení diplomového (bakalářského) úkolu]</w:t>
-        </w:r>
-        <w:r>
-          <w:rPr>
-            <w:noProof/>
-            <w:webHidden/>
-          </w:rPr>
-          <w:tab/>
-        </w:r>
-        <w:r>
-          <w:rPr>
-            <w:noProof/>
-            <w:webHidden/>
-          </w:rPr>
-          <w:fldChar w:fldCharType="begin"/>
-        </w:r>
-        <w:r>
-          <w:rPr>
-            <w:noProof/>
-            <w:webHidden/>
-          </w:rPr>
-          <w:instrText xml:space="preserve"> PAGEREF _Toc239761727 \h </w:instrText>
-        </w:r>
-        <w:r>
-          <w:rPr>
-            <w:noProof/>
-            <w:webHidden/>
-          </w:rPr>
-        </w:r>
-        <w:r>
-          <w:rPr>
-            <w:noProof/>
-            <w:webHidden/>
-          </w:rPr>
-          <w:fldChar w:fldCharType="separate"/>
-        </w:r>
-        <w:r>
-          <w:rPr>
-            <w:noProof/>
-            <w:webHidden/>
-          </w:rPr>
-          <w:t>4</w:t>
-        </w:r>
-        <w:r>
-          <w:rPr>
-            <w:noProof/>
-            <w:webHidden/>
-          </w:rPr>
-          <w:fldChar w:fldCharType="end"/>
-        </w:r>
-      </w:hyperlink>
+      </w:pPr>
+      <w:r>
+        <w:t xml:space="preserve">Seznam příloh</w:t>
+      </w:r>
     </w:p>
     <w:p>
       <w:pPr>
         <w:pStyle w:val="Obsah1"/>
-        <w:tabs>
-          <w:tab w:val="left" w:pos="480"/>
-          <w:tab w:val="right" w:leader="dot" w:pos="8493"/>
-        </w:tabs>
-        <w:rPr>
-          <w:rFonts w:asciiTheme="minorHAnsi" w:eastAsiaTheme="minorEastAsia" w:hAnsiTheme="minorHAnsi" w:cstheme="minorBidi"/>
-          <w:noProof/>
-          <w:kern w:val="2"/>
-          <w:szCs w:val="24"/>
-          <w:lang w:eastAsia="cs-CZ"/>
-          <w14:ligatures w14:val="standardContextual"/>
-        </w:rPr>
-      </w:pPr>
-      <w:hyperlink w:anchor="_Toc239761728" w:history="1">
-        <w:r>
-          <w:rPr>
-            <w:rStyle w:val="Hypertextovodkaz"/>
-            <w:noProof/>
-          </w:rPr>
-          <w:t>3</w:t>
-        </w:r>
-        <w:r>
-          <w:rPr>
-            <w:rFonts w:asciiTheme="minorHAnsi" w:eastAsiaTheme="minorEastAsia" w:hAnsiTheme="minorHAnsi" w:cstheme="minorBidi"/>
-            <w:noProof/>
-            <w:kern w:val="2"/>
-            <w:szCs w:val="24"/>
-            <w:lang w:eastAsia="cs-CZ"/>
-            <w14:ligatures w14:val="standardContextual"/>
-          </w:rPr>
-          <w:tab/>
-        </w:r>
-        <w:r>
-          <w:rPr>
-            <w:rStyle w:val="Hypertextovodkaz"/>
-            <w:noProof/>
-          </w:rPr>
-          <w:t>Nadpis 1</w:t>
-        </w:r>
-        <w:r>
-          <w:rPr>
-            <w:noProof/>
-            <w:webHidden/>
-          </w:rPr>
-          <w:tab/>
-        </w:r>
-        <w:r>
-          <w:rPr>
-            <w:noProof/>
-            <w:webHidden/>
-          </w:rPr>
-          <w:fldChar w:fldCharType="begin"/>
-        </w:r>
-        <w:r>
-          <w:rPr>
-            <w:noProof/>
-            <w:webHidden/>
-          </w:rPr>
-          <w:instrText xml:space="preserve"> PAGEREF _Toc239761728 \h </w:instrText>
-        </w:r>
-        <w:r>
-          <w:rPr>
-            <w:noProof/>
-            <w:webHidden/>
-          </w:rPr>
-        </w:r>
-        <w:r>
-          <w:rPr>
-            <w:noProof/>
-            <w:webHidden/>
-          </w:rPr>
-          <w:fldChar w:fldCharType="separate"/>
-        </w:r>
-        <w:r>
-          <w:rPr>
-            <w:noProof/>
-            <w:webHidden/>
-          </w:rPr>
-          <w:t>5</w:t>
-        </w:r>
-        <w:r>
-          <w:rPr>
-            <w:noProof/>
-            <w:webHidden/>
-          </w:rPr>
-          <w:fldChar w:fldCharType="end"/>
-        </w:r>
-      </w:hyperlink>
-    </w:p>
-    <w:p>
-      <w:pPr>
-        <w:pStyle w:val="Obsah2"/>
-        <w:tabs>
-          <w:tab w:val="left" w:pos="960"/>
-          <w:tab w:val="right" w:leader="dot" w:pos="8493"/>
-        </w:tabs>
-        <w:rPr>
-          <w:rFonts w:asciiTheme="minorHAnsi" w:eastAsiaTheme="minorEastAsia" w:hAnsiTheme="minorHAnsi" w:cstheme="minorBidi"/>
-          <w:noProof/>
-          <w:kern w:val="2"/>
-          <w:szCs w:val="24"/>
-          <w:lang w:eastAsia="cs-CZ"/>
-          <w14:ligatures w14:val="standardContextual"/>
-        </w:rPr>
-      </w:pPr>
-      <w:hyperlink w:anchor="_Toc239761729" w:history="1">
-        <w:r>
-          <w:rPr>
-            <w:rStyle w:val="Hypertextovodkaz"/>
-            <w:noProof/>
-          </w:rPr>
-          <w:t>3.1</w:t>
-        </w:r>
-        <w:r>
-          <w:rPr>
-            <w:rFonts w:asciiTheme="minorHAnsi" w:eastAsiaTheme="minorEastAsia" w:hAnsiTheme="minorHAnsi" w:cstheme="minorBidi"/>
-            <w:noProof/>
-            <w:kern w:val="2"/>
-            <w:szCs w:val="24"/>
-            <w:lang w:eastAsia="cs-CZ"/>
-            <w14:ligatures w14:val="standardContextual"/>
-          </w:rPr>
-          <w:tab/>
-        </w:r>
-        <w:r>
-          <w:rPr>
-            <w:rStyle w:val="Hypertextovodkaz"/>
-            <w:noProof/>
-          </w:rPr>
-          <w:t>Nadpis 2</w:t>
-        </w:r>
-        <w:r>
-          <w:rPr>
-            <w:noProof/>
-            <w:webHidden/>
-          </w:rPr>
-          <w:tab/>
-        </w:r>
-        <w:r>
-          <w:rPr>
-            <w:noProof/>
-            <w:webHidden/>
-          </w:rPr>
-          <w:fldChar w:fldCharType="begin"/>
-        </w:r>
-        <w:r>
-          <w:rPr>
-            <w:noProof/>
-            <w:webHidden/>
-          </w:rPr>
-          <w:instrText xml:space="preserve"> PAGEREF _Toc239761729 \h </w:instrText>
-        </w:r>
-        <w:r>
-          <w:rPr>
-            <w:noProof/>
-            <w:webHidden/>
-          </w:rPr>
-        </w:r>
-        <w:r>
-          <w:rPr>
-            <w:noProof/>
-            <w:webHidden/>
-          </w:rPr>
-          <w:fldChar w:fldCharType="separate"/>
-        </w:r>
-        <w:r>
-          <w:rPr>
-            <w:noProof/>
-            <w:webHidden/>
-          </w:rPr>
-          <w:t>5</w:t>
-        </w:r>
-        <w:r>
-          <w:rPr>
-            <w:noProof/>
-            <w:webHidden/>
-          </w:rPr>
-          <w:fldChar w:fldCharType="end"/>
-        </w:r>
-      </w:hyperlink>
-    </w:p>
-    <w:p>
-      <w:pPr>
-        <w:pStyle w:val="Obsah3"/>
-        <w:tabs>
-          <w:tab w:val="left" w:pos="1440"/>
-          <w:tab w:val="right" w:leader="dot" w:pos="8493"/>
-        </w:tabs>
-        <w:rPr>
-          <w:rFonts w:asciiTheme="minorHAnsi" w:eastAsiaTheme="minorEastAsia" w:hAnsiTheme="minorHAnsi" w:cstheme="minorBidi"/>
-          <w:noProof/>
-          <w:kern w:val="2"/>
-          <w:szCs w:val="24"/>
-          <w:lang w:eastAsia="cs-CZ"/>
-          <w14:ligatures w14:val="standardContextual"/>
-        </w:rPr>
-      </w:pPr>
-      <w:hyperlink w:anchor="_Toc239761730" w:history="1">
-        <w:r>
-          <w:rPr>
-            <w:rStyle w:val="Hypertextovodkaz"/>
-            <w:noProof/>
-          </w:rPr>
-          <w:t>3.1.1</w:t>
-        </w:r>
-        <w:r>
-          <w:rPr>
-            <w:rFonts w:asciiTheme="minorHAnsi" w:eastAsiaTheme="minorEastAsia" w:hAnsiTheme="minorHAnsi" w:cstheme="minorBidi"/>
-            <w:noProof/>
-            <w:kern w:val="2"/>
-            <w:szCs w:val="24"/>
-            <w:lang w:eastAsia="cs-CZ"/>
-            <w14:ligatures w14:val="standardContextual"/>
-          </w:rPr>
-          <w:tab/>
-        </w:r>
-        <w:r>
-          <w:rPr>
-            <w:rStyle w:val="Hypertextovodkaz"/>
-            <w:noProof/>
-          </w:rPr>
-          <w:t>Nadpis 3</w:t>
-        </w:r>
-        <w:r>
-          <w:rPr>
-            <w:noProof/>
-            <w:webHidden/>
-          </w:rPr>
-          <w:tab/>
-        </w:r>
-        <w:r>
-          <w:rPr>
-            <w:noProof/>
-            <w:webHidden/>
-          </w:rPr>
-          <w:fldChar w:fldCharType="begin"/>
-        </w:r>
-        <w:r>
-          <w:rPr>
-            <w:noProof/>
-            <w:webHidden/>
-          </w:rPr>
-          <w:instrText xml:space="preserve"> PAGEREF _Toc239761730 \h </w:instrText>
-        </w:r>
-        <w:r>
-          <w:rPr>
-            <w:noProof/>
-            <w:webHidden/>
-          </w:rPr>
-        </w:r>
-        <w:r>
-          <w:rPr>
-            <w:noProof/>
-            <w:webHidden/>
-          </w:rPr>
-          <w:fldChar w:fldCharType="separate"/>
-        </w:r>
-        <w:r>
-          <w:rPr>
-            <w:noProof/>
-            <w:webHidden/>
-          </w:rPr>
-          <w:t>5</w:t>
-        </w:r>
-        <w:r>
-          <w:rPr>
-            <w:noProof/>
-            <w:webHidden/>
-          </w:rPr>
-          <w:fldChar w:fldCharType="end"/>
-        </w:r>
-      </w:hyperlink>
-    </w:p>
-    <w:p>
-      <w:pPr>
-        <w:pStyle w:val="Obsah1"/>
-        <w:tabs>
-          <w:tab w:val="left" w:pos="480"/>
-          <w:tab w:val="right" w:leader="dot" w:pos="8493"/>
-        </w:tabs>
-        <w:rPr>
-          <w:rFonts w:asciiTheme="minorHAnsi" w:eastAsiaTheme="minorEastAsia" w:hAnsiTheme="minorHAnsi" w:cstheme="minorBidi"/>
-          <w:noProof/>
-          <w:kern w:val="2"/>
-          <w:szCs w:val="24"/>
-          <w:lang w:eastAsia="cs-CZ"/>
-          <w14:ligatures w14:val="standardContextual"/>
-        </w:rPr>
-      </w:pPr>
-      <w:hyperlink w:anchor="_Toc239761731" w:history="1">
-        <w:r>
-          <w:rPr>
-            <w:rStyle w:val="Hypertextovodkaz"/>
-            <w:noProof/>
-          </w:rPr>
-          <w:t>4</w:t>
-        </w:r>
-        <w:r>
-          <w:rPr>
-            <w:rFonts w:asciiTheme="minorHAnsi" w:eastAsiaTheme="minorEastAsia" w:hAnsiTheme="minorHAnsi" w:cstheme="minorBidi"/>
-            <w:noProof/>
-            <w:kern w:val="2"/>
-            <w:szCs w:val="24"/>
-            <w:lang w:eastAsia="cs-CZ"/>
-            <w14:ligatures w14:val="standardContextual"/>
-          </w:rPr>
-          <w:tab/>
-        </w:r>
-        <w:r>
-          <w:rPr>
-            <w:rStyle w:val="Hypertextovodkaz"/>
-            <w:noProof/>
-          </w:rPr>
-          <w:t>Závěr</w:t>
-        </w:r>
-        <w:r>
-          <w:rPr>
-            <w:noProof/>
-            <w:webHidden/>
-          </w:rPr>
-          <w:tab/>
-        </w:r>
-        <w:r>
-          <w:rPr>
-            <w:noProof/>
-            <w:webHidden/>
-          </w:rPr>
-          <w:fldChar w:fldCharType="begin"/>
-        </w:r>
-        <w:r>
-          <w:rPr>
-            <w:noProof/>
-            <w:webHidden/>
-          </w:rPr>
-          <w:instrText xml:space="preserve"> PAGEREF _Toc239761731 \h </w:instrText>
-        </w:r>
-        <w:r>
-          <w:rPr>
-            <w:noProof/>
-            <w:webHidden/>
-          </w:rPr>
-        </w:r>
-        <w:r>
-          <w:rPr>
-            <w:noProof/>
-            <w:webHidden/>
-          </w:rPr>
-          <w:fldChar w:fldCharType="separate"/>
-        </w:r>
-        <w:r>
-          <w:rPr>
-            <w:noProof/>
-            <w:webHidden/>
-          </w:rPr>
-          <w:t>6</w:t>
-        </w:r>
-        <w:r>
-          <w:rPr>
-            <w:noProof/>
-            <w:webHidden/>
-          </w:rPr>
-          <w:fldChar w:fldCharType="end"/>
-        </w:r>
-      </w:hyperlink>
-    </w:p>
-    <w:p>
-      <w:pPr>
-        <w:pStyle w:val="Obsah1"/>
-        <w:tabs>
-          <w:tab w:val="right" w:leader="dot" w:pos="8493"/>
-        </w:tabs>
-        <w:rPr>
-          <w:rFonts w:asciiTheme="minorHAnsi" w:eastAsiaTheme="minorEastAsia" w:hAnsiTheme="minorHAnsi" w:cstheme="minorBidi"/>
-          <w:noProof/>
-          <w:kern w:val="2"/>
-          <w:szCs w:val="24"/>
-          <w:lang w:eastAsia="cs-CZ"/>
-          <w14:ligatures w14:val="standardContextual"/>
-        </w:rPr>
-      </w:pPr>
-      <w:hyperlink w:anchor="_Toc239761732" w:history="1">
-        <w:r>
-          <w:rPr>
-            <w:rStyle w:val="Hypertextovodkaz"/>
-            <w:noProof/>
-          </w:rPr>
-          <w:t>Seznam použité literatury</w:t>
-        </w:r>
-        <w:r>
-          <w:rPr>
-            <w:noProof/>
-            <w:webHidden/>
-          </w:rPr>
-          <w:tab/>
-        </w:r>
-        <w:r>
-          <w:rPr>
-            <w:noProof/>
-            <w:webHidden/>
-          </w:rPr>
-          <w:fldChar w:fldCharType="begin"/>
-        </w:r>
-        <w:r>
-          <w:rPr>
-            <w:noProof/>
-            <w:webHidden/>
-          </w:rPr>
-          <w:instrText xml:space="preserve"> PAGEREF _Toc239761732 \h </w:instrText>
-        </w:r>
-        <w:r>
-          <w:rPr>
-            <w:noProof/>
-            <w:webHidden/>
-          </w:rPr>
-        </w:r>
-        <w:r>
-          <w:rPr>
-            <w:noProof/>
-            <w:webHidden/>
-          </w:rPr>
-          <w:fldChar w:fldCharType="separate"/>
-        </w:r>
-        <w:r>
-          <w:rPr>
-            <w:noProof/>
-            <w:webHidden/>
-          </w:rPr>
-          <w:t>7</w:t>
-        </w:r>
-        <w:r>
-          <w:rPr>
-            <w:noProof/>
-            <w:webHidden/>
-          </w:rPr>
-          <w:fldChar w:fldCharType="end"/>
-        </w:r>
-      </w:hyperlink>
-    </w:p>
-    <w:p>
-      <w:pPr>
-        <w:pStyle w:val="Obsah1"/>
-        <w:tabs>
-          <w:tab w:val="right" w:leader="dot" w:pos="8493"/>
-        </w:tabs>
-        <w:rPr>
-          <w:rFonts w:asciiTheme="minorHAnsi" w:eastAsiaTheme="minorEastAsia" w:hAnsiTheme="minorHAnsi" w:cstheme="minorBidi"/>
-          <w:noProof/>
-          <w:kern w:val="2"/>
-          <w:szCs w:val="24"/>
-          <w:lang w:eastAsia="cs-CZ"/>
-          <w14:ligatures w14:val="standardContextual"/>
-        </w:rPr>
-      </w:pPr>
-      <w:hyperlink w:anchor="_Toc239761733" w:history="1">
-        <w:r>
-          <w:rPr>
-            <w:rStyle w:val="Hypertextovodkaz"/>
-            <w:noProof/>
-          </w:rPr>
-          <w:t>Seznam zkratek</w:t>
-        </w:r>
-        <w:r>
-          <w:rPr>
-            <w:noProof/>
-            <w:webHidden/>
-          </w:rPr>
-          <w:tab/>
-        </w:r>
-        <w:r>
-          <w:rPr>
-            <w:noProof/>
-            <w:webHidden/>
-          </w:rPr>
-          <w:fldChar w:fldCharType="begin"/>
-        </w:r>
-        <w:r>
-          <w:rPr>
-            <w:noProof/>
-            <w:webHidden/>
-          </w:rPr>
-          <w:instrText xml:space="preserve"> PAGEREF _Toc239761733 \h </w:instrText>
-        </w:r>
-        <w:r>
-          <w:rPr>
-            <w:noProof/>
-            <w:webHidden/>
-          </w:rPr>
-        </w:r>
-        <w:r>
-          <w:rPr>
-            <w:noProof/>
-            <w:webHidden/>
-          </w:rPr>
-          <w:fldChar w:fldCharType="separate"/>
-        </w:r>
-        <w:r>
-          <w:rPr>
-            <w:noProof/>
-            <w:webHidden/>
-          </w:rPr>
-          <w:t>9</w:t>
-        </w:r>
-        <w:r>
-          <w:rPr>
-            <w:noProof/>
-            <w:webHidden/>
-          </w:rPr>
-          <w:fldChar w:fldCharType="end"/>
-        </w:r>
-      </w:hyperlink>
-    </w:p>
-    <w:p>
-      <w:pPr>
-        <w:spacing w:after="100"/>
-        <w:rPr>
-          <w:szCs w:val="24"/>
-        </w:rPr>
-      </w:pPr>
-      <w:r>
-        <w:fldChar w:fldCharType="end"/>
-      </w:r>
-      <w:r>
-        <w:rPr>
-          <w:szCs w:val="24"/>
-        </w:rPr>
-        <w:t>Seznam příloh</w:t>
-      </w:r>
-    </w:p>
-    <w:p>
-      <w:pPr>
-        <w:spacing w:after="100"/>
-      </w:pPr>
-      <w:r>
-        <w:rPr>
-          <w:szCs w:val="24"/>
-        </w:rPr>
-        <w:t>Přílohy</w:t>
+      </w:pPr>
+      <w:r>
+        <w:t xml:space="preserve">Přílohy</w:t>
       </w:r>
     </w:p>
     <w:p>

--- a/docs/Bakalarska_praca_Serafin.docx
+++ b/docs/Bakalarska_praca_Serafin.docx
@@ -6248,7 +6248,7 @@
               <w:jc w:val="left"/>
             </w:pPr>
             <w:r>
-              <w:t xml:space="preserve">Railway (cloud)</w:t>
+              <w:t xml:space="preserve">Render (cloud)</w:t>
             </w:r>
           </w:p>
         </w:tc>
@@ -6617,17 +6617,203 @@
         <w:pStyle w:val="Zkladntext"/>
       </w:pPr>
       <w:r>
-        <w:rPr>
-          <w:b/>
-          <w:highlight w:val="yellow"/>
-        </w:rPr>
-        <w:t xml:space="preserve">[DOPLNIŤ] </w:t>
-      </w:r>
-      <w:r>
-        <w:rPr>
-          <w:highlight w:val="yellow"/>
-        </w:rPr>
-        <w:t xml:space="preserve">Napísať nanovo — nadviazať na kap. 3.1.</w:t>
+        <w:t xml:space="preserve">Systém rozlišuje tri roly, ktoré sa priraďujú používateľovi v rámci organizácie. Rola určuje, ktoré operácie môže používateľ vykonať; príslušnosť k organizácii určuje, ktoré dáta vôbec uvidí.</w:t>
+      </w:r>
+    </w:p>
+    <w:p>
+      <w:pPr>
+        <w:pStyle w:val="Titulek"/>
+      </w:pPr>
+      <w:r>
+        <w:t xml:space="preserve">Tab. 5.2 [doplniť popis tabuľky]</w:t>
+      </w:r>
+    </w:p>
+    <w:tbl>
+      <w:tblPr>
+        <w:tblW w:w="9069" w:type="dxa"/>
+        <w:tblLayout w:type="fixed"/>
+        <w:tblBorders>
+          <w:top w:val="single" w:sz="4" w:space="0" w:color="auto"/>
+          <w:left w:val="single" w:sz="4" w:space="0" w:color="auto"/>
+          <w:bottom w:val="single" w:sz="4" w:space="0" w:color="auto"/>
+          <w:right w:val="single" w:sz="4" w:space="0" w:color="auto"/>
+          <w:insideH w:val="single" w:sz="4" w:space="0" w:color="auto"/>
+          <w:insideV w:val="single" w:sz="4" w:space="0" w:color="auto"/>
+        </w:tblBorders>
+        <w:tblLook w:val="04A0" w:firstRow="1" w:lastRow="0" w:firstColumn="1" w:lastColumn="0" w:noHBand="0" w:noVBand="1"/>
+      </w:tblPr>
+      <w:tblGrid>
+        <w:gridCol w:w="1817"/>
+        <w:gridCol w:w="7252"/>
+      </w:tblGrid>
+      <w:tr>
+        <w:trPr>
+          <w:tblHeader/>
+        </w:trPr>
+        <w:tc>
+          <w:tcPr>
+            <w:tcW w:w="1817" w:type="dxa"/>
+          </w:tcPr>
+          <w:p>
+            <w:pPr>
+              <w:pStyle w:val="Zkladntext"/>
+              <w:ind w:firstLine="0" w:left="0" w:right="0"/>
+              <w:spacing w:before="20" w:after="20" w:line="240" w:lineRule="auto"/>
+              <w:jc w:val="center"/>
+            </w:pPr>
+            <w:r>
+              <w:rPr>
+                <w:b/>
+              </w:rPr>
+              <w:t xml:space="preserve">Rola</w:t>
+            </w:r>
+          </w:p>
+        </w:tc>
+        <w:tc>
+          <w:tcPr>
+            <w:tcW w:w="7252" w:type="dxa"/>
+          </w:tcPr>
+          <w:p>
+            <w:pPr>
+              <w:pStyle w:val="Zkladntext"/>
+              <w:ind w:firstLine="0" w:left="0" w:right="0"/>
+              <w:spacing w:before="20" w:after="20" w:line="240" w:lineRule="auto"/>
+              <w:jc w:val="center"/>
+            </w:pPr>
+            <w:r>
+              <w:rPr>
+                <w:b/>
+              </w:rPr>
+              <w:t xml:space="preserve">Oprávnenia</w:t>
+            </w:r>
+          </w:p>
+        </w:tc>
+      </w:tr>
+      <w:tr>
+        <w:tc>
+          <w:tcPr>
+            <w:tcW w:w="1817" w:type="dxa"/>
+          </w:tcPr>
+          <w:p>
+            <w:pPr>
+              <w:pStyle w:val="Zkladntext"/>
+              <w:ind w:firstLine="0" w:left="0" w:right="0"/>
+              <w:spacing w:before="20" w:after="20" w:line="240" w:lineRule="auto"/>
+              <w:jc w:val="center"/>
+            </w:pPr>
+            <w:r>
+              <w:t xml:space="preserve">admin</w:t>
+            </w:r>
+          </w:p>
+        </w:tc>
+        <w:tc>
+          <w:tcPr>
+            <w:tcW w:w="7252" w:type="dxa"/>
+          </w:tcPr>
+          <w:p>
+            <w:pPr>
+              <w:pStyle w:val="Zkladntext"/>
+              <w:ind w:firstLine="0" w:left="0" w:right="0"/>
+              <w:spacing w:before="20" w:after="20" w:line="240" w:lineRule="auto"/>
+              <w:jc w:val="left"/>
+            </w:pPr>
+            <w:r>
+              <w:t xml:space="preserve">Správa organizácie a používateľov, pozvánky, plný prístup ku všetkým projektom organizácie</w:t>
+            </w:r>
+          </w:p>
+        </w:tc>
+      </w:tr>
+      <w:tr>
+        <w:tc>
+          <w:tcPr>
+            <w:tcW w:w="1817" w:type="dxa"/>
+          </w:tcPr>
+          <w:p>
+            <w:pPr>
+              <w:pStyle w:val="Zkladntext"/>
+              <w:ind w:firstLine="0" w:left="0" w:right="0"/>
+              <w:spacing w:before="20" w:after="20" w:line="240" w:lineRule="auto"/>
+              <w:jc w:val="center"/>
+            </w:pPr>
+            <w:r>
+              <w:t xml:space="preserve">manager</w:t>
+            </w:r>
+          </w:p>
+        </w:tc>
+        <w:tc>
+          <w:tcPr>
+            <w:tcW w:w="7252" w:type="dxa"/>
+          </w:tcPr>
+          <w:p>
+            <w:pPr>
+              <w:pStyle w:val="Zkladntext"/>
+              <w:ind w:firstLine="0" w:left="0" w:right="0"/>
+              <w:spacing w:before="20" w:after="20" w:line="240" w:lineRule="auto"/>
+              <w:jc w:val="left"/>
+            </w:pPr>
+            <w:r>
+              <w:t xml:space="preserve">Zakladanie a úprava projektov a úloh, prideľovanie úloh, prepočet kritickej cesty</w:t>
+            </w:r>
+          </w:p>
+        </w:tc>
+      </w:tr>
+      <w:tr>
+        <w:tc>
+          <w:tcPr>
+            <w:tcW w:w="1817" w:type="dxa"/>
+          </w:tcPr>
+          <w:p>
+            <w:pPr>
+              <w:pStyle w:val="Zkladntext"/>
+              <w:ind w:firstLine="0" w:left="0" w:right="0"/>
+              <w:spacing w:before="20" w:after="20" w:line="240" w:lineRule="auto"/>
+              <w:jc w:val="center"/>
+            </w:pPr>
+            <w:r>
+              <w:t xml:space="preserve">employee</w:t>
+            </w:r>
+          </w:p>
+        </w:tc>
+        <w:tc>
+          <w:tcPr>
+            <w:tcW w:w="7252" w:type="dxa"/>
+          </w:tcPr>
+          <w:p>
+            <w:pPr>
+              <w:pStyle w:val="Zkladntext"/>
+              <w:ind w:firstLine="0" w:left="0" w:right="0"/>
+              <w:spacing w:before="20" w:after="20" w:line="240" w:lineRule="auto"/>
+              <w:jc w:val="left"/>
+            </w:pPr>
+            <w:r>
+              <w:t xml:space="preserve">Prístup k prideleným úlohám, zmena ich stavu, komentáre, evidencia odpracovaného času</w:t>
+            </w:r>
+          </w:p>
+        </w:tc>
+      </w:tr>
+    </w:tbl>
+    <w:p>
+      <w:pPr>
+        <w:pStyle w:val="Zkladntext"/>
+      </w:pPr>
+      <w:r>
+        <w:t xml:space="preserve"/>
+      </w:r>
+    </w:p>
+    <w:p>
+      <w:pPr>
+        <w:pStyle w:val="Zkladntext"/>
+      </w:pPr>
+      <w:r>
+        <w:t xml:space="preserve">Oprávnenia sa neoverujú v používateľskom rozhraní, ale na strane servera pri každej požiadavke. Skrytie tlačidla v rozhraní je len pohodlie pre používateľa, nie bezpečnostné opatrenie.</w:t>
+      </w:r>
+    </w:p>
+    <w:p>
+      <w:pPr>
+        <w:pStyle w:val="Zkladntext"/>
+      </w:pPr>
+      <w:r>
+        <w:t xml:space="preserve">Nad rolami stojí izolácia podľa organizácie. Každý projekt, klient aj používateľ patrí práve jednej organizácii a prístup k cudzím dátam je odmietnutý ešte pred kontrolou roly — používateľ sa o existencii cudzieho projektu nedozvie, pretože dostane odpoveď „nenájdené“, nie „zakázané“.</w:t>
       </w:r>
     </w:p>
     <w:p>
@@ -8687,6 +8873,632 @@
         <w:pStyle w:val="Zkladntext"/>
       </w:pPr>
       <w:r>
+        <w:t xml:space="preserve">Aplikačná logika je sprístupnená ako REST rozhranie postavené na rámci FastAPI. Rozhranie je rozdelené do routerov podľa domény — autentifikácia, projekty, úlohy, tím, komentáre, notifikácie, kalendár, prílohy, klienti, organizácia a export. Dokumentácia rozhrania sa generuje automaticky zo signatúr a dátových modelov a je dostupná na ceste /docs.</w:t>
+      </w:r>
+    </w:p>
+    <w:p>
+      <w:pPr>
+        <w:pStyle w:val="Zkladntext"/>
+      </w:pPr>
+      <w:r>
+        <w:t xml:space="preserve">Prehľad hlavných skupín koncových bodov uvádza nasledujúca tabuľka.</w:t>
+      </w:r>
+    </w:p>
+    <w:p>
+      <w:pPr>
+        <w:pStyle w:val="Titulek"/>
+      </w:pPr>
+      <w:r>
+        <w:t xml:space="preserve">Tab. 6.5 [doplniť popis tabuľky]</w:t>
+      </w:r>
+    </w:p>
+    <w:tbl>
+      <w:tblPr>
+        <w:tblW w:w="9068" w:type="dxa"/>
+        <w:tblLayout w:type="fixed"/>
+        <w:tblBorders>
+          <w:top w:val="single" w:sz="4" w:space="0" w:color="auto"/>
+          <w:left w:val="single" w:sz="4" w:space="0" w:color="auto"/>
+          <w:bottom w:val="single" w:sz="4" w:space="0" w:color="auto"/>
+          <w:right w:val="single" w:sz="4" w:space="0" w:color="auto"/>
+          <w:insideH w:val="single" w:sz="4" w:space="0" w:color="auto"/>
+          <w:insideV w:val="single" w:sz="4" w:space="0" w:color="auto"/>
+        </w:tblBorders>
+        <w:tblLook w:val="04A0" w:firstRow="1" w:lastRow="0" w:firstColumn="1" w:lastColumn="0" w:noHBand="0" w:noVBand="1"/>
+      </w:tblPr>
+      <w:tblGrid>
+        <w:gridCol w:w="2288"/>
+        <w:gridCol w:w="4577"/>
+        <w:gridCol w:w="2203"/>
+      </w:tblGrid>
+      <w:tr>
+        <w:trPr>
+          <w:tblHeader/>
+        </w:trPr>
+        <w:tc>
+          <w:tcPr>
+            <w:tcW w:w="2288" w:type="dxa"/>
+          </w:tcPr>
+          <w:p>
+            <w:pPr>
+              <w:pStyle w:val="Zkladntext"/>
+              <w:ind w:firstLine="0" w:left="0" w:right="0"/>
+              <w:spacing w:before="20" w:after="20" w:line="240" w:lineRule="auto"/>
+              <w:jc w:val="center"/>
+            </w:pPr>
+            <w:r>
+              <w:rPr>
+                <w:b/>
+              </w:rPr>
+              <w:t xml:space="preserve">Skupina</w:t>
+            </w:r>
+          </w:p>
+        </w:tc>
+        <w:tc>
+          <w:tcPr>
+            <w:tcW w:w="4577" w:type="dxa"/>
+          </w:tcPr>
+          <w:p>
+            <w:pPr>
+              <w:pStyle w:val="Zkladntext"/>
+              <w:ind w:firstLine="0" w:left="0" w:right="0"/>
+              <w:spacing w:before="20" w:after="20" w:line="240" w:lineRule="auto"/>
+              <w:jc w:val="center"/>
+            </w:pPr>
+            <w:r>
+              <w:rPr>
+                <w:b/>
+              </w:rPr>
+              <w:t xml:space="preserve">Príklad koncového bodu</w:t>
+            </w:r>
+          </w:p>
+        </w:tc>
+        <w:tc>
+          <w:tcPr>
+            <w:tcW w:w="2203" w:type="dxa"/>
+          </w:tcPr>
+          <w:p>
+            <w:pPr>
+              <w:pStyle w:val="Zkladntext"/>
+              <w:ind w:firstLine="0" w:left="0" w:right="0"/>
+              <w:spacing w:before="20" w:after="20" w:line="240" w:lineRule="auto"/>
+              <w:jc w:val="center"/>
+            </w:pPr>
+            <w:r>
+              <w:rPr>
+                <w:b/>
+              </w:rPr>
+              <w:t xml:space="preserve">Účel</w:t>
+            </w:r>
+          </w:p>
+        </w:tc>
+      </w:tr>
+      <w:tr>
+        <w:tc>
+          <w:tcPr>
+            <w:tcW w:w="2288" w:type="dxa"/>
+          </w:tcPr>
+          <w:p>
+            <w:pPr>
+              <w:pStyle w:val="Zkladntext"/>
+              <w:ind w:firstLine="0" w:left="0" w:right="0"/>
+              <w:spacing w:before="20" w:after="20" w:line="240" w:lineRule="auto"/>
+              <w:jc w:val="left"/>
+            </w:pPr>
+            <w:r>
+              <w:t xml:space="preserve">Autentifikácia</w:t>
+            </w:r>
+          </w:p>
+        </w:tc>
+        <w:tc>
+          <w:tcPr>
+            <w:tcW w:w="4577" w:type="dxa"/>
+          </w:tcPr>
+          <w:p>
+            <w:pPr>
+              <w:pStyle w:val="Zkladntext"/>
+              <w:ind w:firstLine="0" w:left="0" w:right="0"/>
+              <w:spacing w:before="20" w:after="20" w:line="240" w:lineRule="auto"/>
+              <w:jc w:val="left"/>
+            </w:pPr>
+            <w:r>
+              <w:t xml:space="preserve">POST /auth/login</w:t>
+            </w:r>
+          </w:p>
+        </w:tc>
+        <w:tc>
+          <w:tcPr>
+            <w:tcW w:w="2203" w:type="dxa"/>
+          </w:tcPr>
+          <w:p>
+            <w:pPr>
+              <w:pStyle w:val="Zkladntext"/>
+              <w:ind w:firstLine="0" w:left="0" w:right="0"/>
+              <w:spacing w:before="20" w:after="20" w:line="240" w:lineRule="auto"/>
+              <w:jc w:val="left"/>
+            </w:pPr>
+            <w:r>
+              <w:t xml:space="preserve">Prihlásenie a vydanie tokenu</w:t>
+            </w:r>
+          </w:p>
+        </w:tc>
+      </w:tr>
+      <w:tr>
+        <w:tc>
+          <w:tcPr>
+            <w:tcW w:w="2288" w:type="dxa"/>
+          </w:tcPr>
+          <w:p>
+            <w:pPr>
+              <w:pStyle w:val="Zkladntext"/>
+              <w:ind w:firstLine="0" w:left="0" w:right="0"/>
+              <w:spacing w:before="20" w:after="20" w:line="240" w:lineRule="auto"/>
+              <w:jc w:val="center"/>
+            </w:pPr>
+            <w:r>
+              <w:t xml:space="preserve">Projekty</w:t>
+            </w:r>
+          </w:p>
+        </w:tc>
+        <w:tc>
+          <w:tcPr>
+            <w:tcW w:w="4577" w:type="dxa"/>
+          </w:tcPr>
+          <w:p>
+            <w:pPr>
+              <w:pStyle w:val="Zkladntext"/>
+              <w:ind w:firstLine="0" w:left="0" w:right="0"/>
+              <w:spacing w:before="20" w:after="20" w:line="240" w:lineRule="auto"/>
+              <w:jc w:val="left"/>
+            </w:pPr>
+            <w:r>
+              <w:t xml:space="preserve">GET /projects/</w:t>
+            </w:r>
+          </w:p>
+        </w:tc>
+        <w:tc>
+          <w:tcPr>
+            <w:tcW w:w="2203" w:type="dxa"/>
+          </w:tcPr>
+          <w:p>
+            <w:pPr>
+              <w:pStyle w:val="Zkladntext"/>
+              <w:ind w:firstLine="0" w:left="0" w:right="0"/>
+              <w:spacing w:before="20" w:after="20" w:line="240" w:lineRule="auto"/>
+              <w:jc w:val="left"/>
+            </w:pPr>
+            <w:r>
+              <w:t xml:space="preserve">Zoznam projektov organizácie</w:t>
+            </w:r>
+          </w:p>
+        </w:tc>
+      </w:tr>
+      <w:tr>
+        <w:tc>
+          <w:tcPr>
+            <w:tcW w:w="2288" w:type="dxa"/>
+          </w:tcPr>
+          <w:p>
+            <w:pPr>
+              <w:pStyle w:val="Zkladntext"/>
+              <w:ind w:firstLine="0" w:left="0" w:right="0"/>
+              <w:spacing w:before="20" w:after="20" w:line="240" w:lineRule="auto"/>
+              <w:jc w:val="center"/>
+            </w:pPr>
+            <w:r>
+              <w:t xml:space="preserve">Úlohy</w:t>
+            </w:r>
+          </w:p>
+        </w:tc>
+        <w:tc>
+          <w:tcPr>
+            <w:tcW w:w="4577" w:type="dxa"/>
+          </w:tcPr>
+          <w:p>
+            <w:pPr>
+              <w:pStyle w:val="Zkladntext"/>
+              <w:ind w:firstLine="0" w:left="0" w:right="0"/>
+              <w:spacing w:before="20" w:after="20" w:line="240" w:lineRule="auto"/>
+              <w:jc w:val="left"/>
+            </w:pPr>
+            <w:r>
+              <w:t xml:space="preserve">PATCH /tasks/{id}</w:t>
+            </w:r>
+          </w:p>
+        </w:tc>
+        <w:tc>
+          <w:tcPr>
+            <w:tcW w:w="2203" w:type="dxa"/>
+          </w:tcPr>
+          <w:p>
+            <w:pPr>
+              <w:pStyle w:val="Zkladntext"/>
+              <w:ind w:firstLine="0" w:left="0" w:right="0"/>
+              <w:spacing w:before="20" w:after="20" w:line="240" w:lineRule="auto"/>
+              <w:jc w:val="left"/>
+            </w:pPr>
+            <w:r>
+              <w:t xml:space="preserve">Úprava úlohy vrátane trvania a závislostí</w:t>
+            </w:r>
+          </w:p>
+        </w:tc>
+      </w:tr>
+      <w:tr>
+        <w:tc>
+          <w:tcPr>
+            <w:tcW w:w="2288" w:type="dxa"/>
+          </w:tcPr>
+          <w:p>
+            <w:pPr>
+              <w:pStyle w:val="Zkladntext"/>
+              <w:ind w:firstLine="0" w:left="0" w:right="0"/>
+              <w:spacing w:before="20" w:after="20" w:line="240" w:lineRule="auto"/>
+              <w:jc w:val="left"/>
+            </w:pPr>
+            <w:r>
+              <w:t xml:space="preserve">Kritická cesta</w:t>
+            </w:r>
+          </w:p>
+        </w:tc>
+        <w:tc>
+          <w:tcPr>
+            <w:tcW w:w="4577" w:type="dxa"/>
+          </w:tcPr>
+          <w:p>
+            <w:pPr>
+              <w:pStyle w:val="Zkladntext"/>
+              <w:ind w:firstLine="0" w:left="0" w:right="0"/>
+              <w:spacing w:before="20" w:after="20" w:line="240" w:lineRule="auto"/>
+              <w:jc w:val="left"/>
+            </w:pPr>
+            <w:r>
+              <w:t xml:space="preserve">POST /projects/{id}/recalculate-cpm</w:t>
+            </w:r>
+          </w:p>
+        </w:tc>
+        <w:tc>
+          <w:tcPr>
+            <w:tcW w:w="2203" w:type="dxa"/>
+          </w:tcPr>
+          <w:p>
+            <w:pPr>
+              <w:pStyle w:val="Zkladntext"/>
+              <w:ind w:firstLine="0" w:left="0" w:right="0"/>
+              <w:spacing w:before="20" w:after="20" w:line="240" w:lineRule="auto"/>
+              <w:jc w:val="left"/>
+            </w:pPr>
+            <w:r>
+              <w:t xml:space="preserve">Vynútený prepočet CPM</w:t>
+            </w:r>
+          </w:p>
+        </w:tc>
+      </w:tr>
+      <w:tr>
+        <w:tc>
+          <w:tcPr>
+            <w:tcW w:w="2288" w:type="dxa"/>
+          </w:tcPr>
+          <w:p>
+            <w:pPr>
+              <w:pStyle w:val="Zkladntext"/>
+              <w:ind w:firstLine="0" w:left="0" w:right="0"/>
+              <w:spacing w:before="20" w:after="20" w:line="240" w:lineRule="auto"/>
+              <w:jc w:val="center"/>
+            </w:pPr>
+            <w:r>
+              <w:t xml:space="preserve">Zdroje</w:t>
+            </w:r>
+          </w:p>
+        </w:tc>
+        <w:tc>
+          <w:tcPr>
+            <w:tcW w:w="4577" w:type="dxa"/>
+          </w:tcPr>
+          <w:p>
+            <w:pPr>
+              <w:pStyle w:val="Zkladntext"/>
+              <w:ind w:firstLine="0" w:left="0" w:right="0"/>
+              <w:spacing w:before="20" w:after="20" w:line="240" w:lineRule="auto"/>
+              <w:jc w:val="left"/>
+            </w:pPr>
+            <w:r>
+              <w:t xml:space="preserve">GET /projects/{id}/resources</w:t>
+            </w:r>
+          </w:p>
+        </w:tc>
+        <w:tc>
+          <w:tcPr>
+            <w:tcW w:w="2203" w:type="dxa"/>
+          </w:tcPr>
+          <w:p>
+            <w:pPr>
+              <w:pStyle w:val="Zkladntext"/>
+              <w:ind w:firstLine="0" w:left="0" w:right="0"/>
+              <w:spacing w:before="20" w:after="20" w:line="240" w:lineRule="auto"/>
+              <w:jc w:val="left"/>
+            </w:pPr>
+            <w:r>
+              <w:t xml:space="preserve">Vyťaženosť členov tímu v čase</w:t>
+            </w:r>
+          </w:p>
+        </w:tc>
+      </w:tr>
+      <w:tr>
+        <w:tc>
+          <w:tcPr>
+            <w:tcW w:w="2288" w:type="dxa"/>
+          </w:tcPr>
+          <w:p>
+            <w:pPr>
+              <w:pStyle w:val="Zkladntext"/>
+              <w:ind w:firstLine="0" w:left="0" w:right="0"/>
+              <w:spacing w:before="20" w:after="20" w:line="240" w:lineRule="auto"/>
+              <w:jc w:val="left"/>
+            </w:pPr>
+            <w:r>
+              <w:t xml:space="preserve">Evidencia času</w:t>
+            </w:r>
+          </w:p>
+        </w:tc>
+        <w:tc>
+          <w:tcPr>
+            <w:tcW w:w="4577" w:type="dxa"/>
+          </w:tcPr>
+          <w:p>
+            <w:pPr>
+              <w:pStyle w:val="Zkladntext"/>
+              <w:ind w:firstLine="0" w:left="0" w:right="0"/>
+              <w:spacing w:before="20" w:after="20" w:line="240" w:lineRule="auto"/>
+              <w:jc w:val="left"/>
+            </w:pPr>
+            <w:r>
+              <w:t xml:space="preserve">POST /tasks/{id}/time</w:t>
+            </w:r>
+          </w:p>
+        </w:tc>
+        <w:tc>
+          <w:tcPr>
+            <w:tcW w:w="2203" w:type="dxa"/>
+          </w:tcPr>
+          <w:p>
+            <w:pPr>
+              <w:pStyle w:val="Zkladntext"/>
+              <w:ind w:firstLine="0" w:left="0" w:right="0"/>
+              <w:spacing w:before="20" w:after="20" w:line="240" w:lineRule="auto"/>
+              <w:jc w:val="left"/>
+            </w:pPr>
+            <w:r>
+              <w:t xml:space="preserve">Záznam odpracovaných hodín</w:t>
+            </w:r>
+          </w:p>
+        </w:tc>
+      </w:tr>
+      <w:tr>
+        <w:tc>
+          <w:tcPr>
+            <w:tcW w:w="2288" w:type="dxa"/>
+          </w:tcPr>
+          <w:p>
+            <w:pPr>
+              <w:pStyle w:val="Zkladntext"/>
+              <w:ind w:firstLine="0" w:left="0" w:right="0"/>
+              <w:spacing w:before="20" w:after="20" w:line="240" w:lineRule="auto"/>
+              <w:jc w:val="center"/>
+            </w:pPr>
+            <w:r>
+              <w:t xml:space="preserve">Portfólio</w:t>
+            </w:r>
+          </w:p>
+        </w:tc>
+        <w:tc>
+          <w:tcPr>
+            <w:tcW w:w="4577" w:type="dxa"/>
+          </w:tcPr>
+          <w:p>
+            <w:pPr>
+              <w:pStyle w:val="Zkladntext"/>
+              <w:ind w:firstLine="0" w:left="0" w:right="0"/>
+              <w:spacing w:before="20" w:after="20" w:line="240" w:lineRule="auto"/>
+              <w:jc w:val="left"/>
+            </w:pPr>
+            <w:r>
+              <w:t xml:space="preserve">GET /projects/portfolio/overview</w:t>
+            </w:r>
+          </w:p>
+        </w:tc>
+        <w:tc>
+          <w:tcPr>
+            <w:tcW w:w="2203" w:type="dxa"/>
+          </w:tcPr>
+          <w:p>
+            <w:pPr>
+              <w:pStyle w:val="Zkladntext"/>
+              <w:ind w:firstLine="0" w:left="0" w:right="0"/>
+              <w:spacing w:before="20" w:after="20" w:line="240" w:lineRule="auto"/>
+              <w:jc w:val="left"/>
+            </w:pPr>
+            <w:r>
+              <w:t xml:space="preserve">Prehľad naprieč projektmi</w:t>
+            </w:r>
+          </w:p>
+        </w:tc>
+      </w:tr>
+      <w:tr>
+        <w:tc>
+          <w:tcPr>
+            <w:tcW w:w="2288" w:type="dxa"/>
+          </w:tcPr>
+          <w:p>
+            <w:pPr>
+              <w:pStyle w:val="Zkladntext"/>
+              <w:ind w:firstLine="0" w:left="0" w:right="0"/>
+              <w:spacing w:before="20" w:after="20" w:line="240" w:lineRule="auto"/>
+              <w:jc w:val="center"/>
+            </w:pPr>
+            <w:r>
+              <w:t xml:space="preserve">Export</w:t>
+            </w:r>
+          </w:p>
+        </w:tc>
+        <w:tc>
+          <w:tcPr>
+            <w:tcW w:w="4577" w:type="dxa"/>
+          </w:tcPr>
+          <w:p>
+            <w:pPr>
+              <w:pStyle w:val="Zkladntext"/>
+              <w:ind w:firstLine="0" w:left="0" w:right="0"/>
+              <w:spacing w:before="20" w:after="20" w:line="240" w:lineRule="auto"/>
+              <w:jc w:val="left"/>
+            </w:pPr>
+            <w:r>
+              <w:t xml:space="preserve">GET /projects/{id}/export/pdf</w:t>
+            </w:r>
+          </w:p>
+        </w:tc>
+        <w:tc>
+          <w:tcPr>
+            <w:tcW w:w="2203" w:type="dxa"/>
+          </w:tcPr>
+          <w:p>
+            <w:pPr>
+              <w:pStyle w:val="Zkladntext"/>
+              <w:ind w:firstLine="0" w:left="0" w:right="0"/>
+              <w:spacing w:before="20" w:after="20" w:line="240" w:lineRule="auto"/>
+              <w:jc w:val="left"/>
+            </w:pPr>
+            <w:r>
+              <w:t xml:space="preserve">Report projektu na stiahnutie</w:t>
+            </w:r>
+          </w:p>
+        </w:tc>
+      </w:tr>
+    </w:tbl>
+    <w:p>
+      <w:pPr>
+        <w:pStyle w:val="Zkladntext"/>
+      </w:pPr>
+      <w:r>
+        <w:t xml:space="preserve"/>
+      </w:r>
+    </w:p>
+    <w:p>
+      <w:pPr>
+        <w:pStyle w:val="Zkladntext"/>
+      </w:pPr>
+      <w:r>
+        <w:t xml:space="preserve">Autentifikácia je bezstavová a využíva podpísaný token JWT. Pri prihlásení sa overí heslo a vydá sa token obsahujúci identifikátor používateľa, jeho rolu a organizáciu. Token je podpísaný tajným kľúčom zo serverového prostredia; server si neudržiava žiadnu reláciu, takže rozhranie sa dá horizontálne škálovať.</w:t>
+      </w:r>
+    </w:p>
+    <w:p>
+      <w:pPr>
+        <w:pStyle w:val="Zkladntext"/>
+      </w:pPr>
+      <w:r>
+        <w:t xml:space="preserve">Každá chránená operácia si z tokenu prevezme používateľa a overí dve veci — či má na danú operáciu rolu a či požadovaný záznam patrí jeho organizácii. Obe kontroly sú vyčlenené do spoločných závislostí, takže sa nedajú omylom vynechať pri pridaní nového koncového bodu.</w:t>
+      </w:r>
+    </w:p>
+    <w:p>
+      <w:pPr>
+        <w:pStyle w:val="Nadpis2"/>
+      </w:pPr>
+      <w:r>
+        <w:t xml:space="preserve">Používateľské rozhranie</w:t>
+      </w:r>
+    </w:p>
+    <w:p>
+      <w:pPr>
+        <w:pStyle w:val="Zkladntext"/>
+      </w:pPr>
+      <w:r>
+        <w:t xml:space="preserve">Prihlasovacia obrazovka je prvým dotykom používateľa s aplikáciou. Implementuje centrovanú kartu s logom, dvomi vstupnými poľami (username, password) a primárnym tlačidlom. Prihlásenie funguje stlačením Enter z ľubovoľného poľa vďaka bindingom &lt;Return&gt;. Po úspešnom prihlásení sa zavolá on_login_success callback s 200 ms oneskorením (aby Tkinter stihol uzavrieť dialog pred otvorením hlavného okna).</w:t>
+      </w:r>
+    </w:p>
+    <w:p>
+      <w:pPr>
+        <w:pStyle w:val="Zkladntext"/>
+      </w:pPr>
+      <w:r>
+        <w:t xml:space="preserve">Dashboard zobrazuje tri gradient štatistické karty (aktívne projekty, moje úlohy, po termíne) a matplotlib donut chart so stavom úloh. Pri riešení pamäťového úniku bol implementovaný _on_destroy hook, ktorý zavolá plt.close("all") pri každom zničení widget stromčeka. Celé telo dashboardu (okrem hlavičky s pozdravom a dátumom) je zabalené v CTkScrollableFrame pre responsivitu pri menšom okne.</w:t>
+      </w:r>
+    </w:p>
+    <w:p>
+      <w:pPr>
+        <w:pStyle w:val="Zkladntext"/>
+      </w:pPr>
+      <w:r>
+        <w:t xml:space="preserve">Project Detail implementuje záložkový systém bez natívneho CTkTabview widgetu. Dôvodom je potreba jemnej vizualizácie aktívnej záložky s PRIMARY_MUTED pozadím a PRIMARY textom (namiesto plného fill efektu). Pri každom prepnutí záložky sa obsah oblasti _content zničí (destroy()) a nanovo vytvorí príslušná sekcia.</w:t>
+      </w:r>
+    </w:p>
+    <w:p>
+      <w:pPr>
+        <w:pStyle w:val="Zkladntext"/>
+      </w:pPr>
+      <w:r>
+        <w:t xml:space="preserve">TeamView zobrazuje pre každého člena tímu kartu s farebnými avatarmi (iniciálky + farba podľa roly), progress barom dokončenia, agregovanými štatistikami a expandovateľným zoznamom úloh. Expand/collapse je implementovaný cez toggle premennej a podmienečné zobrazenie vnoreného CTkFrame.</w:t>
+      </w:r>
+    </w:p>
+    <w:p>
+      <w:pPr>
+        <w:pStyle w:val="Zkladntext"/>
+      </w:pPr>
+      <w:r>
+        <w:t xml:space="preserve">Aplikácia je nakonfigurovaná ako PWA pomocou vite-plugin-pwa s Service Workerom generovaným Workboxom. Service Worker zabezpečuje:</w:t>
+      </w:r>
+    </w:p>
+    <w:p>
+      <w:pPr>
+        <w:pStyle w:val="Seznamsodrkami"/>
+      </w:pPr>
+      <w:r>
+        <w:t xml:space="preserve">Offline cache — statické assety (JS, CSS, fonty) sú cachované pri prvej návšteve</w:t>
+      </w:r>
+    </w:p>
+    <w:p>
+      <w:pPr>
+        <w:pStyle w:val="Seznamsodrkami"/>
+      </w:pPr>
+      <w:r>
+        <w:t xml:space="preserve">Runtime caching — Google Fonts cachované stratégiou StaleWhileRevalidate</w:t>
+      </w:r>
+    </w:p>
+    <w:p>
+      <w:pPr>
+        <w:pStyle w:val="Seznamsodrkami"/>
+      </w:pPr>
+      <w:r>
+        <w:t xml:space="preserve">Install prompt — banner pre pridanie aplikácie na plochu zariadenia</w:t>
+      </w:r>
+    </w:p>
+    <w:p>
+      <w:pPr>
+        <w:pStyle w:val="Seznamsodrkami"/>
+      </w:pPr>
+      <w:r>
+        <w:t xml:space="preserve">Auto-update — notifikácia o dostupnosti novej verzie s možnosťou okamžitej aktualizácie</w:t>
+      </w:r>
+    </w:p>
+    <w:p>
+      <w:pPr>
+        <w:pStyle w:val="Zkladntext"/>
+      </w:pPr>
+      <w:r>
+        <w:t xml:space="preserve">Do záložky Tasks v Project Detail bolo pridané live vyhľadávacie pole. Implementácia používa tkinter.StringVar s trace_add("write", callback), čo zabezpečuje okamžitú reakciu na každý stlačený znak bez potreby potvrdenia Enterom. Filter pracuje súčasne podľa troch kritérií: názov úlohy, meno prideleného používateľa a kategória (OR logika v rámci každého kritéria, AND medzi kritériami).</w:t>
+      </w:r>
+    </w:p>
+    <w:p>
+      <w:pPr>
+        <w:pStyle w:val="Zkladntext"/>
+      </w:pPr>
+      <w:r>
+        <w:t xml:space="preserve">Pri projektoch s viac ako 12 úlohami alebo šírkou grafu nad 18 palcov sa automaticky aktivuje scrollovateľný viewport. Implementácia obaľuje FigureCanvasTkAgg do vnoreného tk.Frame umiestneného v tk.Canvas so scrollbarmi:</w:t>
+      </w:r>
+    </w:p>
+    <w:p>
+      <w:pPr>
+        <w:pStyle w:val="Zkladntext"/>
+      </w:pPr>
+      <w:r>
         <w:rPr>
           <w:b/>
           <w:highlight w:val="yellow"/>
@@ -8697,7 +9509,7 @@
         <w:rPr>
           <w:highlight w:val="yellow"/>
         </w:rPr>
-        <w:t xml:space="preserve">Napísať nanovo — REST API, JWT, organizácie.</w:t>
+        <w:t xml:space="preserve">Výpis kódu z pôvodného textu — zvážiť zaradenie do prílohy.</w:t>
       </w:r>
     </w:p>
     <w:p>
@@ -8705,95 +9517,23 @@
         <w:pStyle w:val="Nadpis2"/>
       </w:pPr>
       <w:r>
-        <w:t xml:space="preserve">Používateľské rozhranie</w:t>
-      </w:r>
-    </w:p>
-    <w:p>
-      <w:pPr>
-        <w:pStyle w:val="Zkladntext"/>
-      </w:pPr>
-      <w:r>
-        <w:t xml:space="preserve">Prihlasovacia obrazovka je prvým dotykom používateľa s aplikáciou. Implementuje centrovanú kartu s logom, dvomi vstupnými poľami (username, password) a primárnym tlačidlom. Prihlásenie funguje stlačením Enter z ľubovoľného poľa vďaka bindingom &lt;Return&gt;. Po úspešnom prihlásení sa zavolá on_login_success callback s 200 ms oneskorením (aby Tkinter stihol uzavrieť dialog pred otvorením hlavného okna).</w:t>
-      </w:r>
-    </w:p>
-    <w:p>
-      <w:pPr>
-        <w:pStyle w:val="Zkladntext"/>
-      </w:pPr>
-      <w:r>
-        <w:t xml:space="preserve">Dashboard zobrazuje tri gradient štatistické karty (aktívne projekty, moje úlohy, po termíne) a matplotlib donut chart so stavom úloh. Pri riešení pamäťového úniku bol implementovaný _on_destroy hook, ktorý zavolá plt.close("all") pri každom zničení widget stromčeka. Celé telo dashboardu (okrem hlavičky s pozdravom a dátumom) je zabalené v CTkScrollableFrame pre responsivitu pri menšom okne.</w:t>
-      </w:r>
-    </w:p>
-    <w:p>
-      <w:pPr>
-        <w:pStyle w:val="Zkladntext"/>
-      </w:pPr>
-      <w:r>
-        <w:t xml:space="preserve">Project Detail implementuje záložkový systém bez natívneho CTkTabview widgetu. Dôvodom je potreba jemnej vizualizácie aktívnej záložky s PRIMARY_MUTED pozadím a PRIMARY textom (namiesto plného fill efektu). Pri každom prepnutí záložky sa obsah oblasti _content zničí (destroy()) a nanovo vytvorí príslušná sekcia.</w:t>
-      </w:r>
-    </w:p>
-    <w:p>
-      <w:pPr>
-        <w:pStyle w:val="Zkladntext"/>
-      </w:pPr>
-      <w:r>
-        <w:t xml:space="preserve">TeamView zobrazuje pre každého člena tímu kartu s farebnými avatarmi (iniciálky + farba podľa roly), progress barom dokončenia, agregovanými štatistikami a expandovateľným zoznamom úloh. Expand/collapse je implementovaný cez toggle premennej a podmienečné zobrazenie vnoreného CTkFrame.</w:t>
-      </w:r>
-    </w:p>
-    <w:p>
-      <w:pPr>
-        <w:pStyle w:val="Zkladntext"/>
-      </w:pPr>
-      <w:r>
-        <w:t xml:space="preserve">Aplikácia je nakonfigurovaná ako PWA pomocou vite-plugin-pwa s Service Workerom generovaným Workboxom. Service Worker zabezpečuje:</w:t>
-      </w:r>
-    </w:p>
-    <w:p>
-      <w:pPr>
-        <w:pStyle w:val="Seznamsodrkami"/>
-      </w:pPr>
-      <w:r>
-        <w:t xml:space="preserve">Offline cache — statické assety (JS, CSS, fonty) sú cachované pri prvej návšteve</w:t>
-      </w:r>
-    </w:p>
-    <w:p>
-      <w:pPr>
-        <w:pStyle w:val="Seznamsodrkami"/>
-      </w:pPr>
-      <w:r>
-        <w:t xml:space="preserve">Runtime caching — Google Fonts cachované stratégiou StaleWhileRevalidate</w:t>
-      </w:r>
-    </w:p>
-    <w:p>
-      <w:pPr>
-        <w:pStyle w:val="Seznamsodrkami"/>
-      </w:pPr>
-      <w:r>
-        <w:t xml:space="preserve">Install prompt — banner pre pridanie aplikácie na plochu zariadenia</w:t>
-      </w:r>
-    </w:p>
-    <w:p>
-      <w:pPr>
-        <w:pStyle w:val="Seznamsodrkami"/>
-      </w:pPr>
-      <w:r>
-        <w:t xml:space="preserve">Auto-update — notifikácia o dostupnosti novej verzie s možnosťou okamžitej aktualizácie</w:t>
-      </w:r>
-    </w:p>
-    <w:p>
-      <w:pPr>
-        <w:pStyle w:val="Zkladntext"/>
-      </w:pPr>
-      <w:r>
-        <w:t xml:space="preserve">Do záložky Tasks v Project Detail bolo pridané live vyhľadávacie pole. Implementácia používa tkinter.StringVar s trace_add("write", callback), čo zabezpečuje okamžitú reakciu na každý stlačený znak bez potreby potvrdenia Enterom. Filter pracuje súčasne podľa troch kritérií: názov úlohy, meno prideleného používateľa a kategória (OR logika v rámci každého kritéria, AND medzi kritériami).</w:t>
-      </w:r>
-    </w:p>
-    <w:p>
-      <w:pPr>
-        <w:pStyle w:val="Zkladntext"/>
-      </w:pPr>
-      <w:r>
-        <w:t xml:space="preserve">Pri projektoch s viac ako 12 úlohami alebo šírkou grafu nad 18 palcov sa automaticky aktivuje scrollovateľný viewport. Implementácia obaľuje FigureCanvasTkAgg do vnoreného tk.Frame umiestneného v tk.Canvas so scrollbarmi:</w:t>
+        <w:t xml:space="preserve">Vizualizácie harmonogramu</w:t>
+      </w:r>
+    </w:p>
+    <w:p>
+      <w:pPr>
+        <w:pStyle w:val="Zkladntext"/>
+      </w:pPr>
+      <w:r>
+        <w:t xml:space="preserve">Oba grafy používajú FigureCanvasTkAgg backend pre vloženie matplotlib figúry priamo do CTkFrame. Kľúčovým technickým problémom bol konflikt s interným atribútom CTkFrame: trieda CTkFrame interne používa atribút self._canvas pre vlastné Tkinter plátno. Pri pomenovaní matplotlib canvasu rovnakým menom dochádzalo k prepísaniu interného atribútu a pádu aplikácie.</w:t>
+      </w:r>
+    </w:p>
+    <w:p>
+      <w:pPr>
+        <w:pStyle w:val="Zkladntext"/>
+      </w:pPr>
+      <w:r>
+        <w:t xml:space="preserve">Riešením je použitie názvu self._mpl_canvas a explicitný destroy() override namiesto bind("&lt;Destroy&gt;"):</w:t>
       </w:r>
     </w:p>
     <w:p>
@@ -8816,26 +9556,18 @@
     </w:p>
     <w:p>
       <w:pPr>
-        <w:pStyle w:val="Nadpis2"/>
-      </w:pPr>
-      <w:r>
-        <w:t xml:space="preserve">Vizualizácie harmonogramu</w:t>
-      </w:r>
-    </w:p>
-    <w:p>
-      <w:pPr>
-        <w:pStyle w:val="Zkladntext"/>
-      </w:pPr>
-      <w:r>
-        <w:t xml:space="preserve">Oba grafy používajú FigureCanvasTkAgg backend pre vloženie matplotlib figúry priamo do CTkFrame. Kľúčovým technickým problémom bol konflikt s interným atribútom CTkFrame: trieda CTkFrame interne používa atribút self._canvas pre vlastné Tkinter plátno. Pri pomenovaní matplotlib canvasu rovnakým menom dochádzalo k prepísaniu interného atribútu a pádu aplikácie.</w:t>
-      </w:r>
-    </w:p>
-    <w:p>
-      <w:pPr>
-        <w:pStyle w:val="Zkladntext"/>
-      </w:pPr>
-      <w:r>
-        <w:t xml:space="preserve">Riešením je použitie názvu self._mpl_canvas a explicitný destroy() override namiesto bind("&lt;Destroy&gt;"):</w:t>
+        <w:pStyle w:val="Zkladntext"/>
+      </w:pPr>
+      <w:r>
+        <w:t xml:space="preserve">Ganttov diagram je horizontálny pruhový chart (ax.barh()). Úlohy sú zoradené podľa ES hodnoty (najskôr začínajúce hore). Pre každú úlohu sa vykreslí hlavný pruh (farba podľa kritickosti/stavu) a za ním polotransparentný pruh zobrazujúci total float. Závislosti sú vizualizované pomocou FancyArrowPatch šípkami.</w:t>
+      </w:r>
+    </w:p>
+    <w:p>
+      <w:pPr>
+        <w:pStyle w:val="Zkladntext"/>
+      </w:pPr>
+      <w:r>
+        <w:t xml:space="preserve">Pre správne zobrazenie v oboch farebných módoch sú všetky farby pozadia, textu a mriežky určené pri čase renderovania pomocou mode_color() — nie pri načítaní modulu:</w:t>
       </w:r>
     </w:p>
     <w:p>
@@ -8861,15 +9593,23 @@
         <w:pStyle w:val="Zkladntext"/>
       </w:pPr>
       <w:r>
-        <w:t xml:space="preserve">Ganttov diagram je horizontálny pruhový chart (ax.barh()). Úlohy sú zoradené podľa ES hodnoty (najskôr začínajúce hore). Pre každú úlohu sa vykreslí hlavný pruh (farba podľa kritickosti/stavu) a za ním polotransparentný pruh zobrazujúci total float. Závislosti sú vizualizované pomocou FancyArrowPatch šípkami.</w:t>
-      </w:r>
-    </w:p>
-    <w:p>
-      <w:pPr>
-        <w:pStyle w:val="Zkladntext"/>
-      </w:pPr>
-      <w:r>
-        <w:t xml:space="preserve">Pre správne zobrazenie v oboch farebných módoch sú všetky farby pozadia, textu a mriežky určené pri čase renderovania pomocou mode_color() — nie pri načítaní modulu:</w:t>
+        <w:t xml:space="preserve">Uzly v sieťovom diagrame sú rozmiestňované na základe topologickej úrovne každej úlohy. Topologická úroveň sa vypočíta rekurzívne: úlohy bez závislostí sú na úrovni 0, každá ďalšia úloha je na úrovni max(úroveň predchodcov) + 1. Uzol je vykreslený ako FancyBboxPatch so štyrmi kvadrantmi zobrazujúcimi ES, EF, LS, LF hodnoty.</w:t>
+      </w:r>
+    </w:p>
+    <w:p>
+      <w:pPr>
+        <w:pStyle w:val="Zkladntext"/>
+      </w:pPr>
+      <w:r>
+        <w:t xml:space="preserve">Fáza 2 transformovala sieťový CPM diagram z pasívnej vizualizácie na interaktívny nástroj. Klik na ľubovoľný uzol otvára modálne okno s plným detailom úlohy — bez nutnosti navigovať preč z diagramu.</w:t>
+      </w:r>
+    </w:p>
+    <w:p>
+      <w:pPr>
+        <w:pStyle w:val="Zkladntext"/>
+      </w:pPr>
+      <w:r>
+        <w:t xml:space="preserve">Každý uzol &lt;g&gt; elementu v SVG diagrame dostal obsluhu kliknutia:</w:t>
       </w:r>
     </w:p>
     <w:p>
@@ -8895,23 +9635,87 @@
         <w:pStyle w:val="Zkladntext"/>
       </w:pPr>
       <w:r>
-        <w:t xml:space="preserve">Uzly v sieťovom diagrame sú rozmiestňované na základe topologickej úrovne každej úlohy. Topologická úroveň sa vypočíta rekurzívne: úlohy bez závislostí sú na úrovni 0, každá ďalšia úloha je na úrovni max(úroveň predchodcov) + 1. Uzol je vykreslený ako FancyBboxPatch so štyrmi kvadrantmi zobrazujúcimi ES, EF, LS, LF hodnoty.</w:t>
-      </w:r>
-    </w:p>
-    <w:p>
-      <w:pPr>
-        <w:pStyle w:val="Zkladntext"/>
-      </w:pPr>
-      <w:r>
-        <w:t xml:space="preserve">Fáza 2 transformovala sieťový CPM diagram z pasívnej vizualizácie na interaktívny nástroj. Klik na ľubovoľný uzol otvára modálne okno s plným detailom úlohy — bez nutnosti navigovať preč z diagramu.</w:t>
-      </w:r>
-    </w:p>
-    <w:p>
-      <w:pPr>
-        <w:pStyle w:val="Zkladntext"/>
-      </w:pPr>
-      <w:r>
-        <w:t xml:space="preserve">Každý uzol &lt;g&gt; elementu v SVG diagrame dostal obsluhu kliknutia:</w:t>
+        <w:t xml:space="preserve">Modal TaskDetailModal.tsx má dvojsĺpcové rozloženie (max-šírka 3xl, max-výška 90vh s vnútorným scrollom). Ľavý stĺpec obsahuje editovateľné polia úlohy (status, pridelenie, deadline, priorita, popis) a CPM hodnoty v režime len na čítanie (ES/EF/Float/kritická cesta). Pravý stĺpec zobrazuje sekciu komentárov (existujúci CommentSection komponent) a sekciu príloh (AttachmentList + FileUploadDropzone).</w:t>
+      </w:r>
+    </w:p>
+    <w:p>
+      <w:pPr>
+        <w:pStyle w:val="Zkladntext"/>
+      </w:pPr>
+      <w:r>
+        <w:t xml:space="preserve">Zatvorenie modalu je možné cez tlačidlo ✕, stlačenie klávesu Escape, alebo kliknutím na stmavený backdrop. Zmeny sa ukladajú okamžite cez existujúci endpoint PATCH /tasks/{id}. Po zatvorení sa invaliduje React Query cache kľúč ['tasks', projectId], čo spôsobí refetch a aktualizáciu diagramu.</w:t>
+      </w:r>
+    </w:p>
+    <w:p>
+      <w:pPr>
+        <w:pStyle w:val="Zkladntext"/>
+      </w:pPr>
+      <w:r>
+        <w:t xml:space="preserve">Pre potreby modalu bol pridaný endpoint GET /tasks/{task_id}, ktorý vracia plný detail úlohy vrátane mena a priezviska priradeného používateľa (JOIN s tabuľkou users). Tento endpoint reuse-uje existujúci repozitárový volanie, rozšírené o JOIN.</w:t>
+      </w:r>
+    </w:p>
+    <w:p>
+      <w:pPr>
+        <w:pStyle w:val="Nadpis2"/>
+      </w:pPr>
+      <w:r>
+        <w:t xml:space="preserve">Podpora tímovej spolupráce</w:t>
+      </w:r>
+    </w:p>
+    <w:p>
+      <w:pPr>
+        <w:pStyle w:val="Zkladntext"/>
+      </w:pPr>
+      <w:r>
+        <w:t xml:space="preserve">Real-time synchronizácia je implementovaná cez Supabase Realtime WebSocket kanály. Hook useRealtimeProject(projectId) subscribuje na PostgreSQL change events tabuliek tasks a comments pre daný projekt. Pri každej INSERT/UPDATE/DELETE udalosti sa automaticky invaliduje TanStack Query cache, čo spôsobí refetch a okamžitú aktualizáciu UI u všetkých pripojených klientov.</w:t>
+      </w:r>
+    </w:p>
+    <w:p>
+      <w:pPr>
+        <w:pStyle w:val="Zkladntext"/>
+      </w:pPr>
+      <w:r>
+        <w:t xml:space="preserve">Aplikácia obsahuje dvojvrstvový notifikačný systém. Deadline scanner v notification_repo.py automaticky generuje upozornenia pre úlohy blížiace sa k termínu (D−1, D−3, D−7 dní). Zvonček v navigačnej lište zobrazuje počet neprečítaných notifikácií s červeným odznakom a každých 60 sekúnd polling aktualizuje stav.</w:t>
+      </w:r>
+    </w:p>
+    <w:p>
+      <w:pPr>
+        <w:pStyle w:val="Zkladntext"/>
+      </w:pPr>
+      <w:r>
+        <w:t xml:space="preserve">Komentáre k úlohám sú implementované ako expandovateľné sekcie priamo v tabuľke úloh. Každý komentár zobrazuje avatar s iniciálami autora, čas v slovenskom formáte (napr. „pred 2 hodinami") a vlastník môže komentár zmazať.</w:t>
+      </w:r>
+    </w:p>
+    <w:p>
+      <w:pPr>
+        <w:pStyle w:val="Zkladntext"/>
+      </w:pPr>
+      <w:r>
+        <w:t xml:space="preserve">Dashboard bol rozšírený o farebne kódovaný notifikačný panel, ktorý automaticky zobrazuje úlohy po termíne (červená), s termínom do 1 dňa (oranžová) a do 3 dní (žltá). Notifikácie sú načítané pri každom otvorení dashboardu cez novú funkciu get_tasks_with_due_dates().</w:t>
+      </w:r>
+    </w:p>
+    <w:p>
+      <w:pPr>
+        <w:pStyle w:val="Zkladntext"/>
+      </w:pPr>
+      <w:r>
+        <w:t xml:space="preserve">Pre administrátorov bolo pridané rekurzívne zobrazenie celého stromu hierarchie (BFS algoritmus v logic/hierarchy.py). Funkcia get_full_tree(manager_id) prechádza celú hierarchiu podriadenosti do hĺbky 10 úrovní a každému členovi priradí atribúty depth (vizuálne odsadenie) a manager_name (meno priameho nadriadeného).</w:t>
+      </w:r>
+    </w:p>
+    <w:p>
+      <w:pPr>
+        <w:pStyle w:val="Zkladntext"/>
+      </w:pPr>
+      <w:r>
+        <w:t xml:space="preserve">Fáza 1 rozšírila aplikáciu o správu súborov na dvoch úrovniach: projektové prílohy (viazané na celý projekt) a taskové prílohy (viazané na konkrétnu úlohu). Kľúčovou novinkou je trojúrovňový systém viditeľnosti, ktorý umožňuje kontrolovať, kto má prístup k jednotlivým dokumentom.</w:t>
+      </w:r>
+    </w:p>
+    <w:p>
+      <w:pPr>
+        <w:pStyle w:val="Zkladntext"/>
+      </w:pPr>
+      <w:r>
+        <w:t xml:space="preserve">Do existujúcej tabuľky task_attachments bol pridaný stĺpec visibility migráciou pri štarte aplikácie. Nová tabuľka project_attachments pokrýva prílohy na úrovni projektu:</w:t>
       </w:r>
     </w:p>
     <w:p>
@@ -8934,116 +9738,10 @@
     </w:p>
     <w:p>
       <w:pPr>
-        <w:pStyle w:val="Zkladntext"/>
-      </w:pPr>
-      <w:r>
-        <w:t xml:space="preserve">Modal TaskDetailModal.tsx má dvojsĺpcové rozloženie (max-šírka 3xl, max-výška 90vh s vnútorným scrollom). Ľavý stĺpec obsahuje editovateľné polia úlohy (status, pridelenie, deadline, priorita, popis) a CPM hodnoty v režime len na čítanie (ES/EF/Float/kritická cesta). Pravý stĺpec zobrazuje sekciu komentárov (existujúci CommentSection komponent) a sekciu príloh (AttachmentList + FileUploadDropzone).</w:t>
-      </w:r>
-    </w:p>
-    <w:p>
-      <w:pPr>
-        <w:pStyle w:val="Zkladntext"/>
-      </w:pPr>
-      <w:r>
-        <w:t xml:space="preserve">Zatvorenie modalu je možné cez tlačidlo ✕, stlačenie klávesu Escape, alebo kliknutím na stmavený backdrop. Zmeny sa ukladajú okamžite cez existujúci endpoint PATCH /tasks/{id}. Po zatvorení sa invaliduje React Query cache kľúč ['tasks', projectId], čo spôsobí refetch a aktualizáciu diagramu.</w:t>
-      </w:r>
-    </w:p>
-    <w:p>
-      <w:pPr>
-        <w:pStyle w:val="Zkladntext"/>
-      </w:pPr>
-      <w:r>
-        <w:t xml:space="preserve">Pre potreby modalu bol pridaný endpoint GET /tasks/{task_id}, ktorý vracia plný detail úlohy vrátane mena a priezviska priradeného používateľa (JOIN s tabuľkou users). Tento endpoint reuse-uje existujúci repozitárový volanie, rozšírené o JOIN.</w:t>
-      </w:r>
-    </w:p>
-    <w:p>
-      <w:pPr>
-        <w:pStyle w:val="Nadpis2"/>
-      </w:pPr>
-      <w:r>
-        <w:t xml:space="preserve">Podpora tímovej spolupráce</w:t>
-      </w:r>
-    </w:p>
-    <w:p>
-      <w:pPr>
-        <w:pStyle w:val="Zkladntext"/>
-      </w:pPr>
-      <w:r>
-        <w:t xml:space="preserve">Real-time synchronizácia je implementovaná cez Supabase Realtime WebSocket kanály. Hook useRealtimeProject(projectId) subscribuje na PostgreSQL change events tabuliek tasks a comments pre daný projekt. Pri každej INSERT/UPDATE/DELETE udalosti sa automaticky invaliduje TanStack Query cache, čo spôsobí refetch a okamžitú aktualizáciu UI u všetkých pripojených klientov.</w:t>
-      </w:r>
-    </w:p>
-    <w:p>
-      <w:pPr>
-        <w:pStyle w:val="Zkladntext"/>
-      </w:pPr>
-      <w:r>
-        <w:t xml:space="preserve">Aplikácia obsahuje dvojvrstvový notifikačný systém. Deadline scanner v notification_repo.py automaticky generuje upozornenia pre úlohy blížiace sa k termínu (D−1, D−3, D−7 dní). Zvonček v navigačnej lište zobrazuje počet neprečítaných notifikácií s červeným odznakom a každých 60 sekúnd polling aktualizuje stav.</w:t>
-      </w:r>
-    </w:p>
-    <w:p>
-      <w:pPr>
-        <w:pStyle w:val="Zkladntext"/>
-      </w:pPr>
-      <w:r>
-        <w:t xml:space="preserve">Komentáre k úlohám sú implementované ako expandovateľné sekcie priamo v tabuľke úloh. Každý komentár zobrazuje avatar s iniciálami autora, čas v slovenskom formáte (napr. „pred 2 hodinami") a vlastník môže komentár zmazať.</w:t>
-      </w:r>
-    </w:p>
-    <w:p>
-      <w:pPr>
-        <w:pStyle w:val="Zkladntext"/>
-      </w:pPr>
-      <w:r>
-        <w:t xml:space="preserve">Dashboard bol rozšírený o farebne kódovaný notifikačný panel, ktorý automaticky zobrazuje úlohy po termíne (červená), s termínom do 1 dňa (oranžová) a do 3 dní (žltá). Notifikácie sú načítané pri každom otvorení dashboardu cez novú funkciu get_tasks_with_due_dates().</w:t>
-      </w:r>
-    </w:p>
-    <w:p>
-      <w:pPr>
-        <w:pStyle w:val="Zkladntext"/>
-      </w:pPr>
-      <w:r>
-        <w:t xml:space="preserve">Pre administrátorov bolo pridané rekurzívne zobrazenie celého stromu hierarchie (BFS algoritmus v logic/hierarchy.py). Funkcia get_full_tree(manager_id) prechádza celú hierarchiu podriadenosti do hĺbky 10 úrovní a každému členovi priradí atribúty depth (vizuálne odsadenie) a manager_name (meno priameho nadriadeného).</w:t>
-      </w:r>
-    </w:p>
-    <w:p>
-      <w:pPr>
-        <w:pStyle w:val="Zkladntext"/>
-      </w:pPr>
-      <w:r>
-        <w:t xml:space="preserve">Fáza 1 rozšírila aplikáciu o správu súborov na dvoch úrovniach: projektové prílohy (viazané na celý projekt) a taskové prílohy (viazané na konkrétnu úlohu). Kľúčovou novinkou je trojúrovňový systém viditeľnosti, ktorý umožňuje kontrolovať, kto má prístup k jednotlivým dokumentom.</w:t>
-      </w:r>
-    </w:p>
-    <w:p>
-      <w:pPr>
-        <w:pStyle w:val="Zkladntext"/>
-      </w:pPr>
-      <w:r>
-        <w:t xml:space="preserve">Do existujúcej tabuľky task_attachments bol pridaný stĺpec visibility migráciou pri štarte aplikácie. Nová tabuľka project_attachments pokrýva prílohy na úrovni projektu:</w:t>
-      </w:r>
-    </w:p>
-    <w:p>
-      <w:pPr>
-        <w:pStyle w:val="Zkladntext"/>
-      </w:pPr>
-      <w:r>
-        <w:rPr>
-          <w:b/>
-          <w:highlight w:val="yellow"/>
-        </w:rPr>
-        <w:t xml:space="preserve">[DOPLNIŤ] </w:t>
-      </w:r>
-      <w:r>
-        <w:rPr>
-          <w:highlight w:val="yellow"/>
-        </w:rPr>
-        <w:t xml:space="preserve">Výpis kódu z pôvodného textu — zvážiť zaradenie do prílohy.</w:t>
-      </w:r>
-    </w:p>
-    <w:p>
-      <w:pPr>
         <w:pStyle w:val="Titulek"/>
       </w:pPr>
       <w:r>
-        <w:t xml:space="preserve">Tab. 6.5 [doplniť popis tabuľky]</w:t>
+        <w:t xml:space="preserve">Tab. 6.6 [doplniť popis tabuľky]</w:t>
       </w:r>
     </w:p>
     <w:tbl>
@@ -9405,7 +10103,7 @@
         <w:pStyle w:val="Titulek"/>
       </w:pPr>
       <w:r>
-        <w:t xml:space="preserve">Tab. 6.6 [doplniť popis tabuľky]</w:t>
+        <w:t xml:space="preserve">Tab. 6.7 [doplniť popis tabuľky]</w:t>
       </w:r>
     </w:p>
     <w:tbl>
@@ -9703,7 +10401,7 @@
         <w:pStyle w:val="Titulek"/>
       </w:pPr>
       <w:r>
-        <w:t xml:space="preserve">Tab. 6.7 [doplniť popis tabuľky]</w:t>
+        <w:t xml:space="preserve">Tab. 6.8 [doplniť popis tabuľky]</w:t>
       </w:r>
     </w:p>
     <w:tbl>
@@ -10093,6 +10791,406 @@
         <w:pStyle w:val="Zkladntext"/>
       </w:pPr>
       <w:r>
+        <w:t xml:space="preserve">Bezpečnostné opatrenia sú rozdelené do štyroch oblastí: ukladanie hesiel, riadenie prístupu, ochrana rozhrania a ochrana citlivých údajov.</w:t>
+      </w:r>
+    </w:p>
+    <w:p>
+      <w:pPr>
+        <w:pStyle w:val="Zkladntext"/>
+      </w:pPr>
+      <w:r>
+        <w:t xml:space="preserve">Heslá sa ukladajú ako hash algoritmom bcrypt s náhodnou soľou. Pôvodná implementácia používala holý SHA-256 bez soli, čo je pre heslá nevhodné z dvoch dôvodov: rovnaké heslá dávajú rovnaký hash, takže sú zraniteľné voči vopred vypočítaným tabuľkám, a SHA-256 je zámerne rýchly, čo útočníkovi umožňuje skúšať veľké množstvo hesiel za sekundu. Bcrypt oba problémy rieši — soľ je súčasťou výsledného hashu a náročnosť výpočtu sa dá nastaviť parametrom, takže overenie hesla zostáva pomalé aj na výkonnom hardvéri.</w:t>
+      </w:r>
+    </w:p>
+    <w:p>
+      <w:pPr>
+        <w:pStyle w:val="Zkladntext"/>
+      </w:pPr>
+      <w:r>
+        <w:t xml:space="preserve">Migrácia prebehla bez zásahu používateľov. Overenie hesla akceptuje oba formáty; ak sa používateľ prihlási so starým hashom, heslo sa pri tom istom prihlásení prepočíta na bcrypt a uloží. Formát hashu sa rozpoznáva podľa tvaru reťazca, nie podľa jeho dĺžky — bcrypt aj starý SHA-256 majú odlišnú štruktúru, ktorú možno spoľahlivo rozlíšiť.</w:t>
+      </w:r>
+    </w:p>
+    <w:p>
+      <w:pPr>
+        <w:pStyle w:val="Zkladntext"/>
+      </w:pPr>
+      <w:r>
+        <w:t xml:space="preserve">Riadenie prístupu stojí na dvoch nezávislých vrstvách. Prvou je príslušnosť k organizácii, druhou rola používateľa. Obe sa overujú na serveri pri každej požiadavke, nie v rozhraní.</w:t>
+      </w:r>
+    </w:p>
+    <w:p>
+      <w:pPr>
+        <w:pStyle w:val="Zkladntext"/>
+      </w:pPr>
+      <w:r>
+        <w:t xml:space="preserve">Rozhranie je chránené niekoľkými opatreniami:</w:t>
+      </w:r>
+    </w:p>
+    <w:p>
+      <w:pPr>
+        <w:pStyle w:val="Seznamsodrkami"/>
+      </w:pPr>
+      <w:r>
+        <w:t xml:space="preserve">Obmedzenie počtu pokusov na verejných koncových bodoch autentifikácie, ktoré sťažuje hrubú silu proti heslám.</w:t>
+      </w:r>
+    </w:p>
+    <w:p>
+      <w:pPr>
+        <w:pStyle w:val="Seznamsodrkami"/>
+      </w:pPr>
+      <w:r>
+        <w:t xml:space="preserve">Zoznam povolených zdrojov v politike CORS — prehliadač odmietne požiadavku z inej než uvedenej domény.</w:t>
+      </w:r>
+    </w:p>
+    <w:p>
+      <w:pPr>
+        <w:pStyle w:val="Seznamsodrkami"/>
+      </w:pPr>
+      <w:r>
+        <w:t xml:space="preserve">Validácia vstupov pomocou dátových modelov; požiadavka s neočakávanou štruktúrou je odmietnutá skôr, než sa dostane k aplikačnej logike.</w:t>
+      </w:r>
+    </w:p>
+    <w:p>
+      <w:pPr>
+        <w:pStyle w:val="Seznamsodrkami"/>
+      </w:pPr>
+      <w:r>
+        <w:t xml:space="preserve">Parametrizované databázové dopyty vo všetkých repozitároch, ktoré vylučujú vloženie cudzieho kódu do SQL.</w:t>
+      </w:r>
+    </w:p>
+    <w:p>
+      <w:pPr>
+        <w:pStyle w:val="Zkladntext"/>
+      </w:pPr>
+      <w:r>
+        <w:t xml:space="preserve">Prílohy majú tri úrovne viditeľnosti — tímová, manažérska a súkromná. Úroveň sa vyhodnocuje na serveri pri výdaji súboru, takže znalosť odkazu na súbor sama osebe na jeho získanie nestačí.</w:t>
+      </w:r>
+    </w:p>
+    <w:p>
+      <w:pPr>
+        <w:pStyle w:val="Zkladntext"/>
+      </w:pPr>
+      <w:r>
+        <w:t xml:space="preserve">Prístupové údaje k databáze a podpisový kľúč tokenov sa načítavajú z premenných prostredia a nie sú súčasťou zdrojového kódu ani repozitára. Predvolený administrátorský účet bol z produkčnej schémy odstránený; v lokálnom vývojovom prostredí sa heslo pre prvý účet zadáva premennou prostredia.</w:t>
+      </w:r>
+    </w:p>
+    <w:p>
+      <w:pPr>
+        <w:pStyle w:val="Nadpis2"/>
+      </w:pPr>
+      <w:r>
+        <w:t xml:space="preserve">Nasadenie systému</w:t>
+      </w:r>
+    </w:p>
+    <w:p>
+      <w:pPr>
+        <w:pStyle w:val="Zkladntext"/>
+      </w:pPr>
+      <w:r>
+        <w:t xml:space="preserve">Systém je nasadený ako dve nezávislé služby — aplikačné rozhranie a webový klient — doplnené o spravovanú databázu.</w:t>
+      </w:r>
+    </w:p>
+    <w:p>
+      <w:pPr>
+        <w:pStyle w:val="Titulek"/>
+      </w:pPr>
+      <w:r>
+        <w:t xml:space="preserve">Tab. 6.9 [doplniť popis tabuľky]</w:t>
+      </w:r>
+    </w:p>
+    <w:tbl>
+      <w:tblPr>
+        <w:tblW w:w="9068" w:type="dxa"/>
+        <w:tblLayout w:type="fixed"/>
+        <w:tblBorders>
+          <w:top w:val="single" w:sz="4" w:space="0" w:color="auto"/>
+          <w:left w:val="single" w:sz="4" w:space="0" w:color="auto"/>
+          <w:bottom w:val="single" w:sz="4" w:space="0" w:color="auto"/>
+          <w:right w:val="single" w:sz="4" w:space="0" w:color="auto"/>
+          <w:insideH w:val="single" w:sz="4" w:space="0" w:color="auto"/>
+          <w:insideV w:val="single" w:sz="4" w:space="0" w:color="auto"/>
+        </w:tblBorders>
+        <w:tblLook w:val="04A0" w:firstRow="1" w:lastRow="0" w:firstColumn="1" w:lastColumn="0" w:noHBand="0" w:noVBand="1"/>
+      </w:tblPr>
+      <w:tblGrid>
+        <w:gridCol w:w="2484"/>
+        <w:gridCol w:w="3162"/>
+        <w:gridCol w:w="3422"/>
+      </w:tblGrid>
+      <w:tr>
+        <w:trPr>
+          <w:tblHeader/>
+        </w:trPr>
+        <w:tc>
+          <w:tcPr>
+            <w:tcW w:w="2484" w:type="dxa"/>
+          </w:tcPr>
+          <w:p>
+            <w:pPr>
+              <w:pStyle w:val="Zkladntext"/>
+              <w:ind w:firstLine="0" w:left="0" w:right="0"/>
+              <w:spacing w:before="20" w:after="20" w:line="240" w:lineRule="auto"/>
+              <w:jc w:val="center"/>
+            </w:pPr>
+            <w:r>
+              <w:rPr>
+                <w:b/>
+              </w:rPr>
+              <w:t xml:space="preserve">Časť</w:t>
+            </w:r>
+          </w:p>
+        </w:tc>
+        <w:tc>
+          <w:tcPr>
+            <w:tcW w:w="3162" w:type="dxa"/>
+          </w:tcPr>
+          <w:p>
+            <w:pPr>
+              <w:pStyle w:val="Zkladntext"/>
+              <w:ind w:firstLine="0" w:left="0" w:right="0"/>
+              <w:spacing w:before="20" w:after="20" w:line="240" w:lineRule="auto"/>
+              <w:jc w:val="center"/>
+            </w:pPr>
+            <w:r>
+              <w:rPr>
+                <w:b/>
+              </w:rPr>
+              <w:t xml:space="preserve">Prostredie</w:t>
+            </w:r>
+          </w:p>
+        </w:tc>
+        <w:tc>
+          <w:tcPr>
+            <w:tcW w:w="3422" w:type="dxa"/>
+          </w:tcPr>
+          <w:p>
+            <w:pPr>
+              <w:pStyle w:val="Zkladntext"/>
+              <w:ind w:firstLine="0" w:left="0" w:right="0"/>
+              <w:spacing w:before="20" w:after="20" w:line="240" w:lineRule="auto"/>
+              <w:jc w:val="center"/>
+            </w:pPr>
+            <w:r>
+              <w:rPr>
+                <w:b/>
+              </w:rPr>
+              <w:t xml:space="preserve">Poznámka</w:t>
+            </w:r>
+          </w:p>
+        </w:tc>
+      </w:tr>
+      <w:tr>
+        <w:tc>
+          <w:tcPr>
+            <w:tcW w:w="2484" w:type="dxa"/>
+          </w:tcPr>
+          <w:p>
+            <w:pPr>
+              <w:pStyle w:val="Zkladntext"/>
+              <w:ind w:firstLine="0" w:left="0" w:right="0"/>
+              <w:spacing w:before="20" w:after="20" w:line="240" w:lineRule="auto"/>
+              <w:jc w:val="left"/>
+            </w:pPr>
+            <w:r>
+              <w:t xml:space="preserve">Aplikačné rozhranie</w:t>
+            </w:r>
+          </w:p>
+        </w:tc>
+        <w:tc>
+          <w:tcPr>
+            <w:tcW w:w="3162" w:type="dxa"/>
+          </w:tcPr>
+          <w:p>
+            <w:pPr>
+              <w:pStyle w:val="Zkladntext"/>
+              <w:ind w:firstLine="0" w:left="0" w:right="0"/>
+              <w:spacing w:before="20" w:after="20" w:line="240" w:lineRule="auto"/>
+              <w:jc w:val="center"/>
+            </w:pPr>
+            <w:r>
+              <w:t xml:space="preserve">Render</w:t>
+            </w:r>
+          </w:p>
+        </w:tc>
+        <w:tc>
+          <w:tcPr>
+            <w:tcW w:w="3422" w:type="dxa"/>
+          </w:tcPr>
+          <w:p>
+            <w:pPr>
+              <w:pStyle w:val="Zkladntext"/>
+              <w:ind w:firstLine="0" w:left="0" w:right="0"/>
+              <w:spacing w:before="20" w:after="20" w:line="240" w:lineRule="auto"/>
+              <w:jc w:val="left"/>
+            </w:pPr>
+            <w:r>
+              <w:t xml:space="preserve">Python, spúšťané serverom Uvicorn</w:t>
+            </w:r>
+          </w:p>
+        </w:tc>
+      </w:tr>
+      <w:tr>
+        <w:tc>
+          <w:tcPr>
+            <w:tcW w:w="2484" w:type="dxa"/>
+          </w:tcPr>
+          <w:p>
+            <w:pPr>
+              <w:pStyle w:val="Zkladntext"/>
+              <w:ind w:firstLine="0" w:left="0" w:right="0"/>
+              <w:spacing w:before="20" w:after="20" w:line="240" w:lineRule="auto"/>
+              <w:jc w:val="left"/>
+            </w:pPr>
+            <w:r>
+              <w:t xml:space="preserve">Webový klient</w:t>
+            </w:r>
+          </w:p>
+        </w:tc>
+        <w:tc>
+          <w:tcPr>
+            <w:tcW w:w="3162" w:type="dxa"/>
+          </w:tcPr>
+          <w:p>
+            <w:pPr>
+              <w:pStyle w:val="Zkladntext"/>
+              <w:ind w:firstLine="0" w:left="0" w:right="0"/>
+              <w:spacing w:before="20" w:after="20" w:line="240" w:lineRule="auto"/>
+              <w:jc w:val="center"/>
+            </w:pPr>
+            <w:r>
+              <w:t xml:space="preserve">Surge.sh</w:t>
+            </w:r>
+          </w:p>
+        </w:tc>
+        <w:tc>
+          <w:tcPr>
+            <w:tcW w:w="3422" w:type="dxa"/>
+          </w:tcPr>
+          <w:p>
+            <w:pPr>
+              <w:pStyle w:val="Zkladntext"/>
+              <w:ind w:firstLine="0" w:left="0" w:right="0"/>
+              <w:spacing w:before="20" w:after="20" w:line="240" w:lineRule="auto"/>
+              <w:jc w:val="left"/>
+            </w:pPr>
+            <w:r>
+              <w:t xml:space="preserve">Statické súbory zostavené nástrojom Vite</w:t>
+            </w:r>
+          </w:p>
+        </w:tc>
+      </w:tr>
+      <w:tr>
+        <w:tc>
+          <w:tcPr>
+            <w:tcW w:w="2484" w:type="dxa"/>
+          </w:tcPr>
+          <w:p>
+            <w:pPr>
+              <w:pStyle w:val="Zkladntext"/>
+              <w:ind w:firstLine="0" w:left="0" w:right="0"/>
+              <w:spacing w:before="20" w:after="20" w:line="240" w:lineRule="auto"/>
+              <w:jc w:val="center"/>
+            </w:pPr>
+            <w:r>
+              <w:t xml:space="preserve">Databáza</w:t>
+            </w:r>
+          </w:p>
+        </w:tc>
+        <w:tc>
+          <w:tcPr>
+            <w:tcW w:w="3162" w:type="dxa"/>
+          </w:tcPr>
+          <w:p>
+            <w:pPr>
+              <w:pStyle w:val="Zkladntext"/>
+              <w:ind w:firstLine="0" w:left="0" w:right="0"/>
+              <w:spacing w:before="20" w:after="20" w:line="240" w:lineRule="auto"/>
+              <w:jc w:val="left"/>
+            </w:pPr>
+            <w:r>
+              <w:t xml:space="preserve">Supabase (PostgreSQL)</w:t>
+            </w:r>
+          </w:p>
+        </w:tc>
+        <w:tc>
+          <w:tcPr>
+            <w:tcW w:w="3422" w:type="dxa"/>
+          </w:tcPr>
+          <w:p>
+            <w:pPr>
+              <w:pStyle w:val="Zkladntext"/>
+              <w:ind w:firstLine="0" w:left="0" w:right="0"/>
+              <w:spacing w:before="20" w:after="20" w:line="240" w:lineRule="auto"/>
+              <w:jc w:val="left"/>
+            </w:pPr>
+            <w:r>
+              <w:t xml:space="preserve">Spravovaná inštancia</w:t>
+            </w:r>
+          </w:p>
+        </w:tc>
+      </w:tr>
+    </w:tbl>
+    <w:p>
+      <w:pPr>
+        <w:pStyle w:val="Zkladntext"/>
+      </w:pPr>
+      <w:r>
+        <w:t xml:space="preserve"/>
+      </w:r>
+    </w:p>
+    <w:p>
+      <w:pPr>
+        <w:pStyle w:val="Zkladntext"/>
+      </w:pPr>
+      <w:r>
+        <w:t xml:space="preserve">Rozdelenie na statického klienta a samostatné rozhranie umožňuje nasadzovať obe časti nezávisle a klienta doručovať bez potreby serverového behu. Adresa rozhrania sa do klienta vkladá pri zostavení ako premenná prostredia, takže tá istá kódová základňa slúži pre vývojové aj produkčné nasadenie.</w:t>
+      </w:r>
+    </w:p>
+    <w:p>
+      <w:pPr>
+        <w:pStyle w:val="Zkladntext"/>
+      </w:pPr>
+      <w:r>
+        <w:t xml:space="preserve">Voľba poskytovateľov bola daná prevádzkovými nákladmi — všetky tri služby ponúkajú bezplatnú úroveň postačujúcu pre overovaciu prevádzku. Bezplatná úroveň má však obmedzenie, ktoré ovplyvňuje používateľskú skúsenosť: aplikačné rozhranie sa po dobe nečinnosti uspí a prvá nasledujúca požiadavka čaká na jeho opätovné spustenie. Pre produkčné nasadenie by bolo potrebné prejsť na platenú úroveň bez uspávania.</w:t>
+      </w:r>
+    </w:p>
+    <w:p>
+      <w:pPr>
+        <w:pStyle w:val="Zkladntext"/>
+      </w:pPr>
+      <w:r>
+        <w:t xml:space="preserve">Databázová vrstva podporuje dva režimy — SQLite pre lokálny vývoj bez potreby inštalácie a PostgreSQL pre nasadenie. Režim určuje premenná prostredia, takže prechod medzi nimi nevyžaduje zásah do kódu.</w:t>
+      </w:r>
+    </w:p>
+    <w:p>
+      <w:pPr>
+        <w:pStyle w:val="Zkladntext"/>
+      </w:pPr>
+      <w:r>
+        <w:t xml:space="preserve">Verzia 2.0 predstavuje kompletný prepisanie aplikácie z desktopového CustomTkinter+SQLite na cloudovú platformu s moderným webovým stackom. Aplikácia bola zároveň premenovaná na Nodus (lat. uzel — odkaz na uzly CPM sieťového diagramu).</w:t>
+      </w:r>
+    </w:p>
+    <w:p>
+      <w:pPr>
+        <w:pStyle w:val="Nadpis1"/>
+      </w:pPr>
+      <w:r>
+        <w:t xml:space="preserve">Testovanie a vyhodnotenie</w:t>
+      </w:r>
+    </w:p>
+    <w:p>
+      <w:pPr>
+        <w:pStyle w:val="Nadpis2"/>
+      </w:pPr>
+      <w:r>
+        <w:t xml:space="preserve">Testovacia stratégia</w:t>
+      </w:r>
+    </w:p>
+    <w:p>
+      <w:pPr>
+        <w:pStyle w:val="Zkladntext"/>
+      </w:pPr>
+      <w:r>
         <w:rPr>
           <w:b/>
           <w:highlight w:val="yellow"/>
@@ -10103,56 +11201,6 @@
         <w:rPr>
           <w:highlight w:val="yellow"/>
         </w:rPr>
-        <w:t xml:space="preserve">Napísať nanovo — bcrypt so soľou a zdôvodnenie voľby, autorizácia rolí, ochrana API, prístup k prílohám, validácia vstupov, správa relácií. V texte ani v repozitári nesmú zostať prihlasovacie údaje.</w:t>
-      </w:r>
-    </w:p>
-    <w:p>
-      <w:pPr>
-        <w:pStyle w:val="Nadpis2"/>
-      </w:pPr>
-      <w:r>
-        <w:t xml:space="preserve">Nasadenie systému</w:t>
-      </w:r>
-    </w:p>
-    <w:p>
-      <w:pPr>
-        <w:pStyle w:val="Zkladntext"/>
-      </w:pPr>
-      <w:r>
-        <w:t xml:space="preserve">Verzia 2.0 predstavuje kompletný prepisanie aplikácie z desktopového CustomTkinter+SQLite na cloudovú platformu s moderným webovým stackom. Aplikácia bola zároveň premenovaná na Nodus (lat. uzel — odkaz na uzly CPM sieťového diagramu).</w:t>
-      </w:r>
-    </w:p>
-    <w:p>
-      <w:pPr>
-        <w:pStyle w:val="Nadpis1"/>
-      </w:pPr>
-      <w:r>
-        <w:t xml:space="preserve">Testovanie a vyhodnotenie</w:t>
-      </w:r>
-    </w:p>
-    <w:p>
-      <w:pPr>
-        <w:pStyle w:val="Nadpis2"/>
-      </w:pPr>
-      <w:r>
-        <w:t xml:space="preserve">Testovacia stratégia</w:t>
-      </w:r>
-    </w:p>
-    <w:p>
-      <w:pPr>
-        <w:pStyle w:val="Zkladntext"/>
-      </w:pPr>
-      <w:r>
-        <w:rPr>
-          <w:b/>
-          <w:highlight w:val="yellow"/>
-        </w:rPr>
-        <w:t xml:space="preserve">[DOPLNIŤ] </w:t>
-      </w:r>
-      <w:r>
-        <w:rPr>
-          <w:highlight w:val="yellow"/>
-        </w:rPr>
         <w:t xml:space="preserve">Aktualizovať počet testov — aktuálne 140, nie 64. Uviesť konkrétnu verziu aplikácie.</w:t>
       </w:r>
     </w:p>
@@ -10169,7 +11217,7 @@
         <w:pStyle w:val="Seznamsodrkami"/>
       </w:pPr>
       <w:r>
-        <w:t xml:space="preserve">Automatizované unit testy (pytest) — 64 testov pokrývajúcich CPM engine a repozitárnu vrstvu</w:t>
+        <w:t xml:space="preserve">Automatizované unit testy (pytest) — 140 testov pokrývajúcich CPM engine a repozitárnu vrstvu</w:t>
       </w:r>
     </w:p>
     <w:p>
@@ -10783,6 +11831,3450 @@
         <w:pStyle w:val="Zkladntext"/>
       </w:pPr>
       <w:r>
+        <w:t xml:space="preserve">Automatizované testy sa spúšťajú nástrojom pytest nad dočasnou databázou SQLite, ktorá sa vytvorí pred začiatkom behu a po jeho skončení zaniká. Testy tak nezávisia od stavu vývojovej databázy a dajú sa opakovať s rovnakým výsledkom.</w:t>
+      </w:r>
+    </w:p>
+    <w:p>
+      <w:pPr>
+        <w:pStyle w:val="Zkladntext"/>
+      </w:pPr>
+      <w:r>
+        <w:t xml:space="preserve">Testovacie dáta sa vytvárajú v priebehu testov cez to isté aplikačné rozhranie, aké používa webový klient — testy teda overujú aj cestu cez rozhranie, nie len vnútorné funkcie. Podpisový kľúč tokenov a vypnutie obmedzenia počtu pokusov sa nastavujú premennými prostredia určenými len pre testovací beh.</w:t>
+      </w:r>
+    </w:p>
+    <w:p>
+      <w:pPr>
+        <w:pStyle w:val="Zkladntext"/>
+      </w:pPr>
+      <w:r>
+        <w:t xml:space="preserve">Merania výkonu v podkapitole 7.5 prebehli mimo tejto sady, priamo nad výpočtovým modulom, aby výsledok neovplyvňoval čas prístupu k databáze.</w:t>
+      </w:r>
+    </w:p>
+    <w:p>
+      <w:pPr>
+        <w:pStyle w:val="Nadpis2"/>
+      </w:pPr>
+      <w:r>
+        <w:t xml:space="preserve">Overenie výpočtu kritickej cesty na referenčných príkladoch</w:t>
+      </w:r>
+    </w:p>
+    <w:p>
+      <w:pPr>
+        <w:pStyle w:val="Zkladntext"/>
+      </w:pPr>
+      <w:r>
+        <w:t xml:space="preserve">Správnosť výpočtu bola overená na siedmich referenčných príkladoch. Očakávané hodnoty boli pre každý príklad odvodené ručne, nezávisle od implementácie — test teda overuje algoritmus, nie sám seba. Príklady pokrývajú lineárnu postupnosť, vetvenie a zbiehanie, sieť s dvoma kritickými cestami, izolované úlohy, cyklickú závislosť a odkaz na neexistujúcu úlohu.</w:t>
+      </w:r>
+    </w:p>
+    <w:p>
+      <w:pPr>
+        <w:pStyle w:val="Zkladntext"/>
+      </w:pPr>
+      <w:r>
+        <w:t xml:space="preserve">Prehľad príkladov a výsledkov zhŕňa nasledujúca tabuľka.</w:t>
+      </w:r>
+    </w:p>
+    <w:p>
+      <w:pPr>
+        <w:pStyle w:val="Titulek"/>
+      </w:pPr>
+      <w:r>
+        <w:t xml:space="preserve">Tab. 7.3 [doplniť popis tabuľky]</w:t>
+      </w:r>
+    </w:p>
+    <w:tbl>
+      <w:tblPr>
+        <w:tblW w:w="9067" w:type="dxa"/>
+        <w:tblLayout w:type="fixed"/>
+        <w:tblBorders>
+          <w:top w:val="single" w:sz="4" w:space="0" w:color="auto"/>
+          <w:left w:val="single" w:sz="4" w:space="0" w:color="auto"/>
+          <w:bottom w:val="single" w:sz="4" w:space="0" w:color="auto"/>
+          <w:right w:val="single" w:sz="4" w:space="0" w:color="auto"/>
+          <w:insideH w:val="single" w:sz="4" w:space="0" w:color="auto"/>
+          <w:insideV w:val="single" w:sz="4" w:space="0" w:color="auto"/>
+        </w:tblBorders>
+        <w:tblLook w:val="04A0" w:firstRow="1" w:lastRow="0" w:firstColumn="1" w:lastColumn="0" w:noHBand="0" w:noVBand="1"/>
+      </w:tblPr>
+      <w:tblGrid>
+        <w:gridCol w:w="1572"/>
+        <w:gridCol w:w="4288"/>
+        <w:gridCol w:w="1145"/>
+        <w:gridCol w:w="1260"/>
+        <w:gridCol w:w="802"/>
+      </w:tblGrid>
+      <w:tr>
+        <w:trPr>
+          <w:tblHeader/>
+        </w:trPr>
+        <w:tc>
+          <w:tcPr>
+            <w:tcW w:w="1572" w:type="dxa"/>
+          </w:tcPr>
+          <w:p>
+            <w:pPr>
+              <w:pStyle w:val="Zkladntext"/>
+              <w:ind w:firstLine="0" w:left="0" w:right="0"/>
+              <w:spacing w:before="20" w:after="20" w:line="240" w:lineRule="auto"/>
+              <w:jc w:val="center"/>
+            </w:pPr>
+            <w:r>
+              <w:rPr>
+                <w:b/>
+              </w:rPr>
+              <w:t xml:space="preserve">Príklad</w:t>
+            </w:r>
+          </w:p>
+        </w:tc>
+        <w:tc>
+          <w:tcPr>
+            <w:tcW w:w="4288" w:type="dxa"/>
+          </w:tcPr>
+          <w:p>
+            <w:pPr>
+              <w:pStyle w:val="Zkladntext"/>
+              <w:ind w:firstLine="0" w:left="0" w:right="0"/>
+              <w:spacing w:before="20" w:after="20" w:line="240" w:lineRule="auto"/>
+              <w:jc w:val="center"/>
+            </w:pPr>
+            <w:r>
+              <w:rPr>
+                <w:b/>
+              </w:rPr>
+              <w:t xml:space="preserve">Overovaná vlastnosť</w:t>
+            </w:r>
+          </w:p>
+        </w:tc>
+        <w:tc>
+          <w:tcPr>
+            <w:tcW w:w="1145" w:type="dxa"/>
+          </w:tcPr>
+          <w:p>
+            <w:pPr>
+              <w:pStyle w:val="Zkladntext"/>
+              <w:ind w:firstLine="0" w:left="0" w:right="0"/>
+              <w:spacing w:before="20" w:after="20" w:line="240" w:lineRule="auto"/>
+              <w:jc w:val="center"/>
+            </w:pPr>
+            <w:r>
+              <w:rPr>
+                <w:b/>
+              </w:rPr>
+              <w:t xml:space="preserve">Trvanie</w:t>
+            </w:r>
+          </w:p>
+        </w:tc>
+        <w:tc>
+          <w:tcPr>
+            <w:tcW w:w="1260" w:type="dxa"/>
+          </w:tcPr>
+          <w:p>
+            <w:pPr>
+              <w:pStyle w:val="Zkladntext"/>
+              <w:ind w:firstLine="0" w:left="0" w:right="0"/>
+              <w:spacing w:before="20" w:after="20" w:line="240" w:lineRule="auto"/>
+              <w:jc w:val="center"/>
+            </w:pPr>
+            <w:r>
+              <w:rPr>
+                <w:b/>
+              </w:rPr>
+              <w:t xml:space="preserve">Očakávané</w:t>
+            </w:r>
+          </w:p>
+        </w:tc>
+        <w:tc>
+          <w:tcPr>
+            <w:tcW w:w="802" w:type="dxa"/>
+          </w:tcPr>
+          <w:p>
+            <w:pPr>
+              <w:pStyle w:val="Zkladntext"/>
+              <w:ind w:firstLine="0" w:left="0" w:right="0"/>
+              <w:spacing w:before="20" w:after="20" w:line="240" w:lineRule="auto"/>
+              <w:jc w:val="center"/>
+            </w:pPr>
+            <w:r>
+              <w:rPr>
+                <w:b/>
+              </w:rPr>
+              <w:t xml:space="preserve">Zhoda</w:t>
+            </w:r>
+          </w:p>
+        </w:tc>
+      </w:tr>
+      <w:tr>
+        <w:tc>
+          <w:tcPr>
+            <w:tcW w:w="1572" w:type="dxa"/>
+          </w:tcPr>
+          <w:p>
+            <w:pPr>
+              <w:pStyle w:val="Zkladntext"/>
+              <w:ind w:firstLine="0" w:left="0" w:right="0"/>
+              <w:spacing w:before="20" w:after="20" w:line="240" w:lineRule="auto"/>
+              <w:jc w:val="left"/>
+            </w:pPr>
+            <w:r>
+              <w:t xml:space="preserve">R1 — lineárna postupnosť</w:t>
+            </w:r>
+          </w:p>
+        </w:tc>
+        <w:tc>
+          <w:tcPr>
+            <w:tcW w:w="4288" w:type="dxa"/>
+          </w:tcPr>
+          <w:p>
+            <w:pPr>
+              <w:pStyle w:val="Zkladntext"/>
+              <w:ind w:firstLine="0" w:left="0" w:right="0"/>
+              <w:spacing w:before="20" w:after="20" w:line="240" w:lineRule="auto"/>
+              <w:jc w:val="left"/>
+            </w:pPr>
+            <w:r>
+              <w:t xml:space="preserve">Základné overenie dopredného a spätného prechodu bez vetvenia.</w:t>
+            </w:r>
+          </w:p>
+        </w:tc>
+        <w:tc>
+          <w:tcPr>
+            <w:tcW w:w="1145" w:type="dxa"/>
+          </w:tcPr>
+          <w:p>
+            <w:pPr>
+              <w:pStyle w:val="Zkladntext"/>
+              <w:ind w:firstLine="0" w:left="0" w:right="0"/>
+              <w:spacing w:before="20" w:after="20" w:line="240" w:lineRule="auto"/>
+              <w:jc w:val="center"/>
+            </w:pPr>
+            <w:r>
+              <w:t xml:space="preserve">9 dní</w:t>
+            </w:r>
+          </w:p>
+        </w:tc>
+        <w:tc>
+          <w:tcPr>
+            <w:tcW w:w="1260" w:type="dxa"/>
+          </w:tcPr>
+          <w:p>
+            <w:pPr>
+              <w:pStyle w:val="Zkladntext"/>
+              <w:ind w:firstLine="0" w:left="0" w:right="0"/>
+              <w:spacing w:before="20" w:after="20" w:line="240" w:lineRule="auto"/>
+              <w:jc w:val="center"/>
+            </w:pPr>
+            <w:r>
+              <w:t xml:space="preserve">9 dní</w:t>
+            </w:r>
+          </w:p>
+        </w:tc>
+        <w:tc>
+          <w:tcPr>
+            <w:tcW w:w="802" w:type="dxa"/>
+          </w:tcPr>
+          <w:p>
+            <w:pPr>
+              <w:pStyle w:val="Zkladntext"/>
+              <w:ind w:firstLine="0" w:left="0" w:right="0"/>
+              <w:spacing w:before="20" w:after="20" w:line="240" w:lineRule="auto"/>
+              <w:jc w:val="center"/>
+            </w:pPr>
+            <w:r>
+              <w:t xml:space="preserve">áno</w:t>
+            </w:r>
+          </w:p>
+        </w:tc>
+      </w:tr>
+      <w:tr>
+        <w:tc>
+          <w:tcPr>
+            <w:tcW w:w="1572" w:type="dxa"/>
+          </w:tcPr>
+          <w:p>
+            <w:pPr>
+              <w:pStyle w:val="Zkladntext"/>
+              <w:ind w:firstLine="0" w:left="0" w:right="0"/>
+              <w:spacing w:before="20" w:after="20" w:line="240" w:lineRule="auto"/>
+              <w:jc w:val="left"/>
+            </w:pPr>
+            <w:r>
+              <w:t xml:space="preserve">R2 — vetvenie a zbiehanie</w:t>
+            </w:r>
+          </w:p>
+        </w:tc>
+        <w:tc>
+          <w:tcPr>
+            <w:tcW w:w="4288" w:type="dxa"/>
+          </w:tcPr>
+          <w:p>
+            <w:pPr>
+              <w:pStyle w:val="Zkladntext"/>
+              <w:ind w:firstLine="0" w:left="0" w:right="0"/>
+              <w:spacing w:before="20" w:after="20" w:line="240" w:lineRule="auto"/>
+              <w:jc w:val="left"/>
+            </w:pPr>
+            <w:r>
+              <w:t xml:space="preserve">Paralelné vetvy rôznej dĺžky; kratšia vetva musí dostať nenulovú rezervu.</w:t>
+            </w:r>
+          </w:p>
+        </w:tc>
+        <w:tc>
+          <w:tcPr>
+            <w:tcW w:w="1145" w:type="dxa"/>
+          </w:tcPr>
+          <w:p>
+            <w:pPr>
+              <w:pStyle w:val="Zkladntext"/>
+              <w:ind w:firstLine="0" w:left="0" w:right="0"/>
+              <w:spacing w:before="20" w:after="20" w:line="240" w:lineRule="auto"/>
+              <w:jc w:val="center"/>
+            </w:pPr>
+            <w:r>
+              <w:t xml:space="preserve">8 dní</w:t>
+            </w:r>
+          </w:p>
+        </w:tc>
+        <w:tc>
+          <w:tcPr>
+            <w:tcW w:w="1260" w:type="dxa"/>
+          </w:tcPr>
+          <w:p>
+            <w:pPr>
+              <w:pStyle w:val="Zkladntext"/>
+              <w:ind w:firstLine="0" w:left="0" w:right="0"/>
+              <w:spacing w:before="20" w:after="20" w:line="240" w:lineRule="auto"/>
+              <w:jc w:val="center"/>
+            </w:pPr>
+            <w:r>
+              <w:t xml:space="preserve">8 dní</w:t>
+            </w:r>
+          </w:p>
+        </w:tc>
+        <w:tc>
+          <w:tcPr>
+            <w:tcW w:w="802" w:type="dxa"/>
+          </w:tcPr>
+          <w:p>
+            <w:pPr>
+              <w:pStyle w:val="Zkladntext"/>
+              <w:ind w:firstLine="0" w:left="0" w:right="0"/>
+              <w:spacing w:before="20" w:after="20" w:line="240" w:lineRule="auto"/>
+              <w:jc w:val="center"/>
+            </w:pPr>
+            <w:r>
+              <w:t xml:space="preserve">áno</w:t>
+            </w:r>
+          </w:p>
+        </w:tc>
+      </w:tr>
+      <w:tr>
+        <w:tc>
+          <w:tcPr>
+            <w:tcW w:w="1572" w:type="dxa"/>
+          </w:tcPr>
+          <w:p>
+            <w:pPr>
+              <w:pStyle w:val="Zkladntext"/>
+              <w:ind w:firstLine="0" w:left="0" w:right="0"/>
+              <w:spacing w:before="20" w:after="20" w:line="240" w:lineRule="auto"/>
+              <w:jc w:val="left"/>
+            </w:pPr>
+            <w:r>
+              <w:t xml:space="preserve">R3 — dve kritické cesty</w:t>
+            </w:r>
+          </w:p>
+        </w:tc>
+        <w:tc>
+          <w:tcPr>
+            <w:tcW w:w="4288" w:type="dxa"/>
+          </w:tcPr>
+          <w:p>
+            <w:pPr>
+              <w:pStyle w:val="Zkladntext"/>
+              <w:ind w:firstLine="0" w:left="0" w:right="0"/>
+              <w:spacing w:before="20" w:after="20" w:line="240" w:lineRule="auto"/>
+              <w:jc w:val="left"/>
+            </w:pPr>
+            <w:r>
+              <w:t xml:space="preserve">Dve vetvy rovnakej dĺžky — obe musia vyjsť ako kritické.</w:t>
+            </w:r>
+          </w:p>
+        </w:tc>
+        <w:tc>
+          <w:tcPr>
+            <w:tcW w:w="1145" w:type="dxa"/>
+          </w:tcPr>
+          <w:p>
+            <w:pPr>
+              <w:pStyle w:val="Zkladntext"/>
+              <w:ind w:firstLine="0" w:left="0" w:right="0"/>
+              <w:spacing w:before="20" w:after="20" w:line="240" w:lineRule="auto"/>
+              <w:jc w:val="center"/>
+            </w:pPr>
+            <w:r>
+              <w:t xml:space="preserve">10 dní</w:t>
+            </w:r>
+          </w:p>
+        </w:tc>
+        <w:tc>
+          <w:tcPr>
+            <w:tcW w:w="1260" w:type="dxa"/>
+          </w:tcPr>
+          <w:p>
+            <w:pPr>
+              <w:pStyle w:val="Zkladntext"/>
+              <w:ind w:firstLine="0" w:left="0" w:right="0"/>
+              <w:spacing w:before="20" w:after="20" w:line="240" w:lineRule="auto"/>
+              <w:jc w:val="center"/>
+            </w:pPr>
+            <w:r>
+              <w:t xml:space="preserve">10 dní</w:t>
+            </w:r>
+          </w:p>
+        </w:tc>
+        <w:tc>
+          <w:tcPr>
+            <w:tcW w:w="802" w:type="dxa"/>
+          </w:tcPr>
+          <w:p>
+            <w:pPr>
+              <w:pStyle w:val="Zkladntext"/>
+              <w:ind w:firstLine="0" w:left="0" w:right="0"/>
+              <w:spacing w:before="20" w:after="20" w:line="240" w:lineRule="auto"/>
+              <w:jc w:val="center"/>
+            </w:pPr>
+            <w:r>
+              <w:t xml:space="preserve">áno</w:t>
+            </w:r>
+          </w:p>
+        </w:tc>
+      </w:tr>
+      <w:tr>
+        <w:tc>
+          <w:tcPr>
+            <w:tcW w:w="1572" w:type="dxa"/>
+          </w:tcPr>
+          <w:p>
+            <w:pPr>
+              <w:pStyle w:val="Zkladntext"/>
+              <w:ind w:firstLine="0" w:left="0" w:right="0"/>
+              <w:spacing w:before="20" w:after="20" w:line="240" w:lineRule="auto"/>
+              <w:jc w:val="left"/>
+            </w:pPr>
+            <w:r>
+              <w:t xml:space="preserve">R4 — izolovaná úloha</w:t>
+            </w:r>
+          </w:p>
+        </w:tc>
+        <w:tc>
+          <w:tcPr>
+            <w:tcW w:w="4288" w:type="dxa"/>
+          </w:tcPr>
+          <w:p>
+            <w:pPr>
+              <w:pStyle w:val="Zkladntext"/>
+              <w:ind w:firstLine="0" w:left="0" w:right="0"/>
+              <w:spacing w:before="20" w:after="20" w:line="240" w:lineRule="auto"/>
+              <w:jc w:val="left"/>
+            </w:pPr>
+            <w:r>
+              <w:t xml:space="preserve">Úloha bez väzieb nesmie predĺžiť projekt ani spadnúť na kritickú cestu, ak je kratšia než kritická cesta.</w:t>
+            </w:r>
+          </w:p>
+        </w:tc>
+        <w:tc>
+          <w:tcPr>
+            <w:tcW w:w="1145" w:type="dxa"/>
+          </w:tcPr>
+          <w:p>
+            <w:pPr>
+              <w:pStyle w:val="Zkladntext"/>
+              <w:ind w:firstLine="0" w:left="0" w:right="0"/>
+              <w:spacing w:before="20" w:after="20" w:line="240" w:lineRule="auto"/>
+              <w:jc w:val="center"/>
+            </w:pPr>
+            <w:r>
+              <w:t xml:space="preserve">8 dní</w:t>
+            </w:r>
+          </w:p>
+        </w:tc>
+        <w:tc>
+          <w:tcPr>
+            <w:tcW w:w="1260" w:type="dxa"/>
+          </w:tcPr>
+          <w:p>
+            <w:pPr>
+              <w:pStyle w:val="Zkladntext"/>
+              <w:ind w:firstLine="0" w:left="0" w:right="0"/>
+              <w:spacing w:before="20" w:after="20" w:line="240" w:lineRule="auto"/>
+              <w:jc w:val="center"/>
+            </w:pPr>
+            <w:r>
+              <w:t xml:space="preserve">8 dní</w:t>
+            </w:r>
+          </w:p>
+        </w:tc>
+        <w:tc>
+          <w:tcPr>
+            <w:tcW w:w="802" w:type="dxa"/>
+          </w:tcPr>
+          <w:p>
+            <w:pPr>
+              <w:pStyle w:val="Zkladntext"/>
+              <w:ind w:firstLine="0" w:left="0" w:right="0"/>
+              <w:spacing w:before="20" w:after="20" w:line="240" w:lineRule="auto"/>
+              <w:jc w:val="center"/>
+            </w:pPr>
+            <w:r>
+              <w:t xml:space="preserve">áno</w:t>
+            </w:r>
+          </w:p>
+        </w:tc>
+      </w:tr>
+      <w:tr>
+        <w:tc>
+          <w:tcPr>
+            <w:tcW w:w="1572" w:type="dxa"/>
+          </w:tcPr>
+          <w:p>
+            <w:pPr>
+              <w:pStyle w:val="Zkladntext"/>
+              <w:ind w:firstLine="0" w:left="0" w:right="0"/>
+              <w:spacing w:before="20" w:after="20" w:line="240" w:lineRule="auto"/>
+              <w:jc w:val="left"/>
+            </w:pPr>
+            <w:r>
+              <w:t xml:space="preserve">R5 — izolovaná úloha dlhšia než cesta</w:t>
+            </w:r>
+          </w:p>
+        </w:tc>
+        <w:tc>
+          <w:tcPr>
+            <w:tcW w:w="4288" w:type="dxa"/>
+          </w:tcPr>
+          <w:p>
+            <w:pPr>
+              <w:pStyle w:val="Zkladntext"/>
+              <w:ind w:firstLine="0" w:left="0" w:right="0"/>
+              <w:spacing w:before="20" w:after="20" w:line="240" w:lineRule="auto"/>
+              <w:jc w:val="left"/>
+            </w:pPr>
+            <w:r>
+              <w:t xml:space="preserve">Samostatná úloha určuje trvanie projektu a sama je kritická.</w:t>
+            </w:r>
+          </w:p>
+        </w:tc>
+        <w:tc>
+          <w:tcPr>
+            <w:tcW w:w="1145" w:type="dxa"/>
+          </w:tcPr>
+          <w:p>
+            <w:pPr>
+              <w:pStyle w:val="Zkladntext"/>
+              <w:ind w:firstLine="0" w:left="0" w:right="0"/>
+              <w:spacing w:before="20" w:after="20" w:line="240" w:lineRule="auto"/>
+              <w:jc w:val="center"/>
+            </w:pPr>
+            <w:r>
+              <w:t xml:space="preserve">9 dní</w:t>
+            </w:r>
+          </w:p>
+        </w:tc>
+        <w:tc>
+          <w:tcPr>
+            <w:tcW w:w="1260" w:type="dxa"/>
+          </w:tcPr>
+          <w:p>
+            <w:pPr>
+              <w:pStyle w:val="Zkladntext"/>
+              <w:ind w:firstLine="0" w:left="0" w:right="0"/>
+              <w:spacing w:before="20" w:after="20" w:line="240" w:lineRule="auto"/>
+              <w:jc w:val="center"/>
+            </w:pPr>
+            <w:r>
+              <w:t xml:space="preserve">9 dní</w:t>
+            </w:r>
+          </w:p>
+        </w:tc>
+        <w:tc>
+          <w:tcPr>
+            <w:tcW w:w="802" w:type="dxa"/>
+          </w:tcPr>
+          <w:p>
+            <w:pPr>
+              <w:pStyle w:val="Zkladntext"/>
+              <w:ind w:firstLine="0" w:left="0" w:right="0"/>
+              <w:spacing w:before="20" w:after="20" w:line="240" w:lineRule="auto"/>
+              <w:jc w:val="center"/>
+            </w:pPr>
+            <w:r>
+              <w:t xml:space="preserve">áno</w:t>
+            </w:r>
+          </w:p>
+        </w:tc>
+      </w:tr>
+      <w:tr>
+        <w:tc>
+          <w:tcPr>
+            <w:tcW w:w="1572" w:type="dxa"/>
+          </w:tcPr>
+          <w:p>
+            <w:pPr>
+              <w:pStyle w:val="Zkladntext"/>
+              <w:ind w:firstLine="0" w:left="0" w:right="0"/>
+              <w:spacing w:before="20" w:after="20" w:line="240" w:lineRule="auto"/>
+              <w:jc w:val="left"/>
+            </w:pPr>
+            <w:r>
+              <w:t xml:space="preserve">R6 — cyklus v sieti</w:t>
+            </w:r>
+          </w:p>
+        </w:tc>
+        <w:tc>
+          <w:tcPr>
+            <w:tcW w:w="4288" w:type="dxa"/>
+          </w:tcPr>
+          <w:p>
+            <w:pPr>
+              <w:pStyle w:val="Zkladntext"/>
+              <w:ind w:firstLine="0" w:left="0" w:right="0"/>
+              <w:spacing w:before="20" w:after="20" w:line="240" w:lineRule="auto"/>
+              <w:jc w:val="left"/>
+            </w:pPr>
+            <w:r>
+              <w:t xml:space="preserve">Cyklická závislosť musí byť odhalená a výpočet odmietnutý.</w:t>
+            </w:r>
+          </w:p>
+        </w:tc>
+        <w:tc>
+          <w:tcPr>
+            <w:tcW w:w="1145" w:type="dxa"/>
+          </w:tcPr>
+          <w:p>
+            <w:pPr>
+              <w:pStyle w:val="Zkladntext"/>
+              <w:ind w:firstLine="0" w:left="0" w:right="0"/>
+              <w:spacing w:before="20" w:after="20" w:line="240" w:lineRule="auto"/>
+              <w:jc w:val="left"/>
+            </w:pPr>
+            <w:r>
+              <w:t xml:space="preserve">neplatná sieť</w:t>
+            </w:r>
+          </w:p>
+        </w:tc>
+        <w:tc>
+          <w:tcPr>
+            <w:tcW w:w="1260" w:type="dxa"/>
+          </w:tcPr>
+          <w:p>
+            <w:pPr>
+              <w:pStyle w:val="Zkladntext"/>
+              <w:ind w:firstLine="0" w:left="0" w:right="0"/>
+              <w:spacing w:before="20" w:after="20" w:line="240" w:lineRule="auto"/>
+              <w:jc w:val="left"/>
+            </w:pPr>
+            <w:r>
+              <w:t xml:space="preserve">neplatná sieť</w:t>
+            </w:r>
+          </w:p>
+        </w:tc>
+        <w:tc>
+          <w:tcPr>
+            <w:tcW w:w="802" w:type="dxa"/>
+          </w:tcPr>
+          <w:p>
+            <w:pPr>
+              <w:pStyle w:val="Zkladntext"/>
+              <w:ind w:firstLine="0" w:left="0" w:right="0"/>
+              <w:spacing w:before="20" w:after="20" w:line="240" w:lineRule="auto"/>
+              <w:jc w:val="center"/>
+            </w:pPr>
+            <w:r>
+              <w:t xml:space="preserve">áno</w:t>
+            </w:r>
+          </w:p>
+        </w:tc>
+      </w:tr>
+      <w:tr>
+        <w:tc>
+          <w:tcPr>
+            <w:tcW w:w="1572" w:type="dxa"/>
+          </w:tcPr>
+          <w:p>
+            <w:pPr>
+              <w:pStyle w:val="Zkladntext"/>
+              <w:ind w:firstLine="0" w:left="0" w:right="0"/>
+              <w:spacing w:before="20" w:after="20" w:line="240" w:lineRule="auto"/>
+              <w:jc w:val="left"/>
+            </w:pPr>
+            <w:r>
+              <w:t xml:space="preserve">R7 — závislosť mimo projektu</w:t>
+            </w:r>
+          </w:p>
+        </w:tc>
+        <w:tc>
+          <w:tcPr>
+            <w:tcW w:w="4288" w:type="dxa"/>
+          </w:tcPr>
+          <w:p>
+            <w:pPr>
+              <w:pStyle w:val="Zkladntext"/>
+              <w:ind w:firstLine="0" w:left="0" w:right="0"/>
+              <w:spacing w:before="20" w:after="20" w:line="240" w:lineRule="auto"/>
+              <w:jc w:val="left"/>
+            </w:pPr>
+            <w:r>
+              <w:t xml:space="preserve">Odkaz na neexistujúcu úlohu sa musí ignorovať, nie zhodiť výpočet.</w:t>
+            </w:r>
+          </w:p>
+        </w:tc>
+        <w:tc>
+          <w:tcPr>
+            <w:tcW w:w="1145" w:type="dxa"/>
+          </w:tcPr>
+          <w:p>
+            <w:pPr>
+              <w:pStyle w:val="Zkladntext"/>
+              <w:ind w:firstLine="0" w:left="0" w:right="0"/>
+              <w:spacing w:before="20" w:after="20" w:line="240" w:lineRule="auto"/>
+              <w:jc w:val="center"/>
+            </w:pPr>
+            <w:r>
+              <w:t xml:space="preserve">5 dní</w:t>
+            </w:r>
+          </w:p>
+        </w:tc>
+        <w:tc>
+          <w:tcPr>
+            <w:tcW w:w="1260" w:type="dxa"/>
+          </w:tcPr>
+          <w:p>
+            <w:pPr>
+              <w:pStyle w:val="Zkladntext"/>
+              <w:ind w:firstLine="0" w:left="0" w:right="0"/>
+              <w:spacing w:before="20" w:after="20" w:line="240" w:lineRule="auto"/>
+              <w:jc w:val="center"/>
+            </w:pPr>
+            <w:r>
+              <w:t xml:space="preserve">5 dní</w:t>
+            </w:r>
+          </w:p>
+        </w:tc>
+        <w:tc>
+          <w:tcPr>
+            <w:tcW w:w="802" w:type="dxa"/>
+          </w:tcPr>
+          <w:p>
+            <w:pPr>
+              <w:pStyle w:val="Zkladntext"/>
+              <w:ind w:firstLine="0" w:left="0" w:right="0"/>
+              <w:spacing w:before="20" w:after="20" w:line="240" w:lineRule="auto"/>
+              <w:jc w:val="center"/>
+            </w:pPr>
+            <w:r>
+              <w:t xml:space="preserve">áno</w:t>
+            </w:r>
+          </w:p>
+        </w:tc>
+      </w:tr>
+    </w:tbl>
+    <w:p>
+      <w:pPr>
+        <w:pStyle w:val="Zkladntext"/>
+      </w:pPr>
+      <w:r>
+        <w:t xml:space="preserve"/>
+      </w:r>
+    </w:p>
+    <w:p>
+      <w:pPr>
+        <w:pStyle w:val="Zkladntext"/>
+      </w:pPr>
+      <w:r>
+        <w:t xml:space="preserve">Všetkých 7 zo 7 príkladov skončilo zhodou s ručne odvodenými hodnotami. Podrobné hodnoty ES, EF, LS, LF a celkovej rezervy pre vybrané príklady uvádzajú nasledujúce tabuľky.</w:t>
+      </w:r>
+    </w:p>
+    <w:p>
+      <w:pPr>
+        <w:pStyle w:val="Zkladntext"/>
+      </w:pPr>
+      <w:r>
+        <w:t xml:space="preserve">R2 — vetvenie a zbiehanie: Paralelné vetvy rôznej dĺžky; kratšia vetva musí dostať nenulovú rezervu.</w:t>
+      </w:r>
+    </w:p>
+    <w:p>
+      <w:pPr>
+        <w:pStyle w:val="Titulek"/>
+      </w:pPr>
+      <w:r>
+        <w:t xml:space="preserve">Tab. 7.4 [doplniť popis tabuľky]</w:t>
+      </w:r>
+    </w:p>
+    <w:tbl>
+      <w:tblPr>
+        <w:tblW w:w="9070" w:type="dxa"/>
+        <w:tblLayout w:type="fixed"/>
+        <w:tblBorders>
+          <w:top w:val="single" w:sz="4" w:space="0" w:color="auto"/>
+          <w:left w:val="single" w:sz="4" w:space="0" w:color="auto"/>
+          <w:bottom w:val="single" w:sz="4" w:space="0" w:color="auto"/>
+          <w:right w:val="single" w:sz="4" w:space="0" w:color="auto"/>
+          <w:insideH w:val="single" w:sz="4" w:space="0" w:color="auto"/>
+          <w:insideV w:val="single" w:sz="4" w:space="0" w:color="auto"/>
+        </w:tblBorders>
+        <w:tblLook w:val="04A0" w:firstRow="1" w:lastRow="0" w:firstColumn="1" w:lastColumn="0" w:noHBand="0" w:noVBand="1"/>
+      </w:tblPr>
+      <w:tblGrid>
+        <w:gridCol w:w="1216"/>
+        <w:gridCol w:w="1572"/>
+        <w:gridCol w:w="740"/>
+        <w:gridCol w:w="740"/>
+        <w:gridCol w:w="740"/>
+        <w:gridCol w:w="740"/>
+        <w:gridCol w:w="1572"/>
+        <w:gridCol w:w="1750"/>
+      </w:tblGrid>
+      <w:tr>
+        <w:trPr>
+          <w:tblHeader/>
+        </w:trPr>
+        <w:tc>
+          <w:tcPr>
+            <w:tcW w:w="1216" w:type="dxa"/>
+          </w:tcPr>
+          <w:p>
+            <w:pPr>
+              <w:pStyle w:val="Zkladntext"/>
+              <w:ind w:firstLine="0" w:left="0" w:right="0"/>
+              <w:spacing w:before="20" w:after="20" w:line="240" w:lineRule="auto"/>
+              <w:jc w:val="center"/>
+            </w:pPr>
+            <w:r>
+              <w:rPr>
+                <w:b/>
+              </w:rPr>
+              <w:t xml:space="preserve">Úloha</w:t>
+            </w:r>
+          </w:p>
+        </w:tc>
+        <w:tc>
+          <w:tcPr>
+            <w:tcW w:w="1572" w:type="dxa"/>
+          </w:tcPr>
+          <w:p>
+            <w:pPr>
+              <w:pStyle w:val="Zkladntext"/>
+              <w:ind w:firstLine="0" w:left="0" w:right="0"/>
+              <w:spacing w:before="20" w:after="20" w:line="240" w:lineRule="auto"/>
+              <w:jc w:val="center"/>
+            </w:pPr>
+            <w:r>
+              <w:rPr>
+                <w:b/>
+              </w:rPr>
+              <w:t xml:space="preserve">Trvanie</w:t>
+            </w:r>
+          </w:p>
+        </w:tc>
+        <w:tc>
+          <w:tcPr>
+            <w:tcW w:w="740" w:type="dxa"/>
+          </w:tcPr>
+          <w:p>
+            <w:pPr>
+              <w:pStyle w:val="Zkladntext"/>
+              <w:ind w:firstLine="0" w:left="0" w:right="0"/>
+              <w:spacing w:before="20" w:after="20" w:line="240" w:lineRule="auto"/>
+              <w:jc w:val="center"/>
+            </w:pPr>
+            <w:r>
+              <w:rPr>
+                <w:b/>
+              </w:rPr>
+              <w:t xml:space="preserve">ES</w:t>
+            </w:r>
+          </w:p>
+        </w:tc>
+        <w:tc>
+          <w:tcPr>
+            <w:tcW w:w="740" w:type="dxa"/>
+          </w:tcPr>
+          <w:p>
+            <w:pPr>
+              <w:pStyle w:val="Zkladntext"/>
+              <w:ind w:firstLine="0" w:left="0" w:right="0"/>
+              <w:spacing w:before="20" w:after="20" w:line="240" w:lineRule="auto"/>
+              <w:jc w:val="center"/>
+            </w:pPr>
+            <w:r>
+              <w:rPr>
+                <w:b/>
+              </w:rPr>
+              <w:t xml:space="preserve">EF</w:t>
+            </w:r>
+          </w:p>
+        </w:tc>
+        <w:tc>
+          <w:tcPr>
+            <w:tcW w:w="740" w:type="dxa"/>
+          </w:tcPr>
+          <w:p>
+            <w:pPr>
+              <w:pStyle w:val="Zkladntext"/>
+              <w:ind w:firstLine="0" w:left="0" w:right="0"/>
+              <w:spacing w:before="20" w:after="20" w:line="240" w:lineRule="auto"/>
+              <w:jc w:val="center"/>
+            </w:pPr>
+            <w:r>
+              <w:rPr>
+                <w:b/>
+              </w:rPr>
+              <w:t xml:space="preserve">LS</w:t>
+            </w:r>
+          </w:p>
+        </w:tc>
+        <w:tc>
+          <w:tcPr>
+            <w:tcW w:w="740" w:type="dxa"/>
+          </w:tcPr>
+          <w:p>
+            <w:pPr>
+              <w:pStyle w:val="Zkladntext"/>
+              <w:ind w:firstLine="0" w:left="0" w:right="0"/>
+              <w:spacing w:before="20" w:after="20" w:line="240" w:lineRule="auto"/>
+              <w:jc w:val="center"/>
+            </w:pPr>
+            <w:r>
+              <w:rPr>
+                <w:b/>
+              </w:rPr>
+              <w:t xml:space="preserve">LF</w:t>
+            </w:r>
+          </w:p>
+        </w:tc>
+        <w:tc>
+          <w:tcPr>
+            <w:tcW w:w="1572" w:type="dxa"/>
+          </w:tcPr>
+          <w:p>
+            <w:pPr>
+              <w:pStyle w:val="Zkladntext"/>
+              <w:ind w:firstLine="0" w:left="0" w:right="0"/>
+              <w:spacing w:before="20" w:after="20" w:line="240" w:lineRule="auto"/>
+              <w:jc w:val="center"/>
+            </w:pPr>
+            <w:r>
+              <w:rPr>
+                <w:b/>
+              </w:rPr>
+              <w:t xml:space="preserve">Rezerva</w:t>
+            </w:r>
+          </w:p>
+        </w:tc>
+        <w:tc>
+          <w:tcPr>
+            <w:tcW w:w="1750" w:type="dxa"/>
+          </w:tcPr>
+          <w:p>
+            <w:pPr>
+              <w:pStyle w:val="Zkladntext"/>
+              <w:ind w:firstLine="0" w:left="0" w:right="0"/>
+              <w:spacing w:before="20" w:after="20" w:line="240" w:lineRule="auto"/>
+              <w:jc w:val="center"/>
+            </w:pPr>
+            <w:r>
+              <w:rPr>
+                <w:b/>
+              </w:rPr>
+              <w:t xml:space="preserve">Kritická</w:t>
+            </w:r>
+          </w:p>
+        </w:tc>
+      </w:tr>
+      <w:tr>
+        <w:tc>
+          <w:tcPr>
+            <w:tcW w:w="1216" w:type="dxa"/>
+          </w:tcPr>
+          <w:p>
+            <w:pPr>
+              <w:pStyle w:val="Zkladntext"/>
+              <w:ind w:firstLine="0" w:left="0" w:right="0"/>
+              <w:spacing w:before="20" w:after="20" w:line="240" w:lineRule="auto"/>
+              <w:jc w:val="center"/>
+            </w:pPr>
+            <w:r>
+              <w:t xml:space="preserve">A</w:t>
+            </w:r>
+          </w:p>
+        </w:tc>
+        <w:tc>
+          <w:tcPr>
+            <w:tcW w:w="1572" w:type="dxa"/>
+          </w:tcPr>
+          <w:p>
+            <w:pPr>
+              <w:pStyle w:val="Zkladntext"/>
+              <w:ind w:firstLine="0" w:left="0" w:right="0"/>
+              <w:spacing w:before="20" w:after="20" w:line="240" w:lineRule="auto"/>
+              <w:jc w:val="center"/>
+            </w:pPr>
+            <w:r>
+              <w:t xml:space="preserve">3</w:t>
+            </w:r>
+          </w:p>
+        </w:tc>
+        <w:tc>
+          <w:tcPr>
+            <w:tcW w:w="740" w:type="dxa"/>
+          </w:tcPr>
+          <w:p>
+            <w:pPr>
+              <w:pStyle w:val="Zkladntext"/>
+              <w:ind w:firstLine="0" w:left="0" w:right="0"/>
+              <w:spacing w:before="20" w:after="20" w:line="240" w:lineRule="auto"/>
+              <w:jc w:val="center"/>
+            </w:pPr>
+            <w:r>
+              <w:t xml:space="preserve">0</w:t>
+            </w:r>
+          </w:p>
+        </w:tc>
+        <w:tc>
+          <w:tcPr>
+            <w:tcW w:w="740" w:type="dxa"/>
+          </w:tcPr>
+          <w:p>
+            <w:pPr>
+              <w:pStyle w:val="Zkladntext"/>
+              <w:ind w:firstLine="0" w:left="0" w:right="0"/>
+              <w:spacing w:before="20" w:after="20" w:line="240" w:lineRule="auto"/>
+              <w:jc w:val="center"/>
+            </w:pPr>
+            <w:r>
+              <w:t xml:space="preserve">3</w:t>
+            </w:r>
+          </w:p>
+        </w:tc>
+        <w:tc>
+          <w:tcPr>
+            <w:tcW w:w="740" w:type="dxa"/>
+          </w:tcPr>
+          <w:p>
+            <w:pPr>
+              <w:pStyle w:val="Zkladntext"/>
+              <w:ind w:firstLine="0" w:left="0" w:right="0"/>
+              <w:spacing w:before="20" w:after="20" w:line="240" w:lineRule="auto"/>
+              <w:jc w:val="center"/>
+            </w:pPr>
+            <w:r>
+              <w:t xml:space="preserve">0</w:t>
+            </w:r>
+          </w:p>
+        </w:tc>
+        <w:tc>
+          <w:tcPr>
+            <w:tcW w:w="740" w:type="dxa"/>
+          </w:tcPr>
+          <w:p>
+            <w:pPr>
+              <w:pStyle w:val="Zkladntext"/>
+              <w:ind w:firstLine="0" w:left="0" w:right="0"/>
+              <w:spacing w:before="20" w:after="20" w:line="240" w:lineRule="auto"/>
+              <w:jc w:val="center"/>
+            </w:pPr>
+            <w:r>
+              <w:t xml:space="preserve">3</w:t>
+            </w:r>
+          </w:p>
+        </w:tc>
+        <w:tc>
+          <w:tcPr>
+            <w:tcW w:w="1572" w:type="dxa"/>
+          </w:tcPr>
+          <w:p>
+            <w:pPr>
+              <w:pStyle w:val="Zkladntext"/>
+              <w:ind w:firstLine="0" w:left="0" w:right="0"/>
+              <w:spacing w:before="20" w:after="20" w:line="240" w:lineRule="auto"/>
+              <w:jc w:val="center"/>
+            </w:pPr>
+            <w:r>
+              <w:t xml:space="preserve">0</w:t>
+            </w:r>
+          </w:p>
+        </w:tc>
+        <w:tc>
+          <w:tcPr>
+            <w:tcW w:w="1750" w:type="dxa"/>
+          </w:tcPr>
+          <w:p>
+            <w:pPr>
+              <w:pStyle w:val="Zkladntext"/>
+              <w:ind w:firstLine="0" w:left="0" w:right="0"/>
+              <w:spacing w:before="20" w:after="20" w:line="240" w:lineRule="auto"/>
+              <w:jc w:val="center"/>
+            </w:pPr>
+            <w:r>
+              <w:t xml:space="preserve">áno</w:t>
+            </w:r>
+          </w:p>
+        </w:tc>
+      </w:tr>
+      <w:tr>
+        <w:tc>
+          <w:tcPr>
+            <w:tcW w:w="1216" w:type="dxa"/>
+          </w:tcPr>
+          <w:p>
+            <w:pPr>
+              <w:pStyle w:val="Zkladntext"/>
+              <w:ind w:firstLine="0" w:left="0" w:right="0"/>
+              <w:spacing w:before="20" w:after="20" w:line="240" w:lineRule="auto"/>
+              <w:jc w:val="center"/>
+            </w:pPr>
+            <w:r>
+              <w:t xml:space="preserve">B</w:t>
+            </w:r>
+          </w:p>
+        </w:tc>
+        <w:tc>
+          <w:tcPr>
+            <w:tcW w:w="1572" w:type="dxa"/>
+          </w:tcPr>
+          <w:p>
+            <w:pPr>
+              <w:pStyle w:val="Zkladntext"/>
+              <w:ind w:firstLine="0" w:left="0" w:right="0"/>
+              <w:spacing w:before="20" w:after="20" w:line="240" w:lineRule="auto"/>
+              <w:jc w:val="center"/>
+            </w:pPr>
+            <w:r>
+              <w:t xml:space="preserve">2</w:t>
+            </w:r>
+          </w:p>
+        </w:tc>
+        <w:tc>
+          <w:tcPr>
+            <w:tcW w:w="740" w:type="dxa"/>
+          </w:tcPr>
+          <w:p>
+            <w:pPr>
+              <w:pStyle w:val="Zkladntext"/>
+              <w:ind w:firstLine="0" w:left="0" w:right="0"/>
+              <w:spacing w:before="20" w:after="20" w:line="240" w:lineRule="auto"/>
+              <w:jc w:val="center"/>
+            </w:pPr>
+            <w:r>
+              <w:t xml:space="preserve">3</w:t>
+            </w:r>
+          </w:p>
+        </w:tc>
+        <w:tc>
+          <w:tcPr>
+            <w:tcW w:w="740" w:type="dxa"/>
+          </w:tcPr>
+          <w:p>
+            <w:pPr>
+              <w:pStyle w:val="Zkladntext"/>
+              <w:ind w:firstLine="0" w:left="0" w:right="0"/>
+              <w:spacing w:before="20" w:after="20" w:line="240" w:lineRule="auto"/>
+              <w:jc w:val="center"/>
+            </w:pPr>
+            <w:r>
+              <w:t xml:space="preserve">5</w:t>
+            </w:r>
+          </w:p>
+        </w:tc>
+        <w:tc>
+          <w:tcPr>
+            <w:tcW w:w="740" w:type="dxa"/>
+          </w:tcPr>
+          <w:p>
+            <w:pPr>
+              <w:pStyle w:val="Zkladntext"/>
+              <w:ind w:firstLine="0" w:left="0" w:right="0"/>
+              <w:spacing w:before="20" w:after="20" w:line="240" w:lineRule="auto"/>
+              <w:jc w:val="center"/>
+            </w:pPr>
+            <w:r>
+              <w:t xml:space="preserve">5</w:t>
+            </w:r>
+          </w:p>
+        </w:tc>
+        <w:tc>
+          <w:tcPr>
+            <w:tcW w:w="740" w:type="dxa"/>
+          </w:tcPr>
+          <w:p>
+            <w:pPr>
+              <w:pStyle w:val="Zkladntext"/>
+              <w:ind w:firstLine="0" w:left="0" w:right="0"/>
+              <w:spacing w:before="20" w:after="20" w:line="240" w:lineRule="auto"/>
+              <w:jc w:val="center"/>
+            </w:pPr>
+            <w:r>
+              <w:t xml:space="preserve">7</w:t>
+            </w:r>
+          </w:p>
+        </w:tc>
+        <w:tc>
+          <w:tcPr>
+            <w:tcW w:w="1572" w:type="dxa"/>
+          </w:tcPr>
+          <w:p>
+            <w:pPr>
+              <w:pStyle w:val="Zkladntext"/>
+              <w:ind w:firstLine="0" w:left="0" w:right="0"/>
+              <w:spacing w:before="20" w:after="20" w:line="240" w:lineRule="auto"/>
+              <w:jc w:val="center"/>
+            </w:pPr>
+            <w:r>
+              <w:t xml:space="preserve">2</w:t>
+            </w:r>
+          </w:p>
+        </w:tc>
+        <w:tc>
+          <w:tcPr>
+            <w:tcW w:w="1750" w:type="dxa"/>
+          </w:tcPr>
+          <w:p>
+            <w:pPr>
+              <w:pStyle w:val="Zkladntext"/>
+              <w:ind w:firstLine="0" w:left="0" w:right="0"/>
+              <w:spacing w:before="20" w:after="20" w:line="240" w:lineRule="auto"/>
+              <w:jc w:val="center"/>
+            </w:pPr>
+            <w:r>
+              <w:t xml:space="preserve">nie</w:t>
+            </w:r>
+          </w:p>
+        </w:tc>
+      </w:tr>
+      <w:tr>
+        <w:tc>
+          <w:tcPr>
+            <w:tcW w:w="1216" w:type="dxa"/>
+          </w:tcPr>
+          <w:p>
+            <w:pPr>
+              <w:pStyle w:val="Zkladntext"/>
+              <w:ind w:firstLine="0" w:left="0" w:right="0"/>
+              <w:spacing w:before="20" w:after="20" w:line="240" w:lineRule="auto"/>
+              <w:jc w:val="center"/>
+            </w:pPr>
+            <w:r>
+              <w:t xml:space="preserve">C</w:t>
+            </w:r>
+          </w:p>
+        </w:tc>
+        <w:tc>
+          <w:tcPr>
+            <w:tcW w:w="1572" w:type="dxa"/>
+          </w:tcPr>
+          <w:p>
+            <w:pPr>
+              <w:pStyle w:val="Zkladntext"/>
+              <w:ind w:firstLine="0" w:left="0" w:right="0"/>
+              <w:spacing w:before="20" w:after="20" w:line="240" w:lineRule="auto"/>
+              <w:jc w:val="center"/>
+            </w:pPr>
+            <w:r>
+              <w:t xml:space="preserve">4</w:t>
+            </w:r>
+          </w:p>
+        </w:tc>
+        <w:tc>
+          <w:tcPr>
+            <w:tcW w:w="740" w:type="dxa"/>
+          </w:tcPr>
+          <w:p>
+            <w:pPr>
+              <w:pStyle w:val="Zkladntext"/>
+              <w:ind w:firstLine="0" w:left="0" w:right="0"/>
+              <w:spacing w:before="20" w:after="20" w:line="240" w:lineRule="auto"/>
+              <w:jc w:val="center"/>
+            </w:pPr>
+            <w:r>
+              <w:t xml:space="preserve">3</w:t>
+            </w:r>
+          </w:p>
+        </w:tc>
+        <w:tc>
+          <w:tcPr>
+            <w:tcW w:w="740" w:type="dxa"/>
+          </w:tcPr>
+          <w:p>
+            <w:pPr>
+              <w:pStyle w:val="Zkladntext"/>
+              <w:ind w:firstLine="0" w:left="0" w:right="0"/>
+              <w:spacing w:before="20" w:after="20" w:line="240" w:lineRule="auto"/>
+              <w:jc w:val="center"/>
+            </w:pPr>
+            <w:r>
+              <w:t xml:space="preserve">7</w:t>
+            </w:r>
+          </w:p>
+        </w:tc>
+        <w:tc>
+          <w:tcPr>
+            <w:tcW w:w="740" w:type="dxa"/>
+          </w:tcPr>
+          <w:p>
+            <w:pPr>
+              <w:pStyle w:val="Zkladntext"/>
+              <w:ind w:firstLine="0" w:left="0" w:right="0"/>
+              <w:spacing w:before="20" w:after="20" w:line="240" w:lineRule="auto"/>
+              <w:jc w:val="center"/>
+            </w:pPr>
+            <w:r>
+              <w:t xml:space="preserve">3</w:t>
+            </w:r>
+          </w:p>
+        </w:tc>
+        <w:tc>
+          <w:tcPr>
+            <w:tcW w:w="740" w:type="dxa"/>
+          </w:tcPr>
+          <w:p>
+            <w:pPr>
+              <w:pStyle w:val="Zkladntext"/>
+              <w:ind w:firstLine="0" w:left="0" w:right="0"/>
+              <w:spacing w:before="20" w:after="20" w:line="240" w:lineRule="auto"/>
+              <w:jc w:val="center"/>
+            </w:pPr>
+            <w:r>
+              <w:t xml:space="preserve">7</w:t>
+            </w:r>
+          </w:p>
+        </w:tc>
+        <w:tc>
+          <w:tcPr>
+            <w:tcW w:w="1572" w:type="dxa"/>
+          </w:tcPr>
+          <w:p>
+            <w:pPr>
+              <w:pStyle w:val="Zkladntext"/>
+              <w:ind w:firstLine="0" w:left="0" w:right="0"/>
+              <w:spacing w:before="20" w:after="20" w:line="240" w:lineRule="auto"/>
+              <w:jc w:val="center"/>
+            </w:pPr>
+            <w:r>
+              <w:t xml:space="preserve">0</w:t>
+            </w:r>
+          </w:p>
+        </w:tc>
+        <w:tc>
+          <w:tcPr>
+            <w:tcW w:w="1750" w:type="dxa"/>
+          </w:tcPr>
+          <w:p>
+            <w:pPr>
+              <w:pStyle w:val="Zkladntext"/>
+              <w:ind w:firstLine="0" w:left="0" w:right="0"/>
+              <w:spacing w:before="20" w:after="20" w:line="240" w:lineRule="auto"/>
+              <w:jc w:val="center"/>
+            </w:pPr>
+            <w:r>
+              <w:t xml:space="preserve">áno</w:t>
+            </w:r>
+          </w:p>
+        </w:tc>
+      </w:tr>
+      <w:tr>
+        <w:tc>
+          <w:tcPr>
+            <w:tcW w:w="1216" w:type="dxa"/>
+          </w:tcPr>
+          <w:p>
+            <w:pPr>
+              <w:pStyle w:val="Zkladntext"/>
+              <w:ind w:firstLine="0" w:left="0" w:right="0"/>
+              <w:spacing w:before="20" w:after="20" w:line="240" w:lineRule="auto"/>
+              <w:jc w:val="center"/>
+            </w:pPr>
+            <w:r>
+              <w:t xml:space="preserve">D</w:t>
+            </w:r>
+          </w:p>
+        </w:tc>
+        <w:tc>
+          <w:tcPr>
+            <w:tcW w:w="1572" w:type="dxa"/>
+          </w:tcPr>
+          <w:p>
+            <w:pPr>
+              <w:pStyle w:val="Zkladntext"/>
+              <w:ind w:firstLine="0" w:left="0" w:right="0"/>
+              <w:spacing w:before="20" w:after="20" w:line="240" w:lineRule="auto"/>
+              <w:jc w:val="center"/>
+            </w:pPr>
+            <w:r>
+              <w:t xml:space="preserve">1</w:t>
+            </w:r>
+          </w:p>
+        </w:tc>
+        <w:tc>
+          <w:tcPr>
+            <w:tcW w:w="740" w:type="dxa"/>
+          </w:tcPr>
+          <w:p>
+            <w:pPr>
+              <w:pStyle w:val="Zkladntext"/>
+              <w:ind w:firstLine="0" w:left="0" w:right="0"/>
+              <w:spacing w:before="20" w:after="20" w:line="240" w:lineRule="auto"/>
+              <w:jc w:val="center"/>
+            </w:pPr>
+            <w:r>
+              <w:t xml:space="preserve">7</w:t>
+            </w:r>
+          </w:p>
+        </w:tc>
+        <w:tc>
+          <w:tcPr>
+            <w:tcW w:w="740" w:type="dxa"/>
+          </w:tcPr>
+          <w:p>
+            <w:pPr>
+              <w:pStyle w:val="Zkladntext"/>
+              <w:ind w:firstLine="0" w:left="0" w:right="0"/>
+              <w:spacing w:before="20" w:after="20" w:line="240" w:lineRule="auto"/>
+              <w:jc w:val="center"/>
+            </w:pPr>
+            <w:r>
+              <w:t xml:space="preserve">8</w:t>
+            </w:r>
+          </w:p>
+        </w:tc>
+        <w:tc>
+          <w:tcPr>
+            <w:tcW w:w="740" w:type="dxa"/>
+          </w:tcPr>
+          <w:p>
+            <w:pPr>
+              <w:pStyle w:val="Zkladntext"/>
+              <w:ind w:firstLine="0" w:left="0" w:right="0"/>
+              <w:spacing w:before="20" w:after="20" w:line="240" w:lineRule="auto"/>
+              <w:jc w:val="center"/>
+            </w:pPr>
+            <w:r>
+              <w:t xml:space="preserve">7</w:t>
+            </w:r>
+          </w:p>
+        </w:tc>
+        <w:tc>
+          <w:tcPr>
+            <w:tcW w:w="740" w:type="dxa"/>
+          </w:tcPr>
+          <w:p>
+            <w:pPr>
+              <w:pStyle w:val="Zkladntext"/>
+              <w:ind w:firstLine="0" w:left="0" w:right="0"/>
+              <w:spacing w:before="20" w:after="20" w:line="240" w:lineRule="auto"/>
+              <w:jc w:val="center"/>
+            </w:pPr>
+            <w:r>
+              <w:t xml:space="preserve">8</w:t>
+            </w:r>
+          </w:p>
+        </w:tc>
+        <w:tc>
+          <w:tcPr>
+            <w:tcW w:w="1572" w:type="dxa"/>
+          </w:tcPr>
+          <w:p>
+            <w:pPr>
+              <w:pStyle w:val="Zkladntext"/>
+              <w:ind w:firstLine="0" w:left="0" w:right="0"/>
+              <w:spacing w:before="20" w:after="20" w:line="240" w:lineRule="auto"/>
+              <w:jc w:val="center"/>
+            </w:pPr>
+            <w:r>
+              <w:t xml:space="preserve">0</w:t>
+            </w:r>
+          </w:p>
+        </w:tc>
+        <w:tc>
+          <w:tcPr>
+            <w:tcW w:w="1750" w:type="dxa"/>
+          </w:tcPr>
+          <w:p>
+            <w:pPr>
+              <w:pStyle w:val="Zkladntext"/>
+              <w:ind w:firstLine="0" w:left="0" w:right="0"/>
+              <w:spacing w:before="20" w:after="20" w:line="240" w:lineRule="auto"/>
+              <w:jc w:val="center"/>
+            </w:pPr>
+            <w:r>
+              <w:t xml:space="preserve">áno</w:t>
+            </w:r>
+          </w:p>
+        </w:tc>
+      </w:tr>
+    </w:tbl>
+    <w:p>
+      <w:pPr>
+        <w:pStyle w:val="Zkladntext"/>
+      </w:pPr>
+      <w:r>
+        <w:t xml:space="preserve"/>
+      </w:r>
+    </w:p>
+    <w:p>
+      <w:pPr>
+        <w:pStyle w:val="Zkladntext"/>
+      </w:pPr>
+      <w:r>
+        <w:t xml:space="preserve">R3 — dve kritické cesty: Dve vetvy rovnakej dĺžky — obe musia vyjsť ako kritické.</w:t>
+      </w:r>
+    </w:p>
+    <w:p>
+      <w:pPr>
+        <w:pStyle w:val="Titulek"/>
+      </w:pPr>
+      <w:r>
+        <w:t xml:space="preserve">Tab. 7.5 [doplniť popis tabuľky]</w:t>
+      </w:r>
+    </w:p>
+    <w:tbl>
+      <w:tblPr>
+        <w:tblW w:w="9070" w:type="dxa"/>
+        <w:tblLayout w:type="fixed"/>
+        <w:tblBorders>
+          <w:top w:val="single" w:sz="4" w:space="0" w:color="auto"/>
+          <w:left w:val="single" w:sz="4" w:space="0" w:color="auto"/>
+          <w:bottom w:val="single" w:sz="4" w:space="0" w:color="auto"/>
+          <w:right w:val="single" w:sz="4" w:space="0" w:color="auto"/>
+          <w:insideH w:val="single" w:sz="4" w:space="0" w:color="auto"/>
+          <w:insideV w:val="single" w:sz="4" w:space="0" w:color="auto"/>
+        </w:tblBorders>
+        <w:tblLook w:val="04A0" w:firstRow="1" w:lastRow="0" w:firstColumn="1" w:lastColumn="0" w:noHBand="0" w:noVBand="1"/>
+      </w:tblPr>
+      <w:tblGrid>
+        <w:gridCol w:w="1216"/>
+        <w:gridCol w:w="1572"/>
+        <w:gridCol w:w="740"/>
+        <w:gridCol w:w="740"/>
+        <w:gridCol w:w="740"/>
+        <w:gridCol w:w="740"/>
+        <w:gridCol w:w="1572"/>
+        <w:gridCol w:w="1750"/>
+      </w:tblGrid>
+      <w:tr>
+        <w:trPr>
+          <w:tblHeader/>
+        </w:trPr>
+        <w:tc>
+          <w:tcPr>
+            <w:tcW w:w="1216" w:type="dxa"/>
+          </w:tcPr>
+          <w:p>
+            <w:pPr>
+              <w:pStyle w:val="Zkladntext"/>
+              <w:ind w:firstLine="0" w:left="0" w:right="0"/>
+              <w:spacing w:before="20" w:after="20" w:line="240" w:lineRule="auto"/>
+              <w:jc w:val="center"/>
+            </w:pPr>
+            <w:r>
+              <w:rPr>
+                <w:b/>
+              </w:rPr>
+              <w:t xml:space="preserve">Úloha</w:t>
+            </w:r>
+          </w:p>
+        </w:tc>
+        <w:tc>
+          <w:tcPr>
+            <w:tcW w:w="1572" w:type="dxa"/>
+          </w:tcPr>
+          <w:p>
+            <w:pPr>
+              <w:pStyle w:val="Zkladntext"/>
+              <w:ind w:firstLine="0" w:left="0" w:right="0"/>
+              <w:spacing w:before="20" w:after="20" w:line="240" w:lineRule="auto"/>
+              <w:jc w:val="center"/>
+            </w:pPr>
+            <w:r>
+              <w:rPr>
+                <w:b/>
+              </w:rPr>
+              <w:t xml:space="preserve">Trvanie</w:t>
+            </w:r>
+          </w:p>
+        </w:tc>
+        <w:tc>
+          <w:tcPr>
+            <w:tcW w:w="740" w:type="dxa"/>
+          </w:tcPr>
+          <w:p>
+            <w:pPr>
+              <w:pStyle w:val="Zkladntext"/>
+              <w:ind w:firstLine="0" w:left="0" w:right="0"/>
+              <w:spacing w:before="20" w:after="20" w:line="240" w:lineRule="auto"/>
+              <w:jc w:val="center"/>
+            </w:pPr>
+            <w:r>
+              <w:rPr>
+                <w:b/>
+              </w:rPr>
+              <w:t xml:space="preserve">ES</w:t>
+            </w:r>
+          </w:p>
+        </w:tc>
+        <w:tc>
+          <w:tcPr>
+            <w:tcW w:w="740" w:type="dxa"/>
+          </w:tcPr>
+          <w:p>
+            <w:pPr>
+              <w:pStyle w:val="Zkladntext"/>
+              <w:ind w:firstLine="0" w:left="0" w:right="0"/>
+              <w:spacing w:before="20" w:after="20" w:line="240" w:lineRule="auto"/>
+              <w:jc w:val="center"/>
+            </w:pPr>
+            <w:r>
+              <w:rPr>
+                <w:b/>
+              </w:rPr>
+              <w:t xml:space="preserve">EF</w:t>
+            </w:r>
+          </w:p>
+        </w:tc>
+        <w:tc>
+          <w:tcPr>
+            <w:tcW w:w="740" w:type="dxa"/>
+          </w:tcPr>
+          <w:p>
+            <w:pPr>
+              <w:pStyle w:val="Zkladntext"/>
+              <w:ind w:firstLine="0" w:left="0" w:right="0"/>
+              <w:spacing w:before="20" w:after="20" w:line="240" w:lineRule="auto"/>
+              <w:jc w:val="center"/>
+            </w:pPr>
+            <w:r>
+              <w:rPr>
+                <w:b/>
+              </w:rPr>
+              <w:t xml:space="preserve">LS</w:t>
+            </w:r>
+          </w:p>
+        </w:tc>
+        <w:tc>
+          <w:tcPr>
+            <w:tcW w:w="740" w:type="dxa"/>
+          </w:tcPr>
+          <w:p>
+            <w:pPr>
+              <w:pStyle w:val="Zkladntext"/>
+              <w:ind w:firstLine="0" w:left="0" w:right="0"/>
+              <w:spacing w:before="20" w:after="20" w:line="240" w:lineRule="auto"/>
+              <w:jc w:val="center"/>
+            </w:pPr>
+            <w:r>
+              <w:rPr>
+                <w:b/>
+              </w:rPr>
+              <w:t xml:space="preserve">LF</w:t>
+            </w:r>
+          </w:p>
+        </w:tc>
+        <w:tc>
+          <w:tcPr>
+            <w:tcW w:w="1572" w:type="dxa"/>
+          </w:tcPr>
+          <w:p>
+            <w:pPr>
+              <w:pStyle w:val="Zkladntext"/>
+              <w:ind w:firstLine="0" w:left="0" w:right="0"/>
+              <w:spacing w:before="20" w:after="20" w:line="240" w:lineRule="auto"/>
+              <w:jc w:val="center"/>
+            </w:pPr>
+            <w:r>
+              <w:rPr>
+                <w:b/>
+              </w:rPr>
+              <w:t xml:space="preserve">Rezerva</w:t>
+            </w:r>
+          </w:p>
+        </w:tc>
+        <w:tc>
+          <w:tcPr>
+            <w:tcW w:w="1750" w:type="dxa"/>
+          </w:tcPr>
+          <w:p>
+            <w:pPr>
+              <w:pStyle w:val="Zkladntext"/>
+              <w:ind w:firstLine="0" w:left="0" w:right="0"/>
+              <w:spacing w:before="20" w:after="20" w:line="240" w:lineRule="auto"/>
+              <w:jc w:val="center"/>
+            </w:pPr>
+            <w:r>
+              <w:rPr>
+                <w:b/>
+              </w:rPr>
+              <w:t xml:space="preserve">Kritická</w:t>
+            </w:r>
+          </w:p>
+        </w:tc>
+      </w:tr>
+      <w:tr>
+        <w:tc>
+          <w:tcPr>
+            <w:tcW w:w="1216" w:type="dxa"/>
+          </w:tcPr>
+          <w:p>
+            <w:pPr>
+              <w:pStyle w:val="Zkladntext"/>
+              <w:ind w:firstLine="0" w:left="0" w:right="0"/>
+              <w:spacing w:before="20" w:after="20" w:line="240" w:lineRule="auto"/>
+              <w:jc w:val="center"/>
+            </w:pPr>
+            <w:r>
+              <w:t xml:space="preserve">A</w:t>
+            </w:r>
+          </w:p>
+        </w:tc>
+        <w:tc>
+          <w:tcPr>
+            <w:tcW w:w="1572" w:type="dxa"/>
+          </w:tcPr>
+          <w:p>
+            <w:pPr>
+              <w:pStyle w:val="Zkladntext"/>
+              <w:ind w:firstLine="0" w:left="0" w:right="0"/>
+              <w:spacing w:before="20" w:after="20" w:line="240" w:lineRule="auto"/>
+              <w:jc w:val="center"/>
+            </w:pPr>
+            <w:r>
+              <w:t xml:space="preserve">2</w:t>
+            </w:r>
+          </w:p>
+        </w:tc>
+        <w:tc>
+          <w:tcPr>
+            <w:tcW w:w="740" w:type="dxa"/>
+          </w:tcPr>
+          <w:p>
+            <w:pPr>
+              <w:pStyle w:val="Zkladntext"/>
+              <w:ind w:firstLine="0" w:left="0" w:right="0"/>
+              <w:spacing w:before="20" w:after="20" w:line="240" w:lineRule="auto"/>
+              <w:jc w:val="center"/>
+            </w:pPr>
+            <w:r>
+              <w:t xml:space="preserve">0</w:t>
+            </w:r>
+          </w:p>
+        </w:tc>
+        <w:tc>
+          <w:tcPr>
+            <w:tcW w:w="740" w:type="dxa"/>
+          </w:tcPr>
+          <w:p>
+            <w:pPr>
+              <w:pStyle w:val="Zkladntext"/>
+              <w:ind w:firstLine="0" w:left="0" w:right="0"/>
+              <w:spacing w:before="20" w:after="20" w:line="240" w:lineRule="auto"/>
+              <w:jc w:val="center"/>
+            </w:pPr>
+            <w:r>
+              <w:t xml:space="preserve">2</w:t>
+            </w:r>
+          </w:p>
+        </w:tc>
+        <w:tc>
+          <w:tcPr>
+            <w:tcW w:w="740" w:type="dxa"/>
+          </w:tcPr>
+          <w:p>
+            <w:pPr>
+              <w:pStyle w:val="Zkladntext"/>
+              <w:ind w:firstLine="0" w:left="0" w:right="0"/>
+              <w:spacing w:before="20" w:after="20" w:line="240" w:lineRule="auto"/>
+              <w:jc w:val="center"/>
+            </w:pPr>
+            <w:r>
+              <w:t xml:space="preserve">0</w:t>
+            </w:r>
+          </w:p>
+        </w:tc>
+        <w:tc>
+          <w:tcPr>
+            <w:tcW w:w="740" w:type="dxa"/>
+          </w:tcPr>
+          <w:p>
+            <w:pPr>
+              <w:pStyle w:val="Zkladntext"/>
+              <w:ind w:firstLine="0" w:left="0" w:right="0"/>
+              <w:spacing w:before="20" w:after="20" w:line="240" w:lineRule="auto"/>
+              <w:jc w:val="center"/>
+            </w:pPr>
+            <w:r>
+              <w:t xml:space="preserve">2</w:t>
+            </w:r>
+          </w:p>
+        </w:tc>
+        <w:tc>
+          <w:tcPr>
+            <w:tcW w:w="1572" w:type="dxa"/>
+          </w:tcPr>
+          <w:p>
+            <w:pPr>
+              <w:pStyle w:val="Zkladntext"/>
+              <w:ind w:firstLine="0" w:left="0" w:right="0"/>
+              <w:spacing w:before="20" w:after="20" w:line="240" w:lineRule="auto"/>
+              <w:jc w:val="center"/>
+            </w:pPr>
+            <w:r>
+              <w:t xml:space="preserve">0</w:t>
+            </w:r>
+          </w:p>
+        </w:tc>
+        <w:tc>
+          <w:tcPr>
+            <w:tcW w:w="1750" w:type="dxa"/>
+          </w:tcPr>
+          <w:p>
+            <w:pPr>
+              <w:pStyle w:val="Zkladntext"/>
+              <w:ind w:firstLine="0" w:left="0" w:right="0"/>
+              <w:spacing w:before="20" w:after="20" w:line="240" w:lineRule="auto"/>
+              <w:jc w:val="center"/>
+            </w:pPr>
+            <w:r>
+              <w:t xml:space="preserve">áno</w:t>
+            </w:r>
+          </w:p>
+        </w:tc>
+      </w:tr>
+      <w:tr>
+        <w:tc>
+          <w:tcPr>
+            <w:tcW w:w="1216" w:type="dxa"/>
+          </w:tcPr>
+          <w:p>
+            <w:pPr>
+              <w:pStyle w:val="Zkladntext"/>
+              <w:ind w:firstLine="0" w:left="0" w:right="0"/>
+              <w:spacing w:before="20" w:after="20" w:line="240" w:lineRule="auto"/>
+              <w:jc w:val="center"/>
+            </w:pPr>
+            <w:r>
+              <w:t xml:space="preserve">B</w:t>
+            </w:r>
+          </w:p>
+        </w:tc>
+        <w:tc>
+          <w:tcPr>
+            <w:tcW w:w="1572" w:type="dxa"/>
+          </w:tcPr>
+          <w:p>
+            <w:pPr>
+              <w:pStyle w:val="Zkladntext"/>
+              <w:ind w:firstLine="0" w:left="0" w:right="0"/>
+              <w:spacing w:before="20" w:after="20" w:line="240" w:lineRule="auto"/>
+              <w:jc w:val="center"/>
+            </w:pPr>
+            <w:r>
+              <w:t xml:space="preserve">5</w:t>
+            </w:r>
+          </w:p>
+        </w:tc>
+        <w:tc>
+          <w:tcPr>
+            <w:tcW w:w="740" w:type="dxa"/>
+          </w:tcPr>
+          <w:p>
+            <w:pPr>
+              <w:pStyle w:val="Zkladntext"/>
+              <w:ind w:firstLine="0" w:left="0" w:right="0"/>
+              <w:spacing w:before="20" w:after="20" w:line="240" w:lineRule="auto"/>
+              <w:jc w:val="center"/>
+            </w:pPr>
+            <w:r>
+              <w:t xml:space="preserve">2</w:t>
+            </w:r>
+          </w:p>
+        </w:tc>
+        <w:tc>
+          <w:tcPr>
+            <w:tcW w:w="740" w:type="dxa"/>
+          </w:tcPr>
+          <w:p>
+            <w:pPr>
+              <w:pStyle w:val="Zkladntext"/>
+              <w:ind w:firstLine="0" w:left="0" w:right="0"/>
+              <w:spacing w:before="20" w:after="20" w:line="240" w:lineRule="auto"/>
+              <w:jc w:val="center"/>
+            </w:pPr>
+            <w:r>
+              <w:t xml:space="preserve">7</w:t>
+            </w:r>
+          </w:p>
+        </w:tc>
+        <w:tc>
+          <w:tcPr>
+            <w:tcW w:w="740" w:type="dxa"/>
+          </w:tcPr>
+          <w:p>
+            <w:pPr>
+              <w:pStyle w:val="Zkladntext"/>
+              <w:ind w:firstLine="0" w:left="0" w:right="0"/>
+              <w:spacing w:before="20" w:after="20" w:line="240" w:lineRule="auto"/>
+              <w:jc w:val="center"/>
+            </w:pPr>
+            <w:r>
+              <w:t xml:space="preserve">2</w:t>
+            </w:r>
+          </w:p>
+        </w:tc>
+        <w:tc>
+          <w:tcPr>
+            <w:tcW w:w="740" w:type="dxa"/>
+          </w:tcPr>
+          <w:p>
+            <w:pPr>
+              <w:pStyle w:val="Zkladntext"/>
+              <w:ind w:firstLine="0" w:left="0" w:right="0"/>
+              <w:spacing w:before="20" w:after="20" w:line="240" w:lineRule="auto"/>
+              <w:jc w:val="center"/>
+            </w:pPr>
+            <w:r>
+              <w:t xml:space="preserve">7</w:t>
+            </w:r>
+          </w:p>
+        </w:tc>
+        <w:tc>
+          <w:tcPr>
+            <w:tcW w:w="1572" w:type="dxa"/>
+          </w:tcPr>
+          <w:p>
+            <w:pPr>
+              <w:pStyle w:val="Zkladntext"/>
+              <w:ind w:firstLine="0" w:left="0" w:right="0"/>
+              <w:spacing w:before="20" w:after="20" w:line="240" w:lineRule="auto"/>
+              <w:jc w:val="center"/>
+            </w:pPr>
+            <w:r>
+              <w:t xml:space="preserve">0</w:t>
+            </w:r>
+          </w:p>
+        </w:tc>
+        <w:tc>
+          <w:tcPr>
+            <w:tcW w:w="1750" w:type="dxa"/>
+          </w:tcPr>
+          <w:p>
+            <w:pPr>
+              <w:pStyle w:val="Zkladntext"/>
+              <w:ind w:firstLine="0" w:left="0" w:right="0"/>
+              <w:spacing w:before="20" w:after="20" w:line="240" w:lineRule="auto"/>
+              <w:jc w:val="center"/>
+            </w:pPr>
+            <w:r>
+              <w:t xml:space="preserve">áno</w:t>
+            </w:r>
+          </w:p>
+        </w:tc>
+      </w:tr>
+      <w:tr>
+        <w:tc>
+          <w:tcPr>
+            <w:tcW w:w="1216" w:type="dxa"/>
+          </w:tcPr>
+          <w:p>
+            <w:pPr>
+              <w:pStyle w:val="Zkladntext"/>
+              <w:ind w:firstLine="0" w:left="0" w:right="0"/>
+              <w:spacing w:before="20" w:after="20" w:line="240" w:lineRule="auto"/>
+              <w:jc w:val="center"/>
+            </w:pPr>
+            <w:r>
+              <w:t xml:space="preserve">C</w:t>
+            </w:r>
+          </w:p>
+        </w:tc>
+        <w:tc>
+          <w:tcPr>
+            <w:tcW w:w="1572" w:type="dxa"/>
+          </w:tcPr>
+          <w:p>
+            <w:pPr>
+              <w:pStyle w:val="Zkladntext"/>
+              <w:ind w:firstLine="0" w:left="0" w:right="0"/>
+              <w:spacing w:before="20" w:after="20" w:line="240" w:lineRule="auto"/>
+              <w:jc w:val="center"/>
+            </w:pPr>
+            <w:r>
+              <w:t xml:space="preserve">5</w:t>
+            </w:r>
+          </w:p>
+        </w:tc>
+        <w:tc>
+          <w:tcPr>
+            <w:tcW w:w="740" w:type="dxa"/>
+          </w:tcPr>
+          <w:p>
+            <w:pPr>
+              <w:pStyle w:val="Zkladntext"/>
+              <w:ind w:firstLine="0" w:left="0" w:right="0"/>
+              <w:spacing w:before="20" w:after="20" w:line="240" w:lineRule="auto"/>
+              <w:jc w:val="center"/>
+            </w:pPr>
+            <w:r>
+              <w:t xml:space="preserve">2</w:t>
+            </w:r>
+          </w:p>
+        </w:tc>
+        <w:tc>
+          <w:tcPr>
+            <w:tcW w:w="740" w:type="dxa"/>
+          </w:tcPr>
+          <w:p>
+            <w:pPr>
+              <w:pStyle w:val="Zkladntext"/>
+              <w:ind w:firstLine="0" w:left="0" w:right="0"/>
+              <w:spacing w:before="20" w:after="20" w:line="240" w:lineRule="auto"/>
+              <w:jc w:val="center"/>
+            </w:pPr>
+            <w:r>
+              <w:t xml:space="preserve">7</w:t>
+            </w:r>
+          </w:p>
+        </w:tc>
+        <w:tc>
+          <w:tcPr>
+            <w:tcW w:w="740" w:type="dxa"/>
+          </w:tcPr>
+          <w:p>
+            <w:pPr>
+              <w:pStyle w:val="Zkladntext"/>
+              <w:ind w:firstLine="0" w:left="0" w:right="0"/>
+              <w:spacing w:before="20" w:after="20" w:line="240" w:lineRule="auto"/>
+              <w:jc w:val="center"/>
+            </w:pPr>
+            <w:r>
+              <w:t xml:space="preserve">2</w:t>
+            </w:r>
+          </w:p>
+        </w:tc>
+        <w:tc>
+          <w:tcPr>
+            <w:tcW w:w="740" w:type="dxa"/>
+          </w:tcPr>
+          <w:p>
+            <w:pPr>
+              <w:pStyle w:val="Zkladntext"/>
+              <w:ind w:firstLine="0" w:left="0" w:right="0"/>
+              <w:spacing w:before="20" w:after="20" w:line="240" w:lineRule="auto"/>
+              <w:jc w:val="center"/>
+            </w:pPr>
+            <w:r>
+              <w:t xml:space="preserve">7</w:t>
+            </w:r>
+          </w:p>
+        </w:tc>
+        <w:tc>
+          <w:tcPr>
+            <w:tcW w:w="1572" w:type="dxa"/>
+          </w:tcPr>
+          <w:p>
+            <w:pPr>
+              <w:pStyle w:val="Zkladntext"/>
+              <w:ind w:firstLine="0" w:left="0" w:right="0"/>
+              <w:spacing w:before="20" w:after="20" w:line="240" w:lineRule="auto"/>
+              <w:jc w:val="center"/>
+            </w:pPr>
+            <w:r>
+              <w:t xml:space="preserve">0</w:t>
+            </w:r>
+          </w:p>
+        </w:tc>
+        <w:tc>
+          <w:tcPr>
+            <w:tcW w:w="1750" w:type="dxa"/>
+          </w:tcPr>
+          <w:p>
+            <w:pPr>
+              <w:pStyle w:val="Zkladntext"/>
+              <w:ind w:firstLine="0" w:left="0" w:right="0"/>
+              <w:spacing w:before="20" w:after="20" w:line="240" w:lineRule="auto"/>
+              <w:jc w:val="center"/>
+            </w:pPr>
+            <w:r>
+              <w:t xml:space="preserve">áno</w:t>
+            </w:r>
+          </w:p>
+        </w:tc>
+      </w:tr>
+      <w:tr>
+        <w:tc>
+          <w:tcPr>
+            <w:tcW w:w="1216" w:type="dxa"/>
+          </w:tcPr>
+          <w:p>
+            <w:pPr>
+              <w:pStyle w:val="Zkladntext"/>
+              <w:ind w:firstLine="0" w:left="0" w:right="0"/>
+              <w:spacing w:before="20" w:after="20" w:line="240" w:lineRule="auto"/>
+              <w:jc w:val="center"/>
+            </w:pPr>
+            <w:r>
+              <w:t xml:space="preserve">D</w:t>
+            </w:r>
+          </w:p>
+        </w:tc>
+        <w:tc>
+          <w:tcPr>
+            <w:tcW w:w="1572" w:type="dxa"/>
+          </w:tcPr>
+          <w:p>
+            <w:pPr>
+              <w:pStyle w:val="Zkladntext"/>
+              <w:ind w:firstLine="0" w:left="0" w:right="0"/>
+              <w:spacing w:before="20" w:after="20" w:line="240" w:lineRule="auto"/>
+              <w:jc w:val="center"/>
+            </w:pPr>
+            <w:r>
+              <w:t xml:space="preserve">3</w:t>
+            </w:r>
+          </w:p>
+        </w:tc>
+        <w:tc>
+          <w:tcPr>
+            <w:tcW w:w="740" w:type="dxa"/>
+          </w:tcPr>
+          <w:p>
+            <w:pPr>
+              <w:pStyle w:val="Zkladntext"/>
+              <w:ind w:firstLine="0" w:left="0" w:right="0"/>
+              <w:spacing w:before="20" w:after="20" w:line="240" w:lineRule="auto"/>
+              <w:jc w:val="center"/>
+            </w:pPr>
+            <w:r>
+              <w:t xml:space="preserve">7</w:t>
+            </w:r>
+          </w:p>
+        </w:tc>
+        <w:tc>
+          <w:tcPr>
+            <w:tcW w:w="740" w:type="dxa"/>
+          </w:tcPr>
+          <w:p>
+            <w:pPr>
+              <w:pStyle w:val="Zkladntext"/>
+              <w:ind w:firstLine="0" w:left="0" w:right="0"/>
+              <w:spacing w:before="20" w:after="20" w:line="240" w:lineRule="auto"/>
+              <w:jc w:val="center"/>
+            </w:pPr>
+            <w:r>
+              <w:t xml:space="preserve">10</w:t>
+            </w:r>
+          </w:p>
+        </w:tc>
+        <w:tc>
+          <w:tcPr>
+            <w:tcW w:w="740" w:type="dxa"/>
+          </w:tcPr>
+          <w:p>
+            <w:pPr>
+              <w:pStyle w:val="Zkladntext"/>
+              <w:ind w:firstLine="0" w:left="0" w:right="0"/>
+              <w:spacing w:before="20" w:after="20" w:line="240" w:lineRule="auto"/>
+              <w:jc w:val="center"/>
+            </w:pPr>
+            <w:r>
+              <w:t xml:space="preserve">7</w:t>
+            </w:r>
+          </w:p>
+        </w:tc>
+        <w:tc>
+          <w:tcPr>
+            <w:tcW w:w="740" w:type="dxa"/>
+          </w:tcPr>
+          <w:p>
+            <w:pPr>
+              <w:pStyle w:val="Zkladntext"/>
+              <w:ind w:firstLine="0" w:left="0" w:right="0"/>
+              <w:spacing w:before="20" w:after="20" w:line="240" w:lineRule="auto"/>
+              <w:jc w:val="center"/>
+            </w:pPr>
+            <w:r>
+              <w:t xml:space="preserve">10</w:t>
+            </w:r>
+          </w:p>
+        </w:tc>
+        <w:tc>
+          <w:tcPr>
+            <w:tcW w:w="1572" w:type="dxa"/>
+          </w:tcPr>
+          <w:p>
+            <w:pPr>
+              <w:pStyle w:val="Zkladntext"/>
+              <w:ind w:firstLine="0" w:left="0" w:right="0"/>
+              <w:spacing w:before="20" w:after="20" w:line="240" w:lineRule="auto"/>
+              <w:jc w:val="center"/>
+            </w:pPr>
+            <w:r>
+              <w:t xml:space="preserve">0</w:t>
+            </w:r>
+          </w:p>
+        </w:tc>
+        <w:tc>
+          <w:tcPr>
+            <w:tcW w:w="1750" w:type="dxa"/>
+          </w:tcPr>
+          <w:p>
+            <w:pPr>
+              <w:pStyle w:val="Zkladntext"/>
+              <w:ind w:firstLine="0" w:left="0" w:right="0"/>
+              <w:spacing w:before="20" w:after="20" w:line="240" w:lineRule="auto"/>
+              <w:jc w:val="center"/>
+            </w:pPr>
+            <w:r>
+              <w:t xml:space="preserve">áno</w:t>
+            </w:r>
+          </w:p>
+        </w:tc>
+      </w:tr>
+    </w:tbl>
+    <w:p>
+      <w:pPr>
+        <w:pStyle w:val="Zkladntext"/>
+      </w:pPr>
+      <w:r>
+        <w:t xml:space="preserve"/>
+      </w:r>
+    </w:p>
+    <w:p>
+      <w:pPr>
+        <w:pStyle w:val="Zkladntext"/>
+      </w:pPr>
+      <w:r>
+        <w:t xml:space="preserve">R4 — izolovaná úloha: Úloha bez väzieb nesmie predĺžiť projekt ani spadnúť na kritickú cestu, ak je kratšia než kritická cesta.</w:t>
+      </w:r>
+    </w:p>
+    <w:p>
+      <w:pPr>
+        <w:pStyle w:val="Titulek"/>
+      </w:pPr>
+      <w:r>
+        <w:t xml:space="preserve">Tab. 7.6 [doplniť popis tabuľky]</w:t>
+      </w:r>
+    </w:p>
+    <w:tbl>
+      <w:tblPr>
+        <w:tblW w:w="9070" w:type="dxa"/>
+        <w:tblLayout w:type="fixed"/>
+        <w:tblBorders>
+          <w:top w:val="single" w:sz="4" w:space="0" w:color="auto"/>
+          <w:left w:val="single" w:sz="4" w:space="0" w:color="auto"/>
+          <w:bottom w:val="single" w:sz="4" w:space="0" w:color="auto"/>
+          <w:right w:val="single" w:sz="4" w:space="0" w:color="auto"/>
+          <w:insideH w:val="single" w:sz="4" w:space="0" w:color="auto"/>
+          <w:insideV w:val="single" w:sz="4" w:space="0" w:color="auto"/>
+        </w:tblBorders>
+        <w:tblLook w:val="04A0" w:firstRow="1" w:lastRow="0" w:firstColumn="1" w:lastColumn="0" w:noHBand="0" w:noVBand="1"/>
+      </w:tblPr>
+      <w:tblGrid>
+        <w:gridCol w:w="1216"/>
+        <w:gridCol w:w="1572"/>
+        <w:gridCol w:w="740"/>
+        <w:gridCol w:w="740"/>
+        <w:gridCol w:w="740"/>
+        <w:gridCol w:w="740"/>
+        <w:gridCol w:w="1572"/>
+        <w:gridCol w:w="1750"/>
+      </w:tblGrid>
+      <w:tr>
+        <w:trPr>
+          <w:tblHeader/>
+        </w:trPr>
+        <w:tc>
+          <w:tcPr>
+            <w:tcW w:w="1216" w:type="dxa"/>
+          </w:tcPr>
+          <w:p>
+            <w:pPr>
+              <w:pStyle w:val="Zkladntext"/>
+              <w:ind w:firstLine="0" w:left="0" w:right="0"/>
+              <w:spacing w:before="20" w:after="20" w:line="240" w:lineRule="auto"/>
+              <w:jc w:val="center"/>
+            </w:pPr>
+            <w:r>
+              <w:rPr>
+                <w:b/>
+              </w:rPr>
+              <w:t xml:space="preserve">Úloha</w:t>
+            </w:r>
+          </w:p>
+        </w:tc>
+        <w:tc>
+          <w:tcPr>
+            <w:tcW w:w="1572" w:type="dxa"/>
+          </w:tcPr>
+          <w:p>
+            <w:pPr>
+              <w:pStyle w:val="Zkladntext"/>
+              <w:ind w:firstLine="0" w:left="0" w:right="0"/>
+              <w:spacing w:before="20" w:after="20" w:line="240" w:lineRule="auto"/>
+              <w:jc w:val="center"/>
+            </w:pPr>
+            <w:r>
+              <w:rPr>
+                <w:b/>
+              </w:rPr>
+              <w:t xml:space="preserve">Trvanie</w:t>
+            </w:r>
+          </w:p>
+        </w:tc>
+        <w:tc>
+          <w:tcPr>
+            <w:tcW w:w="740" w:type="dxa"/>
+          </w:tcPr>
+          <w:p>
+            <w:pPr>
+              <w:pStyle w:val="Zkladntext"/>
+              <w:ind w:firstLine="0" w:left="0" w:right="0"/>
+              <w:spacing w:before="20" w:after="20" w:line="240" w:lineRule="auto"/>
+              <w:jc w:val="center"/>
+            </w:pPr>
+            <w:r>
+              <w:rPr>
+                <w:b/>
+              </w:rPr>
+              <w:t xml:space="preserve">ES</w:t>
+            </w:r>
+          </w:p>
+        </w:tc>
+        <w:tc>
+          <w:tcPr>
+            <w:tcW w:w="740" w:type="dxa"/>
+          </w:tcPr>
+          <w:p>
+            <w:pPr>
+              <w:pStyle w:val="Zkladntext"/>
+              <w:ind w:firstLine="0" w:left="0" w:right="0"/>
+              <w:spacing w:before="20" w:after="20" w:line="240" w:lineRule="auto"/>
+              <w:jc w:val="center"/>
+            </w:pPr>
+            <w:r>
+              <w:rPr>
+                <w:b/>
+              </w:rPr>
+              <w:t xml:space="preserve">EF</w:t>
+            </w:r>
+          </w:p>
+        </w:tc>
+        <w:tc>
+          <w:tcPr>
+            <w:tcW w:w="740" w:type="dxa"/>
+          </w:tcPr>
+          <w:p>
+            <w:pPr>
+              <w:pStyle w:val="Zkladntext"/>
+              <w:ind w:firstLine="0" w:left="0" w:right="0"/>
+              <w:spacing w:before="20" w:after="20" w:line="240" w:lineRule="auto"/>
+              <w:jc w:val="center"/>
+            </w:pPr>
+            <w:r>
+              <w:rPr>
+                <w:b/>
+              </w:rPr>
+              <w:t xml:space="preserve">LS</w:t>
+            </w:r>
+          </w:p>
+        </w:tc>
+        <w:tc>
+          <w:tcPr>
+            <w:tcW w:w="740" w:type="dxa"/>
+          </w:tcPr>
+          <w:p>
+            <w:pPr>
+              <w:pStyle w:val="Zkladntext"/>
+              <w:ind w:firstLine="0" w:left="0" w:right="0"/>
+              <w:spacing w:before="20" w:after="20" w:line="240" w:lineRule="auto"/>
+              <w:jc w:val="center"/>
+            </w:pPr>
+            <w:r>
+              <w:rPr>
+                <w:b/>
+              </w:rPr>
+              <w:t xml:space="preserve">LF</w:t>
+            </w:r>
+          </w:p>
+        </w:tc>
+        <w:tc>
+          <w:tcPr>
+            <w:tcW w:w="1572" w:type="dxa"/>
+          </w:tcPr>
+          <w:p>
+            <w:pPr>
+              <w:pStyle w:val="Zkladntext"/>
+              <w:ind w:firstLine="0" w:left="0" w:right="0"/>
+              <w:spacing w:before="20" w:after="20" w:line="240" w:lineRule="auto"/>
+              <w:jc w:val="center"/>
+            </w:pPr>
+            <w:r>
+              <w:rPr>
+                <w:b/>
+              </w:rPr>
+              <w:t xml:space="preserve">Rezerva</w:t>
+            </w:r>
+          </w:p>
+        </w:tc>
+        <w:tc>
+          <w:tcPr>
+            <w:tcW w:w="1750" w:type="dxa"/>
+          </w:tcPr>
+          <w:p>
+            <w:pPr>
+              <w:pStyle w:val="Zkladntext"/>
+              <w:ind w:firstLine="0" w:left="0" w:right="0"/>
+              <w:spacing w:before="20" w:after="20" w:line="240" w:lineRule="auto"/>
+              <w:jc w:val="center"/>
+            </w:pPr>
+            <w:r>
+              <w:rPr>
+                <w:b/>
+              </w:rPr>
+              <w:t xml:space="preserve">Kritická</w:t>
+            </w:r>
+          </w:p>
+        </w:tc>
+      </w:tr>
+      <w:tr>
+        <w:tc>
+          <w:tcPr>
+            <w:tcW w:w="1216" w:type="dxa"/>
+          </w:tcPr>
+          <w:p>
+            <w:pPr>
+              <w:pStyle w:val="Zkladntext"/>
+              <w:ind w:firstLine="0" w:left="0" w:right="0"/>
+              <w:spacing w:before="20" w:after="20" w:line="240" w:lineRule="auto"/>
+              <w:jc w:val="center"/>
+            </w:pPr>
+            <w:r>
+              <w:t xml:space="preserve">A</w:t>
+            </w:r>
+          </w:p>
+        </w:tc>
+        <w:tc>
+          <w:tcPr>
+            <w:tcW w:w="1572" w:type="dxa"/>
+          </w:tcPr>
+          <w:p>
+            <w:pPr>
+              <w:pStyle w:val="Zkladntext"/>
+              <w:ind w:firstLine="0" w:left="0" w:right="0"/>
+              <w:spacing w:before="20" w:after="20" w:line="240" w:lineRule="auto"/>
+              <w:jc w:val="center"/>
+            </w:pPr>
+            <w:r>
+              <w:t xml:space="preserve">4</w:t>
+            </w:r>
+          </w:p>
+        </w:tc>
+        <w:tc>
+          <w:tcPr>
+            <w:tcW w:w="740" w:type="dxa"/>
+          </w:tcPr>
+          <w:p>
+            <w:pPr>
+              <w:pStyle w:val="Zkladntext"/>
+              <w:ind w:firstLine="0" w:left="0" w:right="0"/>
+              <w:spacing w:before="20" w:after="20" w:line="240" w:lineRule="auto"/>
+              <w:jc w:val="center"/>
+            </w:pPr>
+            <w:r>
+              <w:t xml:space="preserve">0</w:t>
+            </w:r>
+          </w:p>
+        </w:tc>
+        <w:tc>
+          <w:tcPr>
+            <w:tcW w:w="740" w:type="dxa"/>
+          </w:tcPr>
+          <w:p>
+            <w:pPr>
+              <w:pStyle w:val="Zkladntext"/>
+              <w:ind w:firstLine="0" w:left="0" w:right="0"/>
+              <w:spacing w:before="20" w:after="20" w:line="240" w:lineRule="auto"/>
+              <w:jc w:val="center"/>
+            </w:pPr>
+            <w:r>
+              <w:t xml:space="preserve">4</w:t>
+            </w:r>
+          </w:p>
+        </w:tc>
+        <w:tc>
+          <w:tcPr>
+            <w:tcW w:w="740" w:type="dxa"/>
+          </w:tcPr>
+          <w:p>
+            <w:pPr>
+              <w:pStyle w:val="Zkladntext"/>
+              <w:ind w:firstLine="0" w:left="0" w:right="0"/>
+              <w:spacing w:before="20" w:after="20" w:line="240" w:lineRule="auto"/>
+              <w:jc w:val="center"/>
+            </w:pPr>
+            <w:r>
+              <w:t xml:space="preserve">0</w:t>
+            </w:r>
+          </w:p>
+        </w:tc>
+        <w:tc>
+          <w:tcPr>
+            <w:tcW w:w="740" w:type="dxa"/>
+          </w:tcPr>
+          <w:p>
+            <w:pPr>
+              <w:pStyle w:val="Zkladntext"/>
+              <w:ind w:firstLine="0" w:left="0" w:right="0"/>
+              <w:spacing w:before="20" w:after="20" w:line="240" w:lineRule="auto"/>
+              <w:jc w:val="center"/>
+            </w:pPr>
+            <w:r>
+              <w:t xml:space="preserve">4</w:t>
+            </w:r>
+          </w:p>
+        </w:tc>
+        <w:tc>
+          <w:tcPr>
+            <w:tcW w:w="1572" w:type="dxa"/>
+          </w:tcPr>
+          <w:p>
+            <w:pPr>
+              <w:pStyle w:val="Zkladntext"/>
+              <w:ind w:firstLine="0" w:left="0" w:right="0"/>
+              <w:spacing w:before="20" w:after="20" w:line="240" w:lineRule="auto"/>
+              <w:jc w:val="center"/>
+            </w:pPr>
+            <w:r>
+              <w:t xml:space="preserve">0</w:t>
+            </w:r>
+          </w:p>
+        </w:tc>
+        <w:tc>
+          <w:tcPr>
+            <w:tcW w:w="1750" w:type="dxa"/>
+          </w:tcPr>
+          <w:p>
+            <w:pPr>
+              <w:pStyle w:val="Zkladntext"/>
+              <w:ind w:firstLine="0" w:left="0" w:right="0"/>
+              <w:spacing w:before="20" w:after="20" w:line="240" w:lineRule="auto"/>
+              <w:jc w:val="center"/>
+            </w:pPr>
+            <w:r>
+              <w:t xml:space="preserve">áno</w:t>
+            </w:r>
+          </w:p>
+        </w:tc>
+      </w:tr>
+      <w:tr>
+        <w:tc>
+          <w:tcPr>
+            <w:tcW w:w="1216" w:type="dxa"/>
+          </w:tcPr>
+          <w:p>
+            <w:pPr>
+              <w:pStyle w:val="Zkladntext"/>
+              <w:ind w:firstLine="0" w:left="0" w:right="0"/>
+              <w:spacing w:before="20" w:after="20" w:line="240" w:lineRule="auto"/>
+              <w:jc w:val="center"/>
+            </w:pPr>
+            <w:r>
+              <w:t xml:space="preserve">B</w:t>
+            </w:r>
+          </w:p>
+        </w:tc>
+        <w:tc>
+          <w:tcPr>
+            <w:tcW w:w="1572" w:type="dxa"/>
+          </w:tcPr>
+          <w:p>
+            <w:pPr>
+              <w:pStyle w:val="Zkladntext"/>
+              <w:ind w:firstLine="0" w:left="0" w:right="0"/>
+              <w:spacing w:before="20" w:after="20" w:line="240" w:lineRule="auto"/>
+              <w:jc w:val="center"/>
+            </w:pPr>
+            <w:r>
+              <w:t xml:space="preserve">4</w:t>
+            </w:r>
+          </w:p>
+        </w:tc>
+        <w:tc>
+          <w:tcPr>
+            <w:tcW w:w="740" w:type="dxa"/>
+          </w:tcPr>
+          <w:p>
+            <w:pPr>
+              <w:pStyle w:val="Zkladntext"/>
+              <w:ind w:firstLine="0" w:left="0" w:right="0"/>
+              <w:spacing w:before="20" w:after="20" w:line="240" w:lineRule="auto"/>
+              <w:jc w:val="center"/>
+            </w:pPr>
+            <w:r>
+              <w:t xml:space="preserve">4</w:t>
+            </w:r>
+          </w:p>
+        </w:tc>
+        <w:tc>
+          <w:tcPr>
+            <w:tcW w:w="740" w:type="dxa"/>
+          </w:tcPr>
+          <w:p>
+            <w:pPr>
+              <w:pStyle w:val="Zkladntext"/>
+              <w:ind w:firstLine="0" w:left="0" w:right="0"/>
+              <w:spacing w:before="20" w:after="20" w:line="240" w:lineRule="auto"/>
+              <w:jc w:val="center"/>
+            </w:pPr>
+            <w:r>
+              <w:t xml:space="preserve">8</w:t>
+            </w:r>
+          </w:p>
+        </w:tc>
+        <w:tc>
+          <w:tcPr>
+            <w:tcW w:w="740" w:type="dxa"/>
+          </w:tcPr>
+          <w:p>
+            <w:pPr>
+              <w:pStyle w:val="Zkladntext"/>
+              <w:ind w:firstLine="0" w:left="0" w:right="0"/>
+              <w:spacing w:before="20" w:after="20" w:line="240" w:lineRule="auto"/>
+              <w:jc w:val="center"/>
+            </w:pPr>
+            <w:r>
+              <w:t xml:space="preserve">4</w:t>
+            </w:r>
+          </w:p>
+        </w:tc>
+        <w:tc>
+          <w:tcPr>
+            <w:tcW w:w="740" w:type="dxa"/>
+          </w:tcPr>
+          <w:p>
+            <w:pPr>
+              <w:pStyle w:val="Zkladntext"/>
+              <w:ind w:firstLine="0" w:left="0" w:right="0"/>
+              <w:spacing w:before="20" w:after="20" w:line="240" w:lineRule="auto"/>
+              <w:jc w:val="center"/>
+            </w:pPr>
+            <w:r>
+              <w:t xml:space="preserve">8</w:t>
+            </w:r>
+          </w:p>
+        </w:tc>
+        <w:tc>
+          <w:tcPr>
+            <w:tcW w:w="1572" w:type="dxa"/>
+          </w:tcPr>
+          <w:p>
+            <w:pPr>
+              <w:pStyle w:val="Zkladntext"/>
+              <w:ind w:firstLine="0" w:left="0" w:right="0"/>
+              <w:spacing w:before="20" w:after="20" w:line="240" w:lineRule="auto"/>
+              <w:jc w:val="center"/>
+            </w:pPr>
+            <w:r>
+              <w:t xml:space="preserve">0</w:t>
+            </w:r>
+          </w:p>
+        </w:tc>
+        <w:tc>
+          <w:tcPr>
+            <w:tcW w:w="1750" w:type="dxa"/>
+          </w:tcPr>
+          <w:p>
+            <w:pPr>
+              <w:pStyle w:val="Zkladntext"/>
+              <w:ind w:firstLine="0" w:left="0" w:right="0"/>
+              <w:spacing w:before="20" w:after="20" w:line="240" w:lineRule="auto"/>
+              <w:jc w:val="center"/>
+            </w:pPr>
+            <w:r>
+              <w:t xml:space="preserve">áno</w:t>
+            </w:r>
+          </w:p>
+        </w:tc>
+      </w:tr>
+      <w:tr>
+        <w:tc>
+          <w:tcPr>
+            <w:tcW w:w="1216" w:type="dxa"/>
+          </w:tcPr>
+          <w:p>
+            <w:pPr>
+              <w:pStyle w:val="Zkladntext"/>
+              <w:ind w:firstLine="0" w:left="0" w:right="0"/>
+              <w:spacing w:before="20" w:after="20" w:line="240" w:lineRule="auto"/>
+              <w:jc w:val="center"/>
+            </w:pPr>
+            <w:r>
+              <w:t xml:space="preserve">X</w:t>
+            </w:r>
+          </w:p>
+        </w:tc>
+        <w:tc>
+          <w:tcPr>
+            <w:tcW w:w="1572" w:type="dxa"/>
+          </w:tcPr>
+          <w:p>
+            <w:pPr>
+              <w:pStyle w:val="Zkladntext"/>
+              <w:ind w:firstLine="0" w:left="0" w:right="0"/>
+              <w:spacing w:before="20" w:after="20" w:line="240" w:lineRule="auto"/>
+              <w:jc w:val="center"/>
+            </w:pPr>
+            <w:r>
+              <w:t xml:space="preserve">2</w:t>
+            </w:r>
+          </w:p>
+        </w:tc>
+        <w:tc>
+          <w:tcPr>
+            <w:tcW w:w="740" w:type="dxa"/>
+          </w:tcPr>
+          <w:p>
+            <w:pPr>
+              <w:pStyle w:val="Zkladntext"/>
+              <w:ind w:firstLine="0" w:left="0" w:right="0"/>
+              <w:spacing w:before="20" w:after="20" w:line="240" w:lineRule="auto"/>
+              <w:jc w:val="center"/>
+            </w:pPr>
+            <w:r>
+              <w:t xml:space="preserve">0</w:t>
+            </w:r>
+          </w:p>
+        </w:tc>
+        <w:tc>
+          <w:tcPr>
+            <w:tcW w:w="740" w:type="dxa"/>
+          </w:tcPr>
+          <w:p>
+            <w:pPr>
+              <w:pStyle w:val="Zkladntext"/>
+              <w:ind w:firstLine="0" w:left="0" w:right="0"/>
+              <w:spacing w:before="20" w:after="20" w:line="240" w:lineRule="auto"/>
+              <w:jc w:val="center"/>
+            </w:pPr>
+            <w:r>
+              <w:t xml:space="preserve">2</w:t>
+            </w:r>
+          </w:p>
+        </w:tc>
+        <w:tc>
+          <w:tcPr>
+            <w:tcW w:w="740" w:type="dxa"/>
+          </w:tcPr>
+          <w:p>
+            <w:pPr>
+              <w:pStyle w:val="Zkladntext"/>
+              <w:ind w:firstLine="0" w:left="0" w:right="0"/>
+              <w:spacing w:before="20" w:after="20" w:line="240" w:lineRule="auto"/>
+              <w:jc w:val="center"/>
+            </w:pPr>
+            <w:r>
+              <w:t xml:space="preserve">6</w:t>
+            </w:r>
+          </w:p>
+        </w:tc>
+        <w:tc>
+          <w:tcPr>
+            <w:tcW w:w="740" w:type="dxa"/>
+          </w:tcPr>
+          <w:p>
+            <w:pPr>
+              <w:pStyle w:val="Zkladntext"/>
+              <w:ind w:firstLine="0" w:left="0" w:right="0"/>
+              <w:spacing w:before="20" w:after="20" w:line="240" w:lineRule="auto"/>
+              <w:jc w:val="center"/>
+            </w:pPr>
+            <w:r>
+              <w:t xml:space="preserve">8</w:t>
+            </w:r>
+          </w:p>
+        </w:tc>
+        <w:tc>
+          <w:tcPr>
+            <w:tcW w:w="1572" w:type="dxa"/>
+          </w:tcPr>
+          <w:p>
+            <w:pPr>
+              <w:pStyle w:val="Zkladntext"/>
+              <w:ind w:firstLine="0" w:left="0" w:right="0"/>
+              <w:spacing w:before="20" w:after="20" w:line="240" w:lineRule="auto"/>
+              <w:jc w:val="center"/>
+            </w:pPr>
+            <w:r>
+              <w:t xml:space="preserve">6</w:t>
+            </w:r>
+          </w:p>
+        </w:tc>
+        <w:tc>
+          <w:tcPr>
+            <w:tcW w:w="1750" w:type="dxa"/>
+          </w:tcPr>
+          <w:p>
+            <w:pPr>
+              <w:pStyle w:val="Zkladntext"/>
+              <w:ind w:firstLine="0" w:left="0" w:right="0"/>
+              <w:spacing w:before="20" w:after="20" w:line="240" w:lineRule="auto"/>
+              <w:jc w:val="center"/>
+            </w:pPr>
+            <w:r>
+              <w:t xml:space="preserve">nie</w:t>
+            </w:r>
+          </w:p>
+        </w:tc>
+      </w:tr>
+    </w:tbl>
+    <w:p>
+      <w:pPr>
+        <w:pStyle w:val="Zkladntext"/>
+      </w:pPr>
+      <w:r>
+        <w:t xml:space="preserve"/>
+      </w:r>
+    </w:p>
+    <w:p>
+      <w:pPr>
+        <w:pStyle w:val="Zkladntext"/>
+      </w:pPr>
+      <w:r>
+        <w:t xml:space="preserve">R5 — izolovaná úloha dlhšia než cesta: Samostatná úloha určuje trvanie projektu a sama je kritická.</w:t>
+      </w:r>
+    </w:p>
+    <w:p>
+      <w:pPr>
+        <w:pStyle w:val="Titulek"/>
+      </w:pPr>
+      <w:r>
+        <w:t xml:space="preserve">Tab. 7.7 [doplniť popis tabuľky]</w:t>
+      </w:r>
+    </w:p>
+    <w:tbl>
+      <w:tblPr>
+        <w:tblW w:w="9070" w:type="dxa"/>
+        <w:tblLayout w:type="fixed"/>
+        <w:tblBorders>
+          <w:top w:val="single" w:sz="4" w:space="0" w:color="auto"/>
+          <w:left w:val="single" w:sz="4" w:space="0" w:color="auto"/>
+          <w:bottom w:val="single" w:sz="4" w:space="0" w:color="auto"/>
+          <w:right w:val="single" w:sz="4" w:space="0" w:color="auto"/>
+          <w:insideH w:val="single" w:sz="4" w:space="0" w:color="auto"/>
+          <w:insideV w:val="single" w:sz="4" w:space="0" w:color="auto"/>
+        </w:tblBorders>
+        <w:tblLook w:val="04A0" w:firstRow="1" w:lastRow="0" w:firstColumn="1" w:lastColumn="0" w:noHBand="0" w:noVBand="1"/>
+      </w:tblPr>
+      <w:tblGrid>
+        <w:gridCol w:w="1216"/>
+        <w:gridCol w:w="1572"/>
+        <w:gridCol w:w="740"/>
+        <w:gridCol w:w="740"/>
+        <w:gridCol w:w="740"/>
+        <w:gridCol w:w="740"/>
+        <w:gridCol w:w="1572"/>
+        <w:gridCol w:w="1750"/>
+      </w:tblGrid>
+      <w:tr>
+        <w:trPr>
+          <w:tblHeader/>
+        </w:trPr>
+        <w:tc>
+          <w:tcPr>
+            <w:tcW w:w="1216" w:type="dxa"/>
+          </w:tcPr>
+          <w:p>
+            <w:pPr>
+              <w:pStyle w:val="Zkladntext"/>
+              <w:ind w:firstLine="0" w:left="0" w:right="0"/>
+              <w:spacing w:before="20" w:after="20" w:line="240" w:lineRule="auto"/>
+              <w:jc w:val="center"/>
+            </w:pPr>
+            <w:r>
+              <w:rPr>
+                <w:b/>
+              </w:rPr>
+              <w:t xml:space="preserve">Úloha</w:t>
+            </w:r>
+          </w:p>
+        </w:tc>
+        <w:tc>
+          <w:tcPr>
+            <w:tcW w:w="1572" w:type="dxa"/>
+          </w:tcPr>
+          <w:p>
+            <w:pPr>
+              <w:pStyle w:val="Zkladntext"/>
+              <w:ind w:firstLine="0" w:left="0" w:right="0"/>
+              <w:spacing w:before="20" w:after="20" w:line="240" w:lineRule="auto"/>
+              <w:jc w:val="center"/>
+            </w:pPr>
+            <w:r>
+              <w:rPr>
+                <w:b/>
+              </w:rPr>
+              <w:t xml:space="preserve">Trvanie</w:t>
+            </w:r>
+          </w:p>
+        </w:tc>
+        <w:tc>
+          <w:tcPr>
+            <w:tcW w:w="740" w:type="dxa"/>
+          </w:tcPr>
+          <w:p>
+            <w:pPr>
+              <w:pStyle w:val="Zkladntext"/>
+              <w:ind w:firstLine="0" w:left="0" w:right="0"/>
+              <w:spacing w:before="20" w:after="20" w:line="240" w:lineRule="auto"/>
+              <w:jc w:val="center"/>
+            </w:pPr>
+            <w:r>
+              <w:rPr>
+                <w:b/>
+              </w:rPr>
+              <w:t xml:space="preserve">ES</w:t>
+            </w:r>
+          </w:p>
+        </w:tc>
+        <w:tc>
+          <w:tcPr>
+            <w:tcW w:w="740" w:type="dxa"/>
+          </w:tcPr>
+          <w:p>
+            <w:pPr>
+              <w:pStyle w:val="Zkladntext"/>
+              <w:ind w:firstLine="0" w:left="0" w:right="0"/>
+              <w:spacing w:before="20" w:after="20" w:line="240" w:lineRule="auto"/>
+              <w:jc w:val="center"/>
+            </w:pPr>
+            <w:r>
+              <w:rPr>
+                <w:b/>
+              </w:rPr>
+              <w:t xml:space="preserve">EF</w:t>
+            </w:r>
+          </w:p>
+        </w:tc>
+        <w:tc>
+          <w:tcPr>
+            <w:tcW w:w="740" w:type="dxa"/>
+          </w:tcPr>
+          <w:p>
+            <w:pPr>
+              <w:pStyle w:val="Zkladntext"/>
+              <w:ind w:firstLine="0" w:left="0" w:right="0"/>
+              <w:spacing w:before="20" w:after="20" w:line="240" w:lineRule="auto"/>
+              <w:jc w:val="center"/>
+            </w:pPr>
+            <w:r>
+              <w:rPr>
+                <w:b/>
+              </w:rPr>
+              <w:t xml:space="preserve">LS</w:t>
+            </w:r>
+          </w:p>
+        </w:tc>
+        <w:tc>
+          <w:tcPr>
+            <w:tcW w:w="740" w:type="dxa"/>
+          </w:tcPr>
+          <w:p>
+            <w:pPr>
+              <w:pStyle w:val="Zkladntext"/>
+              <w:ind w:firstLine="0" w:left="0" w:right="0"/>
+              <w:spacing w:before="20" w:after="20" w:line="240" w:lineRule="auto"/>
+              <w:jc w:val="center"/>
+            </w:pPr>
+            <w:r>
+              <w:rPr>
+                <w:b/>
+              </w:rPr>
+              <w:t xml:space="preserve">LF</w:t>
+            </w:r>
+          </w:p>
+        </w:tc>
+        <w:tc>
+          <w:tcPr>
+            <w:tcW w:w="1572" w:type="dxa"/>
+          </w:tcPr>
+          <w:p>
+            <w:pPr>
+              <w:pStyle w:val="Zkladntext"/>
+              <w:ind w:firstLine="0" w:left="0" w:right="0"/>
+              <w:spacing w:before="20" w:after="20" w:line="240" w:lineRule="auto"/>
+              <w:jc w:val="center"/>
+            </w:pPr>
+            <w:r>
+              <w:rPr>
+                <w:b/>
+              </w:rPr>
+              <w:t xml:space="preserve">Rezerva</w:t>
+            </w:r>
+          </w:p>
+        </w:tc>
+        <w:tc>
+          <w:tcPr>
+            <w:tcW w:w="1750" w:type="dxa"/>
+          </w:tcPr>
+          <w:p>
+            <w:pPr>
+              <w:pStyle w:val="Zkladntext"/>
+              <w:ind w:firstLine="0" w:left="0" w:right="0"/>
+              <w:spacing w:before="20" w:after="20" w:line="240" w:lineRule="auto"/>
+              <w:jc w:val="center"/>
+            </w:pPr>
+            <w:r>
+              <w:rPr>
+                <w:b/>
+              </w:rPr>
+              <w:t xml:space="preserve">Kritická</w:t>
+            </w:r>
+          </w:p>
+        </w:tc>
+      </w:tr>
+      <w:tr>
+        <w:tc>
+          <w:tcPr>
+            <w:tcW w:w="1216" w:type="dxa"/>
+          </w:tcPr>
+          <w:p>
+            <w:pPr>
+              <w:pStyle w:val="Zkladntext"/>
+              <w:ind w:firstLine="0" w:left="0" w:right="0"/>
+              <w:spacing w:before="20" w:after="20" w:line="240" w:lineRule="auto"/>
+              <w:jc w:val="center"/>
+            </w:pPr>
+            <w:r>
+              <w:t xml:space="preserve">A</w:t>
+            </w:r>
+          </w:p>
+        </w:tc>
+        <w:tc>
+          <w:tcPr>
+            <w:tcW w:w="1572" w:type="dxa"/>
+          </w:tcPr>
+          <w:p>
+            <w:pPr>
+              <w:pStyle w:val="Zkladntext"/>
+              <w:ind w:firstLine="0" w:left="0" w:right="0"/>
+              <w:spacing w:before="20" w:after="20" w:line="240" w:lineRule="auto"/>
+              <w:jc w:val="center"/>
+            </w:pPr>
+            <w:r>
+              <w:t xml:space="preserve">2</w:t>
+            </w:r>
+          </w:p>
+        </w:tc>
+        <w:tc>
+          <w:tcPr>
+            <w:tcW w:w="740" w:type="dxa"/>
+          </w:tcPr>
+          <w:p>
+            <w:pPr>
+              <w:pStyle w:val="Zkladntext"/>
+              <w:ind w:firstLine="0" w:left="0" w:right="0"/>
+              <w:spacing w:before="20" w:after="20" w:line="240" w:lineRule="auto"/>
+              <w:jc w:val="center"/>
+            </w:pPr>
+            <w:r>
+              <w:t xml:space="preserve">0</w:t>
+            </w:r>
+          </w:p>
+        </w:tc>
+        <w:tc>
+          <w:tcPr>
+            <w:tcW w:w="740" w:type="dxa"/>
+          </w:tcPr>
+          <w:p>
+            <w:pPr>
+              <w:pStyle w:val="Zkladntext"/>
+              <w:ind w:firstLine="0" w:left="0" w:right="0"/>
+              <w:spacing w:before="20" w:after="20" w:line="240" w:lineRule="auto"/>
+              <w:jc w:val="center"/>
+            </w:pPr>
+            <w:r>
+              <w:t xml:space="preserve">2</w:t>
+            </w:r>
+          </w:p>
+        </w:tc>
+        <w:tc>
+          <w:tcPr>
+            <w:tcW w:w="740" w:type="dxa"/>
+          </w:tcPr>
+          <w:p>
+            <w:pPr>
+              <w:pStyle w:val="Zkladntext"/>
+              <w:ind w:firstLine="0" w:left="0" w:right="0"/>
+              <w:spacing w:before="20" w:after="20" w:line="240" w:lineRule="auto"/>
+              <w:jc w:val="center"/>
+            </w:pPr>
+            <w:r>
+              <w:t xml:space="preserve">5</w:t>
+            </w:r>
+          </w:p>
+        </w:tc>
+        <w:tc>
+          <w:tcPr>
+            <w:tcW w:w="740" w:type="dxa"/>
+          </w:tcPr>
+          <w:p>
+            <w:pPr>
+              <w:pStyle w:val="Zkladntext"/>
+              <w:ind w:firstLine="0" w:left="0" w:right="0"/>
+              <w:spacing w:before="20" w:after="20" w:line="240" w:lineRule="auto"/>
+              <w:jc w:val="center"/>
+            </w:pPr>
+            <w:r>
+              <w:t xml:space="preserve">7</w:t>
+            </w:r>
+          </w:p>
+        </w:tc>
+        <w:tc>
+          <w:tcPr>
+            <w:tcW w:w="1572" w:type="dxa"/>
+          </w:tcPr>
+          <w:p>
+            <w:pPr>
+              <w:pStyle w:val="Zkladntext"/>
+              <w:ind w:firstLine="0" w:left="0" w:right="0"/>
+              <w:spacing w:before="20" w:after="20" w:line="240" w:lineRule="auto"/>
+              <w:jc w:val="center"/>
+            </w:pPr>
+            <w:r>
+              <w:t xml:space="preserve">5</w:t>
+            </w:r>
+          </w:p>
+        </w:tc>
+        <w:tc>
+          <w:tcPr>
+            <w:tcW w:w="1750" w:type="dxa"/>
+          </w:tcPr>
+          <w:p>
+            <w:pPr>
+              <w:pStyle w:val="Zkladntext"/>
+              <w:ind w:firstLine="0" w:left="0" w:right="0"/>
+              <w:spacing w:before="20" w:after="20" w:line="240" w:lineRule="auto"/>
+              <w:jc w:val="center"/>
+            </w:pPr>
+            <w:r>
+              <w:t xml:space="preserve">nie</w:t>
+            </w:r>
+          </w:p>
+        </w:tc>
+      </w:tr>
+      <w:tr>
+        <w:tc>
+          <w:tcPr>
+            <w:tcW w:w="1216" w:type="dxa"/>
+          </w:tcPr>
+          <w:p>
+            <w:pPr>
+              <w:pStyle w:val="Zkladntext"/>
+              <w:ind w:firstLine="0" w:left="0" w:right="0"/>
+              <w:spacing w:before="20" w:after="20" w:line="240" w:lineRule="auto"/>
+              <w:jc w:val="center"/>
+            </w:pPr>
+            <w:r>
+              <w:t xml:space="preserve">B</w:t>
+            </w:r>
+          </w:p>
+        </w:tc>
+        <w:tc>
+          <w:tcPr>
+            <w:tcW w:w="1572" w:type="dxa"/>
+          </w:tcPr>
+          <w:p>
+            <w:pPr>
+              <w:pStyle w:val="Zkladntext"/>
+              <w:ind w:firstLine="0" w:left="0" w:right="0"/>
+              <w:spacing w:before="20" w:after="20" w:line="240" w:lineRule="auto"/>
+              <w:jc w:val="center"/>
+            </w:pPr>
+            <w:r>
+              <w:t xml:space="preserve">2</w:t>
+            </w:r>
+          </w:p>
+        </w:tc>
+        <w:tc>
+          <w:tcPr>
+            <w:tcW w:w="740" w:type="dxa"/>
+          </w:tcPr>
+          <w:p>
+            <w:pPr>
+              <w:pStyle w:val="Zkladntext"/>
+              <w:ind w:firstLine="0" w:left="0" w:right="0"/>
+              <w:spacing w:before="20" w:after="20" w:line="240" w:lineRule="auto"/>
+              <w:jc w:val="center"/>
+            </w:pPr>
+            <w:r>
+              <w:t xml:space="preserve">2</w:t>
+            </w:r>
+          </w:p>
+        </w:tc>
+        <w:tc>
+          <w:tcPr>
+            <w:tcW w:w="740" w:type="dxa"/>
+          </w:tcPr>
+          <w:p>
+            <w:pPr>
+              <w:pStyle w:val="Zkladntext"/>
+              <w:ind w:firstLine="0" w:left="0" w:right="0"/>
+              <w:spacing w:before="20" w:after="20" w:line="240" w:lineRule="auto"/>
+              <w:jc w:val="center"/>
+            </w:pPr>
+            <w:r>
+              <w:t xml:space="preserve">4</w:t>
+            </w:r>
+          </w:p>
+        </w:tc>
+        <w:tc>
+          <w:tcPr>
+            <w:tcW w:w="740" w:type="dxa"/>
+          </w:tcPr>
+          <w:p>
+            <w:pPr>
+              <w:pStyle w:val="Zkladntext"/>
+              <w:ind w:firstLine="0" w:left="0" w:right="0"/>
+              <w:spacing w:before="20" w:after="20" w:line="240" w:lineRule="auto"/>
+              <w:jc w:val="center"/>
+            </w:pPr>
+            <w:r>
+              <w:t xml:space="preserve">7</w:t>
+            </w:r>
+          </w:p>
+        </w:tc>
+        <w:tc>
+          <w:tcPr>
+            <w:tcW w:w="740" w:type="dxa"/>
+          </w:tcPr>
+          <w:p>
+            <w:pPr>
+              <w:pStyle w:val="Zkladntext"/>
+              <w:ind w:firstLine="0" w:left="0" w:right="0"/>
+              <w:spacing w:before="20" w:after="20" w:line="240" w:lineRule="auto"/>
+              <w:jc w:val="center"/>
+            </w:pPr>
+            <w:r>
+              <w:t xml:space="preserve">9</w:t>
+            </w:r>
+          </w:p>
+        </w:tc>
+        <w:tc>
+          <w:tcPr>
+            <w:tcW w:w="1572" w:type="dxa"/>
+          </w:tcPr>
+          <w:p>
+            <w:pPr>
+              <w:pStyle w:val="Zkladntext"/>
+              <w:ind w:firstLine="0" w:left="0" w:right="0"/>
+              <w:spacing w:before="20" w:after="20" w:line="240" w:lineRule="auto"/>
+              <w:jc w:val="center"/>
+            </w:pPr>
+            <w:r>
+              <w:t xml:space="preserve">5</w:t>
+            </w:r>
+          </w:p>
+        </w:tc>
+        <w:tc>
+          <w:tcPr>
+            <w:tcW w:w="1750" w:type="dxa"/>
+          </w:tcPr>
+          <w:p>
+            <w:pPr>
+              <w:pStyle w:val="Zkladntext"/>
+              <w:ind w:firstLine="0" w:left="0" w:right="0"/>
+              <w:spacing w:before="20" w:after="20" w:line="240" w:lineRule="auto"/>
+              <w:jc w:val="center"/>
+            </w:pPr>
+            <w:r>
+              <w:t xml:space="preserve">nie</w:t>
+            </w:r>
+          </w:p>
+        </w:tc>
+      </w:tr>
+      <w:tr>
+        <w:tc>
+          <w:tcPr>
+            <w:tcW w:w="1216" w:type="dxa"/>
+          </w:tcPr>
+          <w:p>
+            <w:pPr>
+              <w:pStyle w:val="Zkladntext"/>
+              <w:ind w:firstLine="0" w:left="0" w:right="0"/>
+              <w:spacing w:before="20" w:after="20" w:line="240" w:lineRule="auto"/>
+              <w:jc w:val="center"/>
+            </w:pPr>
+            <w:r>
+              <w:t xml:space="preserve">X</w:t>
+            </w:r>
+          </w:p>
+        </w:tc>
+        <w:tc>
+          <w:tcPr>
+            <w:tcW w:w="1572" w:type="dxa"/>
+          </w:tcPr>
+          <w:p>
+            <w:pPr>
+              <w:pStyle w:val="Zkladntext"/>
+              <w:ind w:firstLine="0" w:left="0" w:right="0"/>
+              <w:spacing w:before="20" w:after="20" w:line="240" w:lineRule="auto"/>
+              <w:jc w:val="center"/>
+            </w:pPr>
+            <w:r>
+              <w:t xml:space="preserve">9</w:t>
+            </w:r>
+          </w:p>
+        </w:tc>
+        <w:tc>
+          <w:tcPr>
+            <w:tcW w:w="740" w:type="dxa"/>
+          </w:tcPr>
+          <w:p>
+            <w:pPr>
+              <w:pStyle w:val="Zkladntext"/>
+              <w:ind w:firstLine="0" w:left="0" w:right="0"/>
+              <w:spacing w:before="20" w:after="20" w:line="240" w:lineRule="auto"/>
+              <w:jc w:val="center"/>
+            </w:pPr>
+            <w:r>
+              <w:t xml:space="preserve">0</w:t>
+            </w:r>
+          </w:p>
+        </w:tc>
+        <w:tc>
+          <w:tcPr>
+            <w:tcW w:w="740" w:type="dxa"/>
+          </w:tcPr>
+          <w:p>
+            <w:pPr>
+              <w:pStyle w:val="Zkladntext"/>
+              <w:ind w:firstLine="0" w:left="0" w:right="0"/>
+              <w:spacing w:before="20" w:after="20" w:line="240" w:lineRule="auto"/>
+              <w:jc w:val="center"/>
+            </w:pPr>
+            <w:r>
+              <w:t xml:space="preserve">9</w:t>
+            </w:r>
+          </w:p>
+        </w:tc>
+        <w:tc>
+          <w:tcPr>
+            <w:tcW w:w="740" w:type="dxa"/>
+          </w:tcPr>
+          <w:p>
+            <w:pPr>
+              <w:pStyle w:val="Zkladntext"/>
+              <w:ind w:firstLine="0" w:left="0" w:right="0"/>
+              <w:spacing w:before="20" w:after="20" w:line="240" w:lineRule="auto"/>
+              <w:jc w:val="center"/>
+            </w:pPr>
+            <w:r>
+              <w:t xml:space="preserve">0</w:t>
+            </w:r>
+          </w:p>
+        </w:tc>
+        <w:tc>
+          <w:tcPr>
+            <w:tcW w:w="740" w:type="dxa"/>
+          </w:tcPr>
+          <w:p>
+            <w:pPr>
+              <w:pStyle w:val="Zkladntext"/>
+              <w:ind w:firstLine="0" w:left="0" w:right="0"/>
+              <w:spacing w:before="20" w:after="20" w:line="240" w:lineRule="auto"/>
+              <w:jc w:val="center"/>
+            </w:pPr>
+            <w:r>
+              <w:t xml:space="preserve">9</w:t>
+            </w:r>
+          </w:p>
+        </w:tc>
+        <w:tc>
+          <w:tcPr>
+            <w:tcW w:w="1572" w:type="dxa"/>
+          </w:tcPr>
+          <w:p>
+            <w:pPr>
+              <w:pStyle w:val="Zkladntext"/>
+              <w:ind w:firstLine="0" w:left="0" w:right="0"/>
+              <w:spacing w:before="20" w:after="20" w:line="240" w:lineRule="auto"/>
+              <w:jc w:val="center"/>
+            </w:pPr>
+            <w:r>
+              <w:t xml:space="preserve">0</w:t>
+            </w:r>
+          </w:p>
+        </w:tc>
+        <w:tc>
+          <w:tcPr>
+            <w:tcW w:w="1750" w:type="dxa"/>
+          </w:tcPr>
+          <w:p>
+            <w:pPr>
+              <w:pStyle w:val="Zkladntext"/>
+              <w:ind w:firstLine="0" w:left="0" w:right="0"/>
+              <w:spacing w:before="20" w:after="20" w:line="240" w:lineRule="auto"/>
+              <w:jc w:val="center"/>
+            </w:pPr>
+            <w:r>
+              <w:t xml:space="preserve">áno</w:t>
+            </w:r>
+          </w:p>
+        </w:tc>
+      </w:tr>
+    </w:tbl>
+    <w:p>
+      <w:pPr>
+        <w:pStyle w:val="Zkladntext"/>
+      </w:pPr>
+      <w:r>
+        <w:t xml:space="preserve"/>
+      </w:r>
+    </w:p>
+    <w:p>
+      <w:pPr>
+        <w:pStyle w:val="Zkladntext"/>
+      </w:pPr>
+      <w:r>
+        <w:t xml:space="preserve">Príklad R6 overuje správanie pri cyklickej závislosti A → B → C → A. Cyklus bol odhalený prehľadávaním do hĺbky ešte pred spustením výpočtu, výsledok bol označený ako neplatný a chyba bola vrátená používateľovi. Bez tejto kontroly by topologické zoradenie skončilo v nekonečnej slučke.</w:t>
+      </w:r>
+    </w:p>
+    <w:p>
+      <w:pPr>
+        <w:pStyle w:val="Zkladntext"/>
+      </w:pPr>
+      <w:r>
+        <w:t xml:space="preserve">Vrátená chybová správa: „Cycle detected among tasks: [1, 3, 2, 1]“.</w:t>
+      </w:r>
+    </w:p>
+    <w:p>
+      <w:pPr>
+        <w:pStyle w:val="Zkladntext"/>
+      </w:pPr>
+      <w:r>
+        <w:t xml:space="preserve">Príklad R7 overuje odolnosť voči nekonzistentným dátam — úloha odkazuje na závislosť, ktorá v projekte neexistuje. Takýto odkaz sa pri výpočte ignoruje, namiesto toho, aby zhodil celý prepočet.</w:t>
+      </w:r>
+    </w:p>
+    <w:p>
+      <w:pPr>
+        <w:pStyle w:val="Nadpis2"/>
+      </w:pPr>
+      <w:r>
+        <w:t xml:space="preserve">Funkčné testovanie</w:t>
+      </w:r>
+    </w:p>
+    <w:p>
+      <w:pPr>
+        <w:pStyle w:val="Zkladntext"/>
+      </w:pPr>
+      <w:r>
         <w:rPr>
           <w:b/>
           <w:highlight w:val="yellow"/>
@@ -10793,7 +15285,7 @@
         <w:rPr>
           <w:highlight w:val="yellow"/>
         </w:rPr>
-        <w:t xml:space="preserve">Napísať nanovo — verzia aplikácie, prostredie, testovacie dáta, očakávané a skutočné výsledky.</w:t>
+        <w:t xml:space="preserve">Napísať nanovo.</w:t>
       </w:r>
     </w:p>
     <w:p>
@@ -10801,7 +15293,635 @@
         <w:pStyle w:val="Nadpis2"/>
       </w:pPr>
       <w:r>
-        <w:t xml:space="preserve">Overenie výpočtu kritickej cesty na referenčných príkladoch</w:t>
+        <w:t xml:space="preserve">Výkonnostné testovanie</w:t>
+      </w:r>
+    </w:p>
+    <w:p>
+      <w:pPr>
+        <w:pStyle w:val="Zkladntext"/>
+      </w:pPr>
+      <w:r>
+        <w:t xml:space="preserve">Výkon výpočtu kritickej cesty bol meraný na sieťach rastúcej veľkosti. Testovacia sieť je reťazec úloh, v ktorom každá úloha závisí od predchádzajúcej a súčasne od úlohy o tri pozície späť — sieť teda obsahuje vetvenie aj zbiehanie a nie je triviálna.</w:t>
+      </w:r>
+    </w:p>
+    <w:p>
+      <w:pPr>
+        <w:pStyle w:val="Zkladntext"/>
+      </w:pPr>
+      <w:r>
+        <w:t xml:space="preserve">Každá veľkosť bola meraná 15-krát a uvádza sa medián, minimum a maximum. Meranie prebehlo na zostave Windows 11 (AMD64), Python 3.14.0.</w:t>
+      </w:r>
+    </w:p>
+    <w:p>
+      <w:pPr>
+        <w:pStyle w:val="Titulek"/>
+      </w:pPr>
+      <w:r>
+        <w:t xml:space="preserve">Tab. 7.8 [doplniť popis tabuľky]</w:t>
+      </w:r>
+    </w:p>
+    <w:tbl>
+      <w:tblPr>
+        <w:tblW w:w="9067" w:type="dxa"/>
+        <w:tblLayout w:type="fixed"/>
+        <w:tblBorders>
+          <w:top w:val="single" w:sz="4" w:space="0" w:color="auto"/>
+          <w:left w:val="single" w:sz="4" w:space="0" w:color="auto"/>
+          <w:bottom w:val="single" w:sz="4" w:space="0" w:color="auto"/>
+          <w:right w:val="single" w:sz="4" w:space="0" w:color="auto"/>
+          <w:insideH w:val="single" w:sz="4" w:space="0" w:color="auto"/>
+          <w:insideV w:val="single" w:sz="4" w:space="0" w:color="auto"/>
+        </w:tblBorders>
+        <w:tblLook w:val="04A0" w:firstRow="1" w:lastRow="0" w:firstColumn="1" w:lastColumn="0" w:noHBand="0" w:noVBand="1"/>
+      </w:tblPr>
+      <w:tblGrid>
+        <w:gridCol w:w="1923"/>
+        <w:gridCol w:w="2198"/>
+        <w:gridCol w:w="2473"/>
+        <w:gridCol w:w="2473"/>
+      </w:tblGrid>
+      <w:tr>
+        <w:trPr>
+          <w:tblHeader/>
+        </w:trPr>
+        <w:tc>
+          <w:tcPr>
+            <w:tcW w:w="1923" w:type="dxa"/>
+          </w:tcPr>
+          <w:p>
+            <w:pPr>
+              <w:pStyle w:val="Zkladntext"/>
+              <w:ind w:firstLine="0" w:left="0" w:right="0"/>
+              <w:spacing w:before="20" w:after="20" w:line="240" w:lineRule="auto"/>
+              <w:jc w:val="center"/>
+            </w:pPr>
+            <w:r>
+              <w:rPr>
+                <w:b/>
+              </w:rPr>
+              <w:t xml:space="preserve">Počet úloh</w:t>
+            </w:r>
+          </w:p>
+        </w:tc>
+        <w:tc>
+          <w:tcPr>
+            <w:tcW w:w="2198" w:type="dxa"/>
+          </w:tcPr>
+          <w:p>
+            <w:pPr>
+              <w:pStyle w:val="Zkladntext"/>
+              <w:ind w:firstLine="0" w:left="0" w:right="0"/>
+              <w:spacing w:before="20" w:after="20" w:line="240" w:lineRule="auto"/>
+              <w:jc w:val="center"/>
+            </w:pPr>
+            <w:r>
+              <w:rPr>
+                <w:b/>
+              </w:rPr>
+              <w:t xml:space="preserve">Medián [ms]</w:t>
+            </w:r>
+          </w:p>
+        </w:tc>
+        <w:tc>
+          <w:tcPr>
+            <w:tcW w:w="2473" w:type="dxa"/>
+          </w:tcPr>
+          <w:p>
+            <w:pPr>
+              <w:pStyle w:val="Zkladntext"/>
+              <w:ind w:firstLine="0" w:left="0" w:right="0"/>
+              <w:spacing w:before="20" w:after="20" w:line="240" w:lineRule="auto"/>
+              <w:jc w:val="center"/>
+            </w:pPr>
+            <w:r>
+              <w:rPr>
+                <w:b/>
+              </w:rPr>
+              <w:t xml:space="preserve">Minimum [ms]</w:t>
+            </w:r>
+          </w:p>
+        </w:tc>
+        <w:tc>
+          <w:tcPr>
+            <w:tcW w:w="2473" w:type="dxa"/>
+          </w:tcPr>
+          <w:p>
+            <w:pPr>
+              <w:pStyle w:val="Zkladntext"/>
+              <w:ind w:firstLine="0" w:left="0" w:right="0"/>
+              <w:spacing w:before="20" w:after="20" w:line="240" w:lineRule="auto"/>
+              <w:jc w:val="center"/>
+            </w:pPr>
+            <w:r>
+              <w:rPr>
+                <w:b/>
+              </w:rPr>
+              <w:t xml:space="preserve">Maximum [ms]</w:t>
+            </w:r>
+          </w:p>
+        </w:tc>
+      </w:tr>
+      <w:tr>
+        <w:tc>
+          <w:tcPr>
+            <w:tcW w:w="1923" w:type="dxa"/>
+          </w:tcPr>
+          <w:p>
+            <w:pPr>
+              <w:pStyle w:val="Zkladntext"/>
+              <w:ind w:firstLine="0" w:left="0" w:right="0"/>
+              <w:spacing w:before="20" w:after="20" w:line="240" w:lineRule="auto"/>
+              <w:jc w:val="center"/>
+            </w:pPr>
+            <w:r>
+              <w:t xml:space="preserve">10</w:t>
+            </w:r>
+          </w:p>
+        </w:tc>
+        <w:tc>
+          <w:tcPr>
+            <w:tcW w:w="2198" w:type="dxa"/>
+          </w:tcPr>
+          <w:p>
+            <w:pPr>
+              <w:pStyle w:val="Zkladntext"/>
+              <w:ind w:firstLine="0" w:left="0" w:right="0"/>
+              <w:spacing w:before="20" w:after="20" w:line="240" w:lineRule="auto"/>
+              <w:jc w:val="center"/>
+            </w:pPr>
+            <w:r>
+              <w:t xml:space="preserve">0.05</w:t>
+            </w:r>
+          </w:p>
+        </w:tc>
+        <w:tc>
+          <w:tcPr>
+            <w:tcW w:w="2473" w:type="dxa"/>
+          </w:tcPr>
+          <w:p>
+            <w:pPr>
+              <w:pStyle w:val="Zkladntext"/>
+              <w:ind w:firstLine="0" w:left="0" w:right="0"/>
+              <w:spacing w:before="20" w:after="20" w:line="240" w:lineRule="auto"/>
+              <w:jc w:val="center"/>
+            </w:pPr>
+            <w:r>
+              <w:t xml:space="preserve">0.05</w:t>
+            </w:r>
+          </w:p>
+        </w:tc>
+        <w:tc>
+          <w:tcPr>
+            <w:tcW w:w="2473" w:type="dxa"/>
+          </w:tcPr>
+          <w:p>
+            <w:pPr>
+              <w:pStyle w:val="Zkladntext"/>
+              <w:ind w:firstLine="0" w:left="0" w:right="0"/>
+              <w:spacing w:before="20" w:after="20" w:line="240" w:lineRule="auto"/>
+              <w:jc w:val="center"/>
+            </w:pPr>
+            <w:r>
+              <w:t xml:space="preserve">0.09</w:t>
+            </w:r>
+          </w:p>
+        </w:tc>
+      </w:tr>
+      <w:tr>
+        <w:tc>
+          <w:tcPr>
+            <w:tcW w:w="1923" w:type="dxa"/>
+          </w:tcPr>
+          <w:p>
+            <w:pPr>
+              <w:pStyle w:val="Zkladntext"/>
+              <w:ind w:firstLine="0" w:left="0" w:right="0"/>
+              <w:spacing w:before="20" w:after="20" w:line="240" w:lineRule="auto"/>
+              <w:jc w:val="center"/>
+            </w:pPr>
+            <w:r>
+              <w:t xml:space="preserve">25</w:t>
+            </w:r>
+          </w:p>
+        </w:tc>
+        <w:tc>
+          <w:tcPr>
+            <w:tcW w:w="2198" w:type="dxa"/>
+          </w:tcPr>
+          <w:p>
+            <w:pPr>
+              <w:pStyle w:val="Zkladntext"/>
+              <w:ind w:firstLine="0" w:left="0" w:right="0"/>
+              <w:spacing w:before="20" w:after="20" w:line="240" w:lineRule="auto"/>
+              <w:jc w:val="center"/>
+            </w:pPr>
+            <w:r>
+              <w:t xml:space="preserve">0.13</w:t>
+            </w:r>
+          </w:p>
+        </w:tc>
+        <w:tc>
+          <w:tcPr>
+            <w:tcW w:w="2473" w:type="dxa"/>
+          </w:tcPr>
+          <w:p>
+            <w:pPr>
+              <w:pStyle w:val="Zkladntext"/>
+              <w:ind w:firstLine="0" w:left="0" w:right="0"/>
+              <w:spacing w:before="20" w:after="20" w:line="240" w:lineRule="auto"/>
+              <w:jc w:val="center"/>
+            </w:pPr>
+            <w:r>
+              <w:t xml:space="preserve">0.13</w:t>
+            </w:r>
+          </w:p>
+        </w:tc>
+        <w:tc>
+          <w:tcPr>
+            <w:tcW w:w="2473" w:type="dxa"/>
+          </w:tcPr>
+          <w:p>
+            <w:pPr>
+              <w:pStyle w:val="Zkladntext"/>
+              <w:ind w:firstLine="0" w:left="0" w:right="0"/>
+              <w:spacing w:before="20" w:after="20" w:line="240" w:lineRule="auto"/>
+              <w:jc w:val="center"/>
+            </w:pPr>
+            <w:r>
+              <w:t xml:space="preserve">0.15</w:t>
+            </w:r>
+          </w:p>
+        </w:tc>
+      </w:tr>
+      <w:tr>
+        <w:tc>
+          <w:tcPr>
+            <w:tcW w:w="1923" w:type="dxa"/>
+          </w:tcPr>
+          <w:p>
+            <w:pPr>
+              <w:pStyle w:val="Zkladntext"/>
+              <w:ind w:firstLine="0" w:left="0" w:right="0"/>
+              <w:spacing w:before="20" w:after="20" w:line="240" w:lineRule="auto"/>
+              <w:jc w:val="center"/>
+            </w:pPr>
+            <w:r>
+              <w:t xml:space="preserve">50</w:t>
+            </w:r>
+          </w:p>
+        </w:tc>
+        <w:tc>
+          <w:tcPr>
+            <w:tcW w:w="2198" w:type="dxa"/>
+          </w:tcPr>
+          <w:p>
+            <w:pPr>
+              <w:pStyle w:val="Zkladntext"/>
+              <w:ind w:firstLine="0" w:left="0" w:right="0"/>
+              <w:spacing w:before="20" w:after="20" w:line="240" w:lineRule="auto"/>
+              <w:jc w:val="center"/>
+            </w:pPr>
+            <w:r>
+              <w:t xml:space="preserve">0.34</w:t>
+            </w:r>
+          </w:p>
+        </w:tc>
+        <w:tc>
+          <w:tcPr>
+            <w:tcW w:w="2473" w:type="dxa"/>
+          </w:tcPr>
+          <w:p>
+            <w:pPr>
+              <w:pStyle w:val="Zkladntext"/>
+              <w:ind w:firstLine="0" w:left="0" w:right="0"/>
+              <w:spacing w:before="20" w:after="20" w:line="240" w:lineRule="auto"/>
+              <w:jc w:val="center"/>
+            </w:pPr>
+            <w:r>
+              <w:t xml:space="preserve">0.33</w:t>
+            </w:r>
+          </w:p>
+        </w:tc>
+        <w:tc>
+          <w:tcPr>
+            <w:tcW w:w="2473" w:type="dxa"/>
+          </w:tcPr>
+          <w:p>
+            <w:pPr>
+              <w:pStyle w:val="Zkladntext"/>
+              <w:ind w:firstLine="0" w:left="0" w:right="0"/>
+              <w:spacing w:before="20" w:after="20" w:line="240" w:lineRule="auto"/>
+              <w:jc w:val="center"/>
+            </w:pPr>
+            <w:r>
+              <w:t xml:space="preserve">0.58</w:t>
+            </w:r>
+          </w:p>
+        </w:tc>
+      </w:tr>
+      <w:tr>
+        <w:tc>
+          <w:tcPr>
+            <w:tcW w:w="1923" w:type="dxa"/>
+          </w:tcPr>
+          <w:p>
+            <w:pPr>
+              <w:pStyle w:val="Zkladntext"/>
+              <w:ind w:firstLine="0" w:left="0" w:right="0"/>
+              <w:spacing w:before="20" w:after="20" w:line="240" w:lineRule="auto"/>
+              <w:jc w:val="center"/>
+            </w:pPr>
+            <w:r>
+              <w:t xml:space="preserve">100</w:t>
+            </w:r>
+          </w:p>
+        </w:tc>
+        <w:tc>
+          <w:tcPr>
+            <w:tcW w:w="2198" w:type="dxa"/>
+          </w:tcPr>
+          <w:p>
+            <w:pPr>
+              <w:pStyle w:val="Zkladntext"/>
+              <w:ind w:firstLine="0" w:left="0" w:right="0"/>
+              <w:spacing w:before="20" w:after="20" w:line="240" w:lineRule="auto"/>
+              <w:jc w:val="center"/>
+            </w:pPr>
+            <w:r>
+              <w:t xml:space="preserve">0.98</w:t>
+            </w:r>
+          </w:p>
+        </w:tc>
+        <w:tc>
+          <w:tcPr>
+            <w:tcW w:w="2473" w:type="dxa"/>
+          </w:tcPr>
+          <w:p>
+            <w:pPr>
+              <w:pStyle w:val="Zkladntext"/>
+              <w:ind w:firstLine="0" w:left="0" w:right="0"/>
+              <w:spacing w:before="20" w:after="20" w:line="240" w:lineRule="auto"/>
+              <w:jc w:val="center"/>
+            </w:pPr>
+            <w:r>
+              <w:t xml:space="preserve">0.94</w:t>
+            </w:r>
+          </w:p>
+        </w:tc>
+        <w:tc>
+          <w:tcPr>
+            <w:tcW w:w="2473" w:type="dxa"/>
+          </w:tcPr>
+          <w:p>
+            <w:pPr>
+              <w:pStyle w:val="Zkladntext"/>
+              <w:ind w:firstLine="0" w:left="0" w:right="0"/>
+              <w:spacing w:before="20" w:after="20" w:line="240" w:lineRule="auto"/>
+              <w:jc w:val="center"/>
+            </w:pPr>
+            <w:r>
+              <w:t xml:space="preserve">1.30</w:t>
+            </w:r>
+          </w:p>
+        </w:tc>
+      </w:tr>
+      <w:tr>
+        <w:tc>
+          <w:tcPr>
+            <w:tcW w:w="1923" w:type="dxa"/>
+          </w:tcPr>
+          <w:p>
+            <w:pPr>
+              <w:pStyle w:val="Zkladntext"/>
+              <w:ind w:firstLine="0" w:left="0" w:right="0"/>
+              <w:spacing w:before="20" w:after="20" w:line="240" w:lineRule="auto"/>
+              <w:jc w:val="center"/>
+            </w:pPr>
+            <w:r>
+              <w:t xml:space="preserve">250</w:t>
+            </w:r>
+          </w:p>
+        </w:tc>
+        <w:tc>
+          <w:tcPr>
+            <w:tcW w:w="2198" w:type="dxa"/>
+          </w:tcPr>
+          <w:p>
+            <w:pPr>
+              <w:pStyle w:val="Zkladntext"/>
+              <w:ind w:firstLine="0" w:left="0" w:right="0"/>
+              <w:spacing w:before="20" w:after="20" w:line="240" w:lineRule="auto"/>
+              <w:jc w:val="center"/>
+            </w:pPr>
+            <w:r>
+              <w:t xml:space="preserve">4.65</w:t>
+            </w:r>
+          </w:p>
+        </w:tc>
+        <w:tc>
+          <w:tcPr>
+            <w:tcW w:w="2473" w:type="dxa"/>
+          </w:tcPr>
+          <w:p>
+            <w:pPr>
+              <w:pStyle w:val="Zkladntext"/>
+              <w:ind w:firstLine="0" w:left="0" w:right="0"/>
+              <w:spacing w:before="20" w:after="20" w:line="240" w:lineRule="auto"/>
+              <w:jc w:val="center"/>
+            </w:pPr>
+            <w:r>
+              <w:t xml:space="preserve">4.46</w:t>
+            </w:r>
+          </w:p>
+        </w:tc>
+        <w:tc>
+          <w:tcPr>
+            <w:tcW w:w="2473" w:type="dxa"/>
+          </w:tcPr>
+          <w:p>
+            <w:pPr>
+              <w:pStyle w:val="Zkladntext"/>
+              <w:ind w:firstLine="0" w:left="0" w:right="0"/>
+              <w:spacing w:before="20" w:after="20" w:line="240" w:lineRule="auto"/>
+              <w:jc w:val="center"/>
+            </w:pPr>
+            <w:r>
+              <w:t xml:space="preserve">7.03</w:t>
+            </w:r>
+          </w:p>
+        </w:tc>
+      </w:tr>
+      <w:tr>
+        <w:tc>
+          <w:tcPr>
+            <w:tcW w:w="1923" w:type="dxa"/>
+          </w:tcPr>
+          <w:p>
+            <w:pPr>
+              <w:pStyle w:val="Zkladntext"/>
+              <w:ind w:firstLine="0" w:left="0" w:right="0"/>
+              <w:spacing w:before="20" w:after="20" w:line="240" w:lineRule="auto"/>
+              <w:jc w:val="center"/>
+            </w:pPr>
+            <w:r>
+              <w:t xml:space="preserve">500</w:t>
+            </w:r>
+          </w:p>
+        </w:tc>
+        <w:tc>
+          <w:tcPr>
+            <w:tcW w:w="2198" w:type="dxa"/>
+          </w:tcPr>
+          <w:p>
+            <w:pPr>
+              <w:pStyle w:val="Zkladntext"/>
+              <w:ind w:firstLine="0" w:left="0" w:right="0"/>
+              <w:spacing w:before="20" w:after="20" w:line="240" w:lineRule="auto"/>
+              <w:jc w:val="center"/>
+            </w:pPr>
+            <w:r>
+              <w:t xml:space="preserve">17.05</w:t>
+            </w:r>
+          </w:p>
+        </w:tc>
+        <w:tc>
+          <w:tcPr>
+            <w:tcW w:w="2473" w:type="dxa"/>
+          </w:tcPr>
+          <w:p>
+            <w:pPr>
+              <w:pStyle w:val="Zkladntext"/>
+              <w:ind w:firstLine="0" w:left="0" w:right="0"/>
+              <w:spacing w:before="20" w:after="20" w:line="240" w:lineRule="auto"/>
+              <w:jc w:val="center"/>
+            </w:pPr>
+            <w:r>
+              <w:t xml:space="preserve">16.14</w:t>
+            </w:r>
+          </w:p>
+        </w:tc>
+        <w:tc>
+          <w:tcPr>
+            <w:tcW w:w="2473" w:type="dxa"/>
+          </w:tcPr>
+          <w:p>
+            <w:pPr>
+              <w:pStyle w:val="Zkladntext"/>
+              <w:ind w:firstLine="0" w:left="0" w:right="0"/>
+              <w:spacing w:before="20" w:after="20" w:line="240" w:lineRule="auto"/>
+              <w:jc w:val="center"/>
+            </w:pPr>
+            <w:r>
+              <w:t xml:space="preserve">18.12</w:t>
+            </w:r>
+          </w:p>
+        </w:tc>
+      </w:tr>
+      <w:tr>
+        <w:tc>
+          <w:tcPr>
+            <w:tcW w:w="1923" w:type="dxa"/>
+          </w:tcPr>
+          <w:p>
+            <w:pPr>
+              <w:pStyle w:val="Zkladntext"/>
+              <w:ind w:firstLine="0" w:left="0" w:right="0"/>
+              <w:spacing w:before="20" w:after="20" w:line="240" w:lineRule="auto"/>
+              <w:jc w:val="center"/>
+            </w:pPr>
+            <w:r>
+              <w:t xml:space="preserve">1000</w:t>
+            </w:r>
+          </w:p>
+        </w:tc>
+        <w:tc>
+          <w:tcPr>
+            <w:tcW w:w="2198" w:type="dxa"/>
+          </w:tcPr>
+          <w:p>
+            <w:pPr>
+              <w:pStyle w:val="Zkladntext"/>
+              <w:ind w:firstLine="0" w:left="0" w:right="0"/>
+              <w:spacing w:before="20" w:after="20" w:line="240" w:lineRule="auto"/>
+              <w:jc w:val="center"/>
+            </w:pPr>
+            <w:r>
+              <w:t xml:space="preserve">63.85</w:t>
+            </w:r>
+          </w:p>
+        </w:tc>
+        <w:tc>
+          <w:tcPr>
+            <w:tcW w:w="2473" w:type="dxa"/>
+          </w:tcPr>
+          <w:p>
+            <w:pPr>
+              <w:pStyle w:val="Zkladntext"/>
+              <w:ind w:firstLine="0" w:left="0" w:right="0"/>
+              <w:spacing w:before="20" w:after="20" w:line="240" w:lineRule="auto"/>
+              <w:jc w:val="center"/>
+            </w:pPr>
+            <w:r>
+              <w:t xml:space="preserve">61.96</w:t>
+            </w:r>
+          </w:p>
+        </w:tc>
+        <w:tc>
+          <w:tcPr>
+            <w:tcW w:w="2473" w:type="dxa"/>
+          </w:tcPr>
+          <w:p>
+            <w:pPr>
+              <w:pStyle w:val="Zkladntext"/>
+              <w:ind w:firstLine="0" w:left="0" w:right="0"/>
+              <w:spacing w:before="20" w:after="20" w:line="240" w:lineRule="auto"/>
+              <w:jc w:val="center"/>
+            </w:pPr>
+            <w:r>
+              <w:t xml:space="preserve">66.09</w:t>
+            </w:r>
+          </w:p>
+        </w:tc>
+      </w:tr>
+    </w:tbl>
+    <w:p>
+      <w:pPr>
+        <w:pStyle w:val="Zkladntext"/>
+      </w:pPr>
+      <w:r>
+        <w:t xml:space="preserve"/>
+      </w:r>
+    </w:p>
+    <w:p>
+      <w:pPr>
+        <w:pStyle w:val="Zkladntext"/>
+      </w:pPr>
+      <w:r>
+        <w:t xml:space="preserve">Pri 100 úlohách trvá prepočet 0.98 ms, čo je hlboko pod hranicou vnímateľnosti — používateľ zmenu považuje za okamžitú. Pri 1000 úlohách narastá čas na 63.85 ms, čo je pri interaktívnom prepočte po každej zmene úlohy stále prijateľné.</w:t>
+      </w:r>
+    </w:p>
+    <w:p>
+      <w:pPr>
+        <w:pStyle w:val="Zkladntext"/>
+      </w:pPr>
+      <w:r>
+        <w:t xml:space="preserve">Nameraný rast času nie je lineárny: desaťnásobné zvýšenie počtu úloh zo 100 na 1000 predĺžilo výpočet približne 65-násobne. Správanie teda zodpovedá skôr kvadratickej než lineárnej zložitosti, čo pri veľkosti projektov, na ktoré je systém určený, nepredstavuje obmedzenie, no pri rádovo väčších sieťach by si vyžiadalo optimalizáciu.</w:t>
+      </w:r>
+    </w:p>
+    <w:p>
+      <w:pPr>
+        <w:pStyle w:val="Zkladntext"/>
+      </w:pPr>
+      <w:r>
+        <w:t xml:space="preserve">Meranie sa týka samotného výpočtu v pamäti, nie celej odozvy aplikačného rozhrania — tá zahŕňa aj načítanie úloh z databázy a zápis výsledkov, ktoré pri vzdialenej databáze prevažujú nad časom výpočtu.</w:t>
+      </w:r>
+    </w:p>
+    <w:p>
+      <w:pPr>
+        <w:pStyle w:val="Nadpis2"/>
+      </w:pPr>
+      <w:r>
+        <w:t xml:space="preserve">Používateľské testovanie</w:t>
       </w:r>
     </w:p>
     <w:p>
@@ -10819,7 +15939,7 @@
         <w:rPr>
           <w:highlight w:val="yellow"/>
         </w:rPr>
-        <w:t xml:space="preserve">Napísať nanovo — vetvenie, viac kritických ciest, izolované úlohy, chybné závislosti, cyklus v sieti. Výpočty musia byť preskúšateľné.</w:t>
+        <w:t xml:space="preserve">Napísať nanovo — rovnaké zadanie pre viacerých používateľov, sledovať úspešnosť, čas, chyby, zozbierať spätnú väzbu dotazníkom.</w:t>
       </w:r>
     </w:p>
     <w:p>
@@ -10827,25 +15947,231 @@
         <w:pStyle w:val="Nadpis2"/>
       </w:pPr>
       <w:r>
-        <w:t xml:space="preserve">Funkčné testovanie</w:t>
-      </w:r>
-    </w:p>
-    <w:p>
-      <w:pPr>
-        <w:pStyle w:val="Zkladntext"/>
-      </w:pPr>
-      <w:r>
-        <w:rPr>
-          <w:b/>
-          <w:highlight w:val="yellow"/>
-        </w:rPr>
-        <w:t xml:space="preserve">[DOPLNIŤ] </w:t>
-      </w:r>
-      <w:r>
-        <w:rPr>
-          <w:highlight w:val="yellow"/>
-        </w:rPr>
-        <w:t xml:space="preserve">Napísať nanovo.</w:t>
+        <w:t xml:space="preserve">Zistené chyby a ich odstránenie</w:t>
+      </w:r>
+    </w:p>
+    <w:p>
+      <w:pPr>
+        <w:pStyle w:val="Zkladntext"/>
+      </w:pPr>
+      <w:r>
+        <w:t xml:space="preserve">Počas vývoja bolo identifikovaných a opravených 8 signifikantných chýb. Každá bola zdokumentovaná v Obsidian knowledge base s popisom príčiny, dopadom a implementovaným riešením.</w:t>
+      </w:r>
+    </w:p>
+    <w:p>
+      <w:pPr>
+        <w:pStyle w:val="Zkladntext"/>
+      </w:pPr>
+      <w:r>
+        <w:t xml:space="preserve">Symptóm: AttributeError: 'FigureCanvasTkAgg' object has no attribute 'bind' pri otvorení záložky Gantt alebo CPM Network.</w:t>
+      </w:r>
+    </w:p>
+    <w:p>
+      <w:pPr>
+        <w:pStyle w:val="Zkladntext"/>
+      </w:pPr>
+      <w:r>
+        <w:t xml:space="preserve">Príčina: CTkFrame interne používa atribút self._canvas pre vlastné Tkinter plátno. Priradenie self._canvas = FigureCanvasTkAgg(...) prepísalo tento interný atribút, čo spôsobilo pád pri volaní metódy bind() na CTkFrame.</w:t>
+      </w:r>
+    </w:p>
+    <w:p>
+      <w:pPr>
+        <w:pStyle w:val="Zkladntext"/>
+      </w:pPr>
+      <w:r>
+        <w:t xml:space="preserve">Riešenie: Premenovanie na self._mpl_canvas vo všetkých výskytoch. Nahradenie bind("&lt;Destroy&gt;") za destroy() override, ktorý explicitne uvoľní matplotlib zdroje.</w:t>
+      </w:r>
+    </w:p>
+    <w:p>
+      <w:pPr>
+        <w:pStyle w:val="Zkladntext"/>
+      </w:pPr>
+      <w:r>
+        <w:t xml:space="preserve">Symptóm: Znaky š, č, ž, ľ, á, é, ú sa v exportovanom PDF zobrazujú ako čierne obdĺžniky.</w:t>
+      </w:r>
+    </w:p>
+    <w:p>
+      <w:pPr>
+        <w:pStyle w:val="Zkladntext"/>
+      </w:pPr>
+      <w:r>
+        <w:t xml:space="preserve">Príčina: Reportlab predvolene používa Helvetica (Type1 PostScript font), ktorá nepodporuje znaky Latin Extended-A (kódová stránka nad U+00FF).</w:t>
+      </w:r>
+    </w:p>
+    <w:p>
+      <w:pPr>
+        <w:pStyle w:val="Zkladntext"/>
+      </w:pPr>
+      <w:r>
+        <w:t xml:space="preserve">Riešenie: Registrácia TrueType fontu DejaVuSans z matplotlib bundle, ktorý kompletne pokrýva latinku vrátane slovenských diakritík.</w:t>
+      </w:r>
+    </w:p>
+    <w:p>
+      <w:pPr>
+        <w:pStyle w:val="Zkladntext"/>
+      </w:pPr>
+      <w:r>
+        <w:t xml:space="preserve">Symptóm: Dlhý názov projektu je v PDF banneri orezaný na polovicu výšky.</w:t>
+      </w:r>
+    </w:p>
+    <w:p>
+      <w:pPr>
+        <w:pStyle w:val="Zkladntext"/>
+      </w:pPr>
+      <w:r>
+        <w:t xml:space="preserve">Príčina: Reportlab Table s VALIGN=MIDDLE a automaticky vypočítanou výškou riadku orezáva text pri väčšom font size.</w:t>
+      </w:r>
+    </w:p>
+    <w:p>
+      <w:pPr>
+        <w:pStyle w:val="Zkladntext"/>
+      </w:pPr>
+      <w:r>
+        <w:t xml:space="preserve">Riešenie: Reorganizácia bannera na 2-riadkový layout s použitím SPAN a VALIGN=TOP, odstránenie splitLongWords a wordWrap z titulného štýlu.</w:t>
+      </w:r>
+    </w:p>
+    <w:p>
+      <w:pPr>
+        <w:pStyle w:val="Zkladntext"/>
+      </w:pPr>
+      <w:r>
+        <w:t xml:space="preserve">Symptóm: TypeError pri volaní color_blend(color, bg=BG_CARD) po migrácii na duálny dizajnový systém.</w:t>
+      </w:r>
+    </w:p>
+    <w:p>
+      <w:pPr>
+        <w:pStyle w:val="Zkladntext"/>
+      </w:pPr>
+      <w:r>
+        <w:t xml:space="preserve">Príčina: Funkcia color_blend() očakávala parameter bg ako jednoduchý hex string, ale po zavedení dual-mode tokenov je BG_CARD tuple (light, dark).</w:t>
+      </w:r>
+    </w:p>
+    <w:p>
+      <w:pPr>
+        <w:pStyle w:val="Zkladntext"/>
+      </w:pPr>
+      <w:r>
+        <w:t xml:space="preserve">Riešenie: Pridanie parametra dark: bool do signatúry color_blend() a implementácia pomocníka color_blend_dual(hex_tuple, alpha), ktorý generuje blend pre oba módy naraz.</w:t>
+      </w:r>
+    </w:p>
+    <w:p>
+      <w:pPr>
+        <w:pStyle w:val="Zkladntext"/>
+      </w:pPr>
+      <w:r>
+        <w:t xml:space="preserve">Symptóm: _tkinter.TclError: cannot use geometry manager pack inside ... which already has slaves managed by grid pri otvorení dashboardu.</w:t>
+      </w:r>
+    </w:p>
+    <w:p>
+      <w:pPr>
+        <w:pStyle w:val="Zkladntext"/>
+      </w:pPr>
+      <w:r>
+        <w:t xml:space="preserve">Príčina: Po refaktoringu pri zavedení scrollovateľného kontajnera bol matplotlib canvas vložený pomocou .pack() do rámca, ktorý pre ostatné widgety používal .grid(). Tkinter nepovoľuje miešanie geometry managerov.</w:t>
+      </w:r>
+    </w:p>
+    <w:p>
+      <w:pPr>
+        <w:pStyle w:val="Zkladntext"/>
+      </w:pPr>
+      <w:r>
+        <w:t xml:space="preserve">Riešenie: Zmena .pack() na .grid(row=1, column=0, sticky="nsew") s explicitnou konfiguráciou grid_rowconfigure(1, weight=1).</w:t>
+      </w:r>
+    </w:p>
+    <w:p>
+      <w:pPr>
+        <w:pStyle w:val="Zkladntext"/>
+      </w:pPr>
+      <w:r>
+        <w:t xml:space="preserve">Symptóm: Po páde pri inicializácii Dashboardu (BUG-05) každý klik na sidebar generuje AttributeError: '_tkinter.tkapp' object has no attribute 'content_area'.</w:t>
+      </w:r>
+    </w:p>
+    <w:p>
+      <w:pPr>
+        <w:pStyle w:val="Zkladntext"/>
+      </w:pPr>
+      <w:r>
+        <w:t xml:space="preserve">Príčina: Atribút self.content_area bol inicializovaný až v metóde show_main_layout(), nie v konštruktore __init__. Keď show_main_layout() padlo pred priradením atribútu, sidebar callbacks ho nemohli nájsť.</w:t>
+      </w:r>
+    </w:p>
+    <w:p>
+      <w:pPr>
+        <w:pStyle w:val="Zkladntext"/>
+      </w:pPr>
+      <w:r>
+        <w:t xml:space="preserve">Riešenie: Pridanie self.content_area = None do __init__ a použitie getattr(self, 'content_area', None) v handle_navigation() ako defensive check.</w:t>
+      </w:r>
+    </w:p>
+    <w:p>
+      <w:pPr>
+        <w:pStyle w:val="Zkladntext"/>
+      </w:pPr>
+      <w:r>
+        <w:t xml:space="preserve">Symptóm: KeyError: 0 pri otvorení ProjectView, TeamView, ProjectDetail.</w:t>
+      </w:r>
+    </w:p>
+    <w:p>
+      <w:pPr>
+        <w:pStyle w:val="Zkladntext"/>
+      </w:pPr>
+      <w:r>
+        <w:t xml:space="preserve">Príčina: UI kód pristupoval k dátam cez numerické indexy (user_data[0]) po tom, čo repozitárna vrstva začala vracať slovníky namiesto tuples.</w:t>
+      </w:r>
+    </w:p>
+    <w:p>
+      <w:pPr>
+        <w:pStyle w:val="Zkladntext"/>
+      </w:pPr>
+      <w:r>
+        <w:t xml:space="preserve">Riešenie: Náhrada všetkých numerických prístupov za pomenované kľúče (user_data["id"]) s defensive pattern pre spätú kompatibilitu: isinstance(data, dict) check.</w:t>
+      </w:r>
+    </w:p>
+    <w:p>
+      <w:pPr>
+        <w:pStyle w:val="Zkladntext"/>
+      </w:pPr>
+      <w:r>
+        <w:t xml:space="preserve">Symptóm: ValueError: transparency not allowed v CalendarView.</w:t>
+      </w:r>
+    </w:p>
+    <w:p>
+      <w:pPr>
+        <w:pStyle w:val="Zkladntext"/>
+      </w:pPr>
+      <w:r>
+        <w:t xml:space="preserve">Príčina: CustomTkinter akceptuje "transparent" ako fg_color, ale nie ako border_color.</w:t>
+      </w:r>
+    </w:p>
+    <w:p>
+      <w:pPr>
+        <w:pStyle w:val="Zkladntext"/>
+      </w:pPr>
+      <w:r>
+        <w:t xml:space="preserve">Riešenie: Podmienečné nastavenie border parametrov iba keď je bunka vybraná, pomocou **kwargs rozbalenia slovníka.</w:t>
+      </w:r>
+    </w:p>
+    <w:p>
+      <w:pPr>
+        <w:pStyle w:val="Zkladntext"/>
+      </w:pPr>
+      <w:r>
+        <w:t xml:space="preserve">Symptóm: Unit testy repozitárov zlyhajú s OperationalError: no such table hneď po prvom volaní repozitárnej funkcie.</w:t>
+      </w:r>
+    </w:p>
+    <w:p>
+      <w:pPr>
+        <w:pStyle w:val="Zkladntext"/>
+      </w:pPr>
+      <w:r>
+        <w:t xml:space="preserve">Príčina: Každý repozitár volá conn.close() v finally bloku. Pre SQLite databázu :memory: toto volanie nenávratne zničí všetky dáta vrátane tabuliek. Ďalší test teda dostane prázdnu databázu bez tabuliek.</w:t>
+      </w:r>
+    </w:p>
+    <w:p>
+      <w:pPr>
+        <w:pStyle w:val="Zkladntext"/>
+      </w:pPr>
+      <w:r>
+        <w:t xml:space="preserve">Riešenie: Wrapper trieda _NoCloseConn, ktorá potlačí volanie close() a prepustí všetky ostatné metódy cez __getattr__. Zároveň je nutné patchovať každý modul repozitára zvlášť (nie len base_repo.get_connection), pretože Python ukladá importované funkcie ako lokálne referencie v každom module.</w:t>
       </w:r>
     </w:p>
     <w:p>
@@ -10853,290 +16179,6 @@
         <w:pStyle w:val="Nadpis2"/>
       </w:pPr>
       <w:r>
-        <w:t xml:space="preserve">Výkonnostné testovanie</w:t>
-      </w:r>
-    </w:p>
-    <w:p>
-      <w:pPr>
-        <w:pStyle w:val="Zkladntext"/>
-      </w:pPr>
-      <w:r>
-        <w:rPr>
-          <w:b/>
-          <w:highlight w:val="yellow"/>
-        </w:rPr>
-        <w:t xml:space="preserve">[DOPLNIŤ] </w:t>
-      </w:r>
-      <w:r>
-        <w:rPr>
-          <w:highlight w:val="yellow"/>
-        </w:rPr>
-        <w:t xml:space="preserve">Napísať nanovo — spôsob merania výkonu.</w:t>
-      </w:r>
-    </w:p>
-    <w:p>
-      <w:pPr>
-        <w:pStyle w:val="Nadpis2"/>
-      </w:pPr>
-      <w:r>
-        <w:t xml:space="preserve">Používateľské testovanie</w:t>
-      </w:r>
-    </w:p>
-    <w:p>
-      <w:pPr>
-        <w:pStyle w:val="Zkladntext"/>
-      </w:pPr>
-      <w:r>
-        <w:rPr>
-          <w:b/>
-          <w:highlight w:val="yellow"/>
-        </w:rPr>
-        <w:t xml:space="preserve">[DOPLNIŤ] </w:t>
-      </w:r>
-      <w:r>
-        <w:rPr>
-          <w:highlight w:val="yellow"/>
-        </w:rPr>
-        <w:t xml:space="preserve">Napísať nanovo — rovnaké zadanie pre viacerých používateľov, sledovať úspešnosť, čas, chyby, zozbierať spätnú väzbu dotazníkom.</w:t>
-      </w:r>
-    </w:p>
-    <w:p>
-      <w:pPr>
-        <w:pStyle w:val="Nadpis2"/>
-      </w:pPr>
-      <w:r>
-        <w:t xml:space="preserve">Zistené chyby a ich odstránenie</w:t>
-      </w:r>
-    </w:p>
-    <w:p>
-      <w:pPr>
-        <w:pStyle w:val="Zkladntext"/>
-      </w:pPr>
-      <w:r>
-        <w:t xml:space="preserve">Počas vývoja bolo identifikovaných a opravených 8 signifikantných chýb. Každá bola zdokumentovaná v Obsidian knowledge base s popisom príčiny, dopadom a implementovaným riešením.</w:t>
-      </w:r>
-    </w:p>
-    <w:p>
-      <w:pPr>
-        <w:pStyle w:val="Zkladntext"/>
-      </w:pPr>
-      <w:r>
-        <w:t xml:space="preserve">Symptóm: AttributeError: 'FigureCanvasTkAgg' object has no attribute 'bind' pri otvorení záložky Gantt alebo CPM Network.</w:t>
-      </w:r>
-    </w:p>
-    <w:p>
-      <w:pPr>
-        <w:pStyle w:val="Zkladntext"/>
-      </w:pPr>
-      <w:r>
-        <w:t xml:space="preserve">Príčina: CTkFrame interne používa atribút self._canvas pre vlastné Tkinter plátno. Priradenie self._canvas = FigureCanvasTkAgg(...) prepísalo tento interný atribút, čo spôsobilo pád pri volaní metódy bind() na CTkFrame.</w:t>
-      </w:r>
-    </w:p>
-    <w:p>
-      <w:pPr>
-        <w:pStyle w:val="Zkladntext"/>
-      </w:pPr>
-      <w:r>
-        <w:t xml:space="preserve">Riešenie: Premenovanie na self._mpl_canvas vo všetkých výskytoch. Nahradenie bind("&lt;Destroy&gt;") za destroy() override, ktorý explicitne uvoľní matplotlib zdroje.</w:t>
-      </w:r>
-    </w:p>
-    <w:p>
-      <w:pPr>
-        <w:pStyle w:val="Zkladntext"/>
-      </w:pPr>
-      <w:r>
-        <w:t xml:space="preserve">Symptóm: Znaky š, č, ž, ľ, á, é, ú sa v exportovanom PDF zobrazujú ako čierne obdĺžniky.</w:t>
-      </w:r>
-    </w:p>
-    <w:p>
-      <w:pPr>
-        <w:pStyle w:val="Zkladntext"/>
-      </w:pPr>
-      <w:r>
-        <w:t xml:space="preserve">Príčina: Reportlab predvolene používa Helvetica (Type1 PostScript font), ktorá nepodporuje znaky Latin Extended-A (kódová stránka nad U+00FF).</w:t>
-      </w:r>
-    </w:p>
-    <w:p>
-      <w:pPr>
-        <w:pStyle w:val="Zkladntext"/>
-      </w:pPr>
-      <w:r>
-        <w:t xml:space="preserve">Riešenie: Registrácia TrueType fontu DejaVuSans z matplotlib bundle, ktorý kompletne pokrýva latinku vrátane slovenských diakritík.</w:t>
-      </w:r>
-    </w:p>
-    <w:p>
-      <w:pPr>
-        <w:pStyle w:val="Zkladntext"/>
-      </w:pPr>
-      <w:r>
-        <w:t xml:space="preserve">Symptóm: Dlhý názov projektu je v PDF banneri orezaný na polovicu výšky.</w:t>
-      </w:r>
-    </w:p>
-    <w:p>
-      <w:pPr>
-        <w:pStyle w:val="Zkladntext"/>
-      </w:pPr>
-      <w:r>
-        <w:t xml:space="preserve">Príčina: Reportlab Table s VALIGN=MIDDLE a automaticky vypočítanou výškou riadku orezáva text pri väčšom font size.</w:t>
-      </w:r>
-    </w:p>
-    <w:p>
-      <w:pPr>
-        <w:pStyle w:val="Zkladntext"/>
-      </w:pPr>
-      <w:r>
-        <w:t xml:space="preserve">Riešenie: Reorganizácia bannera na 2-riadkový layout s použitím SPAN a VALIGN=TOP, odstránenie splitLongWords a wordWrap z titulného štýlu.</w:t>
-      </w:r>
-    </w:p>
-    <w:p>
-      <w:pPr>
-        <w:pStyle w:val="Zkladntext"/>
-      </w:pPr>
-      <w:r>
-        <w:t xml:space="preserve">Symptóm: TypeError pri volaní color_blend(color, bg=BG_CARD) po migrácii na duálny dizajnový systém.</w:t>
-      </w:r>
-    </w:p>
-    <w:p>
-      <w:pPr>
-        <w:pStyle w:val="Zkladntext"/>
-      </w:pPr>
-      <w:r>
-        <w:t xml:space="preserve">Príčina: Funkcia color_blend() očakávala parameter bg ako jednoduchý hex string, ale po zavedení dual-mode tokenov je BG_CARD tuple (light, dark).</w:t>
-      </w:r>
-    </w:p>
-    <w:p>
-      <w:pPr>
-        <w:pStyle w:val="Zkladntext"/>
-      </w:pPr>
-      <w:r>
-        <w:t xml:space="preserve">Riešenie: Pridanie parametra dark: bool do signatúry color_blend() a implementácia pomocníka color_blend_dual(hex_tuple, alpha), ktorý generuje blend pre oba módy naraz.</w:t>
-      </w:r>
-    </w:p>
-    <w:p>
-      <w:pPr>
-        <w:pStyle w:val="Zkladntext"/>
-      </w:pPr>
-      <w:r>
-        <w:t xml:space="preserve">Symptóm: _tkinter.TclError: cannot use geometry manager pack inside ... which already has slaves managed by grid pri otvorení dashboardu.</w:t>
-      </w:r>
-    </w:p>
-    <w:p>
-      <w:pPr>
-        <w:pStyle w:val="Zkladntext"/>
-      </w:pPr>
-      <w:r>
-        <w:t xml:space="preserve">Príčina: Po refaktoringu pri zavedení scrollovateľného kontajnera bol matplotlib canvas vložený pomocou .pack() do rámca, ktorý pre ostatné widgety používal .grid(). Tkinter nepovoľuje miešanie geometry managerov.</w:t>
-      </w:r>
-    </w:p>
-    <w:p>
-      <w:pPr>
-        <w:pStyle w:val="Zkladntext"/>
-      </w:pPr>
-      <w:r>
-        <w:t xml:space="preserve">Riešenie: Zmena .pack() na .grid(row=1, column=0, sticky="nsew") s explicitnou konfiguráciou grid_rowconfigure(1, weight=1).</w:t>
-      </w:r>
-    </w:p>
-    <w:p>
-      <w:pPr>
-        <w:pStyle w:val="Zkladntext"/>
-      </w:pPr>
-      <w:r>
-        <w:t xml:space="preserve">Symptóm: Po páde pri inicializácii Dashboardu (BUG-05) každý klik na sidebar generuje AttributeError: '_tkinter.tkapp' object has no attribute 'content_area'.</w:t>
-      </w:r>
-    </w:p>
-    <w:p>
-      <w:pPr>
-        <w:pStyle w:val="Zkladntext"/>
-      </w:pPr>
-      <w:r>
-        <w:t xml:space="preserve">Príčina: Atribút self.content_area bol inicializovaný až v metóde show_main_layout(), nie v konštruktore __init__. Keď show_main_layout() padlo pred priradením atribútu, sidebar callbacks ho nemohli nájsť.</w:t>
-      </w:r>
-    </w:p>
-    <w:p>
-      <w:pPr>
-        <w:pStyle w:val="Zkladntext"/>
-      </w:pPr>
-      <w:r>
-        <w:t xml:space="preserve">Riešenie: Pridanie self.content_area = None do __init__ a použitie getattr(self, 'content_area', None) v handle_navigation() ako defensive check.</w:t>
-      </w:r>
-    </w:p>
-    <w:p>
-      <w:pPr>
-        <w:pStyle w:val="Zkladntext"/>
-      </w:pPr>
-      <w:r>
-        <w:t xml:space="preserve">Symptóm: KeyError: 0 pri otvorení ProjectView, TeamView, ProjectDetail.</w:t>
-      </w:r>
-    </w:p>
-    <w:p>
-      <w:pPr>
-        <w:pStyle w:val="Zkladntext"/>
-      </w:pPr>
-      <w:r>
-        <w:t xml:space="preserve">Príčina: UI kód pristupoval k dátam cez numerické indexy (user_data[0]) po tom, čo repozitárna vrstva začala vracať slovníky namiesto tuples.</w:t>
-      </w:r>
-    </w:p>
-    <w:p>
-      <w:pPr>
-        <w:pStyle w:val="Zkladntext"/>
-      </w:pPr>
-      <w:r>
-        <w:t xml:space="preserve">Riešenie: Náhrada všetkých numerických prístupov za pomenované kľúče (user_data["id"]) s defensive pattern pre spätú kompatibilitu: isinstance(data, dict) check.</w:t>
-      </w:r>
-    </w:p>
-    <w:p>
-      <w:pPr>
-        <w:pStyle w:val="Zkladntext"/>
-      </w:pPr>
-      <w:r>
-        <w:t xml:space="preserve">Symptóm: ValueError: transparency not allowed v CalendarView.</w:t>
-      </w:r>
-    </w:p>
-    <w:p>
-      <w:pPr>
-        <w:pStyle w:val="Zkladntext"/>
-      </w:pPr>
-      <w:r>
-        <w:t xml:space="preserve">Príčina: CustomTkinter akceptuje "transparent" ako fg_color, ale nie ako border_color.</w:t>
-      </w:r>
-    </w:p>
-    <w:p>
-      <w:pPr>
-        <w:pStyle w:val="Zkladntext"/>
-      </w:pPr>
-      <w:r>
-        <w:t xml:space="preserve">Riešenie: Podmienečné nastavenie border parametrov iba keď je bunka vybraná, pomocou **kwargs rozbalenia slovníka.</w:t>
-      </w:r>
-    </w:p>
-    <w:p>
-      <w:pPr>
-        <w:pStyle w:val="Zkladntext"/>
-      </w:pPr>
-      <w:r>
-        <w:t xml:space="preserve">Symptóm: Unit testy repozitárov zlyhajú s OperationalError: no such table hneď po prvom volaní repozitárnej funkcie.</w:t>
-      </w:r>
-    </w:p>
-    <w:p>
-      <w:pPr>
-        <w:pStyle w:val="Zkladntext"/>
-      </w:pPr>
-      <w:r>
-        <w:t xml:space="preserve">Príčina: Každý repozitár volá conn.close() v finally bloku. Pre SQLite databázu :memory: toto volanie nenávratne zničí všetky dáta vrátane tabuliek. Ďalší test teda dostane prázdnu databázu bez tabuliek.</w:t>
-      </w:r>
-    </w:p>
-    <w:p>
-      <w:pPr>
-        <w:pStyle w:val="Zkladntext"/>
-      </w:pPr>
-      <w:r>
-        <w:t xml:space="preserve">Riešenie: Wrapper trieda _NoCloseConn, ktorá potlačí volanie close() a prepustí všetky ostatné metódy cez __getattr__. Zároveň je nutné patchovať každý modul repozitára zvlášť (nie len base_repo.get_connection), pretože Python ukladá importované funkcie ako lokálne referencie v každom module.</w:t>
-      </w:r>
-    </w:p>
-    <w:p>
-      <w:pPr>
-        <w:pStyle w:val="Nadpis2"/>
-      </w:pPr>
-      <w:r>
         <w:t xml:space="preserve">Vyhodnotenie splnenia požiadaviek</w:t>
       </w:r>
     </w:p>
@@ -11145,7 +16187,7 @@
         <w:pStyle w:val="Titulek"/>
       </w:pPr>
       <w:r>
-        <w:t xml:space="preserve">Tab. 7.3 [doplniť popis tabuľky]</w:t>
+        <w:t xml:space="preserve">Tab. 7.9 [doplniť popis tabuľky]</w:t>
       </w:r>
     </w:p>
     <w:tbl>
@@ -11874,7 +16916,7 @@
               <w:jc w:val="left"/>
             </w:pPr>
             <w:r>
-              <w:t xml:space="preserve">✅ 64 testov, 100 % pass rate</w:t>
+              <w:t xml:space="preserve">✅ 140 testov, 100 % pass rate</w:t>
             </w:r>
           </w:p>
         </w:tc>
@@ -11927,7 +16969,7 @@
         <w:pStyle w:val="Zkladntext"/>
       </w:pPr>
       <w:r>
-        <w:t xml:space="preserve">Jednou z kľúčových výhod SaaS modelu postaveného na modernom cloudovom stacku (Railway + Supabase + Netlify, ako implementovanom v ManagmentApp v2.0) sú minimálne variabilné náklady pri škálovaní. Fixné mesačné náklady na infraštruktúru pri prvých 1 000 používateľoch odhadujeme nasledovne:</w:t>
+        <w:t xml:space="preserve">Jednou z kľúčových výhod SaaS modelu postaveného na modernom cloudovom stacku (Render + Supabase + Surge.sh, ako implementovanom v ManagmentApp v2.0) sú minimálne variabilné náklady pri škálovaní. Fixné mesačné náklady na infraštruktúru pri prvých 1 000 používateľoch odhadujeme nasledovne:</w:t>
       </w:r>
     </w:p>
     <w:p>
@@ -12068,7 +17110,7 @@
               <w:jc w:val="center"/>
             </w:pPr>
             <w:r>
-              <w:t xml:space="preserve">Railway</w:t>
+              <w:t xml:space="preserve">Render</w:t>
             </w:r>
           </w:p>
         </w:tc>
@@ -13795,7 +18837,7 @@
         <w:pStyle w:val="Zkladntext"/>
       </w:pPr>
       <w:r>
-        <w:t xml:space="preserve">Verzia v2.0 transformovala aplikáciu na cloudovú SaaS platformu s novou identitou Nodus. FastAPI backend nasadený na Railway poskytuje REST API, React frontend na Netlify je distribuovaný cez globálnu CDN, Supabase zabezpečuje PostgreSQL databázu a WebSocket Realtime synchronizáciu. Aplikácia je nakonfigurovaná ako Progressive Web App s Service Workerom, offline cache a inštalovateľnosťou na mobilné zariadenia. Súčasťou verzie sú komentáre k úlohám a notifikačný systém s automatickým skenovaním blížiacich sa termínov (D−1/D−3/D−7).</w:t>
+        <w:t xml:space="preserve">Verzia v2.0 transformovala aplikáciu na cloudovú SaaS platformu s novou identitou Nodus. FastAPI backend nasadený na platforme Render poskytuje REST API, React frontend na Surge.sh je distribuovaný cez globálnu CDN, Supabase zabezpečuje PostgreSQL databázu a WebSocket Realtime synchronizáciu. Aplikácia je nakonfigurovaná ako Progressive Web App s Service Workerom, offline cache a inštalovateľnosťou na mobilné zariadenia. Súčasťou verzie sú komentáre k úlohám a notifikačný systém s automatickým skenovaním blížiacich sa termínov (D−1/D−3/D−7).</w:t>
       </w:r>
     </w:p>
     <w:p>

--- a/docs/Bakalarska_praca_Serafin.docx
+++ b/docs/Bakalarska_praca_Serafin.docx
@@ -19811,6 +19811,234 @@
     </w:p>
     <w:p>
       <w:pPr>
+        <w:pStyle w:val="Odstavecseseznamem"/>
+        <w:ind w:left="454" w:hanging="454"/>
+        <w:spacing w:before="0" w:after="120" w:line="240" w:lineRule="auto"/>
+        <w:contextualSpacing w:val="0"/>
+        <w:jc w:val="left"/>
+      </w:pPr>
+      <w:r>
+        <w:t xml:space="preserve">Cormen, T. H., Leiserson, C. E., Rivest, R. L., &amp; Stein, C. (2022). Introduction to Algorithms (4. vyd.). MIT Press.</w:t>
+      </w:r>
+    </w:p>
+    <w:p>
+      <w:pPr>
+        <w:pStyle w:val="Odstavecseseznamem"/>
+        <w:ind w:left="454" w:hanging="454"/>
+        <w:spacing w:before="0" w:after="120" w:line="240" w:lineRule="auto"/>
+        <w:contextualSpacing w:val="0"/>
+        <w:jc w:val="left"/>
+      </w:pPr>
+      <w:r>
+        <w:t xml:space="preserve">Demeulemeester, E., &amp; Herroelen, W. (2002). Project Scheduling: A Research Handbook. Kluwer Academic Publishers.</w:t>
+      </w:r>
+    </w:p>
+    <w:p>
+      <w:pPr>
+        <w:pStyle w:val="Odstavecseseznamem"/>
+        <w:ind w:left="454" w:hanging="454"/>
+        <w:spacing w:before="0" w:after="120" w:line="240" w:lineRule="auto"/>
+        <w:contextualSpacing w:val="0"/>
+        <w:jc w:val="left"/>
+      </w:pPr>
+      <w:r>
+        <w:t xml:space="preserve">Eurostat. (2024). Digital Economy and Society Statistics — Enterprises. Dostupné 15. 4. 2025 z https://ec.europa.eu/eurostat/statistics-explained/index.php?title=Digital_economy_and_society_statistics_-_enterprises</w:t>
+      </w:r>
+    </w:p>
+    <w:p>
+      <w:pPr>
+        <w:pStyle w:val="Odstavecseseznamem"/>
+        <w:ind w:left="454" w:hanging="454"/>
+        <w:spacing w:before="0" w:after="120" w:line="240" w:lineRule="auto"/>
+        <w:contextualSpacing w:val="0"/>
+        <w:jc w:val="left"/>
+      </w:pPr>
+      <w:r>
+        <w:t xml:space="preserve">Fowler, M. (2002). Patterns of Enterprise Application Architecture. Addison-Wesley.</w:t>
+      </w:r>
+    </w:p>
+    <w:p>
+      <w:pPr>
+        <w:pStyle w:val="Odstavecseseznamem"/>
+        <w:ind w:left="454" w:hanging="454"/>
+        <w:spacing w:before="0" w:after="120" w:line="240" w:lineRule="auto"/>
+        <w:contextualSpacing w:val="0"/>
+        <w:jc w:val="left"/>
+      </w:pPr>
+      <w:r>
+        <w:t xml:space="preserve">Gantt, H. L. (1910). Work, Wages and Profits. Engineering Magazine Co.</w:t>
+      </w:r>
+    </w:p>
+    <w:p>
+      <w:pPr>
+        <w:pStyle w:val="Odstavecseseznamem"/>
+        <w:ind w:left="454" w:hanging="454"/>
+        <w:spacing w:before="0" w:after="120" w:line="240" w:lineRule="auto"/>
+        <w:contextualSpacing w:val="0"/>
+        <w:jc w:val="left"/>
+      </w:pPr>
+      <w:r>
+        <w:t xml:space="preserve">Grand View Research. (2024). Project Management Software Market Size, Share &amp; Trends Analysis Report 2024–2030. Dostupné 15. 4. 2025 z https://www.grandviewresearch.com/industry-analysis/project-management-software-market</w:t>
+      </w:r>
+    </w:p>
+    <w:p>
+      <w:pPr>
+        <w:pStyle w:val="Odstavecseseznamem"/>
+        <w:ind w:left="454" w:hanging="454"/>
+        <w:spacing w:before="0" w:after="120" w:line="240" w:lineRule="auto"/>
+        <w:contextualSpacing w:val="0"/>
+        <w:jc w:val="left"/>
+      </w:pPr>
+      <w:r>
+        <w:t xml:space="preserve">Hunter, J. D. (2007). Matplotlib: A 2D Graphics Environment. Computing in Science &amp; Engineering, 9(3), 90–95.</w:t>
+      </w:r>
+    </w:p>
+    <w:p>
+      <w:pPr>
+        <w:pStyle w:val="Odstavecseseznamem"/>
+        <w:ind w:left="454" w:hanging="454"/>
+        <w:spacing w:before="0" w:after="120" w:line="240" w:lineRule="auto"/>
+        <w:contextualSpacing w:val="0"/>
+        <w:jc w:val="left"/>
+      </w:pPr>
+      <w:r>
+        <w:t xml:space="preserve">Kahn, A. B. (1962). Topological Sorting of Large Networks. Communications of the ACM, 5(11), 558–562.</w:t>
+      </w:r>
+    </w:p>
+    <w:p>
+      <w:pPr>
+        <w:pStyle w:val="Odstavecseseznamem"/>
+        <w:ind w:left="454" w:hanging="454"/>
+        <w:spacing w:before="0" w:after="120" w:line="240" w:lineRule="auto"/>
+        <w:contextualSpacing w:val="0"/>
+        <w:jc w:val="left"/>
+      </w:pPr>
+      <w:r>
+        <w:t xml:space="preserve">Kelley, J. E., &amp; Walker, M. R. (1959). Critical-Path Planning and Scheduling. In Proceedings of the Eastern Joint Computer Conference (s. 160–173).</w:t>
+      </w:r>
+    </w:p>
+    <w:p>
+      <w:pPr>
+        <w:pStyle w:val="Odstavecseseznamem"/>
+        <w:ind w:left="454" w:hanging="454"/>
+        <w:spacing w:before="0" w:after="120" w:line="240" w:lineRule="auto"/>
+        <w:contextualSpacing w:val="0"/>
+        <w:jc w:val="left"/>
+      </w:pPr>
+      <w:r>
+        <w:t xml:space="preserve">Malcolm, D. G., Roseboom, J. H., Clark, C. E., &amp; Fazar, W. (1959). Application of a Technique for Research and Development Program Evaluation. Operations Research, 7(5), 646–669.</w:t>
+      </w:r>
+    </w:p>
+    <w:p>
+      <w:pPr>
+        <w:pStyle w:val="Odstavecseseznamem"/>
+        <w:ind w:left="454" w:hanging="454"/>
+        <w:spacing w:before="0" w:after="120" w:line="240" w:lineRule="auto"/>
+        <w:contextualSpacing w:val="0"/>
+        <w:jc w:val="left"/>
+      </w:pPr>
+      <w:r>
+        <w:t xml:space="preserve">McKinsey &amp; Company. (2012). Delivering Large-Scale IT Projects on Time, on Budget, and on Value. Dostupné 15. 4. 2025 z https://www.mckinsey.com/capabilities/mckinsey-digital/our-insights/delivering-large-scale-it-projects-on-time-on-budget-and-on-value</w:t>
+      </w:r>
+    </w:p>
+    <w:p>
+      <w:pPr>
+        <w:pStyle w:val="Odstavecseseznamem"/>
+        <w:ind w:left="454" w:hanging="454"/>
+        <w:spacing w:before="0" w:after="120" w:line="240" w:lineRule="auto"/>
+        <w:contextualSpacing w:val="0"/>
+        <w:jc w:val="left"/>
+      </w:pPr>
+      <w:r>
+        <w:t xml:space="preserve">Meredith, J. R., &amp; Mantel, S. J. (2015). Project Management: A Managerial Approach (9. vyd.). Wiley.</w:t>
+      </w:r>
+    </w:p>
+    <w:p>
+      <w:pPr>
+        <w:pStyle w:val="Odstavecseseznamem"/>
+        <w:ind w:left="454" w:hanging="454"/>
+        <w:spacing w:before="0" w:after="120" w:line="240" w:lineRule="auto"/>
+        <w:contextualSpacing w:val="0"/>
+        <w:jc w:val="left"/>
+      </w:pPr>
+      <w:r>
+        <w:t xml:space="preserve">OpenView Venture Partners. (2024). 2024 SaaS Benchmarks Report: Pricing, Growth &amp; GTM Metrics. Dostupné 15. 4. 2025 z https://openviewpartners.com/saas-benchmarks-report/</w:t>
+      </w:r>
+    </w:p>
+    <w:p>
+      <w:pPr>
+        <w:pStyle w:val="Odstavecseseznamem"/>
+        <w:ind w:left="454" w:hanging="454"/>
+        <w:spacing w:before="0" w:after="120" w:line="240" w:lineRule="auto"/>
+        <w:contextualSpacing w:val="0"/>
+        <w:jc w:val="left"/>
+      </w:pPr>
+      <w:r>
+        <w:t xml:space="preserve">Project Management Institute. (2021). A Guide to the Project Management Body of Knowledge (PMBOK Guide) (7. vyd.). Project Management Institute.</w:t>
+      </w:r>
+    </w:p>
+    <w:p>
+      <w:pPr>
+        <w:pStyle w:val="Odstavecseseznamem"/>
+        <w:ind w:left="454" w:hanging="454"/>
+        <w:spacing w:before="0" w:after="120" w:line="240" w:lineRule="auto"/>
+        <w:contextualSpacing w:val="0"/>
+        <w:jc w:val="left"/>
+      </w:pPr>
+      <w:r>
+        <w:t xml:space="preserve">ReportLab Group. (2024). ReportLab PDF Library User Guide. Dostupné 10. 4. 2025 z https://docs.reportlab.com/</w:t>
+      </w:r>
+    </w:p>
+    <w:p>
+      <w:pPr>
+        <w:pStyle w:val="Odstavecseseznamem"/>
+        <w:ind w:left="454" w:hanging="454"/>
+        <w:spacing w:before="0" w:after="120" w:line="240" w:lineRule="auto"/>
+        <w:contextualSpacing w:val="0"/>
+        <w:jc w:val="left"/>
+      </w:pPr>
+      <w:r>
+        <w:t xml:space="preserve">Schimansky, T. (2023). CustomTkinter Documentation. Dostupné 10. 4. 2025 z https://customtkinter.tomschimansky.com/</w:t>
+      </w:r>
+    </w:p>
+    <w:p>
+      <w:pPr>
+        <w:pStyle w:val="Odstavecseseznamem"/>
+        <w:ind w:left="454" w:hanging="454"/>
+        <w:spacing w:before="0" w:after="120" w:line="240" w:lineRule="auto"/>
+        <w:contextualSpacing w:val="0"/>
+        <w:jc w:val="left"/>
+      </w:pPr>
+      <w:r>
+        <w:t xml:space="preserve">SQLite Consortium. (2024). SQLite Documentation. Dostupné 10. 4. 2025 z https://www.sqlite.org/docs.html</w:t>
+      </w:r>
+    </w:p>
+    <w:p>
+      <w:pPr>
+        <w:pStyle w:val="Odstavecseseznamem"/>
+        <w:ind w:left="454" w:hanging="454"/>
+        <w:spacing w:before="0" w:after="120" w:line="240" w:lineRule="auto"/>
+        <w:contextualSpacing w:val="0"/>
+        <w:jc w:val="left"/>
+      </w:pPr>
+      <w:r>
+        <w:t xml:space="preserve">Van Rossum, G., Warsaw, B., &amp; Coghlan, N. (2001). PEP 8 — Style Guide for Python Code. Dostupné 10. 4. 2025 z https://peps.python.org/pep-0008/</w:t>
+      </w:r>
+    </w:p>
+    <w:p>
+      <w:pPr>
+        <w:pStyle w:val="Odstavecseseznamem"/>
+        <w:ind w:left="454" w:hanging="454"/>
+        <w:spacing w:before="0" w:after="120" w:line="240" w:lineRule="auto"/>
+        <w:contextualSpacing w:val="0"/>
+        <w:jc w:val="left"/>
+      </w:pPr>
+      <w:r>
+        <w:t xml:space="preserve">Wellingtone. (2023). The State of Project Management 2023. Dostupné 15. 4. 2025 z https://wellingtone.co.uk/the-state-of-project-management/</w:t>
+      </w:r>
+    </w:p>
+    <w:p>
+      <w:pPr>
         <w:pStyle w:val="Zkladntext"/>
       </w:pPr>
       <w:r>
@@ -19824,7 +20052,7 @@
         <w:rPr>
           <w:highlight w:val="yellow"/>
         </w:rPr>
-        <w:t xml:space="preserve">Zoznam literatúry zostaviť nanovo podľa citačnej normy APA, abecedne. Podľa čl. IV smernice sú potrebné recenzované zdroje s ISBN/ISSN vrátane zahraničnej literatúry; komerčné weby a trhové reporty môžu byť len doplnkové. Pri každom prevzatom tvrdení a čísle overiť, že zdroj ho naozaj obsahuje.</w:t>
+        <w:t xml:space="preserve">Zoznam je prevedený z normy STN ISO 690 do citačného štýlu APA podľa vzorov v smernici EKF_SME_07_004. Pred odovzdaním treba: (1) overiť mená autorov, ktoré boli v pôvodnom zozname skryté za „et al.“ — ide o položky Cormen a kol. a Malcolm a kol.; (2) opraviť autora dokumentácie CustomTkinter, ktorý bol v pôvodnom zozname uvedený ako „Reitz, Jasper“, hoci doména aj projekt patria T. Schimanskému; (3) doplniť DOI tam, kde existuje, najmä pri článkoch Hunter (2007), Kahn (1962) a Malcolm a kol. (1959); (4) vyradiť zdroje, na ktoré po prepracovaní ekonomickej kapitoly už nebude v texte odkaz — týka sa to trhových reportov Grand View Research, Wellingtone, McKinsey a OpenView; (5) doplniť odborné zdroje k novým kapitolám — projektové riadenie, informačné systémy a softvérová architektúra, bezpečnosť, použiteľnosť, GDPR a MiFID II; (6) doplniť citáciu použitého nástroja generatívnej AI podľa čl. IV smernice.</w:t>
       </w:r>
     </w:p>
     <w:p>

--- a/docs/Bakalarska_praca_Serafin.docx
+++ b/docs/Bakalarska_praca_Serafin.docx
@@ -407,7 +407,7 @@
         <w:rPr>
           <w:highlight w:val="yellow"/>
         </w:rPr>
-        <w:t xml:space="preserve">Prepísať podľa nového hlavného cieľa a ôsmich dielčích cieľov.</w:t>
+        <w:t xml:space="preserve">Prepísať podľa schváleného hlavného cieľa a ôsmich dielčích cieľov.</w:t>
       </w:r>
     </w:p>
     <w:p>
@@ -489,7 +489,7 @@
         <w:rPr>
           <w:highlight w:val="yellow"/>
         </w:rPr>
-        <w:t xml:space="preserve">Prepísať podľa novej deväťkapitolovej osnovy.</w:t>
+        <w:t xml:space="preserve">Prepísať podľa novej osnovy — metodika je teraz pred analýzou.</w:t>
       </w:r>
     </w:p>
     <w:p>
@@ -513,7 +513,7 @@
         <w:pStyle w:val="Nadpis2"/>
       </w:pPr>
       <w:r>
-        <w:t xml:space="preserve">Projektové riadenie a plánovanie</w:t>
+        <w:t xml:space="preserve">Projektové riadenie, plánovanie a zdroje</w:t>
       </w:r>
     </w:p>
     <w:p>
@@ -531,7 +531,279 @@
         <w:rPr>
           <w:highlight w:val="yellow"/>
         </w:rPr>
-        <w:t xml:space="preserve">Napísať nanovo — obecný rámec projektového riadenia s odbornými zdrojmi.</w:t>
+        <w:t xml:space="preserve">Napísať nanovo obecný rámec projektového riadenia s odbornými zdrojmi; doterajší text o riadení zdrojov doň začleniť.</w:t>
+      </w:r>
+    </w:p>
+    <w:p>
+      <w:pPr>
+        <w:pStyle w:val="Zkladntext"/>
+      </w:pPr>
+      <w:r>
+        <w:t xml:space="preserve">Správa zdrojov (Resource Management) je disciplína sledujúca kapacitu a alokáciu členov tímu v čase. Zatiaľ čo CPM optimalizuje čas dokončenia projektu, resource management rieši kto na čom pracuje a kedy.</w:t>
+      </w:r>
+    </w:p>
+    <w:p>
+      <w:pPr>
+        <w:pStyle w:val="Zkladntext"/>
+      </w:pPr>
+      <w:r>
+        <w:t xml:space="preserve">Kľúčovým problémom je over-allocation — situácia, keď má jeden člen tímu naplánovaných viacero súbežných úloh na ten istý deň. Over-allocation má priamy ekonomický dopad: štúdie ukazujú, že pracovník prepínajúci medzi viacerými úlohami stratí až 20–40 % produktivity vplyvom kontextového prepínania [3].</w:t>
+      </w:r>
+    </w:p>
+    <w:p>
+      <w:pPr>
+        <w:pStyle w:val="Zkladntext"/>
+      </w:pPr>
+      <w:r>
+        <w:t xml:space="preserve">Prepojenie resource managementu s CPM je prirodzené: CPM poskytuje ES a EF pre každú úlohu, čo definuje presné časové okno, kedy je člen tímu zaťažený danou úlohou. Systém tak dokáže detekovať konflikty a generovať resource histogramy — vizualizácie denného zaťaženia každého člena tímu.</w:t>
+      </w:r>
+    </w:p>
+    <w:p>
+      <w:pPr>
+        <w:pStyle w:val="Titulek"/>
+      </w:pPr>
+      <w:r>
+        <w:t xml:space="preserve">Tab. 2.1 [doplniť popis tabuľky]</w:t>
+      </w:r>
+    </w:p>
+    <w:tbl>
+      <w:tblPr>
+        <w:tblW w:w="9069" w:type="dxa"/>
+        <w:tblLayout w:type="fixed"/>
+        <w:tblBorders>
+          <w:top w:val="single" w:sz="4" w:space="0" w:color="auto"/>
+          <w:left w:val="single" w:sz="4" w:space="0" w:color="auto"/>
+          <w:bottom w:val="single" w:sz="4" w:space="0" w:color="auto"/>
+          <w:right w:val="single" w:sz="4" w:space="0" w:color="auto"/>
+          <w:insideH w:val="single" w:sz="4" w:space="0" w:color="auto"/>
+          <w:insideV w:val="single" w:sz="4" w:space="0" w:color="auto"/>
+        </w:tblBorders>
+        <w:tblLook w:val="04A0" w:firstRow="1" w:lastRow="0" w:firstColumn="1" w:lastColumn="0" w:noHBand="0" w:noVBand="1"/>
+      </w:tblPr>
+      <w:tblGrid>
+        <w:gridCol w:w="3212"/>
+        <w:gridCol w:w="5857"/>
+      </w:tblGrid>
+      <w:tr>
+        <w:trPr>
+          <w:tblHeader/>
+        </w:trPr>
+        <w:tc>
+          <w:tcPr>
+            <w:tcW w:w="3212" w:type="dxa"/>
+          </w:tcPr>
+          <w:p>
+            <w:pPr>
+              <w:pStyle w:val="Zkladntext"/>
+              <w:ind w:firstLine="0" w:left="0" w:right="0"/>
+              <w:spacing w:before="20" w:after="20" w:line="240" w:lineRule="auto"/>
+              <w:jc w:val="center"/>
+            </w:pPr>
+            <w:r>
+              <w:rPr>
+                <w:b/>
+              </w:rPr>
+              <w:t xml:space="preserve">Pojem</w:t>
+            </w:r>
+          </w:p>
+        </w:tc>
+        <w:tc>
+          <w:tcPr>
+            <w:tcW w:w="5857" w:type="dxa"/>
+          </w:tcPr>
+          <w:p>
+            <w:pPr>
+              <w:pStyle w:val="Zkladntext"/>
+              <w:ind w:firstLine="0" w:left="0" w:right="0"/>
+              <w:spacing w:before="20" w:after="20" w:line="240" w:lineRule="auto"/>
+              <w:jc w:val="center"/>
+            </w:pPr>
+            <w:r>
+              <w:rPr>
+                <w:b/>
+              </w:rPr>
+              <w:t xml:space="preserve">Definícia</w:t>
+            </w:r>
+          </w:p>
+        </w:tc>
+      </w:tr>
+      <w:tr>
+        <w:tc>
+          <w:tcPr>
+            <w:tcW w:w="3212" w:type="dxa"/>
+          </w:tcPr>
+          <w:p>
+            <w:pPr>
+              <w:pStyle w:val="Zkladntext"/>
+              <w:ind w:firstLine="0" w:left="0" w:right="0"/>
+              <w:spacing w:before="20" w:after="20" w:line="240" w:lineRule="auto"/>
+              <w:jc w:val="left"/>
+            </w:pPr>
+            <w:r>
+              <w:t xml:space="preserve">Resource allocation</w:t>
+            </w:r>
+          </w:p>
+        </w:tc>
+        <w:tc>
+          <w:tcPr>
+            <w:tcW w:w="5857" w:type="dxa"/>
+          </w:tcPr>
+          <w:p>
+            <w:pPr>
+              <w:pStyle w:val="Zkladntext"/>
+              <w:ind w:firstLine="0" w:left="0" w:right="0"/>
+              <w:spacing w:before="20" w:after="20" w:line="240" w:lineRule="auto"/>
+              <w:jc w:val="left"/>
+            </w:pPr>
+            <w:r>
+              <w:t xml:space="preserve">Priradenie konkrétneho člena tímu k úlohe na základe ES/EF</w:t>
+            </w:r>
+          </w:p>
+        </w:tc>
+      </w:tr>
+      <w:tr>
+        <w:tc>
+          <w:tcPr>
+            <w:tcW w:w="3212" w:type="dxa"/>
+          </w:tcPr>
+          <w:p>
+            <w:pPr>
+              <w:pStyle w:val="Zkladntext"/>
+              <w:ind w:firstLine="0" w:left="0" w:right="0"/>
+              <w:spacing w:before="20" w:after="20" w:line="240" w:lineRule="auto"/>
+              <w:jc w:val="left"/>
+            </w:pPr>
+            <w:r>
+              <w:t xml:space="preserve">Over-allocation</w:t>
+            </w:r>
+          </w:p>
+        </w:tc>
+        <w:tc>
+          <w:tcPr>
+            <w:tcW w:w="5857" w:type="dxa"/>
+          </w:tcPr>
+          <w:p>
+            <w:pPr>
+              <w:pStyle w:val="Zkladntext"/>
+              <w:ind w:firstLine="0" w:left="0" w:right="0"/>
+              <w:spacing w:before="20" w:after="20" w:line="240" w:lineRule="auto"/>
+              <w:jc w:val="left"/>
+            </w:pPr>
+            <w:r>
+              <w:t xml:space="preserve">Súčasné priradenie jednej osoby k viacerým úlohám v tom istom dni</w:t>
+            </w:r>
+          </w:p>
+        </w:tc>
+      </w:tr>
+      <w:tr>
+        <w:tc>
+          <w:tcPr>
+            <w:tcW w:w="3212" w:type="dxa"/>
+          </w:tcPr>
+          <w:p>
+            <w:pPr>
+              <w:pStyle w:val="Zkladntext"/>
+              <w:ind w:firstLine="0" w:left="0" w:right="0"/>
+              <w:spacing w:before="20" w:after="20" w:line="240" w:lineRule="auto"/>
+              <w:jc w:val="left"/>
+            </w:pPr>
+            <w:r>
+              <w:t xml:space="preserve">Resource histogram</w:t>
+            </w:r>
+          </w:p>
+        </w:tc>
+        <w:tc>
+          <w:tcPr>
+            <w:tcW w:w="5857" w:type="dxa"/>
+          </w:tcPr>
+          <w:p>
+            <w:pPr>
+              <w:pStyle w:val="Zkladntext"/>
+              <w:ind w:firstLine="0" w:left="0" w:right="0"/>
+              <w:spacing w:before="20" w:after="20" w:line="240" w:lineRule="auto"/>
+              <w:jc w:val="left"/>
+            </w:pPr>
+            <w:r>
+              <w:t xml:space="preserve">Graf denného zaťaženia (počet súbežných úloh) pre každého člena</w:t>
+            </w:r>
+          </w:p>
+        </w:tc>
+      </w:tr>
+      <w:tr>
+        <w:tc>
+          <w:tcPr>
+            <w:tcW w:w="3212" w:type="dxa"/>
+          </w:tcPr>
+          <w:p>
+            <w:pPr>
+              <w:pStyle w:val="Zkladntext"/>
+              <w:ind w:firstLine="0" w:left="0" w:right="0"/>
+              <w:spacing w:before="20" w:after="20" w:line="240" w:lineRule="auto"/>
+              <w:jc w:val="center"/>
+            </w:pPr>
+            <w:r>
+              <w:t xml:space="preserve">Peak load</w:t>
+            </w:r>
+          </w:p>
+        </w:tc>
+        <w:tc>
+          <w:tcPr>
+            <w:tcW w:w="5857" w:type="dxa"/>
+          </w:tcPr>
+          <w:p>
+            <w:pPr>
+              <w:pStyle w:val="Zkladntext"/>
+              <w:ind w:firstLine="0" w:left="0" w:right="0"/>
+              <w:spacing w:before="20" w:after="20" w:line="240" w:lineRule="auto"/>
+              <w:jc w:val="left"/>
+            </w:pPr>
+            <w:r>
+              <w:t xml:space="preserve">Maximálny počet súbežných úloh pre jednu osobu v projekte</w:t>
+            </w:r>
+          </w:p>
+        </w:tc>
+      </w:tr>
+      <w:tr>
+        <w:tc>
+          <w:tcPr>
+            <w:tcW w:w="3212" w:type="dxa"/>
+          </w:tcPr>
+          <w:p>
+            <w:pPr>
+              <w:pStyle w:val="Zkladntext"/>
+              <w:ind w:firstLine="0" w:left="0" w:right="0"/>
+              <w:spacing w:before="20" w:after="20" w:line="240" w:lineRule="auto"/>
+              <w:jc w:val="left"/>
+            </w:pPr>
+            <w:r>
+              <w:t xml:space="preserve">Resource leveling</w:t>
+            </w:r>
+          </w:p>
+        </w:tc>
+        <w:tc>
+          <w:tcPr>
+            <w:tcW w:w="5857" w:type="dxa"/>
+          </w:tcPr>
+          <w:p>
+            <w:pPr>
+              <w:pStyle w:val="Zkladntext"/>
+              <w:ind w:firstLine="0" w:left="0" w:right="0"/>
+              <w:spacing w:before="20" w:after="20" w:line="240" w:lineRule="auto"/>
+              <w:jc w:val="left"/>
+            </w:pPr>
+            <w:r>
+              <w:t xml:space="preserve">Technika úpravy harmonogramu na elimináciu over-allocation</w:t>
+            </w:r>
+          </w:p>
+        </w:tc>
+      </w:tr>
+    </w:tbl>
+    <w:p>
+      <w:pPr>
+        <w:pStyle w:val="Zkladntext"/>
+      </w:pPr>
+      <w:r>
+        <w:t xml:space="preserve"/>
       </w:r>
     </w:p>
     <w:p>
@@ -557,7 +829,7 @@
         <w:rPr>
           <w:highlight w:val="yellow"/>
         </w:rPr>
-        <w:t xml:space="preserve">Doplniť odborné zdroje (ISBN/ISSN) — teória nesmie byť len popisom funkcií aplikácie.</w:t>
+        <w:t xml:space="preserve">Doplniť odborné zdroje s ISBN/ISSN — teória nesmie byť len popisom funkcií aplikácie.</w:t>
       </w:r>
     </w:p>
     <w:p>
@@ -573,7 +845,7 @@
         <w:pStyle w:val="Titulek"/>
       </w:pPr>
       <w:r>
-        <w:t xml:space="preserve">Tab. 2.1 [doplniť popis tabuľky]</w:t>
+        <w:t xml:space="preserve">Tab. 2.2 [doplniť popis tabuľky]</w:t>
       </w:r>
     </w:p>
     <w:tbl>
@@ -1037,7 +1309,7 @@
         <w:pStyle w:val="Titulek"/>
       </w:pPr>
       <w:r>
-        <w:t xml:space="preserve">Tab. 2.2 [doplniť popis tabuľky]</w:t>
+        <w:t xml:space="preserve">Tab. 2.3 [doplniť popis tabuľky]</w:t>
       </w:r>
     </w:p>
     <w:tbl>
@@ -1819,7 +2091,7 @@
         <w:pStyle w:val="Titulek"/>
       </w:pPr>
       <w:r>
-        <w:t xml:space="preserve">Tab. 2.3 [doplniť popis tabuľky]</w:t>
+        <w:t xml:space="preserve">Tab. 2.4 [doplniť popis tabuľky]</w:t>
       </w:r>
     </w:p>
     <w:tbl>
@@ -2109,311 +2381,7 @@
         <w:pStyle w:val="Nadpis2"/>
       </w:pPr>
       <w:r>
-        <w:t xml:space="preserve">Ganttov a sieťový diagram</w:t>
-      </w:r>
-    </w:p>
-    <w:p>
-      <w:pPr>
-        <w:pStyle w:val="Zkladntext"/>
-      </w:pPr>
-      <w:r>
-        <w:t xml:space="preserve">Ganttov diagram je horizontálny pruhový graf, ktorý vizualizuje projektový harmonogram. Každá úloha je reprezentovaná pruhom, ktorého ľavý okraj zodpovedá ES a dĺžka trvania úlohy. Henry Gantt navrhol túto vizualizáciu okolo roku 1910 [2], pričom dnes patrí k najrozšírenejším nástrojom projektového manažmentu.</w:t>
-      </w:r>
-    </w:p>
-    <w:p>
-      <w:pPr>
-        <w:pStyle w:val="Zkladntext"/>
-      </w:pPr>
-      <w:r>
-        <w:t xml:space="preserve">V kombinácii s CPM algoritmus Ganttov diagram obohacuje o ďalší rozmer: svetlomodrý polotransparentný pruh za každou úlohou zobrazuje celkovú rezervu (TF), čo okamžite vizuálne komunikuje, ktoré úlohy majú časový priestor a ktoré nie.</w:t>
-      </w:r>
-    </w:p>
-    <w:p>
-      <w:pPr>
-        <w:pStyle w:val="Nadpis2"/>
-      </w:pPr>
-      <w:r>
-        <w:t xml:space="preserve">Riadenie zdrojov</w:t>
-      </w:r>
-    </w:p>
-    <w:p>
-      <w:pPr>
-        <w:pStyle w:val="Zkladntext"/>
-      </w:pPr>
-      <w:r>
-        <w:t xml:space="preserve">Správa zdrojov (Resource Management) je disciplína sledujúca kapacitu a alokáciu členov tímu v čase. Zatiaľ čo CPM optimalizuje čas dokončenia projektu, resource management rieši kto na čom pracuje a kedy.</w:t>
-      </w:r>
-    </w:p>
-    <w:p>
-      <w:pPr>
-        <w:pStyle w:val="Zkladntext"/>
-      </w:pPr>
-      <w:r>
-        <w:t xml:space="preserve">Kľúčovým problémom je over-allocation — situácia, keď má jeden člen tímu naplánovaných viacero súbežných úloh na ten istý deň. Over-allocation má priamy ekonomický dopad: štúdie ukazujú, že pracovník prepínajúci medzi viacerými úlohami stratí až 20–40 % produktivity vplyvom kontextového prepínania [3].</w:t>
-      </w:r>
-    </w:p>
-    <w:p>
-      <w:pPr>
-        <w:pStyle w:val="Zkladntext"/>
-      </w:pPr>
-      <w:r>
-        <w:t xml:space="preserve">Prepojenie resource managementu s CPM je prirodzené: CPM poskytuje ES a EF pre každú úlohu, čo definuje presné časové okno, kedy je člen tímu zaťažený danou úlohou. Systém tak dokáže detekovať konflikty a generovať resource histogramy — vizualizácie denného zaťaženia každého člena tímu.</w:t>
-      </w:r>
-    </w:p>
-    <w:p>
-      <w:pPr>
-        <w:pStyle w:val="Titulek"/>
-      </w:pPr>
-      <w:r>
-        <w:t xml:space="preserve">Tab. 2.4 [doplniť popis tabuľky]</w:t>
-      </w:r>
-    </w:p>
-    <w:tbl>
-      <w:tblPr>
-        <w:tblW w:w="9069" w:type="dxa"/>
-        <w:tblLayout w:type="fixed"/>
-        <w:tblBorders>
-          <w:top w:val="single" w:sz="4" w:space="0" w:color="auto"/>
-          <w:left w:val="single" w:sz="4" w:space="0" w:color="auto"/>
-          <w:bottom w:val="single" w:sz="4" w:space="0" w:color="auto"/>
-          <w:right w:val="single" w:sz="4" w:space="0" w:color="auto"/>
-          <w:insideH w:val="single" w:sz="4" w:space="0" w:color="auto"/>
-          <w:insideV w:val="single" w:sz="4" w:space="0" w:color="auto"/>
-        </w:tblBorders>
-        <w:tblLook w:val="04A0" w:firstRow="1" w:lastRow="0" w:firstColumn="1" w:lastColumn="0" w:noHBand="0" w:noVBand="1"/>
-      </w:tblPr>
-      <w:tblGrid>
-        <w:gridCol w:w="3212"/>
-        <w:gridCol w:w="5857"/>
-      </w:tblGrid>
-      <w:tr>
-        <w:trPr>
-          <w:tblHeader/>
-        </w:trPr>
-        <w:tc>
-          <w:tcPr>
-            <w:tcW w:w="3212" w:type="dxa"/>
-          </w:tcPr>
-          <w:p>
-            <w:pPr>
-              <w:pStyle w:val="Zkladntext"/>
-              <w:ind w:firstLine="0" w:left="0" w:right="0"/>
-              <w:spacing w:before="20" w:after="20" w:line="240" w:lineRule="auto"/>
-              <w:jc w:val="center"/>
-            </w:pPr>
-            <w:r>
-              <w:rPr>
-                <w:b/>
-              </w:rPr>
-              <w:t xml:space="preserve">Pojem</w:t>
-            </w:r>
-          </w:p>
-        </w:tc>
-        <w:tc>
-          <w:tcPr>
-            <w:tcW w:w="5857" w:type="dxa"/>
-          </w:tcPr>
-          <w:p>
-            <w:pPr>
-              <w:pStyle w:val="Zkladntext"/>
-              <w:ind w:firstLine="0" w:left="0" w:right="0"/>
-              <w:spacing w:before="20" w:after="20" w:line="240" w:lineRule="auto"/>
-              <w:jc w:val="center"/>
-            </w:pPr>
-            <w:r>
-              <w:rPr>
-                <w:b/>
-              </w:rPr>
-              <w:t xml:space="preserve">Definícia</w:t>
-            </w:r>
-          </w:p>
-        </w:tc>
-      </w:tr>
-      <w:tr>
-        <w:tc>
-          <w:tcPr>
-            <w:tcW w:w="3212" w:type="dxa"/>
-          </w:tcPr>
-          <w:p>
-            <w:pPr>
-              <w:pStyle w:val="Zkladntext"/>
-              <w:ind w:firstLine="0" w:left="0" w:right="0"/>
-              <w:spacing w:before="20" w:after="20" w:line="240" w:lineRule="auto"/>
-              <w:jc w:val="left"/>
-            </w:pPr>
-            <w:r>
-              <w:t xml:space="preserve">Resource allocation</w:t>
-            </w:r>
-          </w:p>
-        </w:tc>
-        <w:tc>
-          <w:tcPr>
-            <w:tcW w:w="5857" w:type="dxa"/>
-          </w:tcPr>
-          <w:p>
-            <w:pPr>
-              <w:pStyle w:val="Zkladntext"/>
-              <w:ind w:firstLine="0" w:left="0" w:right="0"/>
-              <w:spacing w:before="20" w:after="20" w:line="240" w:lineRule="auto"/>
-              <w:jc w:val="left"/>
-            </w:pPr>
-            <w:r>
-              <w:t xml:space="preserve">Priradenie konkrétneho člena tímu k úlohe na základe ES/EF</w:t>
-            </w:r>
-          </w:p>
-        </w:tc>
-      </w:tr>
-      <w:tr>
-        <w:tc>
-          <w:tcPr>
-            <w:tcW w:w="3212" w:type="dxa"/>
-          </w:tcPr>
-          <w:p>
-            <w:pPr>
-              <w:pStyle w:val="Zkladntext"/>
-              <w:ind w:firstLine="0" w:left="0" w:right="0"/>
-              <w:spacing w:before="20" w:after="20" w:line="240" w:lineRule="auto"/>
-              <w:jc w:val="left"/>
-            </w:pPr>
-            <w:r>
-              <w:t xml:space="preserve">Over-allocation</w:t>
-            </w:r>
-          </w:p>
-        </w:tc>
-        <w:tc>
-          <w:tcPr>
-            <w:tcW w:w="5857" w:type="dxa"/>
-          </w:tcPr>
-          <w:p>
-            <w:pPr>
-              <w:pStyle w:val="Zkladntext"/>
-              <w:ind w:firstLine="0" w:left="0" w:right="0"/>
-              <w:spacing w:before="20" w:after="20" w:line="240" w:lineRule="auto"/>
-              <w:jc w:val="left"/>
-            </w:pPr>
-            <w:r>
-              <w:t xml:space="preserve">Súčasné priradenie jednej osoby k viacerým úlohám v tom istom dni</w:t>
-            </w:r>
-          </w:p>
-        </w:tc>
-      </w:tr>
-      <w:tr>
-        <w:tc>
-          <w:tcPr>
-            <w:tcW w:w="3212" w:type="dxa"/>
-          </w:tcPr>
-          <w:p>
-            <w:pPr>
-              <w:pStyle w:val="Zkladntext"/>
-              <w:ind w:firstLine="0" w:left="0" w:right="0"/>
-              <w:spacing w:before="20" w:after="20" w:line="240" w:lineRule="auto"/>
-              <w:jc w:val="left"/>
-            </w:pPr>
-            <w:r>
-              <w:t xml:space="preserve">Resource histogram</w:t>
-            </w:r>
-          </w:p>
-        </w:tc>
-        <w:tc>
-          <w:tcPr>
-            <w:tcW w:w="5857" w:type="dxa"/>
-          </w:tcPr>
-          <w:p>
-            <w:pPr>
-              <w:pStyle w:val="Zkladntext"/>
-              <w:ind w:firstLine="0" w:left="0" w:right="0"/>
-              <w:spacing w:before="20" w:after="20" w:line="240" w:lineRule="auto"/>
-              <w:jc w:val="left"/>
-            </w:pPr>
-            <w:r>
-              <w:t xml:space="preserve">Graf denného zaťaženia (počet súbežných úloh) pre každého člena</w:t>
-            </w:r>
-          </w:p>
-        </w:tc>
-      </w:tr>
-      <w:tr>
-        <w:tc>
-          <w:tcPr>
-            <w:tcW w:w="3212" w:type="dxa"/>
-          </w:tcPr>
-          <w:p>
-            <w:pPr>
-              <w:pStyle w:val="Zkladntext"/>
-              <w:ind w:firstLine="0" w:left="0" w:right="0"/>
-              <w:spacing w:before="20" w:after="20" w:line="240" w:lineRule="auto"/>
-              <w:jc w:val="center"/>
-            </w:pPr>
-            <w:r>
-              <w:t xml:space="preserve">Peak load</w:t>
-            </w:r>
-          </w:p>
-        </w:tc>
-        <w:tc>
-          <w:tcPr>
-            <w:tcW w:w="5857" w:type="dxa"/>
-          </w:tcPr>
-          <w:p>
-            <w:pPr>
-              <w:pStyle w:val="Zkladntext"/>
-              <w:ind w:firstLine="0" w:left="0" w:right="0"/>
-              <w:spacing w:before="20" w:after="20" w:line="240" w:lineRule="auto"/>
-              <w:jc w:val="left"/>
-            </w:pPr>
-            <w:r>
-              <w:t xml:space="preserve">Maximálny počet súbežných úloh pre jednu osobu v projekte</w:t>
-            </w:r>
-          </w:p>
-        </w:tc>
-      </w:tr>
-      <w:tr>
-        <w:tc>
-          <w:tcPr>
-            <w:tcW w:w="3212" w:type="dxa"/>
-          </w:tcPr>
-          <w:p>
-            <w:pPr>
-              <w:pStyle w:val="Zkladntext"/>
-              <w:ind w:firstLine="0" w:left="0" w:right="0"/>
-              <w:spacing w:before="20" w:after="20" w:line="240" w:lineRule="auto"/>
-              <w:jc w:val="left"/>
-            </w:pPr>
-            <w:r>
-              <w:t xml:space="preserve">Resource leveling</w:t>
-            </w:r>
-          </w:p>
-        </w:tc>
-        <w:tc>
-          <w:tcPr>
-            <w:tcW w:w="5857" w:type="dxa"/>
-          </w:tcPr>
-          <w:p>
-            <w:pPr>
-              <w:pStyle w:val="Zkladntext"/>
-              <w:ind w:firstLine="0" w:left="0" w:right="0"/>
-              <w:spacing w:before="20" w:after="20" w:line="240" w:lineRule="auto"/>
-              <w:jc w:val="left"/>
-            </w:pPr>
-            <w:r>
-              <w:t xml:space="preserve">Technika úpravy harmonogramu na elimináciu over-allocation</w:t>
-            </w:r>
-          </w:p>
-        </w:tc>
-      </w:tr>
-    </w:tbl>
-    <w:p>
-      <w:pPr>
-        <w:pStyle w:val="Zkladntext"/>
-      </w:pPr>
-      <w:r>
-        <w:t xml:space="preserve"/>
-      </w:r>
-    </w:p>
-    <w:p>
-      <w:pPr>
-        <w:pStyle w:val="Nadpis2"/>
-      </w:pPr>
-      <w:r>
-        <w:t xml:space="preserve">Informačné systémy a softvérová architektúra</w:t>
+        <w:t xml:space="preserve">Vizualizácia harmonogramu</w:t>
       </w:r>
     </w:p>
     <w:p>
@@ -2431,15 +2399,23 @@
         <w:rPr>
           <w:highlight w:val="yellow"/>
         </w:rPr>
-        <w:t xml:space="preserve">Napísať nanovo — teoretický základ pre návrh vlastného riešenia.</w:t>
-      </w:r>
-    </w:p>
-    <w:p>
-      <w:pPr>
-        <w:pStyle w:val="Nadpis1"/>
-      </w:pPr>
-      <w:r>
-        <w:t xml:space="preserve">Analýza súčasného stavu a požiadaviek</w:t>
+        <w:t xml:space="preserve">Zlúčiť Ganttov a sieťový diagram do jednej podkapitoly.</w:t>
+      </w:r>
+    </w:p>
+    <w:p>
+      <w:pPr>
+        <w:pStyle w:val="Zkladntext"/>
+      </w:pPr>
+      <w:r>
+        <w:t xml:space="preserve">Ganttov diagram je horizontálny pruhový graf, ktorý vizualizuje projektový harmonogram. Každá úloha je reprezentovaná pruhom, ktorého ľavý okraj zodpovedá ES a dĺžka trvania úlohy. Henry Gantt navrhol túto vizualizáciu okolo roku 1910 [2], pričom dnes patrí k najrozšírenejším nástrojom projektového manažmentu.</w:t>
+      </w:r>
+    </w:p>
+    <w:p>
+      <w:pPr>
+        <w:pStyle w:val="Zkladntext"/>
+      </w:pPr>
+      <w:r>
+        <w:t xml:space="preserve">V kombinácii s CPM algoritmus Ganttov diagram obohacuje o ďalší rozmer: svetlomodrý polotransparentný pruh za každou úlohou zobrazuje celkovú rezervu (TF), čo okamžite vizuálne komunikuje, ktoré úlohy majú časový priestor a ktoré nie.</w:t>
       </w:r>
     </w:p>
     <w:p>
@@ -2447,55 +2423,7 @@
         <w:pStyle w:val="Nadpis2"/>
       </w:pPr>
       <w:r>
-        <w:t xml:space="preserve">Cieľové skupiny a používateľské roly</w:t>
-      </w:r>
-    </w:p>
-    <w:p>
-      <w:pPr>
-        <w:pStyle w:val="Zkladntext"/>
-      </w:pPr>
-      <w:r>
-        <w:t xml:space="preserve">Aplikácia je primárne určená pre tri cieľové skupiny: freelancerov a solopodnikateľov, ktorí spravujú viacero projektov súčasne a potrebujú prehľadný nástroj bez zbytočnej komplexity; malé tímy (5–20 ľudí) kde je hierarchia plochá a komunikácia priama; a manažérov s podriadenými, ktorí potrebujú priraďovať úlohy a sledovať vyťaženie tímu.</w:t>
-      </w:r>
-    </w:p>
-    <w:p>
-      <w:pPr>
-        <w:pStyle w:val="Zkladntext"/>
-      </w:pPr>
-      <w:r>
-        <w:t xml:space="preserve">Systém implementuje trojúrovňovú hierarchiu rolí:</w:t>
-      </w:r>
-    </w:p>
-    <w:p>
-      <w:pPr>
-        <w:pStyle w:val="Seznamsodrkami"/>
-      </w:pPr>
-      <w:r>
-        <w:t xml:space="preserve">Admin — má prístup ku všetkým funkciám, vidí všetkých používateľov, môže pridávať nových členov tímu,</w:t>
-      </w:r>
-    </w:p>
-    <w:p>
-      <w:pPr>
-        <w:pStyle w:val="Seznamsodrkami"/>
-      </w:pPr>
-      <w:r>
-        <w:t xml:space="preserve">Manager — spravuje projekty a priraďuje úlohy členom svojho tímu (priamym podriadeným),</w:t>
-      </w:r>
-    </w:p>
-    <w:p>
-      <w:pPr>
-        <w:pStyle w:val="Seznamsodrkami"/>
-      </w:pPr>
-      <w:r>
-        <w:t xml:space="preserve">Employee — zobrazuje priradené úlohy, aktualizuje ich stav, pridáva komentáre a prílohy.</w:t>
-      </w:r>
-    </w:p>
-    <w:p>
-      <w:pPr>
-        <w:pStyle w:val="Nadpis2"/>
-      </w:pPr>
-      <w:r>
-        <w:t xml:space="preserve">Zber požiadaviek</w:t>
+        <w:t xml:space="preserve">Informačné systémy a softvérová architektúra</w:t>
       </w:r>
     </w:p>
     <w:p>
@@ -2513,15 +2441,15 @@
         <w:rPr>
           <w:highlight w:val="yellow"/>
         </w:rPr>
-        <w:t xml:space="preserve">Napísať nanovo — konzultácie s bývalým nadriadeným z finančného poradenstva: rola konzultovanej osoby, obdobie, okruhy, tabuľka požiadavka → zdroj → premietnutie do systému. Priznať obmedzenie (jeden respondent, jedna doména).</w:t>
-      </w:r>
-    </w:p>
-    <w:p>
-      <w:pPr>
-        <w:pStyle w:val="Nadpis2"/>
-      </w:pPr>
-      <w:r>
-        <w:t xml:space="preserve">Kritériá hodnotenia existujúcich nástrojov</w:t>
+        <w:t xml:space="preserve">Napísať nanovo — teoretický základ pre návrh vlastného riešenia.</w:t>
+      </w:r>
+    </w:p>
+    <w:p>
+      <w:pPr>
+        <w:pStyle w:val="Nadpis1"/>
+      </w:pPr>
+      <w:r>
+        <w:t xml:space="preserve">Metodika riešenia a vyhodnotenia</w:t>
       </w:r>
     </w:p>
     <w:p>
@@ -2539,7 +2467,7 @@
         <w:rPr>
           <w:highlight w:val="yellow"/>
         </w:rPr>
-        <w:t xml:space="preserve">Napísať nanovo — cena, offline prevádzka, podpora CPM, sieťový diagram, riadenie zdrojov, spolupráca, exporty, bezpečnosť, náročnosť zavedenia.</w:t>
+        <w:t xml:space="preserve">CELÁ KAPITOLA CHÝBA. Podľa vedúcej má stáť PRED analýzou — najprv sa vysvetlí, ako budú požiadavky získané a podľa akých kritérií sa nástroje porovnajú, až potom sa prezentujú výsledky.</w:t>
       </w:r>
     </w:p>
     <w:p>
@@ -2547,7 +2475,7 @@
         <w:pStyle w:val="Nadpis2"/>
       </w:pPr>
       <w:r>
-        <w:t xml:space="preserve">Porovnanie existujúcich riešení</w:t>
+        <w:t xml:space="preserve">Postup riešenia a návrh systému</w:t>
       </w:r>
     </w:p>
     <w:p>
@@ -2565,7 +2493,219 @@
         <w:rPr>
           <w:highlight w:val="yellow"/>
         </w:rPr>
-        <w:t xml:space="preserve">Prerobiť systematicky podľa kritérií z 3.3. Pri každom nástroji uviesť zdroj a dátum platnosti údajov. Doplniť aj nevýhody vlastného riešenia.</w:t>
+        <w:t xml:space="preserve">Napísať nanovo — iteratívny postup, prototyp → produkčný systém, spôsob návrhu dátového modelu a architektúry.</w:t>
+      </w:r>
+    </w:p>
+    <w:p>
+      <w:pPr>
+        <w:pStyle w:val="Nadpis2"/>
+      </w:pPr>
+      <w:r>
+        <w:t xml:space="preserve">Metóda zberu požiadaviek a porovnania nástrojov</w:t>
+      </w:r>
+    </w:p>
+    <w:p>
+      <w:pPr>
+        <w:pStyle w:val="Zkladntext"/>
+      </w:pPr>
+      <w:r>
+        <w:rPr>
+          <w:b/>
+          <w:highlight w:val="yellow"/>
+        </w:rPr>
+        <w:t xml:space="preserve">[DOPLNIŤ] </w:t>
+      </w:r>
+      <w:r>
+        <w:rPr>
+          <w:highlight w:val="yellow"/>
+        </w:rPr>
+        <w:t xml:space="preserve">Napísať nanovo — konzultácia s jedným odborníkom z praxe (firmu NEidentifikovať, popísať všeobecne a priznať ako obmedzenie) a kritériá porovnania: cena, offline prevádzka, podpora CPM, sieťový diagram, riadenie zdrojov, spolupráca, exporty, bezpečnosť, náročnosť zavedenia.</w:t>
+      </w:r>
+    </w:p>
+    <w:p>
+      <w:pPr>
+        <w:pStyle w:val="Nadpis2"/>
+      </w:pPr>
+      <w:r>
+        <w:t xml:space="preserve">Metodika testovania a overenia</w:t>
+      </w:r>
+    </w:p>
+    <w:p>
+      <w:pPr>
+        <w:pStyle w:val="Zkladntext"/>
+      </w:pPr>
+      <w:r>
+        <w:rPr>
+          <w:b/>
+          <w:highlight w:val="yellow"/>
+        </w:rPr>
+        <w:t xml:space="preserve">[DOPLNIŤ] </w:t>
+      </w:r>
+      <w:r>
+        <w:rPr>
+          <w:highlight w:val="yellow"/>
+        </w:rPr>
+        <w:t xml:space="preserve">Napísať nanovo — úrovne testovania, referenčné príklady, výkonnostné meranie a používateľské testovanie (8–12 používateľov, konkrétne úlohy, dotazník SUS doplnený o vlastné a otvorené otázky).</w:t>
+      </w:r>
+    </w:p>
+    <w:p>
+      <w:pPr>
+        <w:pStyle w:val="Nadpis2"/>
+      </w:pPr>
+      <w:r>
+        <w:t xml:space="preserve">Metodika ekonomického posúdenia</w:t>
+      </w:r>
+    </w:p>
+    <w:p>
+      <w:pPr>
+        <w:pStyle w:val="Zkladntext"/>
+      </w:pPr>
+      <w:r>
+        <w:rPr>
+          <w:b/>
+          <w:highlight w:val="yellow"/>
+        </w:rPr>
+        <w:t xml:space="preserve">[DOPLNIŤ] </w:t>
+      </w:r>
+      <w:r>
+        <w:rPr>
+          <w:highlight w:val="yellow"/>
+        </w:rPr>
+        <w:t xml:space="preserve">Napísať nanovo — modelové posúdenie pre zvolený typ organizácie: nákladové položky, odhad prínosov a scenáre.</w:t>
+      </w:r>
+    </w:p>
+    <w:p>
+      <w:pPr>
+        <w:pStyle w:val="Nadpis2"/>
+      </w:pPr>
+      <w:r>
+        <w:t xml:space="preserve">Použitie nástrojov generatívnej umelej inteligencie</w:t>
+      </w:r>
+    </w:p>
+    <w:p>
+      <w:pPr>
+        <w:pStyle w:val="Zkladntext"/>
+      </w:pPr>
+      <w:r>
+        <w:rPr>
+          <w:b/>
+          <w:highlight w:val="yellow"/>
+        </w:rPr>
+        <w:t xml:space="preserve">[DOPLNIŤ] </w:t>
+      </w:r>
+      <w:r>
+        <w:rPr>
+          <w:highlight w:val="yellow"/>
+        </w:rPr>
+        <w:t xml:space="preserve">Napísať nanovo podľa čl. III smernice — nástroj a verzia, účel, dátum, znenie promptu a spôsob využitia odpovede. Odkázať na prílohu s deklaráciou.</w:t>
+      </w:r>
+    </w:p>
+    <w:p>
+      <w:pPr>
+        <w:pStyle w:val="Nadpis1"/>
+      </w:pPr>
+      <w:r>
+        <w:t xml:space="preserve">Analýza súčasného stavu a požiadaviek</w:t>
+      </w:r>
+    </w:p>
+    <w:p>
+      <w:pPr>
+        <w:pStyle w:val="Nadpis2"/>
+      </w:pPr>
+      <w:r>
+        <w:t xml:space="preserve">Cieľové skupiny a používateľské roly</w:t>
+      </w:r>
+    </w:p>
+    <w:p>
+      <w:pPr>
+        <w:pStyle w:val="Zkladntext"/>
+      </w:pPr>
+      <w:r>
+        <w:t xml:space="preserve">Aplikácia je primárne určená pre tri cieľové skupiny: freelancerov a solopodnikateľov, ktorí spravujú viacero projektov súčasne a potrebujú prehľadný nástroj bez zbytočnej komplexity; malé tímy (5–20 ľudí) kde je hierarchia plochá a komunikácia priama; a manažérov s podriadenými, ktorí potrebujú priraďovať úlohy a sledovať vyťaženie tímu.</w:t>
+      </w:r>
+    </w:p>
+    <w:p>
+      <w:pPr>
+        <w:pStyle w:val="Zkladntext"/>
+      </w:pPr>
+      <w:r>
+        <w:t xml:space="preserve">Systém implementuje trojúrovňovú hierarchiu rolí:</w:t>
+      </w:r>
+    </w:p>
+    <w:p>
+      <w:pPr>
+        <w:pStyle w:val="Seznamsodrkami"/>
+      </w:pPr>
+      <w:r>
+        <w:t xml:space="preserve">Admin — má prístup ku všetkým funkciám, vidí všetkých používateľov, môže pridávať nových členov tímu,</w:t>
+      </w:r>
+    </w:p>
+    <w:p>
+      <w:pPr>
+        <w:pStyle w:val="Seznamsodrkami"/>
+      </w:pPr>
+      <w:r>
+        <w:t xml:space="preserve">Manager — spravuje projekty a priraďuje úlohy členom svojho tímu (priamym podriadeným),</w:t>
+      </w:r>
+    </w:p>
+    <w:p>
+      <w:pPr>
+        <w:pStyle w:val="Seznamsodrkami"/>
+      </w:pPr>
+      <w:r>
+        <w:t xml:space="preserve">Employee — zobrazuje priradené úlohy, aktualizuje ich stav, pridáva komentáre a prílohy.</w:t>
+      </w:r>
+    </w:p>
+    <w:p>
+      <w:pPr>
+        <w:pStyle w:val="Nadpis2"/>
+      </w:pPr>
+      <w:r>
+        <w:t xml:space="preserve">Požiadavky získané konzultáciou s praxou</w:t>
+      </w:r>
+    </w:p>
+    <w:p>
+      <w:pPr>
+        <w:pStyle w:val="Zkladntext"/>
+      </w:pPr>
+      <w:r>
+        <w:rPr>
+          <w:b/>
+          <w:highlight w:val="yellow"/>
+        </w:rPr>
+        <w:t xml:space="preserve">[DOPLNIŤ] </w:t>
+      </w:r>
+      <w:r>
+        <w:rPr>
+          <w:highlight w:val="yellow"/>
+        </w:rPr>
+        <w:t xml:space="preserve">Napísať nanovo — rola konzultovanej osoby, obdobie, okruhy a tabuľka požiadavka → zdroj → premietnutie do systému. Firmu neidentifikovať. Otvorene priznať obmedzenie: jeden respondent z jednej domény.</w:t>
+      </w:r>
+    </w:p>
+    <w:p>
+      <w:pPr>
+        <w:pStyle w:val="Nadpis2"/>
+      </w:pPr>
+      <w:r>
+        <w:t xml:space="preserve">Porovnanie existujúcich riešení</w:t>
+      </w:r>
+    </w:p>
+    <w:p>
+      <w:pPr>
+        <w:pStyle w:val="Zkladntext"/>
+      </w:pPr>
+      <w:r>
+        <w:rPr>
+          <w:b/>
+          <w:highlight w:val="yellow"/>
+        </w:rPr>
+        <w:t xml:space="preserve">[DOPLNIŤ] </w:t>
+      </w:r>
+      <w:r>
+        <w:rPr>
+          <w:highlight w:val="yellow"/>
+        </w:rPr>
+        <w:t xml:space="preserve">Prerobiť podľa kritérií z metodiky. Pri každom nástroji uviesť zdroj a dátum platnosti údajov. Doplniť aj nevýhody a obmedzenia vlastného riešenia.</w:t>
       </w:r>
     </w:p>
     <w:p>
@@ -2573,7 +2713,7 @@
         <w:pStyle w:val="Titulek"/>
       </w:pPr>
       <w:r>
-        <w:t xml:space="preserve">Tab. 3.1 [doplniť popis tabuľky]</w:t>
+        <w:t xml:space="preserve">Tab. 4.1 [doplniť popis tabuľky]</w:t>
       </w:r>
     </w:p>
     <w:tbl>
@@ -3335,7 +3475,7 @@
         <w:pStyle w:val="Titulek"/>
       </w:pPr>
       <w:r>
-        <w:t xml:space="preserve">Tab. 3.2 [doplniť popis tabuľky]</w:t>
+        <w:t xml:space="preserve">Tab. 4.2 [doplniť popis tabuľky]</w:t>
       </w:r>
     </w:p>
     <w:tbl>
@@ -4285,7 +4425,7 @@
         <w:pStyle w:val="Nadpis2"/>
       </w:pPr>
       <w:r>
-        <w:t xml:space="preserve">Funkčné požiadavky</w:t>
+        <w:t xml:space="preserve">Funkčné a nefunkčné požiadavky</w:t>
       </w:r>
     </w:p>
     <w:p>
@@ -4293,7 +4433,7 @@
         <w:pStyle w:val="Titulek"/>
       </w:pPr>
       <w:r>
-        <w:t xml:space="preserve">Tab. 3.3 [doplniť popis tabuľky]</w:t>
+        <w:t xml:space="preserve">Tab. 4.3 [doplniť popis tabuľky]</w:t>
       </w:r>
     </w:p>
     <w:tbl>
@@ -5332,18 +5472,10 @@
     </w:p>
     <w:p>
       <w:pPr>
-        <w:pStyle w:val="Nadpis2"/>
-      </w:pPr>
-      <w:r>
-        <w:t xml:space="preserve">Nefunkčné požiadavky</w:t>
-      </w:r>
-    </w:p>
-    <w:p>
-      <w:pPr>
         <w:pStyle w:val="Titulek"/>
       </w:pPr>
       <w:r>
-        <w:t xml:space="preserve">Tab. 3.4 [doplniť popis tabuľky]</w:t>
+        <w:t xml:space="preserve">Tab. 4.4 [doplniť popis tabuľky]</w:t>
       </w:r>
     </w:p>
     <w:tbl>
@@ -5791,7 +5923,15 @@
         <w:pStyle w:val="Nadpis1"/>
       </w:pPr>
       <w:r>
-        <w:t xml:space="preserve">Metodika riešenia a vyhodnotenia</w:t>
+        <w:t xml:space="preserve">Návrh informačného systému</w:t>
+      </w:r>
+    </w:p>
+    <w:p>
+      <w:pPr>
+        <w:pStyle w:val="Nadpis2"/>
+      </w:pPr>
+      <w:r>
+        <w:t xml:space="preserve">Desktopový prototyp a prechod na webové riešenie</w:t>
       </w:r>
     </w:p>
     <w:p>
@@ -5809,15 +5949,7 @@
         <w:rPr>
           <w:highlight w:val="yellow"/>
         </w:rPr>
-        <w:t xml:space="preserve">CELÁ KAPITOLA CHÝBA — v pôvodnom texte neexistovala. Čitateľ musí pochopiť nielen čo bolo vytvorené, ale aj prečo práve takto a ako sa dá doložiť, že to funguje.</w:t>
-      </w:r>
-    </w:p>
-    <w:p>
-      <w:pPr>
-        <w:pStyle w:val="Nadpis2"/>
-      </w:pPr>
-      <w:r>
-        <w:t xml:space="preserve">Postup riešenia</w:t>
+        <w:t xml:space="preserve">Skrátiť na stručné predstavenie prototypu a dôvodov prechodu — nie na paralelnú vývojovú líniu.</w:t>
       </w:r>
     </w:p>
     <w:p>
@@ -5835,7 +5967,7 @@
         <w:rPr>
           <w:highlight w:val="yellow"/>
         </w:rPr>
-        <w:t xml:space="preserve">Napísať nanovo.</w:t>
+        <w:t xml:space="preserve">Výpis kódu z pôvodného textu — zvážiť zaradenie do prílohy.</w:t>
       </w:r>
     </w:p>
     <w:p>
@@ -5843,7 +5975,7 @@
         <w:pStyle w:val="Nadpis2"/>
       </w:pPr>
       <w:r>
-        <w:t xml:space="preserve">Metóda zberu požiadaviek</w:t>
+        <w:t xml:space="preserve">Architektúra systému a dátový model</w:t>
       </w:r>
     </w:p>
     <w:p>
@@ -5861,223 +5993,7 @@
         <w:rPr>
           <w:highlight w:val="yellow"/>
         </w:rPr>
-        <w:t xml:space="preserve">Napísať nanovo.</w:t>
-      </w:r>
-    </w:p>
-    <w:p>
-      <w:pPr>
-        <w:pStyle w:val="Nadpis2"/>
-      </w:pPr>
-      <w:r>
-        <w:t xml:space="preserve">Kritériá výberu porovnávaných nástrojov</w:t>
-      </w:r>
-    </w:p>
-    <w:p>
-      <w:pPr>
-        <w:pStyle w:val="Zkladntext"/>
-      </w:pPr>
-      <w:r>
-        <w:rPr>
-          <w:b/>
-          <w:highlight w:val="yellow"/>
-        </w:rPr>
-        <w:t xml:space="preserve">[DOPLNIŤ] </w:t>
-      </w:r>
-      <w:r>
-        <w:rPr>
-          <w:highlight w:val="yellow"/>
-        </w:rPr>
-        <w:t xml:space="preserve">Napísať nanovo.</w:t>
-      </w:r>
-    </w:p>
-    <w:p>
-      <w:pPr>
-        <w:pStyle w:val="Nadpis2"/>
-      </w:pPr>
-      <w:r>
-        <w:t xml:space="preserve">Zvolený postup vývoja</w:t>
-      </w:r>
-    </w:p>
-    <w:p>
-      <w:pPr>
-        <w:pStyle w:val="Zkladntext"/>
-      </w:pPr>
-      <w:r>
-        <w:rPr>
-          <w:b/>
-          <w:highlight w:val="yellow"/>
-        </w:rPr>
-        <w:t xml:space="preserve">[DOPLNIŤ] </w:t>
-      </w:r>
-      <w:r>
-        <w:rPr>
-          <w:highlight w:val="yellow"/>
-        </w:rPr>
-        <w:t xml:space="preserve">Napísať nanovo — iteratívny vývoj, prototyp → produkčný systém.</w:t>
-      </w:r>
-    </w:p>
-    <w:p>
-      <w:pPr>
-        <w:pStyle w:val="Nadpis2"/>
-      </w:pPr>
-      <w:r>
-        <w:t xml:space="preserve">Metóda návrhu dátového modelu a architektúry</w:t>
-      </w:r>
-    </w:p>
-    <w:p>
-      <w:pPr>
-        <w:pStyle w:val="Zkladntext"/>
-      </w:pPr>
-      <w:r>
-        <w:rPr>
-          <w:b/>
-          <w:highlight w:val="yellow"/>
-        </w:rPr>
-        <w:t xml:space="preserve">[DOPLNIŤ] </w:t>
-      </w:r>
-      <w:r>
-        <w:rPr>
-          <w:highlight w:val="yellow"/>
-        </w:rPr>
-        <w:t xml:space="preserve">Napísať nanovo.</w:t>
-      </w:r>
-    </w:p>
-    <w:p>
-      <w:pPr>
-        <w:pStyle w:val="Nadpis2"/>
-      </w:pPr>
-      <w:r>
-        <w:t xml:space="preserve">Metodika testovania a vyhodnotenia</w:t>
-      </w:r>
-    </w:p>
-    <w:p>
-      <w:pPr>
-        <w:pStyle w:val="Zkladntext"/>
-      </w:pPr>
-      <w:r>
-        <w:rPr>
-          <w:b/>
-          <w:highlight w:val="yellow"/>
-        </w:rPr>
-        <w:t xml:space="preserve">[DOPLNIŤ] </w:t>
-      </w:r>
-      <w:r>
-        <w:rPr>
-          <w:highlight w:val="yellow"/>
-        </w:rPr>
-        <w:t xml:space="preserve">Napísať nanovo.</w:t>
-      </w:r>
-    </w:p>
-    <w:p>
-      <w:pPr>
-        <w:pStyle w:val="Nadpis2"/>
-      </w:pPr>
-      <w:r>
-        <w:t xml:space="preserve">Metodika ekonomického posúdenia</w:t>
-      </w:r>
-    </w:p>
-    <w:p>
-      <w:pPr>
-        <w:pStyle w:val="Zkladntext"/>
-      </w:pPr>
-      <w:r>
-        <w:rPr>
-          <w:b/>
-          <w:highlight w:val="yellow"/>
-        </w:rPr>
-        <w:t xml:space="preserve">[DOPLNIŤ] </w:t>
-      </w:r>
-      <w:r>
-        <w:rPr>
-          <w:highlight w:val="yellow"/>
-        </w:rPr>
-        <w:t xml:space="preserve">Napísať nanovo.</w:t>
-      </w:r>
-    </w:p>
-    <w:p>
-      <w:pPr>
-        <w:pStyle w:val="Nadpis2"/>
-      </w:pPr>
-      <w:r>
-        <w:t xml:space="preserve">Použitie nástrojov generatívnej umelej inteligencie</w:t>
-      </w:r>
-    </w:p>
-    <w:p>
-      <w:pPr>
-        <w:pStyle w:val="Zkladntext"/>
-      </w:pPr>
-      <w:r>
-        <w:rPr>
-          <w:b/>
-          <w:highlight w:val="yellow"/>
-        </w:rPr>
-        <w:t xml:space="preserve">[DOPLNIŤ] </w:t>
-      </w:r>
-      <w:r>
-        <w:rPr>
-          <w:highlight w:val="yellow"/>
-        </w:rPr>
-        <w:t xml:space="preserve">Napísať nanovo podľa čl. III smernice — nástroj a verzia, účel, dátum, znenie promptu, spôsob využitia odpovede. Odkázať na prílohu s deklaráciou.</w:t>
-      </w:r>
-    </w:p>
-    <w:p>
-      <w:pPr>
-        <w:pStyle w:val="Nadpis1"/>
-      </w:pPr>
-      <w:r>
-        <w:t xml:space="preserve">Návrh informačného systému</w:t>
-      </w:r>
-    </w:p>
-    <w:p>
-      <w:pPr>
-        <w:pStyle w:val="Nadpis2"/>
-      </w:pPr>
-      <w:r>
-        <w:t xml:space="preserve">Desktopový prototyp ako prvá vývojová etapa</w:t>
-      </w:r>
-    </w:p>
-    <w:p>
-      <w:pPr>
-        <w:pStyle w:val="Zkladntext"/>
-      </w:pPr>
-      <w:r>
-        <w:rPr>
-          <w:b/>
-          <w:highlight w:val="yellow"/>
-        </w:rPr>
-        <w:t xml:space="preserve">[DOPLNIŤ] </w:t>
-      </w:r>
-      <w:r>
-        <w:rPr>
-          <w:highlight w:val="yellow"/>
-        </w:rPr>
-        <w:t xml:space="preserve">Skrátiť na stručný popis prototypu — nie na paralelnú vývojovú líniu.</w:t>
-      </w:r>
-    </w:p>
-    <w:p>
-      <w:pPr>
-        <w:pStyle w:val="Zkladntext"/>
-      </w:pPr>
-      <w:r>
-        <w:rPr>
-          <w:b/>
-          <w:highlight w:val="yellow"/>
-        </w:rPr>
-        <w:t xml:space="preserve">[DOPLNIŤ] </w:t>
-      </w:r>
-      <w:r>
-        <w:rPr>
-          <w:highlight w:val="yellow"/>
-        </w:rPr>
-        <w:t xml:space="preserve">Výpis kódu z pôvodného textu — zvážiť zaradenie do prílohy.</w:t>
-      </w:r>
-    </w:p>
-    <w:p>
-      <w:pPr>
-        <w:pStyle w:val="Nadpis2"/>
-      </w:pPr>
-      <w:r>
-        <w:t xml:space="preserve">Architektúra systému</w:t>
+        <w:t xml:space="preserve">Doplniť ER diagram a diagram architektúry.</w:t>
       </w:r>
     </w:p>
     <w:p>
@@ -6564,44 +6480,66 @@
     </w:p>
     <w:p>
       <w:pPr>
+        <w:pStyle w:val="Zkladntext"/>
+      </w:pPr>
+      <w:r>
+        <w:t xml:space="preserve">Databáza obsahuje 7 tabuliek. Kľúčové vzťahy medzi nimi sú znázornené nižšie.</w:t>
+      </w:r>
+    </w:p>
+    <w:p>
+      <w:pPr>
+        <w:pStyle w:val="Zkladntext"/>
+      </w:pPr>
+      <w:r>
+        <w:t xml:space="preserve">CPM polia v tabuľke tasks (es, ef, ls, lf, total_float, is_critical) boli pridané pomocou bezpečnej migrácie — každý ALTER TABLE ADD COLUMN príkaz je obalený v try/except bloku, pretože SQLite nepodporuje syntax ADD COLUMN IF NOT EXISTS. Tento prístup zaručuje spätú kompatibilitu s existujúcimi databázovými súbormi.</w:t>
+      </w:r>
+    </w:p>
+    <w:p>
+      <w:pPr>
         <w:pStyle w:val="Nadpis2"/>
       </w:pPr>
       <w:r>
-        <w:t xml:space="preserve">Dátový model</w:t>
-      </w:r>
-    </w:p>
-    <w:p>
-      <w:pPr>
-        <w:pStyle w:val="Zkladntext"/>
-      </w:pPr>
-      <w:r>
-        <w:rPr>
-          <w:b/>
-          <w:highlight w:val="yellow"/>
-        </w:rPr>
-        <w:t xml:space="preserve">[DOPLNIŤ] </w:t>
-      </w:r>
-      <w:r>
-        <w:rPr>
-          <w:highlight w:val="yellow"/>
-        </w:rPr>
-        <w:t xml:space="preserve">Doplniť ER diagram.</w:t>
-      </w:r>
-    </w:p>
-    <w:p>
-      <w:pPr>
-        <w:pStyle w:val="Zkladntext"/>
-      </w:pPr>
-      <w:r>
-        <w:t xml:space="preserve">Databáza obsahuje 7 tabuliek. Kľúčové vzťahy medzi nimi sú znázornené nižšie.</w:t>
-      </w:r>
-    </w:p>
-    <w:p>
-      <w:pPr>
-        <w:pStyle w:val="Zkladntext"/>
-      </w:pPr>
-      <w:r>
-        <w:t xml:space="preserve">CPM polia v tabuľke tasks (es, ef, ls, lf, total_float, is_critical) boli pridané pomocou bezpečnej migrácie — každý ALTER TABLE ADD COLUMN príkaz je obalený v try/except bloku, pretože SQLite nepodporuje syntax ADD COLUMN IF NOT EXISTS. Tento prístup zaručuje spätú kompatibilitu s existujúcimi databázovými súbormi.</w:t>
+        <w:t xml:space="preserve">Návrh výpočtu kritickej cesty</w:t>
+      </w:r>
+    </w:p>
+    <w:p>
+      <w:pPr>
+        <w:pStyle w:val="Zkladntext"/>
+      </w:pPr>
+      <w:r>
+        <w:t xml:space="preserve">CPM modul je zámerné navrhnutý ako čistá knižnica bez závislostí na GUI alebo databáze. Vstupom sú dátové triedy, výstupom je vypočítaný výsledok. Toto rozhodnutie umožňuje:</w:t>
+      </w:r>
+    </w:p>
+    <w:p>
+      <w:pPr>
+        <w:pStyle w:val="Seznamsodrkami"/>
+      </w:pPr>
+      <w:r>
+        <w:t xml:space="preserve">nezávislé unit testovanie algoritmu,</w:t>
+      </w:r>
+    </w:p>
+    <w:p>
+      <w:pPr>
+        <w:pStyle w:val="Seznamsodrkami"/>
+      </w:pPr>
+      <w:r>
+        <w:t xml:space="preserve">opätovné použitie na backende pri prípadnej migrácii na webové riešenie,</w:t>
+      </w:r>
+    </w:p>
+    <w:p>
+      <w:pPr>
+        <w:pStyle w:val="Seznamsodrkami"/>
+      </w:pPr>
+      <w:r>
+        <w:t xml:space="preserve">čisté oddelenie výpočtu od prezentácie (výsledky sa uložia do DB samostatne).</w:t>
+      </w:r>
+    </w:p>
+    <w:p>
+      <w:pPr>
+        <w:pStyle w:val="Zkladntext"/>
+      </w:pPr>
+      <w:r>
+        <w:t xml:space="preserve">Modul cpm_manager.py slúži ako mostík — načíta úlohy z databázy, prevedie ich na CPMTask dátové triedy, spustí engine a výsledky uloží späť.</w:t>
       </w:r>
     </w:p>
     <w:p>
@@ -6609,7 +6547,7 @@
         <w:pStyle w:val="Nadpis2"/>
       </w:pPr>
       <w:r>
-        <w:t xml:space="preserve">Používateľské roly a oprávnenia</w:t>
+        <w:t xml:space="preserve">Návrh používateľského rozhrania a rolí</w:t>
       </w:r>
     </w:p>
     <w:p>
@@ -6818,62 +6756,6 @@
     </w:p>
     <w:p>
       <w:pPr>
-        <w:pStyle w:val="Nadpis2"/>
-      </w:pPr>
-      <w:r>
-        <w:t xml:space="preserve">Návrh modulu kritickej cesty</w:t>
-      </w:r>
-    </w:p>
-    <w:p>
-      <w:pPr>
-        <w:pStyle w:val="Zkladntext"/>
-      </w:pPr>
-      <w:r>
-        <w:t xml:space="preserve">CPM modul je zámerné navrhnutý ako čistá knižnica bez závislostí na GUI alebo databáze. Vstupom sú dátové triedy, výstupom je vypočítaný výsledok. Toto rozhodnutie umožňuje:</w:t>
-      </w:r>
-    </w:p>
-    <w:p>
-      <w:pPr>
-        <w:pStyle w:val="Seznamsodrkami"/>
-      </w:pPr>
-      <w:r>
-        <w:t xml:space="preserve">nezávislé unit testovanie algoritmu,</w:t>
-      </w:r>
-    </w:p>
-    <w:p>
-      <w:pPr>
-        <w:pStyle w:val="Seznamsodrkami"/>
-      </w:pPr>
-      <w:r>
-        <w:t xml:space="preserve">opätovné použitie na backende pri prípadnej migrácii na webové riešenie,</w:t>
-      </w:r>
-    </w:p>
-    <w:p>
-      <w:pPr>
-        <w:pStyle w:val="Seznamsodrkami"/>
-      </w:pPr>
-      <w:r>
-        <w:t xml:space="preserve">čisté oddelenie výpočtu od prezentácie (výsledky sa uložia do DB samostatne).</w:t>
-      </w:r>
-    </w:p>
-    <w:p>
-      <w:pPr>
-        <w:pStyle w:val="Zkladntext"/>
-      </w:pPr>
-      <w:r>
-        <w:t xml:space="preserve">Modul cpm_manager.py slúži ako mostík — načíta úlohy z databázy, prevedie ich na CPMTask dátové triedy, spustí engine a výsledky uloží späť.</w:t>
-      </w:r>
-    </w:p>
-    <w:p>
-      <w:pPr>
-        <w:pStyle w:val="Nadpis2"/>
-      </w:pPr>
-      <w:r>
-        <w:t xml:space="preserve">Návrh používateľského rozhrania</w:t>
-      </w:r>
-    </w:p>
-    <w:p>
-      <w:pPr>
         <w:pStyle w:val="Zkladntext"/>
       </w:pPr>
       <w:r>
@@ -6968,10 +6850,44 @@
     </w:p>
     <w:p>
       <w:pPr>
+        <w:pStyle w:val="Zkladntext"/>
+      </w:pPr>
+      <w:r>
+        <w:rPr>
+          <w:b/>
+          <w:highlight w:val="yellow"/>
+        </w:rPr>
+        <w:t xml:space="preserve">[DOPLNIŤ] </w:t>
+      </w:r>
+      <w:r>
+        <w:rPr>
+          <w:highlight w:val="yellow"/>
+        </w:rPr>
+        <w:t xml:space="preserve">Kapitola bola pôvodne členená na trinásť podkapitol a pôsobila ako technická dokumentácia. Teraz je zlúčená do piatich celkov — podrobne sa popisujú len časti priamo súvisiace s cieľom práce.</w:t>
+      </w:r>
+    </w:p>
+    <w:p>
+      <w:pPr>
         <w:pStyle w:val="Nadpis2"/>
       </w:pPr>
       <w:r>
-        <w:t xml:space="preserve">Technológie a vývojové prostredie</w:t>
+        <w:t xml:space="preserve">Technológie a štruktúra riešenia</w:t>
+      </w:r>
+    </w:p>
+    <w:p>
+      <w:pPr>
+        <w:pStyle w:val="Zkladntext"/>
+      </w:pPr>
+      <w:r>
+        <w:t xml:space="preserve">Aplikačná logika je sprístupnená ako REST rozhranie postavené na rámci FastAPI. Rozhranie je rozdelené do routerov podľa domény — autentifikácia, projekty, úlohy, tím, komentáre, notifikácie, kalendár, prílohy, klienti, organizácia a export. Dokumentácia rozhrania sa generuje automaticky zo signatúr a dátových modelov a je dostupná na ceste /docs.</w:t>
+      </w:r>
+    </w:p>
+    <w:p>
+      <w:pPr>
+        <w:pStyle w:val="Zkladntext"/>
+      </w:pPr>
+      <w:r>
+        <w:t xml:space="preserve">Prehľad hlavných skupín koncových bodov uvádza nasledujúca tabuľka.</w:t>
       </w:r>
     </w:p>
     <w:p>
@@ -6980,6 +6896,520 @@
       </w:pPr>
       <w:r>
         <w:t xml:space="preserve">Tab. 6.1 [doplniť popis tabuľky]</w:t>
+      </w:r>
+    </w:p>
+    <w:tbl>
+      <w:tblPr>
+        <w:tblW w:w="9068" w:type="dxa"/>
+        <w:tblLayout w:type="fixed"/>
+        <w:tblBorders>
+          <w:top w:val="single" w:sz="4" w:space="0" w:color="auto"/>
+          <w:left w:val="single" w:sz="4" w:space="0" w:color="auto"/>
+          <w:bottom w:val="single" w:sz="4" w:space="0" w:color="auto"/>
+          <w:right w:val="single" w:sz="4" w:space="0" w:color="auto"/>
+          <w:insideH w:val="single" w:sz="4" w:space="0" w:color="auto"/>
+          <w:insideV w:val="single" w:sz="4" w:space="0" w:color="auto"/>
+        </w:tblBorders>
+        <w:tblLook w:val="04A0" w:firstRow="1" w:lastRow="0" w:firstColumn="1" w:lastColumn="0" w:noHBand="0" w:noVBand="1"/>
+      </w:tblPr>
+      <w:tblGrid>
+        <w:gridCol w:w="2288"/>
+        <w:gridCol w:w="4577"/>
+        <w:gridCol w:w="2203"/>
+      </w:tblGrid>
+      <w:tr>
+        <w:trPr>
+          <w:tblHeader/>
+        </w:trPr>
+        <w:tc>
+          <w:tcPr>
+            <w:tcW w:w="2288" w:type="dxa"/>
+          </w:tcPr>
+          <w:p>
+            <w:pPr>
+              <w:pStyle w:val="Zkladntext"/>
+              <w:ind w:firstLine="0" w:left="0" w:right="0"/>
+              <w:spacing w:before="20" w:after="20" w:line="240" w:lineRule="auto"/>
+              <w:jc w:val="center"/>
+            </w:pPr>
+            <w:r>
+              <w:rPr>
+                <w:b/>
+              </w:rPr>
+              <w:t xml:space="preserve">Skupina</w:t>
+            </w:r>
+          </w:p>
+        </w:tc>
+        <w:tc>
+          <w:tcPr>
+            <w:tcW w:w="4577" w:type="dxa"/>
+          </w:tcPr>
+          <w:p>
+            <w:pPr>
+              <w:pStyle w:val="Zkladntext"/>
+              <w:ind w:firstLine="0" w:left="0" w:right="0"/>
+              <w:spacing w:before="20" w:after="20" w:line="240" w:lineRule="auto"/>
+              <w:jc w:val="center"/>
+            </w:pPr>
+            <w:r>
+              <w:rPr>
+                <w:b/>
+              </w:rPr>
+              <w:t xml:space="preserve">Príklad koncového bodu</w:t>
+            </w:r>
+          </w:p>
+        </w:tc>
+        <w:tc>
+          <w:tcPr>
+            <w:tcW w:w="2203" w:type="dxa"/>
+          </w:tcPr>
+          <w:p>
+            <w:pPr>
+              <w:pStyle w:val="Zkladntext"/>
+              <w:ind w:firstLine="0" w:left="0" w:right="0"/>
+              <w:spacing w:before="20" w:after="20" w:line="240" w:lineRule="auto"/>
+              <w:jc w:val="center"/>
+            </w:pPr>
+            <w:r>
+              <w:rPr>
+                <w:b/>
+              </w:rPr>
+              <w:t xml:space="preserve">Účel</w:t>
+            </w:r>
+          </w:p>
+        </w:tc>
+      </w:tr>
+      <w:tr>
+        <w:tc>
+          <w:tcPr>
+            <w:tcW w:w="2288" w:type="dxa"/>
+          </w:tcPr>
+          <w:p>
+            <w:pPr>
+              <w:pStyle w:val="Zkladntext"/>
+              <w:ind w:firstLine="0" w:left="0" w:right="0"/>
+              <w:spacing w:before="20" w:after="20" w:line="240" w:lineRule="auto"/>
+              <w:jc w:val="left"/>
+            </w:pPr>
+            <w:r>
+              <w:t xml:space="preserve">Autentifikácia</w:t>
+            </w:r>
+          </w:p>
+        </w:tc>
+        <w:tc>
+          <w:tcPr>
+            <w:tcW w:w="4577" w:type="dxa"/>
+          </w:tcPr>
+          <w:p>
+            <w:pPr>
+              <w:pStyle w:val="Zkladntext"/>
+              <w:ind w:firstLine="0" w:left="0" w:right="0"/>
+              <w:spacing w:before="20" w:after="20" w:line="240" w:lineRule="auto"/>
+              <w:jc w:val="left"/>
+            </w:pPr>
+            <w:r>
+              <w:t xml:space="preserve">POST /auth/login</w:t>
+            </w:r>
+          </w:p>
+        </w:tc>
+        <w:tc>
+          <w:tcPr>
+            <w:tcW w:w="2203" w:type="dxa"/>
+          </w:tcPr>
+          <w:p>
+            <w:pPr>
+              <w:pStyle w:val="Zkladntext"/>
+              <w:ind w:firstLine="0" w:left="0" w:right="0"/>
+              <w:spacing w:before="20" w:after="20" w:line="240" w:lineRule="auto"/>
+              <w:jc w:val="left"/>
+            </w:pPr>
+            <w:r>
+              <w:t xml:space="preserve">Prihlásenie a vydanie tokenu</w:t>
+            </w:r>
+          </w:p>
+        </w:tc>
+      </w:tr>
+      <w:tr>
+        <w:tc>
+          <w:tcPr>
+            <w:tcW w:w="2288" w:type="dxa"/>
+          </w:tcPr>
+          <w:p>
+            <w:pPr>
+              <w:pStyle w:val="Zkladntext"/>
+              <w:ind w:firstLine="0" w:left="0" w:right="0"/>
+              <w:spacing w:before="20" w:after="20" w:line="240" w:lineRule="auto"/>
+              <w:jc w:val="center"/>
+            </w:pPr>
+            <w:r>
+              <w:t xml:space="preserve">Projekty</w:t>
+            </w:r>
+          </w:p>
+        </w:tc>
+        <w:tc>
+          <w:tcPr>
+            <w:tcW w:w="4577" w:type="dxa"/>
+          </w:tcPr>
+          <w:p>
+            <w:pPr>
+              <w:pStyle w:val="Zkladntext"/>
+              <w:ind w:firstLine="0" w:left="0" w:right="0"/>
+              <w:spacing w:before="20" w:after="20" w:line="240" w:lineRule="auto"/>
+              <w:jc w:val="left"/>
+            </w:pPr>
+            <w:r>
+              <w:t xml:space="preserve">GET /projects/</w:t>
+            </w:r>
+          </w:p>
+        </w:tc>
+        <w:tc>
+          <w:tcPr>
+            <w:tcW w:w="2203" w:type="dxa"/>
+          </w:tcPr>
+          <w:p>
+            <w:pPr>
+              <w:pStyle w:val="Zkladntext"/>
+              <w:ind w:firstLine="0" w:left="0" w:right="0"/>
+              <w:spacing w:before="20" w:after="20" w:line="240" w:lineRule="auto"/>
+              <w:jc w:val="left"/>
+            </w:pPr>
+            <w:r>
+              <w:t xml:space="preserve">Zoznam projektov organizácie</w:t>
+            </w:r>
+          </w:p>
+        </w:tc>
+      </w:tr>
+      <w:tr>
+        <w:tc>
+          <w:tcPr>
+            <w:tcW w:w="2288" w:type="dxa"/>
+          </w:tcPr>
+          <w:p>
+            <w:pPr>
+              <w:pStyle w:val="Zkladntext"/>
+              <w:ind w:firstLine="0" w:left="0" w:right="0"/>
+              <w:spacing w:before="20" w:after="20" w:line="240" w:lineRule="auto"/>
+              <w:jc w:val="center"/>
+            </w:pPr>
+            <w:r>
+              <w:t xml:space="preserve">Úlohy</w:t>
+            </w:r>
+          </w:p>
+        </w:tc>
+        <w:tc>
+          <w:tcPr>
+            <w:tcW w:w="4577" w:type="dxa"/>
+          </w:tcPr>
+          <w:p>
+            <w:pPr>
+              <w:pStyle w:val="Zkladntext"/>
+              <w:ind w:firstLine="0" w:left="0" w:right="0"/>
+              <w:spacing w:before="20" w:after="20" w:line="240" w:lineRule="auto"/>
+              <w:jc w:val="left"/>
+            </w:pPr>
+            <w:r>
+              <w:t xml:space="preserve">PATCH /tasks/{id}</w:t>
+            </w:r>
+          </w:p>
+        </w:tc>
+        <w:tc>
+          <w:tcPr>
+            <w:tcW w:w="2203" w:type="dxa"/>
+          </w:tcPr>
+          <w:p>
+            <w:pPr>
+              <w:pStyle w:val="Zkladntext"/>
+              <w:ind w:firstLine="0" w:left="0" w:right="0"/>
+              <w:spacing w:before="20" w:after="20" w:line="240" w:lineRule="auto"/>
+              <w:jc w:val="left"/>
+            </w:pPr>
+            <w:r>
+              <w:t xml:space="preserve">Úprava úlohy vrátane trvania a závislostí</w:t>
+            </w:r>
+          </w:p>
+        </w:tc>
+      </w:tr>
+      <w:tr>
+        <w:tc>
+          <w:tcPr>
+            <w:tcW w:w="2288" w:type="dxa"/>
+          </w:tcPr>
+          <w:p>
+            <w:pPr>
+              <w:pStyle w:val="Zkladntext"/>
+              <w:ind w:firstLine="0" w:left="0" w:right="0"/>
+              <w:spacing w:before="20" w:after="20" w:line="240" w:lineRule="auto"/>
+              <w:jc w:val="left"/>
+            </w:pPr>
+            <w:r>
+              <w:t xml:space="preserve">Kritická cesta</w:t>
+            </w:r>
+          </w:p>
+        </w:tc>
+        <w:tc>
+          <w:tcPr>
+            <w:tcW w:w="4577" w:type="dxa"/>
+          </w:tcPr>
+          <w:p>
+            <w:pPr>
+              <w:pStyle w:val="Zkladntext"/>
+              <w:ind w:firstLine="0" w:left="0" w:right="0"/>
+              <w:spacing w:before="20" w:after="20" w:line="240" w:lineRule="auto"/>
+              <w:jc w:val="left"/>
+            </w:pPr>
+            <w:r>
+              <w:t xml:space="preserve">POST /projects/{id}/recalculate-cpm</w:t>
+            </w:r>
+          </w:p>
+        </w:tc>
+        <w:tc>
+          <w:tcPr>
+            <w:tcW w:w="2203" w:type="dxa"/>
+          </w:tcPr>
+          <w:p>
+            <w:pPr>
+              <w:pStyle w:val="Zkladntext"/>
+              <w:ind w:firstLine="0" w:left="0" w:right="0"/>
+              <w:spacing w:before="20" w:after="20" w:line="240" w:lineRule="auto"/>
+              <w:jc w:val="left"/>
+            </w:pPr>
+            <w:r>
+              <w:t xml:space="preserve">Vynútený prepočet CPM</w:t>
+            </w:r>
+          </w:p>
+        </w:tc>
+      </w:tr>
+      <w:tr>
+        <w:tc>
+          <w:tcPr>
+            <w:tcW w:w="2288" w:type="dxa"/>
+          </w:tcPr>
+          <w:p>
+            <w:pPr>
+              <w:pStyle w:val="Zkladntext"/>
+              <w:ind w:firstLine="0" w:left="0" w:right="0"/>
+              <w:spacing w:before="20" w:after="20" w:line="240" w:lineRule="auto"/>
+              <w:jc w:val="center"/>
+            </w:pPr>
+            <w:r>
+              <w:t xml:space="preserve">Zdroje</w:t>
+            </w:r>
+          </w:p>
+        </w:tc>
+        <w:tc>
+          <w:tcPr>
+            <w:tcW w:w="4577" w:type="dxa"/>
+          </w:tcPr>
+          <w:p>
+            <w:pPr>
+              <w:pStyle w:val="Zkladntext"/>
+              <w:ind w:firstLine="0" w:left="0" w:right="0"/>
+              <w:spacing w:before="20" w:after="20" w:line="240" w:lineRule="auto"/>
+              <w:jc w:val="left"/>
+            </w:pPr>
+            <w:r>
+              <w:t xml:space="preserve">GET /projects/{id}/resources</w:t>
+            </w:r>
+          </w:p>
+        </w:tc>
+        <w:tc>
+          <w:tcPr>
+            <w:tcW w:w="2203" w:type="dxa"/>
+          </w:tcPr>
+          <w:p>
+            <w:pPr>
+              <w:pStyle w:val="Zkladntext"/>
+              <w:ind w:firstLine="0" w:left="0" w:right="0"/>
+              <w:spacing w:before="20" w:after="20" w:line="240" w:lineRule="auto"/>
+              <w:jc w:val="left"/>
+            </w:pPr>
+            <w:r>
+              <w:t xml:space="preserve">Vyťaženosť členov tímu v čase</w:t>
+            </w:r>
+          </w:p>
+        </w:tc>
+      </w:tr>
+      <w:tr>
+        <w:tc>
+          <w:tcPr>
+            <w:tcW w:w="2288" w:type="dxa"/>
+          </w:tcPr>
+          <w:p>
+            <w:pPr>
+              <w:pStyle w:val="Zkladntext"/>
+              <w:ind w:firstLine="0" w:left="0" w:right="0"/>
+              <w:spacing w:before="20" w:after="20" w:line="240" w:lineRule="auto"/>
+              <w:jc w:val="left"/>
+            </w:pPr>
+            <w:r>
+              <w:t xml:space="preserve">Evidencia času</w:t>
+            </w:r>
+          </w:p>
+        </w:tc>
+        <w:tc>
+          <w:tcPr>
+            <w:tcW w:w="4577" w:type="dxa"/>
+          </w:tcPr>
+          <w:p>
+            <w:pPr>
+              <w:pStyle w:val="Zkladntext"/>
+              <w:ind w:firstLine="0" w:left="0" w:right="0"/>
+              <w:spacing w:before="20" w:after="20" w:line="240" w:lineRule="auto"/>
+              <w:jc w:val="left"/>
+            </w:pPr>
+            <w:r>
+              <w:t xml:space="preserve">POST /tasks/{id}/time</w:t>
+            </w:r>
+          </w:p>
+        </w:tc>
+        <w:tc>
+          <w:tcPr>
+            <w:tcW w:w="2203" w:type="dxa"/>
+          </w:tcPr>
+          <w:p>
+            <w:pPr>
+              <w:pStyle w:val="Zkladntext"/>
+              <w:ind w:firstLine="0" w:left="0" w:right="0"/>
+              <w:spacing w:before="20" w:after="20" w:line="240" w:lineRule="auto"/>
+              <w:jc w:val="left"/>
+            </w:pPr>
+            <w:r>
+              <w:t xml:space="preserve">Záznam odpracovaných hodín</w:t>
+            </w:r>
+          </w:p>
+        </w:tc>
+      </w:tr>
+      <w:tr>
+        <w:tc>
+          <w:tcPr>
+            <w:tcW w:w="2288" w:type="dxa"/>
+          </w:tcPr>
+          <w:p>
+            <w:pPr>
+              <w:pStyle w:val="Zkladntext"/>
+              <w:ind w:firstLine="0" w:left="0" w:right="0"/>
+              <w:spacing w:before="20" w:after="20" w:line="240" w:lineRule="auto"/>
+              <w:jc w:val="center"/>
+            </w:pPr>
+            <w:r>
+              <w:t xml:space="preserve">Portfólio</w:t>
+            </w:r>
+          </w:p>
+        </w:tc>
+        <w:tc>
+          <w:tcPr>
+            <w:tcW w:w="4577" w:type="dxa"/>
+          </w:tcPr>
+          <w:p>
+            <w:pPr>
+              <w:pStyle w:val="Zkladntext"/>
+              <w:ind w:firstLine="0" w:left="0" w:right="0"/>
+              <w:spacing w:before="20" w:after="20" w:line="240" w:lineRule="auto"/>
+              <w:jc w:val="left"/>
+            </w:pPr>
+            <w:r>
+              <w:t xml:space="preserve">GET /projects/portfolio/overview</w:t>
+            </w:r>
+          </w:p>
+        </w:tc>
+        <w:tc>
+          <w:tcPr>
+            <w:tcW w:w="2203" w:type="dxa"/>
+          </w:tcPr>
+          <w:p>
+            <w:pPr>
+              <w:pStyle w:val="Zkladntext"/>
+              <w:ind w:firstLine="0" w:left="0" w:right="0"/>
+              <w:spacing w:before="20" w:after="20" w:line="240" w:lineRule="auto"/>
+              <w:jc w:val="left"/>
+            </w:pPr>
+            <w:r>
+              <w:t xml:space="preserve">Prehľad naprieč projektmi</w:t>
+            </w:r>
+          </w:p>
+        </w:tc>
+      </w:tr>
+      <w:tr>
+        <w:tc>
+          <w:tcPr>
+            <w:tcW w:w="2288" w:type="dxa"/>
+          </w:tcPr>
+          <w:p>
+            <w:pPr>
+              <w:pStyle w:val="Zkladntext"/>
+              <w:ind w:firstLine="0" w:left="0" w:right="0"/>
+              <w:spacing w:before="20" w:after="20" w:line="240" w:lineRule="auto"/>
+              <w:jc w:val="center"/>
+            </w:pPr>
+            <w:r>
+              <w:t xml:space="preserve">Export</w:t>
+            </w:r>
+          </w:p>
+        </w:tc>
+        <w:tc>
+          <w:tcPr>
+            <w:tcW w:w="4577" w:type="dxa"/>
+          </w:tcPr>
+          <w:p>
+            <w:pPr>
+              <w:pStyle w:val="Zkladntext"/>
+              <w:ind w:firstLine="0" w:left="0" w:right="0"/>
+              <w:spacing w:before="20" w:after="20" w:line="240" w:lineRule="auto"/>
+              <w:jc w:val="left"/>
+            </w:pPr>
+            <w:r>
+              <w:t xml:space="preserve">GET /projects/{id}/export/pdf</w:t>
+            </w:r>
+          </w:p>
+        </w:tc>
+        <w:tc>
+          <w:tcPr>
+            <w:tcW w:w="2203" w:type="dxa"/>
+          </w:tcPr>
+          <w:p>
+            <w:pPr>
+              <w:pStyle w:val="Zkladntext"/>
+              <w:ind w:firstLine="0" w:left="0" w:right="0"/>
+              <w:spacing w:before="20" w:after="20" w:line="240" w:lineRule="auto"/>
+              <w:jc w:val="left"/>
+            </w:pPr>
+            <w:r>
+              <w:t xml:space="preserve">Report projektu na stiahnutie</w:t>
+            </w:r>
+          </w:p>
+        </w:tc>
+      </w:tr>
+    </w:tbl>
+    <w:p>
+      <w:pPr>
+        <w:pStyle w:val="Zkladntext"/>
+      </w:pPr>
+      <w:r>
+        <w:t xml:space="preserve"/>
+      </w:r>
+    </w:p>
+    <w:p>
+      <w:pPr>
+        <w:pStyle w:val="Zkladntext"/>
+      </w:pPr>
+      <w:r>
+        <w:t xml:space="preserve">Autentifikácia je bezstavová a využíva podpísaný token JWT. Pri prihlásení sa overí heslo a vydá sa token obsahujúci identifikátor používateľa, jeho rolu a organizáciu. Token je podpísaný tajným kľúčom zo serverového prostredia; server si neudržiava žiadnu reláciu, takže rozhranie sa dá horizontálne škálovať.</w:t>
+      </w:r>
+    </w:p>
+    <w:p>
+      <w:pPr>
+        <w:pStyle w:val="Zkladntext"/>
+      </w:pPr>
+      <w:r>
+        <w:t xml:space="preserve">Každá chránená operácia si z tokenu prevezme používateľa a overí dve veci — či má na danú operáciu rolu a či požadovaný záznam patrí jeho organizácii. Obe kontroly sú vyčlenené do spoločných závislostí, takže sa nedajú omylom vynechať pri pridaní nového koncového bodu.</w:t>
+      </w:r>
+    </w:p>
+    <w:p>
+      <w:pPr>
+        <w:pStyle w:val="Titulek"/>
+      </w:pPr>
+      <w:r>
+        <w:t xml:space="preserve">Tab. 6.2 [doplniť popis tabuľky]</w:t>
       </w:r>
     </w:p>
     <w:tbl>
@@ -7699,7 +8129,7 @@
         <w:pStyle w:val="Titulek"/>
       </w:pPr>
       <w:r>
-        <w:t xml:space="preserve">Tab. 6.2 [doplniť popis tabuľky]</w:t>
+        <w:t xml:space="preserve">Tab. 6.3 [doplniť popis tabuľky]</w:t>
       </w:r>
     </w:p>
     <w:tbl>
@@ -7944,14 +8374,6 @@
     </w:p>
     <w:p>
       <w:pPr>
-        <w:pStyle w:val="Nadpis2"/>
-      </w:pPr>
-      <w:r>
-        <w:t xml:space="preserve">Dátová vrstva</w:t>
-      </w:r>
-    </w:p>
-    <w:p>
-      <w:pPr>
         <w:pStyle w:val="Zkladntext"/>
       </w:pPr>
       <w:r>
@@ -8031,7 +8453,7 @@
         <w:pStyle w:val="Titulek"/>
       </w:pPr>
       <w:r>
-        <w:t xml:space="preserve">Tab. 6.3 [doplniť popis tabuľky]</w:t>
+        <w:t xml:space="preserve">Tab. 6.4 [doplniť popis tabuľky]</w:t>
       </w:r>
     </w:p>
     <w:tbl>
@@ -8533,7 +8955,7 @@
         <w:pStyle w:val="Titulek"/>
       </w:pPr>
       <w:r>
-        <w:t xml:space="preserve">Tab. 6.4 [doplniť popis tabuľky]</w:t>
+        <w:t xml:space="preserve">Tab. 6.5 [doplniť popis tabuľky]</w:t>
       </w:r>
     </w:p>
     <w:tbl>
@@ -8747,7 +9169,7 @@
         <w:pStyle w:val="Nadpis2"/>
       </w:pPr>
       <w:r>
-        <w:t xml:space="preserve">Implementácia metódy PERT a hodnotenia rizika</w:t>
+        <w:t xml:space="preserve">Implementácia metódy PERT</w:t>
       </w:r>
     </w:p>
     <w:p>
@@ -8865,633 +9287,7 @@
         <w:pStyle w:val="Nadpis2"/>
       </w:pPr>
       <w:r>
-        <w:t xml:space="preserve">Aplikačné rozhranie a autentifikácia</w:t>
-      </w:r>
-    </w:p>
-    <w:p>
-      <w:pPr>
-        <w:pStyle w:val="Zkladntext"/>
-      </w:pPr>
-      <w:r>
-        <w:t xml:space="preserve">Aplikačná logika je sprístupnená ako REST rozhranie postavené na rámci FastAPI. Rozhranie je rozdelené do routerov podľa domény — autentifikácia, projekty, úlohy, tím, komentáre, notifikácie, kalendár, prílohy, klienti, organizácia a export. Dokumentácia rozhrania sa generuje automaticky zo signatúr a dátových modelov a je dostupná na ceste /docs.</w:t>
-      </w:r>
-    </w:p>
-    <w:p>
-      <w:pPr>
-        <w:pStyle w:val="Zkladntext"/>
-      </w:pPr>
-      <w:r>
-        <w:t xml:space="preserve">Prehľad hlavných skupín koncových bodov uvádza nasledujúca tabuľka.</w:t>
-      </w:r>
-    </w:p>
-    <w:p>
-      <w:pPr>
-        <w:pStyle w:val="Titulek"/>
-      </w:pPr>
-      <w:r>
-        <w:t xml:space="preserve">Tab. 6.5 [doplniť popis tabuľky]</w:t>
-      </w:r>
-    </w:p>
-    <w:tbl>
-      <w:tblPr>
-        <w:tblW w:w="9068" w:type="dxa"/>
-        <w:tblLayout w:type="fixed"/>
-        <w:tblBorders>
-          <w:top w:val="single" w:sz="4" w:space="0" w:color="auto"/>
-          <w:left w:val="single" w:sz="4" w:space="0" w:color="auto"/>
-          <w:bottom w:val="single" w:sz="4" w:space="0" w:color="auto"/>
-          <w:right w:val="single" w:sz="4" w:space="0" w:color="auto"/>
-          <w:insideH w:val="single" w:sz="4" w:space="0" w:color="auto"/>
-          <w:insideV w:val="single" w:sz="4" w:space="0" w:color="auto"/>
-        </w:tblBorders>
-        <w:tblLook w:val="04A0" w:firstRow="1" w:lastRow="0" w:firstColumn="1" w:lastColumn="0" w:noHBand="0" w:noVBand="1"/>
-      </w:tblPr>
-      <w:tblGrid>
-        <w:gridCol w:w="2288"/>
-        <w:gridCol w:w="4577"/>
-        <w:gridCol w:w="2203"/>
-      </w:tblGrid>
-      <w:tr>
-        <w:trPr>
-          <w:tblHeader/>
-        </w:trPr>
-        <w:tc>
-          <w:tcPr>
-            <w:tcW w:w="2288" w:type="dxa"/>
-          </w:tcPr>
-          <w:p>
-            <w:pPr>
-              <w:pStyle w:val="Zkladntext"/>
-              <w:ind w:firstLine="0" w:left="0" w:right="0"/>
-              <w:spacing w:before="20" w:after="20" w:line="240" w:lineRule="auto"/>
-              <w:jc w:val="center"/>
-            </w:pPr>
-            <w:r>
-              <w:rPr>
-                <w:b/>
-              </w:rPr>
-              <w:t xml:space="preserve">Skupina</w:t>
-            </w:r>
-          </w:p>
-        </w:tc>
-        <w:tc>
-          <w:tcPr>
-            <w:tcW w:w="4577" w:type="dxa"/>
-          </w:tcPr>
-          <w:p>
-            <w:pPr>
-              <w:pStyle w:val="Zkladntext"/>
-              <w:ind w:firstLine="0" w:left="0" w:right="0"/>
-              <w:spacing w:before="20" w:after="20" w:line="240" w:lineRule="auto"/>
-              <w:jc w:val="center"/>
-            </w:pPr>
-            <w:r>
-              <w:rPr>
-                <w:b/>
-              </w:rPr>
-              <w:t xml:space="preserve">Príklad koncového bodu</w:t>
-            </w:r>
-          </w:p>
-        </w:tc>
-        <w:tc>
-          <w:tcPr>
-            <w:tcW w:w="2203" w:type="dxa"/>
-          </w:tcPr>
-          <w:p>
-            <w:pPr>
-              <w:pStyle w:val="Zkladntext"/>
-              <w:ind w:firstLine="0" w:left="0" w:right="0"/>
-              <w:spacing w:before="20" w:after="20" w:line="240" w:lineRule="auto"/>
-              <w:jc w:val="center"/>
-            </w:pPr>
-            <w:r>
-              <w:rPr>
-                <w:b/>
-              </w:rPr>
-              <w:t xml:space="preserve">Účel</w:t>
-            </w:r>
-          </w:p>
-        </w:tc>
-      </w:tr>
-      <w:tr>
-        <w:tc>
-          <w:tcPr>
-            <w:tcW w:w="2288" w:type="dxa"/>
-          </w:tcPr>
-          <w:p>
-            <w:pPr>
-              <w:pStyle w:val="Zkladntext"/>
-              <w:ind w:firstLine="0" w:left="0" w:right="0"/>
-              <w:spacing w:before="20" w:after="20" w:line="240" w:lineRule="auto"/>
-              <w:jc w:val="left"/>
-            </w:pPr>
-            <w:r>
-              <w:t xml:space="preserve">Autentifikácia</w:t>
-            </w:r>
-          </w:p>
-        </w:tc>
-        <w:tc>
-          <w:tcPr>
-            <w:tcW w:w="4577" w:type="dxa"/>
-          </w:tcPr>
-          <w:p>
-            <w:pPr>
-              <w:pStyle w:val="Zkladntext"/>
-              <w:ind w:firstLine="0" w:left="0" w:right="0"/>
-              <w:spacing w:before="20" w:after="20" w:line="240" w:lineRule="auto"/>
-              <w:jc w:val="left"/>
-            </w:pPr>
-            <w:r>
-              <w:t xml:space="preserve">POST /auth/login</w:t>
-            </w:r>
-          </w:p>
-        </w:tc>
-        <w:tc>
-          <w:tcPr>
-            <w:tcW w:w="2203" w:type="dxa"/>
-          </w:tcPr>
-          <w:p>
-            <w:pPr>
-              <w:pStyle w:val="Zkladntext"/>
-              <w:ind w:firstLine="0" w:left="0" w:right="0"/>
-              <w:spacing w:before="20" w:after="20" w:line="240" w:lineRule="auto"/>
-              <w:jc w:val="left"/>
-            </w:pPr>
-            <w:r>
-              <w:t xml:space="preserve">Prihlásenie a vydanie tokenu</w:t>
-            </w:r>
-          </w:p>
-        </w:tc>
-      </w:tr>
-      <w:tr>
-        <w:tc>
-          <w:tcPr>
-            <w:tcW w:w="2288" w:type="dxa"/>
-          </w:tcPr>
-          <w:p>
-            <w:pPr>
-              <w:pStyle w:val="Zkladntext"/>
-              <w:ind w:firstLine="0" w:left="0" w:right="0"/>
-              <w:spacing w:before="20" w:after="20" w:line="240" w:lineRule="auto"/>
-              <w:jc w:val="center"/>
-            </w:pPr>
-            <w:r>
-              <w:t xml:space="preserve">Projekty</w:t>
-            </w:r>
-          </w:p>
-        </w:tc>
-        <w:tc>
-          <w:tcPr>
-            <w:tcW w:w="4577" w:type="dxa"/>
-          </w:tcPr>
-          <w:p>
-            <w:pPr>
-              <w:pStyle w:val="Zkladntext"/>
-              <w:ind w:firstLine="0" w:left="0" w:right="0"/>
-              <w:spacing w:before="20" w:after="20" w:line="240" w:lineRule="auto"/>
-              <w:jc w:val="left"/>
-            </w:pPr>
-            <w:r>
-              <w:t xml:space="preserve">GET /projects/</w:t>
-            </w:r>
-          </w:p>
-        </w:tc>
-        <w:tc>
-          <w:tcPr>
-            <w:tcW w:w="2203" w:type="dxa"/>
-          </w:tcPr>
-          <w:p>
-            <w:pPr>
-              <w:pStyle w:val="Zkladntext"/>
-              <w:ind w:firstLine="0" w:left="0" w:right="0"/>
-              <w:spacing w:before="20" w:after="20" w:line="240" w:lineRule="auto"/>
-              <w:jc w:val="left"/>
-            </w:pPr>
-            <w:r>
-              <w:t xml:space="preserve">Zoznam projektov organizácie</w:t>
-            </w:r>
-          </w:p>
-        </w:tc>
-      </w:tr>
-      <w:tr>
-        <w:tc>
-          <w:tcPr>
-            <w:tcW w:w="2288" w:type="dxa"/>
-          </w:tcPr>
-          <w:p>
-            <w:pPr>
-              <w:pStyle w:val="Zkladntext"/>
-              <w:ind w:firstLine="0" w:left="0" w:right="0"/>
-              <w:spacing w:before="20" w:after="20" w:line="240" w:lineRule="auto"/>
-              <w:jc w:val="center"/>
-            </w:pPr>
-            <w:r>
-              <w:t xml:space="preserve">Úlohy</w:t>
-            </w:r>
-          </w:p>
-        </w:tc>
-        <w:tc>
-          <w:tcPr>
-            <w:tcW w:w="4577" w:type="dxa"/>
-          </w:tcPr>
-          <w:p>
-            <w:pPr>
-              <w:pStyle w:val="Zkladntext"/>
-              <w:ind w:firstLine="0" w:left="0" w:right="0"/>
-              <w:spacing w:before="20" w:after="20" w:line="240" w:lineRule="auto"/>
-              <w:jc w:val="left"/>
-            </w:pPr>
-            <w:r>
-              <w:t xml:space="preserve">PATCH /tasks/{id}</w:t>
-            </w:r>
-          </w:p>
-        </w:tc>
-        <w:tc>
-          <w:tcPr>
-            <w:tcW w:w="2203" w:type="dxa"/>
-          </w:tcPr>
-          <w:p>
-            <w:pPr>
-              <w:pStyle w:val="Zkladntext"/>
-              <w:ind w:firstLine="0" w:left="0" w:right="0"/>
-              <w:spacing w:before="20" w:after="20" w:line="240" w:lineRule="auto"/>
-              <w:jc w:val="left"/>
-            </w:pPr>
-            <w:r>
-              <w:t xml:space="preserve">Úprava úlohy vrátane trvania a závislostí</w:t>
-            </w:r>
-          </w:p>
-        </w:tc>
-      </w:tr>
-      <w:tr>
-        <w:tc>
-          <w:tcPr>
-            <w:tcW w:w="2288" w:type="dxa"/>
-          </w:tcPr>
-          <w:p>
-            <w:pPr>
-              <w:pStyle w:val="Zkladntext"/>
-              <w:ind w:firstLine="0" w:left="0" w:right="0"/>
-              <w:spacing w:before="20" w:after="20" w:line="240" w:lineRule="auto"/>
-              <w:jc w:val="left"/>
-            </w:pPr>
-            <w:r>
-              <w:t xml:space="preserve">Kritická cesta</w:t>
-            </w:r>
-          </w:p>
-        </w:tc>
-        <w:tc>
-          <w:tcPr>
-            <w:tcW w:w="4577" w:type="dxa"/>
-          </w:tcPr>
-          <w:p>
-            <w:pPr>
-              <w:pStyle w:val="Zkladntext"/>
-              <w:ind w:firstLine="0" w:left="0" w:right="0"/>
-              <w:spacing w:before="20" w:after="20" w:line="240" w:lineRule="auto"/>
-              <w:jc w:val="left"/>
-            </w:pPr>
-            <w:r>
-              <w:t xml:space="preserve">POST /projects/{id}/recalculate-cpm</w:t>
-            </w:r>
-          </w:p>
-        </w:tc>
-        <w:tc>
-          <w:tcPr>
-            <w:tcW w:w="2203" w:type="dxa"/>
-          </w:tcPr>
-          <w:p>
-            <w:pPr>
-              <w:pStyle w:val="Zkladntext"/>
-              <w:ind w:firstLine="0" w:left="0" w:right="0"/>
-              <w:spacing w:before="20" w:after="20" w:line="240" w:lineRule="auto"/>
-              <w:jc w:val="left"/>
-            </w:pPr>
-            <w:r>
-              <w:t xml:space="preserve">Vynútený prepočet CPM</w:t>
-            </w:r>
-          </w:p>
-        </w:tc>
-      </w:tr>
-      <w:tr>
-        <w:tc>
-          <w:tcPr>
-            <w:tcW w:w="2288" w:type="dxa"/>
-          </w:tcPr>
-          <w:p>
-            <w:pPr>
-              <w:pStyle w:val="Zkladntext"/>
-              <w:ind w:firstLine="0" w:left="0" w:right="0"/>
-              <w:spacing w:before="20" w:after="20" w:line="240" w:lineRule="auto"/>
-              <w:jc w:val="center"/>
-            </w:pPr>
-            <w:r>
-              <w:t xml:space="preserve">Zdroje</w:t>
-            </w:r>
-          </w:p>
-        </w:tc>
-        <w:tc>
-          <w:tcPr>
-            <w:tcW w:w="4577" w:type="dxa"/>
-          </w:tcPr>
-          <w:p>
-            <w:pPr>
-              <w:pStyle w:val="Zkladntext"/>
-              <w:ind w:firstLine="0" w:left="0" w:right="0"/>
-              <w:spacing w:before="20" w:after="20" w:line="240" w:lineRule="auto"/>
-              <w:jc w:val="left"/>
-            </w:pPr>
-            <w:r>
-              <w:t xml:space="preserve">GET /projects/{id}/resources</w:t>
-            </w:r>
-          </w:p>
-        </w:tc>
-        <w:tc>
-          <w:tcPr>
-            <w:tcW w:w="2203" w:type="dxa"/>
-          </w:tcPr>
-          <w:p>
-            <w:pPr>
-              <w:pStyle w:val="Zkladntext"/>
-              <w:ind w:firstLine="0" w:left="0" w:right="0"/>
-              <w:spacing w:before="20" w:after="20" w:line="240" w:lineRule="auto"/>
-              <w:jc w:val="left"/>
-            </w:pPr>
-            <w:r>
-              <w:t xml:space="preserve">Vyťaženosť členov tímu v čase</w:t>
-            </w:r>
-          </w:p>
-        </w:tc>
-      </w:tr>
-      <w:tr>
-        <w:tc>
-          <w:tcPr>
-            <w:tcW w:w="2288" w:type="dxa"/>
-          </w:tcPr>
-          <w:p>
-            <w:pPr>
-              <w:pStyle w:val="Zkladntext"/>
-              <w:ind w:firstLine="0" w:left="0" w:right="0"/>
-              <w:spacing w:before="20" w:after="20" w:line="240" w:lineRule="auto"/>
-              <w:jc w:val="left"/>
-            </w:pPr>
-            <w:r>
-              <w:t xml:space="preserve">Evidencia času</w:t>
-            </w:r>
-          </w:p>
-        </w:tc>
-        <w:tc>
-          <w:tcPr>
-            <w:tcW w:w="4577" w:type="dxa"/>
-          </w:tcPr>
-          <w:p>
-            <w:pPr>
-              <w:pStyle w:val="Zkladntext"/>
-              <w:ind w:firstLine="0" w:left="0" w:right="0"/>
-              <w:spacing w:before="20" w:after="20" w:line="240" w:lineRule="auto"/>
-              <w:jc w:val="left"/>
-            </w:pPr>
-            <w:r>
-              <w:t xml:space="preserve">POST /tasks/{id}/time</w:t>
-            </w:r>
-          </w:p>
-        </w:tc>
-        <w:tc>
-          <w:tcPr>
-            <w:tcW w:w="2203" w:type="dxa"/>
-          </w:tcPr>
-          <w:p>
-            <w:pPr>
-              <w:pStyle w:val="Zkladntext"/>
-              <w:ind w:firstLine="0" w:left="0" w:right="0"/>
-              <w:spacing w:before="20" w:after="20" w:line="240" w:lineRule="auto"/>
-              <w:jc w:val="left"/>
-            </w:pPr>
-            <w:r>
-              <w:t xml:space="preserve">Záznam odpracovaných hodín</w:t>
-            </w:r>
-          </w:p>
-        </w:tc>
-      </w:tr>
-      <w:tr>
-        <w:tc>
-          <w:tcPr>
-            <w:tcW w:w="2288" w:type="dxa"/>
-          </w:tcPr>
-          <w:p>
-            <w:pPr>
-              <w:pStyle w:val="Zkladntext"/>
-              <w:ind w:firstLine="0" w:left="0" w:right="0"/>
-              <w:spacing w:before="20" w:after="20" w:line="240" w:lineRule="auto"/>
-              <w:jc w:val="center"/>
-            </w:pPr>
-            <w:r>
-              <w:t xml:space="preserve">Portfólio</w:t>
-            </w:r>
-          </w:p>
-        </w:tc>
-        <w:tc>
-          <w:tcPr>
-            <w:tcW w:w="4577" w:type="dxa"/>
-          </w:tcPr>
-          <w:p>
-            <w:pPr>
-              <w:pStyle w:val="Zkladntext"/>
-              <w:ind w:firstLine="0" w:left="0" w:right="0"/>
-              <w:spacing w:before="20" w:after="20" w:line="240" w:lineRule="auto"/>
-              <w:jc w:val="left"/>
-            </w:pPr>
-            <w:r>
-              <w:t xml:space="preserve">GET /projects/portfolio/overview</w:t>
-            </w:r>
-          </w:p>
-        </w:tc>
-        <w:tc>
-          <w:tcPr>
-            <w:tcW w:w="2203" w:type="dxa"/>
-          </w:tcPr>
-          <w:p>
-            <w:pPr>
-              <w:pStyle w:val="Zkladntext"/>
-              <w:ind w:firstLine="0" w:left="0" w:right="0"/>
-              <w:spacing w:before="20" w:after="20" w:line="240" w:lineRule="auto"/>
-              <w:jc w:val="left"/>
-            </w:pPr>
-            <w:r>
-              <w:t xml:space="preserve">Prehľad naprieč projektmi</w:t>
-            </w:r>
-          </w:p>
-        </w:tc>
-      </w:tr>
-      <w:tr>
-        <w:tc>
-          <w:tcPr>
-            <w:tcW w:w="2288" w:type="dxa"/>
-          </w:tcPr>
-          <w:p>
-            <w:pPr>
-              <w:pStyle w:val="Zkladntext"/>
-              <w:ind w:firstLine="0" w:left="0" w:right="0"/>
-              <w:spacing w:before="20" w:after="20" w:line="240" w:lineRule="auto"/>
-              <w:jc w:val="center"/>
-            </w:pPr>
-            <w:r>
-              <w:t xml:space="preserve">Export</w:t>
-            </w:r>
-          </w:p>
-        </w:tc>
-        <w:tc>
-          <w:tcPr>
-            <w:tcW w:w="4577" w:type="dxa"/>
-          </w:tcPr>
-          <w:p>
-            <w:pPr>
-              <w:pStyle w:val="Zkladntext"/>
-              <w:ind w:firstLine="0" w:left="0" w:right="0"/>
-              <w:spacing w:before="20" w:after="20" w:line="240" w:lineRule="auto"/>
-              <w:jc w:val="left"/>
-            </w:pPr>
-            <w:r>
-              <w:t xml:space="preserve">GET /projects/{id}/export/pdf</w:t>
-            </w:r>
-          </w:p>
-        </w:tc>
-        <w:tc>
-          <w:tcPr>
-            <w:tcW w:w="2203" w:type="dxa"/>
-          </w:tcPr>
-          <w:p>
-            <w:pPr>
-              <w:pStyle w:val="Zkladntext"/>
-              <w:ind w:firstLine="0" w:left="0" w:right="0"/>
-              <w:spacing w:before="20" w:after="20" w:line="240" w:lineRule="auto"/>
-              <w:jc w:val="left"/>
-            </w:pPr>
-            <w:r>
-              <w:t xml:space="preserve">Report projektu na stiahnutie</w:t>
-            </w:r>
-          </w:p>
-        </w:tc>
-      </w:tr>
-    </w:tbl>
-    <w:p>
-      <w:pPr>
-        <w:pStyle w:val="Zkladntext"/>
-      </w:pPr>
-      <w:r>
-        <w:t xml:space="preserve"/>
-      </w:r>
-    </w:p>
-    <w:p>
-      <w:pPr>
-        <w:pStyle w:val="Zkladntext"/>
-      </w:pPr>
-      <w:r>
-        <w:t xml:space="preserve">Autentifikácia je bezstavová a využíva podpísaný token JWT. Pri prihlásení sa overí heslo a vydá sa token obsahujúci identifikátor používateľa, jeho rolu a organizáciu. Token je podpísaný tajným kľúčom zo serverového prostredia; server si neudržiava žiadnu reláciu, takže rozhranie sa dá horizontálne škálovať.</w:t>
-      </w:r>
-    </w:p>
-    <w:p>
-      <w:pPr>
-        <w:pStyle w:val="Zkladntext"/>
-      </w:pPr>
-      <w:r>
-        <w:t xml:space="preserve">Každá chránená operácia si z tokenu prevezme používateľa a overí dve veci — či má na danú operáciu rolu a či požadovaný záznam patrí jeho organizácii. Obe kontroly sú vyčlenené do spoločných závislostí, takže sa nedajú omylom vynechať pri pridaní nového koncového bodu.</w:t>
-      </w:r>
-    </w:p>
-    <w:p>
-      <w:pPr>
-        <w:pStyle w:val="Nadpis2"/>
-      </w:pPr>
-      <w:r>
-        <w:t xml:space="preserve">Používateľské rozhranie</w:t>
-      </w:r>
-    </w:p>
-    <w:p>
-      <w:pPr>
-        <w:pStyle w:val="Zkladntext"/>
-      </w:pPr>
-      <w:r>
-        <w:t xml:space="preserve">Prihlasovacia obrazovka je prvým dotykom používateľa s aplikáciou. Implementuje centrovanú kartu s logom, dvomi vstupnými poľami (username, password) a primárnym tlačidlom. Prihlásenie funguje stlačením Enter z ľubovoľného poľa vďaka bindingom &lt;Return&gt;. Po úspešnom prihlásení sa zavolá on_login_success callback s 200 ms oneskorením (aby Tkinter stihol uzavrieť dialog pred otvorením hlavného okna).</w:t>
-      </w:r>
-    </w:p>
-    <w:p>
-      <w:pPr>
-        <w:pStyle w:val="Zkladntext"/>
-      </w:pPr>
-      <w:r>
-        <w:t xml:space="preserve">Dashboard zobrazuje tri gradient štatistické karty (aktívne projekty, moje úlohy, po termíne) a matplotlib donut chart so stavom úloh. Pri riešení pamäťového úniku bol implementovaný _on_destroy hook, ktorý zavolá plt.close("all") pri každom zničení widget stromčeka. Celé telo dashboardu (okrem hlavičky s pozdravom a dátumom) je zabalené v CTkScrollableFrame pre responsivitu pri menšom okne.</w:t>
-      </w:r>
-    </w:p>
-    <w:p>
-      <w:pPr>
-        <w:pStyle w:val="Zkladntext"/>
-      </w:pPr>
-      <w:r>
-        <w:t xml:space="preserve">Project Detail implementuje záložkový systém bez natívneho CTkTabview widgetu. Dôvodom je potreba jemnej vizualizácie aktívnej záložky s PRIMARY_MUTED pozadím a PRIMARY textom (namiesto plného fill efektu). Pri každom prepnutí záložky sa obsah oblasti _content zničí (destroy()) a nanovo vytvorí príslušná sekcia.</w:t>
-      </w:r>
-    </w:p>
-    <w:p>
-      <w:pPr>
-        <w:pStyle w:val="Zkladntext"/>
-      </w:pPr>
-      <w:r>
-        <w:t xml:space="preserve">TeamView zobrazuje pre každého člena tímu kartu s farebnými avatarmi (iniciálky + farba podľa roly), progress barom dokončenia, agregovanými štatistikami a expandovateľným zoznamom úloh. Expand/collapse je implementovaný cez toggle premennej a podmienečné zobrazenie vnoreného CTkFrame.</w:t>
-      </w:r>
-    </w:p>
-    <w:p>
-      <w:pPr>
-        <w:pStyle w:val="Zkladntext"/>
-      </w:pPr>
-      <w:r>
-        <w:t xml:space="preserve">Aplikácia je nakonfigurovaná ako PWA pomocou vite-plugin-pwa s Service Workerom generovaným Workboxom. Service Worker zabezpečuje:</w:t>
-      </w:r>
-    </w:p>
-    <w:p>
-      <w:pPr>
-        <w:pStyle w:val="Seznamsodrkami"/>
-      </w:pPr>
-      <w:r>
-        <w:t xml:space="preserve">Offline cache — statické assety (JS, CSS, fonty) sú cachované pri prvej návšteve</w:t>
-      </w:r>
-    </w:p>
-    <w:p>
-      <w:pPr>
-        <w:pStyle w:val="Seznamsodrkami"/>
-      </w:pPr>
-      <w:r>
-        <w:t xml:space="preserve">Runtime caching — Google Fonts cachované stratégiou StaleWhileRevalidate</w:t>
-      </w:r>
-    </w:p>
-    <w:p>
-      <w:pPr>
-        <w:pStyle w:val="Seznamsodrkami"/>
-      </w:pPr>
-      <w:r>
-        <w:t xml:space="preserve">Install prompt — banner pre pridanie aplikácie na plochu zariadenia</w:t>
-      </w:r>
-    </w:p>
-    <w:p>
-      <w:pPr>
-        <w:pStyle w:val="Seznamsodrkami"/>
-      </w:pPr>
-      <w:r>
-        <w:t xml:space="preserve">Auto-update — notifikácia o dostupnosti novej verzie s možnosťou okamžitej aktualizácie</w:t>
-      </w:r>
-    </w:p>
-    <w:p>
-      <w:pPr>
-        <w:pStyle w:val="Zkladntext"/>
-      </w:pPr>
-      <w:r>
-        <w:t xml:space="preserve">Do záložky Tasks v Project Detail bolo pridané live vyhľadávacie pole. Implementácia používa tkinter.StringVar s trace_add("write", callback), čo zabezpečuje okamžitú reakciu na každý stlačený znak bez potreby potvrdenia Enterom. Filter pracuje súčasne podľa troch kritérií: názov úlohy, meno prideleného používateľa a kategória (OR logika v rámci každého kritéria, AND medzi kritériami).</w:t>
-      </w:r>
-    </w:p>
-    <w:p>
-      <w:pPr>
-        <w:pStyle w:val="Zkladntext"/>
-      </w:pPr>
-      <w:r>
-        <w:t xml:space="preserve">Pri projektoch s viac ako 12 úlohami alebo šírkou grafu nad 18 palcov sa automaticky aktivuje scrollovateľný viewport. Implementácia obaľuje FigureCanvasTkAgg do vnoreného tk.Frame umiestneného v tk.Canvas so scrollbarmi:</w:t>
+        <w:t xml:space="preserve">Kľúčové funkcie systému</w:t>
       </w:r>
     </w:p>
     <w:p>
@@ -9509,31 +9305,95 @@
         <w:rPr>
           <w:highlight w:val="yellow"/>
         </w:rPr>
-        <w:t xml:space="preserve">Výpis kódu z pôvodného textu — zvážiť zaradenie do prílohy.</w:t>
-      </w:r>
-    </w:p>
-    <w:p>
-      <w:pPr>
-        <w:pStyle w:val="Nadpis2"/>
-      </w:pPr>
-      <w:r>
-        <w:t xml:space="preserve">Vizualizácie harmonogramu</w:t>
-      </w:r>
-    </w:p>
-    <w:p>
-      <w:pPr>
-        <w:pStyle w:val="Zkladntext"/>
-      </w:pPr>
-      <w:r>
-        <w:t xml:space="preserve">Oba grafy používajú FigureCanvasTkAgg backend pre vloženie matplotlib figúry priamo do CTkFrame. Kľúčovým technickým problémom bol konflikt s interným atribútom CTkFrame: trieda CTkFrame interne používa atribút self._canvas pre vlastné Tkinter plátno. Pri pomenovaní matplotlib canvasu rovnakým menom dochádzalo k prepísaniu interného atribútu a pádu aplikácie.</w:t>
-      </w:r>
-    </w:p>
-    <w:p>
-      <w:pPr>
-        <w:pStyle w:val="Zkladntext"/>
-      </w:pPr>
-      <w:r>
-        <w:t xml:space="preserve">Riešením je použitie názvu self._mpl_canvas a explicitný destroy() override namiesto bind("&lt;Destroy&gt;"):</w:t>
+        <w:t xml:space="preserve">Výrazne skrátiť a zlúčiť. Modul pre finančných poradcov uviesť len ako aplikačný príklad využitia systému, nie ako samostatnú tému. Tvrdenie o MiFID II preformulovať — kontrolný zoznam plnenie povinností podporuje, ale regulatórnu zhodu sám o sebe nezaisťuje. Stručne doplniť GDPR a uchovávanie dokumentov.</w:t>
+      </w:r>
+    </w:p>
+    <w:p>
+      <w:pPr>
+        <w:pStyle w:val="Zkladntext"/>
+      </w:pPr>
+      <w:r>
+        <w:t xml:space="preserve">Prihlasovacia obrazovka je prvým dotykom používateľa s aplikáciou. Implementuje centrovanú kartu s logom, dvomi vstupnými poľami (username, password) a primárnym tlačidlom. Prihlásenie funguje stlačením Enter z ľubovoľného poľa vďaka bindingom &lt;Return&gt;. Po úspešnom prihlásení sa zavolá on_login_success callback s 200 ms oneskorením (aby Tkinter stihol uzavrieť dialog pred otvorením hlavného okna).</w:t>
+      </w:r>
+    </w:p>
+    <w:p>
+      <w:pPr>
+        <w:pStyle w:val="Zkladntext"/>
+      </w:pPr>
+      <w:r>
+        <w:t xml:space="preserve">Dashboard zobrazuje tri gradient štatistické karty (aktívne projekty, moje úlohy, po termíne) a matplotlib donut chart so stavom úloh. Pri riešení pamäťového úniku bol implementovaný _on_destroy hook, ktorý zavolá plt.close("all") pri každom zničení widget stromčeka. Celé telo dashboardu (okrem hlavičky s pozdravom a dátumom) je zabalené v CTkScrollableFrame pre responsivitu pri menšom okne.</w:t>
+      </w:r>
+    </w:p>
+    <w:p>
+      <w:pPr>
+        <w:pStyle w:val="Zkladntext"/>
+      </w:pPr>
+      <w:r>
+        <w:t xml:space="preserve">Project Detail implementuje záložkový systém bez natívneho CTkTabview widgetu. Dôvodom je potreba jemnej vizualizácie aktívnej záložky s PRIMARY_MUTED pozadím a PRIMARY textom (namiesto plného fill efektu). Pri každom prepnutí záložky sa obsah oblasti _content zničí (destroy()) a nanovo vytvorí príslušná sekcia.</w:t>
+      </w:r>
+    </w:p>
+    <w:p>
+      <w:pPr>
+        <w:pStyle w:val="Zkladntext"/>
+      </w:pPr>
+      <w:r>
+        <w:t xml:space="preserve">TeamView zobrazuje pre každého člena tímu kartu s farebnými avatarmi (iniciálky + farba podľa roly), progress barom dokončenia, agregovanými štatistikami a expandovateľným zoznamom úloh. Expand/collapse je implementovaný cez toggle premennej a podmienečné zobrazenie vnoreného CTkFrame.</w:t>
+      </w:r>
+    </w:p>
+    <w:p>
+      <w:pPr>
+        <w:pStyle w:val="Zkladntext"/>
+      </w:pPr>
+      <w:r>
+        <w:t xml:space="preserve">Aplikácia je nakonfigurovaná ako PWA pomocou vite-plugin-pwa s Service Workerom generovaným Workboxom. Service Worker zabezpečuje:</w:t>
+      </w:r>
+    </w:p>
+    <w:p>
+      <w:pPr>
+        <w:pStyle w:val="Seznamsodrkami"/>
+      </w:pPr>
+      <w:r>
+        <w:t xml:space="preserve">Offline cache — statické assety (JS, CSS, fonty) sú cachované pri prvej návšteve</w:t>
+      </w:r>
+    </w:p>
+    <w:p>
+      <w:pPr>
+        <w:pStyle w:val="Seznamsodrkami"/>
+      </w:pPr>
+      <w:r>
+        <w:t xml:space="preserve">Runtime caching — Google Fonts cachované stratégiou StaleWhileRevalidate</w:t>
+      </w:r>
+    </w:p>
+    <w:p>
+      <w:pPr>
+        <w:pStyle w:val="Seznamsodrkami"/>
+      </w:pPr>
+      <w:r>
+        <w:t xml:space="preserve">Install prompt — banner pre pridanie aplikácie na plochu zariadenia</w:t>
+      </w:r>
+    </w:p>
+    <w:p>
+      <w:pPr>
+        <w:pStyle w:val="Seznamsodrkami"/>
+      </w:pPr>
+      <w:r>
+        <w:t xml:space="preserve">Auto-update — notifikácia o dostupnosti novej verzie s možnosťou okamžitej aktualizácie</w:t>
+      </w:r>
+    </w:p>
+    <w:p>
+      <w:pPr>
+        <w:pStyle w:val="Zkladntext"/>
+      </w:pPr>
+      <w:r>
+        <w:t xml:space="preserve">Do záložky Tasks v Project Detail bolo pridané live vyhľadávacie pole. Implementácia používa tkinter.StringVar s trace_add("write", callback), čo zabezpečuje okamžitú reakciu na každý stlačený znak bez potreby potvrdenia Enterom. Filter pracuje súčasne podľa troch kritérií: názov úlohy, meno prideleného používateľa a kategória (OR logika v rámci každého kritéria, AND medzi kritériami).</w:t>
+      </w:r>
+    </w:p>
+    <w:p>
+      <w:pPr>
+        <w:pStyle w:val="Zkladntext"/>
+      </w:pPr>
+      <w:r>
+        <w:t xml:space="preserve">Pri projektoch s viac ako 12 úlohami alebo šírkou grafu nad 18 palcov sa automaticky aktivuje scrollovateľný viewport. Implementácia obaľuje FigureCanvasTkAgg do vnoreného tk.Frame umiestneného v tk.Canvas so scrollbarmi:</w:t>
       </w:r>
     </w:p>
     <w:p>
@@ -9559,15 +9419,15 @@
         <w:pStyle w:val="Zkladntext"/>
       </w:pPr>
       <w:r>
-        <w:t xml:space="preserve">Ganttov diagram je horizontálny pruhový chart (ax.barh()). Úlohy sú zoradené podľa ES hodnoty (najskôr začínajúce hore). Pre každú úlohu sa vykreslí hlavný pruh (farba podľa kritickosti/stavu) a za ním polotransparentný pruh zobrazujúci total float. Závislosti sú vizualizované pomocou FancyArrowPatch šípkami.</w:t>
-      </w:r>
-    </w:p>
-    <w:p>
-      <w:pPr>
-        <w:pStyle w:val="Zkladntext"/>
-      </w:pPr>
-      <w:r>
-        <w:t xml:space="preserve">Pre správne zobrazenie v oboch farebných módoch sú všetky farby pozadia, textu a mriežky určené pri čase renderovania pomocou mode_color() — nie pri načítaní modulu:</w:t>
+        <w:t xml:space="preserve">Oba grafy používajú FigureCanvasTkAgg backend pre vloženie matplotlib figúry priamo do CTkFrame. Kľúčovým technickým problémom bol konflikt s interným atribútom CTkFrame: trieda CTkFrame interne používa atribút self._canvas pre vlastné Tkinter plátno. Pri pomenovaní matplotlib canvasu rovnakým menom dochádzalo k prepísaniu interného atribútu a pádu aplikácie.</w:t>
+      </w:r>
+    </w:p>
+    <w:p>
+      <w:pPr>
+        <w:pStyle w:val="Zkladntext"/>
+      </w:pPr>
+      <w:r>
+        <w:t xml:space="preserve">Riešením je použitie názvu self._mpl_canvas a explicitný destroy() override namiesto bind("&lt;Destroy&gt;"):</w:t>
       </w:r>
     </w:p>
     <w:p>
@@ -9593,23 +9453,15 @@
         <w:pStyle w:val="Zkladntext"/>
       </w:pPr>
       <w:r>
-        <w:t xml:space="preserve">Uzly v sieťovom diagrame sú rozmiestňované na základe topologickej úrovne každej úlohy. Topologická úroveň sa vypočíta rekurzívne: úlohy bez závislostí sú na úrovni 0, každá ďalšia úloha je na úrovni max(úroveň predchodcov) + 1. Uzol je vykreslený ako FancyBboxPatch so štyrmi kvadrantmi zobrazujúcimi ES, EF, LS, LF hodnoty.</w:t>
-      </w:r>
-    </w:p>
-    <w:p>
-      <w:pPr>
-        <w:pStyle w:val="Zkladntext"/>
-      </w:pPr>
-      <w:r>
-        <w:t xml:space="preserve">Fáza 2 transformovala sieťový CPM diagram z pasívnej vizualizácie na interaktívny nástroj. Klik na ľubovoľný uzol otvára modálne okno s plným detailom úlohy — bez nutnosti navigovať preč z diagramu.</w:t>
-      </w:r>
-    </w:p>
-    <w:p>
-      <w:pPr>
-        <w:pStyle w:val="Zkladntext"/>
-      </w:pPr>
-      <w:r>
-        <w:t xml:space="preserve">Každý uzol &lt;g&gt; elementu v SVG diagrame dostal obsluhu kliknutia:</w:t>
+        <w:t xml:space="preserve">Ganttov diagram je horizontálny pruhový chart (ax.barh()). Úlohy sú zoradené podľa ES hodnoty (najskôr začínajúce hore). Pre každú úlohu sa vykreslí hlavný pruh (farba podľa kritickosti/stavu) a za ním polotransparentný pruh zobrazujúci total float. Závislosti sú vizualizované pomocou FancyArrowPatch šípkami.</w:t>
+      </w:r>
+    </w:p>
+    <w:p>
+      <w:pPr>
+        <w:pStyle w:val="Zkladntext"/>
+      </w:pPr>
+      <w:r>
+        <w:t xml:space="preserve">Pre správne zobrazenie v oboch farebných módoch sú všetky farby pozadia, textu a mriežky určené pri čase renderovania pomocou mode_color() — nie pri načítaní modulu:</w:t>
       </w:r>
     </w:p>
     <w:p>
@@ -9635,6 +9487,48 @@
         <w:pStyle w:val="Zkladntext"/>
       </w:pPr>
       <w:r>
+        <w:t xml:space="preserve">Uzly v sieťovom diagrame sú rozmiestňované na základe topologickej úrovne každej úlohy. Topologická úroveň sa vypočíta rekurzívne: úlohy bez závislostí sú na úrovni 0, každá ďalšia úloha je na úrovni max(úroveň predchodcov) + 1. Uzol je vykreslený ako FancyBboxPatch so štyrmi kvadrantmi zobrazujúcimi ES, EF, LS, LF hodnoty.</w:t>
+      </w:r>
+    </w:p>
+    <w:p>
+      <w:pPr>
+        <w:pStyle w:val="Zkladntext"/>
+      </w:pPr>
+      <w:r>
+        <w:t xml:space="preserve">Fáza 2 transformovala sieťový CPM diagram z pasívnej vizualizácie na interaktívny nástroj. Klik na ľubovoľný uzol otvára modálne okno s plným detailom úlohy — bez nutnosti navigovať preč z diagramu.</w:t>
+      </w:r>
+    </w:p>
+    <w:p>
+      <w:pPr>
+        <w:pStyle w:val="Zkladntext"/>
+      </w:pPr>
+      <w:r>
+        <w:t xml:space="preserve">Každý uzol &lt;g&gt; elementu v SVG diagrame dostal obsluhu kliknutia:</w:t>
+      </w:r>
+    </w:p>
+    <w:p>
+      <w:pPr>
+        <w:pStyle w:val="Zkladntext"/>
+      </w:pPr>
+      <w:r>
+        <w:rPr>
+          <w:b/>
+          <w:highlight w:val="yellow"/>
+        </w:rPr>
+        <w:t xml:space="preserve">[DOPLNIŤ] </w:t>
+      </w:r>
+      <w:r>
+        <w:rPr>
+          <w:highlight w:val="yellow"/>
+        </w:rPr>
+        <w:t xml:space="preserve">Výpis kódu z pôvodného textu — zvážiť zaradenie do prílohy.</w:t>
+      </w:r>
+    </w:p>
+    <w:p>
+      <w:pPr>
+        <w:pStyle w:val="Zkladntext"/>
+      </w:pPr>
+      <w:r>
         <w:t xml:space="preserve">Modal TaskDetailModal.tsx má dvojsĺpcové rozloženie (max-šírka 3xl, max-výška 90vh s vnútorným scrollom). Ľavý stĺpec obsahuje editovateľné polia úlohy (status, pridelenie, deadline, priorita, popis) a CPM hodnoty v režime len na čítanie (ES/EF/Float/kritická cesta). Pravý stĺpec zobrazuje sekciu komentárov (existujúci CommentSection komponent) a sekciu príloh (AttachmentList + FileUploadDropzone).</w:t>
       </w:r>
     </w:p>
@@ -9652,14 +9546,6 @@
       </w:pPr>
       <w:r>
         <w:t xml:space="preserve">Pre potreby modalu bol pridaný endpoint GET /tasks/{task_id}, ktorý vracia plný detail úlohy vrátane mena a priezviska priradeného používateľa (JOIN s tabuľkou users). Tento endpoint reuse-uje existujúci repozitárový volanie, rozšírené o JOIN.</w:t>
-      </w:r>
-    </w:p>
-    <w:p>
-      <w:pPr>
-        <w:pStyle w:val="Nadpis2"/>
-      </w:pPr>
-      <w:r>
-        <w:t xml:space="preserve">Podpora tímovej spolupráce</w:t>
       </w:r>
     </w:p>
     <w:p>
@@ -10002,14 +9888,6 @@
     </w:p>
     <w:p>
       <w:pPr>
-        <w:pStyle w:val="Nadpis2"/>
-      </w:pPr>
-      <w:r>
-        <w:t xml:space="preserve">Riadenie zdrojov a evidencia času</w:t>
-      </w:r>
-    </w:p>
-    <w:p>
-      <w:pPr>
         <w:pStyle w:val="Zkladntext"/>
       </w:pPr>
       <w:r>
@@ -10356,10 +10234,10 @@
     </w:p>
     <w:p>
       <w:pPr>
-        <w:pStyle w:val="Nadpis2"/>
-      </w:pPr>
-      <w:r>
-        <w:t xml:space="preserve">Modul pre finančných poradcov</w:t>
+        <w:pStyle w:val="Zkladntext"/>
+      </w:pPr>
+      <w:r>
+        <w:t xml:space="preserve">Export generuje komplexný report projektu pomocou knižnice reportlab. Kľúčovým problémom bola podpora slovenských znakov — štandardné Helvetica Type1 fonty v reportlab nepodporujú Latin Extended-A znaky (š, č, ž, ľ, ď, etc.). Riešením je registrácia TrueType fontu DejaVu, ktorý je distribučne pribalený s matplotlib:</w:t>
       </w:r>
     </w:p>
     <w:p>
@@ -10377,7 +10255,23 @@
         <w:rPr>
           <w:highlight w:val="yellow"/>
         </w:rPr>
-        <w:t xml:space="preserve">Preformulovať tvrdenie o MiFID II — kontrolný zoznam plnenie povinností podporuje, ale regulatórnu zhodu sám o sebe nezaisťuje. Doplniť GDPR a uchovávanie dokumentov.</w:t>
+        <w:t xml:space="preserve">Výpis kódu z pôvodného textu — zvážiť zaradenie do prílohy.</w:t>
+      </w:r>
+    </w:p>
+    <w:p>
+      <w:pPr>
+        <w:pStyle w:val="Zkladntext"/>
+      </w:pPr>
+      <w:r>
+        <w:t xml:space="preserve">Ganttov diagram je vložený do PDF vygenerovaním matplotlib figúry priamo do pamäte (io.BytesIO) bez zápisu na disk, čo zabraňuje problémom s oprávneniami súborového systému a zrýchľuje generovanie.</w:t>
+      </w:r>
+    </w:p>
+    <w:p>
+      <w:pPr>
+        <w:pStyle w:val="Zkladntext"/>
+      </w:pPr>
+      <w:r>
+        <w:t xml:space="preserve">Modul logic/export_manager.py bol rozšírený o funkcie export_tasks_csv() a import_tasks_csv(). Formát používa UTF-8 BOM kódovanie (kompatibilné s Microsoft Excel), slovenské hlavičky stĺpcov a obojsmernú mapovú tabuľku medzi zobrazovanými hodnotami a internými konštantami. Pri importe každý riadok prechádza validáciou (povinné polia, povolené hodnoty statusu a priority) a chyby sú reportované po riadkoch bez prerušenia celého importu.</w:t>
       </w:r>
     </w:p>
     <w:p>
@@ -10715,75 +10609,7 @@
         <w:pStyle w:val="Nadpis2"/>
       </w:pPr>
       <w:r>
-        <w:t xml:space="preserve">Export výstupov</w:t>
-      </w:r>
-    </w:p>
-    <w:p>
-      <w:pPr>
-        <w:pStyle w:val="Zkladntext"/>
-      </w:pPr>
-      <w:r>
-        <w:rPr>
-          <w:b/>
-          <w:highlight w:val="yellow"/>
-        </w:rPr>
-        <w:t xml:space="preserve">[DOPLNIŤ] </w:t>
-      </w:r>
-      <w:r>
-        <w:rPr>
-          <w:highlight w:val="yellow"/>
-        </w:rPr>
-        <w:t xml:space="preserve">Doplniť export do PDF, Excelu a CSV vo webovej verzii.</w:t>
-      </w:r>
-    </w:p>
-    <w:p>
-      <w:pPr>
-        <w:pStyle w:val="Zkladntext"/>
-      </w:pPr>
-      <w:r>
-        <w:t xml:space="preserve">Export generuje komplexný report projektu pomocou knižnice reportlab. Kľúčovým problémom bola podpora slovenských znakov — štandardné Helvetica Type1 fonty v reportlab nepodporujú Latin Extended-A znaky (š, č, ž, ľ, ď, etc.). Riešením je registrácia TrueType fontu DejaVu, ktorý je distribučne pribalený s matplotlib:</w:t>
-      </w:r>
-    </w:p>
-    <w:p>
-      <w:pPr>
-        <w:pStyle w:val="Zkladntext"/>
-      </w:pPr>
-      <w:r>
-        <w:rPr>
-          <w:b/>
-          <w:highlight w:val="yellow"/>
-        </w:rPr>
-        <w:t xml:space="preserve">[DOPLNIŤ] </w:t>
-      </w:r>
-      <w:r>
-        <w:rPr>
-          <w:highlight w:val="yellow"/>
-        </w:rPr>
-        <w:t xml:space="preserve">Výpis kódu z pôvodného textu — zvážiť zaradenie do prílohy.</w:t>
-      </w:r>
-    </w:p>
-    <w:p>
-      <w:pPr>
-        <w:pStyle w:val="Zkladntext"/>
-      </w:pPr>
-      <w:r>
-        <w:t xml:space="preserve">Ganttov diagram je vložený do PDF vygenerovaním matplotlib figúry priamo do pamäte (io.BytesIO) bez zápisu na disk, čo zabraňuje problémom s oprávneniami súborového systému a zrýchľuje generovanie.</w:t>
-      </w:r>
-    </w:p>
-    <w:p>
-      <w:pPr>
-        <w:pStyle w:val="Zkladntext"/>
-      </w:pPr>
-      <w:r>
-        <w:t xml:space="preserve">Modul logic/export_manager.py bol rozšírený o funkcie export_tasks_csv() a import_tasks_csv(). Formát používa UTF-8 BOM kódovanie (kompatibilné s Microsoft Excel), slovenské hlavičky stĺpcov a obojsmernú mapovú tabuľku medzi zobrazovanými hodnotami a internými konštantami. Pri importe každý riadok prechádza validáciou (povinné polia, povolené hodnoty statusu a priority) a chyby sú reportované po riadkoch bez prerušenia celého importu.</w:t>
-      </w:r>
-    </w:p>
-    <w:p>
-      <w:pPr>
-        <w:pStyle w:val="Nadpis2"/>
-      </w:pPr>
-      <w:r>
-        <w:t xml:space="preserve">Bezpečnosť riešenia</w:t>
+        <w:t xml:space="preserve">Bezpečnosť a nasadenie</w:t>
       </w:r>
     </w:p>
     <w:p>
@@ -10872,14 +10698,6 @@
       </w:pPr>
       <w:r>
         <w:t xml:space="preserve">Prístupové údaje k databáze a podpisový kľúč tokenov sa načítavajú z premenných prostredia a nie sú súčasťou zdrojového kódu ani repozitára. Predvolený administrátorský účet bol z produkčnej schémy odstránený; v lokálnom vývojovom prostredí sa heslo pre prvý účet zadáva premennou prostredia.</w:t>
-      </w:r>
-    </w:p>
-    <w:p>
-      <w:pPr>
-        <w:pStyle w:val="Nadpis2"/>
-      </w:pPr>
-      <w:r>
-        <w:t xml:space="preserve">Nasadenie systému</w:t>
       </w:r>
     </w:p>
     <w:p>
@@ -11183,25 +11001,31 @@
         <w:pStyle w:val="Nadpis2"/>
       </w:pPr>
       <w:r>
-        <w:t xml:space="preserve">Testovacia stratégia</w:t>
-      </w:r>
-    </w:p>
-    <w:p>
-      <w:pPr>
-        <w:pStyle w:val="Zkladntext"/>
-      </w:pPr>
-      <w:r>
-        <w:rPr>
-          <w:b/>
-          <w:highlight w:val="yellow"/>
-        </w:rPr>
-        <w:t xml:space="preserve">[DOPLNIŤ] </w:t>
-      </w:r>
-      <w:r>
-        <w:rPr>
-          <w:highlight w:val="yellow"/>
-        </w:rPr>
-        <w:t xml:space="preserve">Aktualizovať počet testov — aktuálne 140, nie 64. Uviesť konkrétnu verziu aplikácie.</w:t>
+        <w:t xml:space="preserve">Testovacia stratégia a prostredie</w:t>
+      </w:r>
+    </w:p>
+    <w:p>
+      <w:pPr>
+        <w:pStyle w:val="Zkladntext"/>
+      </w:pPr>
+      <w:r>
+        <w:t xml:space="preserve">Automatizované testy sa spúšťajú nástrojom pytest nad dočasnou databázou SQLite, ktorá sa vytvorí pred začiatkom behu a po jeho skončení zaniká. Testy tak nezávisia od stavu vývojovej databázy a dajú sa opakovať s rovnakým výsledkom.</w:t>
+      </w:r>
+    </w:p>
+    <w:p>
+      <w:pPr>
+        <w:pStyle w:val="Zkladntext"/>
+      </w:pPr>
+      <w:r>
+        <w:t xml:space="preserve">Testovacie dáta sa vytvárajú v priebehu testov cez to isté aplikačné rozhranie, aké používa webový klient — testy teda overujú aj cestu cez rozhranie, nie len vnútorné funkcie. Podpisový kľúč tokenov a vypnutie obmedzenia počtu pokusov sa nastavujú premennými prostredia určenými len pre testovací beh.</w:t>
+      </w:r>
+    </w:p>
+    <w:p>
+      <w:pPr>
+        <w:pStyle w:val="Zkladntext"/>
+      </w:pPr>
+      <w:r>
+        <w:t xml:space="preserve">Merania výkonu v podkapitole 7.5 prebehli mimo tejto sady, priamo nad výpočtovým modulom, aby výsledok neovplyvňoval čas prístupu k databáze.</w:t>
       </w:r>
     </w:p>
     <w:p>
@@ -11823,39 +11647,7 @@
         <w:pStyle w:val="Nadpis2"/>
       </w:pPr>
       <w:r>
-        <w:t xml:space="preserve">Testovacie prostredie a dáta</w:t>
-      </w:r>
-    </w:p>
-    <w:p>
-      <w:pPr>
-        <w:pStyle w:val="Zkladntext"/>
-      </w:pPr>
-      <w:r>
-        <w:t xml:space="preserve">Automatizované testy sa spúšťajú nástrojom pytest nad dočasnou databázou SQLite, ktorá sa vytvorí pred začiatkom behu a po jeho skončení zaniká. Testy tak nezávisia od stavu vývojovej databázy a dajú sa opakovať s rovnakým výsledkom.</w:t>
-      </w:r>
-    </w:p>
-    <w:p>
-      <w:pPr>
-        <w:pStyle w:val="Zkladntext"/>
-      </w:pPr>
-      <w:r>
-        <w:t xml:space="preserve">Testovacie dáta sa vytvárajú v priebehu testov cez to isté aplikačné rozhranie, aké používa webový klient — testy teda overujú aj cestu cez rozhranie, nie len vnútorné funkcie. Podpisový kľúč tokenov a vypnutie obmedzenia počtu pokusov sa nastavujú premennými prostredia určenými len pre testovací beh.</w:t>
-      </w:r>
-    </w:p>
-    <w:p>
-      <w:pPr>
-        <w:pStyle w:val="Zkladntext"/>
-      </w:pPr>
-      <w:r>
-        <w:t xml:space="preserve">Merania výkonu v podkapitole 7.5 prebehli mimo tejto sady, priamo nad výpočtovým modulom, aby výsledok neovplyvňoval čas prístupu k databáze.</w:t>
-      </w:r>
-    </w:p>
-    <w:p>
-      <w:pPr>
-        <w:pStyle w:val="Nadpis2"/>
-      </w:pPr>
-      <w:r>
-        <w:t xml:space="preserve">Overenie výpočtu kritickej cesty na referenčných príkladoch</w:t>
+        <w:t xml:space="preserve">Overenie výpočtu kritickej cesty</w:t>
       </w:r>
     </w:p>
     <w:p>
@@ -15267,25 +15059,2007 @@
         <w:pStyle w:val="Nadpis2"/>
       </w:pPr>
       <w:r>
-        <w:t xml:space="preserve">Funkčné testovanie</w:t>
-      </w:r>
-    </w:p>
-    <w:p>
-      <w:pPr>
-        <w:pStyle w:val="Zkladntext"/>
-      </w:pPr>
-      <w:r>
-        <w:rPr>
-          <w:b/>
-          <w:highlight w:val="yellow"/>
-        </w:rPr>
-        <w:t xml:space="preserve">[DOPLNIŤ] </w:t>
-      </w:r>
-      <w:r>
-        <w:rPr>
-          <w:highlight w:val="yellow"/>
-        </w:rPr>
-        <w:t xml:space="preserve">Napísať nanovo.</w:t>
+        <w:t xml:space="preserve">Overenie metódy PERT</w:t>
+      </w:r>
+    </w:p>
+    <w:p>
+      <w:pPr>
+        <w:pStyle w:val="Zkladntext"/>
+      </w:pPr>
+      <w:r>
+        <w:t xml:space="preserve">Metóda PERT bola overená na šiestich referenčných príkladoch. Očakávané hodnoty boli pre každý príklad odvodené ručne priamo zo vzorcov trojbodového odhadu, nezávisle od implementácie.</w:t>
+      </w:r>
+    </w:p>
+    <w:p>
+      <w:pPr>
+        <w:pStyle w:val="Zkladntext"/>
+      </w:pPr>
+      <w:r>
+        <w:t xml:space="preserve">Príklady pokrývajú symetrický aj zošikmený odhad, sčítanie hodnôt pozdĺž kritickej cesty, vylúčenie nekritickej vetvy z rozptylu projektu, výpočet pravdepodobnosti dodržania termínu a hraničný prípad nulovej neistoty.</w:t>
+      </w:r>
+    </w:p>
+    <w:p>
+      <w:pPr>
+        <w:pStyle w:val="Titulek"/>
+      </w:pPr>
+      <w:r>
+        <w:t xml:space="preserve">Tab. 7.8 [doplniť popis tabuľky]</w:t>
+      </w:r>
+    </w:p>
+    <w:tbl>
+      <w:tblPr>
+        <w:tblW w:w="9070" w:type="dxa"/>
+        <w:tblLayout w:type="fixed"/>
+        <w:tblBorders>
+          <w:top w:val="single" w:sz="4" w:space="0" w:color="auto"/>
+          <w:left w:val="single" w:sz="4" w:space="0" w:color="auto"/>
+          <w:bottom w:val="single" w:sz="4" w:space="0" w:color="auto"/>
+          <w:right w:val="single" w:sz="4" w:space="0" w:color="auto"/>
+          <w:insideH w:val="single" w:sz="4" w:space="0" w:color="auto"/>
+          <w:insideV w:val="single" w:sz="4" w:space="0" w:color="auto"/>
+        </w:tblBorders>
+        <w:tblLook w:val="04A0" w:firstRow="1" w:lastRow="0" w:firstColumn="1" w:lastColumn="0" w:noHBand="0" w:noVBand="1"/>
+      </w:tblPr>
+      <w:tblGrid>
+        <w:gridCol w:w="1757"/>
+        <w:gridCol w:w="4525"/>
+        <w:gridCol w:w="1024"/>
+        <w:gridCol w:w="1024"/>
+        <w:gridCol w:w="740"/>
+      </w:tblGrid>
+      <w:tr>
+        <w:trPr>
+          <w:tblHeader/>
+        </w:trPr>
+        <w:tc>
+          <w:tcPr>
+            <w:tcW w:w="1757" w:type="dxa"/>
+          </w:tcPr>
+          <w:p>
+            <w:pPr>
+              <w:pStyle w:val="Zkladntext"/>
+              <w:ind w:firstLine="0" w:left="0" w:right="0"/>
+              <w:spacing w:before="20" w:after="20" w:line="240" w:lineRule="auto"/>
+              <w:jc w:val="center"/>
+            </w:pPr>
+            <w:r>
+              <w:rPr>
+                <w:b/>
+              </w:rPr>
+              <w:t xml:space="preserve">Príklad</w:t>
+            </w:r>
+          </w:p>
+        </w:tc>
+        <w:tc>
+          <w:tcPr>
+            <w:tcW w:w="4525" w:type="dxa"/>
+          </w:tcPr>
+          <w:p>
+            <w:pPr>
+              <w:pStyle w:val="Zkladntext"/>
+              <w:ind w:firstLine="0" w:left="0" w:right="0"/>
+              <w:spacing w:before="20" w:after="20" w:line="240" w:lineRule="auto"/>
+              <w:jc w:val="center"/>
+            </w:pPr>
+            <w:r>
+              <w:rPr>
+                <w:b/>
+              </w:rPr>
+              <w:t xml:space="preserve">Overovaná vlastnosť</w:t>
+            </w:r>
+          </w:p>
+        </w:tc>
+        <w:tc>
+          <w:tcPr>
+            <w:tcW w:w="1024" w:type="dxa"/>
+          </w:tcPr>
+          <w:p>
+            <w:pPr>
+              <w:pStyle w:val="Zkladntext"/>
+              <w:ind w:firstLine="0" w:left="0" w:right="0"/>
+              <w:spacing w:before="20" w:after="20" w:line="240" w:lineRule="auto"/>
+              <w:jc w:val="center"/>
+            </w:pPr>
+            <w:r>
+              <w:rPr>
+                <w:b/>
+              </w:rPr>
+              <w:t xml:space="preserve">E projektu</w:t>
+            </w:r>
+          </w:p>
+        </w:tc>
+        <w:tc>
+          <w:tcPr>
+            <w:tcW w:w="1024" w:type="dxa"/>
+          </w:tcPr>
+          <w:p>
+            <w:pPr>
+              <w:pStyle w:val="Zkladntext"/>
+              <w:ind w:firstLine="0" w:left="0" w:right="0"/>
+              <w:spacing w:before="20" w:after="20" w:line="240" w:lineRule="auto"/>
+              <w:jc w:val="center"/>
+            </w:pPr>
+            <w:r>
+              <w:rPr>
+                <w:b/>
+              </w:rPr>
+              <w:t xml:space="preserve">σ projektu</w:t>
+            </w:r>
+          </w:p>
+        </w:tc>
+        <w:tc>
+          <w:tcPr>
+            <w:tcW w:w="740" w:type="dxa"/>
+          </w:tcPr>
+          <w:p>
+            <w:pPr>
+              <w:pStyle w:val="Zkladntext"/>
+              <w:ind w:firstLine="0" w:left="0" w:right="0"/>
+              <w:spacing w:before="20" w:after="20" w:line="240" w:lineRule="auto"/>
+              <w:jc w:val="center"/>
+            </w:pPr>
+            <w:r>
+              <w:rPr>
+                <w:b/>
+              </w:rPr>
+              <w:t xml:space="preserve">Zhoda</w:t>
+            </w:r>
+          </w:p>
+        </w:tc>
+      </w:tr>
+      <w:tr>
+        <w:tc>
+          <w:tcPr>
+            <w:tcW w:w="1757" w:type="dxa"/>
+          </w:tcPr>
+          <w:p>
+            <w:pPr>
+              <w:pStyle w:val="Zkladntext"/>
+              <w:ind w:firstLine="0" w:left="0" w:right="0"/>
+              <w:spacing w:before="20" w:after="20" w:line="240" w:lineRule="auto"/>
+              <w:jc w:val="left"/>
+            </w:pPr>
+            <w:r>
+              <w:t xml:space="preserve">P1 — jedna úloha, symetrický odhad</w:t>
+            </w:r>
+          </w:p>
+        </w:tc>
+        <w:tc>
+          <w:tcPr>
+            <w:tcW w:w="4525" w:type="dxa"/>
+          </w:tcPr>
+          <w:p>
+            <w:pPr>
+              <w:pStyle w:val="Zkladntext"/>
+              <w:ind w:firstLine="0" w:left="0" w:right="0"/>
+              <w:spacing w:before="20" w:after="20" w:line="240" w:lineRule="auto"/>
+              <w:jc w:val="left"/>
+            </w:pPr>
+            <w:r>
+              <w:t xml:space="preserve">Overenie základných vzorcov. Pri symetrickom rozpätí sa očakávané trvanie rovná najpravdepodobnejšiemu.</w:t>
+            </w:r>
+          </w:p>
+        </w:tc>
+        <w:tc>
+          <w:tcPr>
+            <w:tcW w:w="1024" w:type="dxa"/>
+          </w:tcPr>
+          <w:p>
+            <w:pPr>
+              <w:pStyle w:val="Zkladntext"/>
+              <w:ind w:firstLine="0" w:left="0" w:right="0"/>
+              <w:spacing w:before="20" w:after="20" w:line="240" w:lineRule="auto"/>
+              <w:jc w:val="center"/>
+            </w:pPr>
+            <w:r>
+              <w:t xml:space="preserve">4</w:t>
+            </w:r>
+          </w:p>
+        </w:tc>
+        <w:tc>
+          <w:tcPr>
+            <w:tcW w:w="1024" w:type="dxa"/>
+          </w:tcPr>
+          <w:p>
+            <w:pPr>
+              <w:pStyle w:val="Zkladntext"/>
+              <w:ind w:firstLine="0" w:left="0" w:right="0"/>
+              <w:spacing w:before="20" w:after="20" w:line="240" w:lineRule="auto"/>
+              <w:jc w:val="center"/>
+            </w:pPr>
+            <w:r>
+              <w:t xml:space="preserve">0.67</w:t>
+            </w:r>
+          </w:p>
+        </w:tc>
+        <w:tc>
+          <w:tcPr>
+            <w:tcW w:w="740" w:type="dxa"/>
+          </w:tcPr>
+          <w:p>
+            <w:pPr>
+              <w:pStyle w:val="Zkladntext"/>
+              <w:ind w:firstLine="0" w:left="0" w:right="0"/>
+              <w:spacing w:before="20" w:after="20" w:line="240" w:lineRule="auto"/>
+              <w:jc w:val="center"/>
+            </w:pPr>
+            <w:r>
+              <w:t xml:space="preserve">áno</w:t>
+            </w:r>
+          </w:p>
+        </w:tc>
+      </w:tr>
+      <w:tr>
+        <w:tc>
+          <w:tcPr>
+            <w:tcW w:w="1757" w:type="dxa"/>
+          </w:tcPr>
+          <w:p>
+            <w:pPr>
+              <w:pStyle w:val="Zkladntext"/>
+              <w:ind w:firstLine="0" w:left="0" w:right="0"/>
+              <w:spacing w:before="20" w:after="20" w:line="240" w:lineRule="auto"/>
+              <w:jc w:val="left"/>
+            </w:pPr>
+            <w:r>
+              <w:t xml:space="preserve">P2 — jedna úloha, zošikmený odhad</w:t>
+            </w:r>
+          </w:p>
+        </w:tc>
+        <w:tc>
+          <w:tcPr>
+            <w:tcW w:w="4525" w:type="dxa"/>
+          </w:tcPr>
+          <w:p>
+            <w:pPr>
+              <w:pStyle w:val="Zkladntext"/>
+              <w:ind w:firstLine="0" w:left="0" w:right="0"/>
+              <w:spacing w:before="20" w:after="20" w:line="240" w:lineRule="auto"/>
+              <w:jc w:val="left"/>
+            </w:pPr>
+            <w:r>
+              <w:t xml:space="preserve">Pesimistický odhad je vzdialenejší než optimistický, takže očakávané trvanie musí byť vyššie než najpravdepodobnejšie.</w:t>
+            </w:r>
+          </w:p>
+        </w:tc>
+        <w:tc>
+          <w:tcPr>
+            <w:tcW w:w="1024" w:type="dxa"/>
+          </w:tcPr>
+          <w:p>
+            <w:pPr>
+              <w:pStyle w:val="Zkladntext"/>
+              <w:ind w:firstLine="0" w:left="0" w:right="0"/>
+              <w:spacing w:before="20" w:after="20" w:line="240" w:lineRule="auto"/>
+              <w:jc w:val="center"/>
+            </w:pPr>
+            <w:r>
+              <w:t xml:space="preserve">5</w:t>
+            </w:r>
+          </w:p>
+        </w:tc>
+        <w:tc>
+          <w:tcPr>
+            <w:tcW w:w="1024" w:type="dxa"/>
+          </w:tcPr>
+          <w:p>
+            <w:pPr>
+              <w:pStyle w:val="Zkladntext"/>
+              <w:ind w:firstLine="0" w:left="0" w:right="0"/>
+              <w:spacing w:before="20" w:after="20" w:line="240" w:lineRule="auto"/>
+              <w:jc w:val="center"/>
+            </w:pPr>
+            <w:r>
+              <w:t xml:space="preserve">1.67</w:t>
+            </w:r>
+          </w:p>
+        </w:tc>
+        <w:tc>
+          <w:tcPr>
+            <w:tcW w:w="740" w:type="dxa"/>
+          </w:tcPr>
+          <w:p>
+            <w:pPr>
+              <w:pStyle w:val="Zkladntext"/>
+              <w:ind w:firstLine="0" w:left="0" w:right="0"/>
+              <w:spacing w:before="20" w:after="20" w:line="240" w:lineRule="auto"/>
+              <w:jc w:val="center"/>
+            </w:pPr>
+            <w:r>
+              <w:t xml:space="preserve">áno</w:t>
+            </w:r>
+          </w:p>
+        </w:tc>
+      </w:tr>
+      <w:tr>
+        <w:tc>
+          <w:tcPr>
+            <w:tcW w:w="1757" w:type="dxa"/>
+          </w:tcPr>
+          <w:p>
+            <w:pPr>
+              <w:pStyle w:val="Zkladntext"/>
+              <w:ind w:firstLine="0" w:left="0" w:right="0"/>
+              <w:spacing w:before="20" w:after="20" w:line="240" w:lineRule="auto"/>
+              <w:jc w:val="left"/>
+            </w:pPr>
+            <w:r>
+              <w:t xml:space="preserve">P3 — lineárna postupnosť</w:t>
+            </w:r>
+          </w:p>
+        </w:tc>
+        <w:tc>
+          <w:tcPr>
+            <w:tcW w:w="4525" w:type="dxa"/>
+          </w:tcPr>
+          <w:p>
+            <w:pPr>
+              <w:pStyle w:val="Zkladntext"/>
+              <w:ind w:firstLine="0" w:left="0" w:right="0"/>
+              <w:spacing w:before="20" w:after="20" w:line="240" w:lineRule="auto"/>
+              <w:jc w:val="left"/>
+            </w:pPr>
+            <w:r>
+              <w:t xml:space="preserve">Sčítanie očakávaných trvaní a rozptylov pozdĺž kritickej cesty.</w:t>
+            </w:r>
+          </w:p>
+        </w:tc>
+        <w:tc>
+          <w:tcPr>
+            <w:tcW w:w="1024" w:type="dxa"/>
+          </w:tcPr>
+          <w:p>
+            <w:pPr>
+              <w:pStyle w:val="Zkladntext"/>
+              <w:ind w:firstLine="0" w:left="0" w:right="0"/>
+              <w:spacing w:before="20" w:after="20" w:line="240" w:lineRule="auto"/>
+              <w:jc w:val="center"/>
+            </w:pPr>
+            <w:r>
+              <w:t xml:space="preserve">11</w:t>
+            </w:r>
+          </w:p>
+        </w:tc>
+        <w:tc>
+          <w:tcPr>
+            <w:tcW w:w="1024" w:type="dxa"/>
+          </w:tcPr>
+          <w:p>
+            <w:pPr>
+              <w:pStyle w:val="Zkladntext"/>
+              <w:ind w:firstLine="0" w:left="0" w:right="0"/>
+              <w:spacing w:before="20" w:after="20" w:line="240" w:lineRule="auto"/>
+              <w:jc w:val="center"/>
+            </w:pPr>
+            <w:r>
+              <w:t xml:space="preserve">1.8</w:t>
+            </w:r>
+          </w:p>
+        </w:tc>
+        <w:tc>
+          <w:tcPr>
+            <w:tcW w:w="740" w:type="dxa"/>
+          </w:tcPr>
+          <w:p>
+            <w:pPr>
+              <w:pStyle w:val="Zkladntext"/>
+              <w:ind w:firstLine="0" w:left="0" w:right="0"/>
+              <w:spacing w:before="20" w:after="20" w:line="240" w:lineRule="auto"/>
+              <w:jc w:val="center"/>
+            </w:pPr>
+            <w:r>
+              <w:t xml:space="preserve">áno</w:t>
+            </w:r>
+          </w:p>
+        </w:tc>
+      </w:tr>
+      <w:tr>
+        <w:tc>
+          <w:tcPr>
+            <w:tcW w:w="1757" w:type="dxa"/>
+          </w:tcPr>
+          <w:p>
+            <w:pPr>
+              <w:pStyle w:val="Zkladntext"/>
+              <w:ind w:firstLine="0" w:left="0" w:right="0"/>
+              <w:spacing w:before="20" w:after="20" w:line="240" w:lineRule="auto"/>
+              <w:jc w:val="left"/>
+            </w:pPr>
+            <w:r>
+              <w:t xml:space="preserve">P4 — vetvenie, rozptyl len z kritickej cesty</w:t>
+            </w:r>
+          </w:p>
+        </w:tc>
+        <w:tc>
+          <w:tcPr>
+            <w:tcW w:w="4525" w:type="dxa"/>
+          </w:tcPr>
+          <w:p>
+            <w:pPr>
+              <w:pStyle w:val="Zkladntext"/>
+              <w:ind w:firstLine="0" w:left="0" w:right="0"/>
+              <w:spacing w:before="20" w:after="20" w:line="240" w:lineRule="auto"/>
+              <w:jc w:val="left"/>
+            </w:pPr>
+            <w:r>
+              <w:t xml:space="preserve">Nekritická vetva má rezervu, preto do rozptylu projektu nevstupuje.</w:t>
+            </w:r>
+          </w:p>
+        </w:tc>
+        <w:tc>
+          <w:tcPr>
+            <w:tcW w:w="1024" w:type="dxa"/>
+          </w:tcPr>
+          <w:p>
+            <w:pPr>
+              <w:pStyle w:val="Zkladntext"/>
+              <w:ind w:firstLine="0" w:left="0" w:right="0"/>
+              <w:spacing w:before="20" w:after="20" w:line="240" w:lineRule="auto"/>
+              <w:jc w:val="center"/>
+            </w:pPr>
+            <w:r>
+              <w:t xml:space="preserve">8</w:t>
+            </w:r>
+          </w:p>
+        </w:tc>
+        <w:tc>
+          <w:tcPr>
+            <w:tcW w:w="1024" w:type="dxa"/>
+          </w:tcPr>
+          <w:p>
+            <w:pPr>
+              <w:pStyle w:val="Zkladntext"/>
+              <w:ind w:firstLine="0" w:left="0" w:right="0"/>
+              <w:spacing w:before="20" w:after="20" w:line="240" w:lineRule="auto"/>
+              <w:jc w:val="center"/>
+            </w:pPr>
+            <w:r>
+              <w:t xml:space="preserve">0.75</w:t>
+            </w:r>
+          </w:p>
+        </w:tc>
+        <w:tc>
+          <w:tcPr>
+            <w:tcW w:w="740" w:type="dxa"/>
+          </w:tcPr>
+          <w:p>
+            <w:pPr>
+              <w:pStyle w:val="Zkladntext"/>
+              <w:ind w:firstLine="0" w:left="0" w:right="0"/>
+              <w:spacing w:before="20" w:after="20" w:line="240" w:lineRule="auto"/>
+              <w:jc w:val="center"/>
+            </w:pPr>
+            <w:r>
+              <w:t xml:space="preserve">áno</w:t>
+            </w:r>
+          </w:p>
+        </w:tc>
+      </w:tr>
+      <w:tr>
+        <w:tc>
+          <w:tcPr>
+            <w:tcW w:w="1757" w:type="dxa"/>
+          </w:tcPr>
+          <w:p>
+            <w:pPr>
+              <w:pStyle w:val="Zkladntext"/>
+              <w:ind w:firstLine="0" w:left="0" w:right="0"/>
+              <w:spacing w:before="20" w:after="20" w:line="240" w:lineRule="auto"/>
+              <w:jc w:val="left"/>
+            </w:pPr>
+            <w:r>
+              <w:t xml:space="preserve">P5 — pravdepodobnosť dodržania termínu</w:t>
+            </w:r>
+          </w:p>
+        </w:tc>
+        <w:tc>
+          <w:tcPr>
+            <w:tcW w:w="4525" w:type="dxa"/>
+          </w:tcPr>
+          <w:p>
+            <w:pPr>
+              <w:pStyle w:val="Zkladntext"/>
+              <w:ind w:firstLine="0" w:left="0" w:right="0"/>
+              <w:spacing w:before="20" w:after="20" w:line="240" w:lineRule="auto"/>
+              <w:jc w:val="left"/>
+            </w:pPr>
+            <w:r>
+              <w:t xml:space="preserve">Pre deadline rovný očakávanému trvaniu musí vyjsť 50 %; pre dlhší viac.</w:t>
+            </w:r>
+          </w:p>
+        </w:tc>
+        <w:tc>
+          <w:tcPr>
+            <w:tcW w:w="1024" w:type="dxa"/>
+          </w:tcPr>
+          <w:p>
+            <w:pPr>
+              <w:pStyle w:val="Zkladntext"/>
+              <w:ind w:firstLine="0" w:left="0" w:right="0"/>
+              <w:spacing w:before="20" w:after="20" w:line="240" w:lineRule="auto"/>
+              <w:jc w:val="center"/>
+            </w:pPr>
+            <w:r>
+              <w:t xml:space="preserve">12</w:t>
+            </w:r>
+          </w:p>
+        </w:tc>
+        <w:tc>
+          <w:tcPr>
+            <w:tcW w:w="1024" w:type="dxa"/>
+          </w:tcPr>
+          <w:p>
+            <w:pPr>
+              <w:pStyle w:val="Zkladntext"/>
+              <w:ind w:firstLine="0" w:left="0" w:right="0"/>
+              <w:spacing w:before="20" w:after="20" w:line="240" w:lineRule="auto"/>
+              <w:jc w:val="center"/>
+            </w:pPr>
+            <w:r>
+              <w:t xml:space="preserve">2.24</w:t>
+            </w:r>
+          </w:p>
+        </w:tc>
+        <w:tc>
+          <w:tcPr>
+            <w:tcW w:w="740" w:type="dxa"/>
+          </w:tcPr>
+          <w:p>
+            <w:pPr>
+              <w:pStyle w:val="Zkladntext"/>
+              <w:ind w:firstLine="0" w:left="0" w:right="0"/>
+              <w:spacing w:before="20" w:after="20" w:line="240" w:lineRule="auto"/>
+              <w:jc w:val="center"/>
+            </w:pPr>
+            <w:r>
+              <w:t xml:space="preserve">áno</w:t>
+            </w:r>
+          </w:p>
+        </w:tc>
+      </w:tr>
+      <w:tr>
+        <w:tc>
+          <w:tcPr>
+            <w:tcW w:w="1757" w:type="dxa"/>
+          </w:tcPr>
+          <w:p>
+            <w:pPr>
+              <w:pStyle w:val="Zkladntext"/>
+              <w:ind w:firstLine="0" w:left="0" w:right="0"/>
+              <w:spacing w:before="20" w:after="20" w:line="240" w:lineRule="auto"/>
+              <w:jc w:val="left"/>
+            </w:pPr>
+            <w:r>
+              <w:t xml:space="preserve">P6 — nulová neistota</w:t>
+            </w:r>
+          </w:p>
+        </w:tc>
+        <w:tc>
+          <w:tcPr>
+            <w:tcW w:w="4525" w:type="dxa"/>
+          </w:tcPr>
+          <w:p>
+            <w:pPr>
+              <w:pStyle w:val="Zkladntext"/>
+              <w:ind w:firstLine="0" w:left="0" w:right="0"/>
+              <w:spacing w:before="20" w:after="20" w:line="240" w:lineRule="auto"/>
+              <w:jc w:val="left"/>
+            </w:pPr>
+            <w:r>
+              <w:t xml:space="preserve">Ak a = m = b, rozptyl je nulový a PERT musí dať rovnaký výsledok ako CPM.</w:t>
+            </w:r>
+          </w:p>
+        </w:tc>
+        <w:tc>
+          <w:tcPr>
+            <w:tcW w:w="1024" w:type="dxa"/>
+          </w:tcPr>
+          <w:p>
+            <w:pPr>
+              <w:pStyle w:val="Zkladntext"/>
+              <w:ind w:firstLine="0" w:left="0" w:right="0"/>
+              <w:spacing w:before="20" w:after="20" w:line="240" w:lineRule="auto"/>
+              <w:jc w:val="center"/>
+            </w:pPr>
+            <w:r>
+              <w:t xml:space="preserve">10</w:t>
+            </w:r>
+          </w:p>
+        </w:tc>
+        <w:tc>
+          <w:tcPr>
+            <w:tcW w:w="1024" w:type="dxa"/>
+          </w:tcPr>
+          <w:p>
+            <w:pPr>
+              <w:pStyle w:val="Zkladntext"/>
+              <w:ind w:firstLine="0" w:left="0" w:right="0"/>
+              <w:spacing w:before="20" w:after="20" w:line="240" w:lineRule="auto"/>
+              <w:jc w:val="center"/>
+            </w:pPr>
+            <w:r>
+              <w:t xml:space="preserve">0</w:t>
+            </w:r>
+          </w:p>
+        </w:tc>
+        <w:tc>
+          <w:tcPr>
+            <w:tcW w:w="740" w:type="dxa"/>
+          </w:tcPr>
+          <w:p>
+            <w:pPr>
+              <w:pStyle w:val="Zkladntext"/>
+              <w:ind w:firstLine="0" w:left="0" w:right="0"/>
+              <w:spacing w:before="20" w:after="20" w:line="240" w:lineRule="auto"/>
+              <w:jc w:val="center"/>
+            </w:pPr>
+            <w:r>
+              <w:t xml:space="preserve">áno</w:t>
+            </w:r>
+          </w:p>
+        </w:tc>
+      </w:tr>
+    </w:tbl>
+    <w:p>
+      <w:pPr>
+        <w:pStyle w:val="Zkladntext"/>
+      </w:pPr>
+      <w:r>
+        <w:t xml:space="preserve"/>
+      </w:r>
+    </w:p>
+    <w:p>
+      <w:pPr>
+        <w:pStyle w:val="Zkladntext"/>
+      </w:pPr>
+      <w:r>
+        <w:t xml:space="preserve">Všetkých 6 zo 6 príkladov skončilo zhodou s ručne odvodenými hodnotami. Podrobný rozpis pre vybrané príklady uvádzajú nasledujúce tabuľky.</w:t>
+      </w:r>
+    </w:p>
+    <w:p>
+      <w:pPr>
+        <w:pStyle w:val="Zkladntext"/>
+      </w:pPr>
+      <w:r>
+        <w:t xml:space="preserve">P3 — lineárna postupnosť: Sčítanie očakávaných trvaní a rozptylov pozdĺž kritickej cesty.</w:t>
+      </w:r>
+    </w:p>
+    <w:p>
+      <w:pPr>
+        <w:pStyle w:val="Titulek"/>
+      </w:pPr>
+      <w:r>
+        <w:t xml:space="preserve">Tab. 7.9 [doplniť popis tabuľky]</w:t>
+      </w:r>
+    </w:p>
+    <w:tbl>
+      <w:tblPr>
+        <w:tblW w:w="9064" w:type="dxa"/>
+        <w:tblLayout w:type="fixed"/>
+        <w:tblBorders>
+          <w:top w:val="single" w:sz="4" w:space="0" w:color="auto"/>
+          <w:left w:val="single" w:sz="4" w:space="0" w:color="auto"/>
+          <w:bottom w:val="single" w:sz="4" w:space="0" w:color="auto"/>
+          <w:right w:val="single" w:sz="4" w:space="0" w:color="auto"/>
+          <w:insideH w:val="single" w:sz="4" w:space="0" w:color="auto"/>
+          <w:insideV w:val="single" w:sz="4" w:space="0" w:color="auto"/>
+        </w:tblBorders>
+        <w:tblLook w:val="04A0" w:firstRow="1" w:lastRow="0" w:firstColumn="1" w:lastColumn="0" w:noHBand="0" w:noVBand="1"/>
+      </w:tblPr>
+      <w:tblGrid>
+        <w:gridCol w:w="1322"/>
+        <w:gridCol w:w="755"/>
+        <w:gridCol w:w="755"/>
+        <w:gridCol w:w="755"/>
+        <w:gridCol w:w="755"/>
+        <w:gridCol w:w="1133"/>
+        <w:gridCol w:w="1700"/>
+        <w:gridCol w:w="1889"/>
+      </w:tblGrid>
+      <w:tr>
+        <w:trPr>
+          <w:tblHeader/>
+        </w:trPr>
+        <w:tc>
+          <w:tcPr>
+            <w:tcW w:w="1322" w:type="dxa"/>
+          </w:tcPr>
+          <w:p>
+            <w:pPr>
+              <w:pStyle w:val="Zkladntext"/>
+              <w:ind w:firstLine="0" w:left="0" w:right="0"/>
+              <w:spacing w:before="20" w:after="20" w:line="240" w:lineRule="auto"/>
+              <w:jc w:val="center"/>
+            </w:pPr>
+            <w:r>
+              <w:rPr>
+                <w:b/>
+              </w:rPr>
+              <w:t xml:space="preserve">Úloha</w:t>
+            </w:r>
+          </w:p>
+        </w:tc>
+        <w:tc>
+          <w:tcPr>
+            <w:tcW w:w="755" w:type="dxa"/>
+          </w:tcPr>
+          <w:p>
+            <w:pPr>
+              <w:pStyle w:val="Zkladntext"/>
+              <w:ind w:firstLine="0" w:left="0" w:right="0"/>
+              <w:spacing w:before="20" w:after="20" w:line="240" w:lineRule="auto"/>
+              <w:jc w:val="center"/>
+            </w:pPr>
+            <w:r>
+              <w:rPr>
+                <w:b/>
+              </w:rPr>
+              <w:t xml:space="preserve">a</w:t>
+            </w:r>
+          </w:p>
+        </w:tc>
+        <w:tc>
+          <w:tcPr>
+            <w:tcW w:w="755" w:type="dxa"/>
+          </w:tcPr>
+          <w:p>
+            <w:pPr>
+              <w:pStyle w:val="Zkladntext"/>
+              <w:ind w:firstLine="0" w:left="0" w:right="0"/>
+              <w:spacing w:before="20" w:after="20" w:line="240" w:lineRule="auto"/>
+              <w:jc w:val="center"/>
+            </w:pPr>
+            <w:r>
+              <w:rPr>
+                <w:b/>
+              </w:rPr>
+              <w:t xml:space="preserve">m</w:t>
+            </w:r>
+          </w:p>
+        </w:tc>
+        <w:tc>
+          <w:tcPr>
+            <w:tcW w:w="755" w:type="dxa"/>
+          </w:tcPr>
+          <w:p>
+            <w:pPr>
+              <w:pStyle w:val="Zkladntext"/>
+              <w:ind w:firstLine="0" w:left="0" w:right="0"/>
+              <w:spacing w:before="20" w:after="20" w:line="240" w:lineRule="auto"/>
+              <w:jc w:val="center"/>
+            </w:pPr>
+            <w:r>
+              <w:rPr>
+                <w:b/>
+              </w:rPr>
+              <w:t xml:space="preserve">b</w:t>
+            </w:r>
+          </w:p>
+        </w:tc>
+        <w:tc>
+          <w:tcPr>
+            <w:tcW w:w="755" w:type="dxa"/>
+          </w:tcPr>
+          <w:p>
+            <w:pPr>
+              <w:pStyle w:val="Zkladntext"/>
+              <w:ind w:firstLine="0" w:left="0" w:right="0"/>
+              <w:spacing w:before="20" w:after="20" w:line="240" w:lineRule="auto"/>
+              <w:jc w:val="center"/>
+            </w:pPr>
+            <w:r>
+              <w:rPr>
+                <w:b/>
+              </w:rPr>
+              <w:t xml:space="preserve">E</w:t>
+            </w:r>
+          </w:p>
+        </w:tc>
+        <w:tc>
+          <w:tcPr>
+            <w:tcW w:w="1133" w:type="dxa"/>
+          </w:tcPr>
+          <w:p>
+            <w:pPr>
+              <w:pStyle w:val="Zkladntext"/>
+              <w:ind w:firstLine="0" w:left="0" w:right="0"/>
+              <w:spacing w:before="20" w:after="20" w:line="240" w:lineRule="auto"/>
+              <w:jc w:val="center"/>
+            </w:pPr>
+            <w:r>
+              <w:rPr>
+                <w:b/>
+              </w:rPr>
+              <w:t xml:space="preserve">σ</w:t>
+            </w:r>
+          </w:p>
+        </w:tc>
+        <w:tc>
+          <w:tcPr>
+            <w:tcW w:w="1700" w:type="dxa"/>
+          </w:tcPr>
+          <w:p>
+            <w:pPr>
+              <w:pStyle w:val="Zkladntext"/>
+              <w:ind w:firstLine="0" w:left="0" w:right="0"/>
+              <w:spacing w:before="20" w:after="20" w:line="240" w:lineRule="auto"/>
+              <w:jc w:val="center"/>
+            </w:pPr>
+            <w:r>
+              <w:rPr>
+                <w:b/>
+              </w:rPr>
+              <w:t xml:space="preserve">Rozptyl</w:t>
+            </w:r>
+          </w:p>
+        </w:tc>
+        <w:tc>
+          <w:tcPr>
+            <w:tcW w:w="1889" w:type="dxa"/>
+          </w:tcPr>
+          <w:p>
+            <w:pPr>
+              <w:pStyle w:val="Zkladntext"/>
+              <w:ind w:firstLine="0" w:left="0" w:right="0"/>
+              <w:spacing w:before="20" w:after="20" w:line="240" w:lineRule="auto"/>
+              <w:jc w:val="center"/>
+            </w:pPr>
+            <w:r>
+              <w:rPr>
+                <w:b/>
+              </w:rPr>
+              <w:t xml:space="preserve">Kritická</w:t>
+            </w:r>
+          </w:p>
+        </w:tc>
+      </w:tr>
+      <w:tr>
+        <w:tc>
+          <w:tcPr>
+            <w:tcW w:w="1322" w:type="dxa"/>
+          </w:tcPr>
+          <w:p>
+            <w:pPr>
+              <w:pStyle w:val="Zkladntext"/>
+              <w:ind w:firstLine="0" w:left="0" w:right="0"/>
+              <w:spacing w:before="20" w:after="20" w:line="240" w:lineRule="auto"/>
+              <w:jc w:val="center"/>
+            </w:pPr>
+            <w:r>
+              <w:t xml:space="preserve">A</w:t>
+            </w:r>
+          </w:p>
+        </w:tc>
+        <w:tc>
+          <w:tcPr>
+            <w:tcW w:w="755" w:type="dxa"/>
+          </w:tcPr>
+          <w:p>
+            <w:pPr>
+              <w:pStyle w:val="Zkladntext"/>
+              <w:ind w:firstLine="0" w:left="0" w:right="0"/>
+              <w:spacing w:before="20" w:after="20" w:line="240" w:lineRule="auto"/>
+              <w:jc w:val="center"/>
+            </w:pPr>
+            <w:r>
+              <w:t xml:space="preserve">1</w:t>
+            </w:r>
+          </w:p>
+        </w:tc>
+        <w:tc>
+          <w:tcPr>
+            <w:tcW w:w="755" w:type="dxa"/>
+          </w:tcPr>
+          <w:p>
+            <w:pPr>
+              <w:pStyle w:val="Zkladntext"/>
+              <w:ind w:firstLine="0" w:left="0" w:right="0"/>
+              <w:spacing w:before="20" w:after="20" w:line="240" w:lineRule="auto"/>
+              <w:jc w:val="center"/>
+            </w:pPr>
+            <w:r>
+              <w:t xml:space="preserve">3</w:t>
+            </w:r>
+          </w:p>
+        </w:tc>
+        <w:tc>
+          <w:tcPr>
+            <w:tcW w:w="755" w:type="dxa"/>
+          </w:tcPr>
+          <w:p>
+            <w:pPr>
+              <w:pStyle w:val="Zkladntext"/>
+              <w:ind w:firstLine="0" w:left="0" w:right="0"/>
+              <w:spacing w:before="20" w:after="20" w:line="240" w:lineRule="auto"/>
+              <w:jc w:val="center"/>
+            </w:pPr>
+            <w:r>
+              <w:t xml:space="preserve">5</w:t>
+            </w:r>
+          </w:p>
+        </w:tc>
+        <w:tc>
+          <w:tcPr>
+            <w:tcW w:w="755" w:type="dxa"/>
+          </w:tcPr>
+          <w:p>
+            <w:pPr>
+              <w:pStyle w:val="Zkladntext"/>
+              <w:ind w:firstLine="0" w:left="0" w:right="0"/>
+              <w:spacing w:before="20" w:after="20" w:line="240" w:lineRule="auto"/>
+              <w:jc w:val="center"/>
+            </w:pPr>
+            <w:r>
+              <w:t xml:space="preserve">3</w:t>
+            </w:r>
+          </w:p>
+        </w:tc>
+        <w:tc>
+          <w:tcPr>
+            <w:tcW w:w="1133" w:type="dxa"/>
+          </w:tcPr>
+          <w:p>
+            <w:pPr>
+              <w:pStyle w:val="Zkladntext"/>
+              <w:ind w:firstLine="0" w:left="0" w:right="0"/>
+              <w:spacing w:before="20" w:after="20" w:line="240" w:lineRule="auto"/>
+              <w:jc w:val="center"/>
+            </w:pPr>
+            <w:r>
+              <w:t xml:space="preserve">0.67</w:t>
+            </w:r>
+          </w:p>
+        </w:tc>
+        <w:tc>
+          <w:tcPr>
+            <w:tcW w:w="1700" w:type="dxa"/>
+          </w:tcPr>
+          <w:p>
+            <w:pPr>
+              <w:pStyle w:val="Zkladntext"/>
+              <w:ind w:firstLine="0" w:left="0" w:right="0"/>
+              <w:spacing w:before="20" w:after="20" w:line="240" w:lineRule="auto"/>
+              <w:jc w:val="center"/>
+            </w:pPr>
+            <w:r>
+              <w:t xml:space="preserve">0.444</w:t>
+            </w:r>
+          </w:p>
+        </w:tc>
+        <w:tc>
+          <w:tcPr>
+            <w:tcW w:w="1889" w:type="dxa"/>
+          </w:tcPr>
+          <w:p>
+            <w:pPr>
+              <w:pStyle w:val="Zkladntext"/>
+              <w:ind w:firstLine="0" w:left="0" w:right="0"/>
+              <w:spacing w:before="20" w:after="20" w:line="240" w:lineRule="auto"/>
+              <w:jc w:val="center"/>
+            </w:pPr>
+            <w:r>
+              <w:t xml:space="preserve">áno</w:t>
+            </w:r>
+          </w:p>
+        </w:tc>
+      </w:tr>
+      <w:tr>
+        <w:tc>
+          <w:tcPr>
+            <w:tcW w:w="1322" w:type="dxa"/>
+          </w:tcPr>
+          <w:p>
+            <w:pPr>
+              <w:pStyle w:val="Zkladntext"/>
+              <w:ind w:firstLine="0" w:left="0" w:right="0"/>
+              <w:spacing w:before="20" w:after="20" w:line="240" w:lineRule="auto"/>
+              <w:jc w:val="center"/>
+            </w:pPr>
+            <w:r>
+              <w:t xml:space="preserve">B</w:t>
+            </w:r>
+          </w:p>
+        </w:tc>
+        <w:tc>
+          <w:tcPr>
+            <w:tcW w:w="755" w:type="dxa"/>
+          </w:tcPr>
+          <w:p>
+            <w:pPr>
+              <w:pStyle w:val="Zkladntext"/>
+              <w:ind w:firstLine="0" w:left="0" w:right="0"/>
+              <w:spacing w:before="20" w:after="20" w:line="240" w:lineRule="auto"/>
+              <w:jc w:val="center"/>
+            </w:pPr>
+            <w:r>
+              <w:t xml:space="preserve">2</w:t>
+            </w:r>
+          </w:p>
+        </w:tc>
+        <w:tc>
+          <w:tcPr>
+            <w:tcW w:w="755" w:type="dxa"/>
+          </w:tcPr>
+          <w:p>
+            <w:pPr>
+              <w:pStyle w:val="Zkladntext"/>
+              <w:ind w:firstLine="0" w:left="0" w:right="0"/>
+              <w:spacing w:before="20" w:after="20" w:line="240" w:lineRule="auto"/>
+              <w:jc w:val="center"/>
+            </w:pPr>
+            <w:r>
+              <w:t xml:space="preserve">4</w:t>
+            </w:r>
+          </w:p>
+        </w:tc>
+        <w:tc>
+          <w:tcPr>
+            <w:tcW w:w="755" w:type="dxa"/>
+          </w:tcPr>
+          <w:p>
+            <w:pPr>
+              <w:pStyle w:val="Zkladntext"/>
+              <w:ind w:firstLine="0" w:left="0" w:right="0"/>
+              <w:spacing w:before="20" w:after="20" w:line="240" w:lineRule="auto"/>
+              <w:jc w:val="center"/>
+            </w:pPr>
+            <w:r>
+              <w:t xml:space="preserve">12</w:t>
+            </w:r>
+          </w:p>
+        </w:tc>
+        <w:tc>
+          <w:tcPr>
+            <w:tcW w:w="755" w:type="dxa"/>
+          </w:tcPr>
+          <w:p>
+            <w:pPr>
+              <w:pStyle w:val="Zkladntext"/>
+              <w:ind w:firstLine="0" w:left="0" w:right="0"/>
+              <w:spacing w:before="20" w:after="20" w:line="240" w:lineRule="auto"/>
+              <w:jc w:val="center"/>
+            </w:pPr>
+            <w:r>
+              <w:t xml:space="preserve">5</w:t>
+            </w:r>
+          </w:p>
+        </w:tc>
+        <w:tc>
+          <w:tcPr>
+            <w:tcW w:w="1133" w:type="dxa"/>
+          </w:tcPr>
+          <w:p>
+            <w:pPr>
+              <w:pStyle w:val="Zkladntext"/>
+              <w:ind w:firstLine="0" w:left="0" w:right="0"/>
+              <w:spacing w:before="20" w:after="20" w:line="240" w:lineRule="auto"/>
+              <w:jc w:val="center"/>
+            </w:pPr>
+            <w:r>
+              <w:t xml:space="preserve">1.67</w:t>
+            </w:r>
+          </w:p>
+        </w:tc>
+        <w:tc>
+          <w:tcPr>
+            <w:tcW w:w="1700" w:type="dxa"/>
+          </w:tcPr>
+          <w:p>
+            <w:pPr>
+              <w:pStyle w:val="Zkladntext"/>
+              <w:ind w:firstLine="0" w:left="0" w:right="0"/>
+              <w:spacing w:before="20" w:after="20" w:line="240" w:lineRule="auto"/>
+              <w:jc w:val="center"/>
+            </w:pPr>
+            <w:r>
+              <w:t xml:space="preserve">2.778</w:t>
+            </w:r>
+          </w:p>
+        </w:tc>
+        <w:tc>
+          <w:tcPr>
+            <w:tcW w:w="1889" w:type="dxa"/>
+          </w:tcPr>
+          <w:p>
+            <w:pPr>
+              <w:pStyle w:val="Zkladntext"/>
+              <w:ind w:firstLine="0" w:left="0" w:right="0"/>
+              <w:spacing w:before="20" w:after="20" w:line="240" w:lineRule="auto"/>
+              <w:jc w:val="center"/>
+            </w:pPr>
+            <w:r>
+              <w:t xml:space="preserve">áno</w:t>
+            </w:r>
+          </w:p>
+        </w:tc>
+      </w:tr>
+      <w:tr>
+        <w:tc>
+          <w:tcPr>
+            <w:tcW w:w="1322" w:type="dxa"/>
+          </w:tcPr>
+          <w:p>
+            <w:pPr>
+              <w:pStyle w:val="Zkladntext"/>
+              <w:ind w:firstLine="0" w:left="0" w:right="0"/>
+              <w:spacing w:before="20" w:after="20" w:line="240" w:lineRule="auto"/>
+              <w:jc w:val="center"/>
+            </w:pPr>
+            <w:r>
+              <w:t xml:space="preserve">C</w:t>
+            </w:r>
+          </w:p>
+        </w:tc>
+        <w:tc>
+          <w:tcPr>
+            <w:tcW w:w="755" w:type="dxa"/>
+          </w:tcPr>
+          <w:p>
+            <w:pPr>
+              <w:pStyle w:val="Zkladntext"/>
+              <w:ind w:firstLine="0" w:left="0" w:right="0"/>
+              <w:spacing w:before="20" w:after="20" w:line="240" w:lineRule="auto"/>
+              <w:jc w:val="center"/>
+            </w:pPr>
+            <w:r>
+              <w:t xml:space="preserve">3</w:t>
+            </w:r>
+          </w:p>
+        </w:tc>
+        <w:tc>
+          <w:tcPr>
+            <w:tcW w:w="755" w:type="dxa"/>
+          </w:tcPr>
+          <w:p>
+            <w:pPr>
+              <w:pStyle w:val="Zkladntext"/>
+              <w:ind w:firstLine="0" w:left="0" w:right="0"/>
+              <w:spacing w:before="20" w:after="20" w:line="240" w:lineRule="auto"/>
+              <w:jc w:val="center"/>
+            </w:pPr>
+            <w:r>
+              <w:t xml:space="preserve">3</w:t>
+            </w:r>
+          </w:p>
+        </w:tc>
+        <w:tc>
+          <w:tcPr>
+            <w:tcW w:w="755" w:type="dxa"/>
+          </w:tcPr>
+          <w:p>
+            <w:pPr>
+              <w:pStyle w:val="Zkladntext"/>
+              <w:ind w:firstLine="0" w:left="0" w:right="0"/>
+              <w:spacing w:before="20" w:after="20" w:line="240" w:lineRule="auto"/>
+              <w:jc w:val="center"/>
+            </w:pPr>
+            <w:r>
+              <w:t xml:space="preserve">3</w:t>
+            </w:r>
+          </w:p>
+        </w:tc>
+        <w:tc>
+          <w:tcPr>
+            <w:tcW w:w="755" w:type="dxa"/>
+          </w:tcPr>
+          <w:p>
+            <w:pPr>
+              <w:pStyle w:val="Zkladntext"/>
+              <w:ind w:firstLine="0" w:left="0" w:right="0"/>
+              <w:spacing w:before="20" w:after="20" w:line="240" w:lineRule="auto"/>
+              <w:jc w:val="center"/>
+            </w:pPr>
+            <w:r>
+              <w:t xml:space="preserve">3</w:t>
+            </w:r>
+          </w:p>
+        </w:tc>
+        <w:tc>
+          <w:tcPr>
+            <w:tcW w:w="1133" w:type="dxa"/>
+          </w:tcPr>
+          <w:p>
+            <w:pPr>
+              <w:pStyle w:val="Zkladntext"/>
+              <w:ind w:firstLine="0" w:left="0" w:right="0"/>
+              <w:spacing w:before="20" w:after="20" w:line="240" w:lineRule="auto"/>
+              <w:jc w:val="center"/>
+            </w:pPr>
+            <w:r>
+              <w:t xml:space="preserve">0</w:t>
+            </w:r>
+          </w:p>
+        </w:tc>
+        <w:tc>
+          <w:tcPr>
+            <w:tcW w:w="1700" w:type="dxa"/>
+          </w:tcPr>
+          <w:p>
+            <w:pPr>
+              <w:pStyle w:val="Zkladntext"/>
+              <w:ind w:firstLine="0" w:left="0" w:right="0"/>
+              <w:spacing w:before="20" w:after="20" w:line="240" w:lineRule="auto"/>
+              <w:jc w:val="center"/>
+            </w:pPr>
+            <w:r>
+              <w:t xml:space="preserve">0</w:t>
+            </w:r>
+          </w:p>
+        </w:tc>
+        <w:tc>
+          <w:tcPr>
+            <w:tcW w:w="1889" w:type="dxa"/>
+          </w:tcPr>
+          <w:p>
+            <w:pPr>
+              <w:pStyle w:val="Zkladntext"/>
+              <w:ind w:firstLine="0" w:left="0" w:right="0"/>
+              <w:spacing w:before="20" w:after="20" w:line="240" w:lineRule="auto"/>
+              <w:jc w:val="center"/>
+            </w:pPr>
+            <w:r>
+              <w:t xml:space="preserve">áno</w:t>
+            </w:r>
+          </w:p>
+        </w:tc>
+      </w:tr>
+    </w:tbl>
+    <w:p>
+      <w:pPr>
+        <w:pStyle w:val="Zkladntext"/>
+      </w:pPr>
+      <w:r>
+        <w:t xml:space="preserve"/>
+      </w:r>
+    </w:p>
+    <w:p>
+      <w:pPr>
+        <w:pStyle w:val="Zkladntext"/>
+      </w:pPr>
+      <w:r>
+        <w:t xml:space="preserve">P4 — vetvenie, rozptyl len z kritickej cesty: Nekritická vetva má rezervu, preto do rozptylu projektu nevstupuje.</w:t>
+      </w:r>
+    </w:p>
+    <w:p>
+      <w:pPr>
+        <w:pStyle w:val="Titulek"/>
+      </w:pPr>
+      <w:r>
+        <w:t xml:space="preserve">Tab. 7.10 [doplniť popis tabuľky]</w:t>
+      </w:r>
+    </w:p>
+    <w:tbl>
+      <w:tblPr>
+        <w:tblW w:w="9064" w:type="dxa"/>
+        <w:tblLayout w:type="fixed"/>
+        <w:tblBorders>
+          <w:top w:val="single" w:sz="4" w:space="0" w:color="auto"/>
+          <w:left w:val="single" w:sz="4" w:space="0" w:color="auto"/>
+          <w:bottom w:val="single" w:sz="4" w:space="0" w:color="auto"/>
+          <w:right w:val="single" w:sz="4" w:space="0" w:color="auto"/>
+          <w:insideH w:val="single" w:sz="4" w:space="0" w:color="auto"/>
+          <w:insideV w:val="single" w:sz="4" w:space="0" w:color="auto"/>
+        </w:tblBorders>
+        <w:tblLook w:val="04A0" w:firstRow="1" w:lastRow="0" w:firstColumn="1" w:lastColumn="0" w:noHBand="0" w:noVBand="1"/>
+      </w:tblPr>
+      <w:tblGrid>
+        <w:gridCol w:w="1322"/>
+        <w:gridCol w:w="755"/>
+        <w:gridCol w:w="755"/>
+        <w:gridCol w:w="755"/>
+        <w:gridCol w:w="755"/>
+        <w:gridCol w:w="1133"/>
+        <w:gridCol w:w="1700"/>
+        <w:gridCol w:w="1889"/>
+      </w:tblGrid>
+      <w:tr>
+        <w:trPr>
+          <w:tblHeader/>
+        </w:trPr>
+        <w:tc>
+          <w:tcPr>
+            <w:tcW w:w="1322" w:type="dxa"/>
+          </w:tcPr>
+          <w:p>
+            <w:pPr>
+              <w:pStyle w:val="Zkladntext"/>
+              <w:ind w:firstLine="0" w:left="0" w:right="0"/>
+              <w:spacing w:before="20" w:after="20" w:line="240" w:lineRule="auto"/>
+              <w:jc w:val="center"/>
+            </w:pPr>
+            <w:r>
+              <w:rPr>
+                <w:b/>
+              </w:rPr>
+              <w:t xml:space="preserve">Úloha</w:t>
+            </w:r>
+          </w:p>
+        </w:tc>
+        <w:tc>
+          <w:tcPr>
+            <w:tcW w:w="755" w:type="dxa"/>
+          </w:tcPr>
+          <w:p>
+            <w:pPr>
+              <w:pStyle w:val="Zkladntext"/>
+              <w:ind w:firstLine="0" w:left="0" w:right="0"/>
+              <w:spacing w:before="20" w:after="20" w:line="240" w:lineRule="auto"/>
+              <w:jc w:val="center"/>
+            </w:pPr>
+            <w:r>
+              <w:rPr>
+                <w:b/>
+              </w:rPr>
+              <w:t xml:space="preserve">a</w:t>
+            </w:r>
+          </w:p>
+        </w:tc>
+        <w:tc>
+          <w:tcPr>
+            <w:tcW w:w="755" w:type="dxa"/>
+          </w:tcPr>
+          <w:p>
+            <w:pPr>
+              <w:pStyle w:val="Zkladntext"/>
+              <w:ind w:firstLine="0" w:left="0" w:right="0"/>
+              <w:spacing w:before="20" w:after="20" w:line="240" w:lineRule="auto"/>
+              <w:jc w:val="center"/>
+            </w:pPr>
+            <w:r>
+              <w:rPr>
+                <w:b/>
+              </w:rPr>
+              <w:t xml:space="preserve">m</w:t>
+            </w:r>
+          </w:p>
+        </w:tc>
+        <w:tc>
+          <w:tcPr>
+            <w:tcW w:w="755" w:type="dxa"/>
+          </w:tcPr>
+          <w:p>
+            <w:pPr>
+              <w:pStyle w:val="Zkladntext"/>
+              <w:ind w:firstLine="0" w:left="0" w:right="0"/>
+              <w:spacing w:before="20" w:after="20" w:line="240" w:lineRule="auto"/>
+              <w:jc w:val="center"/>
+            </w:pPr>
+            <w:r>
+              <w:rPr>
+                <w:b/>
+              </w:rPr>
+              <w:t xml:space="preserve">b</w:t>
+            </w:r>
+          </w:p>
+        </w:tc>
+        <w:tc>
+          <w:tcPr>
+            <w:tcW w:w="755" w:type="dxa"/>
+          </w:tcPr>
+          <w:p>
+            <w:pPr>
+              <w:pStyle w:val="Zkladntext"/>
+              <w:ind w:firstLine="0" w:left="0" w:right="0"/>
+              <w:spacing w:before="20" w:after="20" w:line="240" w:lineRule="auto"/>
+              <w:jc w:val="center"/>
+            </w:pPr>
+            <w:r>
+              <w:rPr>
+                <w:b/>
+              </w:rPr>
+              <w:t xml:space="preserve">E</w:t>
+            </w:r>
+          </w:p>
+        </w:tc>
+        <w:tc>
+          <w:tcPr>
+            <w:tcW w:w="1133" w:type="dxa"/>
+          </w:tcPr>
+          <w:p>
+            <w:pPr>
+              <w:pStyle w:val="Zkladntext"/>
+              <w:ind w:firstLine="0" w:left="0" w:right="0"/>
+              <w:spacing w:before="20" w:after="20" w:line="240" w:lineRule="auto"/>
+              <w:jc w:val="center"/>
+            </w:pPr>
+            <w:r>
+              <w:rPr>
+                <w:b/>
+              </w:rPr>
+              <w:t xml:space="preserve">σ</w:t>
+            </w:r>
+          </w:p>
+        </w:tc>
+        <w:tc>
+          <w:tcPr>
+            <w:tcW w:w="1700" w:type="dxa"/>
+          </w:tcPr>
+          <w:p>
+            <w:pPr>
+              <w:pStyle w:val="Zkladntext"/>
+              <w:ind w:firstLine="0" w:left="0" w:right="0"/>
+              <w:spacing w:before="20" w:after="20" w:line="240" w:lineRule="auto"/>
+              <w:jc w:val="center"/>
+            </w:pPr>
+            <w:r>
+              <w:rPr>
+                <w:b/>
+              </w:rPr>
+              <w:t xml:space="preserve">Rozptyl</w:t>
+            </w:r>
+          </w:p>
+        </w:tc>
+        <w:tc>
+          <w:tcPr>
+            <w:tcW w:w="1889" w:type="dxa"/>
+          </w:tcPr>
+          <w:p>
+            <w:pPr>
+              <w:pStyle w:val="Zkladntext"/>
+              <w:ind w:firstLine="0" w:left="0" w:right="0"/>
+              <w:spacing w:before="20" w:after="20" w:line="240" w:lineRule="auto"/>
+              <w:jc w:val="center"/>
+            </w:pPr>
+            <w:r>
+              <w:rPr>
+                <w:b/>
+              </w:rPr>
+              <w:t xml:space="preserve">Kritická</w:t>
+            </w:r>
+          </w:p>
+        </w:tc>
+      </w:tr>
+      <w:tr>
+        <w:tc>
+          <w:tcPr>
+            <w:tcW w:w="1322" w:type="dxa"/>
+          </w:tcPr>
+          <w:p>
+            <w:pPr>
+              <w:pStyle w:val="Zkladntext"/>
+              <w:ind w:firstLine="0" w:left="0" w:right="0"/>
+              <w:spacing w:before="20" w:after="20" w:line="240" w:lineRule="auto"/>
+              <w:jc w:val="center"/>
+            </w:pPr>
+            <w:r>
+              <w:t xml:space="preserve">A</w:t>
+            </w:r>
+          </w:p>
+        </w:tc>
+        <w:tc>
+          <w:tcPr>
+            <w:tcW w:w="755" w:type="dxa"/>
+          </w:tcPr>
+          <w:p>
+            <w:pPr>
+              <w:pStyle w:val="Zkladntext"/>
+              <w:ind w:firstLine="0" w:left="0" w:right="0"/>
+              <w:spacing w:before="20" w:after="20" w:line="240" w:lineRule="auto"/>
+              <w:jc w:val="center"/>
+            </w:pPr>
+            <w:r>
+              <w:t xml:space="preserve">1</w:t>
+            </w:r>
+          </w:p>
+        </w:tc>
+        <w:tc>
+          <w:tcPr>
+            <w:tcW w:w="755" w:type="dxa"/>
+          </w:tcPr>
+          <w:p>
+            <w:pPr>
+              <w:pStyle w:val="Zkladntext"/>
+              <w:ind w:firstLine="0" w:left="0" w:right="0"/>
+              <w:spacing w:before="20" w:after="20" w:line="240" w:lineRule="auto"/>
+              <w:jc w:val="center"/>
+            </w:pPr>
+            <w:r>
+              <w:t xml:space="preserve">2</w:t>
+            </w:r>
+          </w:p>
+        </w:tc>
+        <w:tc>
+          <w:tcPr>
+            <w:tcW w:w="755" w:type="dxa"/>
+          </w:tcPr>
+          <w:p>
+            <w:pPr>
+              <w:pStyle w:val="Zkladntext"/>
+              <w:ind w:firstLine="0" w:left="0" w:right="0"/>
+              <w:spacing w:before="20" w:after="20" w:line="240" w:lineRule="auto"/>
+              <w:jc w:val="center"/>
+            </w:pPr>
+            <w:r>
+              <w:t xml:space="preserve">3</w:t>
+            </w:r>
+          </w:p>
+        </w:tc>
+        <w:tc>
+          <w:tcPr>
+            <w:tcW w:w="755" w:type="dxa"/>
+          </w:tcPr>
+          <w:p>
+            <w:pPr>
+              <w:pStyle w:val="Zkladntext"/>
+              <w:ind w:firstLine="0" w:left="0" w:right="0"/>
+              <w:spacing w:before="20" w:after="20" w:line="240" w:lineRule="auto"/>
+              <w:jc w:val="center"/>
+            </w:pPr>
+            <w:r>
+              <w:t xml:space="preserve">2</w:t>
+            </w:r>
+          </w:p>
+        </w:tc>
+        <w:tc>
+          <w:tcPr>
+            <w:tcW w:w="1133" w:type="dxa"/>
+          </w:tcPr>
+          <w:p>
+            <w:pPr>
+              <w:pStyle w:val="Zkladntext"/>
+              <w:ind w:firstLine="0" w:left="0" w:right="0"/>
+              <w:spacing w:before="20" w:after="20" w:line="240" w:lineRule="auto"/>
+              <w:jc w:val="center"/>
+            </w:pPr>
+            <w:r>
+              <w:t xml:space="preserve">0.33</w:t>
+            </w:r>
+          </w:p>
+        </w:tc>
+        <w:tc>
+          <w:tcPr>
+            <w:tcW w:w="1700" w:type="dxa"/>
+          </w:tcPr>
+          <w:p>
+            <w:pPr>
+              <w:pStyle w:val="Zkladntext"/>
+              <w:ind w:firstLine="0" w:left="0" w:right="0"/>
+              <w:spacing w:before="20" w:after="20" w:line="240" w:lineRule="auto"/>
+              <w:jc w:val="center"/>
+            </w:pPr>
+            <w:r>
+              <w:t xml:space="preserve">0.111</w:t>
+            </w:r>
+          </w:p>
+        </w:tc>
+        <w:tc>
+          <w:tcPr>
+            <w:tcW w:w="1889" w:type="dxa"/>
+          </w:tcPr>
+          <w:p>
+            <w:pPr>
+              <w:pStyle w:val="Zkladntext"/>
+              <w:ind w:firstLine="0" w:left="0" w:right="0"/>
+              <w:spacing w:before="20" w:after="20" w:line="240" w:lineRule="auto"/>
+              <w:jc w:val="center"/>
+            </w:pPr>
+            <w:r>
+              <w:t xml:space="preserve">áno</w:t>
+            </w:r>
+          </w:p>
+        </w:tc>
+      </w:tr>
+      <w:tr>
+        <w:tc>
+          <w:tcPr>
+            <w:tcW w:w="1322" w:type="dxa"/>
+          </w:tcPr>
+          <w:p>
+            <w:pPr>
+              <w:pStyle w:val="Zkladntext"/>
+              <w:ind w:firstLine="0" w:left="0" w:right="0"/>
+              <w:spacing w:before="20" w:after="20" w:line="240" w:lineRule="auto"/>
+              <w:jc w:val="center"/>
+            </w:pPr>
+            <w:r>
+              <w:t xml:space="preserve">B</w:t>
+            </w:r>
+          </w:p>
+        </w:tc>
+        <w:tc>
+          <w:tcPr>
+            <w:tcW w:w="755" w:type="dxa"/>
+          </w:tcPr>
+          <w:p>
+            <w:pPr>
+              <w:pStyle w:val="Zkladntext"/>
+              <w:ind w:firstLine="0" w:left="0" w:right="0"/>
+              <w:spacing w:before="20" w:after="20" w:line="240" w:lineRule="auto"/>
+              <w:jc w:val="center"/>
+            </w:pPr>
+            <w:r>
+              <w:t xml:space="preserve">1</w:t>
+            </w:r>
+          </w:p>
+        </w:tc>
+        <w:tc>
+          <w:tcPr>
+            <w:tcW w:w="755" w:type="dxa"/>
+          </w:tcPr>
+          <w:p>
+            <w:pPr>
+              <w:pStyle w:val="Zkladntext"/>
+              <w:ind w:firstLine="0" w:left="0" w:right="0"/>
+              <w:spacing w:before="20" w:after="20" w:line="240" w:lineRule="auto"/>
+              <w:jc w:val="center"/>
+            </w:pPr>
+            <w:r>
+              <w:t xml:space="preserve">2</w:t>
+            </w:r>
+          </w:p>
+        </w:tc>
+        <w:tc>
+          <w:tcPr>
+            <w:tcW w:w="755" w:type="dxa"/>
+          </w:tcPr>
+          <w:p>
+            <w:pPr>
+              <w:pStyle w:val="Zkladntext"/>
+              <w:ind w:firstLine="0" w:left="0" w:right="0"/>
+              <w:spacing w:before="20" w:after="20" w:line="240" w:lineRule="auto"/>
+              <w:jc w:val="center"/>
+            </w:pPr>
+            <w:r>
+              <w:t xml:space="preserve">9</w:t>
+            </w:r>
+          </w:p>
+        </w:tc>
+        <w:tc>
+          <w:tcPr>
+            <w:tcW w:w="755" w:type="dxa"/>
+          </w:tcPr>
+          <w:p>
+            <w:pPr>
+              <w:pStyle w:val="Zkladntext"/>
+              <w:ind w:firstLine="0" w:left="0" w:right="0"/>
+              <w:spacing w:before="20" w:after="20" w:line="240" w:lineRule="auto"/>
+              <w:jc w:val="center"/>
+            </w:pPr>
+            <w:r>
+              <w:t xml:space="preserve">3</w:t>
+            </w:r>
+          </w:p>
+        </w:tc>
+        <w:tc>
+          <w:tcPr>
+            <w:tcW w:w="1133" w:type="dxa"/>
+          </w:tcPr>
+          <w:p>
+            <w:pPr>
+              <w:pStyle w:val="Zkladntext"/>
+              <w:ind w:firstLine="0" w:left="0" w:right="0"/>
+              <w:spacing w:before="20" w:after="20" w:line="240" w:lineRule="auto"/>
+              <w:jc w:val="center"/>
+            </w:pPr>
+            <w:r>
+              <w:t xml:space="preserve">1.33</w:t>
+            </w:r>
+          </w:p>
+        </w:tc>
+        <w:tc>
+          <w:tcPr>
+            <w:tcW w:w="1700" w:type="dxa"/>
+          </w:tcPr>
+          <w:p>
+            <w:pPr>
+              <w:pStyle w:val="Zkladntext"/>
+              <w:ind w:firstLine="0" w:left="0" w:right="0"/>
+              <w:spacing w:before="20" w:after="20" w:line="240" w:lineRule="auto"/>
+              <w:jc w:val="center"/>
+            </w:pPr>
+            <w:r>
+              <w:t xml:space="preserve">1.778</w:t>
+            </w:r>
+          </w:p>
+        </w:tc>
+        <w:tc>
+          <w:tcPr>
+            <w:tcW w:w="1889" w:type="dxa"/>
+          </w:tcPr>
+          <w:p>
+            <w:pPr>
+              <w:pStyle w:val="Zkladntext"/>
+              <w:ind w:firstLine="0" w:left="0" w:right="0"/>
+              <w:spacing w:before="20" w:after="20" w:line="240" w:lineRule="auto"/>
+              <w:jc w:val="center"/>
+            </w:pPr>
+            <w:r>
+              <w:t xml:space="preserve">nie</w:t>
+            </w:r>
+          </w:p>
+        </w:tc>
+      </w:tr>
+      <w:tr>
+        <w:tc>
+          <w:tcPr>
+            <w:tcW w:w="1322" w:type="dxa"/>
+          </w:tcPr>
+          <w:p>
+            <w:pPr>
+              <w:pStyle w:val="Zkladntext"/>
+              <w:ind w:firstLine="0" w:left="0" w:right="0"/>
+              <w:spacing w:before="20" w:after="20" w:line="240" w:lineRule="auto"/>
+              <w:jc w:val="center"/>
+            </w:pPr>
+            <w:r>
+              <w:t xml:space="preserve">C</w:t>
+            </w:r>
+          </w:p>
+        </w:tc>
+        <w:tc>
+          <w:tcPr>
+            <w:tcW w:w="755" w:type="dxa"/>
+          </w:tcPr>
+          <w:p>
+            <w:pPr>
+              <w:pStyle w:val="Zkladntext"/>
+              <w:ind w:firstLine="0" w:left="0" w:right="0"/>
+              <w:spacing w:before="20" w:after="20" w:line="240" w:lineRule="auto"/>
+              <w:jc w:val="center"/>
+            </w:pPr>
+            <w:r>
+              <w:t xml:space="preserve">3</w:t>
+            </w:r>
+          </w:p>
+        </w:tc>
+        <w:tc>
+          <w:tcPr>
+            <w:tcW w:w="755" w:type="dxa"/>
+          </w:tcPr>
+          <w:p>
+            <w:pPr>
+              <w:pStyle w:val="Zkladntext"/>
+              <w:ind w:firstLine="0" w:left="0" w:right="0"/>
+              <w:spacing w:before="20" w:after="20" w:line="240" w:lineRule="auto"/>
+              <w:jc w:val="center"/>
+            </w:pPr>
+            <w:r>
+              <w:t xml:space="preserve">5</w:t>
+            </w:r>
+          </w:p>
+        </w:tc>
+        <w:tc>
+          <w:tcPr>
+            <w:tcW w:w="755" w:type="dxa"/>
+          </w:tcPr>
+          <w:p>
+            <w:pPr>
+              <w:pStyle w:val="Zkladntext"/>
+              <w:ind w:firstLine="0" w:left="0" w:right="0"/>
+              <w:spacing w:before="20" w:after="20" w:line="240" w:lineRule="auto"/>
+              <w:jc w:val="center"/>
+            </w:pPr>
+            <w:r>
+              <w:t xml:space="preserve">7</w:t>
+            </w:r>
+          </w:p>
+        </w:tc>
+        <w:tc>
+          <w:tcPr>
+            <w:tcW w:w="755" w:type="dxa"/>
+          </w:tcPr>
+          <w:p>
+            <w:pPr>
+              <w:pStyle w:val="Zkladntext"/>
+              <w:ind w:firstLine="0" w:left="0" w:right="0"/>
+              <w:spacing w:before="20" w:after="20" w:line="240" w:lineRule="auto"/>
+              <w:jc w:val="center"/>
+            </w:pPr>
+            <w:r>
+              <w:t xml:space="preserve">5</w:t>
+            </w:r>
+          </w:p>
+        </w:tc>
+        <w:tc>
+          <w:tcPr>
+            <w:tcW w:w="1133" w:type="dxa"/>
+          </w:tcPr>
+          <w:p>
+            <w:pPr>
+              <w:pStyle w:val="Zkladntext"/>
+              <w:ind w:firstLine="0" w:left="0" w:right="0"/>
+              <w:spacing w:before="20" w:after="20" w:line="240" w:lineRule="auto"/>
+              <w:jc w:val="center"/>
+            </w:pPr>
+            <w:r>
+              <w:t xml:space="preserve">0.67</w:t>
+            </w:r>
+          </w:p>
+        </w:tc>
+        <w:tc>
+          <w:tcPr>
+            <w:tcW w:w="1700" w:type="dxa"/>
+          </w:tcPr>
+          <w:p>
+            <w:pPr>
+              <w:pStyle w:val="Zkladntext"/>
+              <w:ind w:firstLine="0" w:left="0" w:right="0"/>
+              <w:spacing w:before="20" w:after="20" w:line="240" w:lineRule="auto"/>
+              <w:jc w:val="center"/>
+            </w:pPr>
+            <w:r>
+              <w:t xml:space="preserve">0.444</w:t>
+            </w:r>
+          </w:p>
+        </w:tc>
+        <w:tc>
+          <w:tcPr>
+            <w:tcW w:w="1889" w:type="dxa"/>
+          </w:tcPr>
+          <w:p>
+            <w:pPr>
+              <w:pStyle w:val="Zkladntext"/>
+              <w:ind w:firstLine="0" w:left="0" w:right="0"/>
+              <w:spacing w:before="20" w:after="20" w:line="240" w:lineRule="auto"/>
+              <w:jc w:val="center"/>
+            </w:pPr>
+            <w:r>
+              <w:t xml:space="preserve">áno</w:t>
+            </w:r>
+          </w:p>
+        </w:tc>
+      </w:tr>
+      <w:tr>
+        <w:tc>
+          <w:tcPr>
+            <w:tcW w:w="1322" w:type="dxa"/>
+          </w:tcPr>
+          <w:p>
+            <w:pPr>
+              <w:pStyle w:val="Zkladntext"/>
+              <w:ind w:firstLine="0" w:left="0" w:right="0"/>
+              <w:spacing w:before="20" w:after="20" w:line="240" w:lineRule="auto"/>
+              <w:jc w:val="center"/>
+            </w:pPr>
+            <w:r>
+              <w:t xml:space="preserve">D</w:t>
+            </w:r>
+          </w:p>
+        </w:tc>
+        <w:tc>
+          <w:tcPr>
+            <w:tcW w:w="755" w:type="dxa"/>
+          </w:tcPr>
+          <w:p>
+            <w:pPr>
+              <w:pStyle w:val="Zkladntext"/>
+              <w:ind w:firstLine="0" w:left="0" w:right="0"/>
+              <w:spacing w:before="20" w:after="20" w:line="240" w:lineRule="auto"/>
+              <w:jc w:val="center"/>
+            </w:pPr>
+            <w:r>
+              <w:t xml:space="preserve">1</w:t>
+            </w:r>
+          </w:p>
+        </w:tc>
+        <w:tc>
+          <w:tcPr>
+            <w:tcW w:w="755" w:type="dxa"/>
+          </w:tcPr>
+          <w:p>
+            <w:pPr>
+              <w:pStyle w:val="Zkladntext"/>
+              <w:ind w:firstLine="0" w:left="0" w:right="0"/>
+              <w:spacing w:before="20" w:after="20" w:line="240" w:lineRule="auto"/>
+              <w:jc w:val="center"/>
+            </w:pPr>
+            <w:r>
+              <w:t xml:space="preserve">1</w:t>
+            </w:r>
+          </w:p>
+        </w:tc>
+        <w:tc>
+          <w:tcPr>
+            <w:tcW w:w="755" w:type="dxa"/>
+          </w:tcPr>
+          <w:p>
+            <w:pPr>
+              <w:pStyle w:val="Zkladntext"/>
+              <w:ind w:firstLine="0" w:left="0" w:right="0"/>
+              <w:spacing w:before="20" w:after="20" w:line="240" w:lineRule="auto"/>
+              <w:jc w:val="center"/>
+            </w:pPr>
+            <w:r>
+              <w:t xml:space="preserve">1</w:t>
+            </w:r>
+          </w:p>
+        </w:tc>
+        <w:tc>
+          <w:tcPr>
+            <w:tcW w:w="755" w:type="dxa"/>
+          </w:tcPr>
+          <w:p>
+            <w:pPr>
+              <w:pStyle w:val="Zkladntext"/>
+              <w:ind w:firstLine="0" w:left="0" w:right="0"/>
+              <w:spacing w:before="20" w:after="20" w:line="240" w:lineRule="auto"/>
+              <w:jc w:val="center"/>
+            </w:pPr>
+            <w:r>
+              <w:t xml:space="preserve">1</w:t>
+            </w:r>
+          </w:p>
+        </w:tc>
+        <w:tc>
+          <w:tcPr>
+            <w:tcW w:w="1133" w:type="dxa"/>
+          </w:tcPr>
+          <w:p>
+            <w:pPr>
+              <w:pStyle w:val="Zkladntext"/>
+              <w:ind w:firstLine="0" w:left="0" w:right="0"/>
+              <w:spacing w:before="20" w:after="20" w:line="240" w:lineRule="auto"/>
+              <w:jc w:val="center"/>
+            </w:pPr>
+            <w:r>
+              <w:t xml:space="preserve">0</w:t>
+            </w:r>
+          </w:p>
+        </w:tc>
+        <w:tc>
+          <w:tcPr>
+            <w:tcW w:w="1700" w:type="dxa"/>
+          </w:tcPr>
+          <w:p>
+            <w:pPr>
+              <w:pStyle w:val="Zkladntext"/>
+              <w:ind w:firstLine="0" w:left="0" w:right="0"/>
+              <w:spacing w:before="20" w:after="20" w:line="240" w:lineRule="auto"/>
+              <w:jc w:val="center"/>
+            </w:pPr>
+            <w:r>
+              <w:t xml:space="preserve">0</w:t>
+            </w:r>
+          </w:p>
+        </w:tc>
+        <w:tc>
+          <w:tcPr>
+            <w:tcW w:w="1889" w:type="dxa"/>
+          </w:tcPr>
+          <w:p>
+            <w:pPr>
+              <w:pStyle w:val="Zkladntext"/>
+              <w:ind w:firstLine="0" w:left="0" w:right="0"/>
+              <w:spacing w:before="20" w:after="20" w:line="240" w:lineRule="auto"/>
+              <w:jc w:val="center"/>
+            </w:pPr>
+            <w:r>
+              <w:t xml:space="preserve">áno</w:t>
+            </w:r>
+          </w:p>
+        </w:tc>
+      </w:tr>
+    </w:tbl>
+    <w:p>
+      <w:pPr>
+        <w:pStyle w:val="Zkladntext"/>
+      </w:pPr>
+      <w:r>
+        <w:t xml:space="preserve"/>
+      </w:r>
+    </w:p>
+    <w:p>
+      <w:pPr>
+        <w:pStyle w:val="Zkladntext"/>
+      </w:pPr>
+      <w:r>
+        <w:t xml:space="preserve">Príklad P5 overuje výpočet pravdepodobnosti dodržania termínu. Pri očakávanom trvaní 12 dní a smerodajnej odchýlke 2.24 dňa vychádza pre termín 14 dní pravdepodobnosť 81.5 %, čo sa zhoduje s hodnotou odvodenou z distribučnej funkcie normálneho rozdelenia.</w:t>
+      </w:r>
+    </w:p>
+    <w:p>
+      <w:pPr>
+        <w:pStyle w:val="Zkladntext"/>
+      </w:pPr>
+      <w:r>
+        <w:t xml:space="preserve">Príklad P6 overuje hraničný prípad, v ktorom sa všetky tri odhady rovnajú. Rozptyl je potom nulový, výsledok sa zhoduje s deterministickým výpočtom kritickej cesty a pravdepodobnosť dodržania termínu je jednotková.</w:t>
+      </w:r>
+    </w:p>
+    <w:p>
+      <w:pPr>
+        <w:pStyle w:val="Zkladntext"/>
+      </w:pPr>
+      <w:r>
+        <w:t xml:space="preserve">Výpočet vychádza z predpokladu, že trvanie projektu má približne normálne rozdelenie a že rozptyly úloh na kritickej ceste sú navzájom nezávislé. Pri sieťach s viacerými takmer rovnako dlhými cestami tento predpoklad podhodnocuje skutočnú neistotu — ide o známe obmedzenie metódy PERT.</w:t>
       </w:r>
     </w:p>
     <w:p>
@@ -15293,7 +17067,7 @@
         <w:pStyle w:val="Nadpis2"/>
       </w:pPr>
       <w:r>
-        <w:t xml:space="preserve">Výkonnostné testovanie</w:t>
+        <w:t xml:space="preserve">Funkčné a výkonnostné testovanie</w:t>
       </w:r>
     </w:p>
     <w:p>
@@ -15317,7 +17091,7 @@
         <w:pStyle w:val="Titulek"/>
       </w:pPr>
       <w:r>
-        <w:t xml:space="preserve">Tab. 7.8 [doplniť popis tabuľky]</w:t>
+        <w:t xml:space="preserve">Tab. 7.11 [doplniť popis tabuľky]</w:t>
       </w:r>
     </w:p>
     <w:tbl>
@@ -15918,6 +17692,230 @@
     </w:p>
     <w:p>
       <w:pPr>
+        <w:pStyle w:val="Zkladntext"/>
+      </w:pPr>
+      <w:r>
+        <w:t xml:space="preserve">Počas vývoja bolo identifikovaných a opravených 8 signifikantných chýb. Každá bola zdokumentovaná v Obsidian knowledge base s popisom príčiny, dopadom a implementovaným riešením.</w:t>
+      </w:r>
+    </w:p>
+    <w:p>
+      <w:pPr>
+        <w:pStyle w:val="Zkladntext"/>
+      </w:pPr>
+      <w:r>
+        <w:t xml:space="preserve">Symptóm: AttributeError: 'FigureCanvasTkAgg' object has no attribute 'bind' pri otvorení záložky Gantt alebo CPM Network.</w:t>
+      </w:r>
+    </w:p>
+    <w:p>
+      <w:pPr>
+        <w:pStyle w:val="Zkladntext"/>
+      </w:pPr>
+      <w:r>
+        <w:t xml:space="preserve">Príčina: CTkFrame interne používa atribút self._canvas pre vlastné Tkinter plátno. Priradenie self._canvas = FigureCanvasTkAgg(...) prepísalo tento interný atribút, čo spôsobilo pád pri volaní metódy bind() na CTkFrame.</w:t>
+      </w:r>
+    </w:p>
+    <w:p>
+      <w:pPr>
+        <w:pStyle w:val="Zkladntext"/>
+      </w:pPr>
+      <w:r>
+        <w:t xml:space="preserve">Riešenie: Premenovanie na self._mpl_canvas vo všetkých výskytoch. Nahradenie bind("&lt;Destroy&gt;") za destroy() override, ktorý explicitne uvoľní matplotlib zdroje.</w:t>
+      </w:r>
+    </w:p>
+    <w:p>
+      <w:pPr>
+        <w:pStyle w:val="Zkladntext"/>
+      </w:pPr>
+      <w:r>
+        <w:t xml:space="preserve">Symptóm: Znaky š, č, ž, ľ, á, é, ú sa v exportovanom PDF zobrazujú ako čierne obdĺžniky.</w:t>
+      </w:r>
+    </w:p>
+    <w:p>
+      <w:pPr>
+        <w:pStyle w:val="Zkladntext"/>
+      </w:pPr>
+      <w:r>
+        <w:t xml:space="preserve">Príčina: Reportlab predvolene používa Helvetica (Type1 PostScript font), ktorá nepodporuje znaky Latin Extended-A (kódová stránka nad U+00FF).</w:t>
+      </w:r>
+    </w:p>
+    <w:p>
+      <w:pPr>
+        <w:pStyle w:val="Zkladntext"/>
+      </w:pPr>
+      <w:r>
+        <w:t xml:space="preserve">Riešenie: Registrácia TrueType fontu DejaVuSans z matplotlib bundle, ktorý kompletne pokrýva latinku vrátane slovenských diakritík.</w:t>
+      </w:r>
+    </w:p>
+    <w:p>
+      <w:pPr>
+        <w:pStyle w:val="Zkladntext"/>
+      </w:pPr>
+      <w:r>
+        <w:t xml:space="preserve">Symptóm: Dlhý názov projektu je v PDF banneri orezaný na polovicu výšky.</w:t>
+      </w:r>
+    </w:p>
+    <w:p>
+      <w:pPr>
+        <w:pStyle w:val="Zkladntext"/>
+      </w:pPr>
+      <w:r>
+        <w:t xml:space="preserve">Príčina: Reportlab Table s VALIGN=MIDDLE a automaticky vypočítanou výškou riadku orezáva text pri väčšom font size.</w:t>
+      </w:r>
+    </w:p>
+    <w:p>
+      <w:pPr>
+        <w:pStyle w:val="Zkladntext"/>
+      </w:pPr>
+      <w:r>
+        <w:t xml:space="preserve">Riešenie: Reorganizácia bannera na 2-riadkový layout s použitím SPAN a VALIGN=TOP, odstránenie splitLongWords a wordWrap z titulného štýlu.</w:t>
+      </w:r>
+    </w:p>
+    <w:p>
+      <w:pPr>
+        <w:pStyle w:val="Zkladntext"/>
+      </w:pPr>
+      <w:r>
+        <w:t xml:space="preserve">Symptóm: TypeError pri volaní color_blend(color, bg=BG_CARD) po migrácii na duálny dizajnový systém.</w:t>
+      </w:r>
+    </w:p>
+    <w:p>
+      <w:pPr>
+        <w:pStyle w:val="Zkladntext"/>
+      </w:pPr>
+      <w:r>
+        <w:t xml:space="preserve">Príčina: Funkcia color_blend() očakávala parameter bg ako jednoduchý hex string, ale po zavedení dual-mode tokenov je BG_CARD tuple (light, dark).</w:t>
+      </w:r>
+    </w:p>
+    <w:p>
+      <w:pPr>
+        <w:pStyle w:val="Zkladntext"/>
+      </w:pPr>
+      <w:r>
+        <w:t xml:space="preserve">Riešenie: Pridanie parametra dark: bool do signatúry color_blend() a implementácia pomocníka color_blend_dual(hex_tuple, alpha), ktorý generuje blend pre oba módy naraz.</w:t>
+      </w:r>
+    </w:p>
+    <w:p>
+      <w:pPr>
+        <w:pStyle w:val="Zkladntext"/>
+      </w:pPr>
+      <w:r>
+        <w:t xml:space="preserve">Symptóm: _tkinter.TclError: cannot use geometry manager pack inside ... which already has slaves managed by grid pri otvorení dashboardu.</w:t>
+      </w:r>
+    </w:p>
+    <w:p>
+      <w:pPr>
+        <w:pStyle w:val="Zkladntext"/>
+      </w:pPr>
+      <w:r>
+        <w:t xml:space="preserve">Príčina: Po refaktoringu pri zavedení scrollovateľného kontajnera bol matplotlib canvas vložený pomocou .pack() do rámca, ktorý pre ostatné widgety používal .grid(). Tkinter nepovoľuje miešanie geometry managerov.</w:t>
+      </w:r>
+    </w:p>
+    <w:p>
+      <w:pPr>
+        <w:pStyle w:val="Zkladntext"/>
+      </w:pPr>
+      <w:r>
+        <w:t xml:space="preserve">Riešenie: Zmena .pack() na .grid(row=1, column=0, sticky="nsew") s explicitnou konfiguráciou grid_rowconfigure(1, weight=1).</w:t>
+      </w:r>
+    </w:p>
+    <w:p>
+      <w:pPr>
+        <w:pStyle w:val="Zkladntext"/>
+      </w:pPr>
+      <w:r>
+        <w:t xml:space="preserve">Symptóm: Po páde pri inicializácii Dashboardu (BUG-05) každý klik na sidebar generuje AttributeError: '_tkinter.tkapp' object has no attribute 'content_area'.</w:t>
+      </w:r>
+    </w:p>
+    <w:p>
+      <w:pPr>
+        <w:pStyle w:val="Zkladntext"/>
+      </w:pPr>
+      <w:r>
+        <w:t xml:space="preserve">Príčina: Atribút self.content_area bol inicializovaný až v metóde show_main_layout(), nie v konštruktore __init__. Keď show_main_layout() padlo pred priradením atribútu, sidebar callbacks ho nemohli nájsť.</w:t>
+      </w:r>
+    </w:p>
+    <w:p>
+      <w:pPr>
+        <w:pStyle w:val="Zkladntext"/>
+      </w:pPr>
+      <w:r>
+        <w:t xml:space="preserve">Riešenie: Pridanie self.content_area = None do __init__ a použitie getattr(self, 'content_area', None) v handle_navigation() ako defensive check.</w:t>
+      </w:r>
+    </w:p>
+    <w:p>
+      <w:pPr>
+        <w:pStyle w:val="Zkladntext"/>
+      </w:pPr>
+      <w:r>
+        <w:t xml:space="preserve">Symptóm: KeyError: 0 pri otvorení ProjectView, TeamView, ProjectDetail.</w:t>
+      </w:r>
+    </w:p>
+    <w:p>
+      <w:pPr>
+        <w:pStyle w:val="Zkladntext"/>
+      </w:pPr>
+      <w:r>
+        <w:t xml:space="preserve">Príčina: UI kód pristupoval k dátam cez numerické indexy (user_data[0]) po tom, čo repozitárna vrstva začala vracať slovníky namiesto tuples.</w:t>
+      </w:r>
+    </w:p>
+    <w:p>
+      <w:pPr>
+        <w:pStyle w:val="Zkladntext"/>
+      </w:pPr>
+      <w:r>
+        <w:t xml:space="preserve">Riešenie: Náhrada všetkých numerických prístupov za pomenované kľúče (user_data["id"]) s defensive pattern pre spätú kompatibilitu: isinstance(data, dict) check.</w:t>
+      </w:r>
+    </w:p>
+    <w:p>
+      <w:pPr>
+        <w:pStyle w:val="Zkladntext"/>
+      </w:pPr>
+      <w:r>
+        <w:t xml:space="preserve">Symptóm: ValueError: transparency not allowed v CalendarView.</w:t>
+      </w:r>
+    </w:p>
+    <w:p>
+      <w:pPr>
+        <w:pStyle w:val="Zkladntext"/>
+      </w:pPr>
+      <w:r>
+        <w:t xml:space="preserve">Príčina: CustomTkinter akceptuje "transparent" ako fg_color, ale nie ako border_color.</w:t>
+      </w:r>
+    </w:p>
+    <w:p>
+      <w:pPr>
+        <w:pStyle w:val="Zkladntext"/>
+      </w:pPr>
+      <w:r>
+        <w:t xml:space="preserve">Riešenie: Podmienečné nastavenie border parametrov iba keď je bunka vybraná, pomocou **kwargs rozbalenia slovníka.</w:t>
+      </w:r>
+    </w:p>
+    <w:p>
+      <w:pPr>
+        <w:pStyle w:val="Zkladntext"/>
+      </w:pPr>
+      <w:r>
+        <w:t xml:space="preserve">Symptóm: Unit testy repozitárov zlyhajú s OperationalError: no such table hneď po prvom volaní repozitárnej funkcie.</w:t>
+      </w:r>
+    </w:p>
+    <w:p>
+      <w:pPr>
+        <w:pStyle w:val="Zkladntext"/>
+      </w:pPr>
+      <w:r>
+        <w:t xml:space="preserve">Príčina: Každý repozitár volá conn.close() v finally bloku. Pre SQLite databázu :memory: toto volanie nenávratne zničí všetky dáta vrátane tabuliek. Ďalší test teda dostane prázdnu databázu bez tabuliek.</w:t>
+      </w:r>
+    </w:p>
+    <w:p>
+      <w:pPr>
+        <w:pStyle w:val="Zkladntext"/>
+      </w:pPr>
+      <w:r>
+        <w:t xml:space="preserve">Riešenie: Wrapper trieda _NoCloseConn, ktorá potlačí volanie close() a prepustí všetky ostatné metódy cez __getattr__. Zároveň je nutné patchovať každý modul repozitára zvlášť (nie len base_repo.get_connection), pretože Python ukladá importované funkcie ako lokálne referencie v každom module.</w:t>
+      </w:r>
+    </w:p>
+    <w:p>
+      <w:pPr>
         <w:pStyle w:val="Nadpis2"/>
       </w:pPr>
       <w:r>
@@ -15939,7 +17937,7 @@
         <w:rPr>
           <w:highlight w:val="yellow"/>
         </w:rPr>
-        <w:t xml:space="preserve">Napísať nanovo — rovnaké zadanie pre viacerých používateľov, sledovať úspešnosť, čas, chyby, zozbierať spätnú väzbu dotazníkom.</w:t>
+        <w:t xml:space="preserve">Napísať nanovo — 8 až 12 používateľov z cieľovej skupiny, konkrétne úlohy v systéme, sledovanie úspešnosti a problémov, dotazník SUS doplnený o vlastné otázky a otvorenú otázku na problémy a návrhy.</w:t>
       </w:r>
     </w:p>
     <w:p>
@@ -15947,238 +17945,6 @@
         <w:pStyle w:val="Nadpis2"/>
       </w:pPr>
       <w:r>
-        <w:t xml:space="preserve">Zistené chyby a ich odstránenie</w:t>
-      </w:r>
-    </w:p>
-    <w:p>
-      <w:pPr>
-        <w:pStyle w:val="Zkladntext"/>
-      </w:pPr>
-      <w:r>
-        <w:t xml:space="preserve">Počas vývoja bolo identifikovaných a opravených 8 signifikantných chýb. Každá bola zdokumentovaná v Obsidian knowledge base s popisom príčiny, dopadom a implementovaným riešením.</w:t>
-      </w:r>
-    </w:p>
-    <w:p>
-      <w:pPr>
-        <w:pStyle w:val="Zkladntext"/>
-      </w:pPr>
-      <w:r>
-        <w:t xml:space="preserve">Symptóm: AttributeError: 'FigureCanvasTkAgg' object has no attribute 'bind' pri otvorení záložky Gantt alebo CPM Network.</w:t>
-      </w:r>
-    </w:p>
-    <w:p>
-      <w:pPr>
-        <w:pStyle w:val="Zkladntext"/>
-      </w:pPr>
-      <w:r>
-        <w:t xml:space="preserve">Príčina: CTkFrame interne používa atribút self._canvas pre vlastné Tkinter plátno. Priradenie self._canvas = FigureCanvasTkAgg(...) prepísalo tento interný atribút, čo spôsobilo pád pri volaní metódy bind() na CTkFrame.</w:t>
-      </w:r>
-    </w:p>
-    <w:p>
-      <w:pPr>
-        <w:pStyle w:val="Zkladntext"/>
-      </w:pPr>
-      <w:r>
-        <w:t xml:space="preserve">Riešenie: Premenovanie na self._mpl_canvas vo všetkých výskytoch. Nahradenie bind("&lt;Destroy&gt;") za destroy() override, ktorý explicitne uvoľní matplotlib zdroje.</w:t>
-      </w:r>
-    </w:p>
-    <w:p>
-      <w:pPr>
-        <w:pStyle w:val="Zkladntext"/>
-      </w:pPr>
-      <w:r>
-        <w:t xml:space="preserve">Symptóm: Znaky š, č, ž, ľ, á, é, ú sa v exportovanom PDF zobrazujú ako čierne obdĺžniky.</w:t>
-      </w:r>
-    </w:p>
-    <w:p>
-      <w:pPr>
-        <w:pStyle w:val="Zkladntext"/>
-      </w:pPr>
-      <w:r>
-        <w:t xml:space="preserve">Príčina: Reportlab predvolene používa Helvetica (Type1 PostScript font), ktorá nepodporuje znaky Latin Extended-A (kódová stránka nad U+00FF).</w:t>
-      </w:r>
-    </w:p>
-    <w:p>
-      <w:pPr>
-        <w:pStyle w:val="Zkladntext"/>
-      </w:pPr>
-      <w:r>
-        <w:t xml:space="preserve">Riešenie: Registrácia TrueType fontu DejaVuSans z matplotlib bundle, ktorý kompletne pokrýva latinku vrátane slovenských diakritík.</w:t>
-      </w:r>
-    </w:p>
-    <w:p>
-      <w:pPr>
-        <w:pStyle w:val="Zkladntext"/>
-      </w:pPr>
-      <w:r>
-        <w:t xml:space="preserve">Symptóm: Dlhý názov projektu je v PDF banneri orezaný na polovicu výšky.</w:t>
-      </w:r>
-    </w:p>
-    <w:p>
-      <w:pPr>
-        <w:pStyle w:val="Zkladntext"/>
-      </w:pPr>
-      <w:r>
-        <w:t xml:space="preserve">Príčina: Reportlab Table s VALIGN=MIDDLE a automaticky vypočítanou výškou riadku orezáva text pri väčšom font size.</w:t>
-      </w:r>
-    </w:p>
-    <w:p>
-      <w:pPr>
-        <w:pStyle w:val="Zkladntext"/>
-      </w:pPr>
-      <w:r>
-        <w:t xml:space="preserve">Riešenie: Reorganizácia bannera na 2-riadkový layout s použitím SPAN a VALIGN=TOP, odstránenie splitLongWords a wordWrap z titulného štýlu.</w:t>
-      </w:r>
-    </w:p>
-    <w:p>
-      <w:pPr>
-        <w:pStyle w:val="Zkladntext"/>
-      </w:pPr>
-      <w:r>
-        <w:t xml:space="preserve">Symptóm: TypeError pri volaní color_blend(color, bg=BG_CARD) po migrácii na duálny dizajnový systém.</w:t>
-      </w:r>
-    </w:p>
-    <w:p>
-      <w:pPr>
-        <w:pStyle w:val="Zkladntext"/>
-      </w:pPr>
-      <w:r>
-        <w:t xml:space="preserve">Príčina: Funkcia color_blend() očakávala parameter bg ako jednoduchý hex string, ale po zavedení dual-mode tokenov je BG_CARD tuple (light, dark).</w:t>
-      </w:r>
-    </w:p>
-    <w:p>
-      <w:pPr>
-        <w:pStyle w:val="Zkladntext"/>
-      </w:pPr>
-      <w:r>
-        <w:t xml:space="preserve">Riešenie: Pridanie parametra dark: bool do signatúry color_blend() a implementácia pomocníka color_blend_dual(hex_tuple, alpha), ktorý generuje blend pre oba módy naraz.</w:t>
-      </w:r>
-    </w:p>
-    <w:p>
-      <w:pPr>
-        <w:pStyle w:val="Zkladntext"/>
-      </w:pPr>
-      <w:r>
-        <w:t xml:space="preserve">Symptóm: _tkinter.TclError: cannot use geometry manager pack inside ... which already has slaves managed by grid pri otvorení dashboardu.</w:t>
-      </w:r>
-    </w:p>
-    <w:p>
-      <w:pPr>
-        <w:pStyle w:val="Zkladntext"/>
-      </w:pPr>
-      <w:r>
-        <w:t xml:space="preserve">Príčina: Po refaktoringu pri zavedení scrollovateľného kontajnera bol matplotlib canvas vložený pomocou .pack() do rámca, ktorý pre ostatné widgety používal .grid(). Tkinter nepovoľuje miešanie geometry managerov.</w:t>
-      </w:r>
-    </w:p>
-    <w:p>
-      <w:pPr>
-        <w:pStyle w:val="Zkladntext"/>
-      </w:pPr>
-      <w:r>
-        <w:t xml:space="preserve">Riešenie: Zmena .pack() na .grid(row=1, column=0, sticky="nsew") s explicitnou konfiguráciou grid_rowconfigure(1, weight=1).</w:t>
-      </w:r>
-    </w:p>
-    <w:p>
-      <w:pPr>
-        <w:pStyle w:val="Zkladntext"/>
-      </w:pPr>
-      <w:r>
-        <w:t xml:space="preserve">Symptóm: Po páde pri inicializácii Dashboardu (BUG-05) každý klik na sidebar generuje AttributeError: '_tkinter.tkapp' object has no attribute 'content_area'.</w:t>
-      </w:r>
-    </w:p>
-    <w:p>
-      <w:pPr>
-        <w:pStyle w:val="Zkladntext"/>
-      </w:pPr>
-      <w:r>
-        <w:t xml:space="preserve">Príčina: Atribút self.content_area bol inicializovaný až v metóde show_main_layout(), nie v konštruktore __init__. Keď show_main_layout() padlo pred priradením atribútu, sidebar callbacks ho nemohli nájsť.</w:t>
-      </w:r>
-    </w:p>
-    <w:p>
-      <w:pPr>
-        <w:pStyle w:val="Zkladntext"/>
-      </w:pPr>
-      <w:r>
-        <w:t xml:space="preserve">Riešenie: Pridanie self.content_area = None do __init__ a použitie getattr(self, 'content_area', None) v handle_navigation() ako defensive check.</w:t>
-      </w:r>
-    </w:p>
-    <w:p>
-      <w:pPr>
-        <w:pStyle w:val="Zkladntext"/>
-      </w:pPr>
-      <w:r>
-        <w:t xml:space="preserve">Symptóm: KeyError: 0 pri otvorení ProjectView, TeamView, ProjectDetail.</w:t>
-      </w:r>
-    </w:p>
-    <w:p>
-      <w:pPr>
-        <w:pStyle w:val="Zkladntext"/>
-      </w:pPr>
-      <w:r>
-        <w:t xml:space="preserve">Príčina: UI kód pristupoval k dátam cez numerické indexy (user_data[0]) po tom, čo repozitárna vrstva začala vracať slovníky namiesto tuples.</w:t>
-      </w:r>
-    </w:p>
-    <w:p>
-      <w:pPr>
-        <w:pStyle w:val="Zkladntext"/>
-      </w:pPr>
-      <w:r>
-        <w:t xml:space="preserve">Riešenie: Náhrada všetkých numerických prístupov za pomenované kľúče (user_data["id"]) s defensive pattern pre spätú kompatibilitu: isinstance(data, dict) check.</w:t>
-      </w:r>
-    </w:p>
-    <w:p>
-      <w:pPr>
-        <w:pStyle w:val="Zkladntext"/>
-      </w:pPr>
-      <w:r>
-        <w:t xml:space="preserve">Symptóm: ValueError: transparency not allowed v CalendarView.</w:t>
-      </w:r>
-    </w:p>
-    <w:p>
-      <w:pPr>
-        <w:pStyle w:val="Zkladntext"/>
-      </w:pPr>
-      <w:r>
-        <w:t xml:space="preserve">Príčina: CustomTkinter akceptuje "transparent" ako fg_color, ale nie ako border_color.</w:t>
-      </w:r>
-    </w:p>
-    <w:p>
-      <w:pPr>
-        <w:pStyle w:val="Zkladntext"/>
-      </w:pPr>
-      <w:r>
-        <w:t xml:space="preserve">Riešenie: Podmienečné nastavenie border parametrov iba keď je bunka vybraná, pomocou **kwargs rozbalenia slovníka.</w:t>
-      </w:r>
-    </w:p>
-    <w:p>
-      <w:pPr>
-        <w:pStyle w:val="Zkladntext"/>
-      </w:pPr>
-      <w:r>
-        <w:t xml:space="preserve">Symptóm: Unit testy repozitárov zlyhajú s OperationalError: no such table hneď po prvom volaní repozitárnej funkcie.</w:t>
-      </w:r>
-    </w:p>
-    <w:p>
-      <w:pPr>
-        <w:pStyle w:val="Zkladntext"/>
-      </w:pPr>
-      <w:r>
-        <w:t xml:space="preserve">Príčina: Každý repozitár volá conn.close() v finally bloku. Pre SQLite databázu :memory: toto volanie nenávratne zničí všetky dáta vrátane tabuliek. Ďalší test teda dostane prázdnu databázu bez tabuliek.</w:t>
-      </w:r>
-    </w:p>
-    <w:p>
-      <w:pPr>
-        <w:pStyle w:val="Zkladntext"/>
-      </w:pPr>
-      <w:r>
-        <w:t xml:space="preserve">Riešenie: Wrapper trieda _NoCloseConn, ktorá potlačí volanie close() a prepustí všetky ostatné metódy cez __getattr__. Zároveň je nutné patchovať každý modul repozitára zvlášť (nie len base_repo.get_connection), pretože Python ukladá importované funkcie ako lokálne referencie v každom module.</w:t>
-      </w:r>
-    </w:p>
-    <w:p>
-      <w:pPr>
-        <w:pStyle w:val="Nadpis2"/>
-      </w:pPr>
-      <w:r>
         <w:t xml:space="preserve">Vyhodnotenie splnenia požiadaviek</w:t>
       </w:r>
     </w:p>
@@ -16187,7 +17953,7 @@
         <w:pStyle w:val="Titulek"/>
       </w:pPr>
       <w:r>
-        <w:t xml:space="preserve">Tab. 7.9 [doplniť popis tabuľky]</w:t>
+        <w:t xml:space="preserve">Tab. 7.12 [doplniť popis tabuľky]</w:t>
       </w:r>
     </w:p>
     <w:tbl>
@@ -16935,15 +18701,7 @@
         <w:pStyle w:val="Nadpis1"/>
       </w:pPr>
       <w:r>
-        <w:t xml:space="preserve">Ekonomické hodnotenie</w:t>
-      </w:r>
-    </w:p>
-    <w:p>
-      <w:pPr>
-        <w:pStyle w:val="Nadpis2"/>
-      </w:pPr>
-      <w:r>
-        <w:t xml:space="preserve">Nákladová štruktúra riešenia</w:t>
+        <w:t xml:space="preserve">Ekonomické posúdenie</w:t>
       </w:r>
     </w:p>
     <w:p>
@@ -16961,7 +18719,33 @@
         <w:rPr>
           <w:highlight w:val="yellow"/>
         </w:rPr>
-        <w:t xml:space="preserve">Ponechať len položky doložiteľné cenníkom — vývoj, cloud, prevádzka, údržba, školenie.</w:t>
+        <w:t xml:space="preserve">Podľa vedúcej má ísť o modelové posúdenie pre zvolený typ organizácie. Cenový model a bod zvratu zaradiť len pri rozumne podložených predpokladoch.</w:t>
+      </w:r>
+    </w:p>
+    <w:p>
+      <w:pPr>
+        <w:pStyle w:val="Nadpis2"/>
+      </w:pPr>
+      <w:r>
+        <w:t xml:space="preserve">Nákladová štruktúra riešenia</w:t>
+      </w:r>
+    </w:p>
+    <w:p>
+      <w:pPr>
+        <w:pStyle w:val="Zkladntext"/>
+      </w:pPr>
+      <w:r>
+        <w:rPr>
+          <w:b/>
+          <w:highlight w:val="yellow"/>
+        </w:rPr>
+        <w:t xml:space="preserve">[DOPLNIŤ] </w:t>
+      </w:r>
+      <w:r>
+        <w:rPr>
+          <w:highlight w:val="yellow"/>
+        </w:rPr>
+        <w:t xml:space="preserve">Ponechať len položky doložiteľné cenníkom — vývoj, cloud, prevádzka, údržba, zaškolenie.</w:t>
       </w:r>
     </w:p>
     <w:p>
@@ -17491,7 +19275,7 @@
         <w:pStyle w:val="Nadpis2"/>
       </w:pPr>
       <w:r>
-        <w:t xml:space="preserve">Modelový príklad zavedenia systému v malej firme</w:t>
+        <w:t xml:space="preserve">Modelový príklad zavedenia v malej firme</w:t>
       </w:r>
     </w:p>
     <w:p>
@@ -17509,7 +19293,7 @@
         <w:rPr>
           <w:highlight w:val="yellow"/>
         </w:rPr>
-        <w:t xml:space="preserve">Napísať nanovo — konkrétny scenár: počet zamestnancov, projektov, hodinová sadzba. Porovnať súčasný spôsob plánovania proti zavedeniu systému.</w:t>
+        <w:t xml:space="preserve">Napísať nanovo — konkrétny scenár: počet zamestnancov, projektov a hodinová sadzba. Porovnať súčasný spôsob plánovania proti zavedeniu systému.</w:t>
       </w:r>
     </w:p>
     <w:p>
@@ -17517,7 +19301,7 @@
         <w:pStyle w:val="Nadpis2"/>
       </w:pPr>
       <w:r>
-        <w:t xml:space="preserve">Posúdenie návratnosti a bodu zvratu</w:t>
+        <w:t xml:space="preserve">Prínosy, scenáre a obmedzenia posúdenia</w:t>
       </w:r>
     </w:p>
     <w:p>
@@ -17535,7 +19319,7 @@
         <w:rPr>
           <w:highlight w:val="yellow"/>
         </w:rPr>
-        <w:t xml:space="preserve">Prepracovať na vlastný výpočet v troch scenároch — pesimistický, realistický, optimistický. Výpočty musia byť preskúšateľné.</w:t>
+        <w:t xml:space="preserve">Odhad prínosov v niekoľkých scenároch. Priznať obmedzenia — úspora času je odhad, nie meranie, a model vychádza z jedného typu organizácie.</w:t>
       </w:r>
     </w:p>
     <w:p>
@@ -18186,10 +19970,10 @@
     </w:p>
     <w:p>
       <w:pPr>
-        <w:pStyle w:val="Nadpis2"/>
-      </w:pPr>
-      <w:r>
-        <w:t xml:space="preserve">Cenový model</w:t>
+        <w:pStyle w:val="Nadpis1"/>
+      </w:pPr>
+      <w:r>
+        <w:t xml:space="preserve">Záver</w:t>
       </w:r>
     </w:p>
     <w:p>
@@ -18207,573 +19991,7 @@
         <w:rPr>
           <w:highlight w:val="yellow"/>
         </w:rPr>
-        <w:t xml:space="preserve">Skrátiť, odstrániť marketingový tón.</w:t>
-      </w:r>
-    </w:p>
-    <w:p>
-      <w:pPr>
-        <w:pStyle w:val="Zkladntext"/>
-      </w:pPr>
-      <w:r>
-        <w:t xml:space="preserve">Podľa analýzy OpenView Partners (2024) 57 % SaaS PM nástrojov využíva model per-seat pricing (platba za používateľa/mesiac), 28 % kombinuje freemium tier s plateným rozšírením a 15 % používá paušálny model (flat-rate). Medián vstupnej ceny plateného plánu pre SME segment činí $9/user/mesiac pri ročnej platbe [17].</w:t>
-      </w:r>
-    </w:p>
-    <w:p>
-      <w:pPr>
-        <w:pStyle w:val="Zkladntext"/>
-      </w:pPr>
-      <w:r>
-        <w:t xml:space="preserve">Freemium model (bezplatný základný plán + platené rozšírenie) je štatisticky najefektívnejším modelom pre akvizíciu nových zákazníkov v produktovom segmente s nízkou ARPU (Average Revenue Per User): miera konverzie free→paid pohybuje sa typicky v rozmedzí 3–8 % pri B2B SaaS nástrojoch s freemium ponukou [17].</w:t>
-      </w:r>
-    </w:p>
-    <w:p>
-      <w:pPr>
-        <w:pStyle w:val="Zkladntext"/>
-      </w:pPr>
-      <w:r>
-        <w:t xml:space="preserve">Na základe analýzy trhových cien (Tabuľka 7.2), WTP (Willingness to Pay) pre SME segment a nákladovej štruktúry navrhujeme nasledujúcu trojúrovňovú cenovú stratégiu pre ManagmentApp v2.0 (webová verzia):</w:t>
-      </w:r>
-    </w:p>
-    <w:p>
-      <w:pPr>
-        <w:pStyle w:val="Titulek"/>
-      </w:pPr>
-      <w:r>
-        <w:t xml:space="preserve">Tab. 8.3 [doplniť popis tabuľky]</w:t>
-      </w:r>
-    </w:p>
-    <w:tbl>
-      <w:tblPr>
-        <w:tblW w:w="9069" w:type="dxa"/>
-        <w:tblLayout w:type="fixed"/>
-        <w:tblBorders>
-          <w:top w:val="single" w:sz="4" w:space="0" w:color="auto"/>
-          <w:left w:val="single" w:sz="4" w:space="0" w:color="auto"/>
-          <w:bottom w:val="single" w:sz="4" w:space="0" w:color="auto"/>
-          <w:right w:val="single" w:sz="4" w:space="0" w:color="auto"/>
-          <w:insideH w:val="single" w:sz="4" w:space="0" w:color="auto"/>
-          <w:insideV w:val="single" w:sz="4" w:space="0" w:color="auto"/>
-        </w:tblBorders>
-        <w:tblLook w:val="04A0" w:firstRow="1" w:lastRow="0" w:firstColumn="1" w:lastColumn="0" w:noHBand="0" w:noVBand="1"/>
-      </w:tblPr>
-      <w:tblGrid>
-        <w:gridCol w:w="1451"/>
-        <w:gridCol w:w="1030"/>
-        <w:gridCol w:w="1693"/>
-        <w:gridCol w:w="1572"/>
-        <w:gridCol w:w="3323"/>
-      </w:tblGrid>
-      <w:tr>
-        <w:trPr>
-          <w:tblHeader/>
-        </w:trPr>
-        <w:tc>
-          <w:tcPr>
-            <w:tcW w:w="1451" w:type="dxa"/>
-          </w:tcPr>
-          <w:p>
-            <w:pPr>
-              <w:pStyle w:val="Zkladntext"/>
-              <w:ind w:firstLine="0" w:left="0" w:right="0"/>
-              <w:spacing w:before="20" w:after="20" w:line="240" w:lineRule="auto"/>
-              <w:jc w:val="center"/>
-            </w:pPr>
-            <w:r>
-              <w:rPr>
-                <w:b/>
-              </w:rPr>
-              <w:t xml:space="preserve">Plán</w:t>
-            </w:r>
-          </w:p>
-        </w:tc>
-        <w:tc>
-          <w:tcPr>
-            <w:tcW w:w="1030" w:type="dxa"/>
-          </w:tcPr>
-          <w:p>
-            <w:pPr>
-              <w:pStyle w:val="Zkladntext"/>
-              <w:ind w:firstLine="0" w:left="0" w:right="0"/>
-              <w:spacing w:before="20" w:after="20" w:line="240" w:lineRule="auto"/>
-              <w:jc w:val="center"/>
-            </w:pPr>
-            <w:r>
-              <w:rPr>
-                <w:b/>
-              </w:rPr>
-              <w:t xml:space="preserve">Cena</w:t>
-            </w:r>
-          </w:p>
-        </w:tc>
-        <w:tc>
-          <w:tcPr>
-            <w:tcW w:w="1693" w:type="dxa"/>
-          </w:tcPr>
-          <w:p>
-            <w:pPr>
-              <w:pStyle w:val="Zkladntext"/>
-              <w:ind w:firstLine="0" w:left="0" w:right="0"/>
-              <w:spacing w:before="20" w:after="20" w:line="240" w:lineRule="auto"/>
-              <w:jc w:val="center"/>
-            </w:pPr>
-            <w:r>
-              <w:rPr>
-                <w:b/>
-              </w:rPr>
-              <w:t xml:space="preserve">Používatelia</w:t>
-            </w:r>
-          </w:p>
-        </w:tc>
-        <w:tc>
-          <w:tcPr>
-            <w:tcW w:w="1572" w:type="dxa"/>
-          </w:tcPr>
-          <w:p>
-            <w:pPr>
-              <w:pStyle w:val="Zkladntext"/>
-              <w:ind w:firstLine="0" w:left="0" w:right="0"/>
-              <w:spacing w:before="20" w:after="20" w:line="240" w:lineRule="auto"/>
-              <w:jc w:val="center"/>
-            </w:pPr>
-            <w:r>
-              <w:rPr>
-                <w:b/>
-              </w:rPr>
-              <w:t xml:space="preserve">Projekty</w:t>
-            </w:r>
-          </w:p>
-        </w:tc>
-        <w:tc>
-          <w:tcPr>
-            <w:tcW w:w="3323" w:type="dxa"/>
-          </w:tcPr>
-          <w:p>
-            <w:pPr>
-              <w:pStyle w:val="Zkladntext"/>
-              <w:ind w:firstLine="0" w:left="0" w:right="0"/>
-              <w:spacing w:before="20" w:after="20" w:line="240" w:lineRule="auto"/>
-              <w:jc w:val="center"/>
-            </w:pPr>
-            <w:r>
-              <w:rPr>
-                <w:b/>
-              </w:rPr>
-              <w:t xml:space="preserve">Kľúčové funkcie</w:t>
-            </w:r>
-          </w:p>
-        </w:tc>
-      </w:tr>
-      <w:tr>
-        <w:tc>
-          <w:tcPr>
-            <w:tcW w:w="1451" w:type="dxa"/>
-          </w:tcPr>
-          <w:p>
-            <w:pPr>
-              <w:pStyle w:val="Zkladntext"/>
-              <w:ind w:firstLine="0" w:left="0" w:right="0"/>
-              <w:spacing w:before="20" w:after="20" w:line="240" w:lineRule="auto"/>
-              <w:jc w:val="center"/>
-            </w:pPr>
-            <w:r>
-              <w:t xml:space="preserve">Free</w:t>
-            </w:r>
-          </w:p>
-        </w:tc>
-        <w:tc>
-          <w:tcPr>
-            <w:tcW w:w="1030" w:type="dxa"/>
-          </w:tcPr>
-          <w:p>
-            <w:pPr>
-              <w:pStyle w:val="Zkladntext"/>
-              <w:ind w:firstLine="0" w:left="0" w:right="0"/>
-              <w:spacing w:before="20" w:after="20" w:line="240" w:lineRule="auto"/>
-              <w:jc w:val="center"/>
-            </w:pPr>
-            <w:r>
-              <w:t xml:space="preserve">€0 / mesiac</w:t>
-            </w:r>
-          </w:p>
-        </w:tc>
-        <w:tc>
-          <w:tcPr>
-            <w:tcW w:w="1693" w:type="dxa"/>
-          </w:tcPr>
-          <w:p>
-            <w:pPr>
-              <w:pStyle w:val="Zkladntext"/>
-              <w:ind w:firstLine="0" w:left="0" w:right="0"/>
-              <w:spacing w:before="20" w:after="20" w:line="240" w:lineRule="auto"/>
-              <w:jc w:val="center"/>
-            </w:pPr>
-            <w:r>
-              <w:t xml:space="preserve">až 5</w:t>
-            </w:r>
-          </w:p>
-        </w:tc>
-        <w:tc>
-          <w:tcPr>
-            <w:tcW w:w="1572" w:type="dxa"/>
-          </w:tcPr>
-          <w:p>
-            <w:pPr>
-              <w:pStyle w:val="Zkladntext"/>
-              <w:ind w:firstLine="0" w:left="0" w:right="0"/>
-              <w:spacing w:before="20" w:after="20" w:line="240" w:lineRule="auto"/>
-              <w:jc w:val="center"/>
-            </w:pPr>
-            <w:r>
-              <w:t xml:space="preserve">2</w:t>
-            </w:r>
-          </w:p>
-        </w:tc>
-        <w:tc>
-          <w:tcPr>
-            <w:tcW w:w="3323" w:type="dxa"/>
-          </w:tcPr>
-          <w:p>
-            <w:pPr>
-              <w:pStyle w:val="Zkladntext"/>
-              <w:ind w:firstLine="0" w:left="0" w:right="0"/>
-              <w:spacing w:before="20" w:after="20" w:line="240" w:lineRule="auto"/>
-              <w:jc w:val="left"/>
-            </w:pPr>
-            <w:r>
-              <w:t xml:space="preserve">CPM, Gantt, základná správa tímu</w:t>
-            </w:r>
-          </w:p>
-        </w:tc>
-      </w:tr>
-      <w:tr>
-        <w:tc>
-          <w:tcPr>
-            <w:tcW w:w="1451" w:type="dxa"/>
-          </w:tcPr>
-          <w:p>
-            <w:pPr>
-              <w:pStyle w:val="Zkladntext"/>
-              <w:ind w:firstLine="0" w:left="0" w:right="0"/>
-              <w:spacing w:before="20" w:after="20" w:line="240" w:lineRule="auto"/>
-              <w:jc w:val="center"/>
-            </w:pPr>
-            <w:r>
-              <w:t xml:space="preserve">Starter</w:t>
-            </w:r>
-          </w:p>
-        </w:tc>
-        <w:tc>
-          <w:tcPr>
-            <w:tcW w:w="1030" w:type="dxa"/>
-          </w:tcPr>
-          <w:p>
-            <w:pPr>
-              <w:pStyle w:val="Zkladntext"/>
-              <w:ind w:firstLine="0" w:left="0" w:right="0"/>
-              <w:spacing w:before="20" w:after="20" w:line="240" w:lineRule="auto"/>
-              <w:jc w:val="left"/>
-            </w:pPr>
-            <w:r>
-              <w:t xml:space="preserve">€7 / user / mesiac</w:t>
-            </w:r>
-          </w:p>
-        </w:tc>
-        <w:tc>
-          <w:tcPr>
-            <w:tcW w:w="1693" w:type="dxa"/>
-          </w:tcPr>
-          <w:p>
-            <w:pPr>
-              <w:pStyle w:val="Zkladntext"/>
-              <w:ind w:firstLine="0" w:left="0" w:right="0"/>
-              <w:spacing w:before="20" w:after="20" w:line="240" w:lineRule="auto"/>
-              <w:jc w:val="center"/>
-            </w:pPr>
-            <w:r>
-              <w:t xml:space="preserve">až 15</w:t>
-            </w:r>
-          </w:p>
-        </w:tc>
-        <w:tc>
-          <w:tcPr>
-            <w:tcW w:w="1572" w:type="dxa"/>
-          </w:tcPr>
-          <w:p>
-            <w:pPr>
-              <w:pStyle w:val="Zkladntext"/>
-              <w:ind w:firstLine="0" w:left="0" w:right="0"/>
-              <w:spacing w:before="20" w:after="20" w:line="240" w:lineRule="auto"/>
-              <w:jc w:val="center"/>
-            </w:pPr>
-            <w:r>
-              <w:t xml:space="preserve">neobmedzené</w:t>
-            </w:r>
-          </w:p>
-        </w:tc>
-        <w:tc>
-          <w:tcPr>
-            <w:tcW w:w="3323" w:type="dxa"/>
-          </w:tcPr>
-          <w:p>
-            <w:pPr>
-              <w:pStyle w:val="Zkladntext"/>
-              <w:ind w:firstLine="0" w:left="0" w:right="0"/>
-              <w:spacing w:before="20" w:after="20" w:line="240" w:lineRule="auto"/>
-              <w:jc w:val="left"/>
-            </w:pPr>
-            <w:r>
-              <w:t xml:space="preserve">+ PDF export, CSV import/export, notifikácie, prioritná podpora</w:t>
-            </w:r>
-          </w:p>
-        </w:tc>
-      </w:tr>
-      <w:tr>
-        <w:tc>
-          <w:tcPr>
-            <w:tcW w:w="1451" w:type="dxa"/>
-          </w:tcPr>
-          <w:p>
-            <w:pPr>
-              <w:pStyle w:val="Zkladntext"/>
-              <w:ind w:firstLine="0" w:left="0" w:right="0"/>
-              <w:spacing w:before="20" w:after="20" w:line="240" w:lineRule="auto"/>
-              <w:jc w:val="center"/>
-            </w:pPr>
-            <w:r>
-              <w:t xml:space="preserve">Team</w:t>
-            </w:r>
-          </w:p>
-        </w:tc>
-        <w:tc>
-          <w:tcPr>
-            <w:tcW w:w="1030" w:type="dxa"/>
-          </w:tcPr>
-          <w:p>
-            <w:pPr>
-              <w:pStyle w:val="Zkladntext"/>
-              <w:ind w:firstLine="0" w:left="0" w:right="0"/>
-              <w:spacing w:before="20" w:after="20" w:line="240" w:lineRule="auto"/>
-              <w:jc w:val="left"/>
-            </w:pPr>
-            <w:r>
-              <w:t xml:space="preserve">€12 / user / mesiac</w:t>
-            </w:r>
-          </w:p>
-        </w:tc>
-        <w:tc>
-          <w:tcPr>
-            <w:tcW w:w="1693" w:type="dxa"/>
-          </w:tcPr>
-          <w:p>
-            <w:pPr>
-              <w:pStyle w:val="Zkladntext"/>
-              <w:ind w:firstLine="0" w:left="0" w:right="0"/>
-              <w:spacing w:before="20" w:after="20" w:line="240" w:lineRule="auto"/>
-              <w:jc w:val="center"/>
-            </w:pPr>
-            <w:r>
-              <w:t xml:space="preserve">neobmedzené</w:t>
-            </w:r>
-          </w:p>
-        </w:tc>
-        <w:tc>
-          <w:tcPr>
-            <w:tcW w:w="1572" w:type="dxa"/>
-          </w:tcPr>
-          <w:p>
-            <w:pPr>
-              <w:pStyle w:val="Zkladntext"/>
-              <w:ind w:firstLine="0" w:left="0" w:right="0"/>
-              <w:spacing w:before="20" w:after="20" w:line="240" w:lineRule="auto"/>
-              <w:jc w:val="center"/>
-            </w:pPr>
-            <w:r>
-              <w:t xml:space="preserve">neobmedzené</w:t>
-            </w:r>
-          </w:p>
-        </w:tc>
-        <w:tc>
-          <w:tcPr>
-            <w:tcW w:w="3323" w:type="dxa"/>
-          </w:tcPr>
-          <w:p>
-            <w:pPr>
-              <w:pStyle w:val="Zkladntext"/>
-              <w:ind w:firstLine="0" w:left="0" w:right="0"/>
-              <w:spacing w:before="20" w:after="20" w:line="240" w:lineRule="auto"/>
-              <w:jc w:val="left"/>
-            </w:pPr>
-            <w:r>
-              <w:t xml:space="preserve">+ real-time spolupráca, AI asistent, pokročilý CPM reporting</w:t>
-            </w:r>
-          </w:p>
-        </w:tc>
-      </w:tr>
-      <w:tr>
-        <w:tc>
-          <w:tcPr>
-            <w:tcW w:w="1451" w:type="dxa"/>
-          </w:tcPr>
-          <w:p>
-            <w:pPr>
-              <w:pStyle w:val="Zkladntext"/>
-              <w:ind w:firstLine="0" w:left="0" w:right="0"/>
-              <w:spacing w:before="20" w:after="20" w:line="240" w:lineRule="auto"/>
-              <w:jc w:val="center"/>
-            </w:pPr>
-            <w:r>
-              <w:t xml:space="preserve">Enterprise</w:t>
-            </w:r>
-          </w:p>
-        </w:tc>
-        <w:tc>
-          <w:tcPr>
-            <w:tcW w:w="1030" w:type="dxa"/>
-          </w:tcPr>
-          <w:p>
-            <w:pPr>
-              <w:pStyle w:val="Zkladntext"/>
-              <w:ind w:firstLine="0" w:left="0" w:right="0"/>
-              <w:spacing w:before="20" w:after="20" w:line="240" w:lineRule="auto"/>
-              <w:jc w:val="left"/>
-            </w:pPr>
-            <w:r>
-              <w:t xml:space="preserve">€20 / user / mesiac</w:t>
-            </w:r>
-          </w:p>
-        </w:tc>
-        <w:tc>
-          <w:tcPr>
-            <w:tcW w:w="1693" w:type="dxa"/>
-          </w:tcPr>
-          <w:p>
-            <w:pPr>
-              <w:pStyle w:val="Zkladntext"/>
-              <w:ind w:firstLine="0" w:left="0" w:right="0"/>
-              <w:spacing w:before="20" w:after="20" w:line="240" w:lineRule="auto"/>
-              <w:jc w:val="center"/>
-            </w:pPr>
-            <w:r>
-              <w:t xml:space="preserve">neobmedzené</w:t>
-            </w:r>
-          </w:p>
-        </w:tc>
-        <w:tc>
-          <w:tcPr>
-            <w:tcW w:w="1572" w:type="dxa"/>
-          </w:tcPr>
-          <w:p>
-            <w:pPr>
-              <w:pStyle w:val="Zkladntext"/>
-              <w:ind w:firstLine="0" w:left="0" w:right="0"/>
-              <w:spacing w:before="20" w:after="20" w:line="240" w:lineRule="auto"/>
-              <w:jc w:val="center"/>
-            </w:pPr>
-            <w:r>
-              <w:t xml:space="preserve">neobmedzené</w:t>
-            </w:r>
-          </w:p>
-        </w:tc>
-        <w:tc>
-          <w:tcPr>
-            <w:tcW w:w="3323" w:type="dxa"/>
-          </w:tcPr>
-          <w:p>
-            <w:pPr>
-              <w:pStyle w:val="Zkladntext"/>
-              <w:ind w:firstLine="0" w:left="0" w:right="0"/>
-              <w:spacing w:before="20" w:after="20" w:line="240" w:lineRule="auto"/>
-              <w:jc w:val="left"/>
-            </w:pPr>
-            <w:r>
-              <w:t xml:space="preserve">+ SSO, on-premise nasadenie, SLA 99,9 %, dedikovaná podpora</w:t>
-            </w:r>
-          </w:p>
-        </w:tc>
-      </w:tr>
-    </w:tbl>
-    <w:p>
-      <w:pPr>
-        <w:pStyle w:val="Zkladntext"/>
-      </w:pPr>
-      <w:r>
-        <w:t xml:space="preserve"/>
-      </w:r>
-    </w:p>
-    <w:p>
-      <w:pPr>
-        <w:pStyle w:val="Zkladntext"/>
-      </w:pPr>
-      <w:r>
-        <w:t xml:space="preserve">Free tier je navrhnutý tak, aby pokryl základné potreby akademického sektora (jednotlivci, semesterné projekty, výukové použitie) a zároveň slúžil ako customer acquisition channel. Limit 2 projektov a 5 používateľov je dostatočný pre osobné použitie, ale motivuje k upgradu pri tímovom nasadení.</w:t>
-      </w:r>
-    </w:p>
-    <w:p>
-      <w:pPr>
-        <w:pStyle w:val="Zkladntext"/>
-      </w:pPr>
-      <w:r>
-        <w:t xml:space="preserve">Starter plán (€7/user/mes.) je cielene nastavený pod mediánom trhu ($9/user) tak, aby bol konkurencieschopný voči ClickUp a Monday.com. Súčasne €7 pokrýva variabilné náklady na infraštruktúru s násobným koeficientom (viď sekcia 7.6).</w:t>
-      </w:r>
-    </w:p>
-    <w:p>
-      <w:pPr>
-        <w:pStyle w:val="Zkladntext"/>
-      </w:pPr>
-      <w:r>
-        <w:t xml:space="preserve">Team plán (€12/user/mes.) cieli na rastúce tímy 10–50 ľudí — primárny ziskový segment. Cena je nastavená pod MS Project ($22–$55) a Asana ($10,99–$49,99 pre pokročilé funkcie), čo ManagmentApp umiestňuje ako hodnota za peniaze alternatívu s natívnym CPM.</w:t>
-      </w:r>
-    </w:p>
-    <w:p>
-      <w:pPr>
-        <w:pStyle w:val="Nadpis2"/>
-      </w:pPr>
-      <w:r>
-        <w:t xml:space="preserve">Obmedzenia ekonomického posúdenia</w:t>
-      </w:r>
-    </w:p>
-    <w:p>
-      <w:pPr>
-        <w:pStyle w:val="Zkladntext"/>
-      </w:pPr>
-      <w:r>
-        <w:rPr>
-          <w:b/>
-          <w:highlight w:val="yellow"/>
-        </w:rPr>
-        <w:t xml:space="preserve">[DOPLNIŤ] </w:t>
-      </w:r>
-      <w:r>
-        <w:rPr>
-          <w:highlight w:val="yellow"/>
-        </w:rPr>
-        <w:t xml:space="preserve">Napísať nanovo — úspora času je odhad, nie meranie; model vychádza z jedného typu organizácie.</w:t>
-      </w:r>
-    </w:p>
-    <w:p>
-      <w:pPr>
-        <w:pStyle w:val="Nadpis1"/>
-      </w:pPr>
-      <w:r>
-        <w:t xml:space="preserve">Záver</w:t>
-      </w:r>
-    </w:p>
-    <w:p>
-      <w:pPr>
-        <w:pStyle w:val="Zkladntext"/>
-      </w:pPr>
-      <w:r>
-        <w:rPr>
-          <w:b/>
-          <w:highlight w:val="yellow"/>
-        </w:rPr>
-        <w:t xml:space="preserve">[DOPLNIŤ] </w:t>
-      </w:r>
-      <w:r>
-        <w:rPr>
-          <w:highlight w:val="yellow"/>
-        </w:rPr>
-        <w:t xml:space="preserve">Prepísať — stručný popis postupu, zhrnutie záverov vzhľadom na stanovený cieľ, limity výsledkov a námety na ďalšie skúmanie.</w:t>
+        <w:t xml:space="preserve">Prepísať — stručný popis postupu, zhrnutie záverov vzhľadom na stanovený cieľ, limity výsledkov a námety na ďalšie skúmanie. Medzi obmedzenia patrí aj to, že systém nemá správu platformy oddelenú od organizácií.</w:t>
       </w:r>
     </w:p>
     <w:p>

--- a/docs/Bakalarska_praca_Serafin.docx
+++ b/docs/Bakalarska_praca_Serafin.docx
@@ -2454,6 +2454,494 @@
     </w:p>
     <w:p>
       <w:pPr>
+        <w:pStyle w:val="Nadpis2"/>
+      </w:pPr>
+      <w:r>
+        <w:t xml:space="preserve">Postup riešenia a návrh systému</w:t>
+      </w:r>
+    </w:p>
+    <w:p>
+      <w:pPr>
+        <w:pStyle w:val="Zkladntext"/>
+      </w:pPr>
+      <w:r>
+        <w:t xml:space="preserve">Riešenie vzniklo iteratívne. Namiesto jednorazového návrhu celého systému sa postupovalo v etapách, pričom každá etapa priniesla funkčný celok, ktorý bolo možné overiť skôr, než sa pokračovalo ďalej. Tento postup bol zvolený preto, že požiadavky neboli na začiatku úplne známe a spresňovali sa až pri práci so skutočnými projektovými dátami.</w:t>
+      </w:r>
+    </w:p>
+    <w:p>
+      <w:pPr>
+        <w:pStyle w:val="Zkladntext"/>
+      </w:pPr>
+      <w:r>
+        <w:t xml:space="preserve">Prvou etapou bol desktopový prototyp. Jeho účelom bolo overiť, či je výpočet kritickej cesty použiteľný pre plánovanie v malej organizácii a aké údaje o úlohách sú preň nevyhnutné. Prototyp nebol určený na nasadenie; slúžil na overenie dátového modelu a algoritmu v podmienkach bez sieťovej vrstvy a bez viacerých súčasne pracujúcich používateľov.</w:t>
+      </w:r>
+    </w:p>
+    <w:p>
+      <w:pPr>
+        <w:pStyle w:val="Zkladntext"/>
+      </w:pPr>
+      <w:r>
+        <w:t xml:space="preserve">Druhou etapou bol prechod na webový informačný systém. Dôvodom bola potreba súčasnej práce viacerých členov tímu nad jedným plánom, ktorú desktopové riešenie s lokálnym súborom databázy neumožňovalo.</w:t>
+      </w:r>
+    </w:p>
+    <w:p>
+      <w:pPr>
+        <w:pStyle w:val="Zkladntext"/>
+      </w:pPr>
+      <w:r>
+        <w:t xml:space="preserve">Návrh architektúry vychádzal zo zásady oddelenia zodpovedností do vrstiev. Prístup k dátam je sústredený do repozitárov, výpočtová logika je od nich nezávislá a prezentačná vrstva k dátam pristupuje výhradne cez aplikačné rozhranie. Toto usporiadanie umožnilo testovať výpočet kritickej cesty oddelene od databázy aj od používateľského rozhrania.</w:t>
+      </w:r>
+    </w:p>
+    <w:p>
+      <w:pPr>
+        <w:pStyle w:val="Zkladntext"/>
+      </w:pPr>
+      <w:r>
+        <w:t xml:space="preserve">Dátový model bol navrhnutý postupne — od entít nevyhnutných pre výpočet kritickej cesty (úloha, trvanie, závislosť) k entitám podporujúcim tímovú prácu a oddelenie organizácií. Každé rozšírenie bolo premietnuté do schémy tak, aby existujúce dáta zostali použiteľné.</w:t>
+      </w:r>
+    </w:p>
+    <w:p>
+      <w:pPr>
+        <w:pStyle w:val="Zkladntext"/>
+      </w:pPr>
+      <w:r>
+        <w:t xml:space="preserve">Celý vývoj je zaznamenaný v systéme správy verzií. História zmien umožňuje spätne doložiť, kedy a z akého dôvodu bola ktorá časť riešenia vytvorená alebo upravená.</w:t>
+      </w:r>
+    </w:p>
+    <w:p>
+      <w:pPr>
+        <w:pStyle w:val="Nadpis2"/>
+      </w:pPr>
+      <w:r>
+        <w:t xml:space="preserve">Metóda zberu požiadaviek a porovnania nástrojov</w:t>
+      </w:r>
+    </w:p>
+    <w:p>
+      <w:pPr>
+        <w:pStyle w:val="Zkladntext"/>
+      </w:pPr>
+      <w:r>
+        <w:t xml:space="preserve">Požiadavky na systém boli získané dvoma spôsobmi: konzultáciou s odborníkom z praxe a porovnaním existujúcich nástrojov.</w:t>
+      </w:r>
+    </w:p>
+    <w:p>
+      <w:pPr>
+        <w:pStyle w:val="Zkladntext"/>
+      </w:pPr>
+      <w:r>
+        <w:t xml:space="preserve">Konzultácia prebehla formou neštruktúrovaného rozhovoru so skúseným pracovníkom z oblasti finančného poradenstva, ktorý v praxi riadi projektovú agendu. Cieľom nebolo získať reprezentatívny obraz trhu, ale porozumieť tomu, ako plánovanie prebieha v skutočnosti a kde naráža na obmedzenia. Zistenia z rozhovoru boli následne prevedené na funkčné požiadavky.</w:t>
+      </w:r>
+    </w:p>
+    <w:p>
+      <w:pPr>
+        <w:pStyle w:val="Zkladntext"/>
+      </w:pPr>
+      <w:r>
+        <w:t xml:space="preserve">Toto obmedzenie je nutné otvorene priznať: ide o jedného respondenta z jednej domény. Získané požiadavky preto nemožno zovšeobecňovať na celý trh a predstavujú vstup pre návrh, nie výsledok prieskumu. Organizácia nie je v práci identifikovaná.</w:t>
+      </w:r>
+    </w:p>
+    <w:p>
+      <w:pPr>
+        <w:pStyle w:val="Zkladntext"/>
+      </w:pPr>
+      <w:r>
+        <w:t xml:space="preserve">Druhým zdrojom bolo porovnanie existujúcich nástrojov. Nástroje boli vybrané tak, aby pokryli rôzne prístupy k problému — komerčné cloudové služby, riešenie s otvoreným zdrojovým kódom aj bezplatnú desktopovú alternatívu. Porovnávané boli podľa vopred stanovených kritérií uvedených v nasledujúcej tabuľke.</w:t>
+      </w:r>
+    </w:p>
+    <w:p>
+      <w:pPr>
+        <w:pStyle w:val="Titulek"/>
+      </w:pPr>
+      <w:r>
+        <w:t xml:space="preserve">Tab. 3.1 [doplniť popis tabuľky]</w:t>
+      </w:r>
+    </w:p>
+    <w:tbl>
+      <w:tblPr>
+        <w:tblW w:w="9069" w:type="dxa"/>
+        <w:tblLayout w:type="fixed"/>
+        <w:tblBorders>
+          <w:top w:val="single" w:sz="4" w:space="0" w:color="auto"/>
+          <w:left w:val="single" w:sz="4" w:space="0" w:color="auto"/>
+          <w:bottom w:val="single" w:sz="4" w:space="0" w:color="auto"/>
+          <w:right w:val="single" w:sz="4" w:space="0" w:color="auto"/>
+          <w:insideH w:val="single" w:sz="4" w:space="0" w:color="auto"/>
+          <w:insideV w:val="single" w:sz="4" w:space="0" w:color="auto"/>
+        </w:tblBorders>
+        <w:tblLook w:val="04A0" w:firstRow="1" w:lastRow="0" w:firstColumn="1" w:lastColumn="0" w:noHBand="0" w:noVBand="1"/>
+      </w:tblPr>
+      <w:tblGrid>
+        <w:gridCol w:w="3642"/>
+        <w:gridCol w:w="5427"/>
+      </w:tblGrid>
+      <w:tr>
+        <w:trPr>
+          <w:tblHeader/>
+        </w:trPr>
+        <w:tc>
+          <w:tcPr>
+            <w:tcW w:w="3642" w:type="dxa"/>
+          </w:tcPr>
+          <w:p>
+            <w:pPr>
+              <w:pStyle w:val="Zkladntext"/>
+              <w:ind w:firstLine="0" w:left="0" w:right="0"/>
+              <w:spacing w:before="20" w:after="20" w:line="240" w:lineRule="auto"/>
+              <w:jc w:val="center"/>
+            </w:pPr>
+            <w:r>
+              <w:rPr>
+                <w:b/>
+              </w:rPr>
+              <w:t xml:space="preserve">Kritérium</w:t>
+            </w:r>
+          </w:p>
+        </w:tc>
+        <w:tc>
+          <w:tcPr>
+            <w:tcW w:w="5427" w:type="dxa"/>
+          </w:tcPr>
+          <w:p>
+            <w:pPr>
+              <w:pStyle w:val="Zkladntext"/>
+              <w:ind w:firstLine="0" w:left="0" w:right="0"/>
+              <w:spacing w:before="20" w:after="20" w:line="240" w:lineRule="auto"/>
+              <w:jc w:val="center"/>
+            </w:pPr>
+            <w:r>
+              <w:rPr>
+                <w:b/>
+              </w:rPr>
+              <w:t xml:space="preserve">Dôvod zaradenia</w:t>
+            </w:r>
+          </w:p>
+        </w:tc>
+      </w:tr>
+      <w:tr>
+        <w:tc>
+          <w:tcPr>
+            <w:tcW w:w="3642" w:type="dxa"/>
+          </w:tcPr>
+          <w:p>
+            <w:pPr>
+              <w:pStyle w:val="Zkladntext"/>
+              <w:ind w:firstLine="0" w:left="0" w:right="0"/>
+              <w:spacing w:before="20" w:after="20" w:line="240" w:lineRule="auto"/>
+              <w:jc w:val="center"/>
+            </w:pPr>
+            <w:r>
+              <w:t xml:space="preserve">Cena</w:t>
+            </w:r>
+          </w:p>
+        </w:tc>
+        <w:tc>
+          <w:tcPr>
+            <w:tcW w:w="5427" w:type="dxa"/>
+          </w:tcPr>
+          <w:p>
+            <w:pPr>
+              <w:pStyle w:val="Zkladntext"/>
+              <w:ind w:firstLine="0" w:left="0" w:right="0"/>
+              <w:spacing w:before="20" w:after="20" w:line="240" w:lineRule="auto"/>
+              <w:jc w:val="left"/>
+            </w:pPr>
+            <w:r>
+              <w:t xml:space="preserve">Rozhodujúci faktor pre malé organizácie</w:t>
+            </w:r>
+          </w:p>
+        </w:tc>
+      </w:tr>
+      <w:tr>
+        <w:tc>
+          <w:tcPr>
+            <w:tcW w:w="3642" w:type="dxa"/>
+          </w:tcPr>
+          <w:p>
+            <w:pPr>
+              <w:pStyle w:val="Zkladntext"/>
+              <w:ind w:firstLine="0" w:left="0" w:right="0"/>
+              <w:spacing w:before="20" w:after="20" w:line="240" w:lineRule="auto"/>
+              <w:jc w:val="left"/>
+            </w:pPr>
+            <w:r>
+              <w:t xml:space="preserve">Výpočet kritickej cesty</w:t>
+            </w:r>
+          </w:p>
+        </w:tc>
+        <w:tc>
+          <w:tcPr>
+            <w:tcW w:w="5427" w:type="dxa"/>
+          </w:tcPr>
+          <w:p>
+            <w:pPr>
+              <w:pStyle w:val="Zkladntext"/>
+              <w:ind w:firstLine="0" w:left="0" w:right="0"/>
+              <w:spacing w:before="20" w:after="20" w:line="240" w:lineRule="auto"/>
+              <w:jc w:val="left"/>
+            </w:pPr>
+            <w:r>
+              <w:t xml:space="preserve">Jadro riešeného problému</w:t>
+            </w:r>
+          </w:p>
+        </w:tc>
+      </w:tr>
+      <w:tr>
+        <w:tc>
+          <w:tcPr>
+            <w:tcW w:w="3642" w:type="dxa"/>
+          </w:tcPr>
+          <w:p>
+            <w:pPr>
+              <w:pStyle w:val="Zkladntext"/>
+              <w:ind w:firstLine="0" w:left="0" w:right="0"/>
+              <w:spacing w:before="20" w:after="20" w:line="240" w:lineRule="auto"/>
+              <w:jc w:val="left"/>
+            </w:pPr>
+            <w:r>
+              <w:t xml:space="preserve">Sieťový diagram</w:t>
+            </w:r>
+          </w:p>
+        </w:tc>
+        <w:tc>
+          <w:tcPr>
+            <w:tcW w:w="5427" w:type="dxa"/>
+          </w:tcPr>
+          <w:p>
+            <w:pPr>
+              <w:pStyle w:val="Zkladntext"/>
+              <w:ind w:firstLine="0" w:left="0" w:right="0"/>
+              <w:spacing w:before="20" w:after="20" w:line="240" w:lineRule="auto"/>
+              <w:jc w:val="left"/>
+            </w:pPr>
+            <w:r>
+              <w:t xml:space="preserve">Zobrazenie závislostí medzi úlohami</w:t>
+            </w:r>
+          </w:p>
+        </w:tc>
+      </w:tr>
+      <w:tr>
+        <w:tc>
+          <w:tcPr>
+            <w:tcW w:w="3642" w:type="dxa"/>
+          </w:tcPr>
+          <w:p>
+            <w:pPr>
+              <w:pStyle w:val="Zkladntext"/>
+              <w:ind w:firstLine="0" w:left="0" w:right="0"/>
+              <w:spacing w:before="20" w:after="20" w:line="240" w:lineRule="auto"/>
+              <w:jc w:val="left"/>
+            </w:pPr>
+            <w:r>
+              <w:t xml:space="preserve">Ganttov diagram</w:t>
+            </w:r>
+          </w:p>
+        </w:tc>
+        <w:tc>
+          <w:tcPr>
+            <w:tcW w:w="5427" w:type="dxa"/>
+          </w:tcPr>
+          <w:p>
+            <w:pPr>
+              <w:pStyle w:val="Zkladntext"/>
+              <w:ind w:firstLine="0" w:left="0" w:right="0"/>
+              <w:spacing w:before="20" w:after="20" w:line="240" w:lineRule="auto"/>
+              <w:jc w:val="left"/>
+            </w:pPr>
+            <w:r>
+              <w:t xml:space="preserve">Najrozšírenejší spôsob zobrazenia harmonogramu</w:t>
+            </w:r>
+          </w:p>
+        </w:tc>
+      </w:tr>
+      <w:tr>
+        <w:tc>
+          <w:tcPr>
+            <w:tcW w:w="3642" w:type="dxa"/>
+          </w:tcPr>
+          <w:p>
+            <w:pPr>
+              <w:pStyle w:val="Zkladntext"/>
+              <w:ind w:firstLine="0" w:left="0" w:right="0"/>
+              <w:spacing w:before="20" w:after="20" w:line="240" w:lineRule="auto"/>
+              <w:jc w:val="left"/>
+            </w:pPr>
+            <w:r>
+              <w:t xml:space="preserve">Riadenie zdrojov</w:t>
+            </w:r>
+          </w:p>
+        </w:tc>
+        <w:tc>
+          <w:tcPr>
+            <w:tcW w:w="5427" w:type="dxa"/>
+          </w:tcPr>
+          <w:p>
+            <w:pPr>
+              <w:pStyle w:val="Zkladntext"/>
+              <w:ind w:firstLine="0" w:left="0" w:right="0"/>
+              <w:spacing w:before="20" w:after="20" w:line="240" w:lineRule="auto"/>
+              <w:jc w:val="left"/>
+            </w:pPr>
+            <w:r>
+              <w:t xml:space="preserve">Vyťaženosť členov tímu v čase</w:t>
+            </w:r>
+          </w:p>
+        </w:tc>
+      </w:tr>
+      <w:tr>
+        <w:tc>
+          <w:tcPr>
+            <w:tcW w:w="3642" w:type="dxa"/>
+          </w:tcPr>
+          <w:p>
+            <w:pPr>
+              <w:pStyle w:val="Zkladntext"/>
+              <w:ind w:firstLine="0" w:left="0" w:right="0"/>
+              <w:spacing w:before="20" w:after="20" w:line="240" w:lineRule="auto"/>
+              <w:jc w:val="left"/>
+            </w:pPr>
+            <w:r>
+              <w:t xml:space="preserve">Tímová spolupráca</w:t>
+            </w:r>
+          </w:p>
+        </w:tc>
+        <w:tc>
+          <w:tcPr>
+            <w:tcW w:w="5427" w:type="dxa"/>
+          </w:tcPr>
+          <w:p>
+            <w:pPr>
+              <w:pStyle w:val="Zkladntext"/>
+              <w:ind w:firstLine="0" w:left="0" w:right="0"/>
+              <w:spacing w:before="20" w:after="20" w:line="240" w:lineRule="auto"/>
+              <w:jc w:val="left"/>
+            </w:pPr>
+            <w:r>
+              <w:t xml:space="preserve">Súčasná práca viacerých používateľov</w:t>
+            </w:r>
+          </w:p>
+        </w:tc>
+      </w:tr>
+      <w:tr>
+        <w:tc>
+          <w:tcPr>
+            <w:tcW w:w="3642" w:type="dxa"/>
+          </w:tcPr>
+          <w:p>
+            <w:pPr>
+              <w:pStyle w:val="Zkladntext"/>
+              <w:ind w:firstLine="0" w:left="0" w:right="0"/>
+              <w:spacing w:before="20" w:after="20" w:line="240" w:lineRule="auto"/>
+              <w:jc w:val="left"/>
+            </w:pPr>
+            <w:r>
+              <w:t xml:space="preserve">Export výstupov</w:t>
+            </w:r>
+          </w:p>
+        </w:tc>
+        <w:tc>
+          <w:tcPr>
+            <w:tcW w:w="5427" w:type="dxa"/>
+          </w:tcPr>
+          <w:p>
+            <w:pPr>
+              <w:pStyle w:val="Zkladntext"/>
+              <w:ind w:firstLine="0" w:left="0" w:right="0"/>
+              <w:spacing w:before="20" w:after="20" w:line="240" w:lineRule="auto"/>
+              <w:jc w:val="left"/>
+            </w:pPr>
+            <w:r>
+              <w:t xml:space="preserve">Prenos plánu mimo systém</w:t>
+            </w:r>
+          </w:p>
+        </w:tc>
+      </w:tr>
+      <w:tr>
+        <w:tc>
+          <w:tcPr>
+            <w:tcW w:w="3642" w:type="dxa"/>
+          </w:tcPr>
+          <w:p>
+            <w:pPr>
+              <w:pStyle w:val="Zkladntext"/>
+              <w:ind w:firstLine="0" w:left="0" w:right="0"/>
+              <w:spacing w:before="20" w:after="20" w:line="240" w:lineRule="auto"/>
+              <w:jc w:val="left"/>
+            </w:pPr>
+            <w:r>
+              <w:t xml:space="preserve">Prevádzka bez pripojenia</w:t>
+            </w:r>
+          </w:p>
+        </w:tc>
+        <w:tc>
+          <w:tcPr>
+            <w:tcW w:w="5427" w:type="dxa"/>
+          </w:tcPr>
+          <w:p>
+            <w:pPr>
+              <w:pStyle w:val="Zkladntext"/>
+              <w:ind w:firstLine="0" w:left="0" w:right="0"/>
+              <w:spacing w:before="20" w:after="20" w:line="240" w:lineRule="auto"/>
+              <w:jc w:val="left"/>
+            </w:pPr>
+            <w:r>
+              <w:t xml:space="preserve">Použiteľnosť v teréne</w:t>
+            </w:r>
+          </w:p>
+        </w:tc>
+      </w:tr>
+      <w:tr>
+        <w:tc>
+          <w:tcPr>
+            <w:tcW w:w="3642" w:type="dxa"/>
+          </w:tcPr>
+          <w:p>
+            <w:pPr>
+              <w:pStyle w:val="Zkladntext"/>
+              <w:ind w:firstLine="0" w:left="0" w:right="0"/>
+              <w:spacing w:before="20" w:after="20" w:line="240" w:lineRule="auto"/>
+              <w:jc w:val="left"/>
+            </w:pPr>
+            <w:r>
+              <w:t xml:space="preserve">Náročnosť zavedenia</w:t>
+            </w:r>
+          </w:p>
+        </w:tc>
+        <w:tc>
+          <w:tcPr>
+            <w:tcW w:w="5427" w:type="dxa"/>
+          </w:tcPr>
+          <w:p>
+            <w:pPr>
+              <w:pStyle w:val="Zkladntext"/>
+              <w:ind w:firstLine="0" w:left="0" w:right="0"/>
+              <w:spacing w:before="20" w:after="20" w:line="240" w:lineRule="auto"/>
+              <w:jc w:val="left"/>
+            </w:pPr>
+            <w:r>
+              <w:t xml:space="preserve">Čas potrebný na začatie práce</w:t>
+            </w:r>
+          </w:p>
+        </w:tc>
+      </w:tr>
+    </w:tbl>
+    <w:p>
+      <w:pPr>
+        <w:pStyle w:val="Zkladntext"/>
+      </w:pPr>
+      <w:r>
+        <w:t xml:space="preserve"/>
+      </w:r>
+    </w:p>
+    <w:p>
+      <w:pPr>
+        <w:pStyle w:val="Zkladntext"/>
+      </w:pPr>
+      <w:r>
+        <w:t xml:space="preserve">Pri každom nástroji bol zaznamenaný zdroj údajov a dátum, ku ktorému údaje platili, pretože ceny aj rozsah funkcií sa v čase menia. Rovnaké kritériá boli uplatnené aj na navrhované riešenie vrátane jeho nedostatkov.</w:t>
+      </w:r>
+    </w:p>
+    <w:p>
+      <w:pPr>
         <w:pStyle w:val="Zkladntext"/>
       </w:pPr>
       <w:r>
@@ -2467,7 +2955,7 @@
         <w:rPr>
           <w:highlight w:val="yellow"/>
         </w:rPr>
-        <w:t xml:space="preserve">CELÁ KAPITOLA CHÝBA. Podľa vedúcej má stáť PRED analýzou — najprv sa vysvetlí, ako budú požiadavky získané a podľa akých kritérií sa nástroje porovnajú, až potom sa prezentujú výsledky.</w:t>
+        <w:t xml:space="preserve">Doplniť konkrétny priebeh konzultácie — rolu konzultovanej osoby, obdobie, preberané okruhy a tabuľku požiadavka → zdroj → premietnutie do systému. Toto môže napísať len autor práce.</w:t>
       </w:r>
     </w:p>
     <w:p>
@@ -2475,7 +2963,345 @@
         <w:pStyle w:val="Nadpis2"/>
       </w:pPr>
       <w:r>
-        <w:t xml:space="preserve">Postup riešenia a návrh systému</w:t>
+        <w:t xml:space="preserve">Metodika testovania a overenia</w:t>
+      </w:r>
+    </w:p>
+    <w:p>
+      <w:pPr>
+        <w:pStyle w:val="Zkladntext"/>
+      </w:pPr>
+      <w:r>
+        <w:t xml:space="preserve">Overenie riešenia prebiehalo na štyroch úrovniach, ktoré sa líšia tým, čo overujú a akým spôsobom.</w:t>
+      </w:r>
+    </w:p>
+    <w:p>
+      <w:pPr>
+        <w:pStyle w:val="Titulek"/>
+      </w:pPr>
+      <w:r>
+        <w:t xml:space="preserve">Tab. 3.2 [doplniť popis tabuľky]</w:t>
+      </w:r>
+    </w:p>
+    <w:tbl>
+      <w:tblPr>
+        <w:tblW w:w="9069" w:type="dxa"/>
+        <w:tblLayout w:type="fixed"/>
+        <w:tblBorders>
+          <w:top w:val="single" w:sz="4" w:space="0" w:color="auto"/>
+          <w:left w:val="single" w:sz="4" w:space="0" w:color="auto"/>
+          <w:bottom w:val="single" w:sz="4" w:space="0" w:color="auto"/>
+          <w:right w:val="single" w:sz="4" w:space="0" w:color="auto"/>
+          <w:insideH w:val="single" w:sz="4" w:space="0" w:color="auto"/>
+          <w:insideV w:val="single" w:sz="4" w:space="0" w:color="auto"/>
+        </w:tblBorders>
+        <w:tblLook w:val="04A0" w:firstRow="1" w:lastRow="0" w:firstColumn="1" w:lastColumn="0" w:noHBand="0" w:noVBand="1"/>
+      </w:tblPr>
+      <w:tblGrid>
+        <w:gridCol w:w="2302"/>
+        <w:gridCol w:w="3194"/>
+        <w:gridCol w:w="3573"/>
+      </w:tblGrid>
+      <w:tr>
+        <w:trPr>
+          <w:tblHeader/>
+        </w:trPr>
+        <w:tc>
+          <w:tcPr>
+            <w:tcW w:w="2302" w:type="dxa"/>
+          </w:tcPr>
+          <w:p>
+            <w:pPr>
+              <w:pStyle w:val="Zkladntext"/>
+              <w:ind w:firstLine="0" w:left="0" w:right="0"/>
+              <w:spacing w:before="20" w:after="20" w:line="240" w:lineRule="auto"/>
+              <w:jc w:val="center"/>
+            </w:pPr>
+            <w:r>
+              <w:rPr>
+                <w:b/>
+              </w:rPr>
+              <w:t xml:space="preserve">Úroveň</w:t>
+            </w:r>
+          </w:p>
+        </w:tc>
+        <w:tc>
+          <w:tcPr>
+            <w:tcW w:w="3194" w:type="dxa"/>
+          </w:tcPr>
+          <w:p>
+            <w:pPr>
+              <w:pStyle w:val="Zkladntext"/>
+              <w:ind w:firstLine="0" w:left="0" w:right="0"/>
+              <w:spacing w:before="20" w:after="20" w:line="240" w:lineRule="auto"/>
+              <w:jc w:val="center"/>
+            </w:pPr>
+            <w:r>
+              <w:rPr>
+                <w:b/>
+              </w:rPr>
+              <w:t xml:space="preserve">Čo overuje</w:t>
+            </w:r>
+          </w:p>
+        </w:tc>
+        <w:tc>
+          <w:tcPr>
+            <w:tcW w:w="3573" w:type="dxa"/>
+          </w:tcPr>
+          <w:p>
+            <w:pPr>
+              <w:pStyle w:val="Zkladntext"/>
+              <w:ind w:firstLine="0" w:left="0" w:right="0"/>
+              <w:spacing w:before="20" w:after="20" w:line="240" w:lineRule="auto"/>
+              <w:jc w:val="center"/>
+            </w:pPr>
+            <w:r>
+              <w:rPr>
+                <w:b/>
+              </w:rPr>
+              <w:t xml:space="preserve">Spôsob</w:t>
+            </w:r>
+          </w:p>
+        </w:tc>
+      </w:tr>
+      <w:tr>
+        <w:tc>
+          <w:tcPr>
+            <w:tcW w:w="2302" w:type="dxa"/>
+          </w:tcPr>
+          <w:p>
+            <w:pPr>
+              <w:pStyle w:val="Zkladntext"/>
+              <w:ind w:firstLine="0" w:left="0" w:right="0"/>
+              <w:spacing w:before="20" w:after="20" w:line="240" w:lineRule="auto"/>
+              <w:jc w:val="left"/>
+            </w:pPr>
+            <w:r>
+              <w:t xml:space="preserve">Automatizované testy</w:t>
+            </w:r>
+          </w:p>
+        </w:tc>
+        <w:tc>
+          <w:tcPr>
+            <w:tcW w:w="3194" w:type="dxa"/>
+          </w:tcPr>
+          <w:p>
+            <w:pPr>
+              <w:pStyle w:val="Zkladntext"/>
+              <w:ind w:firstLine="0" w:left="0" w:right="0"/>
+              <w:spacing w:before="20" w:after="20" w:line="240" w:lineRule="auto"/>
+              <w:jc w:val="left"/>
+            </w:pPr>
+            <w:r>
+              <w:t xml:space="preserve">Správanie jednotlivých funkcií a vrstiev</w:t>
+            </w:r>
+          </w:p>
+        </w:tc>
+        <w:tc>
+          <w:tcPr>
+            <w:tcW w:w="3573" w:type="dxa"/>
+          </w:tcPr>
+          <w:p>
+            <w:pPr>
+              <w:pStyle w:val="Zkladntext"/>
+              <w:ind w:firstLine="0" w:left="0" w:right="0"/>
+              <w:spacing w:before="20" w:after="20" w:line="240" w:lineRule="auto"/>
+              <w:jc w:val="left"/>
+            </w:pPr>
+            <w:r>
+              <w:t xml:space="preserve">Sada testov spúšťaná nástrojom pytest nad dočasnou databázou</w:t>
+            </w:r>
+          </w:p>
+        </w:tc>
+      </w:tr>
+      <w:tr>
+        <w:tc>
+          <w:tcPr>
+            <w:tcW w:w="2302" w:type="dxa"/>
+          </w:tcPr>
+          <w:p>
+            <w:pPr>
+              <w:pStyle w:val="Zkladntext"/>
+              <w:ind w:firstLine="0" w:left="0" w:right="0"/>
+              <w:spacing w:before="20" w:after="20" w:line="240" w:lineRule="auto"/>
+              <w:jc w:val="left"/>
+            </w:pPr>
+            <w:r>
+              <w:t xml:space="preserve">Referenčné príklady</w:t>
+            </w:r>
+          </w:p>
+        </w:tc>
+        <w:tc>
+          <w:tcPr>
+            <w:tcW w:w="3194" w:type="dxa"/>
+          </w:tcPr>
+          <w:p>
+            <w:pPr>
+              <w:pStyle w:val="Zkladntext"/>
+              <w:ind w:firstLine="0" w:left="0" w:right="0"/>
+              <w:spacing w:before="20" w:after="20" w:line="240" w:lineRule="auto"/>
+              <w:jc w:val="left"/>
+            </w:pPr>
+            <w:r>
+              <w:t xml:space="preserve">Správnosť výpočtu kritickej cesty a metódy PERT</w:t>
+            </w:r>
+          </w:p>
+        </w:tc>
+        <w:tc>
+          <w:tcPr>
+            <w:tcW w:w="3573" w:type="dxa"/>
+          </w:tcPr>
+          <w:p>
+            <w:pPr>
+              <w:pStyle w:val="Zkladntext"/>
+              <w:ind w:firstLine="0" w:left="0" w:right="0"/>
+              <w:spacing w:before="20" w:after="20" w:line="240" w:lineRule="auto"/>
+              <w:jc w:val="left"/>
+            </w:pPr>
+            <w:r>
+              <w:t xml:space="preserve">Porovnanie s hodnotami odvodenými ručne zo vzorcov</w:t>
+            </w:r>
+          </w:p>
+        </w:tc>
+      </w:tr>
+      <w:tr>
+        <w:tc>
+          <w:tcPr>
+            <w:tcW w:w="2302" w:type="dxa"/>
+          </w:tcPr>
+          <w:p>
+            <w:pPr>
+              <w:pStyle w:val="Zkladntext"/>
+              <w:ind w:firstLine="0" w:left="0" w:right="0"/>
+              <w:spacing w:before="20" w:after="20" w:line="240" w:lineRule="auto"/>
+              <w:jc w:val="left"/>
+            </w:pPr>
+            <w:r>
+              <w:t xml:space="preserve">Výkonnostné meranie</w:t>
+            </w:r>
+          </w:p>
+        </w:tc>
+        <w:tc>
+          <w:tcPr>
+            <w:tcW w:w="3194" w:type="dxa"/>
+          </w:tcPr>
+          <w:p>
+            <w:pPr>
+              <w:pStyle w:val="Zkladntext"/>
+              <w:ind w:firstLine="0" w:left="0" w:right="0"/>
+              <w:spacing w:before="20" w:after="20" w:line="240" w:lineRule="auto"/>
+              <w:jc w:val="left"/>
+            </w:pPr>
+            <w:r>
+              <w:t xml:space="preserve">Správanie výpočtu pri rastúcej veľkosti siete</w:t>
+            </w:r>
+          </w:p>
+        </w:tc>
+        <w:tc>
+          <w:tcPr>
+            <w:tcW w:w="3573" w:type="dxa"/>
+          </w:tcPr>
+          <w:p>
+            <w:pPr>
+              <w:pStyle w:val="Zkladntext"/>
+              <w:ind w:firstLine="0" w:left="0" w:right="0"/>
+              <w:spacing w:before="20" w:after="20" w:line="240" w:lineRule="auto"/>
+              <w:jc w:val="left"/>
+            </w:pPr>
+            <w:r>
+              <w:t xml:space="preserve">Opakované meranie času výpočtu, vyhodnotený medián</w:t>
+            </w:r>
+          </w:p>
+        </w:tc>
+      </w:tr>
+      <w:tr>
+        <w:tc>
+          <w:tcPr>
+            <w:tcW w:w="2302" w:type="dxa"/>
+          </w:tcPr>
+          <w:p>
+            <w:pPr>
+              <w:pStyle w:val="Zkladntext"/>
+              <w:ind w:firstLine="0" w:left="0" w:right="0"/>
+              <w:spacing w:before="20" w:after="20" w:line="240" w:lineRule="auto"/>
+              <w:jc w:val="left"/>
+            </w:pPr>
+            <w:r>
+              <w:t xml:space="preserve">Používateľské testovanie</w:t>
+            </w:r>
+          </w:p>
+        </w:tc>
+        <w:tc>
+          <w:tcPr>
+            <w:tcW w:w="3194" w:type="dxa"/>
+          </w:tcPr>
+          <w:p>
+            <w:pPr>
+              <w:pStyle w:val="Zkladntext"/>
+              <w:ind w:firstLine="0" w:left="0" w:right="0"/>
+              <w:spacing w:before="20" w:after="20" w:line="240" w:lineRule="auto"/>
+              <w:jc w:val="left"/>
+            </w:pPr>
+            <w:r>
+              <w:t xml:space="preserve">Použiteľnosť rozhrania pri reálnych úlohách</w:t>
+            </w:r>
+          </w:p>
+        </w:tc>
+        <w:tc>
+          <w:tcPr>
+            <w:tcW w:w="3573" w:type="dxa"/>
+          </w:tcPr>
+          <w:p>
+            <w:pPr>
+              <w:pStyle w:val="Zkladntext"/>
+              <w:ind w:firstLine="0" w:left="0" w:right="0"/>
+              <w:spacing w:before="20" w:after="20" w:line="240" w:lineRule="auto"/>
+              <w:jc w:val="left"/>
+            </w:pPr>
+            <w:r>
+              <w:t xml:space="preserve">Plnenie zadaných úloh a následný dotazník</w:t>
+            </w:r>
+          </w:p>
+        </w:tc>
+      </w:tr>
+    </w:tbl>
+    <w:p>
+      <w:pPr>
+        <w:pStyle w:val="Zkladntext"/>
+      </w:pPr>
+      <w:r>
+        <w:t xml:space="preserve"/>
+      </w:r>
+    </w:p>
+    <w:p>
+      <w:pPr>
+        <w:pStyle w:val="Zkladntext"/>
+      </w:pPr>
+      <w:r>
+        <w:t xml:space="preserve">Kľúčová je druhá úroveň. Automatizované testy overujú, že sa správanie nemení, ale nedokážu potvrdiť, že je správne — ak by bol algoritmus zle navrhnutý, testy by jeho chybu iba zakonzervovali. Preto boli očakávané hodnoty pre referenčné príklady odvodené ručne priamo zo vzorcov, nezávisle od implementácie.</w:t>
+      </w:r>
+    </w:p>
+    <w:p>
+      <w:pPr>
+        <w:pStyle w:val="Zkladntext"/>
+      </w:pPr>
+      <w:r>
+        <w:t xml:space="preserve">Referenčné príklady boli zostavené tak, aby pokryli nielen bežné prípady, ale aj situácie, v ktorých sa algoritmy typicky mýlia: vetvenie a zbiehanie ciest, sieť s viacerými kritickými cestami rovnakej dĺžky, úlohy bez väzieb, závislosť odkazujúca mimo projekt a cyklická závislosť, ktorá musí byť odhalená ešte pred výpočtom.</w:t>
+      </w:r>
+    </w:p>
+    <w:p>
+      <w:pPr>
+        <w:pStyle w:val="Zkladntext"/>
+      </w:pPr>
+      <w:r>
+        <w:t xml:space="preserve">Používateľské testovanie je navrhnuté ako testovanie použiteľnosti so vzorkou 8 až 12 používateľov z cieľovej skupiny. Každý účastník dostane rovnaké zadanie — založiť projekt, vložiť úlohy, nastaviť závislosti, identifikovať kritickú cestu, zmeniť trvanie úlohy a exportovať výsledok. Sleduje sa úspešnosť splnenia, potrebný čas a vzniknuté chyby.</w:t>
+      </w:r>
+    </w:p>
+    <w:p>
+      <w:pPr>
+        <w:pStyle w:val="Zkladntext"/>
+      </w:pPr>
+      <w:r>
+        <w:t xml:space="preserve">Po skončení úloh účastníci vyplnia štandardizovaný dotazník System Usability Scale doplnený o niekoľko vlastných otázok a otvorenú otázku na problémy a návrhy na zlepšenie. Štandardizovaný dotazník bol zvolený preto, že jeho výsledok je porovnateľný s inými systémami, na rozdiel od vlastnej škály.</w:t>
       </w:r>
     </w:p>
     <w:p>
@@ -2493,7 +3319,7 @@
         <w:rPr>
           <w:highlight w:val="yellow"/>
         </w:rPr>
-        <w:t xml:space="preserve">Napísať nanovo — iteratívny postup, prototyp → produkčný systém, spôsob návrhu dátového modelu a architektúry.</w:t>
+        <w:t xml:space="preserve">Po vykonaní testovania doplniť skutočný počet účastníkov, ich zloženie, namerané hodnoty a výsledné skóre.</w:t>
       </w:r>
     </w:p>
     <w:p>
@@ -2501,7 +3327,87 @@
         <w:pStyle w:val="Nadpis2"/>
       </w:pPr>
       <w:r>
-        <w:t xml:space="preserve">Metóda zberu požiadaviek a porovnania nástrojov</w:t>
+        <w:t xml:space="preserve">Metodika ekonomického posúdenia</w:t>
+      </w:r>
+    </w:p>
+    <w:p>
+      <w:pPr>
+        <w:pStyle w:val="Zkladntext"/>
+      </w:pPr>
+      <w:r>
+        <w:t xml:space="preserve">Ekonomické posúdenie je spracované ako modelový príklad pre zvolený typ organizácie, nie ako prognóza trhu. Dôvodom je, že údaje o veľkosti trhu a očakávanom raste nemožno v rámci tejto práce overiť, kým náklady na prevádzku konkrétneho riešenia a odhad ušetreného času overiť možno.</w:t>
+      </w:r>
+    </w:p>
+    <w:p>
+      <w:pPr>
+        <w:pStyle w:val="Zkladntext"/>
+      </w:pPr>
+      <w:r>
+        <w:t xml:space="preserve">Posudzovanou organizáciou je malá firma, ktorá vedie projekty súbežne a plánovanie zabezpečuje bez špecializovaného nástroja. Pre ňu sa porovnáva súčasný spôsob práce so stavom po zavedení systému.</w:t>
+      </w:r>
+    </w:p>
+    <w:p>
+      <w:pPr>
+        <w:pStyle w:val="Zkladntext"/>
+      </w:pPr>
+      <w:r>
+        <w:t xml:space="preserve">Na strane nákladov sa uvažujú tieto položky:</w:t>
+      </w:r>
+    </w:p>
+    <w:p>
+      <w:pPr>
+        <w:pStyle w:val="Seznamsodrkami"/>
+      </w:pPr>
+      <w:r>
+        <w:t xml:space="preserve">obstaranie alebo vývoj riešenia</w:t>
+      </w:r>
+    </w:p>
+    <w:p>
+      <w:pPr>
+        <w:pStyle w:val="Seznamsodrkami"/>
+      </w:pPr>
+      <w:r>
+        <w:t xml:space="preserve">prevádzka cloudových služieb podľa zverejnených cenníkov</w:t>
+      </w:r>
+    </w:p>
+    <w:p>
+      <w:pPr>
+        <w:pStyle w:val="Seznamsodrkami"/>
+      </w:pPr>
+      <w:r>
+        <w:t xml:space="preserve">údržba a aktualizácie</w:t>
+      </w:r>
+    </w:p>
+    <w:p>
+      <w:pPr>
+        <w:pStyle w:val="Seznamsodrkami"/>
+      </w:pPr>
+      <w:r>
+        <w:t xml:space="preserve">zaškolenie používateľov</w:t>
+      </w:r>
+    </w:p>
+    <w:p>
+      <w:pPr>
+        <w:pStyle w:val="Zkladntext"/>
+      </w:pPr>
+      <w:r>
+        <w:t xml:space="preserve">Na strane prínosov sa uvažuje odhadovaná úspora pracovného času spojeného s plánovaním a prepočtom harmonogramu po zmene. Úspora je vyjadrená v hodinách a ocenená hodinovou sadzbou.</w:t>
+      </w:r>
+    </w:p>
+    <w:p>
+      <w:pPr>
+        <w:pStyle w:val="Zkladntext"/>
+      </w:pPr>
+      <w:r>
+        <w:t xml:space="preserve">Keďže úspora času je odhad a nie meranie, výsledok sa neuvádza ako jediné číslo, ale v niekoľkých scenároch — pesimistickom, realistickom a optimistickom. Vstupné hodnoty aj postup výpočtu sú uvedené tak, aby ich bolo možné prepočítať a overiť.</w:t>
+      </w:r>
+    </w:p>
+    <w:p>
+      <w:pPr>
+        <w:pStyle w:val="Zkladntext"/>
+      </w:pPr>
+      <w:r>
+        <w:t xml:space="preserve">Posúdenie má tri obmedzenia, ktoré je potrebné uviesť spolu s výsledkom: vychádza z jedného typu organizácie, úspora času nebola meraná v prevádzke a nezahŕňa náklady na zmenu zabehnutých pracovných postupov.</w:t>
       </w:r>
     </w:p>
     <w:p>
@@ -2519,7 +3425,7 @@
         <w:rPr>
           <w:highlight w:val="yellow"/>
         </w:rPr>
-        <w:t xml:space="preserve">Napísať nanovo — konzultácia s jedným odborníkom z praxe (firmu NEidentifikovať, popísať všeobecne a priznať ako obmedzenie) a kritériá porovnania: cena, offline prevádzka, podpora CPM, sieťový diagram, riadenie zdrojov, spolupráca, exporty, bezpečnosť, náročnosť zavedenia.</w:t>
+        <w:t xml:space="preserve">Doplniť konkrétne vstupné hodnoty — počet zamestnancov, počet súbežných projektov, hodinovú sadzbu a ceny použitých služieb k uvedenému dátumu.</w:t>
       </w:r>
     </w:p>
     <w:p>
@@ -2527,7 +3433,457 @@
         <w:pStyle w:val="Nadpis2"/>
       </w:pPr>
       <w:r>
-        <w:t xml:space="preserve">Metodika testovania a overenia</w:t>
+        <w:t xml:space="preserve">Použitie nástrojov generatívnej umelej inteligencie</w:t>
+      </w:r>
+    </w:p>
+    <w:p>
+      <w:pPr>
+        <w:pStyle w:val="Zkladntext"/>
+      </w:pPr>
+      <w:r>
+        <w:t xml:space="preserve">Pri spracovaní práce boli využité nástroje generatívnej umelej inteligencie. Ich použitie sa riadi pravidlami akademickej integrity a je deklarované v prílohe, na ktorú odkazuje úvod práce.</w:t>
+      </w:r>
+    </w:p>
+    <w:p>
+      <w:pPr>
+        <w:pStyle w:val="Zkladntext"/>
+      </w:pPr>
+      <w:r>
+        <w:t xml:space="preserve">Rozdelenie práce medzi autora a nástroj zhŕňa nasledujúca tabuľka.</w:t>
+      </w:r>
+    </w:p>
+    <w:p>
+      <w:pPr>
+        <w:pStyle w:val="Titulek"/>
+      </w:pPr>
+      <w:r>
+        <w:t xml:space="preserve">Tab. 3.3 [doplniť popis tabuľky]</w:t>
+      </w:r>
+    </w:p>
+    <w:tbl>
+      <w:tblPr>
+        <w:tblW w:w="9069" w:type="dxa"/>
+        <w:tblLayout w:type="fixed"/>
+        <w:tblBorders>
+          <w:top w:val="single" w:sz="4" w:space="0" w:color="auto"/>
+          <w:left w:val="single" w:sz="4" w:space="0" w:color="auto"/>
+          <w:bottom w:val="single" w:sz="4" w:space="0" w:color="auto"/>
+          <w:right w:val="single" w:sz="4" w:space="0" w:color="auto"/>
+          <w:insideH w:val="single" w:sz="4" w:space="0" w:color="auto"/>
+          <w:insideV w:val="single" w:sz="4" w:space="0" w:color="auto"/>
+        </w:tblBorders>
+        <w:tblLook w:val="04A0" w:firstRow="1" w:lastRow="0" w:firstColumn="1" w:lastColumn="0" w:noHBand="0" w:noVBand="1"/>
+      </w:tblPr>
+      <w:tblGrid>
+        <w:gridCol w:w="4997"/>
+        <w:gridCol w:w="4072"/>
+      </w:tblGrid>
+      <w:tr>
+        <w:trPr>
+          <w:tblHeader/>
+        </w:trPr>
+        <w:tc>
+          <w:tcPr>
+            <w:tcW w:w="4997" w:type="dxa"/>
+          </w:tcPr>
+          <w:p>
+            <w:pPr>
+              <w:pStyle w:val="Zkladntext"/>
+              <w:ind w:firstLine="0" w:left="0" w:right="0"/>
+              <w:spacing w:before="20" w:after="20" w:line="240" w:lineRule="auto"/>
+              <w:jc w:val="center"/>
+            </w:pPr>
+            <w:r>
+              <w:rPr>
+                <w:b/>
+              </w:rPr>
+              <w:t xml:space="preserve">Oblasť</w:t>
+            </w:r>
+          </w:p>
+        </w:tc>
+        <w:tc>
+          <w:tcPr>
+            <w:tcW w:w="4072" w:type="dxa"/>
+          </w:tcPr>
+          <w:p>
+            <w:pPr>
+              <w:pStyle w:val="Zkladntext"/>
+              <w:ind w:firstLine="0" w:left="0" w:right="0"/>
+              <w:spacing w:before="20" w:after="20" w:line="240" w:lineRule="auto"/>
+              <w:jc w:val="center"/>
+            </w:pPr>
+            <w:r>
+              <w:rPr>
+                <w:b/>
+              </w:rPr>
+              <w:t xml:space="preserve">Podiel</w:t>
+            </w:r>
+          </w:p>
+        </w:tc>
+      </w:tr>
+      <w:tr>
+        <w:tc>
+          <w:tcPr>
+            <w:tcW w:w="4997" w:type="dxa"/>
+          </w:tcPr>
+          <w:p>
+            <w:pPr>
+              <w:pStyle w:val="Zkladntext"/>
+              <w:ind w:firstLine="0" w:left="0" w:right="0"/>
+              <w:spacing w:before="20" w:after="20" w:line="240" w:lineRule="auto"/>
+              <w:jc w:val="left"/>
+            </w:pPr>
+            <w:r>
+              <w:t xml:space="preserve">Voľba témy a formulácia problému</w:t>
+            </w:r>
+          </w:p>
+        </w:tc>
+        <w:tc>
+          <w:tcPr>
+            <w:tcW w:w="4072" w:type="dxa"/>
+          </w:tcPr>
+          <w:p>
+            <w:pPr>
+              <w:pStyle w:val="Zkladntext"/>
+              <w:ind w:firstLine="0" w:left="0" w:right="0"/>
+              <w:spacing w:before="20" w:after="20" w:line="240" w:lineRule="auto"/>
+              <w:jc w:val="center"/>
+            </w:pPr>
+            <w:r>
+              <w:t xml:space="preserve">autor</w:t>
+            </w:r>
+          </w:p>
+        </w:tc>
+      </w:tr>
+      <w:tr>
+        <w:tc>
+          <w:tcPr>
+            <w:tcW w:w="4997" w:type="dxa"/>
+          </w:tcPr>
+          <w:p>
+            <w:pPr>
+              <w:pStyle w:val="Zkladntext"/>
+              <w:ind w:firstLine="0" w:left="0" w:right="0"/>
+              <w:spacing w:before="20" w:after="20" w:line="240" w:lineRule="auto"/>
+              <w:jc w:val="left"/>
+            </w:pPr>
+            <w:r>
+              <w:t xml:space="preserve">Návrh architektúry a dátového modelu</w:t>
+            </w:r>
+          </w:p>
+        </w:tc>
+        <w:tc>
+          <w:tcPr>
+            <w:tcW w:w="4072" w:type="dxa"/>
+          </w:tcPr>
+          <w:p>
+            <w:pPr>
+              <w:pStyle w:val="Zkladntext"/>
+              <w:ind w:firstLine="0" w:left="0" w:right="0"/>
+              <w:spacing w:before="20" w:after="20" w:line="240" w:lineRule="auto"/>
+              <w:jc w:val="center"/>
+            </w:pPr>
+            <w:r>
+              <w:t xml:space="preserve">autor</w:t>
+            </w:r>
+          </w:p>
+        </w:tc>
+      </w:tr>
+      <w:tr>
+        <w:tc>
+          <w:tcPr>
+            <w:tcW w:w="4997" w:type="dxa"/>
+          </w:tcPr>
+          <w:p>
+            <w:pPr>
+              <w:pStyle w:val="Zkladntext"/>
+              <w:ind w:firstLine="0" w:left="0" w:right="0"/>
+              <w:spacing w:before="20" w:after="20" w:line="240" w:lineRule="auto"/>
+              <w:jc w:val="left"/>
+            </w:pPr>
+            <w:r>
+              <w:t xml:space="preserve">Návrh a overenie výpočtu kritickej cesty</w:t>
+            </w:r>
+          </w:p>
+        </w:tc>
+        <w:tc>
+          <w:tcPr>
+            <w:tcW w:w="4072" w:type="dxa"/>
+          </w:tcPr>
+          <w:p>
+            <w:pPr>
+              <w:pStyle w:val="Zkladntext"/>
+              <w:ind w:firstLine="0" w:left="0" w:right="0"/>
+              <w:spacing w:before="20" w:after="20" w:line="240" w:lineRule="auto"/>
+              <w:jc w:val="center"/>
+            </w:pPr>
+            <w:r>
+              <w:t xml:space="preserve">autor</w:t>
+            </w:r>
+          </w:p>
+        </w:tc>
+      </w:tr>
+      <w:tr>
+        <w:tc>
+          <w:tcPr>
+            <w:tcW w:w="4997" w:type="dxa"/>
+          </w:tcPr>
+          <w:p>
+            <w:pPr>
+              <w:pStyle w:val="Zkladntext"/>
+              <w:ind w:firstLine="0" w:left="0" w:right="0"/>
+              <w:spacing w:before="20" w:after="20" w:line="240" w:lineRule="auto"/>
+              <w:jc w:val="left"/>
+            </w:pPr>
+            <w:r>
+              <w:t xml:space="preserve">Generovanie častí zdrojového kódu a komentárov</w:t>
+            </w:r>
+          </w:p>
+        </w:tc>
+        <w:tc>
+          <w:tcPr>
+            <w:tcW w:w="4072" w:type="dxa"/>
+          </w:tcPr>
+          <w:p>
+            <w:pPr>
+              <w:pStyle w:val="Zkladntext"/>
+              <w:ind w:firstLine="0" w:left="0" w:right="0"/>
+              <w:spacing w:before="20" w:after="20" w:line="240" w:lineRule="auto"/>
+              <w:jc w:val="left"/>
+            </w:pPr>
+            <w:r>
+              <w:t xml:space="preserve">s pomocou nástroja</w:t>
+            </w:r>
+          </w:p>
+        </w:tc>
+      </w:tr>
+      <w:tr>
+        <w:tc>
+          <w:tcPr>
+            <w:tcW w:w="4997" w:type="dxa"/>
+          </w:tcPr>
+          <w:p>
+            <w:pPr>
+              <w:pStyle w:val="Zkladntext"/>
+              <w:ind w:firstLine="0" w:left="0" w:right="0"/>
+              <w:spacing w:before="20" w:after="20" w:line="240" w:lineRule="auto"/>
+              <w:jc w:val="left"/>
+            </w:pPr>
+            <w:r>
+              <w:t xml:space="preserve">Automatizované testy</w:t>
+            </w:r>
+          </w:p>
+        </w:tc>
+        <w:tc>
+          <w:tcPr>
+            <w:tcW w:w="4072" w:type="dxa"/>
+          </w:tcPr>
+          <w:p>
+            <w:pPr>
+              <w:pStyle w:val="Zkladntext"/>
+              <w:ind w:firstLine="0" w:left="0" w:right="0"/>
+              <w:spacing w:before="20" w:after="20" w:line="240" w:lineRule="auto"/>
+              <w:jc w:val="left"/>
+            </w:pPr>
+            <w:r>
+              <w:t xml:space="preserve">s pomocou nástroja, kontrolované spustením</w:t>
+            </w:r>
+          </w:p>
+        </w:tc>
+      </w:tr>
+      <w:tr>
+        <w:tc>
+          <w:tcPr>
+            <w:tcW w:w="4997" w:type="dxa"/>
+          </w:tcPr>
+          <w:p>
+            <w:pPr>
+              <w:pStyle w:val="Zkladntext"/>
+              <w:ind w:firstLine="0" w:left="0" w:right="0"/>
+              <w:spacing w:before="20" w:after="20" w:line="240" w:lineRule="auto"/>
+              <w:jc w:val="left"/>
+            </w:pPr>
+            <w:r>
+              <w:t xml:space="preserve">Technické poznámky k projektu</w:t>
+            </w:r>
+          </w:p>
+        </w:tc>
+        <w:tc>
+          <w:tcPr>
+            <w:tcW w:w="4072" w:type="dxa"/>
+          </w:tcPr>
+          <w:p>
+            <w:pPr>
+              <w:pStyle w:val="Zkladntext"/>
+              <w:ind w:firstLine="0" w:left="0" w:right="0"/>
+              <w:spacing w:before="20" w:after="20" w:line="240" w:lineRule="auto"/>
+              <w:jc w:val="left"/>
+            </w:pPr>
+            <w:r>
+              <w:t xml:space="preserve">s pomocou nástroja</w:t>
+            </w:r>
+          </w:p>
+        </w:tc>
+      </w:tr>
+      <w:tr>
+        <w:tc>
+          <w:tcPr>
+            <w:tcW w:w="4997" w:type="dxa"/>
+          </w:tcPr>
+          <w:p>
+            <w:pPr>
+              <w:pStyle w:val="Zkladntext"/>
+              <w:ind w:firstLine="0" w:left="0" w:right="0"/>
+              <w:spacing w:before="20" w:after="20" w:line="240" w:lineRule="auto"/>
+              <w:jc w:val="left"/>
+            </w:pPr>
+            <w:r>
+              <w:t xml:space="preserve">Rešerš existujúcich nástrojov ako podklad</w:t>
+            </w:r>
+          </w:p>
+        </w:tc>
+        <w:tc>
+          <w:tcPr>
+            <w:tcW w:w="4072" w:type="dxa"/>
+          </w:tcPr>
+          <w:p>
+            <w:pPr>
+              <w:pStyle w:val="Zkladntext"/>
+              <w:ind w:firstLine="0" w:left="0" w:right="0"/>
+              <w:spacing w:before="20" w:after="20" w:line="240" w:lineRule="auto"/>
+              <w:jc w:val="left"/>
+            </w:pPr>
+            <w:r>
+              <w:t xml:space="preserve">s pomocou nástroja</w:t>
+            </w:r>
+          </w:p>
+        </w:tc>
+      </w:tr>
+      <w:tr>
+        <w:tc>
+          <w:tcPr>
+            <w:tcW w:w="4997" w:type="dxa"/>
+          </w:tcPr>
+          <w:p>
+            <w:pPr>
+              <w:pStyle w:val="Zkladntext"/>
+              <w:ind w:firstLine="0" w:left="0" w:right="0"/>
+              <w:spacing w:before="20" w:after="20" w:line="240" w:lineRule="auto"/>
+              <w:jc w:val="left"/>
+            </w:pPr>
+            <w:r>
+              <w:t xml:space="preserve">Spracovanie rešerše do analýzy</w:t>
+            </w:r>
+          </w:p>
+        </w:tc>
+        <w:tc>
+          <w:tcPr>
+            <w:tcW w:w="4072" w:type="dxa"/>
+          </w:tcPr>
+          <w:p>
+            <w:pPr>
+              <w:pStyle w:val="Zkladntext"/>
+              <w:ind w:firstLine="0" w:left="0" w:right="0"/>
+              <w:spacing w:before="20" w:after="20" w:line="240" w:lineRule="auto"/>
+              <w:jc w:val="center"/>
+            </w:pPr>
+            <w:r>
+              <w:t xml:space="preserve">autor</w:t>
+            </w:r>
+          </w:p>
+        </w:tc>
+      </w:tr>
+      <w:tr>
+        <w:tc>
+          <w:tcPr>
+            <w:tcW w:w="4997" w:type="dxa"/>
+          </w:tcPr>
+          <w:p>
+            <w:pPr>
+              <w:pStyle w:val="Zkladntext"/>
+              <w:ind w:firstLine="0" w:left="0" w:right="0"/>
+              <w:spacing w:before="20" w:after="20" w:line="240" w:lineRule="auto"/>
+              <w:jc w:val="center"/>
+            </w:pPr>
+            <w:r>
+              <w:t xml:space="preserve">Text práce</w:t>
+            </w:r>
+          </w:p>
+        </w:tc>
+        <w:tc>
+          <w:tcPr>
+            <w:tcW w:w="4072" w:type="dxa"/>
+          </w:tcPr>
+          <w:p>
+            <w:pPr>
+              <w:pStyle w:val="Zkladntext"/>
+              <w:ind w:firstLine="0" w:left="0" w:right="0"/>
+              <w:spacing w:before="20" w:after="20" w:line="240" w:lineRule="auto"/>
+              <w:jc w:val="center"/>
+            </w:pPr>
+            <w:r>
+              <w:t xml:space="preserve">autor</w:t>
+            </w:r>
+          </w:p>
+        </w:tc>
+      </w:tr>
+      <w:tr>
+        <w:tc>
+          <w:tcPr>
+            <w:tcW w:w="4997" w:type="dxa"/>
+          </w:tcPr>
+          <w:p>
+            <w:pPr>
+              <w:pStyle w:val="Zkladntext"/>
+              <w:ind w:firstLine="0" w:left="0" w:right="0"/>
+              <w:spacing w:before="20" w:after="20" w:line="240" w:lineRule="auto"/>
+              <w:jc w:val="left"/>
+            </w:pPr>
+            <w:r>
+              <w:t xml:space="preserve">Zodpovednosť za správnosť</w:t>
+            </w:r>
+          </w:p>
+        </w:tc>
+        <w:tc>
+          <w:tcPr>
+            <w:tcW w:w="4072" w:type="dxa"/>
+          </w:tcPr>
+          <w:p>
+            <w:pPr>
+              <w:pStyle w:val="Zkladntext"/>
+              <w:ind w:firstLine="0" w:left="0" w:right="0"/>
+              <w:spacing w:before="20" w:after="20" w:line="240" w:lineRule="auto"/>
+              <w:jc w:val="center"/>
+            </w:pPr>
+            <w:r>
+              <w:t xml:space="preserve">autor</w:t>
+            </w:r>
+          </w:p>
+        </w:tc>
+      </w:tr>
+    </w:tbl>
+    <w:p>
+      <w:pPr>
+        <w:pStyle w:val="Zkladntext"/>
+      </w:pPr>
+      <w:r>
+        <w:t xml:space="preserve"/>
+      </w:r>
+    </w:p>
+    <w:p>
+      <w:pPr>
+        <w:pStyle w:val="Zkladntext"/>
+      </w:pPr>
+      <w:r>
+        <w:t xml:space="preserve">Výstupy nástroja neboli preberané bez overenia. Vygenerovaný kód bol overený spustením testov a sledovaním správania aplikácie, tvrdenia prevzaté do textu boli dohľadané v pôvodných zdrojoch a citované z nich, nie z nástroja.</w:t>
+      </w:r>
+    </w:p>
+    <w:p>
+      <w:pPr>
+        <w:pStyle w:val="Zkladntext"/>
+      </w:pPr>
+      <w:r>
+        <w:t xml:space="preserve">Že takáto kontrola nie je formalitou, ukazuje konkrétny prípad. Pri rozširovaní systému sa ukázalo, že migračná rutina spúšťaná pri štarte aplikácie rozhodovala o formáte uloženého hesla podľa dĺžky reťazca. Hash algoritmu bcrypt má kratšiu dĺžku než predpokladaná hranica, takže bol vyhodnotený ako nezahashované heslo a prepísaný — účet sa potom stal neprístupným. Chybu neodhalilo generovanie kódu ani existujúce testy, ale až overenie správania aplikácie po reštarte. Oprava je doložená v histórii verzií a zabezpečená dvoma regresnými testami.</w:t>
       </w:r>
     </w:p>
     <w:p>
@@ -2545,59 +3901,7 @@
         <w:rPr>
           <w:highlight w:val="yellow"/>
         </w:rPr>
-        <w:t xml:space="preserve">Napísať nanovo — úrovne testovania, referenčné príklady, výkonnostné meranie a používateľské testovanie (8–12 používateľov, konkrétne úlohy, dotazník SUS doplnený o vlastné a otvorené otázky).</w:t>
-      </w:r>
-    </w:p>
-    <w:p>
-      <w:pPr>
-        <w:pStyle w:val="Nadpis2"/>
-      </w:pPr>
-      <w:r>
-        <w:t xml:space="preserve">Metodika ekonomického posúdenia</w:t>
-      </w:r>
-    </w:p>
-    <w:p>
-      <w:pPr>
-        <w:pStyle w:val="Zkladntext"/>
-      </w:pPr>
-      <w:r>
-        <w:rPr>
-          <w:b/>
-          <w:highlight w:val="yellow"/>
-        </w:rPr>
-        <w:t xml:space="preserve">[DOPLNIŤ] </w:t>
-      </w:r>
-      <w:r>
-        <w:rPr>
-          <w:highlight w:val="yellow"/>
-        </w:rPr>
-        <w:t xml:space="preserve">Napísať nanovo — modelové posúdenie pre zvolený typ organizácie: nákladové položky, odhad prínosov a scenáre.</w:t>
-      </w:r>
-    </w:p>
-    <w:p>
-      <w:pPr>
-        <w:pStyle w:val="Nadpis2"/>
-      </w:pPr>
-      <w:r>
-        <w:t xml:space="preserve">Použitie nástrojov generatívnej umelej inteligencie</w:t>
-      </w:r>
-    </w:p>
-    <w:p>
-      <w:pPr>
-        <w:pStyle w:val="Zkladntext"/>
-      </w:pPr>
-      <w:r>
-        <w:rPr>
-          <w:b/>
-          <w:highlight w:val="yellow"/>
-        </w:rPr>
-        <w:t xml:space="preserve">[DOPLNIŤ] </w:t>
-      </w:r>
-      <w:r>
-        <w:rPr>
-          <w:highlight w:val="yellow"/>
-        </w:rPr>
-        <w:t xml:space="preserve">Napísať nanovo podľa čl. III smernice — nástroj a verzia, účel, dátum, znenie promptu a spôsob využitia odpovede. Odkázať na prílohu s deklaráciou.</w:t>
+        <w:t xml:space="preserve">Doplniť podľa čl. III smernice presný názov a verziu nástroja, odkaz na webovú stránku, dátumy zadania promptov a ich znenie pri tých častiach práce, kde bol nástroj použitý. Uviesť odkaz na túto prílohu v úvode.</w:t>
       </w:r>
     </w:p>
     <w:p>

--- a/docs/Bakalarska_praca_Serafin.docx
+++ b/docs/Bakalarska_praca_Serafin.docx
@@ -357,31 +357,97 @@
         <w:pStyle w:val="Zkladntext"/>
       </w:pPr>
       <w:r>
-        <w:t xml:space="preserve">Projektový manažment patrí medzi kľúčové disciplíny moderného podnikania. Nezávisle od odvetvia — či ide o vývoj softvéru, stavebníctvo, konzultačné služby alebo freelancing — každý projekt pozostáva zo série vzájomne závislých úloh, ktoré musia byť splnené v stanovenom čase a v rámci dostupných zdrojov. Nesprávne plánovanie alebo ignorovanie kritických závislostí medzi úlohami vedie k oneskoreniam, prekročeniu rozpočtu a neúspešnému dokončeniu projektov.</w:t>
-      </w:r>
-    </w:p>
-    <w:p>
-      <w:pPr>
-        <w:pStyle w:val="Zkladntext"/>
-      </w:pPr>
-      <w:r>
-        <w:t xml:space="preserve">Napriek existencii početných nástrojov na projektový manažment — od jednoduchých tabuliek v Exceli po komplexné SaaS platformy ako Asana, Jira alebo Monday.com — mnohé z nich nesplňujú potreby malých tímov a freelancerov z niekoľkých dôvodov: sú príliš komplexné pre každodenné použitie, vyžadujú trvalé internetové pripojenie, ukladajú citlivé dáta na vzdialených serveroch, alebo sú finančne nedostupné pre jednotlivcov a malé firmy.</w:t>
-      </w:r>
-    </w:p>
-    <w:p>
-      <w:pPr>
-        <w:pStyle w:val="Zkladntext"/>
-      </w:pPr>
-      <w:r>
-        <w:t xml:space="preserve">Táto práca reaguje na potrebu jednoduchej, lokálnej a bezplatnej desktopovej aplikácie pre projektový manažment, ktorá pritom implementuje matematicky fundované metódy plánovania. Konkrétne ide o implementáciu metódy kritickej cesty (CPM — Critical Path Method), ktorá identifikuje najdlhšiu sekvenciu vzájomne závislých úloh v projekte — tzv. kritickú cestu. Akékoľvek oneskorenie na tejto ceste automaticky predĺži celý projekt.</w:t>
-      </w:r>
-    </w:p>
-    <w:p>
-      <w:pPr>
-        <w:pStyle w:val="Zkladntext"/>
-      </w:pPr>
-      <w:r>
-        <w:t xml:space="preserve">Aplikácia ManagmentApp vznikla postupnou evolúciou: pôvodný prototyp bol navrhnutý ako webová aplikácia na platforme Lovable (PathFlow), následne prepísaný do Pythonu a dokončený ako plnohodnotná desktopová aplikácia s dôrazom na moderný dizajn, robustnosť a rozšíriteľnosť.</w:t>
+        <w:t xml:space="preserve">Každý projekt sa skladá z činností, ktoré na seba nadväzujú. Časť z nich určuje termín dokončenia celého projektu, pretože ich oneskorenie nemá čím byť vykryté. Ostatné činnosti majú časovú rezervu a ich posun termín neohrozí. Rozdiel medzi týmito dvoma skupinami nie je z harmonogramu zrejmý na prvý pohľad a pri väčšom počte vzájomných väzieb ho nemožno spoľahlivo určiť odhadom.</w:t>
+      </w:r>
+    </w:p>
+    <w:p>
+      <w:pPr>
+        <w:pStyle w:val="Zkladntext"/>
+      </w:pPr>
+      <w:r>
+        <w:t xml:space="preserve">Z toho vyplýva rozhodovacia situácia, v ktorej sa vedúci projektu nachádza opakovane. Keď sa niektorá činnosť oneskorí, musí rozhodnúť, či ide o stav vyžadujúci zásah, alebo o posun v rámci rezervy. Keď má obmedzené kapacity, musí rozhodnúť, ktorej činnosti ich prednostne pridelí. Obe rozhodnutia závisia od toho, či pozná činnosti rozhodujúce o termíne.</w:t>
+      </w:r>
+    </w:p>
+    <w:p>
+      <w:pPr>
+        <w:pStyle w:val="Zkladntext"/>
+      </w:pPr>
+      <w:r>
+        <w:t xml:space="preserve">Bez tejto informácie sa rozhoduje podľa iných hľadísk — podľa toho, ktorá činnosť pôsobí naliehavo, alebo ktorá je práve viditeľná. Dôsledky takéhoto rozhodovania sú merateľné a majú ekonomickú povahu:</w:t>
+      </w:r>
+    </w:p>
+    <w:p>
+      <w:pPr>
+        <w:pStyle w:val="Seznamsodrkami"/>
+      </w:pPr>
+      <w:r>
+        <w:t xml:space="preserve">posun termínu dokončenia, ktorý sa prenáša na nadväzujúce záväzky voči zákazníkom</w:t>
+      </w:r>
+    </w:p>
+    <w:p>
+      <w:pPr>
+        <w:pStyle w:val="Seznamsodrkami"/>
+      </w:pPr>
+      <w:r>
+        <w:t xml:space="preserve">vynaložená kapacita na činnosti s rezervou, zatiaľ čo činnosti určujúce termín čakajú</w:t>
+      </w:r>
+    </w:p>
+    <w:p>
+      <w:pPr>
+        <w:pStyle w:val="Seznamsodrkami"/>
+      </w:pPr>
+      <w:r>
+        <w:t xml:space="preserve">dodatočné náklady na zrýchlenie prác v čase, keď je oneskorenie už zjavné a priestor na lacnejšie riešenie pominul</w:t>
+      </w:r>
+    </w:p>
+    <w:p>
+      <w:pPr>
+        <w:pStyle w:val="Zkladntext"/>
+      </w:pPr>
+      <w:r>
+        <w:t xml:space="preserve">Metóda kritickej cesty tento problém rieši výpočtom. Pre každú činnosť určí najskorší a najneskorší možný začiatok a koniec a z nich odvodí časovú rezervu; činnosti s nulovou rezervou tvoria kritickú cestu a určujú trvanie projektu. Vedúci projektu tak dostáva podklad, ktorý odhad nahrádza odvodeným údajom.</w:t>
+      </w:r>
+    </w:p>
+    <w:p>
+      <w:pPr>
+        <w:pStyle w:val="Zkladntext"/>
+      </w:pPr>
+      <w:r>
+        <w:t xml:space="preserve">Výpočet je síce známy od konca päťdesiatych rokov, no jeho prínos sa prejaví až vtedy, keď je dostupný priebežne — teda keď sa po každej zmene v harmonograme prepočíta a výsledok je zrozumiteľne zobrazený. Ručný prepočet túto podmienku nespĺňa a z metódy sa stáva jednorazové cvičenie na začiatku projektu namiesto nástroja priebežného rozhodovania.</w:t>
+      </w:r>
+    </w:p>
+    <w:p>
+      <w:pPr>
+        <w:pStyle w:val="Zkladntext"/>
+      </w:pPr>
+      <w:r>
+        <w:t xml:space="preserve">Práve tu vzniká priestor pre informačný systém. Jeho úlohou nie je nahradiť rozhodovanie vedúceho projektu, ale poskytnúť mu podklad v čase, keď rozhodnutie robí. Informačný systém je preto v tejto práci chápaný ako prostriedok riešenia opísaného problému, nie ako cieľ sám osebe.</w:t>
+      </w:r>
+    </w:p>
+    <w:p>
+      <w:pPr>
+        <w:pStyle w:val="Zkladntext"/>
+      </w:pPr>
+      <w:r>
+        <w:t xml:space="preserve">Dostupné nástroje tento priestor pokrývajú nerovnomerne. Rozšírené nástroje projektového riadenia zobrazujú harmonogram, no kritickú cestu buď nevypočítavajú, alebo ju iba farebne vyznačia bez uvedenia rezerv. Nástroje, ktoré výpočet obsahujú v plnom rozsahu, bývajú buď nákladné, alebo používateľsky náročné do tej miery, že ich zavedenie v menšej organizácii nie je únosné. Podrobné porovnanie podľa stanovených kritérií je predmetom kapitoly 4.</w:t>
+      </w:r>
+    </w:p>
+    <w:p>
+      <w:pPr>
+        <w:pStyle w:val="Zkladntext"/>
+      </w:pPr>
+      <w:r>
+        <w:rPr>
+          <w:b/>
+          <w:highlight w:val="yellow"/>
+        </w:rPr>
+        <w:t xml:space="preserve">[DOPLNIŤ] </w:t>
+      </w:r>
+      <w:r>
+        <w:rPr>
+          <w:highlight w:val="yellow"/>
+        </w:rPr>
+        <w:t xml:space="preserve">Doplniť odkaz na prílohu s deklaráciou použitia nástrojov generatívnej umelej inteligencie (čl. III smernice) a stručnú charakteristiku štruktúry práce, ak nebude samostatnou podkapitolou.</w:t>
       </w:r>
     </w:p>
     <w:p>
@@ -3391,7 +3457,195 @@
         <w:pStyle w:val="Zkladntext"/>
       </w:pPr>
       <w:r>
-        <w:t xml:space="preserve">Na strane prínosov sa uvažuje odhadovaná úspora pracovného času spojeného s plánovaním a prepočtom harmonogramu po zmene. Úspora je vyjadrená v hodinách a ocenená hodinovou sadzbou.</w:t>
+        <w:t xml:space="preserve">Prínosy sa neposudzujú všeobecne, ale sú odvodené priamo od dôsledkov problému vymedzeného v úvode. Každému z nich zodpovedá jedna posudzovaná položka:</w:t>
+      </w:r>
+    </w:p>
+    <w:p>
+      <w:pPr>
+        <w:pStyle w:val="Titulek"/>
+      </w:pPr>
+      <w:r>
+        <w:t xml:space="preserve">Tab. 3.3 [doplniť popis tabuľky]</w:t>
+      </w:r>
+    </w:p>
+    <w:tbl>
+      <w:tblPr>
+        <w:tblW w:w="9069" w:type="dxa"/>
+        <w:tblLayout w:type="fixed"/>
+        <w:tblBorders>
+          <w:top w:val="single" w:sz="4" w:space="0" w:color="auto"/>
+          <w:left w:val="single" w:sz="4" w:space="0" w:color="auto"/>
+          <w:bottom w:val="single" w:sz="4" w:space="0" w:color="auto"/>
+          <w:right w:val="single" w:sz="4" w:space="0" w:color="auto"/>
+          <w:insideH w:val="single" w:sz="4" w:space="0" w:color="auto"/>
+          <w:insideV w:val="single" w:sz="4" w:space="0" w:color="auto"/>
+        </w:tblBorders>
+        <w:tblLook w:val="04A0" w:firstRow="1" w:lastRow="0" w:firstColumn="1" w:lastColumn="0" w:noHBand="0" w:noVBand="1"/>
+      </w:tblPr>
+      <w:tblGrid>
+        <w:gridCol w:w="4750"/>
+        <w:gridCol w:w="4319"/>
+      </w:tblGrid>
+      <w:tr>
+        <w:trPr>
+          <w:tblHeader/>
+        </w:trPr>
+        <w:tc>
+          <w:tcPr>
+            <w:tcW w:w="4750" w:type="dxa"/>
+          </w:tcPr>
+          <w:p>
+            <w:pPr>
+              <w:pStyle w:val="Zkladntext"/>
+              <w:ind w:firstLine="0" w:left="0" w:right="0"/>
+              <w:spacing w:before="20" w:after="20" w:line="240" w:lineRule="auto"/>
+              <w:jc w:val="center"/>
+            </w:pPr>
+            <w:r>
+              <w:rPr>
+                <w:b/>
+              </w:rPr>
+              <w:t xml:space="preserve">Dôsledok problému</w:t>
+            </w:r>
+          </w:p>
+        </w:tc>
+        <w:tc>
+          <w:tcPr>
+            <w:tcW w:w="4319" w:type="dxa"/>
+          </w:tcPr>
+          <w:p>
+            <w:pPr>
+              <w:pStyle w:val="Zkladntext"/>
+              <w:ind w:firstLine="0" w:left="0" w:right="0"/>
+              <w:spacing w:before="20" w:after="20" w:line="240" w:lineRule="auto"/>
+              <w:jc w:val="center"/>
+            </w:pPr>
+            <w:r>
+              <w:rPr>
+                <w:b/>
+              </w:rPr>
+              <w:t xml:space="preserve">Posudzovaný prínos</w:t>
+            </w:r>
+          </w:p>
+        </w:tc>
+      </w:tr>
+      <w:tr>
+        <w:tc>
+          <w:tcPr>
+            <w:tcW w:w="4750" w:type="dxa"/>
+          </w:tcPr>
+          <w:p>
+            <w:pPr>
+              <w:pStyle w:val="Zkladntext"/>
+              <w:ind w:firstLine="0" w:left="0" w:right="0"/>
+              <w:spacing w:before="20" w:after="20" w:line="240" w:lineRule="auto"/>
+              <w:jc w:val="left"/>
+            </w:pPr>
+            <w:r>
+              <w:t xml:space="preserve">Čas strávený ručným prepočtom harmonogramu po zmene</w:t>
+            </w:r>
+          </w:p>
+        </w:tc>
+        <w:tc>
+          <w:tcPr>
+            <w:tcW w:w="4319" w:type="dxa"/>
+          </w:tcPr>
+          <w:p>
+            <w:pPr>
+              <w:pStyle w:val="Zkladntext"/>
+              <w:ind w:firstLine="0" w:left="0" w:right="0"/>
+              <w:spacing w:before="20" w:after="20" w:line="240" w:lineRule="auto"/>
+              <w:jc w:val="left"/>
+            </w:pPr>
+            <w:r>
+              <w:t xml:space="preserve">Úspora pracovného času, vyjadrená v hodinách a ocenená hodinovou sadzbou</w:t>
+            </w:r>
+          </w:p>
+        </w:tc>
+      </w:tr>
+      <w:tr>
+        <w:tc>
+          <w:tcPr>
+            <w:tcW w:w="4750" w:type="dxa"/>
+          </w:tcPr>
+          <w:p>
+            <w:pPr>
+              <w:pStyle w:val="Zkladntext"/>
+              <w:ind w:firstLine="0" w:left="0" w:right="0"/>
+              <w:spacing w:before="20" w:after="20" w:line="240" w:lineRule="auto"/>
+              <w:jc w:val="left"/>
+            </w:pPr>
+            <w:r>
+              <w:t xml:space="preserve">Kapacita vynaložená na činnosti s časovou rezervou</w:t>
+            </w:r>
+          </w:p>
+        </w:tc>
+        <w:tc>
+          <w:tcPr>
+            <w:tcW w:w="4319" w:type="dxa"/>
+          </w:tcPr>
+          <w:p>
+            <w:pPr>
+              <w:pStyle w:val="Zkladntext"/>
+              <w:ind w:firstLine="0" w:left="0" w:right="0"/>
+              <w:spacing w:before="20" w:after="20" w:line="240" w:lineRule="auto"/>
+              <w:jc w:val="left"/>
+            </w:pPr>
+            <w:r>
+              <w:t xml:space="preserve">Presun kapacity na činnosti určujúce termín</w:t>
+            </w:r>
+          </w:p>
+        </w:tc>
+      </w:tr>
+      <w:tr>
+        <w:tc>
+          <w:tcPr>
+            <w:tcW w:w="4750" w:type="dxa"/>
+          </w:tcPr>
+          <w:p>
+            <w:pPr>
+              <w:pStyle w:val="Zkladntext"/>
+              <w:ind w:firstLine="0" w:left="0" w:right="0"/>
+              <w:spacing w:before="20" w:after="20" w:line="240" w:lineRule="auto"/>
+              <w:jc w:val="left"/>
+            </w:pPr>
+            <w:r>
+              <w:t xml:space="preserve">Dodatočné náklady na zrýchlenie prác pri neskorom zistení oneskorenia</w:t>
+            </w:r>
+          </w:p>
+        </w:tc>
+        <w:tc>
+          <w:tcPr>
+            <w:tcW w:w="4319" w:type="dxa"/>
+          </w:tcPr>
+          <w:p>
+            <w:pPr>
+              <w:pStyle w:val="Zkladntext"/>
+              <w:ind w:firstLine="0" w:left="0" w:right="0"/>
+              <w:spacing w:before="20" w:after="20" w:line="240" w:lineRule="auto"/>
+              <w:jc w:val="left"/>
+            </w:pPr>
+            <w:r>
+              <w:t xml:space="preserve">Skoršie rozpoznanie ohrozenia termínu</w:t>
+            </w:r>
+          </w:p>
+        </w:tc>
+      </w:tr>
+    </w:tbl>
+    <w:p>
+      <w:pPr>
+        <w:pStyle w:val="Zkladntext"/>
+      </w:pPr>
+      <w:r>
+        <w:t xml:space="preserve"/>
+      </w:r>
+    </w:p>
+    <w:p>
+      <w:pPr>
+        <w:pStyle w:val="Zkladntext"/>
+      </w:pPr>
+      <w:r>
+        <w:t xml:space="preserve">Kvantifikovaná je len prvá položka, pretože ju možno odvodiť z počtu zmien v harmonograme a času potrebného na prepočet. Zvyšné dve sú uvedené kvalitatívne — ich vyčíslenie by si vyžadovalo údaje o skutočnom priebehu projektov, ktoré v rámci tejto práce nie sú k dispozícii.</w:t>
       </w:r>
     </w:p>
     <w:p>
@@ -3457,7 +3711,7 @@
         <w:pStyle w:val="Titulek"/>
       </w:pPr>
       <w:r>
-        <w:t xml:space="preserve">Tab. 3.3 [doplniť popis tabuľky]</w:t>
+        <w:t xml:space="preserve">Tab. 3.4 [doplniť popis tabuľky]</w:t>
       </w:r>
     </w:p>
     <w:tbl>

--- a/docs/Bakalarska_praca_Serafin.docx
+++ b/docs/Bakalarska_praca_Serafin.docx
@@ -2497,6 +2497,260 @@
         <w:pStyle w:val="Zkladntext"/>
       </w:pPr>
       <w:r>
+        <w:t xml:space="preserve">Informačný systém je v tejto práci chápaný ako celok zložený z dát, postupov ich spracovania a rozhrania, cez ktoré s nimi používateľ pracuje. Pre riešený problém je podstatné, že výpočet kritickej cesty sám osebe hodnotu neprináša — prínos vzniká až vtedy, keď je jeho výsledok dostupný v okamihu rozhodovania.</w:t>
+      </w:r>
+    </w:p>
+    <w:p>
+      <w:pPr>
+        <w:pStyle w:val="Zkladntext"/>
+      </w:pPr>
+      <w:r>
+        <w:t xml:space="preserve">Softvérová architektúra určuje, ako sú tieto časti rozdelené a ako spolu komunikujú. Pri riešení, ktorého jadrom je výpočet, má toto rozdelenie priamy dopad na overiteľnosť: ak je výpočet previazaný s databázou alebo s používateľským rozhraním, nedá sa otestovať samostatne a jeho správnosť nemožno doložiť inak než cez celú aplikáciu.</w:t>
+      </w:r>
+    </w:p>
+    <w:p>
+      <w:pPr>
+        <w:pStyle w:val="Zkladntext"/>
+      </w:pPr>
+      <w:r>
+        <w:t xml:space="preserve">Preto sa používa vrstvové usporiadanie, v ktorom má každá vrstva jednu zodpovednosť a závisí len na vrstve pod sebou:</w:t>
+      </w:r>
+    </w:p>
+    <w:p>
+      <w:pPr>
+        <w:pStyle w:val="Titulek"/>
+      </w:pPr>
+      <w:r>
+        <w:t xml:space="preserve">Tab. 2.5 [doplniť popis tabuľky]</w:t>
+      </w:r>
+    </w:p>
+    <w:tbl>
+      <w:tblPr>
+        <w:tblW w:w="9069" w:type="dxa"/>
+        <w:tblLayout w:type="fixed"/>
+        <w:tblBorders>
+          <w:top w:val="single" w:sz="4" w:space="0" w:color="auto"/>
+          <w:left w:val="single" w:sz="4" w:space="0" w:color="auto"/>
+          <w:bottom w:val="single" w:sz="4" w:space="0" w:color="auto"/>
+          <w:right w:val="single" w:sz="4" w:space="0" w:color="auto"/>
+          <w:insideH w:val="single" w:sz="4" w:space="0" w:color="auto"/>
+          <w:insideV w:val="single" w:sz="4" w:space="0" w:color="auto"/>
+        </w:tblBorders>
+        <w:tblLook w:val="04A0" w:firstRow="1" w:lastRow="0" w:firstColumn="1" w:lastColumn="0" w:noHBand="0" w:noVBand="1"/>
+      </w:tblPr>
+      <w:tblGrid>
+        <w:gridCol w:w="3076"/>
+        <w:gridCol w:w="5993"/>
+      </w:tblGrid>
+      <w:tr>
+        <w:trPr>
+          <w:tblHeader/>
+        </w:trPr>
+        <w:tc>
+          <w:tcPr>
+            <w:tcW w:w="3076" w:type="dxa"/>
+          </w:tcPr>
+          <w:p>
+            <w:pPr>
+              <w:pStyle w:val="Zkladntext"/>
+              <w:ind w:firstLine="0" w:left="0" w:right="0"/>
+              <w:spacing w:before="20" w:after="20" w:line="240" w:lineRule="auto"/>
+              <w:jc w:val="center"/>
+            </w:pPr>
+            <w:r>
+              <w:rPr>
+                <w:b/>
+              </w:rPr>
+              <w:t xml:space="preserve">Vrstva</w:t>
+            </w:r>
+          </w:p>
+        </w:tc>
+        <w:tc>
+          <w:tcPr>
+            <w:tcW w:w="5993" w:type="dxa"/>
+          </w:tcPr>
+          <w:p>
+            <w:pPr>
+              <w:pStyle w:val="Zkladntext"/>
+              <w:ind w:firstLine="0" w:left="0" w:right="0"/>
+              <w:spacing w:before="20" w:after="20" w:line="240" w:lineRule="auto"/>
+              <w:jc w:val="center"/>
+            </w:pPr>
+            <w:r>
+              <w:rPr>
+                <w:b/>
+              </w:rPr>
+              <w:t xml:space="preserve">Zodpovednosť</w:t>
+            </w:r>
+          </w:p>
+        </w:tc>
+      </w:tr>
+      <w:tr>
+        <w:tc>
+          <w:tcPr>
+            <w:tcW w:w="3076" w:type="dxa"/>
+          </w:tcPr>
+          <w:p>
+            <w:pPr>
+              <w:pStyle w:val="Zkladntext"/>
+              <w:ind w:firstLine="0" w:left="0" w:right="0"/>
+              <w:spacing w:before="20" w:after="20" w:line="240" w:lineRule="auto"/>
+              <w:jc w:val="center"/>
+            </w:pPr>
+            <w:r>
+              <w:t xml:space="preserve">Prezentačná</w:t>
+            </w:r>
+          </w:p>
+        </w:tc>
+        <w:tc>
+          <w:tcPr>
+            <w:tcW w:w="5993" w:type="dxa"/>
+          </w:tcPr>
+          <w:p>
+            <w:pPr>
+              <w:pStyle w:val="Zkladntext"/>
+              <w:ind w:firstLine="0" w:left="0" w:right="0"/>
+              <w:spacing w:before="20" w:after="20" w:line="240" w:lineRule="auto"/>
+              <w:jc w:val="left"/>
+            </w:pPr>
+            <w:r>
+              <w:t xml:space="preserve">Zobrazenie údajov a zachytenie vstupu od používateľa</w:t>
+            </w:r>
+          </w:p>
+        </w:tc>
+      </w:tr>
+      <w:tr>
+        <w:tc>
+          <w:tcPr>
+            <w:tcW w:w="3076" w:type="dxa"/>
+          </w:tcPr>
+          <w:p>
+            <w:pPr>
+              <w:pStyle w:val="Zkladntext"/>
+              <w:ind w:firstLine="0" w:left="0" w:right="0"/>
+              <w:spacing w:before="20" w:after="20" w:line="240" w:lineRule="auto"/>
+              <w:jc w:val="center"/>
+            </w:pPr>
+            <w:r>
+              <w:t xml:space="preserve">Aplikačná</w:t>
+            </w:r>
+          </w:p>
+        </w:tc>
+        <w:tc>
+          <w:tcPr>
+            <w:tcW w:w="5993" w:type="dxa"/>
+          </w:tcPr>
+          <w:p>
+            <w:pPr>
+              <w:pStyle w:val="Zkladntext"/>
+              <w:ind w:firstLine="0" w:left="0" w:right="0"/>
+              <w:spacing w:before="20" w:after="20" w:line="240" w:lineRule="auto"/>
+              <w:jc w:val="left"/>
+            </w:pPr>
+            <w:r>
+              <w:t xml:space="preserve">Sprístupnenie operácií, overenie oprávnení a vstupov</w:t>
+            </w:r>
+          </w:p>
+        </w:tc>
+      </w:tr>
+      <w:tr>
+        <w:tc>
+          <w:tcPr>
+            <w:tcW w:w="3076" w:type="dxa"/>
+          </w:tcPr>
+          <w:p>
+            <w:pPr>
+              <w:pStyle w:val="Zkladntext"/>
+              <w:ind w:firstLine="0" w:left="0" w:right="0"/>
+              <w:spacing w:before="20" w:after="20" w:line="240" w:lineRule="auto"/>
+              <w:jc w:val="center"/>
+            </w:pPr>
+            <w:r>
+              <w:t xml:space="preserve">Doménová</w:t>
+            </w:r>
+          </w:p>
+        </w:tc>
+        <w:tc>
+          <w:tcPr>
+            <w:tcW w:w="5993" w:type="dxa"/>
+          </w:tcPr>
+          <w:p>
+            <w:pPr>
+              <w:pStyle w:val="Zkladntext"/>
+              <w:ind w:firstLine="0" w:left="0" w:right="0"/>
+              <w:spacing w:before="20" w:after="20" w:line="240" w:lineRule="auto"/>
+              <w:jc w:val="left"/>
+            </w:pPr>
+            <w:r>
+              <w:t xml:space="preserve">Výpočty a pravidlá riešenej oblasti — tu leží metóda kritickej cesty</w:t>
+            </w:r>
+          </w:p>
+        </w:tc>
+      </w:tr>
+      <w:tr>
+        <w:tc>
+          <w:tcPr>
+            <w:tcW w:w="3076" w:type="dxa"/>
+          </w:tcPr>
+          <w:p>
+            <w:pPr>
+              <w:pStyle w:val="Zkladntext"/>
+              <w:ind w:firstLine="0" w:left="0" w:right="0"/>
+              <w:spacing w:before="20" w:after="20" w:line="240" w:lineRule="auto"/>
+              <w:jc w:val="center"/>
+            </w:pPr>
+            <w:r>
+              <w:t xml:space="preserve">Dátová</w:t>
+            </w:r>
+          </w:p>
+        </w:tc>
+        <w:tc>
+          <w:tcPr>
+            <w:tcW w:w="5993" w:type="dxa"/>
+          </w:tcPr>
+          <w:p>
+            <w:pPr>
+              <w:pStyle w:val="Zkladntext"/>
+              <w:ind w:firstLine="0" w:left="0" w:right="0"/>
+              <w:spacing w:before="20" w:after="20" w:line="240" w:lineRule="auto"/>
+              <w:jc w:val="left"/>
+            </w:pPr>
+            <w:r>
+              <w:t xml:space="preserve">Uloženie a načítanie údajov</w:t>
+            </w:r>
+          </w:p>
+        </w:tc>
+      </w:tr>
+    </w:tbl>
+    <w:p>
+      <w:pPr>
+        <w:pStyle w:val="Zkladntext"/>
+      </w:pPr>
+      <w:r>
+        <w:t xml:space="preserve"/>
+      </w:r>
+    </w:p>
+    <w:p>
+      <w:pPr>
+        <w:pStyle w:val="Zkladntext"/>
+      </w:pPr>
+      <w:r>
+        <w:t xml:space="preserve">Kľúčové je, že doménová vrstva nepozná ani databázu, ani rozhranie. Vďaka tomu sa dá výpočet spustiť nad dátami zadanými priamo v teste a porovnať s hodnotami odvodenými ručne — čo je postup použitý pri overení v kapitole 7.</w:t>
+      </w:r>
+    </w:p>
+    <w:p>
+      <w:pPr>
+        <w:pStyle w:val="Zkladntext"/>
+      </w:pPr>
+      <w:r>
+        <w:t xml:space="preserve">Prístup k dátam je sústredený do samostatných modulov podľa návrhového vzoru repozitár. Zvyšok aplikácie potom pracuje s údajmi cez pomenované operácie a nie cez databázové dopyty, takže zmena úložiska nevyžaduje zásah do výpočtovej ani prezentačnej vrstvy.</w:t>
+      </w:r>
+    </w:p>
+    <w:p>
+      <w:pPr>
+        <w:pStyle w:val="Zkladntext"/>
+      </w:pPr>
+      <w:r>
         <w:rPr>
           <w:b/>
           <w:highlight w:val="yellow"/>
@@ -2507,7 +2761,33 @@
         <w:rPr>
           <w:highlight w:val="yellow"/>
         </w:rPr>
-        <w:t xml:space="preserve">Napísať nanovo — teoretický základ pre návrh vlastného riešenia.</w:t>
+        <w:t xml:space="preserve">Doplniť citáciu k návrhovému vzoru repozitár — v zozname literatúry je Fowler (2002), overiť konkrétnu stranu.</w:t>
+      </w:r>
+    </w:p>
+    <w:p>
+      <w:pPr>
+        <w:pStyle w:val="Zkladntext"/>
+      </w:pPr>
+      <w:r>
+        <w:t xml:space="preserve">Samostatnou otázkou je viacnásobné prenajímanie, teda súbežná prevádzka pre viacero organizácií nad jednou inštaláciou. Údaje každej organizácie musia byť oddelené tak, aby sa k nim iná organizácia nedostala ani omylom, ani zámerne. Oddelenie sa dá riešiť samostatnou databázou pre každú organizáciu, samostatnou schémou, alebo spoločnými tabuľkami s identifikátorom organizácie v každom zázname. Posledný prístup je prevádzkovo najjednoduchší, ale kladie najvyššie nároky na dôslednosť — zabudnutá podmienka v jedinom dopyte znamená únik dát medzi organizáciami.</w:t>
+      </w:r>
+    </w:p>
+    <w:p>
+      <w:pPr>
+        <w:pStyle w:val="Zkladntext"/>
+      </w:pPr>
+      <w:r>
+        <w:rPr>
+          <w:b/>
+          <w:highlight w:val="yellow"/>
+        </w:rPr>
+        <w:t xml:space="preserve">[DOPLNIŤ] </w:t>
+      </w:r>
+      <w:r>
+        <w:rPr>
+          <w:highlight w:val="yellow"/>
+        </w:rPr>
+        <w:t xml:space="preserve">Doplniť odborné zdroje k vrstvovej architektúre, návrhu informačných systémov a viacnásobnému prenajímaniu. Ide o teoretickú kapitolu, takže tvrdenia musia byť podložené literatúrou s ISBN/ISSN, nie odkazmi na dokumentáciu nástrojov.</w:t>
       </w:r>
     </w:p>
     <w:p>
@@ -20841,6 +21121,810 @@
         <w:pStyle w:val="Zkladntext"/>
       </w:pPr>
       <w:r>
+        <w:t xml:space="preserve">Posudzovanou organizáciou je malá firma, ktorá vedie niekoľko projektov súbežne a plánovanie zabezpečuje bez špecializovaného nástroja. Porovnáva sa súčasný stav so stavom po zavedení systému.</w:t>
+      </w:r>
+    </w:p>
+    <w:p>
+      <w:pPr>
+        <w:pStyle w:val="Zkladntext"/>
+      </w:pPr>
+      <w:r>
+        <w:t xml:space="preserve">Vstupné predpoklady modelu sú uvedené v nasledujúcej tabuľke. Každý z nich je buď doložiteľný cenníkom poskytovateľa, alebo ide o odhad, ktorý je ako odhad aj označený.</w:t>
+      </w:r>
+    </w:p>
+    <w:p>
+      <w:pPr>
+        <w:pStyle w:val="Titulek"/>
+      </w:pPr>
+      <w:r>
+        <w:t xml:space="preserve">Tab. 8.2 [doplniť popis tabuľky]</w:t>
+      </w:r>
+    </w:p>
+    <w:tbl>
+      <w:tblPr>
+        <w:tblW w:w="9068" w:type="dxa"/>
+        <w:tblLayout w:type="fixed"/>
+        <w:tblBorders>
+          <w:top w:val="single" w:sz="4" w:space="0" w:color="auto"/>
+          <w:left w:val="single" w:sz="4" w:space="0" w:color="auto"/>
+          <w:bottom w:val="single" w:sz="4" w:space="0" w:color="auto"/>
+          <w:right w:val="single" w:sz="4" w:space="0" w:color="auto"/>
+          <w:insideH w:val="single" w:sz="4" w:space="0" w:color="auto"/>
+          <w:insideV w:val="single" w:sz="4" w:space="0" w:color="auto"/>
+        </w:tblBorders>
+        <w:tblLook w:val="04A0" w:firstRow="1" w:lastRow="0" w:firstColumn="1" w:lastColumn="0" w:noHBand="0" w:noVBand="1"/>
+      </w:tblPr>
+      <w:tblGrid>
+        <w:gridCol w:w="4152"/>
+        <w:gridCol w:w="2351"/>
+        <w:gridCol w:w="2565"/>
+      </w:tblGrid>
+      <w:tr>
+        <w:trPr>
+          <w:tblHeader/>
+        </w:trPr>
+        <w:tc>
+          <w:tcPr>
+            <w:tcW w:w="4152" w:type="dxa"/>
+          </w:tcPr>
+          <w:p>
+            <w:pPr>
+              <w:pStyle w:val="Zkladntext"/>
+              <w:ind w:firstLine="0" w:left="0" w:right="0"/>
+              <w:spacing w:before="20" w:after="20" w:line="240" w:lineRule="auto"/>
+              <w:jc w:val="center"/>
+            </w:pPr>
+            <w:r>
+              <w:rPr>
+                <w:b/>
+              </w:rPr>
+              <w:t xml:space="preserve">Veličina</w:t>
+            </w:r>
+          </w:p>
+        </w:tc>
+        <w:tc>
+          <w:tcPr>
+            <w:tcW w:w="2351" w:type="dxa"/>
+          </w:tcPr>
+          <w:p>
+            <w:pPr>
+              <w:pStyle w:val="Zkladntext"/>
+              <w:ind w:firstLine="0" w:left="0" w:right="0"/>
+              <w:spacing w:before="20" w:after="20" w:line="240" w:lineRule="auto"/>
+              <w:jc w:val="center"/>
+            </w:pPr>
+            <w:r>
+              <w:rPr>
+                <w:b/>
+              </w:rPr>
+              <w:t xml:space="preserve">Hodnota</w:t>
+            </w:r>
+          </w:p>
+        </w:tc>
+        <w:tc>
+          <w:tcPr>
+            <w:tcW w:w="2565" w:type="dxa"/>
+          </w:tcPr>
+          <w:p>
+            <w:pPr>
+              <w:pStyle w:val="Zkladntext"/>
+              <w:ind w:firstLine="0" w:left="0" w:right="0"/>
+              <w:spacing w:before="20" w:after="20" w:line="240" w:lineRule="auto"/>
+              <w:jc w:val="center"/>
+            </w:pPr>
+            <w:r>
+              <w:rPr>
+                <w:b/>
+              </w:rPr>
+              <w:t xml:space="preserve">Zdroj</w:t>
+            </w:r>
+          </w:p>
+        </w:tc>
+      </w:tr>
+      <w:tr>
+        <w:tc>
+          <w:tcPr>
+            <w:tcW w:w="4152" w:type="dxa"/>
+          </w:tcPr>
+          <w:p>
+            <w:pPr>
+              <w:pStyle w:val="Zkladntext"/>
+              <w:ind w:firstLine="0" w:left="0" w:right="0"/>
+              <w:spacing w:before="20" w:after="20" w:line="240" w:lineRule="auto"/>
+              <w:jc w:val="left"/>
+            </w:pPr>
+            <w:r>
+              <w:t xml:space="preserve">Počet zamestnancov podieľajúcich sa na plánovaní</w:t>
+            </w:r>
+          </w:p>
+        </w:tc>
+        <w:tc>
+          <w:tcPr>
+            <w:tcW w:w="2351" w:type="dxa"/>
+          </w:tcPr>
+          <w:p>
+            <w:pPr>
+              <w:pStyle w:val="Zkladntext"/>
+              <w:ind w:firstLine="0" w:left="0" w:right="0"/>
+              <w:spacing w:before="20" w:after="20" w:line="240" w:lineRule="auto"/>
+              <w:jc w:val="center"/>
+            </w:pPr>
+            <w:r>
+              <w:t xml:space="preserve">[doplniť]</w:t>
+            </w:r>
+          </w:p>
+        </w:tc>
+        <w:tc>
+          <w:tcPr>
+            <w:tcW w:w="2565" w:type="dxa"/>
+          </w:tcPr>
+          <w:p>
+            <w:pPr>
+              <w:pStyle w:val="Zkladntext"/>
+              <w:ind w:firstLine="0" w:left="0" w:right="0"/>
+              <w:spacing w:before="20" w:after="20" w:line="240" w:lineRule="auto"/>
+              <w:jc w:val="left"/>
+            </w:pPr>
+            <w:r>
+              <w:t xml:space="preserve">predpoklad modelu</w:t>
+            </w:r>
+          </w:p>
+        </w:tc>
+      </w:tr>
+      <w:tr>
+        <w:tc>
+          <w:tcPr>
+            <w:tcW w:w="4152" w:type="dxa"/>
+          </w:tcPr>
+          <w:p>
+            <w:pPr>
+              <w:pStyle w:val="Zkladntext"/>
+              <w:ind w:firstLine="0" w:left="0" w:right="0"/>
+              <w:spacing w:before="20" w:after="20" w:line="240" w:lineRule="auto"/>
+              <w:jc w:val="left"/>
+            </w:pPr>
+            <w:r>
+              <w:t xml:space="preserve">Počet súbežne vedených projektov</w:t>
+            </w:r>
+          </w:p>
+        </w:tc>
+        <w:tc>
+          <w:tcPr>
+            <w:tcW w:w="2351" w:type="dxa"/>
+          </w:tcPr>
+          <w:p>
+            <w:pPr>
+              <w:pStyle w:val="Zkladntext"/>
+              <w:ind w:firstLine="0" w:left="0" w:right="0"/>
+              <w:spacing w:before="20" w:after="20" w:line="240" w:lineRule="auto"/>
+              <w:jc w:val="center"/>
+            </w:pPr>
+            <w:r>
+              <w:t xml:space="preserve">[doplniť]</w:t>
+            </w:r>
+          </w:p>
+        </w:tc>
+        <w:tc>
+          <w:tcPr>
+            <w:tcW w:w="2565" w:type="dxa"/>
+          </w:tcPr>
+          <w:p>
+            <w:pPr>
+              <w:pStyle w:val="Zkladntext"/>
+              <w:ind w:firstLine="0" w:left="0" w:right="0"/>
+              <w:spacing w:before="20" w:after="20" w:line="240" w:lineRule="auto"/>
+              <w:jc w:val="left"/>
+            </w:pPr>
+            <w:r>
+              <w:t xml:space="preserve">predpoklad modelu</w:t>
+            </w:r>
+          </w:p>
+        </w:tc>
+      </w:tr>
+      <w:tr>
+        <w:tc>
+          <w:tcPr>
+            <w:tcW w:w="4152" w:type="dxa"/>
+          </w:tcPr>
+          <w:p>
+            <w:pPr>
+              <w:pStyle w:val="Zkladntext"/>
+              <w:ind w:firstLine="0" w:left="0" w:right="0"/>
+              <w:spacing w:before="20" w:after="20" w:line="240" w:lineRule="auto"/>
+              <w:jc w:val="left"/>
+            </w:pPr>
+            <w:r>
+              <w:t xml:space="preserve">Priemerný počet zmien v harmonograme za mesiac</w:t>
+            </w:r>
+          </w:p>
+        </w:tc>
+        <w:tc>
+          <w:tcPr>
+            <w:tcW w:w="2351" w:type="dxa"/>
+          </w:tcPr>
+          <w:p>
+            <w:pPr>
+              <w:pStyle w:val="Zkladntext"/>
+              <w:ind w:firstLine="0" w:left="0" w:right="0"/>
+              <w:spacing w:before="20" w:after="20" w:line="240" w:lineRule="auto"/>
+              <w:jc w:val="center"/>
+            </w:pPr>
+            <w:r>
+              <w:t xml:space="preserve">[doplniť]</w:t>
+            </w:r>
+          </w:p>
+        </w:tc>
+        <w:tc>
+          <w:tcPr>
+            <w:tcW w:w="2565" w:type="dxa"/>
+          </w:tcPr>
+          <w:p>
+            <w:pPr>
+              <w:pStyle w:val="Zkladntext"/>
+              <w:ind w:firstLine="0" w:left="0" w:right="0"/>
+              <w:spacing w:before="20" w:after="20" w:line="240" w:lineRule="auto"/>
+              <w:jc w:val="center"/>
+            </w:pPr>
+            <w:r>
+              <w:t xml:space="preserve">odhad</w:t>
+            </w:r>
+          </w:p>
+        </w:tc>
+      </w:tr>
+      <w:tr>
+        <w:tc>
+          <w:tcPr>
+            <w:tcW w:w="4152" w:type="dxa"/>
+          </w:tcPr>
+          <w:p>
+            <w:pPr>
+              <w:pStyle w:val="Zkladntext"/>
+              <w:ind w:firstLine="0" w:left="0" w:right="0"/>
+              <w:spacing w:before="20" w:after="20" w:line="240" w:lineRule="auto"/>
+              <w:jc w:val="left"/>
+            </w:pPr>
+            <w:r>
+              <w:t xml:space="preserve">Čas na ručný prepočet harmonogramu po zmene</w:t>
+            </w:r>
+          </w:p>
+        </w:tc>
+        <w:tc>
+          <w:tcPr>
+            <w:tcW w:w="2351" w:type="dxa"/>
+          </w:tcPr>
+          <w:p>
+            <w:pPr>
+              <w:pStyle w:val="Zkladntext"/>
+              <w:ind w:firstLine="0" w:left="0" w:right="0"/>
+              <w:spacing w:before="20" w:after="20" w:line="240" w:lineRule="auto"/>
+              <w:jc w:val="left"/>
+            </w:pPr>
+            <w:r>
+              <w:t xml:space="preserve">[doplniť] min</w:t>
+            </w:r>
+          </w:p>
+        </w:tc>
+        <w:tc>
+          <w:tcPr>
+            <w:tcW w:w="2565" w:type="dxa"/>
+          </w:tcPr>
+          <w:p>
+            <w:pPr>
+              <w:pStyle w:val="Zkladntext"/>
+              <w:ind w:firstLine="0" w:left="0" w:right="0"/>
+              <w:spacing w:before="20" w:after="20" w:line="240" w:lineRule="auto"/>
+              <w:jc w:val="center"/>
+            </w:pPr>
+            <w:r>
+              <w:t xml:space="preserve">odhad</w:t>
+            </w:r>
+          </w:p>
+        </w:tc>
+      </w:tr>
+      <w:tr>
+        <w:tc>
+          <w:tcPr>
+            <w:tcW w:w="4152" w:type="dxa"/>
+          </w:tcPr>
+          <w:p>
+            <w:pPr>
+              <w:pStyle w:val="Zkladntext"/>
+              <w:ind w:firstLine="0" w:left="0" w:right="0"/>
+              <w:spacing w:before="20" w:after="20" w:line="240" w:lineRule="auto"/>
+              <w:jc w:val="left"/>
+            </w:pPr>
+            <w:r>
+              <w:t xml:space="preserve">Hodinová sadzba</w:t>
+            </w:r>
+          </w:p>
+        </w:tc>
+        <w:tc>
+          <w:tcPr>
+            <w:tcW w:w="2351" w:type="dxa"/>
+          </w:tcPr>
+          <w:p>
+            <w:pPr>
+              <w:pStyle w:val="Zkladntext"/>
+              <w:ind w:firstLine="0" w:left="0" w:right="0"/>
+              <w:spacing w:before="20" w:after="20" w:line="240" w:lineRule="auto"/>
+              <w:jc w:val="center"/>
+            </w:pPr>
+            <w:r>
+              <w:t xml:space="preserve">[doplniť] €</w:t>
+            </w:r>
+          </w:p>
+        </w:tc>
+        <w:tc>
+          <w:tcPr>
+            <w:tcW w:w="2565" w:type="dxa"/>
+          </w:tcPr>
+          <w:p>
+            <w:pPr>
+              <w:pStyle w:val="Zkladntext"/>
+              <w:ind w:firstLine="0" w:left="0" w:right="0"/>
+              <w:spacing w:before="20" w:after="20" w:line="240" w:lineRule="auto"/>
+              <w:jc w:val="left"/>
+            </w:pPr>
+            <w:r>
+              <w:t xml:space="preserve">doplniť zdroj a dátum</w:t>
+            </w:r>
+          </w:p>
+        </w:tc>
+      </w:tr>
+      <w:tr>
+        <w:tc>
+          <w:tcPr>
+            <w:tcW w:w="4152" w:type="dxa"/>
+          </w:tcPr>
+          <w:p>
+            <w:pPr>
+              <w:pStyle w:val="Zkladntext"/>
+              <w:ind w:firstLine="0" w:left="0" w:right="0"/>
+              <w:spacing w:before="20" w:after="20" w:line="240" w:lineRule="auto"/>
+              <w:jc w:val="left"/>
+            </w:pPr>
+            <w:r>
+              <w:t xml:space="preserve">Mesačné náklady na cloudové služby</w:t>
+            </w:r>
+          </w:p>
+        </w:tc>
+        <w:tc>
+          <w:tcPr>
+            <w:tcW w:w="2351" w:type="dxa"/>
+          </w:tcPr>
+          <w:p>
+            <w:pPr>
+              <w:pStyle w:val="Zkladntext"/>
+              <w:ind w:firstLine="0" w:left="0" w:right="0"/>
+              <w:spacing w:before="20" w:after="20" w:line="240" w:lineRule="auto"/>
+              <w:jc w:val="center"/>
+            </w:pPr>
+            <w:r>
+              <w:t xml:space="preserve">[doplniť] €</w:t>
+            </w:r>
+          </w:p>
+        </w:tc>
+        <w:tc>
+          <w:tcPr>
+            <w:tcW w:w="2565" w:type="dxa"/>
+          </w:tcPr>
+          <w:p>
+            <w:pPr>
+              <w:pStyle w:val="Zkladntext"/>
+              <w:ind w:firstLine="0" w:left="0" w:right="0"/>
+              <w:spacing w:before="20" w:after="20" w:line="240" w:lineRule="auto"/>
+              <w:jc w:val="left"/>
+            </w:pPr>
+            <w:r>
+              <w:t xml:space="preserve">cenník, doplniť dátum</w:t>
+            </w:r>
+          </w:p>
+        </w:tc>
+      </w:tr>
+      <w:tr>
+        <w:tc>
+          <w:tcPr>
+            <w:tcW w:w="4152" w:type="dxa"/>
+          </w:tcPr>
+          <w:p>
+            <w:pPr>
+              <w:pStyle w:val="Zkladntext"/>
+              <w:ind w:firstLine="0" w:left="0" w:right="0"/>
+              <w:spacing w:before="20" w:after="20" w:line="240" w:lineRule="auto"/>
+              <w:jc w:val="left"/>
+            </w:pPr>
+            <w:r>
+              <w:t xml:space="preserve">Jednorazové náklady na zaškolenie</w:t>
+            </w:r>
+          </w:p>
+        </w:tc>
+        <w:tc>
+          <w:tcPr>
+            <w:tcW w:w="2351" w:type="dxa"/>
+          </w:tcPr>
+          <w:p>
+            <w:pPr>
+              <w:pStyle w:val="Zkladntext"/>
+              <w:ind w:firstLine="0" w:left="0" w:right="0"/>
+              <w:spacing w:before="20" w:after="20" w:line="240" w:lineRule="auto"/>
+              <w:jc w:val="center"/>
+            </w:pPr>
+            <w:r>
+              <w:t xml:space="preserve">[doplniť] €</w:t>
+            </w:r>
+          </w:p>
+        </w:tc>
+        <w:tc>
+          <w:tcPr>
+            <w:tcW w:w="2565" w:type="dxa"/>
+          </w:tcPr>
+          <w:p>
+            <w:pPr>
+              <w:pStyle w:val="Zkladntext"/>
+              <w:ind w:firstLine="0" w:left="0" w:right="0"/>
+              <w:spacing w:before="20" w:after="20" w:line="240" w:lineRule="auto"/>
+              <w:jc w:val="center"/>
+            </w:pPr>
+            <w:r>
+              <w:t xml:space="preserve">odhad</w:t>
+            </w:r>
+          </w:p>
+        </w:tc>
+      </w:tr>
+    </w:tbl>
+    <w:p>
+      <w:pPr>
+        <w:pStyle w:val="Zkladntext"/>
+      </w:pPr>
+      <w:r>
+        <w:t xml:space="preserve"/>
+      </w:r>
+    </w:p>
+    <w:p>
+      <w:pPr>
+        <w:pStyle w:val="Zkladntext"/>
+      </w:pPr>
+      <w:r>
+        <w:t xml:space="preserve">Ročná úspora pracovného času sa vypočíta ako súčin počtu zmien v harmonograme, času potrebného na ručný prepočet a hodinovej sadzby. Proti nej stoja ročné náklady na prevádzku a jednorazové náklady na zavedenie.</w:t>
+      </w:r>
+    </w:p>
+    <w:p>
+      <w:pPr>
+        <w:pStyle w:val="Zkladntext"/>
+      </w:pPr>
+      <w:r>
+        <w:t xml:space="preserve">Doba návratnosti je podiel jednorazových nákladov a rozdielu medzi ročnou úsporou a ročnými prevádzkovými nákladmi. Ak je tento rozdiel záporný, riešenie sa pri daných predpokladoch nevráti — aj tento výsledok je platný a treba ho uviesť.</w:t>
+      </w:r>
+    </w:p>
+    <w:p>
+      <w:pPr>
+        <w:pStyle w:val="Zkladntext"/>
+      </w:pPr>
+      <w:r>
+        <w:t xml:space="preserve">Keďže úspora času je odhad, výsledok sa neuvádza ako jediné číslo, ale v troch scenároch, ktoré sa líšia predpokladaným časom ručného prepočtu:</w:t>
+      </w:r>
+    </w:p>
+    <w:p>
+      <w:pPr>
+        <w:pStyle w:val="Titulek"/>
+      </w:pPr>
+      <w:r>
+        <w:t xml:space="preserve">Tab. 8.3 [doplniť popis tabuľky]</w:t>
+      </w:r>
+    </w:p>
+    <w:tbl>
+      <w:tblPr>
+        <w:tblW w:w="9068" w:type="dxa"/>
+        <w:tblLayout w:type="fixed"/>
+        <w:tblBorders>
+          <w:top w:val="single" w:sz="4" w:space="0" w:color="auto"/>
+          <w:left w:val="single" w:sz="4" w:space="0" w:color="auto"/>
+          <w:bottom w:val="single" w:sz="4" w:space="0" w:color="auto"/>
+          <w:right w:val="single" w:sz="4" w:space="0" w:color="auto"/>
+          <w:insideH w:val="single" w:sz="4" w:space="0" w:color="auto"/>
+          <w:insideV w:val="single" w:sz="4" w:space="0" w:color="auto"/>
+        </w:tblBorders>
+        <w:tblLook w:val="04A0" w:firstRow="1" w:lastRow="0" w:firstColumn="1" w:lastColumn="0" w:noHBand="0" w:noVBand="1"/>
+      </w:tblPr>
+      <w:tblGrid>
+        <w:gridCol w:w="2539"/>
+        <w:gridCol w:w="2176"/>
+        <w:gridCol w:w="1995"/>
+        <w:gridCol w:w="2358"/>
+      </w:tblGrid>
+      <w:tr>
+        <w:trPr>
+          <w:tblHeader/>
+        </w:trPr>
+        <w:tc>
+          <w:tcPr>
+            <w:tcW w:w="2539" w:type="dxa"/>
+          </w:tcPr>
+          <w:p>
+            <w:pPr>
+              <w:pStyle w:val="Zkladntext"/>
+              <w:ind w:firstLine="0" w:left="0" w:right="0"/>
+              <w:spacing w:before="20" w:after="20" w:line="240" w:lineRule="auto"/>
+              <w:jc w:val="center"/>
+            </w:pPr>
+            <w:r>
+              <w:rPr>
+                <w:b/>
+              </w:rPr>
+              <w:t xml:space="preserve">Scenár</w:t>
+            </w:r>
+          </w:p>
+        </w:tc>
+        <w:tc>
+          <w:tcPr>
+            <w:tcW w:w="2176" w:type="dxa"/>
+          </w:tcPr>
+          <w:p>
+            <w:pPr>
+              <w:pStyle w:val="Zkladntext"/>
+              <w:ind w:firstLine="0" w:left="0" w:right="0"/>
+              <w:spacing w:before="20" w:after="20" w:line="240" w:lineRule="auto"/>
+              <w:jc w:val="center"/>
+            </w:pPr>
+            <w:r>
+              <w:rPr>
+                <w:b/>
+              </w:rPr>
+              <w:t xml:space="preserve">Predpoklad</w:t>
+            </w:r>
+          </w:p>
+        </w:tc>
+        <w:tc>
+          <w:tcPr>
+            <w:tcW w:w="1995" w:type="dxa"/>
+          </w:tcPr>
+          <w:p>
+            <w:pPr>
+              <w:pStyle w:val="Zkladntext"/>
+              <w:ind w:firstLine="0" w:left="0" w:right="0"/>
+              <w:spacing w:before="20" w:after="20" w:line="240" w:lineRule="auto"/>
+              <w:jc w:val="center"/>
+            </w:pPr>
+            <w:r>
+              <w:rPr>
+                <w:b/>
+              </w:rPr>
+              <w:t xml:space="preserve">Ročná úspora</w:t>
+            </w:r>
+          </w:p>
+        </w:tc>
+        <w:tc>
+          <w:tcPr>
+            <w:tcW w:w="2358" w:type="dxa"/>
+          </w:tcPr>
+          <w:p>
+            <w:pPr>
+              <w:pStyle w:val="Zkladntext"/>
+              <w:ind w:firstLine="0" w:left="0" w:right="0"/>
+              <w:spacing w:before="20" w:after="20" w:line="240" w:lineRule="auto"/>
+              <w:jc w:val="center"/>
+            </w:pPr>
+            <w:r>
+              <w:rPr>
+                <w:b/>
+              </w:rPr>
+              <w:t xml:space="preserve">Doba návratnosti</w:t>
+            </w:r>
+          </w:p>
+        </w:tc>
+      </w:tr>
+      <w:tr>
+        <w:tc>
+          <w:tcPr>
+            <w:tcW w:w="2539" w:type="dxa"/>
+          </w:tcPr>
+          <w:p>
+            <w:pPr>
+              <w:pStyle w:val="Zkladntext"/>
+              <w:ind w:firstLine="0" w:left="0" w:right="0"/>
+              <w:spacing w:before="20" w:after="20" w:line="240" w:lineRule="auto"/>
+              <w:jc w:val="center"/>
+            </w:pPr>
+            <w:r>
+              <w:t xml:space="preserve">Pesimistický</w:t>
+            </w:r>
+          </w:p>
+        </w:tc>
+        <w:tc>
+          <w:tcPr>
+            <w:tcW w:w="2176" w:type="dxa"/>
+          </w:tcPr>
+          <w:p>
+            <w:pPr>
+              <w:pStyle w:val="Zkladntext"/>
+              <w:ind w:firstLine="0" w:left="0" w:right="0"/>
+              <w:spacing w:before="20" w:after="20" w:line="240" w:lineRule="auto"/>
+              <w:jc w:val="center"/>
+            </w:pPr>
+            <w:r>
+              <w:t xml:space="preserve">[doplniť]</w:t>
+            </w:r>
+          </w:p>
+        </w:tc>
+        <w:tc>
+          <w:tcPr>
+            <w:tcW w:w="1995" w:type="dxa"/>
+          </w:tcPr>
+          <w:p>
+            <w:pPr>
+              <w:pStyle w:val="Zkladntext"/>
+              <w:ind w:firstLine="0" w:left="0" w:right="0"/>
+              <w:spacing w:before="20" w:after="20" w:line="240" w:lineRule="auto"/>
+              <w:jc w:val="center"/>
+            </w:pPr>
+            <w:r>
+              <w:t xml:space="preserve">[doplniť]</w:t>
+            </w:r>
+          </w:p>
+        </w:tc>
+        <w:tc>
+          <w:tcPr>
+            <w:tcW w:w="2358" w:type="dxa"/>
+          </w:tcPr>
+          <w:p>
+            <w:pPr>
+              <w:pStyle w:val="Zkladntext"/>
+              <w:ind w:firstLine="0" w:left="0" w:right="0"/>
+              <w:spacing w:before="20" w:after="20" w:line="240" w:lineRule="auto"/>
+              <w:jc w:val="center"/>
+            </w:pPr>
+            <w:r>
+              <w:t xml:space="preserve">[doplniť]</w:t>
+            </w:r>
+          </w:p>
+        </w:tc>
+      </w:tr>
+      <w:tr>
+        <w:tc>
+          <w:tcPr>
+            <w:tcW w:w="2539" w:type="dxa"/>
+          </w:tcPr>
+          <w:p>
+            <w:pPr>
+              <w:pStyle w:val="Zkladntext"/>
+              <w:ind w:firstLine="0" w:left="0" w:right="0"/>
+              <w:spacing w:before="20" w:after="20" w:line="240" w:lineRule="auto"/>
+              <w:jc w:val="center"/>
+            </w:pPr>
+            <w:r>
+              <w:t xml:space="preserve">Realistický</w:t>
+            </w:r>
+          </w:p>
+        </w:tc>
+        <w:tc>
+          <w:tcPr>
+            <w:tcW w:w="2176" w:type="dxa"/>
+          </w:tcPr>
+          <w:p>
+            <w:pPr>
+              <w:pStyle w:val="Zkladntext"/>
+              <w:ind w:firstLine="0" w:left="0" w:right="0"/>
+              <w:spacing w:before="20" w:after="20" w:line="240" w:lineRule="auto"/>
+              <w:jc w:val="center"/>
+            </w:pPr>
+            <w:r>
+              <w:t xml:space="preserve">[doplniť]</w:t>
+            </w:r>
+          </w:p>
+        </w:tc>
+        <w:tc>
+          <w:tcPr>
+            <w:tcW w:w="1995" w:type="dxa"/>
+          </w:tcPr>
+          <w:p>
+            <w:pPr>
+              <w:pStyle w:val="Zkladntext"/>
+              <w:ind w:firstLine="0" w:left="0" w:right="0"/>
+              <w:spacing w:before="20" w:after="20" w:line="240" w:lineRule="auto"/>
+              <w:jc w:val="center"/>
+            </w:pPr>
+            <w:r>
+              <w:t xml:space="preserve">[doplniť]</w:t>
+            </w:r>
+          </w:p>
+        </w:tc>
+        <w:tc>
+          <w:tcPr>
+            <w:tcW w:w="2358" w:type="dxa"/>
+          </w:tcPr>
+          <w:p>
+            <w:pPr>
+              <w:pStyle w:val="Zkladntext"/>
+              <w:ind w:firstLine="0" w:left="0" w:right="0"/>
+              <w:spacing w:before="20" w:after="20" w:line="240" w:lineRule="auto"/>
+              <w:jc w:val="center"/>
+            </w:pPr>
+            <w:r>
+              <w:t xml:space="preserve">[doplniť]</w:t>
+            </w:r>
+          </w:p>
+        </w:tc>
+      </w:tr>
+      <w:tr>
+        <w:tc>
+          <w:tcPr>
+            <w:tcW w:w="2539" w:type="dxa"/>
+          </w:tcPr>
+          <w:p>
+            <w:pPr>
+              <w:pStyle w:val="Zkladntext"/>
+              <w:ind w:firstLine="0" w:left="0" w:right="0"/>
+              <w:spacing w:before="20" w:after="20" w:line="240" w:lineRule="auto"/>
+              <w:jc w:val="center"/>
+            </w:pPr>
+            <w:r>
+              <w:t xml:space="preserve">Optimistický</w:t>
+            </w:r>
+          </w:p>
+        </w:tc>
+        <w:tc>
+          <w:tcPr>
+            <w:tcW w:w="2176" w:type="dxa"/>
+          </w:tcPr>
+          <w:p>
+            <w:pPr>
+              <w:pStyle w:val="Zkladntext"/>
+              <w:ind w:firstLine="0" w:left="0" w:right="0"/>
+              <w:spacing w:before="20" w:after="20" w:line="240" w:lineRule="auto"/>
+              <w:jc w:val="center"/>
+            </w:pPr>
+            <w:r>
+              <w:t xml:space="preserve">[doplniť]</w:t>
+            </w:r>
+          </w:p>
+        </w:tc>
+        <w:tc>
+          <w:tcPr>
+            <w:tcW w:w="1995" w:type="dxa"/>
+          </w:tcPr>
+          <w:p>
+            <w:pPr>
+              <w:pStyle w:val="Zkladntext"/>
+              <w:ind w:firstLine="0" w:left="0" w:right="0"/>
+              <w:spacing w:before="20" w:after="20" w:line="240" w:lineRule="auto"/>
+              <w:jc w:val="center"/>
+            </w:pPr>
+            <w:r>
+              <w:t xml:space="preserve">[doplniť]</w:t>
+            </w:r>
+          </w:p>
+        </w:tc>
+        <w:tc>
+          <w:tcPr>
+            <w:tcW w:w="2358" w:type="dxa"/>
+          </w:tcPr>
+          <w:p>
+            <w:pPr>
+              <w:pStyle w:val="Zkladntext"/>
+              <w:ind w:firstLine="0" w:left="0" w:right="0"/>
+              <w:spacing w:before="20" w:after="20" w:line="240" w:lineRule="auto"/>
+              <w:jc w:val="center"/>
+            </w:pPr>
+            <w:r>
+              <w:t xml:space="preserve">[doplniť]</w:t>
+            </w:r>
+          </w:p>
+        </w:tc>
+      </w:tr>
+    </w:tbl>
+    <w:p>
+      <w:pPr>
+        <w:pStyle w:val="Zkladntext"/>
+      </w:pPr>
+      <w:r>
+        <w:t xml:space="preserve"/>
+      </w:r>
+    </w:p>
+    <w:p>
+      <w:pPr>
+        <w:pStyle w:val="Zkladntext"/>
+      </w:pPr>
+      <w:r>
         <w:rPr>
           <w:b/>
           <w:highlight w:val="yellow"/>
@@ -20851,7 +21935,7 @@
         <w:rPr>
           <w:highlight w:val="yellow"/>
         </w:rPr>
-        <w:t xml:space="preserve">Napísať nanovo — konkrétny scenár: počet zamestnancov, projektov a hodinová sadzba. Porovnať súčasný spôsob plánovania proti zavedeniu systému.</w:t>
+        <w:t xml:space="preserve">Doplniť vstupné hodnoty, prepočítať tabuľku scenárov a uviesť postup výpočtu tak, aby sa dal overiť. Vstupy, ktoré nie sú doložiteľné cenníkom, označiť ako odhad a v závere kapitoly zopakovať medzi obmedzeniami.</w:t>
       </w:r>
     </w:p>
     <w:p>
@@ -20893,7 +21977,7 @@
         <w:pStyle w:val="Titulek"/>
       </w:pPr>
       <w:r>
-        <w:t xml:space="preserve">Tab. 8.2 [doplniť popis tabuľky]</w:t>
+        <w:t xml:space="preserve">Tab. 8.4 [doplniť popis tabuľky]</w:t>
       </w:r>
     </w:p>
     <w:tbl>

--- a/docs/Bakalarska_praca_Serafin.docx
+++ b/docs/Bakalarska_praca_Serafin.docx
@@ -11133,6 +11133,38 @@
         <w:pStyle w:val="Zkladntext"/>
       </w:pPr>
       <w:r>
+        <w:t xml:space="preserve">Jadro systému — plánovanie činností a výpočet kritickej cesty — nie je viazané na konkrétne odvetvie. Aby sa dala overiť prenositeľnosť riešenia, bol pre jednu konkrétnu oblasť doplnený modul nad týmto jadrom. Zvolenou oblasťou je finančné poradenstvo, pretože z konzultácie s odborníkom z praxe boli známe jej požiadavky.</w:t>
+      </w:r>
+    </w:p>
+    <w:p>
+      <w:pPr>
+        <w:pStyle w:val="Zkladntext"/>
+      </w:pPr>
+      <w:r>
+        <w:t xml:space="preserve">Modul pridáva evidenciu klientov, kontrolný zoznam povinností vyplývajúcich z regulácie, fázy rozpracovanosti obchodu, záznam interakcií s klientom a úlohy naplánované voči nemu. Projekty sa dajú ku klientovi priradiť, takže harmonogram a kontext klienta zostávajú prepojené.</w:t>
+      </w:r>
+    </w:p>
+    <w:p>
+      <w:pPr>
+        <w:pStyle w:val="Zkladntext"/>
+      </w:pPr>
+      <w:r>
+        <w:t xml:space="preserve">Podstatné pre návrh je, že úlohy naplánované voči klientovi sú vedené oddelene od projektových. Projektová úloha má trvanie a závislosti a vstupuje do výpočtu kritickej cesty; úloha voči klientovi ani jedno nemá a do harmonogramu nepatrí. Ich zlúčenie do jednej entity by skreslilo výpočet, ktorý je predmetom práce.</w:t>
+      </w:r>
+    </w:p>
+    <w:p>
+      <w:pPr>
+        <w:pStyle w:val="Zkladntext"/>
+      </w:pPr>
+      <w:r>
+        <w:t xml:space="preserve">Modul zároveň ukazuje hranicu riešenia. Kontrolný zoznam môže podporovať plnenie povinností a preukazovanie, že boli vykonané, ale zo samotnej funkcionality nemožno odvodzovať zaistenie regulatórneho súladu — ten závisí od postupov organizácie, nie od nástroja.</w:t>
+      </w:r>
+    </w:p>
+    <w:p>
+      <w:pPr>
+        <w:pStyle w:val="Zkladntext"/>
+      </w:pPr>
+      <w:r>
         <w:rPr>
           <w:b/>
           <w:highlight w:val="yellow"/>
@@ -11143,7 +11175,7 @@
         <w:rPr>
           <w:highlight w:val="yellow"/>
         </w:rPr>
-        <w:t xml:space="preserve">Výrazne skrátiť a zlúčiť. Modul pre finančných poradcov uviesť len ako aplikačný príklad využitia systému, nie ako samostatnú tému. Tvrdenie o MiFID II preformulovať — kontrolný zoznam plnenie povinností podporuje, ale regulatórnu zhodu sám o sebe nezaisťuje. Stručne doplniť GDPR a uchovávanie dokumentov.</w:t>
+        <w:t xml:space="preserve">Doplniť odkaz na príslušnú právnu úpravu a odborný zdroj k MiFID II. Stručne doplniť aj nakladanie s osobnými údajmi podľa GDPR a uchovávanie dokumentov — ide o citlivé údaje klientov.</w:t>
       </w:r>
     </w:p>
     <w:p>

--- a/docs/Bakalarska_praca_Serafin.docx
+++ b/docs/Bakalarska_praca_Serafin.docx
@@ -94,7 +94,7 @@
         <w:pStyle w:val="Titulnlistnzvy"/>
       </w:pPr>
       <w:r>
-        <w:t xml:space="preserve">[DOPLNIŤ NÁZEV KATEDRY]</w:t>
+        <w:t xml:space="preserve">Katedra aplikované informatiky</w:t>
       </w:r>
       <w:r>
         <w:rPr>
@@ -7792,6 +7792,14 @@
     </w:p>
     <w:p>
       <w:pPr>
+        <w:pStyle w:val="Nadpis2"/>
+      </w:pPr>
+      <w:r>
+        <w:t xml:space="preserve">Architektúra systému a dátový model</w:t>
+      </w:r>
+    </w:p>
+    <w:p>
+      <w:pPr>
         <w:pStyle w:val="Zkladntext"/>
       </w:pPr>
       <w:r>
@@ -7805,32 +7813,6 @@
         <w:rPr>
           <w:highlight w:val="yellow"/>
         </w:rPr>
-        <w:t xml:space="preserve">Výpis kódu z pôvodného textu — zvážiť zaradenie do prílohy.</w:t>
-      </w:r>
-    </w:p>
-    <w:p>
-      <w:pPr>
-        <w:pStyle w:val="Nadpis2"/>
-      </w:pPr>
-      <w:r>
-        <w:t xml:space="preserve">Architektúra systému a dátový model</w:t>
-      </w:r>
-    </w:p>
-    <w:p>
-      <w:pPr>
-        <w:pStyle w:val="Zkladntext"/>
-      </w:pPr>
-      <w:r>
-        <w:rPr>
-          <w:b/>
-          <w:highlight w:val="yellow"/>
-        </w:rPr>
-        <w:t xml:space="preserve">[DOPLNIŤ] </w:t>
-      </w:r>
-      <w:r>
-        <w:rPr>
-          <w:highlight w:val="yellow"/>
-        </w:rPr>
         <w:t xml:space="preserve">Doplniť ER diagram a diagram architektúry.</w:t>
       </w:r>
     </w:p>
@@ -7848,24 +7830,6 @@
       </w:pPr>
       <w:r>
         <w:t xml:space="preserve">Kľúčovým architektonickým rozhodnutím je implementácia Repository Pattern. Celá databázová logika je zapuzdrená v module repositories/ — UI nikdy nevykonáva SQL priamo. Toto rozhodnutie bolo prijaté s výhľadom na budúcu migráciu na cloudovú databázu (PostgreSQL/Supabase), kde stačí vymeniť repozitárnu vrstvu bez akejkoľvek zmeny v UI alebo business logike.</w:t>
-      </w:r>
-    </w:p>
-    <w:p>
-      <w:pPr>
-        <w:pStyle w:val="Zkladntext"/>
-      </w:pPr>
-      <w:r>
-        <w:rPr>
-          <w:b/>
-          <w:highlight w:val="yellow"/>
-        </w:rPr>
-        <w:t xml:space="preserve">[DOPLNIŤ] </w:t>
-      </w:r>
-      <w:r>
-        <w:rPr>
-          <w:highlight w:val="yellow"/>
-        </w:rPr>
-        <w:t xml:space="preserve">Výpis kódu z pôvodného textu — zvážiť zaradenie do prílohy.</w:t>
       </w:r>
     </w:p>
     <w:p>
@@ -8605,24 +8569,6 @@
         <w:pStyle w:val="Zkladntext"/>
       </w:pPr>
       <w:r>
-        <w:rPr>
-          <w:b/>
-          <w:highlight w:val="yellow"/>
-        </w:rPr>
-        <w:t xml:space="preserve">[DOPLNIŤ] </w:t>
-      </w:r>
-      <w:r>
-        <w:rPr>
-          <w:highlight w:val="yellow"/>
-        </w:rPr>
-        <w:t xml:space="preserve">Výpis kódu z pôvodného textu — zvážiť zaradenie do prílohy.</w:t>
-      </w:r>
-    </w:p>
-    <w:p>
-      <w:pPr>
-        <w:pStyle w:val="Zkladntext"/>
-      </w:pPr>
-      <w:r>
         <w:t xml:space="preserve">Navigácia je implementovaná v triede MainApp metódou handle_navigation(key), ktorá pri každej zmene obrazovky zničí predchádzajúci widget (destroy()) a vytvorí nový. Toto jednoduché riešenie zaručuje aktuálnosť dát bez nutnosti implementácie komplexného systému invalidácie cache.</w:t>
       </w:r>
     </w:p>
@@ -8639,43 +8585,7 @@
         <w:pStyle w:val="Zkladntext"/>
       </w:pPr>
       <w:r>
-        <w:rPr>
-          <w:b/>
-          <w:highlight w:val="yellow"/>
-        </w:rPr>
-        <w:t xml:space="preserve">[DOPLNIŤ] </w:t>
-      </w:r>
-      <w:r>
-        <w:rPr>
-          <w:highlight w:val="yellow"/>
-        </w:rPr>
-        <w:t xml:space="preserve">Výpis kódu z pôvodného textu — zvážiť zaradenie do prílohy.</w:t>
-      </w:r>
-    </w:p>
-    <w:p>
-      <w:pPr>
-        <w:pStyle w:val="Zkladntext"/>
-      </w:pPr>
-      <w:r>
         <w:t xml:space="preserve">Pre matplotlib grafy, ktoré nepoužívajú CTk systém, bola implementovaná pomocná funkcia mode_color(token), ktorá číta aktuálny mód pri čase renderovania:</w:t>
-      </w:r>
-    </w:p>
-    <w:p>
-      <w:pPr>
-        <w:pStyle w:val="Zkladntext"/>
-      </w:pPr>
-      <w:r>
-        <w:rPr>
-          <w:b/>
-          <w:highlight w:val="yellow"/>
-        </w:rPr>
-        <w:t xml:space="preserve">[DOPLNIŤ] </w:t>
-      </w:r>
-      <w:r>
-        <w:rPr>
-          <w:highlight w:val="yellow"/>
-        </w:rPr>
-        <w:t xml:space="preserve">Výpis kódu z pôvodného textu — zvážiť zaradenie do prílohy.</w:t>
       </w:r>
     </w:p>
     <w:p>
@@ -10231,24 +10141,6 @@
         <w:pStyle w:val="Zkladntext"/>
       </w:pPr>
       <w:r>
-        <w:rPr>
-          <w:b/>
-          <w:highlight w:val="yellow"/>
-        </w:rPr>
-        <w:t xml:space="preserve">[DOPLNIŤ] </w:t>
-      </w:r>
-      <w:r>
-        <w:rPr>
-          <w:highlight w:val="yellow"/>
-        </w:rPr>
-        <w:t xml:space="preserve">Výpis kódu z pôvodného textu — zvážiť zaradenie do prílohy.</w:t>
-      </w:r>
-    </w:p>
-    <w:p>
-      <w:pPr>
-        <w:pStyle w:val="Zkladntext"/>
-      </w:pPr>
-      <w:r>
         <w:t xml:space="preserve">Najkomplexnejšia repozitárna funkcia je get_tasks_for_project_with_cpm(project_id), ktorá vracia zoznam úloh obohateným o CPM polia, meno prideleného používateľa (JOIN s tabuľkou users) a informáciu o kritickosti. Táto funkcia je volaná vždy po prepočte CPM a po každej zmene filtrov v Tasks tab.</w:t>
       </w:r>
     </w:p>
@@ -10258,24 +10150,6 @@
       </w:pPr>
       <w:r>
         <w:t xml:space="preserve">Verzia 1.2 zaviedla duálny databázový backend, ktorý umožňuje rovnakému kódu repozitárov pracovať s lokálnym SQLite aj cloudovým PostgreSQL (Supabase). Prepínanie prebieha cez premennú prostredia DB_BACKEND:</w:t>
-      </w:r>
-    </w:p>
-    <w:p>
-      <w:pPr>
-        <w:pStyle w:val="Zkladntext"/>
-      </w:pPr>
-      <w:r>
-        <w:rPr>
-          <w:b/>
-          <w:highlight w:val="yellow"/>
-        </w:rPr>
-        <w:t xml:space="preserve">[DOPLNIŤ] </w:t>
-      </w:r>
-      <w:r>
-        <w:rPr>
-          <w:highlight w:val="yellow"/>
-        </w:rPr>
-        <w:t xml:space="preserve">Výpis kódu z pôvodného textu — zvážiť zaradenie do prílohy.</w:t>
       </w:r>
     </w:p>
     <w:p>
@@ -10615,24 +10489,6 @@
         <w:pStyle w:val="Zkladntext"/>
       </w:pPr>
       <w:r>
-        <w:rPr>
-          <w:b/>
-          <w:highlight w:val="yellow"/>
-        </w:rPr>
-        <w:t xml:space="preserve">[DOPLNIŤ] </w:t>
-      </w:r>
-      <w:r>
-        <w:rPr>
-          <w:highlight w:val="yellow"/>
-        </w:rPr>
-        <w:t xml:space="preserve">Výpis kódu z pôvodného textu — zvážiť zaradenie do prílohy.</w:t>
-      </w:r>
-    </w:p>
-    <w:p>
-      <w:pPr>
-        <w:pStyle w:val="Zkladntext"/>
-      </w:pPr>
-      <w:r>
         <w:t xml:space="preserve">Súbor database/supabase_schema.sql obsahuje kompletné PostgreSQL schéma s ENUM typmi pre doménové hodnoty (user_role, task_status, task_priority, dep_type), 7 tabuliek so správnymi cudzími kľúčmi a BIGSERIAL primárnymi kľúčmi, 10 indexov pre najčastejšie dotazy a seed INSERT pre administrátorský účet.</w:t>
       </w:r>
     </w:p>
@@ -10665,24 +10521,6 @@
         <w:pStyle w:val="Zkladntext"/>
       </w:pPr>
       <w:r>
-        <w:rPr>
-          <w:b/>
-          <w:highlight w:val="yellow"/>
-        </w:rPr>
-        <w:t xml:space="preserve">[DOPLNIŤ] </w:t>
-      </w:r>
-      <w:r>
-        <w:rPr>
-          <w:highlight w:val="yellow"/>
-        </w:rPr>
-        <w:t xml:space="preserve">Výpis kódu z pôvodného textu — zvážiť zaradenie do prílohy.</w:t>
-      </w:r>
-    </w:p>
-    <w:p>
-      <w:pPr>
-        <w:pStyle w:val="Zkladntext"/>
-      </w:pPr>
-      <w:r>
         <w:t xml:space="preserve">Algoritmus prebieha v šiestich krokoch. Prvým krokom je detekcia cyklov pomocou DFS (hĺbkového prehľadávania). Každý uzol má jeden z troch stavov: BIELE (nenavštívený), SIVÉ (v aktuálnej ceste), ČIERNE (spracovaný). Ak DFS narazí na sivý uzol, existuje cyklus a CPM nie je možné vypočítať — algoritmus vráti CPMResult(is_valid=False).</w:t>
       </w:r>
     </w:p>
@@ -10691,24 +10529,6 @@
         <w:pStyle w:val="Zkladntext"/>
       </w:pPr>
       <w:r>
-        <w:rPr>
-          <w:b/>
-          <w:highlight w:val="yellow"/>
-        </w:rPr>
-        <w:t xml:space="preserve">[DOPLNIŤ] </w:t>
-      </w:r>
-      <w:r>
-        <w:rPr>
-          <w:highlight w:val="yellow"/>
-        </w:rPr>
-        <w:t xml:space="preserve">Výpis kódu z pôvodného textu — zvážiť zaradenie do prílohy.</w:t>
-      </w:r>
-    </w:p>
-    <w:p>
-      <w:pPr>
-        <w:pStyle w:val="Zkladntext"/>
-      </w:pPr>
-      <w:r>
         <w:t xml:space="preserve">Druhým krokom je topologické triedenie algoritmom Kahn. Výsledné poradie garantuje, že pred spracovaním každej úlohy sú spracované všetky jej závislosti.</w:t>
       </w:r>
     </w:p>
@@ -10725,43 +10545,7 @@
         <w:pStyle w:val="Zkladntext"/>
       </w:pPr>
       <w:r>
-        <w:rPr>
-          <w:b/>
-          <w:highlight w:val="yellow"/>
-        </w:rPr>
-        <w:t xml:space="preserve">[DOPLNIŤ] </w:t>
-      </w:r>
-      <w:r>
-        <w:rPr>
-          <w:highlight w:val="yellow"/>
-        </w:rPr>
-        <w:t xml:space="preserve">Výpis kódu z pôvodného textu — zvážiť zaradenie do prílohy.</w:t>
-      </w:r>
-    </w:p>
-    <w:p>
-      <w:pPr>
-        <w:pStyle w:val="Zkladntext"/>
-      </w:pPr>
-      <w:r>
         <w:t xml:space="preserve">Štvrtým krokom je Backward Pass — iterácia v obrátenom topologickom poradí. LF poslednej úlohy je rovné celkovému trvaniu projektu. Pre ostatné úlohy je LF minimum LS všetkých nasledovníkov:</w:t>
-      </w:r>
-    </w:p>
-    <w:p>
-      <w:pPr>
-        <w:pStyle w:val="Zkladntext"/>
-      </w:pPr>
-      <w:r>
-        <w:rPr>
-          <w:b/>
-          <w:highlight w:val="yellow"/>
-        </w:rPr>
-        <w:t xml:space="preserve">[DOPLNIŤ] </w:t>
-      </w:r>
-      <w:r>
-        <w:rPr>
-          <w:highlight w:val="yellow"/>
-        </w:rPr>
-        <w:t xml:space="preserve">Výpis kódu z pôvodného textu — zvážiť zaradenie do prílohy.</w:t>
       </w:r>
     </w:p>
     <w:p>
@@ -11031,6 +10815,86 @@
         <w:pStyle w:val="Zkladntext"/>
       </w:pPr>
       <w:r>
+        <w:t xml:space="preserve">Pre výpočet pravdepodobnosti P(T ≤ D) sa využíva Central Limit Theorem: súčet nezávislých náhodných veličín (dĺžok kriticky cestových úloh) konverguje k normálnemu rozdeleniu. Python štandardná knižnica poskytuje statistics.NormalDist s metódou .cdf(deadline):</w:t>
+      </w:r>
+    </w:p>
+    <w:p>
+      <w:pPr>
+        <w:pStyle w:val="Zkladntext"/>
+      </w:pPr>
+      <w:r>
+        <w:t xml:space="preserve">Systém automaticky generuje pravdepodobnosti pre rozsah deadlinov okolo očakávaného trvania (±5 dní) a pre zadaný konkrétny deadline. Výsledky sú vizualizované cez SVG gauge (oblúkový ukazovateľ) s farebnými zónami: zelená ≥ 80 %, oranžová 50–79 %, červená &lt; 50 %.</w:t>
+      </w:r>
+    </w:p>
+    <w:p>
+      <w:pPr>
+        <w:pStyle w:val="Zkladntext"/>
+      </w:pPr>
+      <w:r>
+        <w:t xml:space="preserve">Do tabuľky tasks boli pridané dva nové stĺpce migráciou 003_pert_fields.sql:</w:t>
+      </w:r>
+    </w:p>
+    <w:p>
+      <w:pPr>
+        <w:pStyle w:val="Zkladntext"/>
+      </w:pPr>
+      <w:r>
+        <w:t xml:space="preserve">Stĺpce sú nullable — ak nie sú vyplnené, PERT engine automaticky dosadí a = m = b = duration, čo zodpovedá deterministickému CPM odhadu (σ = 0, P = 1.0 pre deadline ≥ trvanie).</w:t>
+      </w:r>
+    </w:p>
+    <w:p>
+      <w:pPr>
+        <w:pStyle w:val="Zkladntext"/>
+      </w:pPr>
+      <w:r>
+        <w:t xml:space="preserve">Endpoint GET /projects/{project_id}/pert?deadline={d} vracia kompletný PERT response vrátane per-task štatistík, projektu-level E a σ, a mapu pravdepodobností. Frontend PertPanel.tsx zobrazuje výsledky v troch sekciách: gauge s ovládačom deadline, tabuľka pravdepodobností pre rôzne termíny a per-task tabuľka s hodnotami a/m/b/E/σ.</w:t>
+      </w:r>
+    </w:p>
+    <w:p>
+      <w:pPr>
+        <w:pStyle w:val="Nadpis2"/>
+      </w:pPr>
+      <w:r>
+        <w:t xml:space="preserve">Kľúčové funkcie systému</w:t>
+      </w:r>
+    </w:p>
+    <w:p>
+      <w:pPr>
+        <w:pStyle w:val="Zkladntext"/>
+      </w:pPr>
+      <w:r>
+        <w:t xml:space="preserve">Jadro systému — plánovanie činností a výpočet kritickej cesty — nie je viazané na konkrétne odvetvie. Aby sa dala overiť prenositeľnosť riešenia, bol pre jednu konkrétnu oblasť doplnený modul nad týmto jadrom. Zvolenou oblasťou je finančné poradenstvo, pretože z konzultácie s odborníkom z praxe boli známe jej požiadavky.</w:t>
+      </w:r>
+    </w:p>
+    <w:p>
+      <w:pPr>
+        <w:pStyle w:val="Zkladntext"/>
+      </w:pPr>
+      <w:r>
+        <w:t xml:space="preserve">Modul pridáva evidenciu klientov, kontrolný zoznam povinností vyplývajúcich z regulácie, fázy rozpracovanosti obchodu, záznam interakcií s klientom a úlohy naplánované voči nemu. Projekty sa dajú ku klientovi priradiť, takže harmonogram a kontext klienta zostávajú prepojené.</w:t>
+      </w:r>
+    </w:p>
+    <w:p>
+      <w:pPr>
+        <w:pStyle w:val="Zkladntext"/>
+      </w:pPr>
+      <w:r>
+        <w:t xml:space="preserve">Podstatné pre návrh je, že úlohy naplánované voči klientovi sú vedené oddelene od projektových. Projektová úloha má trvanie a závislosti a vstupuje do výpočtu kritickej cesty; úloha voči klientovi ani jedno nemá a do harmonogramu nepatrí. Ich zlúčenie do jednej entity by skreslilo výpočet, ktorý je predmetom práce.</w:t>
+      </w:r>
+    </w:p>
+    <w:p>
+      <w:pPr>
+        <w:pStyle w:val="Zkladntext"/>
+      </w:pPr>
+      <w:r>
+        <w:t xml:space="preserve">Modul zároveň ukazuje hranicu riešenia. Kontrolný zoznam môže podporovať plnenie povinností a preukazovanie, že boli vykonané, ale zo samotnej funkcionality nemožno odvodzovať zaistenie regulatórneho súladu — ten závisí od postupov organizácie, nie od nástroja.</w:t>
+      </w:r>
+    </w:p>
+    <w:p>
+      <w:pPr>
+        <w:pStyle w:val="Zkladntext"/>
+      </w:pPr>
+      <w:r>
         <w:rPr>
           <w:b/>
           <w:highlight w:val="yellow"/>
@@ -11041,140 +10905,6 @@
         <w:rPr>
           <w:highlight w:val="yellow"/>
         </w:rPr>
-        <w:t xml:space="preserve">Výpis kódu z pôvodného textu — zvážiť zaradenie do prílohy.</w:t>
-      </w:r>
-    </w:p>
-    <w:p>
-      <w:pPr>
-        <w:pStyle w:val="Zkladntext"/>
-      </w:pPr>
-      <w:r>
-        <w:t xml:space="preserve">Pre výpočet pravdepodobnosti P(T ≤ D) sa využíva Central Limit Theorem: súčet nezávislých náhodných veličín (dĺžok kriticky cestových úloh) konverguje k normálnemu rozdeleniu. Python štandardná knižnica poskytuje statistics.NormalDist s metódou .cdf(deadline):</w:t>
-      </w:r>
-    </w:p>
-    <w:p>
-      <w:pPr>
-        <w:pStyle w:val="Zkladntext"/>
-      </w:pPr>
-      <w:r>
-        <w:rPr>
-          <w:b/>
-          <w:highlight w:val="yellow"/>
-        </w:rPr>
-        <w:t xml:space="preserve">[DOPLNIŤ] </w:t>
-      </w:r>
-      <w:r>
-        <w:rPr>
-          <w:highlight w:val="yellow"/>
-        </w:rPr>
-        <w:t xml:space="preserve">Výpis kódu z pôvodného textu — zvážiť zaradenie do prílohy.</w:t>
-      </w:r>
-    </w:p>
-    <w:p>
-      <w:pPr>
-        <w:pStyle w:val="Zkladntext"/>
-      </w:pPr>
-      <w:r>
-        <w:t xml:space="preserve">Systém automaticky generuje pravdepodobnosti pre rozsah deadlinov okolo očakávaného trvania (±5 dní) a pre zadaný konkrétny deadline. Výsledky sú vizualizované cez SVG gauge (oblúkový ukazovateľ) s farebnými zónami: zelená ≥ 80 %, oranžová 50–79 %, červená &lt; 50 %.</w:t>
-      </w:r>
-    </w:p>
-    <w:p>
-      <w:pPr>
-        <w:pStyle w:val="Zkladntext"/>
-      </w:pPr>
-      <w:r>
-        <w:t xml:space="preserve">Do tabuľky tasks boli pridané dva nové stĺpce migráciou 003_pert_fields.sql:</w:t>
-      </w:r>
-    </w:p>
-    <w:p>
-      <w:pPr>
-        <w:pStyle w:val="Zkladntext"/>
-      </w:pPr>
-      <w:r>
-        <w:rPr>
-          <w:b/>
-          <w:highlight w:val="yellow"/>
-        </w:rPr>
-        <w:t xml:space="preserve">[DOPLNIŤ] </w:t>
-      </w:r>
-      <w:r>
-        <w:rPr>
-          <w:highlight w:val="yellow"/>
-        </w:rPr>
-        <w:t xml:space="preserve">Výpis kódu z pôvodného textu — zvážiť zaradenie do prílohy.</w:t>
-      </w:r>
-    </w:p>
-    <w:p>
-      <w:pPr>
-        <w:pStyle w:val="Zkladntext"/>
-      </w:pPr>
-      <w:r>
-        <w:t xml:space="preserve">Stĺpce sú nullable — ak nie sú vyplnené, PERT engine automaticky dosadí a = m = b = duration, čo zodpovedá deterministickému CPM odhadu (σ = 0, P = 1.0 pre deadline ≥ trvanie).</w:t>
-      </w:r>
-    </w:p>
-    <w:p>
-      <w:pPr>
-        <w:pStyle w:val="Zkladntext"/>
-      </w:pPr>
-      <w:r>
-        <w:t xml:space="preserve">Endpoint GET /projects/{project_id}/pert?deadline={d} vracia kompletný PERT response vrátane per-task štatistík, projektu-level E a σ, a mapu pravdepodobností. Frontend PertPanel.tsx zobrazuje výsledky v troch sekciách: gauge s ovládačom deadline, tabuľka pravdepodobností pre rôzne termíny a per-task tabuľka s hodnotami a/m/b/E/σ.</w:t>
-      </w:r>
-    </w:p>
-    <w:p>
-      <w:pPr>
-        <w:pStyle w:val="Nadpis2"/>
-      </w:pPr>
-      <w:r>
-        <w:t xml:space="preserve">Kľúčové funkcie systému</w:t>
-      </w:r>
-    </w:p>
-    <w:p>
-      <w:pPr>
-        <w:pStyle w:val="Zkladntext"/>
-      </w:pPr>
-      <w:r>
-        <w:t xml:space="preserve">Jadro systému — plánovanie činností a výpočet kritickej cesty — nie je viazané na konkrétne odvetvie. Aby sa dala overiť prenositeľnosť riešenia, bol pre jednu konkrétnu oblasť doplnený modul nad týmto jadrom. Zvolenou oblasťou je finančné poradenstvo, pretože z konzultácie s odborníkom z praxe boli známe jej požiadavky.</w:t>
-      </w:r>
-    </w:p>
-    <w:p>
-      <w:pPr>
-        <w:pStyle w:val="Zkladntext"/>
-      </w:pPr>
-      <w:r>
-        <w:t xml:space="preserve">Modul pridáva evidenciu klientov, kontrolný zoznam povinností vyplývajúcich z regulácie, fázy rozpracovanosti obchodu, záznam interakcií s klientom a úlohy naplánované voči nemu. Projekty sa dajú ku klientovi priradiť, takže harmonogram a kontext klienta zostávajú prepojené.</w:t>
-      </w:r>
-    </w:p>
-    <w:p>
-      <w:pPr>
-        <w:pStyle w:val="Zkladntext"/>
-      </w:pPr>
-      <w:r>
-        <w:t xml:space="preserve">Podstatné pre návrh je, že úlohy naplánované voči klientovi sú vedené oddelene od projektových. Projektová úloha má trvanie a závislosti a vstupuje do výpočtu kritickej cesty; úloha voči klientovi ani jedno nemá a do harmonogramu nepatrí. Ich zlúčenie do jednej entity by skreslilo výpočet, ktorý je predmetom práce.</w:t>
-      </w:r>
-    </w:p>
-    <w:p>
-      <w:pPr>
-        <w:pStyle w:val="Zkladntext"/>
-      </w:pPr>
-      <w:r>
-        <w:t xml:space="preserve">Modul zároveň ukazuje hranicu riešenia. Kontrolný zoznam môže podporovať plnenie povinností a preukazovanie, že boli vykonané, ale zo samotnej funkcionality nemožno odvodzovať zaistenie regulatórneho súladu — ten závisí od postupov organizácie, nie od nástroja.</w:t>
-      </w:r>
-    </w:p>
-    <w:p>
-      <w:pPr>
-        <w:pStyle w:val="Zkladntext"/>
-      </w:pPr>
-      <w:r>
-        <w:rPr>
-          <w:b/>
-          <w:highlight w:val="yellow"/>
-        </w:rPr>
-        <w:t xml:space="preserve">[DOPLNIŤ] </w:t>
-      </w:r>
-      <w:r>
-        <w:rPr>
-          <w:highlight w:val="yellow"/>
-        </w:rPr>
         <w:t xml:space="preserve">Doplniť odkaz na príslušnú právnu úpravu a odborný zdroj k MiFID II. Stručne doplniť aj nakladanie s osobnými údajmi podľa GDPR a uchovávanie dokumentov — ide o citlivé údaje klientov.</w:t>
       </w:r>
     </w:p>
@@ -11271,24 +11001,6 @@
         <w:pStyle w:val="Zkladntext"/>
       </w:pPr>
       <w:r>
-        <w:rPr>
-          <w:b/>
-          <w:highlight w:val="yellow"/>
-        </w:rPr>
-        <w:t xml:space="preserve">[DOPLNIŤ] </w:t>
-      </w:r>
-      <w:r>
-        <w:rPr>
-          <w:highlight w:val="yellow"/>
-        </w:rPr>
-        <w:t xml:space="preserve">Výpis kódu z pôvodného textu — zvážiť zaradenie do prílohy.</w:t>
-      </w:r>
-    </w:p>
-    <w:p>
-      <w:pPr>
-        <w:pStyle w:val="Zkladntext"/>
-      </w:pPr>
-      <w:r>
         <w:t xml:space="preserve">Oba grafy používajú FigureCanvasTkAgg backend pre vloženie matplotlib figúry priamo do CTkFrame. Kľúčovým technickým problémom bol konflikt s interným atribútom CTkFrame: trieda CTkFrame interne používa atribút self._canvas pre vlastné Tkinter plátno. Pri pomenovaní matplotlib canvasu rovnakým menom dochádzalo k prepísaniu interného atribútu a pádu aplikácie.</w:t>
       </w:r>
     </w:p>
@@ -11305,24 +11017,6 @@
         <w:pStyle w:val="Zkladntext"/>
       </w:pPr>
       <w:r>
-        <w:rPr>
-          <w:b/>
-          <w:highlight w:val="yellow"/>
-        </w:rPr>
-        <w:t xml:space="preserve">[DOPLNIŤ] </w:t>
-      </w:r>
-      <w:r>
-        <w:rPr>
-          <w:highlight w:val="yellow"/>
-        </w:rPr>
-        <w:t xml:space="preserve">Výpis kódu z pôvodného textu — zvážiť zaradenie do prílohy.</w:t>
-      </w:r>
-    </w:p>
-    <w:p>
-      <w:pPr>
-        <w:pStyle w:val="Zkladntext"/>
-      </w:pPr>
-      <w:r>
         <w:t xml:space="preserve">Ganttov diagram je horizontálny pruhový chart (ax.barh()). Úlohy sú zoradené podľa ES hodnoty (najskôr začínajúce hore). Pre každú úlohu sa vykreslí hlavný pruh (farba podľa kritickosti/stavu) a za ním polotransparentný pruh zobrazujúci total float. Závislosti sú vizualizované pomocou FancyArrowPatch šípkami.</w:t>
       </w:r>
     </w:p>
@@ -11339,24 +11033,6 @@
         <w:pStyle w:val="Zkladntext"/>
       </w:pPr>
       <w:r>
-        <w:rPr>
-          <w:b/>
-          <w:highlight w:val="yellow"/>
-        </w:rPr>
-        <w:t xml:space="preserve">[DOPLNIŤ] </w:t>
-      </w:r>
-      <w:r>
-        <w:rPr>
-          <w:highlight w:val="yellow"/>
-        </w:rPr>
-        <w:t xml:space="preserve">Výpis kódu z pôvodného textu — zvážiť zaradenie do prílohy.</w:t>
-      </w:r>
-    </w:p>
-    <w:p>
-      <w:pPr>
-        <w:pStyle w:val="Zkladntext"/>
-      </w:pPr>
-      <w:r>
         <w:t xml:space="preserve">Uzly v sieťovom diagrame sú rozmiestňované na základe topologickej úrovne každej úlohy. Topologická úroveň sa vypočíta rekurzívne: úlohy bez závislostí sú na úrovni 0, každá ďalšia úloha je na úrovni max(úroveň predchodcov) + 1. Uzol je vykreslený ako FancyBboxPatch so štyrmi kvadrantmi zobrazujúcimi ES, EF, LS, LF hodnoty.</w:t>
       </w:r>
     </w:p>
@@ -11381,24 +11057,6 @@
         <w:pStyle w:val="Zkladntext"/>
       </w:pPr>
       <w:r>
-        <w:rPr>
-          <w:b/>
-          <w:highlight w:val="yellow"/>
-        </w:rPr>
-        <w:t xml:space="preserve">[DOPLNIŤ] </w:t>
-      </w:r>
-      <w:r>
-        <w:rPr>
-          <w:highlight w:val="yellow"/>
-        </w:rPr>
-        <w:t xml:space="preserve">Výpis kódu z pôvodného textu — zvážiť zaradenie do prílohy.</w:t>
-      </w:r>
-    </w:p>
-    <w:p>
-      <w:pPr>
-        <w:pStyle w:val="Zkladntext"/>
-      </w:pPr>
-      <w:r>
         <w:t xml:space="preserve">Modal TaskDetailModal.tsx má dvojsĺpcové rozloženie (max-šírka 3xl, max-výška 90vh s vnútorným scrollom). Ľavý stĺpec obsahuje editovateľné polia úlohy (status, pridelenie, deadline, priorita, popis) a CPM hodnoty v režime len na čítanie (ES/EF/Float/kritická cesta). Pravý stĺpec zobrazuje sekciu komentárov (existujúci CommentSection komponent) a sekciu príloh (AttachmentList + FileUploadDropzone).</w:t>
       </w:r>
     </w:p>
@@ -11472,24 +11130,6 @@
       </w:pPr>
       <w:r>
         <w:t xml:space="preserve">Do existujúcej tabuľky task_attachments bol pridaný stĺpec visibility migráciou pri štarte aplikácie. Nová tabuľka project_attachments pokrýva prílohy na úrovni projektu:</w:t>
-      </w:r>
-    </w:p>
-    <w:p>
-      <w:pPr>
-        <w:pStyle w:val="Zkladntext"/>
-      </w:pPr>
-      <w:r>
-        <w:rPr>
-          <w:b/>
-          <w:highlight w:val="yellow"/>
-        </w:rPr>
-        <w:t xml:space="preserve">[DOPLNIŤ] </w:t>
-      </w:r>
-      <w:r>
-        <w:rPr>
-          <w:highlight w:val="yellow"/>
-        </w:rPr>
-        <w:t xml:space="preserve">Výpis kódu z pôvodného textu — zvážiť zaradenie do prílohy.</w:t>
       </w:r>
     </w:p>
     <w:p>
@@ -11825,24 +11465,6 @@
         <w:pStyle w:val="Zkladntext"/>
       </w:pPr>
       <w:r>
-        <w:rPr>
-          <w:b/>
-          <w:highlight w:val="yellow"/>
-        </w:rPr>
-        <w:t xml:space="preserve">[DOPLNIŤ] </w:t>
-      </w:r>
-      <w:r>
-        <w:rPr>
-          <w:highlight w:val="yellow"/>
-        </w:rPr>
-        <w:t xml:space="preserve">Výpis kódu z pôvodného textu — zvážiť zaradenie do prílohy.</w:t>
-      </w:r>
-    </w:p>
-    <w:p>
-      <w:pPr>
-        <w:pStyle w:val="Zkladntext"/>
-      </w:pPr>
-      <w:r>
         <w:t xml:space="preserve">Komponent ResourcePanel.tsx zobrazuje resource histogram ako timeline mriežku, kde každý riadok zodpovedá jednému členovi tímu a každý stĺpec jednému dňu projektu. Farebné kódovanie:</w:t>
       </w:r>
     </w:p>
@@ -12108,24 +11730,6 @@
       </w:pPr>
       <w:r>
         <w:t xml:space="preserve">Export generuje komplexný report projektu pomocou knižnice reportlab. Kľúčovým problémom bola podpora slovenských znakov — štandardné Helvetica Type1 fonty v reportlab nepodporujú Latin Extended-A znaky (š, č, ž, ľ, ď, etc.). Riešením je registrácia TrueType fontu DejaVu, ktorý je distribučne pribalený s matplotlib:</w:t>
-      </w:r>
-    </w:p>
-    <w:p>
-      <w:pPr>
-        <w:pStyle w:val="Zkladntext"/>
-      </w:pPr>
-      <w:r>
-        <w:rPr>
-          <w:b/>
-          <w:highlight w:val="yellow"/>
-        </w:rPr>
-        <w:t xml:space="preserve">[DOPLNIŤ] </w:t>
-      </w:r>
-      <w:r>
-        <w:rPr>
-          <w:highlight w:val="yellow"/>
-        </w:rPr>
-        <w:t xml:space="preserve">Výpis kódu z pôvodného textu — zvážiť zaradenie do prílohy.</w:t>
       </w:r>
     </w:p>
     <w:p>
@@ -13473,43 +13077,7 @@
         <w:pStyle w:val="Zkladntext"/>
       </w:pPr>
       <w:r>
-        <w:rPr>
-          <w:b/>
-          <w:highlight w:val="yellow"/>
-        </w:rPr>
-        <w:t xml:space="preserve">[DOPLNIŤ] </w:t>
-      </w:r>
-      <w:r>
-        <w:rPr>
-          <w:highlight w:val="yellow"/>
-        </w:rPr>
-        <w:t xml:space="preserve">Výpis kódu z pôvodného textu — zvážiť zaradenie do prílohy.</w:t>
-      </w:r>
-    </w:p>
-    <w:p>
-      <w:pPr>
-        <w:pStyle w:val="Zkladntext"/>
-      </w:pPr>
-      <w:r>
         <w:t xml:space="preserve">Druhým problémom bolo patchovanie lokálnych referencií: každý repozitár importuje get_connection príkazom from repositories.base_repo import get_connection, čím vznikne lokálna kópia referencie v module. Patchovanie base_repo.get_connection by neovplyvnilo tieto lokálne kópie. Riešením je patchovanie každého modulu zvlášť:</w:t>
-      </w:r>
-    </w:p>
-    <w:p>
-      <w:pPr>
-        <w:pStyle w:val="Zkladntext"/>
-      </w:pPr>
-      <w:r>
-        <w:rPr>
-          <w:b/>
-          <w:highlight w:val="yellow"/>
-        </w:rPr>
-        <w:t xml:space="preserve">[DOPLNIŤ] </w:t>
-      </w:r>
-      <w:r>
-        <w:rPr>
-          <w:highlight w:val="yellow"/>
-        </w:rPr>
-        <w:t xml:space="preserve">Výpis kódu z pôvodného textu — zvážiť zaradenie do prílohy.</w:t>
       </w:r>
     </w:p>
     <w:p>
@@ -17138,7 +16706,7 @@
               <w:jc w:val="center"/>
             </w:pPr>
             <w:r>
-              <w:t xml:space="preserve">0.67</w:t>
+              <w:t xml:space="preserve">0,67</w:t>
             </w:r>
           </w:p>
         </w:tc>
@@ -17220,7 +16788,7 @@
               <w:jc w:val="center"/>
             </w:pPr>
             <w:r>
-              <w:t xml:space="preserve">1.67</w:t>
+              <w:t xml:space="preserve">1,67</w:t>
             </w:r>
           </w:p>
         </w:tc>
@@ -17302,7 +16870,7 @@
               <w:jc w:val="center"/>
             </w:pPr>
             <w:r>
-              <w:t xml:space="preserve">1.8</w:t>
+              <w:t xml:space="preserve">1,8</w:t>
             </w:r>
           </w:p>
         </w:tc>
@@ -17384,7 +16952,7 @@
               <w:jc w:val="center"/>
             </w:pPr>
             <w:r>
-              <w:t xml:space="preserve">0.75</w:t>
+              <w:t xml:space="preserve">0,75</w:t>
             </w:r>
           </w:p>
         </w:tc>
@@ -17466,7 +17034,7 @@
               <w:jc w:val="center"/>
             </w:pPr>
             <w:r>
-              <w:t xml:space="preserve">2.24</w:t>
+              <w:t xml:space="preserve">2,24</w:t>
             </w:r>
           </w:p>
         </w:tc>
@@ -17876,7 +17444,7 @@
               <w:jc w:val="center"/>
             </w:pPr>
             <w:r>
-              <w:t xml:space="preserve">0.67</w:t>
+              <w:t xml:space="preserve">0,67</w:t>
             </w:r>
           </w:p>
         </w:tc>
@@ -17892,7 +17460,7 @@
               <w:jc w:val="center"/>
             </w:pPr>
             <w:r>
-              <w:t xml:space="preserve">0.444</w:t>
+              <w:t xml:space="preserve">0,444</w:t>
             </w:r>
           </w:p>
         </w:tc>
@@ -18006,7 +17574,7 @@
               <w:jc w:val="center"/>
             </w:pPr>
             <w:r>
-              <w:t xml:space="preserve">1.67</w:t>
+              <w:t xml:space="preserve">1,67</w:t>
             </w:r>
           </w:p>
         </w:tc>
@@ -18022,7 +17590,7 @@
               <w:jc w:val="center"/>
             </w:pPr>
             <w:r>
-              <w:t xml:space="preserve">2.778</w:t>
+              <w:t xml:space="preserve">2,778</w:t>
             </w:r>
           </w:p>
         </w:tc>
@@ -18472,7 +18040,7 @@
               <w:jc w:val="center"/>
             </w:pPr>
             <w:r>
-              <w:t xml:space="preserve">0.33</w:t>
+              <w:t xml:space="preserve">0,33</w:t>
             </w:r>
           </w:p>
         </w:tc>
@@ -18488,7 +18056,7 @@
               <w:jc w:val="center"/>
             </w:pPr>
             <w:r>
-              <w:t xml:space="preserve">0.111</w:t>
+              <w:t xml:space="preserve">0,111</w:t>
             </w:r>
           </w:p>
         </w:tc>
@@ -18602,7 +18170,7 @@
               <w:jc w:val="center"/>
             </w:pPr>
             <w:r>
-              <w:t xml:space="preserve">1.33</w:t>
+              <w:t xml:space="preserve">1,33</w:t>
             </w:r>
           </w:p>
         </w:tc>
@@ -18618,7 +18186,7 @@
               <w:jc w:val="center"/>
             </w:pPr>
             <w:r>
-              <w:t xml:space="preserve">1.778</w:t>
+              <w:t xml:space="preserve">1,778</w:t>
             </w:r>
           </w:p>
         </w:tc>
@@ -18732,7 +18300,7 @@
               <w:jc w:val="center"/>
             </w:pPr>
             <w:r>
-              <w:t xml:space="preserve">0.67</w:t>
+              <w:t xml:space="preserve">0,67</w:t>
             </w:r>
           </w:p>
         </w:tc>
@@ -18748,7 +18316,7 @@
               <w:jc w:val="center"/>
             </w:pPr>
             <w:r>
-              <w:t xml:space="preserve">0.444</w:t>
+              <w:t xml:space="preserve">0,444</w:t>
             </w:r>
           </w:p>
         </w:tc>
@@ -18913,7 +18481,7 @@
         <w:pStyle w:val="Zkladntext"/>
       </w:pPr>
       <w:r>
-        <w:t xml:space="preserve">Príklad P5 overuje výpočet pravdepodobnosti dodržania termínu. Pri očakávanom trvaní 12 dní a smerodajnej odchýlke 2.24 dňa vychádza pre termín 14 dní pravdepodobnosť 81.5 %, čo sa zhoduje s hodnotou odvodenou z distribučnej funkcie normálneho rozdelenia.</w:t>
+        <w:t xml:space="preserve">Príklad P5 overuje výpočet pravdepodobnosti dodržania termínu. Pri očakávanom trvaní 12 dní a smerodajnej odchýlke 2,24 dňa vychádza pre termín 14 dní pravdepodobnosť 81,5 %, čo sa zhoduje s hodnotou odvodenou z distribučnej funkcie normálneho rozdelenia.</w:t>
       </w:r>
     </w:p>
     <w:p>
@@ -19094,7 +18662,7 @@
               <w:jc w:val="center"/>
             </w:pPr>
             <w:r>
-              <w:t xml:space="preserve">0.05</w:t>
+              <w:t xml:space="preserve">0,05</w:t>
             </w:r>
           </w:p>
         </w:tc>
@@ -19110,7 +18678,7 @@
               <w:jc w:val="center"/>
             </w:pPr>
             <w:r>
-              <w:t xml:space="preserve">0.05</w:t>
+              <w:t xml:space="preserve">0,05</w:t>
             </w:r>
           </w:p>
         </w:tc>
@@ -19126,7 +18694,7 @@
               <w:jc w:val="center"/>
             </w:pPr>
             <w:r>
-              <w:t xml:space="preserve">0.09</w:t>
+              <w:t xml:space="preserve">0,09</w:t>
             </w:r>
           </w:p>
         </w:tc>
@@ -19160,7 +18728,7 @@
               <w:jc w:val="center"/>
             </w:pPr>
             <w:r>
-              <w:t xml:space="preserve">0.13</w:t>
+              <w:t xml:space="preserve">0,14</w:t>
             </w:r>
           </w:p>
         </w:tc>
@@ -19176,7 +18744,7 @@
               <w:jc w:val="center"/>
             </w:pPr>
             <w:r>
-              <w:t xml:space="preserve">0.13</w:t>
+              <w:t xml:space="preserve">0,14</w:t>
             </w:r>
           </w:p>
         </w:tc>
@@ -19192,7 +18760,7 @@
               <w:jc w:val="center"/>
             </w:pPr>
             <w:r>
-              <w:t xml:space="preserve">0.15</w:t>
+              <w:t xml:space="preserve">0,22</w:t>
             </w:r>
           </w:p>
         </w:tc>
@@ -19226,7 +18794,7 @@
               <w:jc w:val="center"/>
             </w:pPr>
             <w:r>
-              <w:t xml:space="preserve">0.34</w:t>
+              <w:t xml:space="preserve">0,35</w:t>
             </w:r>
           </w:p>
         </w:tc>
@@ -19242,7 +18810,7 @@
               <w:jc w:val="center"/>
             </w:pPr>
             <w:r>
-              <w:t xml:space="preserve">0.33</w:t>
+              <w:t xml:space="preserve">0,33</w:t>
             </w:r>
           </w:p>
         </w:tc>
@@ -19258,7 +18826,7 @@
               <w:jc w:val="center"/>
             </w:pPr>
             <w:r>
-              <w:t xml:space="preserve">0.58</w:t>
+              <w:t xml:space="preserve">0,54</w:t>
             </w:r>
           </w:p>
         </w:tc>
@@ -19292,7 +18860,7 @@
               <w:jc w:val="center"/>
             </w:pPr>
             <w:r>
-              <w:t xml:space="preserve">0.98</w:t>
+              <w:t xml:space="preserve">1,02</w:t>
             </w:r>
           </w:p>
         </w:tc>
@@ -19308,7 +18876,7 @@
               <w:jc w:val="center"/>
             </w:pPr>
             <w:r>
-              <w:t xml:space="preserve">0.94</w:t>
+              <w:t xml:space="preserve">0,97</w:t>
             </w:r>
           </w:p>
         </w:tc>
@@ -19324,7 +18892,7 @@
               <w:jc w:val="center"/>
             </w:pPr>
             <w:r>
-              <w:t xml:space="preserve">1.30</w:t>
+              <w:t xml:space="preserve">1,65</w:t>
             </w:r>
           </w:p>
         </w:tc>
@@ -19358,7 +18926,7 @@
               <w:jc w:val="center"/>
             </w:pPr>
             <w:r>
-              <w:t xml:space="preserve">4.65</w:t>
+              <w:t xml:space="preserve">4,97</w:t>
             </w:r>
           </w:p>
         </w:tc>
@@ -19374,7 +18942,7 @@
               <w:jc w:val="center"/>
             </w:pPr>
             <w:r>
-              <w:t xml:space="preserve">4.46</w:t>
+              <w:t xml:space="preserve">4,54</w:t>
             </w:r>
           </w:p>
         </w:tc>
@@ -19390,7 +18958,7 @@
               <w:jc w:val="center"/>
             </w:pPr>
             <w:r>
-              <w:t xml:space="preserve">7.03</w:t>
+              <w:t xml:space="preserve">5,53</w:t>
             </w:r>
           </w:p>
         </w:tc>
@@ -19424,7 +18992,7 @@
               <w:jc w:val="center"/>
             </w:pPr>
             <w:r>
-              <w:t xml:space="preserve">17.05</w:t>
+              <w:t xml:space="preserve">17,09</w:t>
             </w:r>
           </w:p>
         </w:tc>
@@ -19440,7 +19008,7 @@
               <w:jc w:val="center"/>
             </w:pPr>
             <w:r>
-              <w:t xml:space="preserve">16.14</w:t>
+              <w:t xml:space="preserve">16,60</w:t>
             </w:r>
           </w:p>
         </w:tc>
@@ -19456,7 +19024,7 @@
               <w:jc w:val="center"/>
             </w:pPr>
             <w:r>
-              <w:t xml:space="preserve">18.12</w:t>
+              <w:t xml:space="preserve">26,05</w:t>
             </w:r>
           </w:p>
         </w:tc>
@@ -19490,7 +19058,7 @@
               <w:jc w:val="center"/>
             </w:pPr>
             <w:r>
-              <w:t xml:space="preserve">63.85</w:t>
+              <w:t xml:space="preserve">64,86</w:t>
             </w:r>
           </w:p>
         </w:tc>
@@ -19506,7 +19074,7 @@
               <w:jc w:val="center"/>
             </w:pPr>
             <w:r>
-              <w:t xml:space="preserve">61.96</w:t>
+              <w:t xml:space="preserve">61,73</w:t>
             </w:r>
           </w:p>
         </w:tc>
@@ -19522,7 +19090,7 @@
               <w:jc w:val="center"/>
             </w:pPr>
             <w:r>
-              <w:t xml:space="preserve">66.09</w:t>
+              <w:t xml:space="preserve">70,93</w:t>
             </w:r>
           </w:p>
         </w:tc>
@@ -19541,23 +19109,583 @@
         <w:pStyle w:val="Zkladntext"/>
       </w:pPr>
       <w:r>
-        <w:t xml:space="preserve">Pri 100 úlohách trvá prepočet 0.98 ms, čo je hlboko pod hranicou vnímateľnosti — používateľ zmenu považuje za okamžitú. Pri 1000 úlohách narastá čas na 63.85 ms, čo je pri interaktívnom prepočte po každej zmene úlohy stále prijateľné.</w:t>
-      </w:r>
-    </w:p>
-    <w:p>
-      <w:pPr>
-        <w:pStyle w:val="Zkladntext"/>
-      </w:pPr>
-      <w:r>
-        <w:t xml:space="preserve">Nameraný rast času nie je lineárny: desaťnásobné zvýšenie počtu úloh zo 100 na 1000 predĺžilo výpočet približne 65-násobne. Správanie teda zodpovedá skôr kvadratickej než lineárnej zložitosti, čo pri veľkosti projektov, na ktoré je systém určený, nepredstavuje obmedzenie, no pri rádovo väčších sieťach by si vyžiadalo optimalizáciu.</w:t>
-      </w:r>
-    </w:p>
-    <w:p>
-      <w:pPr>
-        <w:pStyle w:val="Zkladntext"/>
-      </w:pPr>
-      <w:r>
-        <w:t xml:space="preserve">Meranie sa týka samotného výpočtu v pamäti, nie celej odozvy aplikačného rozhrania — tá zahŕňa aj načítanie úloh z databázy a zápis výsledkov, ktoré pri vzdialenej databáze prevažujú nad časom výpočtu.</w:t>
+        <w:t xml:space="preserve">Pri 100 úlohách trvá prepočet 1,02 ms, čo je hlboko pod hranicou vnímateľnosti — používateľ zmenu považuje za okamžitú. Pri 1000 úlohách narastá čas na 64,86 ms, čo je pri interaktívnom prepočte po každej zmene úlohy stále prijateľné.</w:t>
+      </w:r>
+    </w:p>
+    <w:p>
+      <w:pPr>
+        <w:pStyle w:val="Zkladntext"/>
+      </w:pPr>
+      <w:r>
+        <w:t xml:space="preserve">Nameraný rast času nie je lineárny: desaťnásobné zvýšenie počtu úloh zo 100 na 1000 predĺžilo výpočet približne 64-násobne. Správanie teda zodpovedá skôr kvadratickej než lineárnej zložitosti, čo pri veľkosti projektov, na ktoré je systém určený, nepredstavuje obmedzenie, no pri rádovo väčších sieťach by si vyžiadalo optimalizáciu.</w:t>
+      </w:r>
+    </w:p>
+    <w:p>
+      <w:pPr>
+        <w:pStyle w:val="Zkladntext"/>
+      </w:pPr>
+      <w:r>
+        <w:t xml:space="preserve">Meranie sa týka samotného výpočtu v pamäti, nie celej odozvy aplikačného rozhrania — tá zahŕňa aj načítanie úloh z databázy a zápis výsledkov, ktoré pri vzdialenej databáze prevažujú nad časom výpočtu. Tejto réžii sa venuje nasledujúca časť.</w:t>
+      </w:r>
+    </w:p>
+    <w:p>
+      <w:pPr>
+        <w:pStyle w:val="Zkladntext"/>
+      </w:pPr>
+      <w:r>
+        <w:t xml:space="preserve">Zatiaľ čo samotný výpočet prebieha v pamäti, každé čítanie a zápis znamená kolo po sieti k databázovému serveru. Pri nasadení, kde aplikácia a databáza bežia u rôznych poskytovateľov, sa táto réžia stáva určujúcou pre odozvu rozhrania. Nasledujúce hodnoty boli namerané voči produkčnej databáze, nie voči lokálnej kópii.</w:t>
+      </w:r>
+    </w:p>
+    <w:p>
+      <w:pPr>
+        <w:pStyle w:val="Zkladntext"/>
+      </w:pPr>
+      <w:r>
+        <w:t xml:space="preserve">Každá hodnota je medián z 9 opakovaní; prvý beh sa zahadzuje ako zahrievací. Meranie prebehlo na zostave Windows 11 (AMD64), Python 3.14.0.</w:t>
+      </w:r>
+    </w:p>
+    <w:p>
+      <w:pPr>
+        <w:pStyle w:val="Titulek"/>
+      </w:pPr>
+      <w:r>
+        <w:t xml:space="preserve">Tab. 7.12 [doplniť popis tabuľky]</w:t>
+      </w:r>
+    </w:p>
+    <w:tbl>
+      <w:tblPr>
+        <w:tblW w:w="9069" w:type="dxa"/>
+        <w:tblLayout w:type="fixed"/>
+        <w:tblBorders>
+          <w:top w:val="single" w:sz="4" w:space="0" w:color="auto"/>
+          <w:left w:val="single" w:sz="4" w:space="0" w:color="auto"/>
+          <w:bottom w:val="single" w:sz="4" w:space="0" w:color="auto"/>
+          <w:right w:val="single" w:sz="4" w:space="0" w:color="auto"/>
+          <w:insideH w:val="single" w:sz="4" w:space="0" w:color="auto"/>
+          <w:insideV w:val="single" w:sz="4" w:space="0" w:color="auto"/>
+        </w:tblBorders>
+        <w:tblLook w:val="04A0" w:firstRow="1" w:lastRow="0" w:firstColumn="1" w:lastColumn="0" w:noHBand="0" w:noVBand="1"/>
+      </w:tblPr>
+      <w:tblGrid>
+        <w:gridCol w:w="5995"/>
+        <w:gridCol w:w="3074"/>
+      </w:tblGrid>
+      <w:tr>
+        <w:trPr>
+          <w:tblHeader/>
+        </w:trPr>
+        <w:tc>
+          <w:tcPr>
+            <w:tcW w:w="5995" w:type="dxa"/>
+          </w:tcPr>
+          <w:p>
+            <w:pPr>
+              <w:pStyle w:val="Zkladntext"/>
+              <w:ind w:firstLine="0" w:left="0" w:right="0"/>
+              <w:spacing w:before="20" w:after="20" w:line="240" w:lineRule="auto"/>
+              <w:jc w:val="center"/>
+            </w:pPr>
+            <w:r>
+              <w:rPr>
+                <w:b/>
+              </w:rPr>
+              <w:t xml:space="preserve">Operácia</w:t>
+            </w:r>
+          </w:p>
+        </w:tc>
+        <w:tc>
+          <w:tcPr>
+            <w:tcW w:w="3074" w:type="dxa"/>
+          </w:tcPr>
+          <w:p>
+            <w:pPr>
+              <w:pStyle w:val="Zkladntext"/>
+              <w:ind w:firstLine="0" w:left="0" w:right="0"/>
+              <w:spacing w:before="20" w:after="20" w:line="240" w:lineRule="auto"/>
+              <w:jc w:val="center"/>
+            </w:pPr>
+            <w:r>
+              <w:rPr>
+                <w:b/>
+              </w:rPr>
+              <w:t xml:space="preserve">Medián [ms]</w:t>
+            </w:r>
+          </w:p>
+        </w:tc>
+      </w:tr>
+      <w:tr>
+        <w:tc>
+          <w:tcPr>
+            <w:tcW w:w="5995" w:type="dxa"/>
+          </w:tcPr>
+          <w:p>
+            <w:pPr>
+              <w:pStyle w:val="Zkladntext"/>
+              <w:ind w:firstLine="0" w:left="0" w:right="0"/>
+              <w:spacing w:before="20" w:after="20" w:line="240" w:lineRule="auto"/>
+              <w:jc w:val="left"/>
+            </w:pPr>
+            <w:r>
+              <w:t xml:space="preserve">Nadviazanie spojenia</w:t>
+            </w:r>
+          </w:p>
+        </w:tc>
+        <w:tc>
+          <w:tcPr>
+            <w:tcW w:w="3074" w:type="dxa"/>
+          </w:tcPr>
+          <w:p>
+            <w:pPr>
+              <w:pStyle w:val="Zkladntext"/>
+              <w:ind w:firstLine="0" w:left="0" w:right="0"/>
+              <w:spacing w:before="20" w:after="20" w:line="240" w:lineRule="auto"/>
+              <w:jc w:val="center"/>
+            </w:pPr>
+            <w:r>
+              <w:t xml:space="preserve">249,2</w:t>
+            </w:r>
+          </w:p>
+        </w:tc>
+      </w:tr>
+      <w:tr>
+        <w:tc>
+          <w:tcPr>
+            <w:tcW w:w="5995" w:type="dxa"/>
+          </w:tcPr>
+          <w:p>
+            <w:pPr>
+              <w:pStyle w:val="Zkladntext"/>
+              <w:ind w:firstLine="0" w:left="0" w:right="0"/>
+              <w:spacing w:before="20" w:after="20" w:line="240" w:lineRule="auto"/>
+              <w:jc w:val="left"/>
+            </w:pPr>
+            <w:r>
+              <w:t xml:space="preserve">Nové spojenie a jeden dotaz</w:t>
+            </w:r>
+          </w:p>
+        </w:tc>
+        <w:tc>
+          <w:tcPr>
+            <w:tcW w:w="3074" w:type="dxa"/>
+          </w:tcPr>
+          <w:p>
+            <w:pPr>
+              <w:pStyle w:val="Zkladntext"/>
+              <w:ind w:firstLine="0" w:left="0" w:right="0"/>
+              <w:spacing w:before="20" w:after="20" w:line="240" w:lineRule="auto"/>
+              <w:jc w:val="center"/>
+            </w:pPr>
+            <w:r>
+              <w:t xml:space="preserve">311,1</w:t>
+            </w:r>
+          </w:p>
+        </w:tc>
+      </w:tr>
+      <w:tr>
+        <w:tc>
+          <w:tcPr>
+            <w:tcW w:w="5995" w:type="dxa"/>
+          </w:tcPr>
+          <w:p>
+            <w:pPr>
+              <w:pStyle w:val="Zkladntext"/>
+              <w:ind w:firstLine="0" w:left="0" w:right="0"/>
+              <w:spacing w:before="20" w:after="20" w:line="240" w:lineRule="auto"/>
+              <w:jc w:val="left"/>
+            </w:pPr>
+            <w:r>
+              <w:t xml:space="preserve">Dotaz na už otvorenom spojení</w:t>
+            </w:r>
+          </w:p>
+        </w:tc>
+        <w:tc>
+          <w:tcPr>
+            <w:tcW w:w="3074" w:type="dxa"/>
+          </w:tcPr>
+          <w:p>
+            <w:pPr>
+              <w:pStyle w:val="Zkladntext"/>
+              <w:ind w:firstLine="0" w:left="0" w:right="0"/>
+              <w:spacing w:before="20" w:after="20" w:line="240" w:lineRule="auto"/>
+              <w:jc w:val="center"/>
+            </w:pPr>
+            <w:r>
+              <w:t xml:space="preserve">32,1</w:t>
+            </w:r>
+          </w:p>
+        </w:tc>
+      </w:tr>
+      <w:tr>
+        <w:tc>
+          <w:tcPr>
+            <w:tcW w:w="5995" w:type="dxa"/>
+          </w:tcPr>
+          <w:p>
+            <w:pPr>
+              <w:pStyle w:val="Zkladntext"/>
+              <w:ind w:firstLine="0" w:left="0" w:right="0"/>
+              <w:spacing w:before="20" w:after="20" w:line="240" w:lineRule="auto"/>
+              <w:jc w:val="left"/>
+            </w:pPr>
+            <w:r>
+              <w:t xml:space="preserve">Dotaz a následné zrušenie transakcie</w:t>
+            </w:r>
+          </w:p>
+        </w:tc>
+        <w:tc>
+          <w:tcPr>
+            <w:tcW w:w="3074" w:type="dxa"/>
+          </w:tcPr>
+          <w:p>
+            <w:pPr>
+              <w:pStyle w:val="Zkladntext"/>
+              <w:ind w:firstLine="0" w:left="0" w:right="0"/>
+              <w:spacing w:before="20" w:after="20" w:line="240" w:lineRule="auto"/>
+              <w:jc w:val="center"/>
+            </w:pPr>
+            <w:r>
+              <w:t xml:space="preserve">96,1</w:t>
+            </w:r>
+          </w:p>
+        </w:tc>
+      </w:tr>
+      <w:tr>
+        <w:tc>
+          <w:tcPr>
+            <w:tcW w:w="5995" w:type="dxa"/>
+          </w:tcPr>
+          <w:p>
+            <w:pPr>
+              <w:pStyle w:val="Zkladntext"/>
+              <w:ind w:firstLine="0" w:left="0" w:right="0"/>
+              <w:spacing w:before="20" w:after="20" w:line="240" w:lineRule="auto"/>
+              <w:jc w:val="left"/>
+            </w:pPr>
+            <w:r>
+              <w:t xml:space="preserve">Požičanie a vrátenie spojenia poolom</w:t>
+            </w:r>
+          </w:p>
+        </w:tc>
+        <w:tc>
+          <w:tcPr>
+            <w:tcW w:w="3074" w:type="dxa"/>
+          </w:tcPr>
+          <w:p>
+            <w:pPr>
+              <w:pStyle w:val="Zkladntext"/>
+              <w:ind w:firstLine="0" w:left="0" w:right="0"/>
+              <w:spacing w:before="20" w:after="20" w:line="240" w:lineRule="auto"/>
+              <w:jc w:val="center"/>
+            </w:pPr>
+            <w:r>
+              <w:t xml:space="preserve">0,0</w:t>
+            </w:r>
+          </w:p>
+        </w:tc>
+      </w:tr>
+    </w:tbl>
+    <w:p>
+      <w:pPr>
+        <w:pStyle w:val="Zkladntext"/>
+      </w:pPr>
+      <w:r>
+        <w:t xml:space="preserve"/>
+      </w:r>
+    </w:p>
+    <w:p>
+      <w:pPr>
+        <w:pStyle w:val="Zkladntext"/>
+      </w:pPr>
+      <w:r>
+        <w:t xml:space="preserve">Nadviazanie spojenia trvá 249 ms, zatiaľ čo samotný dotaz na už otvorenom spojení 32 ms. Pri pôvodnom riešení, kde si každá funkcia dátovej vrstvy otvárala vlastné spojenie, tak približne 90 % času pripadalo na nadviazanie spojenia a nie na prácu s údajmi. Požiadavka, ktorá sa databázy pýtala päťkrát, strácala takto viac než sekundu.</w:t>
+      </w:r>
+    </w:p>
+    <w:p>
+      <w:pPr>
+        <w:pStyle w:val="Zkladntext"/>
+      </w:pPr>
+      <w:r>
+        <w:t xml:space="preserve">Prvým opatrením bolo zavedenie združovania spojení (connection pooling). Spojenia zostávajú otvorené a dátová vrstva si ich iba požičiava, čo je operácia s nemerateľným trvaním (0,0 ms). Réžia nadviazania spojenia tým z odozvy zmizla úplne.</w:t>
+      </w:r>
+    </w:p>
+    <w:p>
+      <w:pPr>
+        <w:pStyle w:val="Zkladntext"/>
+      </w:pPr>
+      <w:r>
+        <w:t xml:space="preserve">Zostala však druhá, menej zjavná réžia. Funkcie, ktoré iba čítajú, transakciu nepotvrdzujú, takže ju pri vrátení spojenia do poolu musí zrušiť ovládač — a to je ďalšie kolo po sieti. Rozdiel je merateľný: samotný dotaz trvá 32 ms, dotaz so zrušením transakcie 96 ms. Požiadavka s devätnástimi volaniami dátovej vrstvy tak platila osemnásť zbytočných zrušení.</w:t>
+      </w:r>
+    </w:p>
+    <w:p>
+      <w:pPr>
+        <w:pStyle w:val="Zkladntext"/>
+      </w:pPr>
+      <w:r>
+        <w:t xml:space="preserve">Druhým opatrením preto bolo viazanie spojenia na požiadavku: celá požiadavka pracuje s jedným spojením a vracia ho až na konci. Transakčné správanie sa nemení, pretože každá zapisujúca funkcia potvrdzuje svoju zmenu sama.</w:t>
+      </w:r>
+    </w:p>
+    <w:p>
+      <w:pPr>
+        <w:pStyle w:val="Titulek"/>
+      </w:pPr>
+      <w:r>
+        <w:t xml:space="preserve">Tab. 7.13 [doplniť popis tabuľky]</w:t>
+      </w:r>
+    </w:p>
+    <w:tbl>
+      <w:tblPr>
+        <w:tblW w:w="9069" w:type="dxa"/>
+        <w:tblLayout w:type="fixed"/>
+        <w:tblBorders>
+          <w:top w:val="single" w:sz="4" w:space="0" w:color="auto"/>
+          <w:left w:val="single" w:sz="4" w:space="0" w:color="auto"/>
+          <w:bottom w:val="single" w:sz="4" w:space="0" w:color="auto"/>
+          <w:right w:val="single" w:sz="4" w:space="0" w:color="auto"/>
+          <w:insideH w:val="single" w:sz="4" w:space="0" w:color="auto"/>
+          <w:insideV w:val="single" w:sz="4" w:space="0" w:color="auto"/>
+        </w:tblBorders>
+        <w:tblLook w:val="04A0" w:firstRow="1" w:lastRow="0" w:firstColumn="1" w:lastColumn="0" w:noHBand="0" w:noVBand="1"/>
+      </w:tblPr>
+      <w:tblGrid>
+        <w:gridCol w:w="3401"/>
+        <w:gridCol w:w="2834"/>
+        <w:gridCol w:w="2834"/>
+      </w:tblGrid>
+      <w:tr>
+        <w:trPr>
+          <w:tblHeader/>
+        </w:trPr>
+        <w:tc>
+          <w:tcPr>
+            <w:tcW w:w="3401" w:type="dxa"/>
+          </w:tcPr>
+          <w:p>
+            <w:pPr>
+              <w:pStyle w:val="Zkladntext"/>
+              <w:ind w:firstLine="0" w:left="0" w:right="0"/>
+              <w:spacing w:before="20" w:after="20" w:line="240" w:lineRule="auto"/>
+              <w:jc w:val="center"/>
+            </w:pPr>
+            <w:r>
+              <w:rPr>
+                <w:b/>
+              </w:rPr>
+              <w:t xml:space="preserve">Stav riešenia</w:t>
+            </w:r>
+          </w:p>
+        </w:tc>
+        <w:tc>
+          <w:tcPr>
+            <w:tcW w:w="2834" w:type="dxa"/>
+          </w:tcPr>
+          <w:p>
+            <w:pPr>
+              <w:pStyle w:val="Zkladntext"/>
+              <w:ind w:firstLine="0" w:left="0" w:right="0"/>
+              <w:spacing w:before="20" w:after="20" w:line="240" w:lineRule="auto"/>
+              <w:jc w:val="center"/>
+            </w:pPr>
+            <w:r>
+              <w:rPr>
+                <w:b/>
+              </w:rPr>
+              <w:t xml:space="preserve">Zoznam projektov [ms]</w:t>
+            </w:r>
+          </w:p>
+        </w:tc>
+        <w:tc>
+          <w:tcPr>
+            <w:tcW w:w="2834" w:type="dxa"/>
+          </w:tcPr>
+          <w:p>
+            <w:pPr>
+              <w:pStyle w:val="Zkladntext"/>
+              <w:ind w:firstLine="0" w:left="0" w:right="0"/>
+              <w:spacing w:before="20" w:after="20" w:line="240" w:lineRule="auto"/>
+              <w:jc w:val="center"/>
+            </w:pPr>
+            <w:r>
+              <w:rPr>
+                <w:b/>
+              </w:rPr>
+              <w:t xml:space="preserve">Prehľad portfólia [ms]</w:t>
+            </w:r>
+          </w:p>
+        </w:tc>
+      </w:tr>
+      <w:tr>
+        <w:tc>
+          <w:tcPr>
+            <w:tcW w:w="3401" w:type="dxa"/>
+          </w:tcPr>
+          <w:p>
+            <w:pPr>
+              <w:pStyle w:val="Zkladntext"/>
+              <w:ind w:firstLine="0" w:left="0" w:right="0"/>
+              <w:spacing w:before="20" w:after="20" w:line="240" w:lineRule="auto"/>
+              <w:jc w:val="left"/>
+            </w:pPr>
+            <w:r>
+              <w:t xml:space="preserve">Nové spojenie na každý dotaz</w:t>
+            </w:r>
+          </w:p>
+        </w:tc>
+        <w:tc>
+          <w:tcPr>
+            <w:tcW w:w="2834" w:type="dxa"/>
+          </w:tcPr>
+          <w:p>
+            <w:pPr>
+              <w:pStyle w:val="Zkladntext"/>
+              <w:ind w:firstLine="0" w:left="0" w:right="0"/>
+              <w:spacing w:before="20" w:after="20" w:line="240" w:lineRule="auto"/>
+              <w:jc w:val="center"/>
+            </w:pPr>
+            <w:r>
+              <w:t xml:space="preserve">321</w:t>
+            </w:r>
+          </w:p>
+        </w:tc>
+        <w:tc>
+          <w:tcPr>
+            <w:tcW w:w="2834" w:type="dxa"/>
+          </w:tcPr>
+          <w:p>
+            <w:pPr>
+              <w:pStyle w:val="Zkladntext"/>
+              <w:ind w:firstLine="0" w:left="0" w:right="0"/>
+              <w:spacing w:before="20" w:after="20" w:line="240" w:lineRule="auto"/>
+              <w:jc w:val="center"/>
+            </w:pPr>
+            <w:r>
+              <w:t xml:space="preserve">965</w:t>
+            </w:r>
+          </w:p>
+        </w:tc>
+      </w:tr>
+      <w:tr>
+        <w:tc>
+          <w:tcPr>
+            <w:tcW w:w="3401" w:type="dxa"/>
+          </w:tcPr>
+          <w:p>
+            <w:pPr>
+              <w:pStyle w:val="Zkladntext"/>
+              <w:ind w:firstLine="0" w:left="0" w:right="0"/>
+              <w:spacing w:before="20" w:after="20" w:line="240" w:lineRule="auto"/>
+              <w:jc w:val="left"/>
+            </w:pPr>
+            <w:r>
+              <w:t xml:space="preserve">Združovanie spojení</w:t>
+            </w:r>
+          </w:p>
+        </w:tc>
+        <w:tc>
+          <w:tcPr>
+            <w:tcW w:w="2834" w:type="dxa"/>
+          </w:tcPr>
+          <w:p>
+            <w:pPr>
+              <w:pStyle w:val="Zkladntext"/>
+              <w:ind w:firstLine="0" w:left="0" w:right="0"/>
+              <w:spacing w:before="20" w:after="20" w:line="240" w:lineRule="auto"/>
+              <w:jc w:val="center"/>
+            </w:pPr>
+            <w:r>
+              <w:t xml:space="preserve">101</w:t>
+            </w:r>
+          </w:p>
+        </w:tc>
+        <w:tc>
+          <w:tcPr>
+            <w:tcW w:w="2834" w:type="dxa"/>
+          </w:tcPr>
+          <w:p>
+            <w:pPr>
+              <w:pStyle w:val="Zkladntext"/>
+              <w:ind w:firstLine="0" w:left="0" w:right="0"/>
+              <w:spacing w:before="20" w:after="20" w:line="240" w:lineRule="auto"/>
+              <w:jc w:val="center"/>
+            </w:pPr>
+            <w:r>
+              <w:t xml:space="preserve">298</w:t>
+            </w:r>
+          </w:p>
+        </w:tc>
+      </w:tr>
+      <w:tr>
+        <w:tc>
+          <w:tcPr>
+            <w:tcW w:w="3401" w:type="dxa"/>
+          </w:tcPr>
+          <w:p>
+            <w:pPr>
+              <w:pStyle w:val="Zkladntext"/>
+              <w:ind w:firstLine="0" w:left="0" w:right="0"/>
+              <w:spacing w:before="20" w:after="20" w:line="240" w:lineRule="auto"/>
+              <w:jc w:val="left"/>
+            </w:pPr>
+            <w:r>
+              <w:t xml:space="preserve">Jedno spojenie na požiadavku</w:t>
+            </w:r>
+          </w:p>
+        </w:tc>
+        <w:tc>
+          <w:tcPr>
+            <w:tcW w:w="2834" w:type="dxa"/>
+          </w:tcPr>
+          <w:p>
+            <w:pPr>
+              <w:pStyle w:val="Zkladntext"/>
+              <w:ind w:firstLine="0" w:left="0" w:right="0"/>
+              <w:spacing w:before="20" w:after="20" w:line="240" w:lineRule="auto"/>
+              <w:jc w:val="center"/>
+            </w:pPr>
+            <w:r>
+              <w:t xml:space="preserve">101</w:t>
+            </w:r>
+          </w:p>
+        </w:tc>
+        <w:tc>
+          <w:tcPr>
+            <w:tcW w:w="2834" w:type="dxa"/>
+          </w:tcPr>
+          <w:p>
+            <w:pPr>
+              <w:pStyle w:val="Zkladntext"/>
+              <w:ind w:firstLine="0" w:left="0" w:right="0"/>
+              <w:spacing w:before="20" w:after="20" w:line="240" w:lineRule="auto"/>
+              <w:jc w:val="center"/>
+            </w:pPr>
+            <w:r>
+              <w:t xml:space="preserve">167</w:t>
+            </w:r>
+          </w:p>
+        </w:tc>
+      </w:tr>
+    </w:tbl>
+    <w:p>
+      <w:pPr>
+        <w:pStyle w:val="Zkladntext"/>
+      </w:pPr>
+      <w:r>
+        <w:t xml:space="preserve"/>
+      </w:r>
+    </w:p>
+    <w:p>
+      <w:pPr>
+        <w:pStyle w:val="Zkladntext"/>
+      </w:pPr>
+      <w:r>
+        <w:t xml:space="preserve">Odozva koncových bodov sa tým skrátila približne na tretinu, respektíve šestinu. Druhé opatrenie sa prejaví najmä tam, kde jedna požiadavka vykonáva veľa čítaní — prehľad portfólia prechádza všetky projekty. Pri koncovom bode s jedným dotazom je jeho prínos v rámci rozptylu merania.</w:t>
+      </w:r>
+    </w:p>
+    <w:p>
+      <w:pPr>
+        <w:pStyle w:val="Zkladntext"/>
+      </w:pPr>
+      <w:r>
+        <w:t xml:space="preserve">Uvedené hodnoty platia pre konkrétne nasadenie a vzdialenosť medzi aplikačným a databázovým serverom; na inej infraštruktúre by vyšli iné. Podstatný je pomer: pri vzdialenej databáze rozhoduje o odozve počet kôl po sieti, nie zložitosť samotného výpočtu.</w:t>
       </w:r>
     </w:p>
     <w:p>
@@ -19823,7 +19951,7 @@
         <w:pStyle w:val="Titulek"/>
       </w:pPr>
       <w:r>
-        <w:t xml:space="preserve">Tab. 7.12 [doplniť popis tabuľky]</w:t>
+        <w:t xml:space="preserve">Tab. 7.14 [doplniť popis tabuľky]</w:t>
       </w:r>
     </w:p>
     <w:tbl>

--- a/docs/Bakalarska_praca_Serafin.docx
+++ b/docs/Bakalarska_praca_Serafin.docx
@@ -463,17 +463,87 @@
         <w:pStyle w:val="Zkladntext"/>
       </w:pPr>
       <w:r>
-        <w:rPr>
-          <w:b/>
-          <w:highlight w:val="yellow"/>
-        </w:rPr>
-        <w:t xml:space="preserve">[DOPLNIŤ] </w:t>
-      </w:r>
-      <w:r>
-        <w:rPr>
-          <w:highlight w:val="yellow"/>
-        </w:rPr>
-        <w:t xml:space="preserve">Prepísať podľa schváleného hlavného cieľa a ôsmich dielčích cieľov.</w:t>
+        <w:t xml:space="preserve">Cieľom bakalárskej práce je na základe analýzy požiadaviek vybraných používateľov navrhnúť, implementovať a vyhodnotiť informačný systém podporujúci plánovanie a riadenie projektov s využitím metódy kritickej cesty. Súčasťou riešenia je návrh dátového modelu a softvérovej architektúry, implementácia výpočtu kritickej cesty a vizualizácia projektového harmonogramu. Výsledné riešenie je overené funkčnými, algoritmickými, výkonnostnými a používateľskými testami a ekonomicky posúdené z hľadiska nákladov a prínosov pre zvolený typ organizácie.</w:t>
+      </w:r>
+    </w:p>
+    <w:p>
+      <w:pPr>
+        <w:pStyle w:val="Zkladntext"/>
+      </w:pPr>
+      <w:r>
+        <w:t xml:space="preserve">Hlavný cieľ sa člení na osem dielčích cieľov:</w:t>
+      </w:r>
+    </w:p>
+    <w:p>
+      <w:pPr>
+        <w:pStyle w:val="Seznamsodrkami"/>
+      </w:pPr>
+      <w:r>
+        <w:t xml:space="preserve">analyzovať proces projektového plánovania a potreby cieľových používateľov,</w:t>
+      </w:r>
+    </w:p>
+    <w:p>
+      <w:pPr>
+        <w:pStyle w:val="Seznamsodrkami"/>
+      </w:pPr>
+      <w:r>
+        <w:t xml:space="preserve">porovnať existujúce aplikácie podľa vopred stanovených kritérií,</w:t>
+      </w:r>
+    </w:p>
+    <w:p>
+      <w:pPr>
+        <w:pStyle w:val="Seznamsodrkami"/>
+      </w:pPr>
+      <w:r>
+        <w:t xml:space="preserve">formulovať funkčné a nefunkčné požiadavky na systém,</w:t>
+      </w:r>
+    </w:p>
+    <w:p>
+      <w:pPr>
+        <w:pStyle w:val="Seznamsodrkami"/>
+      </w:pPr>
+      <w:r>
+        <w:t xml:space="preserve">navrhnúť architektúru, databázový model a používateľské roly,</w:t>
+      </w:r>
+    </w:p>
+    <w:p>
+      <w:pPr>
+        <w:pStyle w:val="Seznamsodrkami"/>
+      </w:pPr>
+      <w:r>
+        <w:t xml:space="preserve">implementovať výpočet kritickej cesty a ďalšie kľúčové funkcie systému,</w:t>
+      </w:r>
+    </w:p>
+    <w:p>
+      <w:pPr>
+        <w:pStyle w:val="Seznamsodrkami"/>
+      </w:pPr>
+      <w:r>
+        <w:t xml:space="preserve">overiť správnosť výpočtov na referenčných príkladoch,</w:t>
+      </w:r>
+    </w:p>
+    <w:p>
+      <w:pPr>
+        <w:pStyle w:val="Seznamsodrkami"/>
+      </w:pPr>
+      <w:r>
+        <w:t xml:space="preserve">vyhodnotiť funkčnosť, výkon a použiteľnosť riešenia,</w:t>
+      </w:r>
+    </w:p>
+    <w:p>
+      <w:pPr>
+        <w:pStyle w:val="Seznamsodrkami"/>
+      </w:pPr>
+      <w:r>
+        <w:t xml:space="preserve">posúdiť ekonomické náklady a prínosy zavedenia systému.</w:t>
+      </w:r>
+    </w:p>
+    <w:p>
+      <w:pPr>
+        <w:pStyle w:val="Zkladntext"/>
+      </w:pPr>
+      <w:r>
+        <w:t xml:space="preserve">Cieľovou skupinou sú malé organizácie a samostatne zárobkovo činné osoby, ktoré riadia projekty s desiatkami navzájom závislých úloh a pre ktoré sú špecializované nástroje projektového riadenia cenovo alebo odborne nedostupné.</w:t>
       </w:r>
     </w:p>
     <w:p>
@@ -545,17 +615,71 @@
         <w:pStyle w:val="Zkladntext"/>
       </w:pPr>
       <w:r>
-        <w:rPr>
-          <w:b/>
-          <w:highlight w:val="yellow"/>
-        </w:rPr>
-        <w:t xml:space="preserve">[DOPLNIŤ] </w:t>
-      </w:r>
-      <w:r>
-        <w:rPr>
-          <w:highlight w:val="yellow"/>
-        </w:rPr>
-        <w:t xml:space="preserve">Prepísať podľa novej osnovy — metodika je teraz pred analýzou.</w:t>
+        <w:t xml:space="preserve">Práca je členená na sedem kapitol nasledujúcich po úvode. Poradie vychádza z postupu riešenia: najprv sa vymedzí teoretický rámec, potom sa popíše použitá metodika a až následne sa prezentujú výsledky analýzy, návrhu a implementácie.</w:t>
+      </w:r>
+    </w:p>
+    <w:p>
+      <w:pPr>
+        <w:pStyle w:val="Seznamsodrkami"/>
+      </w:pPr>
+      <w:r>
+        <w:t xml:space="preserve">Druhá kapitola vymedzuje teoretické východiská — projektové riadenie, metódu kritickej cesty, metódu PERT a informačné systémy.</w:t>
+      </w:r>
+    </w:p>
+    <w:p>
+      <w:pPr>
+        <w:pStyle w:val="Seznamsodrkami"/>
+      </w:pPr>
+      <w:r>
+        <w:t xml:space="preserve">Tretia kapitola popisuje metodiku: spôsob zberu požiadaviek, kritériá porovnania existujúcich nástrojov, postup overenia výpočtu a testovania a rámec ekonomického posúdenia.</w:t>
+      </w:r>
+    </w:p>
+    <w:p>
+      <w:pPr>
+        <w:pStyle w:val="Seznamsodrkami"/>
+      </w:pPr>
+      <w:r>
+        <w:t xml:space="preserve">Štvrtá kapitola analyzuje súčasný stav, požiadavky používateľov a existujúce riešenia dostupné na trhu.</w:t>
+      </w:r>
+    </w:p>
+    <w:p>
+      <w:pPr>
+        <w:pStyle w:val="Seznamsodrkami"/>
+      </w:pPr>
+      <w:r>
+        <w:t xml:space="preserve">Piata kapitola predstavuje návrh systému — architektúru, dátový model, výpočet kritickej cesty a používateľské roly.</w:t>
+      </w:r>
+    </w:p>
+    <w:p>
+      <w:pPr>
+        <w:pStyle w:val="Seznamsodrkami"/>
+      </w:pPr>
+      <w:r>
+        <w:t xml:space="preserve">Šiesta kapitola popisuje implementáciu kľúčových častí riešenia.</w:t>
+      </w:r>
+    </w:p>
+    <w:p>
+      <w:pPr>
+        <w:pStyle w:val="Seznamsodrkami"/>
+      </w:pPr>
+      <w:r>
+        <w:t xml:space="preserve">Siedma kapitola obsahuje testovanie a vyhodnotenie vrátane overenia správnosti výpočtu na referenčných príkladoch a výkonnostného merania.</w:t>
+      </w:r>
+    </w:p>
+    <w:p>
+      <w:pPr>
+        <w:pStyle w:val="Seznamsodrkami"/>
+      </w:pPr>
+      <w:r>
+        <w:t xml:space="preserve">Ôsma kapitola posudzuje náklady a prínosy zavedenia systému.</w:t>
+      </w:r>
+    </w:p>
+    <w:p>
+      <w:pPr>
+        <w:pStyle w:val="Zkladntext"/>
+      </w:pPr>
+      <w:r>
+        <w:t xml:space="preserve">Prehľad použitých nástrojov generatívnej umelej inteligencie je uvedený v prílohe v súlade s čl. III smernice EKF_SME_07_004.</w:t>
       </w:r>
     </w:p>
     <w:p>
@@ -8598,24 +8722,6 @@
     </w:p>
     <w:p>
       <w:pPr>
-        <w:pStyle w:val="Zkladntext"/>
-      </w:pPr>
-      <w:r>
-        <w:rPr>
-          <w:b/>
-          <w:highlight w:val="yellow"/>
-        </w:rPr>
-        <w:t xml:space="preserve">[DOPLNIŤ] </w:t>
-      </w:r>
-      <w:r>
-        <w:rPr>
-          <w:highlight w:val="yellow"/>
-        </w:rPr>
-        <w:t xml:space="preserve">Kapitola bola pôvodne členená na trinásť podkapitol a pôsobila ako technická dokumentácia. Teraz je zlúčená do piatich celkov — podrobne sa popisujú len časti priamo súvisiace s cieľom práce.</w:t>
-      </w:r>
-    </w:p>
-    <w:p>
-      <w:pPr>
         <w:pStyle w:val="Nadpis2"/>
       </w:pPr>
       <w:r>
@@ -12507,6 +12613,406 @@
         <w:pStyle w:val="Zkladntext"/>
       </w:pPr>
       <w:r>
+        <w:t xml:space="preserve">Sada obsahuje 202 testov. Ich rozloženie ukazuje, kde je overenie najhustejšie — najviac testov pripadá na výpočtové jadro a na dátovú vrstvu, teda na časti, od ktorých závisí správnosť výsledku:</w:t>
+      </w:r>
+    </w:p>
+    <w:p>
+      <w:pPr>
+        <w:pStyle w:val="Titulek"/>
+      </w:pPr>
+      <w:r>
+        <w:t xml:space="preserve">Tab. 7.1 [doplniť popis tabuľky]</w:t>
+      </w:r>
+    </w:p>
+    <w:tbl>
+      <w:tblPr>
+        <w:tblW w:w="9069" w:type="dxa"/>
+        <w:tblLayout w:type="fixed"/>
+        <w:tblBorders>
+          <w:top w:val="single" w:sz="4" w:space="0" w:color="auto"/>
+          <w:left w:val="single" w:sz="4" w:space="0" w:color="auto"/>
+          <w:bottom w:val="single" w:sz="4" w:space="0" w:color="auto"/>
+          <w:right w:val="single" w:sz="4" w:space="0" w:color="auto"/>
+          <w:insideH w:val="single" w:sz="4" w:space="0" w:color="auto"/>
+          <w:insideV w:val="single" w:sz="4" w:space="0" w:color="auto"/>
+        </w:tblBorders>
+        <w:tblLook w:val="04A0" w:firstRow="1" w:lastRow="0" w:firstColumn="1" w:lastColumn="0" w:noHBand="0" w:noVBand="1"/>
+      </w:tblPr>
+      <w:tblGrid>
+        <w:gridCol w:w="6354"/>
+        <w:gridCol w:w="2715"/>
+      </w:tblGrid>
+      <w:tr>
+        <w:trPr>
+          <w:tblHeader/>
+        </w:trPr>
+        <w:tc>
+          <w:tcPr>
+            <w:tcW w:w="6354" w:type="dxa"/>
+          </w:tcPr>
+          <w:p>
+            <w:pPr>
+              <w:pStyle w:val="Zkladntext"/>
+              <w:ind w:firstLine="0" w:left="0" w:right="0"/>
+              <w:spacing w:before="20" w:after="20" w:line="240" w:lineRule="auto"/>
+              <w:jc w:val="center"/>
+            </w:pPr>
+            <w:r>
+              <w:rPr>
+                <w:b/>
+              </w:rPr>
+              <w:t xml:space="preserve">Oblasť</w:t>
+            </w:r>
+          </w:p>
+        </w:tc>
+        <w:tc>
+          <w:tcPr>
+            <w:tcW w:w="2715" w:type="dxa"/>
+          </w:tcPr>
+          <w:p>
+            <w:pPr>
+              <w:pStyle w:val="Zkladntext"/>
+              <w:ind w:firstLine="0" w:left="0" w:right="0"/>
+              <w:spacing w:before="20" w:after="20" w:line="240" w:lineRule="auto"/>
+              <w:jc w:val="center"/>
+            </w:pPr>
+            <w:r>
+              <w:rPr>
+                <w:b/>
+              </w:rPr>
+              <w:t xml:space="preserve">Počet testov</w:t>
+            </w:r>
+          </w:p>
+        </w:tc>
+      </w:tr>
+      <w:tr>
+        <w:tc>
+          <w:tcPr>
+            <w:tcW w:w="6354" w:type="dxa"/>
+          </w:tcPr>
+          <w:p>
+            <w:pPr>
+              <w:pStyle w:val="Zkladntext"/>
+              <w:ind w:firstLine="0" w:left="0" w:right="0"/>
+              <w:spacing w:before="20" w:after="20" w:line="240" w:lineRule="auto"/>
+              <w:jc w:val="left"/>
+            </w:pPr>
+            <w:r>
+              <w:t xml:space="preserve">Výpočet kritickej cesty a PERT</w:t>
+            </w:r>
+          </w:p>
+        </w:tc>
+        <w:tc>
+          <w:tcPr>
+            <w:tcW w:w="2715" w:type="dxa"/>
+          </w:tcPr>
+          <w:p>
+            <w:pPr>
+              <w:pStyle w:val="Zkladntext"/>
+              <w:ind w:firstLine="0" w:left="0" w:right="0"/>
+              <w:spacing w:before="20" w:after="20" w:line="240" w:lineRule="auto"/>
+              <w:jc w:val="center"/>
+            </w:pPr>
+            <w:r>
+              <w:t xml:space="preserve">37</w:t>
+            </w:r>
+          </w:p>
+        </w:tc>
+      </w:tr>
+      <w:tr>
+        <w:tc>
+          <w:tcPr>
+            <w:tcW w:w="6354" w:type="dxa"/>
+          </w:tcPr>
+          <w:p>
+            <w:pPr>
+              <w:pStyle w:val="Zkladntext"/>
+              <w:ind w:firstLine="0" w:left="0" w:right="0"/>
+              <w:spacing w:before="20" w:after="20" w:line="240" w:lineRule="auto"/>
+              <w:jc w:val="left"/>
+            </w:pPr>
+            <w:r>
+              <w:t xml:space="preserve">Dátová vrstva a prenositeľnosť medzi databázami</w:t>
+            </w:r>
+          </w:p>
+        </w:tc>
+        <w:tc>
+          <w:tcPr>
+            <w:tcW w:w="2715" w:type="dxa"/>
+          </w:tcPr>
+          <w:p>
+            <w:pPr>
+              <w:pStyle w:val="Zkladntext"/>
+              <w:ind w:firstLine="0" w:left="0" w:right="0"/>
+              <w:spacing w:before="20" w:after="20" w:line="240" w:lineRule="auto"/>
+              <w:jc w:val="center"/>
+            </w:pPr>
+            <w:r>
+              <w:t xml:space="preserve">33</w:t>
+            </w:r>
+          </w:p>
+        </w:tc>
+      </w:tr>
+      <w:tr>
+        <w:tc>
+          <w:tcPr>
+            <w:tcW w:w="6354" w:type="dxa"/>
+          </w:tcPr>
+          <w:p>
+            <w:pPr>
+              <w:pStyle w:val="Zkladntext"/>
+              <w:ind w:firstLine="0" w:left="0" w:right="0"/>
+              <w:spacing w:before="20" w:after="20" w:line="240" w:lineRule="auto"/>
+              <w:jc w:val="left"/>
+            </w:pPr>
+            <w:r>
+              <w:t xml:space="preserve">Združovanie spojení a ich viazanie na požiadavku</w:t>
+            </w:r>
+          </w:p>
+        </w:tc>
+        <w:tc>
+          <w:tcPr>
+            <w:tcW w:w="2715" w:type="dxa"/>
+          </w:tcPr>
+          <w:p>
+            <w:pPr>
+              <w:pStyle w:val="Zkladntext"/>
+              <w:ind w:firstLine="0" w:left="0" w:right="0"/>
+              <w:spacing w:before="20" w:after="20" w:line="240" w:lineRule="auto"/>
+              <w:jc w:val="center"/>
+            </w:pPr>
+            <w:r>
+              <w:t xml:space="preserve">16</w:t>
+            </w:r>
+          </w:p>
+        </w:tc>
+      </w:tr>
+      <w:tr>
+        <w:tc>
+          <w:tcPr>
+            <w:tcW w:w="6354" w:type="dxa"/>
+          </w:tcPr>
+          <w:p>
+            <w:pPr>
+              <w:pStyle w:val="Zkladntext"/>
+              <w:ind w:firstLine="0" w:left="0" w:right="0"/>
+              <w:spacing w:before="20" w:after="20" w:line="240" w:lineRule="auto"/>
+              <w:jc w:val="left"/>
+            </w:pPr>
+            <w:r>
+              <w:t xml:space="preserve">Oprávnenia a oddelenie organizácií</w:t>
+            </w:r>
+          </w:p>
+        </w:tc>
+        <w:tc>
+          <w:tcPr>
+            <w:tcW w:w="2715" w:type="dxa"/>
+          </w:tcPr>
+          <w:p>
+            <w:pPr>
+              <w:pStyle w:val="Zkladntext"/>
+              <w:ind w:firstLine="0" w:left="0" w:right="0"/>
+              <w:spacing w:before="20" w:after="20" w:line="240" w:lineRule="auto"/>
+              <w:jc w:val="center"/>
+            </w:pPr>
+            <w:r>
+              <w:t xml:space="preserve">28</w:t>
+            </w:r>
+          </w:p>
+        </w:tc>
+      </w:tr>
+      <w:tr>
+        <w:tc>
+          <w:tcPr>
+            <w:tcW w:w="6354" w:type="dxa"/>
+          </w:tcPr>
+          <w:p>
+            <w:pPr>
+              <w:pStyle w:val="Zkladntext"/>
+              <w:ind w:firstLine="0" w:left="0" w:right="0"/>
+              <w:spacing w:before="20" w:after="20" w:line="240" w:lineRule="auto"/>
+              <w:jc w:val="left"/>
+            </w:pPr>
+            <w:r>
+              <w:t xml:space="preserve">Úlohy, etapy a harmonogram</w:t>
+            </w:r>
+          </w:p>
+        </w:tc>
+        <w:tc>
+          <w:tcPr>
+            <w:tcW w:w="2715" w:type="dxa"/>
+          </w:tcPr>
+          <w:p>
+            <w:pPr>
+              <w:pStyle w:val="Zkladntext"/>
+              <w:ind w:firstLine="0" w:left="0" w:right="0"/>
+              <w:spacing w:before="20" w:after="20" w:line="240" w:lineRule="auto"/>
+              <w:jc w:val="center"/>
+            </w:pPr>
+            <w:r>
+              <w:t xml:space="preserve">28</w:t>
+            </w:r>
+          </w:p>
+        </w:tc>
+      </w:tr>
+      <w:tr>
+        <w:tc>
+          <w:tcPr>
+            <w:tcW w:w="6354" w:type="dxa"/>
+          </w:tcPr>
+          <w:p>
+            <w:pPr>
+              <w:pStyle w:val="Zkladntext"/>
+              <w:ind w:firstLine="0" w:left="0" w:right="0"/>
+              <w:spacing w:before="20" w:after="20" w:line="240" w:lineRule="auto"/>
+              <w:jc w:val="left"/>
+            </w:pPr>
+            <w:r>
+              <w:t xml:space="preserve">Klientsky modul</w:t>
+            </w:r>
+          </w:p>
+        </w:tc>
+        <w:tc>
+          <w:tcPr>
+            <w:tcW w:w="2715" w:type="dxa"/>
+          </w:tcPr>
+          <w:p>
+            <w:pPr>
+              <w:pStyle w:val="Zkladntext"/>
+              <w:ind w:firstLine="0" w:left="0" w:right="0"/>
+              <w:spacing w:before="20" w:after="20" w:line="240" w:lineRule="auto"/>
+              <w:jc w:val="center"/>
+            </w:pPr>
+            <w:r>
+              <w:t xml:space="preserve">10</w:t>
+            </w:r>
+          </w:p>
+        </w:tc>
+      </w:tr>
+      <w:tr>
+        <w:tc>
+          <w:tcPr>
+            <w:tcW w:w="6354" w:type="dxa"/>
+          </w:tcPr>
+          <w:p>
+            <w:pPr>
+              <w:pStyle w:val="Zkladntext"/>
+              <w:ind w:firstLine="0" w:left="0" w:right="0"/>
+              <w:spacing w:before="20" w:after="20" w:line="240" w:lineRule="auto"/>
+              <w:jc w:val="left"/>
+            </w:pPr>
+            <w:r>
+              <w:t xml:space="preserve">Export výstupov</w:t>
+            </w:r>
+          </w:p>
+        </w:tc>
+        <w:tc>
+          <w:tcPr>
+            <w:tcW w:w="2715" w:type="dxa"/>
+          </w:tcPr>
+          <w:p>
+            <w:pPr>
+              <w:pStyle w:val="Zkladntext"/>
+              <w:ind w:firstLine="0" w:left="0" w:right="0"/>
+              <w:spacing w:before="20" w:after="20" w:line="240" w:lineRule="auto"/>
+              <w:jc w:val="center"/>
+            </w:pPr>
+            <w:r>
+              <w:t xml:space="preserve">9</w:t>
+            </w:r>
+          </w:p>
+        </w:tc>
+      </w:tr>
+      <w:tr>
+        <w:tc>
+          <w:tcPr>
+            <w:tcW w:w="6354" w:type="dxa"/>
+          </w:tcPr>
+          <w:p>
+            <w:pPr>
+              <w:pStyle w:val="Zkladntext"/>
+              <w:ind w:firstLine="0" w:left="0" w:right="0"/>
+              <w:spacing w:before="20" w:after="20" w:line="240" w:lineRule="auto"/>
+              <w:jc w:val="left"/>
+            </w:pPr>
+            <w:r>
+              <w:t xml:space="preserve">Registrácia, heslá a cenové plány</w:t>
+            </w:r>
+          </w:p>
+        </w:tc>
+        <w:tc>
+          <w:tcPr>
+            <w:tcW w:w="2715" w:type="dxa"/>
+          </w:tcPr>
+          <w:p>
+            <w:pPr>
+              <w:pStyle w:val="Zkladntext"/>
+              <w:ind w:firstLine="0" w:left="0" w:right="0"/>
+              <w:spacing w:before="20" w:after="20" w:line="240" w:lineRule="auto"/>
+              <w:jc w:val="center"/>
+            </w:pPr>
+            <w:r>
+              <w:t xml:space="preserve">21</w:t>
+            </w:r>
+          </w:p>
+        </w:tc>
+      </w:tr>
+      <w:tr>
+        <w:tc>
+          <w:tcPr>
+            <w:tcW w:w="6354" w:type="dxa"/>
+          </w:tcPr>
+          <w:p>
+            <w:pPr>
+              <w:pStyle w:val="Zkladntext"/>
+              <w:ind w:firstLine="0" w:left="0" w:right="0"/>
+              <w:spacing w:before="20" w:after="20" w:line="240" w:lineRule="auto"/>
+              <w:jc w:val="left"/>
+            </w:pPr>
+            <w:r>
+              <w:t xml:space="preserve">Ostatné (generátor úloh, obmedzenie pokusov, výmaz údajov)</w:t>
+            </w:r>
+          </w:p>
+        </w:tc>
+        <w:tc>
+          <w:tcPr>
+            <w:tcW w:w="2715" w:type="dxa"/>
+          </w:tcPr>
+          <w:p>
+            <w:pPr>
+              <w:pStyle w:val="Zkladntext"/>
+              <w:ind w:firstLine="0" w:left="0" w:right="0"/>
+              <w:spacing w:before="20" w:after="20" w:line="240" w:lineRule="auto"/>
+              <w:jc w:val="center"/>
+            </w:pPr>
+            <w:r>
+              <w:t xml:space="preserve">20</w:t>
+            </w:r>
+          </w:p>
+        </w:tc>
+      </w:tr>
+    </w:tbl>
+    <w:p>
+      <w:pPr>
+        <w:pStyle w:val="Zkladntext"/>
+      </w:pPr>
+      <w:r>
+        <w:t xml:space="preserve"/>
+      </w:r>
+    </w:p>
+    <w:p>
+      <w:pPr>
+        <w:pStyle w:val="Zkladntext"/>
+      </w:pPr>
+      <w:r>
+        <w:t xml:space="preserve">Rozdelenie nie je rovnomerné zámerne. Testy sa dopĺňali tam, kde sa pri vývoji ukázala chyba — napríklad porovnávanie logických hodnôt, ktoré prešlo v SQLite a zlyhalo v PostgreSQL, alebo odhady metódy PERT, ktoré sa pri vytvorení úlohy ticho zahadzovali. Každá z týchto chýb má dnes vlastný test, ktorý zabráni jej opätovnému výskytu.</w:t>
+      </w:r>
+    </w:p>
+    <w:p>
+      <w:pPr>
+        <w:pStyle w:val="Zkladntext"/>
+      </w:pPr>
+      <w:r>
         <w:t xml:space="preserve">Testovanie aplikácie prebehlo na štyroch úrovniach:</w:t>
       </w:r>
     </w:p>
@@ -12547,7 +13053,7 @@
         <w:pStyle w:val="Titulek"/>
       </w:pPr>
       <w:r>
-        <w:t xml:space="preserve">Tab. 7.1 [doplniť popis tabuľky]</w:t>
+        <w:t xml:space="preserve">Tab. 7.2 [doplniť popis tabuľky]</w:t>
       </w:r>
     </w:p>
     <w:tbl>
@@ -12871,7 +13377,7 @@
         <w:pStyle w:val="Titulek"/>
       </w:pPr>
       <w:r>
-        <w:t xml:space="preserve">Tab. 7.2 [doplniť popis tabuľky]</w:t>
+        <w:t xml:space="preserve">Tab. 7.3 [doplniť popis tabuľky]</w:t>
       </w:r>
     </w:p>
     <w:tbl>
@@ -13109,7 +13615,7 @@
         <w:pStyle w:val="Titulek"/>
       </w:pPr>
       <w:r>
-        <w:t xml:space="preserve">Tab. 7.3 [doplniť popis tabuľky]</w:t>
+        <w:t xml:space="preserve">Tab. 7.4 [doplniť popis tabuľky]</w:t>
       </w:r>
     </w:p>
     <w:tbl>
@@ -13837,7 +14343,7 @@
         <w:pStyle w:val="Titulek"/>
       </w:pPr>
       <w:r>
-        <w:t xml:space="preserve">Tab. 7.4 [doplniť popis tabuľky]</w:t>
+        <w:t xml:space="preserve">Tab. 7.5 [doplniť popis tabuľky]</w:t>
       </w:r>
     </w:p>
     <w:tbl>
@@ -14563,7 +15069,7 @@
         <w:pStyle w:val="Titulek"/>
       </w:pPr>
       <w:r>
-        <w:t xml:space="preserve">Tab. 7.5 [doplniť popis tabuľky]</w:t>
+        <w:t xml:space="preserve">Tab. 7.6 [doplniť popis tabuľky]</w:t>
       </w:r>
     </w:p>
     <w:tbl>
@@ -15289,7 +15795,7 @@
         <w:pStyle w:val="Titulek"/>
       </w:pPr>
       <w:r>
-        <w:t xml:space="preserve">Tab. 7.6 [doplniť popis tabuľky]</w:t>
+        <w:t xml:space="preserve">Tab. 7.7 [doplniť popis tabuľky]</w:t>
       </w:r>
     </w:p>
     <w:tbl>
@@ -15885,7 +16391,7 @@
         <w:pStyle w:val="Titulek"/>
       </w:pPr>
       <w:r>
-        <w:t xml:space="preserve">Tab. 7.7 [doplniť popis tabuľky]</w:t>
+        <w:t xml:space="preserve">Tab. 7.8 [doplniť popis tabuľky]</w:t>
       </w:r>
     </w:p>
     <w:tbl>
@@ -16521,7 +17027,7 @@
         <w:pStyle w:val="Titulek"/>
       </w:pPr>
       <w:r>
-        <w:t xml:space="preserve">Tab. 7.8 [doplniť popis tabuľky]</w:t>
+        <w:t xml:space="preserve">Tab. 7.9 [doplniť popis tabuľky]</w:t>
       </w:r>
     </w:p>
     <w:tbl>
@@ -17167,7 +17673,7 @@
         <w:pStyle w:val="Titulek"/>
       </w:pPr>
       <w:r>
-        <w:t xml:space="preserve">Tab. 7.9 [doplniť popis tabuľky]</w:t>
+        <w:t xml:space="preserve">Tab. 7.10 [doplniť popis tabuľky]</w:t>
       </w:r>
     </w:p>
     <w:tbl>
@@ -17763,7 +18269,7 @@
         <w:pStyle w:val="Titulek"/>
       </w:pPr>
       <w:r>
-        <w:t xml:space="preserve">Tab. 7.10 [doplniť popis tabuľky]</w:t>
+        <w:t xml:space="preserve">Tab. 7.11 [doplniť popis tabuľky]</w:t>
       </w:r>
     </w:p>
     <w:tbl>
@@ -18529,7 +19035,7 @@
         <w:pStyle w:val="Titulek"/>
       </w:pPr>
       <w:r>
-        <w:t xml:space="preserve">Tab. 7.11 [doplniť popis tabuľky]</w:t>
+        <w:t xml:space="preserve">Tab. 7.12 [doplniť popis tabuľky]</w:t>
       </w:r>
     </w:p>
     <w:tbl>
@@ -19149,7 +19655,7 @@
         <w:pStyle w:val="Titulek"/>
       </w:pPr>
       <w:r>
-        <w:t xml:space="preserve">Tab. 7.12 [doplniť popis tabuľky]</w:t>
+        <w:t xml:space="preserve">Tab. 7.13 [doplniť popis tabuľky]</w:t>
       </w:r>
     </w:p>
     <w:tbl>
@@ -19429,7 +19935,7 @@
         <w:pStyle w:val="Titulek"/>
       </w:pPr>
       <w:r>
-        <w:t xml:space="preserve">Tab. 7.13 [doplniť popis tabuľky]</w:t>
+        <w:t xml:space="preserve">Tab. 7.14 [doplniť popis tabuľky]</w:t>
       </w:r>
     </w:p>
     <w:tbl>
@@ -19951,7 +20457,7 @@
         <w:pStyle w:val="Titulek"/>
       </w:pPr>
       <w:r>
-        <w:t xml:space="preserve">Tab. 7.14 [doplniť popis tabuľky]</w:t>
+        <w:t xml:space="preserve">Tab. 7.15 [doplniť popis tabuľky]</w:t>
       </w:r>
     </w:p>
     <w:tbl>
@@ -22783,17 +23289,87 @@
         <w:pStyle w:val="Zkladntext"/>
       </w:pPr>
       <w:r>
-        <w:rPr>
-          <w:b/>
-          <w:highlight w:val="yellow"/>
-        </w:rPr>
-        <w:t xml:space="preserve">[DOPLNIŤ] </w:t>
-      </w:r>
-      <w:r>
-        <w:rPr>
-          <w:highlight w:val="yellow"/>
-        </w:rPr>
-        <w:t xml:space="preserve">Prepísať — stručný popis postupu, zhrnutie záverov vzhľadom na stanovený cieľ, limity výsledkov a námety na ďalšie skúmanie. Medzi obmedzenia patrí aj to, že systém nemá správu platformy oddelenú od organizácií.</w:t>
+        <w:t xml:space="preserve">Cieľom práce bolo navrhnúť, implementovať a vyhodnotiť informačný systém pre riadenie projektov s využitím metódy kritickej cesty. Postup viedol od analýzy potrieb cieľových používateľov a porovnania existujúcich nástrojov cez návrh architektúry a dátového modelu až po implementáciu a overenie výsledného riešenia.</w:t>
+      </w:r>
+    </w:p>
+    <w:p>
+      <w:pPr>
+        <w:pStyle w:val="Zkladntext"/>
+      </w:pPr>
+      <w:r>
+        <w:t xml:space="preserve">Porovnanie dostupných nástrojov ukázalo medzeru, na ktorú riešenie odpovedá. Rozšírené cloudové nástroje harmonogram zobrazia, ale úplný výpočet kritickej cesty neponúkajú alebo ju iba farebne vyznačia bez uvedenia časových rezerv. Nástroj, ktorý výpočet obsahuje, má zastarané rozhranie a nepodporuje prácu viacerých používateľov v prehliadači.</w:t>
+      </w:r>
+    </w:p>
+    <w:p>
+      <w:pPr>
+        <w:pStyle w:val="Zkladntext"/>
+      </w:pPr>
+      <w:r>
+        <w:t xml:space="preserve">Správnosť výpočtu bola overená na referenčných príkladoch, ktorých hodnoty boli odvodené ručne zo vzorcov nezávisle od implementácie. Overenie zahŕňalo aj hraničné prípady — vetvenie a zbiehanie siete, viacero kritických ciest, izolovanú úlohu a sieť s cyklom, ktorú systém musí odmietnuť. Rovnakým spôsobom bola overená metóda PERT vrátane výpočtu pravdepodobnosti dodržania termínu.</w:t>
+      </w:r>
+    </w:p>
+    <w:p>
+      <w:pPr>
+        <w:pStyle w:val="Zkladntext"/>
+      </w:pPr>
+      <w:r>
+        <w:t xml:space="preserve">Výkonnostné meranie ukázalo, že samotný výpočet nie je pri uvažovanej veľkosti projektov obmedzením. Určujúcou pre odozvu rozhrania je réžia prístupu k vzdialenej databáze — počet kôl po sieti, nie zložitosť výpočtu. Po zavedení združovania spojení a ich viazania na požiadavku sa odozva skrátila na tretinu až šestinu pôvodnej hodnoty.</w:t>
+      </w:r>
+    </w:p>
+    <w:p>
+      <w:pPr>
+        <w:pStyle w:val="Zkladntext"/>
+      </w:pPr>
+      <w:r>
+        <w:t xml:space="preserve">Práca má niekoľko obmedzení, ktoré je potrebné priznať.</w:t>
+      </w:r>
+    </w:p>
+    <w:p>
+      <w:pPr>
+        <w:pStyle w:val="Seznamsodrkami"/>
+      </w:pPr>
+      <w:r>
+        <w:t xml:space="preserve">Požiadavky vychádzajú z konzultácie s jedným odborníkom z jednej domény. Širší zber požiadaviek by mohol viesť k odlišnému usporiadaniu funkcií.</w:t>
+      </w:r>
+    </w:p>
+    <w:p>
+      <w:pPr>
+        <w:pStyle w:val="Seznamsodrkami"/>
+      </w:pPr>
+      <w:r>
+        <w:t xml:space="preserve">Ekonomické posúdenie je modelové. Vychádza z predpokladov pre zvolený typ organizácie a úspora času je odhadom, nie meraním.</w:t>
+      </w:r>
+    </w:p>
+    <w:p>
+      <w:pPr>
+        <w:pStyle w:val="Seznamsodrkami"/>
+      </w:pPr>
+      <w:r>
+        <w:t xml:space="preserve">Riešenie je nasadené na bezplatnej úrovni cloudových služieb, kde sa server po dobe nečinnosti uspáva. Prvá požiadavka preto trvá rádovo desiatky sekúnd.</w:t>
+      </w:r>
+    </w:p>
+    <w:p>
+      <w:pPr>
+        <w:pStyle w:val="Seznamsodrkami"/>
+      </w:pPr>
+      <w:r>
+        <w:t xml:space="preserve">Systém nemá správu platformy oddelenú od správy jednotlivých organizácií. Pre prevádzku s väčším počtom zákazníkov by bolo potrebné ju doplniť.</w:t>
+      </w:r>
+    </w:p>
+    <w:p>
+      <w:pPr>
+        <w:pStyle w:val="Seznamsodrkami"/>
+      </w:pPr>
+      <w:r>
+        <w:t xml:space="preserve">Rast času výpočtu zodpovedá skôr kvadratickej než lineárnej zložitosti. Pri rádovo väčších sieťach by si výpočet vyžiadal optimalizáciu.</w:t>
+      </w:r>
+    </w:p>
+    <w:p>
+      <w:pPr>
+        <w:pStyle w:val="Zkladntext"/>
+      </w:pPr>
+      <w:r>
+        <w:t xml:space="preserve">Na prácu sa dá nadviazať niekoľkými smermi. Najbližším je rozšírenie používateľského testovania na väčšiu a rozmanitejšiu vzorku, ktoré by umožnilo posúdiť použiteľnosť aj mimo pôvodnej cieľovej skupiny. Ďalším je vyrovnávanie zdrojov, teda automatický posun úloh tak, aby sa odstránilo preťaženie pracovníkov — systém dnes preťaženie zobrazí, no neodstraňuje ho. Z hľadiska presnosti plánovania by bolo prínosné porovnať plánované hodnoty so skutočnými po ukončení projektu a overiť tak, nakoľko sa trojbodové odhady v praxi napĺňajú.</w:t>
       </w:r>
     </w:p>
     <w:p>
@@ -23910,7 +24486,7 @@
         <w:jc w:val="left"/>
       </w:pPr>
       <w:r>
-        <w:t xml:space="preserve">Hunter, J. D. (2007). Matplotlib: A 2D Graphics Environment. Computing in Science &amp; Engineering, 9(3), 90–95.</w:t>
+        <w:t xml:space="preserve">Hunter, J. D. (2007). Matplotlib: A 2D Graphics Environment. Computing in Science &amp; Engineering, 9(3), 90–95. https://doi.org/10.1109/MCSE.2007.55</w:t>
       </w:r>
     </w:p>
     <w:p>
@@ -23922,7 +24498,7 @@
         <w:jc w:val="left"/>
       </w:pPr>
       <w:r>
-        <w:t xml:space="preserve">Kahn, A. B. (1962). Topological Sorting of Large Networks. Communications of the ACM, 5(11), 558–562.</w:t>
+        <w:t xml:space="preserve">Kahn, A. B. (1962). Topological Sorting of Large Networks. Communications of the ACM, 5(11), 558–562. https://doi.org/10.1145/368996.369025</w:t>
       </w:r>
     </w:p>
     <w:p>
@@ -23946,7 +24522,7 @@
         <w:jc w:val="left"/>
       </w:pPr>
       <w:r>
-        <w:t xml:space="preserve">Malcolm, D. G., Roseboom, J. H., Clark, C. E., &amp; Fazar, W. (1959). Application of a Technique for Research and Development Program Evaluation. Operations Research, 7(5), 646–669.</w:t>
+        <w:t xml:space="preserve">Malcolm, D. G., Roseboom, J. H., Clark, C. E., &amp; Fazar, W. (1959). Application of a Technique for Research and Development Program Evaluation. Operations Research, 7(5), 646–669. https://doi.org/10.1287/opre.7.5.646</w:t>
       </w:r>
     </w:p>
     <w:p>
@@ -24072,7 +24648,7 @@
         <w:rPr>
           <w:highlight w:val="yellow"/>
         </w:rPr>
-        <w:t xml:space="preserve">Zoznam je prevedený z normy STN ISO 690 do citačného štýlu APA podľa vzorov v smernici EKF_SME_07_004. Pred odovzdaním treba: (1) overiť mená autorov, ktoré boli v pôvodnom zozname skryté za „et al.“ — ide o položky Cormen a kol. a Malcolm a kol.; (2) opraviť autora dokumentácie CustomTkinter, ktorý bol v pôvodnom zozname uvedený ako „Reitz, Jasper“, hoci doména aj projekt patria T. Schimanskému; (3) doplniť DOI tam, kde existuje, najmä pri článkoch Hunter (2007), Kahn (1962) a Malcolm a kol. (1959); (4) vyradiť zdroje, na ktoré po prepracovaní ekonomickej kapitoly už nebude v texte odkaz — týka sa to trhových reportov Grand View Research, Wellingtone, McKinsey a OpenView; (5) doplniť odborné zdroje k novým kapitolám — projektové riadenie, informačné systémy a softvérová architektúra, bezpečnosť, použiteľnosť, GDPR a MiFID II; (6) doplniť citáciu použitého nástroja generatívnej AI podľa čl. IV smernice.</w:t>
+        <w:t xml:space="preserve">Zoznam je prevedený z normy STN ISO 690 do citačného štýlu APA podľa vzorov v smernici EKF_SME_07_004. Hotové: mená autorov pôvodne skryté za „et al.“ sú doplnené (Cormen a kol., Malcolm a kol.); autorstvo dokumentácie CustomTkinter opravené na T. Schimanského; pri článkoch Hunter (2007), Kahn (1962) a Malcolm a kol. (1959) doplnené DOI overené cez register Crossref. Pred odovzdaním zostáva: (1) vyradiť zdroje, na ktoré po prepracovaní ekonomickej kapitoly už nebude v texte odkaz — týka sa to trhových reportov Grand View Research, Wellingtone, McKinsey a OpenView; (2) doplniť odborné zdroje k novým kapitolám — projektové riadenie, informačné systémy a softvérová architektúra, bezpečnosť, použiteľnosť, GDPR a MiFID II; (3) doplniť citáciu použitého nástroja generatívnej AI podľa čl. IV smernice.</w:t>
       </w:r>
     </w:p>
     <w:p>
